--- a/recursos/words/semiPlantillaFinalInformeV3NumeradoNUEVO.docx
+++ b/recursos/words/semiPlantillaFinalInformeV3NumeradoNUEVO.docx
@@ -408,7 +408,7 @@
           <w:szCs w:val="22"/>
           <w:shd w:val="clear" w:color="auto" w:fill="FAF9F8"/>
         </w:rPr>
-        <w:t xml:space="preserve">El presente informe tiene por objeto realizar </w:t>
+        <w:t>R</w:t>
       </w:r>
       <w:r>
         <w:rPr>
@@ -417,15 +417,6 @@
           <w:szCs w:val="22"/>
           <w:shd w:val="clear" w:color="auto" w:fill="FAF9F8"/>
         </w:rPr>
-        <w:t>la r</w:t>
-      </w:r>
-      <w:r>
-        <w:rPr>
-          <w:rFonts w:ascii="Arial" w:hAnsi="Arial" w:cs="Arial"/>
-          <w:sz w:val="22"/>
-          <w:szCs w:val="22"/>
-          <w:shd w:val="clear" w:color="auto" w:fill="FAF9F8"/>
-        </w:rPr>
         <w:t xml:space="preserve">egularización de DAM n.º </w:t>
       </w:r>
       <w:r>
@@ -434,34 +425,7 @@
           <w:sz w:val="22"/>
           <w:szCs w:val="22"/>
         </w:rPr>
-        <w:t>{</w:t>
-      </w:r>
-      <w:proofErr w:type="spellStart"/>
-      <w:r>
-        <w:rPr>
-          <w:rFonts w:ascii="Arial" w:hAnsi="Arial" w:cs="Arial"/>
-          <w:sz w:val="22"/>
-          <w:szCs w:val="22"/>
-        </w:rPr>
-        <w:t>fromDam-</w:t>
-      </w:r>
-      <w:proofErr w:type="gramStart"/>
-      <w:r>
-        <w:rPr>
-          <w:rFonts w:ascii="Arial" w:hAnsi="Arial" w:cs="Arial"/>
-          <w:sz w:val="22"/>
-          <w:szCs w:val="22"/>
-        </w:rPr>
-        <w:t>numeroDam</w:t>
-      </w:r>
-      <w:proofErr w:type="spellEnd"/>
-      <w:r>
-        <w:rPr>
-          <w:rFonts w:ascii="Arial" w:hAnsi="Arial" w:cs="Arial"/>
-          <w:sz w:val="22"/>
-          <w:szCs w:val="22"/>
-        </w:rPr>
-        <w:t>}</w:t>
+        <w:t>{fromDam-numeroDam}</w:t>
       </w:r>
       <w:r>
         <w:rPr>
@@ -472,32 +436,7 @@
           <w:sz w:val="22"/>
           <w:szCs w:val="22"/>
         </w:rPr>
-        <w:t>{</w:t>
-      </w:r>
-      <w:proofErr w:type="spellStart"/>
-      <w:proofErr w:type="gramEnd"/>
-      <w:r>
-        <w:rPr>
-          <w:rFonts w:ascii="Arial" w:hAnsi="Arial" w:cs="Arial"/>
-          <w:b/>
-          <w:bCs/>
-          <w:color w:val="FF0000"/>
-          <w:sz w:val="22"/>
-          <w:szCs w:val="22"/>
-        </w:rPr>
-        <w:t>fromDam-numeroDamRRR</w:t>
-      </w:r>
-      <w:proofErr w:type="spellEnd"/>
-      <w:r>
-        <w:rPr>
-          <w:rFonts w:ascii="Arial" w:hAnsi="Arial" w:cs="Arial"/>
-          <w:b/>
-          <w:bCs/>
-          <w:color w:val="FF0000"/>
-          <w:sz w:val="22"/>
-          <w:szCs w:val="22"/>
-        </w:rPr>
-        <w:t>}</w:t>
+        <w:t>{fromDam-numeroDamRRR}</w:t>
       </w:r>
       <w:r>
         <w:rPr>
@@ -514,27 +453,7 @@
           <w:szCs w:val="22"/>
           <w:shd w:val="clear" w:color="auto" w:fill="FAF9F8"/>
         </w:rPr>
-        <w:t>{</w:t>
-      </w:r>
-      <w:proofErr w:type="spellStart"/>
-      <w:r>
-        <w:rPr>
-          <w:rFonts w:ascii="Arial" w:hAnsi="Arial" w:cs="Arial"/>
-          <w:sz w:val="22"/>
-          <w:szCs w:val="22"/>
-          <w:shd w:val="clear" w:color="auto" w:fill="FAF9F8"/>
-        </w:rPr>
-        <w:t>textoVisto</w:t>
-      </w:r>
-      <w:proofErr w:type="spellEnd"/>
-      <w:r>
-        <w:rPr>
-          <w:rFonts w:ascii="Arial" w:hAnsi="Arial" w:cs="Arial"/>
-          <w:sz w:val="22"/>
-          <w:szCs w:val="22"/>
-          <w:shd w:val="clear" w:color="auto" w:fill="FAF9F8"/>
-        </w:rPr>
-        <w:t>}</w:t>
+        <w:t>{textoVisto}</w:t>
       </w:r>
       <w:r>
         <w:rPr>
@@ -661,7 +580,6 @@
         </w:rPr>
         <w:t xml:space="preserve">Ley General de Aduanas, Decreto Legislativo </w:t>
       </w:r>
-      <w:proofErr w:type="spellStart"/>
       <w:r>
         <w:rPr>
           <w:rFonts w:ascii="Arial" w:hAnsi="Arial" w:cs="Arial"/>
@@ -669,9 +587,8 @@
           <w:szCs w:val="22"/>
           <w:shd w:val="clear" w:color="auto" w:fill="FAF9F8"/>
         </w:rPr>
-        <w:t>N°</w:t>
-      </w:r>
-      <w:proofErr w:type="spellEnd"/>
+        <w:t>n°</w:t>
+      </w:r>
       <w:r>
         <w:rPr>
           <w:rFonts w:ascii="Arial" w:hAnsi="Arial" w:cs="Arial"/>
@@ -710,7 +627,6 @@
         </w:rPr>
         <w:t xml:space="preserve">Ley </w:t>
       </w:r>
-      <w:proofErr w:type="spellStart"/>
       <w:r>
         <w:rPr>
           <w:rFonts w:ascii="Arial" w:hAnsi="Arial" w:cs="Arial"/>
@@ -718,9 +634,8 @@
           <w:szCs w:val="22"/>
           <w:shd w:val="clear" w:color="auto" w:fill="FAF9F8"/>
         </w:rPr>
-        <w:t>N°</w:t>
-      </w:r>
-      <w:proofErr w:type="spellEnd"/>
+        <w:t>n°</w:t>
+      </w:r>
       <w:r>
         <w:rPr>
           <w:rFonts w:ascii="Arial" w:hAnsi="Arial" w:cs="Arial"/>
@@ -759,7 +674,6 @@
         </w:rPr>
         <w:t xml:space="preserve">Decreto Supremo </w:t>
       </w:r>
-      <w:proofErr w:type="spellStart"/>
       <w:r>
         <w:rPr>
           <w:rFonts w:ascii="Arial" w:hAnsi="Arial" w:cs="Arial"/>
@@ -767,9 +681,8 @@
           <w:szCs w:val="22"/>
           <w:shd w:val="clear" w:color="auto" w:fill="FAF9F8"/>
         </w:rPr>
-        <w:t>N°</w:t>
-      </w:r>
-      <w:proofErr w:type="spellEnd"/>
+        <w:t>n°</w:t>
+      </w:r>
       <w:r>
         <w:rPr>
           <w:rFonts w:ascii="Arial" w:hAnsi="Arial" w:cs="Arial"/>
@@ -806,9 +719,8 @@
           <w:szCs w:val="22"/>
           <w:shd w:val="clear" w:color="auto" w:fill="FAF9F8"/>
         </w:rPr>
-        <w:t>Arancel Común Anexo al Protocolo Modificatorio del Convenio de Cooperación Aduanera Peruano-</w:t>
-      </w:r>
-      <w:proofErr w:type="gramStart"/>
+        <w:t xml:space="preserve">Arancel Común Anexo al Protocolo Modificatorio del Convenio de Cooperación Aduanera Peruano-Colombiano de 1938, puesto en vigencia por el Decreto Supremo </w:t>
+      </w:r>
       <w:r>
         <w:rPr>
           <w:rFonts w:ascii="Arial" w:hAnsi="Arial" w:cs="Arial"/>
@@ -816,29 +728,8 @@
           <w:szCs w:val="22"/>
           <w:shd w:val="clear" w:color="auto" w:fill="FAF9F8"/>
         </w:rPr>
-        <w:t>Colombiano</w:t>
-      </w:r>
-      <w:proofErr w:type="gramEnd"/>
-      <w:r>
-        <w:rPr>
-          <w:rFonts w:ascii="Arial" w:hAnsi="Arial" w:cs="Arial"/>
-          <w:sz w:val="22"/>
-          <w:szCs w:val="22"/>
-          <w:shd w:val="clear" w:color="auto" w:fill="FAF9F8"/>
-        </w:rPr>
-        <w:t xml:space="preserve"> de 1938, puesto en vigencia por el Decreto Supremo </w:t>
-      </w:r>
-      <w:proofErr w:type="spellStart"/>
-      <w:r>
-        <w:rPr>
-          <w:rFonts w:ascii="Arial" w:hAnsi="Arial" w:cs="Arial"/>
-          <w:sz w:val="22"/>
-          <w:szCs w:val="22"/>
-          <w:shd w:val="clear" w:color="auto" w:fill="FAF9F8"/>
-        </w:rPr>
-        <w:t>N°</w:t>
-      </w:r>
-      <w:proofErr w:type="spellEnd"/>
+        <w:t>n°</w:t>
+      </w:r>
       <w:r>
         <w:rPr>
           <w:rFonts w:ascii="Arial" w:hAnsi="Arial" w:cs="Arial"/>
@@ -877,7 +768,6 @@
         </w:rPr>
         <w:t xml:space="preserve">Resolución de Superintendencia </w:t>
       </w:r>
-      <w:proofErr w:type="spellStart"/>
       <w:r>
         <w:rPr>
           <w:rFonts w:ascii="Arial" w:hAnsi="Arial" w:cs="Arial"/>
@@ -885,9 +775,8 @@
           <w:szCs w:val="22"/>
           <w:shd w:val="clear" w:color="auto" w:fill="FAF9F8"/>
         </w:rPr>
-        <w:t>N°</w:t>
-      </w:r>
-      <w:proofErr w:type="spellEnd"/>
+        <w:t>n°</w:t>
+      </w:r>
       <w:r>
         <w:rPr>
           <w:rFonts w:ascii="Arial" w:hAnsi="Arial" w:cs="Arial"/>
@@ -897,7 +786,6 @@
         </w:rPr>
         <w:t xml:space="preserve"> 247-2025/SUNAT - Procedimiento Especifico DESPA-PE.01.15 (versión 3) Exoneración del IGV e IPM a la Importación de bienes para el consumo en la Amazonía - Ley </w:t>
       </w:r>
-      <w:proofErr w:type="spellStart"/>
       <w:r>
         <w:rPr>
           <w:rFonts w:ascii="Arial" w:hAnsi="Arial" w:cs="Arial"/>
@@ -905,9 +793,8 @@
           <w:szCs w:val="22"/>
           <w:shd w:val="clear" w:color="auto" w:fill="FAF9F8"/>
         </w:rPr>
-        <w:t>N°</w:t>
-      </w:r>
-      <w:proofErr w:type="spellEnd"/>
+        <w:t>n°</w:t>
+      </w:r>
       <w:r>
         <w:rPr>
           <w:rFonts w:ascii="Arial" w:hAnsi="Arial" w:cs="Arial"/>
@@ -941,7 +828,6 @@
         </w:rPr>
         <w:t>{/</w:t>
       </w:r>
-      <w:proofErr w:type="spellStart"/>
       <w:r>
         <w:rPr>
           <w:rFonts w:ascii="Arial" w:hAnsi="Arial" w:cs="Arial"/>
@@ -949,7 +835,6 @@
         </w:rPr>
         <w:t>estadoOnlyAMAZONIA</w:t>
       </w:r>
-      <w:proofErr w:type="spellEnd"/>
       <w:r>
         <w:rPr>
           <w:rFonts w:ascii="Arial" w:hAnsi="Arial" w:cs="Arial"/>
@@ -1029,7 +914,6 @@
         </w:rPr>
         <w:t xml:space="preserve">Ley General de Aduanas, Decreto Legislativo </w:t>
       </w:r>
-      <w:proofErr w:type="spellStart"/>
       <w:r>
         <w:rPr>
           <w:rFonts w:ascii="Arial" w:hAnsi="Arial" w:cs="Arial"/>
@@ -1037,9 +921,8 @@
           <w:szCs w:val="22"/>
           <w:shd w:val="clear" w:color="auto" w:fill="FAF9F8"/>
         </w:rPr>
-        <w:t>N°</w:t>
-      </w:r>
-      <w:proofErr w:type="spellEnd"/>
+        <w:t>n°</w:t>
+      </w:r>
       <w:r>
         <w:rPr>
           <w:rFonts w:ascii="Arial" w:hAnsi="Arial" w:cs="Arial"/>
@@ -1078,7 +961,6 @@
         </w:rPr>
         <w:t xml:space="preserve">Ley </w:t>
       </w:r>
-      <w:proofErr w:type="spellStart"/>
       <w:r>
         <w:rPr>
           <w:rFonts w:ascii="Arial" w:hAnsi="Arial" w:cs="Arial"/>
@@ -1086,9 +968,8 @@
           <w:szCs w:val="22"/>
           <w:shd w:val="clear" w:color="auto" w:fill="FAF9F8"/>
         </w:rPr>
-        <w:t>N°</w:t>
-      </w:r>
-      <w:proofErr w:type="spellEnd"/>
+        <w:t>n°</w:t>
+      </w:r>
       <w:r>
         <w:rPr>
           <w:rFonts w:ascii="Arial" w:hAnsi="Arial" w:cs="Arial"/>
@@ -1127,7 +1008,6 @@
         </w:rPr>
         <w:t xml:space="preserve">Decreto Supremo </w:t>
       </w:r>
-      <w:proofErr w:type="spellStart"/>
       <w:r>
         <w:rPr>
           <w:rFonts w:ascii="Arial" w:hAnsi="Arial" w:cs="Arial"/>
@@ -1135,9 +1015,8 @@
           <w:szCs w:val="22"/>
           <w:shd w:val="clear" w:color="auto" w:fill="FAF9F8"/>
         </w:rPr>
-        <w:t>N°</w:t>
-      </w:r>
-      <w:proofErr w:type="spellEnd"/>
+        <w:t>n°</w:t>
+      </w:r>
       <w:r>
         <w:rPr>
           <w:rFonts w:ascii="Arial" w:hAnsi="Arial" w:cs="Arial"/>
@@ -1174,9 +1053,8 @@
           <w:szCs w:val="22"/>
           <w:shd w:val="clear" w:color="auto" w:fill="FAF9F8"/>
         </w:rPr>
-        <w:t>Convenio de Cooperación Aduanera Peruano-</w:t>
-      </w:r>
-      <w:proofErr w:type="gramStart"/>
+        <w:t xml:space="preserve">Convenio de Cooperación Aduanera Peruano-Colombiano de 1938 y su Protocolo Modificatorio, aprobado por Resolución Legislativa </w:t>
+      </w:r>
       <w:r>
         <w:rPr>
           <w:rFonts w:ascii="Arial" w:hAnsi="Arial" w:cs="Arial"/>
@@ -1184,29 +1062,8 @@
           <w:szCs w:val="22"/>
           <w:shd w:val="clear" w:color="auto" w:fill="FAF9F8"/>
         </w:rPr>
-        <w:t>Colombiano</w:t>
-      </w:r>
-      <w:proofErr w:type="gramEnd"/>
-      <w:r>
-        <w:rPr>
-          <w:rFonts w:ascii="Arial" w:hAnsi="Arial" w:cs="Arial"/>
-          <w:sz w:val="22"/>
-          <w:szCs w:val="22"/>
-          <w:shd w:val="clear" w:color="auto" w:fill="FAF9F8"/>
-        </w:rPr>
-        <w:t xml:space="preserve"> de 1938 y su Protocolo Modificatorio, aprobado por Resolución Legislativa </w:t>
-      </w:r>
-      <w:proofErr w:type="spellStart"/>
-      <w:r>
-        <w:rPr>
-          <w:rFonts w:ascii="Arial" w:hAnsi="Arial" w:cs="Arial"/>
-          <w:sz w:val="22"/>
-          <w:szCs w:val="22"/>
-          <w:shd w:val="clear" w:color="auto" w:fill="FAF9F8"/>
-        </w:rPr>
-        <w:t>N.°</w:t>
-      </w:r>
-      <w:proofErr w:type="spellEnd"/>
+        <w:t>n.°</w:t>
+      </w:r>
       <w:r>
         <w:rPr>
           <w:rFonts w:ascii="Arial" w:hAnsi="Arial" w:cs="Arial"/>
@@ -1246,7 +1103,6 @@
         <w:lastRenderedPageBreak/>
         <w:t xml:space="preserve">Medidas a fin de garantizar el cumplimiento de las obligaciones asumidas por nuestro país en el Convenio de Cooperación Aduanera con Colombia, dictada por Decreto Supremo </w:t>
       </w:r>
-      <w:proofErr w:type="spellStart"/>
       <w:r>
         <w:rPr>
           <w:rFonts w:ascii="Arial" w:hAnsi="Arial" w:cs="Arial"/>
@@ -1254,9 +1110,8 @@
           <w:szCs w:val="22"/>
           <w:shd w:val="clear" w:color="auto" w:fill="FAF9F8"/>
         </w:rPr>
-        <w:t>N.°</w:t>
-      </w:r>
-      <w:proofErr w:type="spellEnd"/>
+        <w:t>n.°</w:t>
+      </w:r>
       <w:r>
         <w:rPr>
           <w:rFonts w:ascii="Arial" w:hAnsi="Arial" w:cs="Arial"/>
@@ -1293,9 +1148,8 @@
           <w:szCs w:val="22"/>
           <w:shd w:val="clear" w:color="auto" w:fill="FAF9F8"/>
         </w:rPr>
-        <w:t>Arancel Común Anexo al Protocolo Modificatorio del Convenio de Cooperación Aduanera Peruano-</w:t>
-      </w:r>
-      <w:proofErr w:type="gramStart"/>
+        <w:t xml:space="preserve">Arancel Común Anexo al Protocolo Modificatorio del Convenio de Cooperación Aduanera Peruano-Colombiano de 1938, puesto en vigencia por el Decreto Supremo </w:t>
+      </w:r>
       <w:r>
         <w:rPr>
           <w:rFonts w:ascii="Arial" w:hAnsi="Arial" w:cs="Arial"/>
@@ -1303,29 +1157,8 @@
           <w:szCs w:val="22"/>
           <w:shd w:val="clear" w:color="auto" w:fill="FAF9F8"/>
         </w:rPr>
-        <w:t>Colombiano</w:t>
-      </w:r>
-      <w:proofErr w:type="gramEnd"/>
-      <w:r>
-        <w:rPr>
-          <w:rFonts w:ascii="Arial" w:hAnsi="Arial" w:cs="Arial"/>
-          <w:sz w:val="22"/>
-          <w:szCs w:val="22"/>
-          <w:shd w:val="clear" w:color="auto" w:fill="FAF9F8"/>
-        </w:rPr>
-        <w:t xml:space="preserve"> de 1938, puesto en vigencia por el Decreto Supremo </w:t>
-      </w:r>
-      <w:proofErr w:type="spellStart"/>
-      <w:r>
-        <w:rPr>
-          <w:rFonts w:ascii="Arial" w:hAnsi="Arial" w:cs="Arial"/>
-          <w:sz w:val="22"/>
-          <w:szCs w:val="22"/>
-          <w:shd w:val="clear" w:color="auto" w:fill="FAF9F8"/>
-        </w:rPr>
-        <w:t>N°</w:t>
-      </w:r>
-      <w:proofErr w:type="spellEnd"/>
+        <w:t>n°</w:t>
+      </w:r>
       <w:r>
         <w:rPr>
           <w:rFonts w:ascii="Arial" w:hAnsi="Arial" w:cs="Arial"/>
@@ -1364,7 +1197,6 @@
         </w:rPr>
         <w:t xml:space="preserve">Resolución de Superintendencia </w:t>
       </w:r>
-      <w:proofErr w:type="spellStart"/>
       <w:r>
         <w:rPr>
           <w:rFonts w:ascii="Arial" w:hAnsi="Arial" w:cs="Arial"/>
@@ -1372,9 +1204,8 @@
           <w:szCs w:val="22"/>
           <w:shd w:val="clear" w:color="auto" w:fill="FAF9F8"/>
         </w:rPr>
-        <w:t>N°</w:t>
-      </w:r>
-      <w:proofErr w:type="spellEnd"/>
+        <w:t>n°</w:t>
+      </w:r>
       <w:r>
         <w:rPr>
           <w:rFonts w:ascii="Arial" w:hAnsi="Arial" w:cs="Arial"/>
@@ -1384,7 +1215,6 @@
         </w:rPr>
         <w:t xml:space="preserve"> 247-2025/SUNAT - Procedimiento Especifico DESPA-PE.01.15 (versión 3) Exoneración del IGV e IPM a la Importación de bienes para el consumo en la Amazonía - Ley </w:t>
       </w:r>
-      <w:proofErr w:type="spellStart"/>
       <w:r>
         <w:rPr>
           <w:rFonts w:ascii="Arial" w:hAnsi="Arial" w:cs="Arial"/>
@@ -1392,9 +1222,8 @@
           <w:szCs w:val="22"/>
           <w:shd w:val="clear" w:color="auto" w:fill="FAF9F8"/>
         </w:rPr>
-        <w:t>N°</w:t>
-      </w:r>
-      <w:proofErr w:type="spellEnd"/>
+        <w:t>n°</w:t>
+      </w:r>
       <w:r>
         <w:rPr>
           <w:rFonts w:ascii="Arial" w:hAnsi="Arial" w:cs="Arial"/>
@@ -1433,7 +1262,6 @@
         </w:rPr>
         <w:t xml:space="preserve">Resolución de Superintendencia </w:t>
       </w:r>
-      <w:proofErr w:type="spellStart"/>
       <w:r>
         <w:rPr>
           <w:rFonts w:ascii="Arial" w:hAnsi="Arial" w:cs="Arial"/>
@@ -1441,9 +1269,8 @@
           <w:szCs w:val="22"/>
           <w:shd w:val="clear" w:color="auto" w:fill="FAF9F8"/>
         </w:rPr>
-        <w:t>N°</w:t>
-      </w:r>
-      <w:proofErr w:type="spellEnd"/>
+        <w:t>n°</w:t>
+      </w:r>
       <w:r>
         <w:rPr>
           <w:rFonts w:ascii="Arial" w:hAnsi="Arial" w:cs="Arial"/>
@@ -1451,27 +1278,7 @@
           <w:szCs w:val="22"/>
           <w:shd w:val="clear" w:color="auto" w:fill="FAF9F8"/>
         </w:rPr>
-        <w:t xml:space="preserve"> 248-2025/SUNAT - Procedimiento Especifico DESPA-PE.01.13 (versión 3) Importación De Mercancías Sujetas Al Protocolo Modificatorio Del Convenio De Cooperación Aduanera Peruano-</w:t>
-      </w:r>
-      <w:proofErr w:type="gramStart"/>
-      <w:r>
-        <w:rPr>
-          <w:rFonts w:ascii="Arial" w:hAnsi="Arial" w:cs="Arial"/>
-          <w:sz w:val="22"/>
-          <w:szCs w:val="22"/>
-          <w:shd w:val="clear" w:color="auto" w:fill="FAF9F8"/>
-        </w:rPr>
-        <w:t>Colombiano</w:t>
-      </w:r>
-      <w:proofErr w:type="gramEnd"/>
-      <w:r>
-        <w:rPr>
-          <w:rFonts w:ascii="Arial" w:hAnsi="Arial" w:cs="Arial"/>
-          <w:sz w:val="22"/>
-          <w:szCs w:val="22"/>
-          <w:shd w:val="clear" w:color="auto" w:fill="FAF9F8"/>
-        </w:rPr>
-        <w:t xml:space="preserve">. </w:t>
+        <w:t xml:space="preserve"> 248-2025/SUNAT - Procedimiento Especifico DESPA-PE.01.13 (versión 3) Importación De Mercancías Sujetas Al Protocolo Modificatorio Del Convenio De Cooperación Aduanera Peruano-Colombiano. </w:t>
       </w:r>
     </w:p>
     <w:p>
@@ -1497,7 +1304,6 @@
         </w:rPr>
         <w:t>{/</w:t>
       </w:r>
-      <w:proofErr w:type="spellStart"/>
       <w:r>
         <w:rPr>
           <w:rFonts w:ascii="Arial" w:hAnsi="Arial" w:cs="Arial"/>
@@ -1506,7 +1312,6 @@
         </w:rPr>
         <w:t>estadoPECOyAMAZONIA</w:t>
       </w:r>
-      <w:proofErr w:type="spellEnd"/>
       <w:r>
         <w:rPr>
           <w:rFonts w:ascii="Arial" w:hAnsi="Arial" w:cs="Arial"/>
@@ -1588,7 +1393,6 @@
         </w:rPr>
         <w:t xml:space="preserve">Ley General de Aduanas, Decreto Legislativo </w:t>
       </w:r>
-      <w:proofErr w:type="spellStart"/>
       <w:r>
         <w:rPr>
           <w:rFonts w:ascii="Arial" w:hAnsi="Arial" w:cs="Arial"/>
@@ -1596,9 +1400,8 @@
           <w:szCs w:val="22"/>
           <w:shd w:val="clear" w:color="auto" w:fill="FAF9F8"/>
         </w:rPr>
-        <w:t>N°</w:t>
-      </w:r>
-      <w:proofErr w:type="spellEnd"/>
+        <w:t>n°</w:t>
+      </w:r>
       <w:r>
         <w:rPr>
           <w:rFonts w:ascii="Arial" w:hAnsi="Arial" w:cs="Arial"/>
@@ -1653,9 +1456,8 @@
           <w:szCs w:val="22"/>
           <w:shd w:val="clear" w:color="auto" w:fill="FAF9F8"/>
         </w:rPr>
-        <w:t>de Cooperación Aduanera Peruano-</w:t>
-      </w:r>
-      <w:proofErr w:type="gramStart"/>
+        <w:t xml:space="preserve">de Cooperación Aduanera Peruano-Colombiano de 1938 y su Protocolo Modificatorio, aprobado por Resolución Legislativa </w:t>
+      </w:r>
       <w:r>
         <w:rPr>
           <w:rFonts w:ascii="Arial" w:hAnsi="Arial" w:cs="Arial"/>
@@ -1663,29 +1465,8 @@
           <w:szCs w:val="22"/>
           <w:shd w:val="clear" w:color="auto" w:fill="FAF9F8"/>
         </w:rPr>
-        <w:t>Colombiano</w:t>
-      </w:r>
-      <w:proofErr w:type="gramEnd"/>
-      <w:r>
-        <w:rPr>
-          <w:rFonts w:ascii="Arial" w:hAnsi="Arial" w:cs="Arial"/>
-          <w:sz w:val="22"/>
-          <w:szCs w:val="22"/>
-          <w:shd w:val="clear" w:color="auto" w:fill="FAF9F8"/>
-        </w:rPr>
-        <w:t xml:space="preserve"> de 1938 y su Protocolo Modificatorio, aprobado por Resolución Legislativa </w:t>
-      </w:r>
-      <w:proofErr w:type="spellStart"/>
-      <w:r>
-        <w:rPr>
-          <w:rFonts w:ascii="Arial" w:hAnsi="Arial" w:cs="Arial"/>
-          <w:sz w:val="22"/>
-          <w:szCs w:val="22"/>
-          <w:shd w:val="clear" w:color="auto" w:fill="FAF9F8"/>
-        </w:rPr>
-        <w:t>N.°</w:t>
-      </w:r>
-      <w:proofErr w:type="spellEnd"/>
+        <w:t>n.°</w:t>
+      </w:r>
       <w:r>
         <w:rPr>
           <w:rFonts w:ascii="Arial" w:hAnsi="Arial" w:cs="Arial"/>
@@ -1751,7 +1532,6 @@
         </w:rPr>
         <w:t xml:space="preserve">a fin de garantizar el cumplimiento de las obligaciones asumidas por nuestro país en el Convenio de Cooperación Aduanera con Colombia, dictada por Decreto Supremo </w:t>
       </w:r>
-      <w:proofErr w:type="spellStart"/>
       <w:r>
         <w:rPr>
           <w:rFonts w:ascii="Arial" w:hAnsi="Arial" w:cs="Arial"/>
@@ -1759,9 +1539,8 @@
           <w:szCs w:val="22"/>
           <w:shd w:val="clear" w:color="auto" w:fill="FAF9F8"/>
         </w:rPr>
-        <w:t>N.°</w:t>
-      </w:r>
-      <w:proofErr w:type="spellEnd"/>
+        <w:t>n.°</w:t>
+      </w:r>
       <w:r>
         <w:rPr>
           <w:rFonts w:ascii="Arial" w:hAnsi="Arial" w:cs="Arial"/>
@@ -1807,9 +1586,8 @@
           <w:szCs w:val="22"/>
           <w:shd w:val="clear" w:color="auto" w:fill="FAF9F8"/>
         </w:rPr>
-        <w:t>Común Anexo al Protocolo Modificatorio del Convenio de Cooperación Aduanera Peruano-</w:t>
-      </w:r>
-      <w:proofErr w:type="gramStart"/>
+        <w:t xml:space="preserve">Común Anexo al Protocolo Modificatorio del Convenio de Cooperación Aduanera Peruano-Colombiano de 1938, puesto en vigencia por el Decreto Supremo </w:t>
+      </w:r>
       <w:r>
         <w:rPr>
           <w:rFonts w:ascii="Arial" w:hAnsi="Arial" w:cs="Arial"/>
@@ -1817,29 +1595,8 @@
           <w:szCs w:val="22"/>
           <w:shd w:val="clear" w:color="auto" w:fill="FAF9F8"/>
         </w:rPr>
-        <w:t>Colombiano</w:t>
-      </w:r>
-      <w:proofErr w:type="gramEnd"/>
-      <w:r>
-        <w:rPr>
-          <w:rFonts w:ascii="Arial" w:hAnsi="Arial" w:cs="Arial"/>
-          <w:sz w:val="22"/>
-          <w:szCs w:val="22"/>
-          <w:shd w:val="clear" w:color="auto" w:fill="FAF9F8"/>
-        </w:rPr>
-        <w:t xml:space="preserve"> de 1938, puesto en vigencia por el Decreto Supremo </w:t>
-      </w:r>
-      <w:proofErr w:type="spellStart"/>
-      <w:r>
-        <w:rPr>
-          <w:rFonts w:ascii="Arial" w:hAnsi="Arial" w:cs="Arial"/>
-          <w:sz w:val="22"/>
-          <w:szCs w:val="22"/>
-          <w:shd w:val="clear" w:color="auto" w:fill="FAF9F8"/>
-        </w:rPr>
-        <w:t>N°</w:t>
-      </w:r>
-      <w:proofErr w:type="spellEnd"/>
+        <w:t>n°</w:t>
+      </w:r>
       <w:r>
         <w:rPr>
           <w:rFonts w:ascii="Arial" w:hAnsi="Arial" w:cs="Arial"/>
@@ -1878,7 +1635,6 @@
         </w:rPr>
         <w:t xml:space="preserve">Resolución Superintendencia </w:t>
       </w:r>
-      <w:proofErr w:type="spellStart"/>
       <w:r>
         <w:rPr>
           <w:rFonts w:ascii="Arial" w:hAnsi="Arial" w:cs="Arial"/>
@@ -1886,9 +1642,8 @@
           <w:szCs w:val="22"/>
           <w:shd w:val="clear" w:color="auto" w:fill="FAF9F8"/>
         </w:rPr>
-        <w:t>N°</w:t>
-      </w:r>
-      <w:proofErr w:type="spellEnd"/>
+        <w:t>n°</w:t>
+      </w:r>
       <w:r>
         <w:rPr>
           <w:rFonts w:ascii="Arial" w:hAnsi="Arial" w:cs="Arial"/>
@@ -1896,19 +1651,8 @@
           <w:szCs w:val="22"/>
           <w:shd w:val="clear" w:color="auto" w:fill="FAF9F8"/>
         </w:rPr>
-        <w:t xml:space="preserve"> 248-2025/SUNAT - Procedimiento Especifico DESPA-PE.01.13 (versión 3) Importación De Mercancías Sujetas Al Protocolo Modificatorio Del Convenio De Cooperación Aduanera Peruano-</w:t>
-      </w:r>
-      <w:proofErr w:type="gramStart"/>
-      <w:r>
-        <w:rPr>
-          <w:rFonts w:ascii="Arial" w:hAnsi="Arial" w:cs="Arial"/>
-          <w:sz w:val="22"/>
-          <w:szCs w:val="22"/>
-          <w:shd w:val="clear" w:color="auto" w:fill="FAF9F8"/>
-        </w:rPr>
-        <w:t>Colombiano</w:t>
-      </w:r>
-      <w:proofErr w:type="gramEnd"/>
+        <w:t xml:space="preserve"> 248-2025/SUNAT - Procedimiento Especifico DESPA-PE.01.13 (versión 3) Importación De Mercancías Sujetas Al Protocolo Modificatorio Del Convenio De Cooperación Aduanera Peruano-Colombiano</w:t>
+      </w:r>
     </w:p>
     <w:p>
       <w:pPr>
@@ -1933,7 +1677,6 @@
         </w:rPr>
         <w:t>{/</w:t>
       </w:r>
-      <w:proofErr w:type="spellStart"/>
       <w:r>
         <w:rPr>
           <w:rFonts w:ascii="Arial" w:hAnsi="Arial" w:cs="Arial"/>
@@ -1943,7 +1686,6 @@
         </w:rPr>
         <w:t>estadoOnlyPECO</w:t>
       </w:r>
-      <w:proofErr w:type="spellEnd"/>
       <w:r>
         <w:rPr>
           <w:rFonts w:ascii="Arial" w:hAnsi="Arial" w:cs="Arial"/>
@@ -2055,9 +1797,8 @@
           <w:sz w:val="22"/>
           <w:szCs w:val="22"/>
         </w:rPr>
-        <w:t>{</w:t>
-      </w:r>
-      <w:proofErr w:type="spellStart"/>
+        <w:t>{fromDam-fechaNumeracion</w:t>
+      </w:r>
       <w:r>
         <w:rPr>
           <w:rFonts w:ascii="Arial" w:hAnsi="Arial" w:cs="Arial"/>
@@ -2067,7 +1808,7 @@
           <w:sz w:val="22"/>
           <w:szCs w:val="22"/>
         </w:rPr>
-        <w:t>fromDam-fechaNumeracion</w:t>
+        <w:t>RRR</w:t>
       </w:r>
       <w:r>
         <w:rPr>
@@ -2078,9 +1819,64 @@
           <w:sz w:val="22"/>
           <w:szCs w:val="22"/>
         </w:rPr>
-        <w:t>RRR</w:t>
-      </w:r>
-      <w:proofErr w:type="spellEnd"/>
+        <w:t>}</w:t>
+      </w:r>
+      <w:r>
+        <w:rPr>
+          <w:rFonts w:ascii="Arial" w:hAnsi="Arial" w:cs="Arial"/>
+          <w:sz w:val="22"/>
+          <w:szCs w:val="22"/>
+        </w:rPr>
+        <w:t>{</w:t>
+      </w:r>
+      <w:r>
+        <w:rPr>
+          <w:rFonts w:ascii="Arial" w:hAnsi="Arial" w:cs="Arial"/>
+          <w:sz w:val="22"/>
+          <w:szCs w:val="22"/>
+        </w:rPr>
+        <w:t>fromDam-fechaNumeracion</w:t>
+      </w:r>
+      <w:r>
+        <w:rPr>
+          <w:rFonts w:ascii="Arial" w:hAnsi="Arial" w:cs="Arial"/>
+          <w:sz w:val="22"/>
+          <w:szCs w:val="22"/>
+        </w:rPr>
+        <w:t>}</w:t>
+      </w:r>
+      <w:r>
+        <w:rPr>
+          <w:rFonts w:ascii="Arial" w:hAnsi="Arial" w:cs="Arial"/>
+          <w:sz w:val="22"/>
+          <w:szCs w:val="22"/>
+        </w:rPr>
+        <w:t xml:space="preserve">, </w:t>
+      </w:r>
+      <w:r>
+        <w:rPr>
+          <w:rFonts w:ascii="Arial" w:hAnsi="Arial" w:cs="Arial"/>
+          <w:sz w:val="22"/>
+          <w:szCs w:val="22"/>
+        </w:rPr>
+        <w:t>{</w:t>
+      </w:r>
+      <w:r>
+        <w:rPr>
+          <w:rFonts w:ascii="Arial" w:hAnsi="Arial" w:cs="Arial"/>
+          <w:sz w:val="22"/>
+          <w:szCs w:val="22"/>
+        </w:rPr>
+        <w:t>fromDam-agenteAduana</w:t>
+      </w:r>
+      <w:r>
+        <w:rPr>
+          <w:rFonts w:ascii="Arial" w:hAnsi="Arial" w:cs="Arial"/>
+          <w:sz w:val="22"/>
+          <w:szCs w:val="22"/>
+        </w:rPr>
+        <w:t>}</w:t>
+      </w:r>
       <w:r>
         <w:rPr>
           <w:rFonts w:ascii="Arial" w:hAnsi="Arial" w:cs="Arial"/>
@@ -2090,67 +1886,23 @@
           <w:sz w:val="22"/>
           <w:szCs w:val="22"/>
         </w:rPr>
-        <w:t>}</w:t>
-      </w:r>
-      <w:r>
-        <w:rPr>
-          <w:rFonts w:ascii="Arial" w:hAnsi="Arial" w:cs="Arial"/>
-          <w:sz w:val="22"/>
-          <w:szCs w:val="22"/>
-        </w:rPr>
-        <w:t>{</w:t>
-      </w:r>
-      <w:proofErr w:type="spellStart"/>
-      <w:r>
-        <w:rPr>
-          <w:rFonts w:ascii="Arial" w:hAnsi="Arial" w:cs="Arial"/>
-          <w:sz w:val="22"/>
-          <w:szCs w:val="22"/>
-        </w:rPr>
-        <w:t>fromDam-fechaNumeracion</w:t>
-      </w:r>
-      <w:proofErr w:type="spellEnd"/>
-      <w:r>
-        <w:rPr>
-          <w:rFonts w:ascii="Arial" w:hAnsi="Arial" w:cs="Arial"/>
-          <w:sz w:val="22"/>
-          <w:szCs w:val="22"/>
-        </w:rPr>
-        <w:t>}</w:t>
-      </w:r>
-      <w:r>
-        <w:rPr>
-          <w:rFonts w:ascii="Arial" w:hAnsi="Arial" w:cs="Arial"/>
-          <w:sz w:val="22"/>
-          <w:szCs w:val="22"/>
-        </w:rPr>
-        <w:t xml:space="preserve">, </w:t>
-      </w:r>
-      <w:r>
-        <w:rPr>
-          <w:rFonts w:ascii="Arial" w:hAnsi="Arial" w:cs="Arial"/>
-          <w:sz w:val="22"/>
-          <w:szCs w:val="22"/>
-        </w:rPr>
-        <w:t>{</w:t>
-      </w:r>
-      <w:proofErr w:type="spellStart"/>
-      <w:r>
-        <w:rPr>
-          <w:rFonts w:ascii="Arial" w:hAnsi="Arial" w:cs="Arial"/>
-          <w:sz w:val="22"/>
-          <w:szCs w:val="22"/>
-        </w:rPr>
-        <w:t>fromDam-agenteAduana</w:t>
-      </w:r>
-      <w:proofErr w:type="spellEnd"/>
-      <w:r>
-        <w:rPr>
-          <w:rFonts w:ascii="Arial" w:hAnsi="Arial" w:cs="Arial"/>
-          <w:sz w:val="22"/>
-          <w:szCs w:val="22"/>
-        </w:rPr>
-        <w:t>}</w:t>
+        <w:t xml:space="preserve">{fromDam-agenteAduanaRRR} </w:t>
+      </w:r>
+      <w:r>
+        <w:rPr>
+          <w:rFonts w:ascii="Arial" w:hAnsi="Arial" w:cs="Arial"/>
+          <w:sz w:val="22"/>
+          <w:szCs w:val="22"/>
+        </w:rPr>
+        <w:t xml:space="preserve">en representación de su comitente </w:t>
+      </w:r>
+      <w:r>
+        <w:rPr>
+          <w:rFonts w:ascii="Arial" w:hAnsi="Arial" w:cs="Arial"/>
+          <w:sz w:val="22"/>
+          <w:szCs w:val="22"/>
+        </w:rPr>
+        <w:t>{fromDam-nombreEmpresa}</w:t>
       </w:r>
       <w:r>
         <w:rPr>
@@ -2161,9 +1913,50 @@
           <w:sz w:val="22"/>
           <w:szCs w:val="22"/>
         </w:rPr>
-        <w:t>{</w:t>
-      </w:r>
-      <w:proofErr w:type="spellStart"/>
+        <w:t>{fromDam-nombreEmpresaRRR}</w:t>
+      </w:r>
+      <w:r>
+        <w:rPr>
+          <w:rFonts w:ascii="Arial" w:hAnsi="Arial" w:cs="Arial"/>
+          <w:color w:val="000000" w:themeColor="text1"/>
+          <w:sz w:val="22"/>
+          <w:szCs w:val="22"/>
+        </w:rPr>
+        <w:t>,</w:t>
+      </w:r>
+      <w:r>
+        <w:rPr>
+          <w:rFonts w:ascii="Arial" w:hAnsi="Arial" w:cs="Arial"/>
+          <w:color w:val="FF0000"/>
+          <w:sz w:val="22"/>
+          <w:szCs w:val="22"/>
+        </w:rPr>
+        <w:t xml:space="preserve"> </w:t>
+      </w:r>
+      <w:r>
+        <w:rPr>
+          <w:rFonts w:ascii="Arial" w:hAnsi="Arial" w:cs="Arial"/>
+          <w:sz w:val="22"/>
+          <w:szCs w:val="22"/>
+        </w:rPr>
+        <w:t>numeró en la</w:t>
+      </w:r>
+      <w:r>
+        <w:rPr>
+          <w:rFonts w:ascii="Arial" w:hAnsi="Arial" w:cs="Arial"/>
+          <w:sz w:val="22"/>
+          <w:szCs w:val="22"/>
+        </w:rPr>
+        <w:t xml:space="preserve"> </w:t>
+      </w:r>
+      <w:r>
+        <w:rPr>
+          <w:rFonts w:ascii="Arial" w:hAnsi="Arial" w:cs="Arial"/>
+          <w:sz w:val="22"/>
+          <w:szCs w:val="22"/>
+        </w:rPr>
+        <w:t>{fromDam-aduanaNumeracion}</w:t>
+      </w:r>
       <w:r>
         <w:rPr>
           <w:rFonts w:ascii="Arial" w:hAnsi="Arial" w:cs="Arial"/>
@@ -2173,9 +1966,56 @@
           <w:sz w:val="22"/>
           <w:szCs w:val="22"/>
         </w:rPr>
-        <w:t>fromDam-agenteAduanaRRR</w:t>
-      </w:r>
-      <w:proofErr w:type="spellEnd"/>
+        <w:t>{fromDam-aduanaNumeracionRRR}</w:t>
+      </w:r>
+      <w:r>
+        <w:rPr>
+          <w:rFonts w:ascii="Arial" w:hAnsi="Arial" w:cs="Arial"/>
+          <w:color w:val="FF0000"/>
+          <w:sz w:val="22"/>
+          <w:szCs w:val="22"/>
+        </w:rPr>
+        <w:t xml:space="preserve"> </w:t>
+      </w:r>
+      <w:r>
+        <w:rPr>
+          <w:rFonts w:ascii="Arial" w:hAnsi="Arial" w:cs="Arial"/>
+          <w:sz w:val="22"/>
+          <w:szCs w:val="22"/>
+        </w:rPr>
+        <w:t xml:space="preserve">la DAM </w:t>
+      </w:r>
+      <w:r>
+        <w:rPr>
+          <w:rFonts w:ascii="Arial" w:hAnsi="Arial" w:cs="Arial"/>
+          <w:sz w:val="22"/>
+          <w:szCs w:val="22"/>
+        </w:rPr>
+        <w:t>n</w:t>
+      </w:r>
+      <w:r>
+        <w:rPr>
+          <w:rFonts w:ascii="Arial" w:hAnsi="Arial" w:cs="Arial"/>
+          <w:sz w:val="22"/>
+          <w:szCs w:val="22"/>
+        </w:rPr>
+        <w:t>.º</w:t>
+      </w:r>
+      <w:r>
+        <w:rPr>
+          <w:sz w:val="22"/>
+          <w:szCs w:val="22"/>
+        </w:rPr>
+        <w:t xml:space="preserve"> </w:t>
+      </w:r>
+      <w:r>
+        <w:rPr>
+          <w:rFonts w:ascii="Arial" w:hAnsi="Arial" w:cs="Arial"/>
+          <w:sz w:val="22"/>
+          <w:szCs w:val="22"/>
+        </w:rPr>
+        <w:t>{fromDam-numeroDam}</w:t>
+      </w:r>
       <w:r>
         <w:rPr>
           <w:rFonts w:ascii="Arial" w:hAnsi="Arial" w:cs="Arial"/>
@@ -2185,41 +2025,23 @@
           <w:sz w:val="22"/>
           <w:szCs w:val="22"/>
         </w:rPr>
-        <w:t xml:space="preserve">} </w:t>
-      </w:r>
-      <w:r>
-        <w:rPr>
-          <w:rFonts w:ascii="Arial" w:hAnsi="Arial" w:cs="Arial"/>
-          <w:sz w:val="22"/>
-          <w:szCs w:val="22"/>
-        </w:rPr>
-        <w:t xml:space="preserve">en representación de su comitente </w:t>
-      </w:r>
-      <w:r>
-        <w:rPr>
-          <w:rFonts w:ascii="Arial" w:hAnsi="Arial" w:cs="Arial"/>
-          <w:sz w:val="22"/>
-          <w:szCs w:val="22"/>
-        </w:rPr>
-        <w:t>{</w:t>
-      </w:r>
-      <w:proofErr w:type="spellStart"/>
-      <w:r>
-        <w:rPr>
-          <w:rFonts w:ascii="Arial" w:hAnsi="Arial" w:cs="Arial"/>
-          <w:sz w:val="22"/>
-          <w:szCs w:val="22"/>
-        </w:rPr>
-        <w:t>fromDam-nombreEmpresa</w:t>
-      </w:r>
-      <w:proofErr w:type="spellEnd"/>
-      <w:r>
-        <w:rPr>
-          <w:rFonts w:ascii="Arial" w:hAnsi="Arial" w:cs="Arial"/>
-          <w:sz w:val="22"/>
-          <w:szCs w:val="22"/>
-        </w:rPr>
-        <w:t>}</w:t>
+        <w:t>{fromDam-numeroDamRRR}</w:t>
+      </w:r>
+      <w:r>
+        <w:rPr>
+          <w:rFonts w:ascii="Arial" w:hAnsi="Arial" w:cs="Arial"/>
+          <w:sz w:val="22"/>
+          <w:szCs w:val="22"/>
+        </w:rPr>
+        <w:t xml:space="preserve"> nacionalizando </w:t>
+      </w:r>
+      <w:r>
+        <w:rPr>
+          <w:rFonts w:ascii="Arial" w:hAnsi="Arial" w:cs="Arial"/>
+          <w:sz w:val="22"/>
+          <w:szCs w:val="22"/>
+        </w:rPr>
+        <w:t>{fromDam-cantBultosTexto}</w:t>
       </w:r>
       <w:r>
         <w:rPr>
@@ -2230,9 +2052,40 @@
           <w:sz w:val="22"/>
           <w:szCs w:val="22"/>
         </w:rPr>
-        <w:t>{</w:t>
-      </w:r>
-      <w:proofErr w:type="spellStart"/>
+        <w:t xml:space="preserve">{fromDam-cantBultosTextoRRR} </w:t>
+      </w:r>
+      <w:r>
+        <w:rPr>
+          <w:rFonts w:ascii="Arial" w:hAnsi="Arial" w:cs="Arial"/>
+          <w:sz w:val="22"/>
+          <w:szCs w:val="22"/>
+        </w:rPr>
+        <w:t>(</w:t>
+      </w:r>
+      <w:r>
+        <w:rPr>
+          <w:rFonts w:ascii="Arial" w:hAnsi="Arial" w:cs="Arial"/>
+          <w:sz w:val="22"/>
+          <w:szCs w:val="22"/>
+        </w:rPr>
+        <w:t>{fromDam-cantBultosNumero}</w:t>
+      </w:r>
+      <w:r>
+        <w:rPr>
+          <w:rFonts w:ascii="Arial" w:hAnsi="Arial" w:cs="Arial"/>
+          <w:sz w:val="22"/>
+          <w:szCs w:val="22"/>
+        </w:rPr>
+        <w:t xml:space="preserve">) bultos conteniendo </w:t>
+      </w:r>
+      <w:r>
+        <w:rPr>
+          <w:rFonts w:ascii="Arial" w:hAnsi="Arial" w:cs="Arial"/>
+          <w:sz w:val="22"/>
+          <w:szCs w:val="22"/>
+        </w:rPr>
+        <w:t>{fromDam-descripcionMerca}</w:t>
+      </w:r>
       <w:r>
         <w:rPr>
           <w:rFonts w:ascii="Arial" w:hAnsi="Arial" w:cs="Arial"/>
@@ -2242,9 +2095,8 @@
           <w:sz w:val="22"/>
           <w:szCs w:val="22"/>
         </w:rPr>
-        <w:t>fromDam-nombreEmpresaRRR</w:t>
-      </w:r>
-      <w:proofErr w:type="spellEnd"/>
+        <w:t>{from</w:t>
+      </w:r>
       <w:r>
         <w:rPr>
           <w:rFonts w:ascii="Arial" w:hAnsi="Arial" w:cs="Arial"/>
@@ -2254,67 +2106,7 @@
           <w:sz w:val="22"/>
           <w:szCs w:val="22"/>
         </w:rPr>
-        <w:t>}</w:t>
-      </w:r>
-      <w:r>
-        <w:rPr>
-          <w:rFonts w:ascii="Arial" w:hAnsi="Arial" w:cs="Arial"/>
-          <w:color w:val="000000" w:themeColor="text1"/>
-          <w:sz w:val="22"/>
-          <w:szCs w:val="22"/>
-        </w:rPr>
-        <w:t>,</w:t>
-      </w:r>
-      <w:r>
-        <w:rPr>
-          <w:rFonts w:ascii="Arial" w:hAnsi="Arial" w:cs="Arial"/>
-          <w:color w:val="FF0000"/>
-          <w:sz w:val="22"/>
-          <w:szCs w:val="22"/>
-        </w:rPr>
-        <w:t xml:space="preserve"> </w:t>
-      </w:r>
-      <w:r>
-        <w:rPr>
-          <w:rFonts w:ascii="Arial" w:hAnsi="Arial" w:cs="Arial"/>
-          <w:sz w:val="22"/>
-          <w:szCs w:val="22"/>
-        </w:rPr>
-        <w:t>numeró en la</w:t>
-      </w:r>
-      <w:r>
-        <w:rPr>
-          <w:rFonts w:ascii="Arial" w:hAnsi="Arial" w:cs="Arial"/>
-          <w:sz w:val="22"/>
-          <w:szCs w:val="22"/>
-        </w:rPr>
-        <w:t xml:space="preserve"> </w:t>
-      </w:r>
-      <w:r>
-        <w:rPr>
-          <w:rFonts w:ascii="Arial" w:hAnsi="Arial" w:cs="Arial"/>
-          <w:sz w:val="22"/>
-          <w:szCs w:val="22"/>
-        </w:rPr>
-        <w:t>{</w:t>
-      </w:r>
-      <w:proofErr w:type="spellStart"/>
-      <w:r>
-        <w:rPr>
-          <w:rFonts w:ascii="Arial" w:hAnsi="Arial" w:cs="Arial"/>
-          <w:sz w:val="22"/>
-          <w:szCs w:val="22"/>
-        </w:rPr>
-        <w:t>fromDam-aduanaNumeracion</w:t>
-      </w:r>
-      <w:proofErr w:type="spellEnd"/>
-      <w:r>
-        <w:rPr>
-          <w:rFonts w:ascii="Arial" w:hAnsi="Arial" w:cs="Arial"/>
-          <w:sz w:val="22"/>
-          <w:szCs w:val="22"/>
-        </w:rPr>
-        <w:t>}</w:t>
+        <w:t>D</w:t>
       </w:r>
       <w:r>
         <w:rPr>
@@ -2325,9 +2117,8 @@
           <w:sz w:val="22"/>
           <w:szCs w:val="22"/>
         </w:rPr>
-        <w:t>{</w:t>
-      </w:r>
-      <w:proofErr w:type="spellStart"/>
+        <w:t>am-descripcion</w:t>
+      </w:r>
       <w:r>
         <w:rPr>
           <w:rFonts w:ascii="Arial" w:hAnsi="Arial" w:cs="Arial"/>
@@ -2337,9 +2128,8 @@
           <w:sz w:val="22"/>
           <w:szCs w:val="22"/>
         </w:rPr>
-        <w:t>fromDam-aduanaNumeracionRRR</w:t>
-      </w:r>
-      <w:proofErr w:type="spellEnd"/>
+        <w:t>M</w:t>
+      </w:r>
       <w:r>
         <w:rPr>
           <w:rFonts w:ascii="Arial" w:hAnsi="Arial" w:cs="Arial"/>
@@ -2349,73 +2139,7 @@
           <w:sz w:val="22"/>
           <w:szCs w:val="22"/>
         </w:rPr>
-        <w:t>}</w:t>
-      </w:r>
-      <w:r>
-        <w:rPr>
-          <w:rFonts w:ascii="Arial" w:hAnsi="Arial" w:cs="Arial"/>
-          <w:color w:val="FF0000"/>
-          <w:sz w:val="22"/>
-          <w:szCs w:val="22"/>
-        </w:rPr>
-        <w:t xml:space="preserve"> </w:t>
-      </w:r>
-      <w:r>
-        <w:rPr>
-          <w:rFonts w:ascii="Arial" w:hAnsi="Arial" w:cs="Arial"/>
-          <w:sz w:val="22"/>
-          <w:szCs w:val="22"/>
-        </w:rPr>
-        <w:t xml:space="preserve">la DAM </w:t>
-      </w:r>
-      <w:r>
-        <w:rPr>
-          <w:rFonts w:ascii="Arial" w:hAnsi="Arial" w:cs="Arial"/>
-          <w:sz w:val="22"/>
-          <w:szCs w:val="22"/>
-        </w:rPr>
-        <w:t>n</w:t>
-      </w:r>
-      <w:r>
-        <w:rPr>
-          <w:rFonts w:ascii="Arial" w:hAnsi="Arial" w:cs="Arial"/>
-          <w:sz w:val="22"/>
-          <w:szCs w:val="22"/>
-        </w:rPr>
-        <w:t>.º</w:t>
-      </w:r>
-      <w:r>
-        <w:rPr>
-          <w:sz w:val="22"/>
-          <w:szCs w:val="22"/>
-        </w:rPr>
-        <w:t xml:space="preserve"> </w:t>
-      </w:r>
-      <w:r>
-        <w:rPr>
-          <w:rFonts w:ascii="Arial" w:hAnsi="Arial" w:cs="Arial"/>
-          <w:sz w:val="22"/>
-          <w:szCs w:val="22"/>
-        </w:rPr>
-        <w:t>{</w:t>
-      </w:r>
-      <w:proofErr w:type="spellStart"/>
-      <w:r>
-        <w:rPr>
-          <w:rFonts w:ascii="Arial" w:hAnsi="Arial" w:cs="Arial"/>
-          <w:sz w:val="22"/>
-          <w:szCs w:val="22"/>
-        </w:rPr>
-        <w:t>fromDam-numeroDam</w:t>
-      </w:r>
-      <w:proofErr w:type="spellEnd"/>
-      <w:r>
-        <w:rPr>
-          <w:rFonts w:ascii="Arial" w:hAnsi="Arial" w:cs="Arial"/>
-          <w:sz w:val="22"/>
-          <w:szCs w:val="22"/>
-        </w:rPr>
-        <w:t>}</w:t>
+        <w:t>erca</w:t>
       </w:r>
       <w:r>
         <w:rPr>
@@ -2426,9 +2150,8 @@
           <w:sz w:val="22"/>
           <w:szCs w:val="22"/>
         </w:rPr>
-        <w:t>{</w:t>
-      </w:r>
-      <w:proofErr w:type="spellStart"/>
+        <w:t>RRR</w:t>
+      </w:r>
       <w:r>
         <w:rPr>
           <w:rFonts w:ascii="Arial" w:hAnsi="Arial" w:cs="Arial"/>
@@ -2438,9 +2161,24 @@
           <w:sz w:val="22"/>
           <w:szCs w:val="22"/>
         </w:rPr>
-        <w:t>fromDam-numeroDamRRR</w:t>
-      </w:r>
-      <w:proofErr w:type="spellEnd"/>
+        <w:t>}</w:t>
+      </w:r>
+      <w:r>
+        <w:rPr>
+          <w:rFonts w:ascii="Arial" w:hAnsi="Arial" w:cs="Arial"/>
+          <w:sz w:val="22"/>
+          <w:szCs w:val="22"/>
+        </w:rPr>
+        <w:t xml:space="preserve">; según lo declarado en DAM; con destino final la jurisdicción de la Intendencia de la Aduana de Pucallpa, para cuyos efectos consignó en las series </w:t>
+      </w:r>
+      <w:r>
+        <w:rPr>
+          <w:rFonts w:ascii="Arial" w:hAnsi="Arial" w:cs="Arial"/>
+          <w:sz w:val="22"/>
+          <w:szCs w:val="22"/>
+        </w:rPr>
+        <w:t>{fromDam-rangoSeriesAcogida}</w:t>
+      </w:r>
       <w:r>
         <w:rPr>
           <w:rFonts w:ascii="Arial" w:hAnsi="Arial" w:cs="Arial"/>
@@ -2450,303 +2188,7 @@
           <w:sz w:val="22"/>
           <w:szCs w:val="22"/>
         </w:rPr>
-        <w:t>}</w:t>
-      </w:r>
-      <w:r>
-        <w:rPr>
-          <w:rFonts w:ascii="Arial" w:hAnsi="Arial" w:cs="Arial"/>
-          <w:sz w:val="22"/>
-          <w:szCs w:val="22"/>
-        </w:rPr>
-        <w:t xml:space="preserve"> nacionalizando </w:t>
-      </w:r>
-      <w:r>
-        <w:rPr>
-          <w:rFonts w:ascii="Arial" w:hAnsi="Arial" w:cs="Arial"/>
-          <w:sz w:val="22"/>
-          <w:szCs w:val="22"/>
-        </w:rPr>
-        <w:t>{</w:t>
-      </w:r>
-      <w:proofErr w:type="spellStart"/>
-      <w:r>
-        <w:rPr>
-          <w:rFonts w:ascii="Arial" w:hAnsi="Arial" w:cs="Arial"/>
-          <w:sz w:val="22"/>
-          <w:szCs w:val="22"/>
-        </w:rPr>
-        <w:t>fromDam-cantBultosTexto</w:t>
-      </w:r>
-      <w:proofErr w:type="spellEnd"/>
-      <w:r>
-        <w:rPr>
-          <w:rFonts w:ascii="Arial" w:hAnsi="Arial" w:cs="Arial"/>
-          <w:sz w:val="22"/>
-          <w:szCs w:val="22"/>
-        </w:rPr>
-        <w:t>}</w:t>
-      </w:r>
-      <w:r>
-        <w:rPr>
-          <w:rFonts w:ascii="Arial" w:hAnsi="Arial" w:cs="Arial"/>
-          <w:b/>
-          <w:bCs/>
-          <w:color w:val="FF0000"/>
-          <w:sz w:val="22"/>
-          <w:szCs w:val="22"/>
-        </w:rPr>
-        <w:t>{</w:t>
-      </w:r>
-      <w:proofErr w:type="spellStart"/>
-      <w:r>
-        <w:rPr>
-          <w:rFonts w:ascii="Arial" w:hAnsi="Arial" w:cs="Arial"/>
-          <w:b/>
-          <w:bCs/>
-          <w:color w:val="FF0000"/>
-          <w:sz w:val="22"/>
-          <w:szCs w:val="22"/>
-        </w:rPr>
-        <w:t>fromDam-cantBultosTextoRRR</w:t>
-      </w:r>
-      <w:proofErr w:type="spellEnd"/>
-      <w:r>
-        <w:rPr>
-          <w:rFonts w:ascii="Arial" w:hAnsi="Arial" w:cs="Arial"/>
-          <w:b/>
-          <w:bCs/>
-          <w:color w:val="FF0000"/>
-          <w:sz w:val="22"/>
-          <w:szCs w:val="22"/>
-        </w:rPr>
-        <w:t xml:space="preserve">} </w:t>
-      </w:r>
-      <w:r>
-        <w:rPr>
-          <w:rFonts w:ascii="Arial" w:hAnsi="Arial" w:cs="Arial"/>
-          <w:sz w:val="22"/>
-          <w:szCs w:val="22"/>
-        </w:rPr>
-        <w:t>(</w:t>
-      </w:r>
-      <w:r>
-        <w:rPr>
-          <w:rFonts w:ascii="Arial" w:hAnsi="Arial" w:cs="Arial"/>
-          <w:sz w:val="22"/>
-          <w:szCs w:val="22"/>
-        </w:rPr>
-        <w:t>{</w:t>
-      </w:r>
-      <w:proofErr w:type="spellStart"/>
-      <w:r>
-        <w:rPr>
-          <w:rFonts w:ascii="Arial" w:hAnsi="Arial" w:cs="Arial"/>
-          <w:sz w:val="22"/>
-          <w:szCs w:val="22"/>
-        </w:rPr>
-        <w:t>fromDam-cantBultosNumero</w:t>
-      </w:r>
-      <w:proofErr w:type="spellEnd"/>
-      <w:r>
-        <w:rPr>
-          <w:rFonts w:ascii="Arial" w:hAnsi="Arial" w:cs="Arial"/>
-          <w:sz w:val="22"/>
-          <w:szCs w:val="22"/>
-        </w:rPr>
-        <w:t>}</w:t>
-      </w:r>
-      <w:r>
-        <w:rPr>
-          <w:rFonts w:ascii="Arial" w:hAnsi="Arial" w:cs="Arial"/>
-          <w:sz w:val="22"/>
-          <w:szCs w:val="22"/>
-        </w:rPr>
-        <w:t xml:space="preserve">) bultos conteniendo </w:t>
-      </w:r>
-      <w:r>
-        <w:rPr>
-          <w:rFonts w:ascii="Arial" w:hAnsi="Arial" w:cs="Arial"/>
-          <w:sz w:val="22"/>
-          <w:szCs w:val="22"/>
-        </w:rPr>
-        <w:t>{</w:t>
-      </w:r>
-      <w:proofErr w:type="spellStart"/>
-      <w:r>
-        <w:rPr>
-          <w:rFonts w:ascii="Arial" w:hAnsi="Arial" w:cs="Arial"/>
-          <w:sz w:val="22"/>
-          <w:szCs w:val="22"/>
-        </w:rPr>
-        <w:t>fromDam-descripcionMerca</w:t>
-      </w:r>
-      <w:proofErr w:type="spellEnd"/>
-      <w:r>
-        <w:rPr>
-          <w:rFonts w:ascii="Arial" w:hAnsi="Arial" w:cs="Arial"/>
-          <w:sz w:val="22"/>
-          <w:szCs w:val="22"/>
-        </w:rPr>
-        <w:t>}</w:t>
-      </w:r>
-      <w:r>
-        <w:rPr>
-          <w:rFonts w:ascii="Arial" w:hAnsi="Arial" w:cs="Arial"/>
-          <w:b/>
-          <w:bCs/>
-          <w:color w:val="FF0000"/>
-          <w:sz w:val="22"/>
-          <w:szCs w:val="22"/>
-        </w:rPr>
-        <w:t>{</w:t>
-      </w:r>
-      <w:proofErr w:type="spellStart"/>
-      <w:r>
-        <w:rPr>
-          <w:rFonts w:ascii="Arial" w:hAnsi="Arial" w:cs="Arial"/>
-          <w:b/>
-          <w:bCs/>
-          <w:color w:val="FF0000"/>
-          <w:sz w:val="22"/>
-          <w:szCs w:val="22"/>
-        </w:rPr>
-        <w:t>from</w:t>
-      </w:r>
-      <w:r>
-        <w:rPr>
-          <w:rFonts w:ascii="Arial" w:hAnsi="Arial" w:cs="Arial"/>
-          <w:b/>
-          <w:bCs/>
-          <w:color w:val="FF0000"/>
-          <w:sz w:val="22"/>
-          <w:szCs w:val="22"/>
-        </w:rPr>
-        <w:t>D</w:t>
-      </w:r>
-      <w:r>
-        <w:rPr>
-          <w:rFonts w:ascii="Arial" w:hAnsi="Arial" w:cs="Arial"/>
-          <w:b/>
-          <w:bCs/>
-          <w:color w:val="FF0000"/>
-          <w:sz w:val="22"/>
-          <w:szCs w:val="22"/>
-        </w:rPr>
-        <w:t>am-descripcion</w:t>
-      </w:r>
-      <w:r>
-        <w:rPr>
-          <w:rFonts w:ascii="Arial" w:hAnsi="Arial" w:cs="Arial"/>
-          <w:b/>
-          <w:bCs/>
-          <w:color w:val="FF0000"/>
-          <w:sz w:val="22"/>
-          <w:szCs w:val="22"/>
-        </w:rPr>
-        <w:t>M</w:t>
-      </w:r>
-      <w:r>
-        <w:rPr>
-          <w:rFonts w:ascii="Arial" w:hAnsi="Arial" w:cs="Arial"/>
-          <w:b/>
-          <w:bCs/>
-          <w:color w:val="FF0000"/>
-          <w:sz w:val="22"/>
-          <w:szCs w:val="22"/>
-        </w:rPr>
-        <w:t>erca</w:t>
-      </w:r>
-      <w:r>
-        <w:rPr>
-          <w:rFonts w:ascii="Arial" w:hAnsi="Arial" w:cs="Arial"/>
-          <w:b/>
-          <w:bCs/>
-          <w:color w:val="FF0000"/>
-          <w:sz w:val="22"/>
-          <w:szCs w:val="22"/>
-        </w:rPr>
-        <w:t>RRR</w:t>
-      </w:r>
-      <w:proofErr w:type="spellEnd"/>
-      <w:r>
-        <w:rPr>
-          <w:rFonts w:ascii="Arial" w:hAnsi="Arial" w:cs="Arial"/>
-          <w:b/>
-          <w:bCs/>
-          <w:color w:val="FF0000"/>
-          <w:sz w:val="22"/>
-          <w:szCs w:val="22"/>
-        </w:rPr>
-        <w:t>}</w:t>
-      </w:r>
-      <w:r>
-        <w:rPr>
-          <w:rFonts w:ascii="Arial" w:hAnsi="Arial" w:cs="Arial"/>
-          <w:sz w:val="22"/>
-          <w:szCs w:val="22"/>
-        </w:rPr>
-        <w:t xml:space="preserve">; según lo declarado en DAM; con destino final la jurisdicción de la Intendencia de la Aduana de Pucallpa, para cuyos efectos consignó en las series </w:t>
-      </w:r>
-      <w:r>
-        <w:rPr>
-          <w:rFonts w:ascii="Arial" w:hAnsi="Arial" w:cs="Arial"/>
-          <w:sz w:val="22"/>
-          <w:szCs w:val="22"/>
-        </w:rPr>
-        <w:t>{</w:t>
-      </w:r>
-      <w:proofErr w:type="spellStart"/>
-      <w:r>
-        <w:rPr>
-          <w:rFonts w:ascii="Arial" w:hAnsi="Arial" w:cs="Arial"/>
-          <w:sz w:val="22"/>
-          <w:szCs w:val="22"/>
-        </w:rPr>
-        <w:t>fromDam-rangoSeriesAcogida</w:t>
-      </w:r>
-      <w:proofErr w:type="spellEnd"/>
-      <w:r>
-        <w:rPr>
-          <w:rFonts w:ascii="Arial" w:hAnsi="Arial" w:cs="Arial"/>
-          <w:sz w:val="22"/>
-          <w:szCs w:val="22"/>
-        </w:rPr>
-        <w:t>}</w:t>
-      </w:r>
-      <w:r>
-        <w:rPr>
-          <w:rFonts w:ascii="Arial" w:hAnsi="Arial" w:cs="Arial"/>
-          <w:b/>
-          <w:bCs/>
-          <w:color w:val="FF0000"/>
-          <w:sz w:val="22"/>
-          <w:szCs w:val="22"/>
-        </w:rPr>
-        <w:t>{</w:t>
-      </w:r>
-      <w:proofErr w:type="spellStart"/>
-      <w:r>
-        <w:rPr>
-          <w:rFonts w:ascii="Arial" w:hAnsi="Arial" w:cs="Arial"/>
-          <w:b/>
-          <w:bCs/>
-          <w:color w:val="FF0000"/>
-          <w:sz w:val="22"/>
-          <w:szCs w:val="22"/>
-        </w:rPr>
-        <w:t>fromDam-rangoSeriesAcogidaRRR</w:t>
-      </w:r>
-      <w:proofErr w:type="spellEnd"/>
-      <w:r>
-        <w:rPr>
-          <w:rFonts w:ascii="Arial" w:hAnsi="Arial" w:cs="Arial"/>
-          <w:b/>
-          <w:bCs/>
-          <w:color w:val="FF0000"/>
-          <w:sz w:val="22"/>
-          <w:szCs w:val="22"/>
-        </w:rPr>
-        <w:t xml:space="preserve">} </w:t>
+        <w:t xml:space="preserve">{fromDam-rangoSeriesAcogidaRRR} </w:t>
       </w:r>
       <w:r>
         <w:rPr>
@@ -2862,7 +2304,6 @@
           <w:shd w:val="clear" w:color="auto" w:fill="FAF9F8"/>
         </w:rPr>
       </w:pPr>
-      <w:proofErr w:type="spellStart"/>
       <w:r>
         <w:rPr>
           <w:rFonts w:ascii="Arial" w:hAnsi="Arial" w:cs="Arial"/>
@@ -2872,7 +2313,6 @@
         </w:rPr>
         <w:t>El</w:t>
       </w:r>
-      <w:proofErr w:type="spellEnd"/>
       <w:r>
         <w:rPr>
           <w:rFonts w:ascii="Arial" w:hAnsi="Arial" w:cs="Arial"/>
@@ -2896,16 +2336,7 @@
           <w:sz w:val="22"/>
           <w:szCs w:val="22"/>
         </w:rPr>
-        <w:t>fromDam-</w:t>
-      </w:r>
-      <w:proofErr w:type="gramStart"/>
-      <w:r>
-        <w:rPr>
-          <w:rFonts w:ascii="Arial" w:hAnsi="Arial" w:cs="Arial"/>
-          <w:sz w:val="22"/>
-          <w:szCs w:val="22"/>
-        </w:rPr>
-        <w:t>fechaCancelacionTributos</w:t>
+        <w:t>fromDam-fechaCancelacionTributos</w:t>
       </w:r>
       <w:r>
         <w:rPr>
@@ -2924,19 +2355,7 @@
           <w:sz w:val="22"/>
           <w:szCs w:val="22"/>
         </w:rPr>
-        <w:t>{</w:t>
-      </w:r>
-      <w:proofErr w:type="gramEnd"/>
-      <w:r>
-        <w:rPr>
-          <w:rFonts w:ascii="Arial" w:hAnsi="Arial" w:cs="Arial"/>
-          <w:b/>
-          <w:bCs/>
-          <w:color w:val="FF0000"/>
-          <w:sz w:val="22"/>
-          <w:szCs w:val="22"/>
-        </w:rPr>
-        <w:t>fromDam-fechaCancelacionTributosRRR}</w:t>
+        <w:t>{fromDam-fechaCancelacionTributosRRR}</w:t>
       </w:r>
       <w:r>
         <w:rPr>
@@ -3012,7 +2431,31 @@
           <w:sz w:val="22"/>
           <w:szCs w:val="22"/>
         </w:rPr>
-        <w:t xml:space="preserve"> en cumplimiento de la Resolución Ministerial N.º245-99-EF/15;</w:t>
+        <w:t xml:space="preserve"> en cumplimiento de la Resolución Ministerial </w:t>
+      </w:r>
+      <w:r>
+        <w:rPr>
+          <w:rFonts w:ascii="Arial" w:hAnsi="Arial" w:cs="Arial"/>
+          <w:sz w:val="22"/>
+          <w:szCs w:val="22"/>
+        </w:rPr>
+        <w:t>n</w:t>
+      </w:r>
+      <w:r>
+        <w:rPr>
+          <w:rFonts w:ascii="Arial" w:hAnsi="Arial" w:cs="Arial"/>
+          <w:sz w:val="22"/>
+          <w:szCs w:val="22"/>
+        </w:rPr>
+        <w:t>.º245-99-EF/15</w:t>
+      </w:r>
+      <w:r>
+        <w:rPr>
+          <w:rFonts w:ascii="Arial" w:hAnsi="Arial" w:cs="Arial"/>
+          <w:sz w:val="22"/>
+          <w:szCs w:val="22"/>
+        </w:rPr>
+        <w:t>.</w:t>
       </w:r>
     </w:p>
     <w:p>
@@ -3048,25 +2491,7 @@
           <w:sz w:val="22"/>
           <w:szCs w:val="22"/>
         </w:rPr>
-        <w:t>{/</w:t>
-      </w:r>
-      <w:proofErr w:type="spellStart"/>
-      <w:r>
-        <w:rPr>
-          <w:rFonts w:ascii="Arial" w:hAnsi="Arial" w:cs="Arial"/>
-          <w:sz w:val="22"/>
-          <w:szCs w:val="22"/>
-        </w:rPr>
-        <w:t>estadoOnlyAMAZONIA</w:t>
-      </w:r>
-      <w:proofErr w:type="spellEnd"/>
-      <w:r>
-        <w:rPr>
-          <w:rFonts w:ascii="Arial" w:hAnsi="Arial" w:cs="Arial"/>
-          <w:sz w:val="22"/>
-          <w:szCs w:val="22"/>
-        </w:rPr>
-        <w:t>}</w:t>
+        <w:t>{/estadoOnlyAMAZONIA}</w:t>
       </w:r>
     </w:p>
     <w:p>
@@ -3110,7 +2535,6 @@
           <w:shd w:val="clear" w:color="auto" w:fill="FAF9F8"/>
         </w:rPr>
       </w:pPr>
-      <w:proofErr w:type="spellStart"/>
       <w:r>
         <w:rPr>
           <w:rFonts w:ascii="Arial" w:hAnsi="Arial" w:cs="Arial"/>
@@ -3119,34 +2543,15 @@
           <w:shd w:val="clear" w:color="auto" w:fill="FAF9F8"/>
         </w:rPr>
         <w:lastRenderedPageBreak/>
-        <w:t>El</w:t>
-      </w:r>
-      <w:proofErr w:type="spellEnd"/>
-      <w:r>
-        <w:rPr>
-          <w:rFonts w:ascii="Arial" w:hAnsi="Arial" w:cs="Arial"/>
-          <w:sz w:val="22"/>
-          <w:szCs w:val="22"/>
-          <w:shd w:val="clear" w:color="auto" w:fill="FAF9F8"/>
-        </w:rPr>
-        <w:t xml:space="preserve"> </w:t>
-      </w:r>
-      <w:r>
-        <w:rPr>
-          <w:rFonts w:ascii="Arial" w:hAnsi="Arial" w:cs="Arial"/>
-          <w:sz w:val="22"/>
-          <w:szCs w:val="22"/>
-        </w:rPr>
-        <w:t>{fromDam-</w:t>
-      </w:r>
-      <w:proofErr w:type="gramStart"/>
-      <w:r>
-        <w:rPr>
-          <w:rFonts w:ascii="Arial" w:hAnsi="Arial" w:cs="Arial"/>
-          <w:sz w:val="22"/>
-          <w:szCs w:val="22"/>
-        </w:rPr>
-        <w:t>fechaCancelacionTributos}</w:t>
+        <w:t xml:space="preserve">El </w:t>
+      </w:r>
+      <w:r>
+        <w:rPr>
+          <w:rFonts w:ascii="Arial" w:hAnsi="Arial" w:cs="Arial"/>
+          <w:sz w:val="22"/>
+          <w:szCs w:val="22"/>
+        </w:rPr>
+        <w:t>{fromDam-fechaCancelacionTributos}</w:t>
       </w:r>
       <w:r>
         <w:rPr>
@@ -3157,19 +2562,7 @@
           <w:sz w:val="22"/>
           <w:szCs w:val="22"/>
         </w:rPr>
-        <w:t>{</w:t>
-      </w:r>
-      <w:proofErr w:type="gramEnd"/>
-      <w:r>
-        <w:rPr>
-          <w:rFonts w:ascii="Arial" w:hAnsi="Arial" w:cs="Arial"/>
-          <w:b/>
-          <w:bCs/>
-          <w:color w:val="FF0000"/>
-          <w:sz w:val="22"/>
-          <w:szCs w:val="22"/>
-        </w:rPr>
-        <w:t>fromDam-fechaCancelacionTributosRRR}</w:t>
+        <w:t>{fromDam-fechaCancelacionTributosRRR}</w:t>
       </w:r>
       <w:r>
         <w:rPr>
@@ -3211,25 +2604,7 @@
           <w:sz w:val="22"/>
           <w:szCs w:val="22"/>
         </w:rPr>
-        <w:t>, correspondientes a la importación señalada en el considerando anterior, siendo abonados a la “Sub-Cuenta Especial Tesoro Público – D.S. n.º 015-94-EF” el importe de S/ {</w:t>
-      </w:r>
-      <w:proofErr w:type="spellStart"/>
-      <w:r>
-        <w:rPr>
-          <w:rFonts w:ascii="Arial" w:hAnsi="Arial" w:cs="Arial"/>
-          <w:sz w:val="22"/>
-          <w:szCs w:val="22"/>
-        </w:rPr>
-        <w:t>textoTotReguPECO</w:t>
-      </w:r>
-      <w:proofErr w:type="spellEnd"/>
-      <w:r>
-        <w:rPr>
-          <w:rFonts w:ascii="Arial" w:hAnsi="Arial" w:cs="Arial"/>
-          <w:sz w:val="22"/>
-          <w:szCs w:val="22"/>
-        </w:rPr>
-        <w:t>} y, a la “Sub-Cuenta Especial Tesoro Público Ley n.º27037” el importe de S/ {textoTotRegu27} en cumplimiento de la Resolución Ministerial n.º245-99-EF/15</w:t>
+        <w:t>, correspondientes a la importación señalada en el considerando anterior, siendo abonados a la “Sub-Cuenta Especial Tesoro Público – D.S. n.º 015-94-EF” el importe de S/ {textoTotReguPECO} y, a la “Sub-Cuenta Especial Tesoro Público Ley n.º27037” el importe de S/ {textoTotRegu27} en cumplimiento de la Resolución Ministerial n.º245-99-EF/15</w:t>
       </w:r>
       <w:r>
         <w:rPr>
@@ -3275,25 +2650,7 @@
           <w:sz w:val="22"/>
           <w:szCs w:val="22"/>
         </w:rPr>
-        <w:t>{/</w:t>
-      </w:r>
-      <w:proofErr w:type="spellStart"/>
-      <w:r>
-        <w:rPr>
-          <w:rFonts w:ascii="Arial" w:hAnsi="Arial" w:cs="Arial"/>
-          <w:sz w:val="22"/>
-          <w:szCs w:val="22"/>
-        </w:rPr>
-        <w:t>estadoPECOyAMAZONIA</w:t>
-      </w:r>
-      <w:proofErr w:type="spellEnd"/>
-      <w:r>
-        <w:rPr>
-          <w:rFonts w:ascii="Arial" w:hAnsi="Arial" w:cs="Arial"/>
-          <w:sz w:val="22"/>
-          <w:szCs w:val="22"/>
-        </w:rPr>
-        <w:t>}</w:t>
+        <w:t>{/estadoPECOyAMAZONIA}</w:t>
       </w:r>
     </w:p>
     <w:p>
@@ -3338,32 +2695,13 @@
           <w:shd w:val="clear" w:color="auto" w:fill="FAF9F8"/>
         </w:rPr>
       </w:pPr>
-      <w:proofErr w:type="spellStart"/>
-      <w:r>
-        <w:rPr>
-          <w:rFonts w:ascii="Arial" w:hAnsi="Arial" w:cs="Arial"/>
-          <w:sz w:val="22"/>
-          <w:szCs w:val="22"/>
-        </w:rPr>
-        <w:t>El</w:t>
-      </w:r>
-      <w:proofErr w:type="spellEnd"/>
-      <w:r>
-        <w:rPr>
-          <w:rFonts w:ascii="Arial" w:hAnsi="Arial" w:cs="Arial"/>
-          <w:sz w:val="22"/>
-          <w:szCs w:val="22"/>
-        </w:rPr>
-        <w:t xml:space="preserve"> {fromDam-</w:t>
-      </w:r>
-      <w:proofErr w:type="gramStart"/>
-      <w:r>
-        <w:rPr>
-          <w:rFonts w:ascii="Arial" w:hAnsi="Arial" w:cs="Arial"/>
-          <w:sz w:val="22"/>
-          <w:szCs w:val="22"/>
-        </w:rPr>
-        <w:t>fechaCancelacionTributos}</w:t>
+      <w:r>
+        <w:rPr>
+          <w:rFonts w:ascii="Arial" w:hAnsi="Arial" w:cs="Arial"/>
+          <w:sz w:val="22"/>
+          <w:szCs w:val="22"/>
+        </w:rPr>
+        <w:t>El {fromDam-fechaCancelacionTributos}</w:t>
       </w:r>
       <w:r>
         <w:rPr>
@@ -3374,19 +2712,7 @@
           <w:sz w:val="22"/>
           <w:szCs w:val="22"/>
         </w:rPr>
-        <w:t>{</w:t>
-      </w:r>
-      <w:proofErr w:type="gramEnd"/>
-      <w:r>
-        <w:rPr>
-          <w:rFonts w:ascii="Arial" w:hAnsi="Arial" w:cs="Arial"/>
-          <w:b/>
-          <w:bCs/>
-          <w:color w:val="FF0000"/>
-          <w:sz w:val="22"/>
-          <w:szCs w:val="22"/>
-        </w:rPr>
-        <w:t>fromDam-fechaCancelacionTributosRRR}</w:t>
+        <w:t>{fromDam-fechaCancelacionTributosRRR}</w:t>
       </w:r>
       <w:r>
         <w:rPr>
@@ -3428,25 +2754,7 @@
           <w:sz w:val="22"/>
           <w:szCs w:val="22"/>
         </w:rPr>
-        <w:t>, correspondientes a la importación señalada en el considerando anterior, siendo abonados a la “Sub-Cuenta Especial Tesoro Público – D.S. n.º 015-94-EF” el importe de S/ {</w:t>
-      </w:r>
-      <w:proofErr w:type="spellStart"/>
-      <w:r>
-        <w:rPr>
-          <w:rFonts w:ascii="Arial" w:hAnsi="Arial" w:cs="Arial"/>
-          <w:sz w:val="22"/>
-          <w:szCs w:val="22"/>
-        </w:rPr>
-        <w:t>textoTotReguPECO</w:t>
-      </w:r>
-      <w:proofErr w:type="spellEnd"/>
-      <w:r>
-        <w:rPr>
-          <w:rFonts w:ascii="Arial" w:hAnsi="Arial" w:cs="Arial"/>
-          <w:sz w:val="22"/>
-          <w:szCs w:val="22"/>
-        </w:rPr>
-        <w:t>} en cumplimiento de la Resolución Ministerial n.º107-94-EF/10.</w:t>
+        <w:t>, correspondientes a la importación señalada en el considerando anterior, siendo abonados a la “Sub-Cuenta Especial Tesoro Público – D.S. n.º 015-94-EF” el importe de S/ {textoTotReguPECO} en cumplimiento de la Resolución Ministerial n.º107-94-EF/10.</w:t>
       </w:r>
     </w:p>
     <w:p>
@@ -3483,25 +2791,7 @@
           <w:sz w:val="22"/>
           <w:szCs w:val="22"/>
         </w:rPr>
-        <w:t>{/</w:t>
-      </w:r>
-      <w:proofErr w:type="spellStart"/>
-      <w:r>
-        <w:rPr>
-          <w:rFonts w:ascii="Arial" w:hAnsi="Arial" w:cs="Arial"/>
-          <w:sz w:val="22"/>
-          <w:szCs w:val="22"/>
-        </w:rPr>
-        <w:t>estadoOnlyPECO</w:t>
-      </w:r>
-      <w:proofErr w:type="spellEnd"/>
-      <w:r>
-        <w:rPr>
-          <w:rFonts w:ascii="Arial" w:hAnsi="Arial" w:cs="Arial"/>
-          <w:sz w:val="22"/>
-          <w:szCs w:val="22"/>
-        </w:rPr>
-        <w:t>}</w:t>
+        <w:t>{/estadoOnlyPECO}</w:t>
       </w:r>
     </w:p>
     <w:bookmarkEnd w:id="2"/>
@@ -3697,25 +2987,7 @@
           <w:sz w:val="22"/>
           <w:szCs w:val="22"/>
         </w:rPr>
-        <w:t>{</w:t>
-      </w:r>
-      <w:proofErr w:type="spellStart"/>
-      <w:r>
-        <w:rPr>
-          <w:rFonts w:ascii="Arial" w:hAnsi="Arial" w:cs="Arial"/>
-          <w:sz w:val="22"/>
-          <w:szCs w:val="22"/>
-        </w:rPr>
-        <w:t>fromDam-nombreEmpresa</w:t>
-      </w:r>
-      <w:proofErr w:type="spellEnd"/>
-      <w:r>
-        <w:rPr>
-          <w:rFonts w:ascii="Arial" w:hAnsi="Arial" w:cs="Arial"/>
-          <w:sz w:val="22"/>
-          <w:szCs w:val="22"/>
-        </w:rPr>
-        <w:t>}</w:t>
+        <w:t>{fromDam-nombreEmpresa}</w:t>
       </w:r>
       <w:r>
         <w:rPr>
@@ -3726,9 +2998,79 @@
           <w:sz w:val="22"/>
           <w:szCs w:val="22"/>
         </w:rPr>
+        <w:t>{fromDam-nombreEmpresaRRR}</w:t>
+      </w:r>
+      <w:r>
+        <w:rPr>
+          <w:rFonts w:ascii="Arial" w:hAnsi="Arial" w:cs="Arial"/>
+          <w:sz w:val="22"/>
+          <w:szCs w:val="22"/>
+        </w:rPr>
+        <w:t xml:space="preserve">, </w:t>
+      </w:r>
+      <w:r>
+        <w:rPr>
+          <w:rFonts w:ascii="Arial" w:hAnsi="Arial" w:cs="Arial"/>
+          <w:sz w:val="22"/>
+          <w:szCs w:val="22"/>
+        </w:rPr>
         <w:t>{</w:t>
       </w:r>
-      <w:proofErr w:type="spellStart"/>
+      <w:r>
+        <w:rPr>
+          <w:rFonts w:ascii="Arial" w:hAnsi="Arial" w:cs="Arial"/>
+          <w:sz w:val="22"/>
+          <w:szCs w:val="22"/>
+        </w:rPr>
+        <w:t>textoSolReg02</w:t>
+      </w:r>
+      <w:r>
+        <w:rPr>
+          <w:rFonts w:ascii="Arial" w:hAnsi="Arial" w:cs="Arial"/>
+          <w:sz w:val="22"/>
+          <w:szCs w:val="22"/>
+        </w:rPr>
+        <w:t>}</w:t>
+      </w:r>
+      <w:r>
+        <w:rPr>
+          <w:rFonts w:ascii="Arial" w:hAnsi="Arial" w:cs="Arial"/>
+          <w:sz w:val="22"/>
+          <w:szCs w:val="22"/>
+        </w:rPr>
+        <w:t xml:space="preserve">; y, con confirmación de llegada </w:t>
+      </w:r>
+      <w:r>
+        <w:rPr>
+          <w:rFonts w:ascii="Arial" w:hAnsi="Arial" w:cs="Arial"/>
+          <w:sz w:val="22"/>
+          <w:szCs w:val="22"/>
+        </w:rPr>
+        <w:t>n</w:t>
+      </w:r>
+      <w:r>
+        <w:rPr>
+          <w:rFonts w:ascii="Arial" w:hAnsi="Arial" w:cs="Arial"/>
+          <w:sz w:val="22"/>
+          <w:szCs w:val="22"/>
+        </w:rPr>
+        <w:t>.º</w:t>
+      </w:r>
+      <w:r>
+        <w:rPr>
+          <w:sz w:val="22"/>
+          <w:szCs w:val="22"/>
+        </w:rPr>
+        <w:t xml:space="preserve"> </w:t>
+      </w:r>
+      <w:r>
+        <w:rPr>
+          <w:rFonts w:ascii="Arial" w:hAnsi="Arial" w:cs="Arial"/>
+          <w:sz w:val="22"/>
+          <w:szCs w:val="22"/>
+        </w:rPr>
+        <w:t>{cuadroPedoAmazonia-numeroConfirmacion}</w:t>
+      </w:r>
       <w:r>
         <w:rPr>
           <w:rFonts w:ascii="Arial" w:hAnsi="Arial" w:cs="Arial"/>
@@ -3738,119 +3080,15 @@
           <w:sz w:val="22"/>
           <w:szCs w:val="22"/>
         </w:rPr>
-        <w:t>fromDam-nombreEmpresaRRR</w:t>
-      </w:r>
-      <w:proofErr w:type="spellEnd"/>
-      <w:r>
-        <w:rPr>
-          <w:rFonts w:ascii="Arial" w:hAnsi="Arial" w:cs="Arial"/>
-          <w:b/>
-          <w:bCs/>
-          <w:color w:val="FF0000"/>
-          <w:sz w:val="22"/>
-          <w:szCs w:val="22"/>
-        </w:rPr>
-        <w:t>}</w:t>
-      </w:r>
-      <w:r>
-        <w:rPr>
-          <w:rFonts w:ascii="Arial" w:hAnsi="Arial" w:cs="Arial"/>
-          <w:sz w:val="22"/>
-          <w:szCs w:val="22"/>
-        </w:rPr>
-        <w:t xml:space="preserve">, </w:t>
-      </w:r>
-      <w:r>
-        <w:rPr>
-          <w:rFonts w:ascii="Arial" w:hAnsi="Arial" w:cs="Arial"/>
-          <w:sz w:val="22"/>
-          <w:szCs w:val="22"/>
-        </w:rPr>
-        <w:t>{</w:t>
-      </w:r>
-      <w:r>
-        <w:rPr>
-          <w:rFonts w:ascii="Arial" w:hAnsi="Arial" w:cs="Arial"/>
-          <w:sz w:val="22"/>
-          <w:szCs w:val="22"/>
-        </w:rPr>
-        <w:t>textoSolReg02</w:t>
-      </w:r>
-      <w:r>
-        <w:rPr>
-          <w:rFonts w:ascii="Arial" w:hAnsi="Arial" w:cs="Arial"/>
-          <w:sz w:val="22"/>
-          <w:szCs w:val="22"/>
-        </w:rPr>
-        <w:t>}</w:t>
-      </w:r>
-      <w:r>
-        <w:rPr>
-          <w:rFonts w:ascii="Arial" w:hAnsi="Arial" w:cs="Arial"/>
-          <w:sz w:val="22"/>
-          <w:szCs w:val="22"/>
-        </w:rPr>
-        <w:t xml:space="preserve">; y, con confirmación de llegada </w:t>
-      </w:r>
-      <w:r>
-        <w:rPr>
-          <w:rFonts w:ascii="Arial" w:hAnsi="Arial" w:cs="Arial"/>
-          <w:sz w:val="22"/>
-          <w:szCs w:val="22"/>
-        </w:rPr>
-        <w:t>n</w:t>
-      </w:r>
-      <w:r>
-        <w:rPr>
-          <w:rFonts w:ascii="Arial" w:hAnsi="Arial" w:cs="Arial"/>
-          <w:sz w:val="22"/>
-          <w:szCs w:val="22"/>
-        </w:rPr>
-        <w:t>.º</w:t>
-      </w:r>
-      <w:r>
-        <w:rPr>
-          <w:sz w:val="22"/>
-          <w:szCs w:val="22"/>
-        </w:rPr>
-        <w:t xml:space="preserve"> </w:t>
-      </w:r>
-      <w:r>
-        <w:rPr>
-          <w:rFonts w:ascii="Arial" w:hAnsi="Arial" w:cs="Arial"/>
-          <w:sz w:val="22"/>
-          <w:szCs w:val="22"/>
-        </w:rPr>
-        <w:t>{cuadroPedoAmazonia-numeroConfirmacion}</w:t>
-      </w:r>
-      <w:r>
-        <w:rPr>
-          <w:rFonts w:ascii="Arial" w:hAnsi="Arial" w:cs="Arial"/>
-          <w:b/>
-          <w:bCs/>
-          <w:color w:val="FF0000"/>
-          <w:sz w:val="22"/>
-          <w:szCs w:val="22"/>
-        </w:rPr>
         <w:t xml:space="preserve">{cuadroPedoAmazonia-numeroConfirmacionRRR} </w:t>
       </w:r>
-      <w:proofErr w:type="spellStart"/>
-      <w:r>
-        <w:rPr>
-          <w:rFonts w:ascii="Arial" w:hAnsi="Arial" w:cs="Arial"/>
-          <w:sz w:val="22"/>
-          <w:szCs w:val="22"/>
-        </w:rPr>
-        <w:t>del</w:t>
-      </w:r>
-      <w:proofErr w:type="spellEnd"/>
-      <w:r>
-        <w:rPr>
-          <w:rFonts w:ascii="Arial" w:hAnsi="Arial" w:cs="Arial"/>
-          <w:sz w:val="22"/>
-          <w:szCs w:val="22"/>
-        </w:rPr>
-        <w:t xml:space="preserve"> </w:t>
+      <w:r>
+        <w:rPr>
+          <w:rFonts w:ascii="Arial" w:hAnsi="Arial" w:cs="Arial"/>
+          <w:sz w:val="22"/>
+          <w:szCs w:val="22"/>
+        </w:rPr>
+        <w:t xml:space="preserve">del </w:t>
       </w:r>
       <w:r>
         <w:rPr>
@@ -4019,9 +3257,19 @@
           <w:sz w:val="22"/>
           <w:szCs w:val="22"/>
         </w:rPr>
-        <w:t>{</w:t>
-      </w:r>
-      <w:proofErr w:type="spellStart"/>
+        <w:t>{fromInputs-fechaCorreoCecaRRR}</w:t>
+      </w:r>
+      <w:r>
+        <w:rPr>
+          <w:rFonts w:ascii="Arial" w:eastAsiaTheme="minorHAnsi" w:hAnsi="Arial" w:cs="Arial"/>
+          <w:i w:val="0"/>
+          <w:iCs w:val="0"/>
+          <w:color w:val="auto"/>
+          <w:sz w:val="22"/>
+          <w:szCs w:val="22"/>
+        </w:rPr>
+        <w:t xml:space="preserve">{fromInputs-fechaCorreoCeca}, se comunicó al solicitante a la dirección de correo electrónico </w:t>
+      </w:r>
       <w:r>
         <w:rPr>
           <w:rFonts w:ascii="Arial" w:eastAsiaTheme="minorHAnsi" w:hAnsi="Arial" w:cs="Arial"/>
@@ -4033,35 +3281,7 @@
           <w:sz w:val="22"/>
           <w:szCs w:val="22"/>
         </w:rPr>
-        <w:t>fromInputs-</w:t>
-      </w:r>
-      <w:proofErr w:type="gramStart"/>
-      <w:r>
-        <w:rPr>
-          <w:rFonts w:ascii="Arial" w:eastAsiaTheme="minorHAnsi" w:hAnsi="Arial" w:cs="Arial"/>
-          <w:b/>
-          <w:bCs/>
-          <w:i w:val="0"/>
-          <w:iCs w:val="0"/>
-          <w:color w:val="FF0000"/>
-          <w:sz w:val="22"/>
-          <w:szCs w:val="22"/>
-        </w:rPr>
-        <w:t>fechaCorreoCecaRRR</w:t>
-      </w:r>
-      <w:proofErr w:type="spellEnd"/>
-      <w:r>
-        <w:rPr>
-          <w:rFonts w:ascii="Arial" w:eastAsiaTheme="minorHAnsi" w:hAnsi="Arial" w:cs="Arial"/>
-          <w:b/>
-          <w:bCs/>
-          <w:i w:val="0"/>
-          <w:iCs w:val="0"/>
-          <w:color w:val="FF0000"/>
-          <w:sz w:val="22"/>
-          <w:szCs w:val="22"/>
-        </w:rPr>
-        <w:t>}</w:t>
+        <w:t>{fromInputs-correoCecaRRR}</w:t>
       </w:r>
       <w:r>
         <w:rPr>
@@ -4072,132 +3292,7 @@
           <w:sz w:val="22"/>
           <w:szCs w:val="22"/>
         </w:rPr>
-        <w:t>{</w:t>
-      </w:r>
-      <w:proofErr w:type="spellStart"/>
-      <w:proofErr w:type="gramEnd"/>
-      <w:r>
-        <w:rPr>
-          <w:rFonts w:ascii="Arial" w:eastAsiaTheme="minorHAnsi" w:hAnsi="Arial" w:cs="Arial"/>
-          <w:i w:val="0"/>
-          <w:iCs w:val="0"/>
-          <w:color w:val="auto"/>
-          <w:sz w:val="22"/>
-          <w:szCs w:val="22"/>
-        </w:rPr>
-        <w:t>fromInputs-fechaCorreoCeca</w:t>
-      </w:r>
-      <w:proofErr w:type="spellEnd"/>
-      <w:r>
-        <w:rPr>
-          <w:rFonts w:ascii="Arial" w:eastAsiaTheme="minorHAnsi" w:hAnsi="Arial" w:cs="Arial"/>
-          <w:i w:val="0"/>
-          <w:iCs w:val="0"/>
-          <w:color w:val="auto"/>
-          <w:sz w:val="22"/>
-          <w:szCs w:val="22"/>
-        </w:rPr>
-        <w:t xml:space="preserve">}, se comunicó al solicitante a la dirección de correo electrónico </w:t>
-      </w:r>
-      <w:r>
-        <w:rPr>
-          <w:rFonts w:ascii="Arial" w:eastAsiaTheme="minorHAnsi" w:hAnsi="Arial" w:cs="Arial"/>
-          <w:b/>
-          <w:bCs/>
-          <w:i w:val="0"/>
-          <w:iCs w:val="0"/>
-          <w:color w:val="FF0000"/>
-          <w:sz w:val="22"/>
-          <w:szCs w:val="22"/>
-        </w:rPr>
-        <w:t>{</w:t>
-      </w:r>
-      <w:proofErr w:type="spellStart"/>
-      <w:r>
-        <w:rPr>
-          <w:rFonts w:ascii="Arial" w:eastAsiaTheme="minorHAnsi" w:hAnsi="Arial" w:cs="Arial"/>
-          <w:b/>
-          <w:bCs/>
-          <w:i w:val="0"/>
-          <w:iCs w:val="0"/>
-          <w:color w:val="FF0000"/>
-          <w:sz w:val="22"/>
-          <w:szCs w:val="22"/>
-        </w:rPr>
-        <w:t>fromInputs-correoCecaRRR</w:t>
-      </w:r>
-      <w:proofErr w:type="spellEnd"/>
-      <w:r>
-        <w:rPr>
-          <w:rFonts w:ascii="Arial" w:eastAsiaTheme="minorHAnsi" w:hAnsi="Arial" w:cs="Arial"/>
-          <w:b/>
-          <w:bCs/>
-          <w:i w:val="0"/>
-          <w:iCs w:val="0"/>
-          <w:color w:val="FF0000"/>
-          <w:sz w:val="22"/>
-          <w:szCs w:val="22"/>
-        </w:rPr>
-        <w:t>}</w:t>
-      </w:r>
-      <w:r>
-        <w:rPr>
-          <w:rFonts w:ascii="Arial" w:eastAsiaTheme="minorHAnsi" w:hAnsi="Arial" w:cs="Arial"/>
-          <w:i w:val="0"/>
-          <w:iCs w:val="0"/>
-          <w:color w:val="auto"/>
-          <w:sz w:val="22"/>
-          <w:szCs w:val="22"/>
-        </w:rPr>
-        <w:t>{</w:t>
-      </w:r>
-      <w:proofErr w:type="spellStart"/>
-      <w:r>
-        <w:rPr>
-          <w:rFonts w:ascii="Arial" w:eastAsiaTheme="minorHAnsi" w:hAnsi="Arial" w:cs="Arial"/>
-          <w:i w:val="0"/>
-          <w:iCs w:val="0"/>
-          <w:color w:val="auto"/>
-          <w:sz w:val="22"/>
-          <w:szCs w:val="22"/>
-        </w:rPr>
-        <w:t>fromInputs-correoCeca</w:t>
-      </w:r>
-      <w:proofErr w:type="spellEnd"/>
-      <w:r>
-        <w:rPr>
-          <w:rFonts w:ascii="Arial" w:eastAsiaTheme="minorHAnsi" w:hAnsi="Arial" w:cs="Arial"/>
-          <w:i w:val="0"/>
-          <w:iCs w:val="0"/>
-          <w:color w:val="auto"/>
-          <w:sz w:val="22"/>
-          <w:szCs w:val="22"/>
-        </w:rPr>
-        <w:t>}; la programación de reconocimiento físico conforme {</w:t>
-      </w:r>
-      <w:proofErr w:type="spellStart"/>
-      <w:r>
-        <w:rPr>
-          <w:rFonts w:ascii="Arial" w:eastAsiaTheme="minorHAnsi" w:hAnsi="Arial" w:cs="Arial"/>
-          <w:i w:val="0"/>
-          <w:iCs w:val="0"/>
-          <w:color w:val="auto"/>
-          <w:sz w:val="22"/>
-          <w:szCs w:val="22"/>
-        </w:rPr>
-        <w:t>textoProceReco</w:t>
-      </w:r>
-      <w:proofErr w:type="spellEnd"/>
-      <w:r>
-        <w:rPr>
-          <w:rFonts w:ascii="Arial" w:eastAsiaTheme="minorHAnsi" w:hAnsi="Arial" w:cs="Arial"/>
-          <w:i w:val="0"/>
-          <w:iCs w:val="0"/>
-          <w:color w:val="auto"/>
-          <w:sz w:val="22"/>
-          <w:szCs w:val="22"/>
-        </w:rPr>
-        <w:t>}</w:t>
+        <w:t>{fromInputs-correoCeca}; la programación de reconocimiento físico conforme {textoProceReco}</w:t>
       </w:r>
       <w:r>
         <w:rPr>
@@ -4278,49 +3373,7 @@
           <w:sz w:val="22"/>
           <w:szCs w:val="22"/>
         </w:rPr>
-        <w:t>{</w:t>
-      </w:r>
-      <w:proofErr w:type="spellStart"/>
-      <w:r>
-        <w:rPr>
-          <w:rFonts w:ascii="Arial" w:hAnsi="Arial" w:cs="Arial"/>
-          <w:b/>
-          <w:bCs/>
-          <w:i w:val="0"/>
-          <w:iCs w:val="0"/>
-          <w:color w:val="FF0000"/>
-          <w:sz w:val="22"/>
-          <w:szCs w:val="22"/>
-        </w:rPr>
-        <w:t>fromInputs-</w:t>
-      </w:r>
-      <w:proofErr w:type="gramStart"/>
-      <w:r>
-        <w:rPr>
-          <w:rFonts w:ascii="Arial" w:hAnsi="Arial" w:cs="Arial"/>
-          <w:b/>
-          <w:bCs/>
-          <w:i w:val="0"/>
-          <w:iCs w:val="0"/>
-          <w:color w:val="FF0000"/>
-          <w:sz w:val="22"/>
-          <w:szCs w:val="22"/>
-        </w:rPr>
-        <w:t>fechaAforoRRR</w:t>
-      </w:r>
-      <w:proofErr w:type="spellEnd"/>
-      <w:r>
-        <w:rPr>
-          <w:rFonts w:ascii="Arial" w:hAnsi="Arial" w:cs="Arial"/>
-          <w:b/>
-          <w:bCs/>
-          <w:i w:val="0"/>
-          <w:iCs w:val="0"/>
-          <w:color w:val="FF0000"/>
-          <w:sz w:val="22"/>
-          <w:szCs w:val="22"/>
-        </w:rPr>
-        <w:t>}</w:t>
+        <w:t>{fromInputs-fechaAforoRRR}</w:t>
       </w:r>
       <w:bookmarkStart w:id="6" w:name="_Hlk231416797"/>
       <w:r>
@@ -4332,10 +3385,8 @@
           <w:sz w:val="22"/>
           <w:szCs w:val="22"/>
         </w:rPr>
-        <w:t>{</w:t>
-      </w:r>
-      <w:proofErr w:type="spellStart"/>
-      <w:proofErr w:type="gramEnd"/>
+        <w:t>{fromInputs-fechaAforo}, en</w:t>
+      </w:r>
       <w:r>
         <w:rPr>
           <w:rFonts w:ascii="Arial" w:hAnsi="Arial" w:cs="Arial"/>
@@ -4345,9 +3396,8 @@
           <w:sz w:val="22"/>
           <w:szCs w:val="22"/>
         </w:rPr>
-        <w:t>fromInputs-fechaAforo</w:t>
-      </w:r>
-      <w:proofErr w:type="spellEnd"/>
+        <w:t xml:space="preserve"> </w:t>
+      </w:r>
       <w:r>
         <w:rPr>
           <w:rFonts w:ascii="Arial" w:hAnsi="Arial" w:cs="Arial"/>
@@ -4357,53 +3407,7 @@
           <w:sz w:val="22"/>
           <w:szCs w:val="22"/>
         </w:rPr>
-        <w:t>}, en</w:t>
-      </w:r>
-      <w:r>
-        <w:rPr>
-          <w:rFonts w:ascii="Arial" w:hAnsi="Arial" w:cs="Arial"/>
-          <w:i w:val="0"/>
-          <w:iCs w:val="0"/>
-          <w:color w:val="000000" w:themeColor="text1"/>
-          <w:sz w:val="22"/>
-          <w:szCs w:val="22"/>
-        </w:rPr>
-        <w:t xml:space="preserve"> </w:t>
-      </w:r>
-      <w:r>
-        <w:rPr>
-          <w:rFonts w:ascii="Arial" w:hAnsi="Arial" w:cs="Arial"/>
-          <w:i w:val="0"/>
-          <w:iCs w:val="0"/>
-          <w:color w:val="000000" w:themeColor="text1"/>
-          <w:sz w:val="22"/>
-          <w:szCs w:val="22"/>
-        </w:rPr>
-        <w:t>el {</w:t>
-      </w:r>
-      <w:proofErr w:type="spellStart"/>
-      <w:r>
-        <w:rPr>
-          <w:rFonts w:ascii="Arial" w:hAnsi="Arial" w:cs="Arial"/>
-          <w:i w:val="0"/>
-          <w:iCs w:val="0"/>
-          <w:color w:val="000000" w:themeColor="text1"/>
-          <w:sz w:val="22"/>
-          <w:szCs w:val="22"/>
-        </w:rPr>
-        <w:t>textoRecoFis</w:t>
-      </w:r>
-      <w:proofErr w:type="spellEnd"/>
-      <w:r>
-        <w:rPr>
-          <w:rFonts w:ascii="Arial" w:hAnsi="Arial" w:cs="Arial"/>
-          <w:i w:val="0"/>
-          <w:iCs w:val="0"/>
-          <w:color w:val="000000" w:themeColor="text1"/>
-          <w:sz w:val="22"/>
-          <w:szCs w:val="22"/>
-        </w:rPr>
-        <w:t>} y normas legales conexas</w:t>
+        <w:t>el {textoRecoFis} y normas legales conexas</w:t>
       </w:r>
       <w:bookmarkEnd w:id="6"/>
       <w:r>
@@ -4542,7 +3546,6 @@
         <w:t>{/</w:t>
       </w:r>
       <w:bookmarkStart w:id="8" w:name="_Hlk231416767"/>
-      <w:proofErr w:type="spellStart"/>
       <w:r>
         <w:rPr>
           <w:rFonts w:ascii="Arial" w:hAnsi="Arial" w:cs="Arial"/>
@@ -4552,7 +3555,6 @@
         <w:t>estadoIncluyePeco</w:t>
       </w:r>
       <w:bookmarkEnd w:id="8"/>
-      <w:proofErr w:type="spellEnd"/>
       <w:r>
         <w:rPr>
           <w:rFonts w:ascii="Arial" w:hAnsi="Arial" w:cs="Arial"/>
@@ -4629,9 +3631,8 @@
           <w:sz w:val="22"/>
           <w:szCs w:val="22"/>
         </w:rPr>
-        <w:t xml:space="preserve">Respecto a la Regularización/ Reconocimiento Físico al amparo de las exoneraciones establecidas mediante Decreto Supremo </w:t>
-      </w:r>
-      <w:proofErr w:type="spellStart"/>
+        <w:t xml:space="preserve">Respecto a la Regularización/ Reconocimiento Físico al amparo de las exoneraciones establecidas mediante Decreto Supremo nº 015-94-EF se verifica que la mercancía de las series {fromDam-rangoSeriesAcogidaSoloPeco} declaradas con TPI 35 en el casillero 7.23 de la DAM, tienen un Ad-valoren de 0%, por lo que no se reporta montó abonado a la Subcuenta Especial del Tesoro Público Decreto Supremo </w:t>
+      </w:r>
       <w:r>
         <w:rPr>
           <w:rFonts w:ascii="Arial" w:eastAsiaTheme="minorHAnsi" w:hAnsi="Arial" w:cs="Arial"/>
@@ -4641,9 +3642,8 @@
           <w:sz w:val="22"/>
           <w:szCs w:val="22"/>
         </w:rPr>
-        <w:t>nº</w:t>
-      </w:r>
-      <w:proofErr w:type="spellEnd"/>
+        <w:t>n°</w:t>
+      </w:r>
       <w:r>
         <w:rPr>
           <w:rFonts w:ascii="Arial" w:eastAsiaTheme="minorHAnsi" w:hAnsi="Arial" w:cs="Arial"/>
@@ -4653,54 +3653,6 @@
           <w:sz w:val="22"/>
           <w:szCs w:val="22"/>
         </w:rPr>
-        <w:t xml:space="preserve"> 015-94-EF se verifica que la mercancía de las series {</w:t>
-      </w:r>
-      <w:proofErr w:type="spellStart"/>
-      <w:r>
-        <w:rPr>
-          <w:rFonts w:ascii="Arial" w:eastAsiaTheme="minorHAnsi" w:hAnsi="Arial" w:cs="Arial"/>
-          <w:i w:val="0"/>
-          <w:iCs w:val="0"/>
-          <w:color w:val="000000" w:themeColor="text1"/>
-          <w:sz w:val="22"/>
-          <w:szCs w:val="22"/>
-        </w:rPr>
-        <w:t>fromDam-rangoSeriesAcogidaSoloPeco</w:t>
-      </w:r>
-      <w:proofErr w:type="spellEnd"/>
-      <w:r>
-        <w:rPr>
-          <w:rFonts w:ascii="Arial" w:eastAsiaTheme="minorHAnsi" w:hAnsi="Arial" w:cs="Arial"/>
-          <w:i w:val="0"/>
-          <w:iCs w:val="0"/>
-          <w:color w:val="000000" w:themeColor="text1"/>
-          <w:sz w:val="22"/>
-          <w:szCs w:val="22"/>
-        </w:rPr>
-        <w:t xml:space="preserve">} declaradas con TPI 35 en el casillero 7.23 de la DAM, tienen un Ad-valoren de 0%, por lo que no se reporta montó abonado a la Subcuenta Especial del Tesoro Público Decreto Supremo </w:t>
-      </w:r>
-      <w:proofErr w:type="spellStart"/>
-      <w:r>
-        <w:rPr>
-          <w:rFonts w:ascii="Arial" w:eastAsiaTheme="minorHAnsi" w:hAnsi="Arial" w:cs="Arial"/>
-          <w:i w:val="0"/>
-          <w:iCs w:val="0"/>
-          <w:color w:val="000000" w:themeColor="text1"/>
-          <w:sz w:val="22"/>
-          <w:szCs w:val="22"/>
-        </w:rPr>
-        <w:t>n°</w:t>
-      </w:r>
-      <w:proofErr w:type="spellEnd"/>
-      <w:r>
-        <w:rPr>
-          <w:rFonts w:ascii="Arial" w:eastAsiaTheme="minorHAnsi" w:hAnsi="Arial" w:cs="Arial"/>
-          <w:i w:val="0"/>
-          <w:iCs w:val="0"/>
-          <w:color w:val="000000" w:themeColor="text1"/>
-          <w:sz w:val="22"/>
-          <w:szCs w:val="22"/>
-        </w:rPr>
         <w:t xml:space="preserve"> 015-94-EF, en consecuencia, corresponde declarar improcedente la regularización solicitada al amparo del mencionado decreto.</w:t>
       </w:r>
     </w:p>
@@ -4723,7 +3675,6 @@
         </w:rPr>
         <w:t>{/</w:t>
       </w:r>
-      <w:proofErr w:type="spellStart"/>
       <w:r>
         <w:rPr>
           <w:rFonts w:ascii="Arial" w:hAnsi="Arial" w:cs="Arial"/>
@@ -4732,7 +3683,6 @@
         </w:rPr>
         <w:t>estadoPECOyAMAZONIAnoProcPECO</w:t>
       </w:r>
-      <w:proofErr w:type="spellEnd"/>
       <w:r>
         <w:rPr>
           <w:rFonts w:ascii="Arial" w:hAnsi="Arial" w:cs="Arial"/>
@@ -4889,25 +3839,7 @@
           <w:sz w:val="22"/>
           <w:szCs w:val="22"/>
         </w:rPr>
-        <w:t>{/</w:t>
-      </w:r>
-      <w:proofErr w:type="spellStart"/>
-      <w:r>
-        <w:rPr>
-          <w:rFonts w:ascii="Arial" w:hAnsi="Arial" w:cs="Arial"/>
-          <w:sz w:val="22"/>
-          <w:szCs w:val="22"/>
-        </w:rPr>
-        <w:t>estadoJuridiccionLoreto</w:t>
-      </w:r>
-      <w:proofErr w:type="spellEnd"/>
-      <w:r>
-        <w:rPr>
-          <w:rFonts w:ascii="Arial" w:hAnsi="Arial" w:cs="Arial"/>
-          <w:sz w:val="22"/>
-          <w:szCs w:val="22"/>
-        </w:rPr>
-        <w:t>}</w:t>
+        <w:t>{/estadoJuridiccionLoreto}</w:t>
       </w:r>
     </w:p>
     <w:p>
@@ -5035,25 +3967,7 @@
           <w:sz w:val="22"/>
           <w:szCs w:val="22"/>
         </w:rPr>
-        <w:t>{/</w:t>
-      </w:r>
-      <w:proofErr w:type="spellStart"/>
-      <w:r>
-        <w:rPr>
-          <w:rFonts w:ascii="Arial" w:hAnsi="Arial" w:cs="Arial"/>
-          <w:sz w:val="22"/>
-          <w:szCs w:val="22"/>
-        </w:rPr>
-        <w:t>estadoJuridiccionOtros</w:t>
-      </w:r>
-      <w:proofErr w:type="spellEnd"/>
-      <w:r>
-        <w:rPr>
-          <w:rFonts w:ascii="Arial" w:hAnsi="Arial" w:cs="Arial"/>
-          <w:sz w:val="22"/>
-          <w:szCs w:val="22"/>
-        </w:rPr>
-        <w:t>}</w:t>
+        <w:t>{/estadoJuridiccionOtros}</w:t>
       </w:r>
     </w:p>
     <w:p>
@@ -5100,31 +4014,7 @@
           <w:szCs w:val="22"/>
         </w:rPr>
         <w:lastRenderedPageBreak/>
-        <w:t>{</w:t>
-      </w:r>
-      <w:proofErr w:type="spellStart"/>
-      <w:r>
-        <w:rPr>
-          <w:rFonts w:ascii="Arial" w:hAnsi="Arial" w:cs="Arial"/>
-          <w:i w:val="0"/>
-          <w:iCs w:val="0"/>
-          <w:color w:val="000000" w:themeColor="text1"/>
-          <w:sz w:val="22"/>
-          <w:szCs w:val="22"/>
-        </w:rPr>
-        <w:t>fromDam-nombreEmpresa</w:t>
-      </w:r>
-      <w:proofErr w:type="spellEnd"/>
-      <w:r>
-        <w:rPr>
-          <w:rFonts w:ascii="Arial" w:hAnsi="Arial" w:cs="Arial"/>
-          <w:i w:val="0"/>
-          <w:iCs w:val="0"/>
-          <w:color w:val="000000" w:themeColor="text1"/>
-          <w:sz w:val="22"/>
-          <w:szCs w:val="22"/>
-        </w:rPr>
-        <w:t>}</w:t>
+        <w:t>{fromDam-nombreEmpresa}</w:t>
       </w:r>
       <w:r>
         <w:rPr>
@@ -5137,9 +4027,53 @@
           <w:sz w:val="22"/>
           <w:szCs w:val="22"/>
         </w:rPr>
-        <w:t>{</w:t>
-      </w:r>
-      <w:proofErr w:type="spellStart"/>
+        <w:t>{fromDam-nombreEmpresaRRR}</w:t>
+      </w:r>
+      <w:r>
+        <w:rPr>
+          <w:rFonts w:ascii="Arial" w:hAnsi="Arial" w:cs="Arial"/>
+          <w:i w:val="0"/>
+          <w:iCs w:val="0"/>
+          <w:color w:val="000000" w:themeColor="text1"/>
+          <w:sz w:val="22"/>
+          <w:szCs w:val="22"/>
+        </w:rPr>
+        <w:t>,</w:t>
+      </w:r>
+      <w:r>
+        <w:rPr>
+          <w:rFonts w:ascii="Arial" w:hAnsi="Arial" w:cs="Arial"/>
+          <w:b/>
+          <w:bCs/>
+          <w:i w:val="0"/>
+          <w:iCs w:val="0"/>
+          <w:color w:val="000000" w:themeColor="text1"/>
+          <w:sz w:val="22"/>
+          <w:szCs w:val="22"/>
+        </w:rPr>
+        <w:t xml:space="preserve"> </w:t>
+      </w:r>
+      <w:r>
+        <w:rPr>
+          <w:rFonts w:ascii="Arial" w:hAnsi="Arial" w:cs="Arial"/>
+          <w:i w:val="0"/>
+          <w:iCs w:val="0"/>
+          <w:color w:val="000000" w:themeColor="text1"/>
+          <w:sz w:val="22"/>
+          <w:szCs w:val="22"/>
+        </w:rPr>
+        <w:t>en virtud de las solicitudes de regularización y confirmación de llegada de mercancías anteriormente indicadas, declara que cumple con los requisitos dispuestos en el artículo 2° del Decreto Supremo n.º103-99-EF – “Reglamento de las Disposiciones Tributarias contenidas en la Ley de Promoción de la Inversión en la Amazonía", tal como se puede evidenciar de la información contenida en el Informe n.º</w:t>
+      </w:r>
+      <w:r>
+        <w:rPr>
+          <w:i w:val="0"/>
+          <w:iCs w:val="0"/>
+          <w:color w:val="000000" w:themeColor="text1"/>
+          <w:sz w:val="22"/>
+          <w:szCs w:val="22"/>
+        </w:rPr>
+        <w:t xml:space="preserve"> </w:t>
+      </w:r>
       <w:r>
         <w:rPr>
           <w:rFonts w:ascii="Arial" w:hAnsi="Arial" w:cs="Arial"/>
@@ -5151,9 +4085,19 @@
           <w:sz w:val="22"/>
           <w:szCs w:val="22"/>
         </w:rPr>
-        <w:t>fromDam-nombreEmpresaRRR</w:t>
-      </w:r>
-      <w:proofErr w:type="spellEnd"/>
+        <w:t>{fromInputs-numeroInformeArt2RRR}</w:t>
+      </w:r>
+      <w:r>
+        <w:rPr>
+          <w:rFonts w:ascii="Arial" w:hAnsi="Arial" w:cs="Arial"/>
+          <w:i w:val="0"/>
+          <w:iCs w:val="0"/>
+          <w:color w:val="000000" w:themeColor="text1"/>
+          <w:sz w:val="22"/>
+          <w:szCs w:val="22"/>
+        </w:rPr>
+        <w:t xml:space="preserve">{fromInputs-numeroInformeArt2} del </w:t>
+      </w:r>
       <w:r>
         <w:rPr>
           <w:rFonts w:ascii="Arial" w:hAnsi="Arial" w:cs="Arial"/>
@@ -5165,88 +4109,6 @@
           <w:sz w:val="22"/>
           <w:szCs w:val="22"/>
         </w:rPr>
-        <w:t>}</w:t>
-      </w:r>
-      <w:r>
-        <w:rPr>
-          <w:rFonts w:ascii="Arial" w:hAnsi="Arial" w:cs="Arial"/>
-          <w:i w:val="0"/>
-          <w:iCs w:val="0"/>
-          <w:color w:val="000000" w:themeColor="text1"/>
-          <w:sz w:val="22"/>
-          <w:szCs w:val="22"/>
-        </w:rPr>
-        <w:t>,</w:t>
-      </w:r>
-      <w:r>
-        <w:rPr>
-          <w:rFonts w:ascii="Arial" w:hAnsi="Arial" w:cs="Arial"/>
-          <w:b/>
-          <w:bCs/>
-          <w:i w:val="0"/>
-          <w:iCs w:val="0"/>
-          <w:color w:val="000000" w:themeColor="text1"/>
-          <w:sz w:val="22"/>
-          <w:szCs w:val="22"/>
-        </w:rPr>
-        <w:t xml:space="preserve"> </w:t>
-      </w:r>
-      <w:r>
-        <w:rPr>
-          <w:rFonts w:ascii="Arial" w:hAnsi="Arial" w:cs="Arial"/>
-          <w:i w:val="0"/>
-          <w:iCs w:val="0"/>
-          <w:color w:val="000000" w:themeColor="text1"/>
-          <w:sz w:val="22"/>
-          <w:szCs w:val="22"/>
-        </w:rPr>
-        <w:t>en virtud de las solicitudes de regularización y confirmación de llegada de mercancías anteriormente indicadas, declara que cumple con los requisitos dispuestos en el artículo 2° del Decreto Supremo n.º103-99-EF – “Reglamento de las Disposiciones Tributarias contenidas en la Ley de Promoción de la Inversión en la Amazonía", tal como se puede evidenciar de la información contenida en el Informe n.º</w:t>
-      </w:r>
-      <w:r>
-        <w:rPr>
-          <w:i w:val="0"/>
-          <w:iCs w:val="0"/>
-          <w:color w:val="000000" w:themeColor="text1"/>
-          <w:sz w:val="22"/>
-          <w:szCs w:val="22"/>
-        </w:rPr>
-        <w:t xml:space="preserve"> </w:t>
-      </w:r>
-      <w:r>
-        <w:rPr>
-          <w:rFonts w:ascii="Arial" w:hAnsi="Arial" w:cs="Arial"/>
-          <w:b/>
-          <w:bCs/>
-          <w:i w:val="0"/>
-          <w:iCs w:val="0"/>
-          <w:color w:val="FF0000"/>
-          <w:sz w:val="22"/>
-          <w:szCs w:val="22"/>
-        </w:rPr>
-        <w:t>{fromInputs-numeroInformeArt2RRR}</w:t>
-      </w:r>
-      <w:r>
-        <w:rPr>
-          <w:rFonts w:ascii="Arial" w:hAnsi="Arial" w:cs="Arial"/>
-          <w:i w:val="0"/>
-          <w:iCs w:val="0"/>
-          <w:color w:val="000000" w:themeColor="text1"/>
-          <w:sz w:val="22"/>
-          <w:szCs w:val="22"/>
-        </w:rPr>
-        <w:t xml:space="preserve">{fromInputs-numeroInformeArt2} del </w:t>
-      </w:r>
-      <w:r>
-        <w:rPr>
-          <w:rFonts w:ascii="Arial" w:hAnsi="Arial" w:cs="Arial"/>
-          <w:b/>
-          <w:bCs/>
-          <w:i w:val="0"/>
-          <w:iCs w:val="0"/>
-          <w:color w:val="FF0000"/>
-          <w:sz w:val="22"/>
-          <w:szCs w:val="22"/>
-        </w:rPr>
         <w:t>{fromInputs-fechaInformeArt2RRR}</w:t>
       </w:r>
       <w:r>
@@ -5277,7 +4139,6 @@
       <w:r>
         <w:t>{/</w:t>
       </w:r>
-      <w:proofErr w:type="spellStart"/>
       <w:r>
         <w:rPr>
           <w:rFonts w:ascii="Arial" w:hAnsi="Arial" w:cs="Arial"/>
@@ -5286,7 +4147,6 @@
         </w:rPr>
         <w:t>estadoIncluyeAmazonia</w:t>
       </w:r>
-      <w:proofErr w:type="spellEnd"/>
       <w:r>
         <w:t>}</w:t>
       </w:r>
@@ -5354,23 +4214,7 @@
           <w:sz w:val="22"/>
           <w:szCs w:val="22"/>
         </w:rPr>
-        <w:t>{/</w:t>
-      </w:r>
-      <w:proofErr w:type="spellStart"/>
-      <w:r>
-        <w:rPr>
-          <w:sz w:val="22"/>
-          <w:szCs w:val="22"/>
-        </w:rPr>
-        <w:t>estadoOnlyPECO</w:t>
-      </w:r>
-      <w:proofErr w:type="spellEnd"/>
-      <w:r>
-        <w:rPr>
-          <w:sz w:val="22"/>
-          <w:szCs w:val="22"/>
-        </w:rPr>
-        <w:t>}</w:t>
+        <w:t>{/estadoOnlyPECO}</w:t>
       </w:r>
     </w:p>
     <w:bookmarkEnd w:id="18"/>
@@ -5501,14 +4345,7 @@
         <w:rPr>
           <w:rFonts w:ascii="Arial" w:hAnsi="Arial" w:cs="Arial"/>
         </w:rPr>
-        <w:t>{/</w:t>
-      </w:r>
-      <w:proofErr w:type="spellStart"/>
-      <w:r>
-        <w:rPr>
-          <w:rFonts w:ascii="Arial" w:hAnsi="Arial" w:cs="Arial"/>
-        </w:rPr>
-        <w:t>veriFaltan</w:t>
+        <w:t>{/veriFaltan</w:t>
       </w:r>
       <w:r>
         <w:rPr>
@@ -5516,7 +4353,6 @@
         </w:rPr>
         <w:t>DatosMercaReconocido</w:t>
       </w:r>
-      <w:proofErr w:type="spellEnd"/>
       <w:r>
         <w:rPr>
           <w:rFonts w:ascii="Arial" w:hAnsi="Arial" w:cs="Arial"/>
@@ -5739,34 +4575,7 @@
                 <w:sz w:val="20"/>
                 <w:szCs w:val="20"/>
               </w:rPr>
-              <w:t>{</w:t>
-            </w:r>
-            <w:proofErr w:type="spellStart"/>
-            <w:r>
-              <w:rPr>
-                <w:rFonts w:ascii="Arial" w:hAnsi="Arial" w:cs="Arial"/>
-                <w:sz w:val="20"/>
-                <w:szCs w:val="20"/>
-              </w:rPr>
-              <w:t>fromDam-</w:t>
-            </w:r>
-            <w:proofErr w:type="gramStart"/>
-            <w:r>
-              <w:rPr>
-                <w:rFonts w:ascii="Arial" w:hAnsi="Arial" w:cs="Arial"/>
-                <w:sz w:val="20"/>
-                <w:szCs w:val="20"/>
-              </w:rPr>
-              <w:t>descripcionMerca</w:t>
-            </w:r>
-            <w:proofErr w:type="spellEnd"/>
-            <w:r>
-              <w:rPr>
-                <w:rFonts w:ascii="Arial" w:hAnsi="Arial" w:cs="Arial"/>
-                <w:sz w:val="20"/>
-                <w:szCs w:val="20"/>
-              </w:rPr>
-              <w:t>}</w:t>
+              <w:t>{fromDam-descripcionMerca}</w:t>
             </w:r>
             <w:r>
               <w:rPr>
@@ -5777,32 +4586,7 @@
                 <w:sz w:val="20"/>
                 <w:szCs w:val="20"/>
               </w:rPr>
-              <w:t>{</w:t>
-            </w:r>
-            <w:proofErr w:type="spellStart"/>
-            <w:proofErr w:type="gramEnd"/>
-            <w:r>
-              <w:rPr>
-                <w:rFonts w:ascii="Arial" w:hAnsi="Arial" w:cs="Arial"/>
-                <w:b/>
-                <w:bCs/>
-                <w:color w:val="FF0000"/>
-                <w:sz w:val="20"/>
-                <w:szCs w:val="20"/>
-              </w:rPr>
-              <w:t>fromDam-descripcionMercaRRR</w:t>
-            </w:r>
-            <w:proofErr w:type="spellEnd"/>
-            <w:r>
-              <w:rPr>
-                <w:rFonts w:ascii="Arial" w:hAnsi="Arial" w:cs="Arial"/>
-                <w:b/>
-                <w:bCs/>
-                <w:color w:val="FF0000"/>
-                <w:sz w:val="20"/>
-                <w:szCs w:val="20"/>
-              </w:rPr>
-              <w:t>}</w:t>
+              <w:t>{fromDam-descripcionMercaRRR}</w:t>
             </w:r>
             <w:r>
               <w:rPr>
@@ -5836,25 +4620,7 @@
                 <w:sz w:val="20"/>
                 <w:szCs w:val="20"/>
               </w:rPr>
-              <w:t>{</w:t>
-            </w:r>
-            <w:proofErr w:type="spellStart"/>
-            <w:r>
-              <w:rPr>
-                <w:rFonts w:ascii="Arial" w:hAnsi="Arial" w:cs="Arial"/>
-                <w:sz w:val="20"/>
-                <w:szCs w:val="20"/>
-              </w:rPr>
-              <w:t>fromDam-cantMODI</w:t>
-            </w:r>
-            <w:proofErr w:type="spellEnd"/>
-            <w:r>
-              <w:rPr>
-                <w:rFonts w:ascii="Arial" w:hAnsi="Arial" w:cs="Arial"/>
-                <w:sz w:val="20"/>
-                <w:szCs w:val="20"/>
-              </w:rPr>
-              <w:t>}</w:t>
+              <w:t>{fromDam-cantMODI}</w:t>
             </w:r>
           </w:p>
         </w:tc>
@@ -5924,25 +4690,7 @@
                 <w:sz w:val="20"/>
                 <w:szCs w:val="20"/>
               </w:rPr>
-              <w:t>{</w:t>
-            </w:r>
-            <w:proofErr w:type="spellStart"/>
-            <w:r>
-              <w:rPr>
-                <w:rFonts w:ascii="Arial" w:hAnsi="Arial" w:cs="Arial"/>
-                <w:sz w:val="20"/>
-                <w:szCs w:val="20"/>
-              </w:rPr>
-              <w:t>fromDam-partidaNandina</w:t>
-            </w:r>
-            <w:proofErr w:type="spellEnd"/>
-            <w:r>
-              <w:rPr>
-                <w:rFonts w:ascii="Arial" w:hAnsi="Arial" w:cs="Arial"/>
-                <w:sz w:val="20"/>
-                <w:szCs w:val="20"/>
-              </w:rPr>
-              <w:t>}</w:t>
+              <w:t>{fromDam-partidaNandina}</w:t>
             </w:r>
           </w:p>
         </w:tc>
@@ -5979,25 +4727,7 @@
                 <w:szCs w:val="20"/>
               </w:rPr>
               <w:br/>
-              <w:t>{</w:t>
-            </w:r>
-            <w:proofErr w:type="spellStart"/>
-            <w:r>
-              <w:rPr>
-                <w:rFonts w:ascii="Arial" w:hAnsi="Arial" w:cs="Arial"/>
-                <w:sz w:val="20"/>
-                <w:szCs w:val="20"/>
-              </w:rPr>
-              <w:t>fromDam-partidaNabandina</w:t>
-            </w:r>
-            <w:proofErr w:type="spellEnd"/>
-            <w:r>
-              <w:rPr>
-                <w:rFonts w:ascii="Arial" w:hAnsi="Arial" w:cs="Arial"/>
-                <w:sz w:val="20"/>
-                <w:szCs w:val="20"/>
-              </w:rPr>
-              <w:t>}</w:t>
+              <w:t>{fromDam-partidaNabandina}</w:t>
             </w:r>
           </w:p>
           <w:p>
@@ -6068,34 +4798,7 @@
           <w:sz w:val="20"/>
           <w:szCs w:val="20"/>
         </w:rPr>
-        <w:t>(*) Se revisó {</w:t>
-      </w:r>
-      <w:proofErr w:type="spellStart"/>
-      <w:r>
-        <w:rPr>
-          <w:rFonts w:ascii="Arial" w:hAnsi="Arial" w:cs="Arial"/>
-          <w:sz w:val="20"/>
-          <w:szCs w:val="20"/>
-        </w:rPr>
-        <w:t>fromDam-</w:t>
-      </w:r>
-      <w:proofErr w:type="gramStart"/>
-      <w:r>
-        <w:rPr>
-          <w:rFonts w:ascii="Arial" w:hAnsi="Arial" w:cs="Arial"/>
-          <w:sz w:val="20"/>
-          <w:szCs w:val="20"/>
-        </w:rPr>
-        <w:t>bultosReconocidos</w:t>
-      </w:r>
-      <w:proofErr w:type="spellEnd"/>
-      <w:r>
-        <w:rPr>
-          <w:rFonts w:ascii="Arial" w:hAnsi="Arial" w:cs="Arial"/>
-          <w:sz w:val="20"/>
-          <w:szCs w:val="20"/>
-        </w:rPr>
-        <w:t>}</w:t>
+        <w:t>(*) Se revisó {fromDam-bultosReconocidos}</w:t>
       </w:r>
       <w:r>
         <w:rPr>
@@ -6106,58 +4809,15 @@
           <w:sz w:val="20"/>
           <w:szCs w:val="20"/>
         </w:rPr>
-        <w:t>{</w:t>
-      </w:r>
-      <w:proofErr w:type="spellStart"/>
-      <w:proofErr w:type="gramEnd"/>
-      <w:r>
-        <w:rPr>
-          <w:rFonts w:ascii="Arial" w:hAnsi="Arial" w:cs="Arial"/>
-          <w:b/>
-          <w:bCs/>
-          <w:color w:val="FF0000"/>
+        <w:t>{fromDam-bultosReconocidosRRR}</w:t>
+      </w:r>
+      <w:r>
+        <w:rPr>
+          <w:rFonts w:ascii="Arial" w:hAnsi="Arial" w:cs="Arial"/>
           <w:sz w:val="20"/>
           <w:szCs w:val="20"/>
         </w:rPr>
-        <w:t>fromDam-bultosReconocidosRRR</w:t>
-      </w:r>
-      <w:proofErr w:type="spellEnd"/>
-      <w:r>
-        <w:rPr>
-          <w:rFonts w:ascii="Arial" w:hAnsi="Arial" w:cs="Arial"/>
-          <w:b/>
-          <w:bCs/>
-          <w:color w:val="FF0000"/>
-          <w:sz w:val="20"/>
-          <w:szCs w:val="20"/>
-        </w:rPr>
-        <w:t>}</w:t>
-      </w:r>
-      <w:r>
-        <w:rPr>
-          <w:rFonts w:ascii="Arial" w:hAnsi="Arial" w:cs="Arial"/>
-          <w:sz w:val="20"/>
-          <w:szCs w:val="20"/>
-        </w:rPr>
-        <w:t xml:space="preserve"> de {</w:t>
-      </w:r>
-      <w:proofErr w:type="spellStart"/>
-      <w:r>
-        <w:rPr>
-          <w:rFonts w:ascii="Arial" w:hAnsi="Arial" w:cs="Arial"/>
-          <w:sz w:val="20"/>
-          <w:szCs w:val="20"/>
-        </w:rPr>
-        <w:t>fromDam-cantBultosNumero</w:t>
-      </w:r>
-      <w:proofErr w:type="spellEnd"/>
-      <w:r>
-        <w:rPr>
-          <w:rFonts w:ascii="Arial" w:hAnsi="Arial" w:cs="Arial"/>
-          <w:sz w:val="20"/>
-          <w:szCs w:val="20"/>
-        </w:rPr>
-        <w:t xml:space="preserve">} bultos. </w:t>
+        <w:t xml:space="preserve"> de {fromDam-cantBultosNumero} bultos. </w:t>
       </w:r>
     </w:p>
     <w:p>
@@ -6179,25 +4839,7 @@
           <w:sz w:val="20"/>
           <w:szCs w:val="20"/>
         </w:rPr>
-        <w:t>{/</w:t>
-      </w:r>
-      <w:proofErr w:type="spellStart"/>
-      <w:r>
-        <w:rPr>
-          <w:rFonts w:ascii="Arial" w:hAnsi="Arial" w:cs="Arial"/>
-          <w:sz w:val="20"/>
-          <w:szCs w:val="20"/>
-        </w:rPr>
-        <w:t>veriBultosRevisados</w:t>
-      </w:r>
-      <w:proofErr w:type="spellEnd"/>
-      <w:r>
-        <w:rPr>
-          <w:rFonts w:ascii="Arial" w:hAnsi="Arial" w:cs="Arial"/>
-          <w:sz w:val="20"/>
-          <w:szCs w:val="20"/>
-        </w:rPr>
-        <w:t>}</w:t>
+        <w:t>{/veriBultosRevisados}</w:t>
       </w:r>
     </w:p>
     <w:p/>
@@ -6255,70 +4897,15 @@
           <w:sz w:val="20"/>
           <w:szCs w:val="20"/>
         </w:rPr>
-        <w:t>{</w:t>
-      </w:r>
-      <w:proofErr w:type="spellStart"/>
-      <w:r>
-        <w:rPr>
-          <w:rFonts w:ascii="Arial" w:hAnsi="Arial" w:cs="Arial"/>
-          <w:b/>
-          <w:bCs/>
-          <w:color w:val="FF0000"/>
+        <w:t>{fromInputs-lugarAforoRRR}</w:t>
+      </w:r>
+      <w:r>
+        <w:rPr>
+          <w:rFonts w:ascii="Arial" w:hAnsi="Arial" w:cs="Arial"/>
           <w:sz w:val="20"/>
           <w:szCs w:val="20"/>
         </w:rPr>
-        <w:t>fromInputs-</w:t>
-      </w:r>
-      <w:proofErr w:type="gramStart"/>
-      <w:r>
-        <w:rPr>
-          <w:rFonts w:ascii="Arial" w:hAnsi="Arial" w:cs="Arial"/>
-          <w:b/>
-          <w:bCs/>
-          <w:color w:val="FF0000"/>
-          <w:sz w:val="20"/>
-          <w:szCs w:val="20"/>
-        </w:rPr>
-        <w:t>lugarAforoRRR</w:t>
-      </w:r>
-      <w:proofErr w:type="spellEnd"/>
-      <w:r>
-        <w:rPr>
-          <w:rFonts w:ascii="Arial" w:hAnsi="Arial" w:cs="Arial"/>
-          <w:b/>
-          <w:bCs/>
-          <w:color w:val="FF0000"/>
-          <w:sz w:val="20"/>
-          <w:szCs w:val="20"/>
-        </w:rPr>
-        <w:t>}</w:t>
-      </w:r>
-      <w:r>
-        <w:rPr>
-          <w:rFonts w:ascii="Arial" w:hAnsi="Arial" w:cs="Arial"/>
-          <w:sz w:val="20"/>
-          <w:szCs w:val="20"/>
-        </w:rPr>
-        <w:t>{</w:t>
-      </w:r>
-      <w:proofErr w:type="spellStart"/>
-      <w:proofErr w:type="gramEnd"/>
-      <w:r>
-        <w:rPr>
-          <w:rFonts w:ascii="Arial" w:hAnsi="Arial" w:cs="Arial"/>
-          <w:sz w:val="20"/>
-          <w:szCs w:val="20"/>
-        </w:rPr>
-        <w:t>fromInputs-lugarAforo</w:t>
-      </w:r>
-      <w:proofErr w:type="spellEnd"/>
-      <w:r>
-        <w:rPr>
-          <w:rFonts w:ascii="Arial" w:hAnsi="Arial" w:cs="Arial"/>
-          <w:sz w:val="20"/>
-          <w:szCs w:val="20"/>
-        </w:rPr>
-        <w:t>}</w:t>
+        <w:t>{fromInputs-lugarAforo}</w:t>
       </w:r>
     </w:p>
     <w:p>
@@ -6431,21 +5018,7 @@
         <w:rPr>
           <w:rFonts w:ascii="Arial" w:hAnsi="Arial" w:cs="Arial"/>
         </w:rPr>
-        <w:t>{/</w:t>
-      </w:r>
-      <w:proofErr w:type="spellStart"/>
-      <w:r>
-        <w:rPr>
-          <w:rFonts w:ascii="Arial" w:hAnsi="Arial" w:cs="Arial"/>
-        </w:rPr>
-        <w:t>veriFaltanGuias</w:t>
-      </w:r>
-      <w:proofErr w:type="spellEnd"/>
-      <w:r>
-        <w:rPr>
-          <w:rFonts w:ascii="Arial" w:hAnsi="Arial" w:cs="Arial"/>
-        </w:rPr>
-        <w:t>}</w:t>
+        <w:t>{/veriFaltanGuias}</w:t>
       </w:r>
     </w:p>
     <w:tbl>
@@ -6607,7 +5180,6 @@
               </w:rPr>
               <w:t>{#</w:t>
             </w:r>
-            <w:proofErr w:type="gramStart"/>
             <w:r>
               <w:rPr>
                 <w:rFonts w:ascii="Arial" w:hAnsi="Arial" w:cs="Arial"/>
@@ -6619,15 +5191,7 @@
                 <w:rFonts w:ascii="Arial" w:eastAsiaTheme="minorHAnsi" w:hAnsi="Arial" w:cs="Arial"/>
                 <w:lang w:eastAsia="en-US"/>
               </w:rPr>
-              <w:t>}{</w:t>
-            </w:r>
-            <w:proofErr w:type="gramEnd"/>
-            <w:r>
-              <w:rPr>
-                <w:rFonts w:ascii="Arial" w:eastAsiaTheme="minorHAnsi" w:hAnsi="Arial" w:cs="Arial"/>
-                <w:lang w:eastAsia="en-US"/>
-              </w:rPr>
-              <w:t>numeroGuia}</w:t>
+              <w:t>}{numeroGuia}</w:t>
             </w:r>
           </w:p>
         </w:tc>
@@ -6658,23 +5222,7 @@
                 <w:rFonts w:ascii="Arial" w:eastAsiaTheme="minorHAnsi" w:hAnsi="Arial" w:cs="Arial"/>
                 <w:lang w:eastAsia="en-US"/>
               </w:rPr>
-              <w:t>{</w:t>
-            </w:r>
-            <w:proofErr w:type="spellStart"/>
-            <w:r>
-              <w:rPr>
-                <w:rFonts w:ascii="Arial" w:eastAsiaTheme="minorHAnsi" w:hAnsi="Arial" w:cs="Arial"/>
-                <w:lang w:eastAsia="en-US"/>
-              </w:rPr>
-              <w:t>razonSocial</w:t>
-            </w:r>
-            <w:proofErr w:type="spellEnd"/>
-            <w:r>
-              <w:rPr>
-                <w:rFonts w:ascii="Arial" w:eastAsiaTheme="minorHAnsi" w:hAnsi="Arial" w:cs="Arial"/>
-                <w:lang w:eastAsia="en-US"/>
-              </w:rPr>
-              <w:t>}</w:t>
+              <w:t>{razonSocial}</w:t>
             </w:r>
           </w:p>
         </w:tc>
@@ -6714,21 +5262,12 @@
               </w:rPr>
               <w:t>ruc</w:t>
             </w:r>
-            <w:proofErr w:type="gramStart"/>
             <w:r>
               <w:rPr>
                 <w:rFonts w:ascii="Arial" w:eastAsiaTheme="minorHAnsi" w:hAnsi="Arial" w:cs="Arial"/>
                 <w:lang w:eastAsia="en-US"/>
               </w:rPr>
-              <w:t>}{</w:t>
-            </w:r>
-            <w:proofErr w:type="gramEnd"/>
-            <w:r>
-              <w:rPr>
-                <w:rFonts w:ascii="Arial" w:eastAsiaTheme="minorHAnsi" w:hAnsi="Arial" w:cs="Arial"/>
-                <w:lang w:eastAsia="en-US"/>
-              </w:rPr>
-              <w:t>/}</w:t>
+              <w:t>}{/}</w:t>
             </w:r>
           </w:p>
         </w:tc>
@@ -6782,7 +5321,6 @@
         </w:rPr>
         <w:t>{#</w:t>
       </w:r>
-      <w:proofErr w:type="spellStart"/>
       <w:r>
         <w:rPr>
           <w:rFonts w:ascii="Arial" w:eastAsia="Times New Roman" w:hAnsi="Arial" w:cs="Arial"/>
@@ -6793,7 +5331,6 @@
         </w:rPr>
         <w:t>estadoIncluyeAmazonia</w:t>
       </w:r>
-      <w:proofErr w:type="spellEnd"/>
       <w:r>
         <w:rPr>
           <w:rFonts w:ascii="Arial" w:eastAsia="Times New Roman" w:hAnsi="Arial" w:cs="Arial"/>
@@ -6846,7 +5383,6 @@
         </w:rPr>
         <w:t>{/</w:t>
       </w:r>
-      <w:proofErr w:type="spellStart"/>
       <w:r>
         <w:rPr>
           <w:rFonts w:ascii="Arial" w:eastAsia="Times New Roman" w:hAnsi="Arial" w:cs="Arial"/>
@@ -6857,7 +5393,6 @@
         </w:rPr>
         <w:t>estadoIncluyeAmazonia</w:t>
       </w:r>
-      <w:proofErr w:type="spellEnd"/>
       <w:r>
         <w:rPr>
           <w:rFonts w:ascii="Arial" w:eastAsia="Times New Roman" w:hAnsi="Arial" w:cs="Arial"/>
@@ -6935,10 +5470,15 @@
           <w:szCs w:val="20"/>
           <w:lang w:val="es-ES" w:eastAsia="es-ES"/>
         </w:rPr>
-        <w:t>{/</w:t>
-      </w:r>
-      <w:proofErr w:type="spellStart"/>
-      <w:r>
+        <w:t>{/estadoOnlyPECO}</w:t>
+      </w:r>
+    </w:p>
+    <w:bookmarkEnd w:id="19"/>
+    <w:p/>
+    <w:p>
+      <w:pPr>
+        <w:spacing w:after="0" w:line="240" w:lineRule="auto"/>
+        <w:jc w:val="both"/>
         <w:rPr>
           <w:rFonts w:ascii="Arial" w:eastAsia="Times New Roman" w:hAnsi="Arial" w:cs="Arial"/>
           <w:color w:val="000000"/>
@@ -6946,9 +5486,7 @@
           <w:szCs w:val="20"/>
           <w:lang w:val="es-ES" w:eastAsia="es-ES"/>
         </w:rPr>
-        <w:t>estadoOnlyPECO</w:t>
-      </w:r>
-      <w:proofErr w:type="spellEnd"/>
+      </w:pPr>
       <w:r>
         <w:rPr>
           <w:rFonts w:ascii="Arial" w:eastAsia="Times New Roman" w:hAnsi="Arial" w:cs="Arial"/>
@@ -6957,54 +5495,7 @@
           <w:szCs w:val="20"/>
           <w:lang w:val="es-ES" w:eastAsia="es-ES"/>
         </w:rPr>
-        <w:t>}</w:t>
-      </w:r>
-    </w:p>
-    <w:bookmarkEnd w:id="19"/>
-    <w:p/>
-    <w:p>
-      <w:pPr>
-        <w:spacing w:after="0" w:line="240" w:lineRule="auto"/>
-        <w:jc w:val="both"/>
-        <w:rPr>
-          <w:rFonts w:ascii="Arial" w:eastAsia="Times New Roman" w:hAnsi="Arial" w:cs="Arial"/>
-          <w:color w:val="000000"/>
-          <w:sz w:val="20"/>
-          <w:szCs w:val="20"/>
-          <w:lang w:val="es-ES" w:eastAsia="es-ES"/>
-        </w:rPr>
-      </w:pPr>
-      <w:r>
-        <w:rPr>
-          <w:rFonts w:ascii="Arial" w:eastAsia="Times New Roman" w:hAnsi="Arial" w:cs="Arial"/>
-          <w:color w:val="000000"/>
-          <w:sz w:val="20"/>
-          <w:szCs w:val="20"/>
-          <w:lang w:val="es-ES" w:eastAsia="es-ES"/>
-        </w:rPr>
-        <w:t>T.C S/ {</w:t>
-      </w:r>
-      <w:proofErr w:type="spellStart"/>
-      <w:r>
-        <w:rPr>
-          <w:rFonts w:ascii="Arial" w:eastAsia="Times New Roman" w:hAnsi="Arial" w:cs="Arial"/>
-          <w:color w:val="000000"/>
-          <w:sz w:val="20"/>
-          <w:szCs w:val="20"/>
-          <w:lang w:val="es-ES" w:eastAsia="es-ES"/>
-        </w:rPr>
-        <w:t>cuadroDeudaTributaria-miniCuadro-tipoCambio</w:t>
-      </w:r>
-      <w:proofErr w:type="spellEnd"/>
-      <w:r>
-        <w:rPr>
-          <w:rFonts w:ascii="Arial" w:eastAsia="Times New Roman" w:hAnsi="Arial" w:cs="Arial"/>
-          <w:color w:val="000000"/>
-          <w:sz w:val="20"/>
-          <w:szCs w:val="20"/>
-          <w:lang w:val="es-ES" w:eastAsia="es-ES"/>
-        </w:rPr>
-        <w:t>}</w:t>
+        <w:t>T.C S/ {cuadroDeudaTributaria-miniCuadro-tipoCambio}</w:t>
       </w:r>
     </w:p>
     <w:p>
@@ -7104,14 +5595,7 @@
         <w:rPr>
           <w:rFonts w:ascii="Arial" w:hAnsi="Arial" w:cs="Arial"/>
         </w:rPr>
-        <w:t>{/</w:t>
-      </w:r>
-      <w:proofErr w:type="spellStart"/>
-      <w:r>
-        <w:rPr>
-          <w:rFonts w:ascii="Arial" w:hAnsi="Arial" w:cs="Arial"/>
-        </w:rPr>
-        <w:t>veri</w:t>
+        <w:t>{/veri</w:t>
       </w:r>
       <w:r>
         <w:rPr>
@@ -7119,7 +5603,6 @@
         </w:rPr>
         <w:t>FaltaDeudaTributaria</w:t>
       </w:r>
-      <w:proofErr w:type="spellEnd"/>
       <w:r>
         <w:rPr>
           <w:rFonts w:ascii="Arial" w:hAnsi="Arial" w:cs="Arial"/>
@@ -7318,7 +5801,6 @@
               </w:rPr>
               <w:t xml:space="preserve">Ley </w:t>
             </w:r>
-            <w:proofErr w:type="gramStart"/>
             <w:r>
               <w:rPr>
                 <w:rFonts w:ascii="Arial" w:hAnsi="Arial" w:cs="Arial"/>
@@ -7327,9 +5809,8 @@
                 <w:sz w:val="22"/>
                 <w:szCs w:val="22"/>
               </w:rPr>
-              <w:t>N.º</w:t>
+              <w:t>n</w:t>
             </w:r>
-            <w:proofErr w:type="gramEnd"/>
             <w:r>
               <w:rPr>
                 <w:rFonts w:ascii="Arial" w:hAnsi="Arial" w:cs="Arial"/>
@@ -7338,7 +5819,7 @@
                 <w:sz w:val="22"/>
                 <w:szCs w:val="22"/>
               </w:rPr>
-              <w:t>27037</w:t>
+              <w:t>.º27037</w:t>
             </w:r>
           </w:p>
         </w:tc>
@@ -7366,7 +5847,23 @@
                 <w:sz w:val="22"/>
                 <w:szCs w:val="22"/>
               </w:rPr>
-              <w:t>Ad/Valorem</w:t>
+              <w:t>Ad/</w:t>
+            </w:r>
+            <w:r>
+              <w:rPr>
+                <w:rFonts w:ascii="Arial" w:hAnsi="Arial" w:cs="Arial"/>
+                <w:sz w:val="22"/>
+                <w:szCs w:val="22"/>
+              </w:rPr>
+              <w:t>v</w:t>
+            </w:r>
+            <w:r>
+              <w:rPr>
+                <w:rFonts w:ascii="Arial" w:hAnsi="Arial" w:cs="Arial"/>
+                <w:sz w:val="22"/>
+                <w:szCs w:val="22"/>
+              </w:rPr>
+              <w:t>alorem</w:t>
             </w:r>
           </w:p>
         </w:tc>
@@ -7393,27 +5890,7 @@
                 <w:sz w:val="22"/>
                 <w:szCs w:val="22"/>
               </w:rPr>
-              <w:t>{</w:t>
-            </w:r>
-            <w:proofErr w:type="spellStart"/>
-            <w:r>
-              <w:rPr>
-                <w:rFonts w:ascii="Calibri" w:hAnsi="Calibri" w:cs="Calibri"/>
-                <w:color w:val="000000"/>
-                <w:sz w:val="22"/>
-                <w:szCs w:val="22"/>
-              </w:rPr>
-              <w:t>textoAVLiqu</w:t>
-            </w:r>
-            <w:proofErr w:type="spellEnd"/>
-            <w:r>
-              <w:rPr>
-                <w:rFonts w:ascii="Calibri" w:hAnsi="Calibri" w:cs="Calibri"/>
-                <w:color w:val="000000"/>
-                <w:sz w:val="22"/>
-                <w:szCs w:val="22"/>
-              </w:rPr>
-              <w:t>}</w:t>
+              <w:t>{textoAVLiqu}</w:t>
             </w:r>
           </w:p>
         </w:tc>
@@ -7439,27 +5916,7 @@
                 <w:sz w:val="22"/>
                 <w:szCs w:val="22"/>
               </w:rPr>
-              <w:t>{</w:t>
-            </w:r>
-            <w:proofErr w:type="spellStart"/>
-            <w:r>
-              <w:rPr>
-                <w:rFonts w:ascii="Calibri" w:hAnsi="Calibri" w:cs="Calibri"/>
-                <w:color w:val="000000"/>
-                <w:sz w:val="22"/>
-                <w:szCs w:val="22"/>
-              </w:rPr>
-              <w:t>textoAVNoReg</w:t>
-            </w:r>
-            <w:proofErr w:type="spellEnd"/>
-            <w:r>
-              <w:rPr>
-                <w:rFonts w:ascii="Calibri" w:hAnsi="Calibri" w:cs="Calibri"/>
-                <w:color w:val="000000"/>
-                <w:sz w:val="22"/>
-                <w:szCs w:val="22"/>
-              </w:rPr>
-              <w:t>}</w:t>
+              <w:t>{textoAVNoReg}</w:t>
             </w:r>
           </w:p>
         </w:tc>
@@ -7514,7 +5971,7 @@
                 <w:sz w:val="22"/>
                 <w:szCs w:val="22"/>
               </w:rPr>
-              <w:t>I.P.M.</w:t>
+              <w:t>IPM</w:t>
             </w:r>
           </w:p>
         </w:tc>
@@ -7541,27 +5998,7 @@
                 <w:sz w:val="22"/>
                 <w:szCs w:val="22"/>
               </w:rPr>
-              <w:t>{</w:t>
-            </w:r>
-            <w:proofErr w:type="spellStart"/>
-            <w:r>
-              <w:rPr>
-                <w:rFonts w:ascii="Calibri" w:hAnsi="Calibri" w:cs="Calibri"/>
-                <w:color w:val="000000"/>
-                <w:sz w:val="22"/>
-                <w:szCs w:val="22"/>
-              </w:rPr>
-              <w:t>textoIPMLiqu</w:t>
-            </w:r>
-            <w:proofErr w:type="spellEnd"/>
-            <w:r>
-              <w:rPr>
-                <w:rFonts w:ascii="Calibri" w:hAnsi="Calibri" w:cs="Calibri"/>
-                <w:color w:val="000000"/>
-                <w:sz w:val="22"/>
-                <w:szCs w:val="22"/>
-              </w:rPr>
-              <w:t>}</w:t>
+              <w:t>{textoIPMLiqu}</w:t>
             </w:r>
           </w:p>
         </w:tc>
@@ -7587,27 +6024,7 @@
                 <w:sz w:val="22"/>
                 <w:szCs w:val="22"/>
               </w:rPr>
-              <w:t>{</w:t>
-            </w:r>
-            <w:proofErr w:type="spellStart"/>
-            <w:r>
-              <w:rPr>
-                <w:rFonts w:ascii="Calibri" w:hAnsi="Calibri" w:cs="Calibri"/>
-                <w:color w:val="000000"/>
-                <w:sz w:val="22"/>
-                <w:szCs w:val="22"/>
-              </w:rPr>
-              <w:t>textoIPMNoReg</w:t>
-            </w:r>
-            <w:proofErr w:type="spellEnd"/>
-            <w:r>
-              <w:rPr>
-                <w:rFonts w:ascii="Calibri" w:hAnsi="Calibri" w:cs="Calibri"/>
-                <w:color w:val="000000"/>
-                <w:sz w:val="22"/>
-                <w:szCs w:val="22"/>
-              </w:rPr>
-              <w:t>}</w:t>
+              <w:t>{textoIPMNoReg}</w:t>
             </w:r>
           </w:p>
         </w:tc>
@@ -7662,7 +6079,15 @@
                 <w:sz w:val="22"/>
                 <w:szCs w:val="22"/>
               </w:rPr>
-              <w:t>I.G.V.</w:t>
+              <w:t>IG</w:t>
+            </w:r>
+            <w:r>
+              <w:rPr>
+                <w:rFonts w:ascii="Arial" w:hAnsi="Arial" w:cs="Arial"/>
+                <w:sz w:val="22"/>
+                <w:szCs w:val="22"/>
+              </w:rPr>
+              <w:t>V</w:t>
             </w:r>
           </w:p>
         </w:tc>
@@ -7689,27 +6114,7 @@
                 <w:sz w:val="22"/>
                 <w:szCs w:val="22"/>
               </w:rPr>
-              <w:t>{</w:t>
-            </w:r>
-            <w:proofErr w:type="spellStart"/>
-            <w:r>
-              <w:rPr>
-                <w:rFonts w:ascii="Calibri" w:hAnsi="Calibri" w:cs="Calibri"/>
-                <w:color w:val="000000"/>
-                <w:sz w:val="22"/>
-                <w:szCs w:val="22"/>
-              </w:rPr>
-              <w:t>textoIGVLiqu</w:t>
-            </w:r>
-            <w:proofErr w:type="spellEnd"/>
-            <w:r>
-              <w:rPr>
-                <w:rFonts w:ascii="Calibri" w:hAnsi="Calibri" w:cs="Calibri"/>
-                <w:color w:val="000000"/>
-                <w:sz w:val="22"/>
-                <w:szCs w:val="22"/>
-              </w:rPr>
-              <w:t>}</w:t>
+              <w:t>{textoIGVLiqu}</w:t>
             </w:r>
           </w:p>
         </w:tc>
@@ -7735,27 +6140,7 @@
                 <w:sz w:val="22"/>
                 <w:szCs w:val="22"/>
               </w:rPr>
-              <w:t>{</w:t>
-            </w:r>
-            <w:proofErr w:type="spellStart"/>
-            <w:r>
-              <w:rPr>
-                <w:rFonts w:ascii="Calibri" w:hAnsi="Calibri" w:cs="Calibri"/>
-                <w:color w:val="000000"/>
-                <w:sz w:val="22"/>
-                <w:szCs w:val="22"/>
-              </w:rPr>
-              <w:t>textoIGVNoReg</w:t>
-            </w:r>
-            <w:proofErr w:type="spellEnd"/>
-            <w:r>
-              <w:rPr>
-                <w:rFonts w:ascii="Calibri" w:hAnsi="Calibri" w:cs="Calibri"/>
-                <w:color w:val="000000"/>
-                <w:sz w:val="22"/>
-                <w:szCs w:val="22"/>
-              </w:rPr>
-              <w:t>}</w:t>
+              <w:t>{textoIGVNoReg}</w:t>
             </w:r>
           </w:p>
         </w:tc>
@@ -7841,29 +6226,7 @@
                 <w:szCs w:val="22"/>
                 <w:lang w:val="es-ES" w:eastAsia="es-ES"/>
               </w:rPr>
-              <w:t>{</w:t>
-            </w:r>
-            <w:proofErr w:type="spellStart"/>
-            <w:r>
-              <w:rPr>
-                <w:rFonts w:ascii="Arial" w:eastAsia="Times New Roman" w:hAnsi="Arial" w:cs="Arial"/>
-                <w:color w:val="000000"/>
-                <w:sz w:val="22"/>
-                <w:szCs w:val="22"/>
-                <w:lang w:val="es-ES" w:eastAsia="es-ES"/>
-              </w:rPr>
-              <w:t>textoTotLiqu</w:t>
-            </w:r>
-            <w:proofErr w:type="spellEnd"/>
-            <w:r>
-              <w:rPr>
-                <w:rFonts w:ascii="Arial" w:eastAsia="Times New Roman" w:hAnsi="Arial" w:cs="Arial"/>
-                <w:color w:val="000000"/>
-                <w:sz w:val="22"/>
-                <w:szCs w:val="22"/>
-                <w:lang w:val="es-ES" w:eastAsia="es-ES"/>
-              </w:rPr>
-              <w:t>}</w:t>
+              <w:t>{textoTotLiqu}</w:t>
             </w:r>
           </w:p>
         </w:tc>
@@ -7892,29 +6255,7 @@
                 <w:szCs w:val="22"/>
                 <w:lang w:val="es-ES" w:eastAsia="es-ES"/>
               </w:rPr>
-              <w:t>{</w:t>
-            </w:r>
-            <w:proofErr w:type="spellStart"/>
-            <w:r>
-              <w:rPr>
-                <w:rFonts w:ascii="Arial" w:eastAsia="Times New Roman" w:hAnsi="Arial" w:cs="Arial"/>
-                <w:color w:val="000000"/>
-                <w:sz w:val="22"/>
-                <w:szCs w:val="22"/>
-                <w:lang w:val="es-ES" w:eastAsia="es-ES"/>
-              </w:rPr>
-              <w:t>textoTotNoReg</w:t>
-            </w:r>
-            <w:proofErr w:type="spellEnd"/>
-            <w:r>
-              <w:rPr>
-                <w:rFonts w:ascii="Arial" w:eastAsia="Times New Roman" w:hAnsi="Arial" w:cs="Arial"/>
-                <w:color w:val="000000"/>
-                <w:sz w:val="22"/>
-                <w:szCs w:val="22"/>
-                <w:lang w:val="es-ES" w:eastAsia="es-ES"/>
-              </w:rPr>
-              <w:t>}</w:t>
+              <w:t>{textoTotNoReg}</w:t>
             </w:r>
           </w:p>
         </w:tc>
@@ -7962,14 +6303,12 @@
         </w:rPr>
         <w:t>{/</w:t>
       </w:r>
-      <w:proofErr w:type="spellStart"/>
       <w:r>
         <w:rPr>
           <w:rFonts w:ascii="Arial" w:hAnsi="Arial" w:cs="Arial"/>
         </w:rPr>
         <w:t>estadoOnlyAMAZONIA</w:t>
       </w:r>
-      <w:proofErr w:type="spellEnd"/>
       <w:r>
         <w:rPr>
           <w:rFonts w:ascii="Arial" w:hAnsi="Arial" w:cs="Arial"/>
@@ -8011,7 +6350,7 @@
       <w:tr>
         <w:tc>
           <w:tcPr>
-            <w:tcW w:w="1498" w:type="dxa"/>
+            <w:tcW w:w="1398" w:type="dxa"/>
             <w:shd w:val="clear" w:color="auto" w:fill="D1D1D1" w:themeFill="background2" w:themeFillShade="E6"/>
             <w:vAlign w:val="center"/>
           </w:tcPr>
@@ -8042,7 +6381,7 @@
         </w:tc>
         <w:tc>
           <w:tcPr>
-            <w:tcW w:w="1658" w:type="dxa"/>
+            <w:tcW w:w="1567" w:type="dxa"/>
             <w:shd w:val="clear" w:color="auto" w:fill="D1D1D1" w:themeFill="background2" w:themeFillShade="E6"/>
             <w:vAlign w:val="center"/>
           </w:tcPr>
@@ -8104,7 +6443,7 @@
         </w:tc>
         <w:tc>
           <w:tcPr>
-            <w:tcW w:w="1829" w:type="dxa"/>
+            <w:tcW w:w="2095" w:type="dxa"/>
             <w:shd w:val="clear" w:color="auto" w:fill="D1D1D1" w:themeFill="background2" w:themeFillShade="E6"/>
             <w:vAlign w:val="center"/>
           </w:tcPr>
@@ -8135,13 +6474,33 @@
                 <w:sz w:val="18"/>
                 <w:szCs w:val="18"/>
               </w:rPr>
-              <w:t>Regularización D.S. N.º 015-94-EF</w:t>
+              <w:t xml:space="preserve">Regularización D.S. </w:t>
+            </w:r>
+            <w:r>
+              <w:rPr>
+                <w:rFonts w:ascii="Arial" w:hAnsi="Arial" w:cs="Arial"/>
+                <w:b/>
+                <w:bCs/>
+                <w:sz w:val="18"/>
+                <w:szCs w:val="18"/>
+              </w:rPr>
+              <w:t>n</w:t>
+            </w:r>
+            <w:r>
+              <w:rPr>
+                <w:rFonts w:ascii="Arial" w:hAnsi="Arial" w:cs="Arial"/>
+                <w:b/>
+                <w:bCs/>
+                <w:sz w:val="18"/>
+                <w:szCs w:val="18"/>
+              </w:rPr>
+              <w:t>.º 015-94-EF</w:t>
             </w:r>
           </w:p>
         </w:tc>
         <w:tc>
           <w:tcPr>
-            <w:tcW w:w="1941" w:type="dxa"/>
+            <w:tcW w:w="1866" w:type="dxa"/>
             <w:shd w:val="clear" w:color="auto" w:fill="D1D1D1" w:themeFill="background2" w:themeFillShade="E6"/>
             <w:vAlign w:val="center"/>
           </w:tcPr>
@@ -8198,7 +6557,6 @@
               </w:rPr>
               <w:t xml:space="preserve">Ley </w:t>
             </w:r>
-            <w:proofErr w:type="gramStart"/>
             <w:r>
               <w:rPr>
                 <w:rFonts w:ascii="Arial" w:hAnsi="Arial" w:cs="Arial"/>
@@ -8207,9 +6565,8 @@
                 <w:sz w:val="20"/>
                 <w:szCs w:val="20"/>
               </w:rPr>
-              <w:t>N.º</w:t>
+              <w:t>n</w:t>
             </w:r>
-            <w:proofErr w:type="gramEnd"/>
             <w:r>
               <w:rPr>
                 <w:rFonts w:ascii="Arial" w:hAnsi="Arial" w:cs="Arial"/>
@@ -8218,7 +6575,7 @@
                 <w:sz w:val="20"/>
                 <w:szCs w:val="20"/>
               </w:rPr>
-              <w:t>27037</w:t>
+              <w:t>.º27037</w:t>
             </w:r>
           </w:p>
         </w:tc>
@@ -8226,7 +6583,7 @@
       <w:tr>
         <w:tc>
           <w:tcPr>
-            <w:tcW w:w="1498" w:type="dxa"/>
+            <w:tcW w:w="1398" w:type="dxa"/>
             <w:vAlign w:val="center"/>
           </w:tcPr>
           <w:p>
@@ -8246,13 +6603,29 @@
                 <w:sz w:val="20"/>
                 <w:szCs w:val="20"/>
               </w:rPr>
-              <w:t>Ad/Valorem</w:t>
+              <w:t>Ad/</w:t>
+            </w:r>
+            <w:r>
+              <w:rPr>
+                <w:rFonts w:ascii="Arial" w:hAnsi="Arial" w:cs="Arial"/>
+                <w:sz w:val="20"/>
+                <w:szCs w:val="20"/>
+              </w:rPr>
+              <w:t>v</w:t>
+            </w:r>
+            <w:r>
+              <w:rPr>
+                <w:rFonts w:ascii="Arial" w:hAnsi="Arial" w:cs="Arial"/>
+                <w:sz w:val="20"/>
+                <w:szCs w:val="20"/>
+              </w:rPr>
+              <w:t>alorem</w:t>
             </w:r>
           </w:p>
         </w:tc>
         <w:tc>
           <w:tcPr>
-            <w:tcW w:w="1658" w:type="dxa"/>
+            <w:tcW w:w="1567" w:type="dxa"/>
             <w:vAlign w:val="center"/>
           </w:tcPr>
           <w:p>
@@ -8273,27 +6646,7 @@
                 <w:sz w:val="20"/>
                 <w:szCs w:val="20"/>
               </w:rPr>
-              <w:t>{</w:t>
-            </w:r>
-            <w:proofErr w:type="spellStart"/>
-            <w:r>
-              <w:rPr>
-                <w:rFonts w:ascii="Calibri" w:hAnsi="Calibri" w:cs="Calibri"/>
-                <w:color w:val="000000"/>
-                <w:sz w:val="20"/>
-                <w:szCs w:val="20"/>
-              </w:rPr>
-              <w:t>textoAVLiqu</w:t>
-            </w:r>
-            <w:proofErr w:type="spellEnd"/>
-            <w:r>
-              <w:rPr>
-                <w:rFonts w:ascii="Calibri" w:hAnsi="Calibri" w:cs="Calibri"/>
-                <w:color w:val="000000"/>
-                <w:sz w:val="20"/>
-                <w:szCs w:val="20"/>
-              </w:rPr>
-              <w:t>}</w:t>
+              <w:t>{textoAVLiqu}</w:t>
             </w:r>
           </w:p>
         </w:tc>
@@ -8319,19 +6672,43 @@
                 <w:sz w:val="20"/>
                 <w:szCs w:val="20"/>
               </w:rPr>
-              <w:t>{</w:t>
+              <w:t>{textoAVNoReg}</w:t>
             </w:r>
-            <w:proofErr w:type="spellStart"/>
-            <w:r>
+          </w:p>
+        </w:tc>
+        <w:tc>
+          <w:tcPr>
+            <w:tcW w:w="2095" w:type="dxa"/>
+            <w:vAlign w:val="center"/>
+          </w:tcPr>
+          <w:p>
+            <w:pPr>
+              <w:jc w:val="right"/>
               <w:rPr>
                 <w:rFonts w:ascii="Calibri" w:hAnsi="Calibri" w:cs="Calibri"/>
                 <w:color w:val="000000"/>
                 <w:sz w:val="20"/>
                 <w:szCs w:val="20"/>
               </w:rPr>
-              <w:t>textoAVNoReg</w:t>
+            </w:pPr>
+            <w:r>
+              <w:rPr>
+                <w:rFonts w:ascii="Calibri" w:hAnsi="Calibri" w:cs="Calibri"/>
+                <w:color w:val="000000"/>
+                <w:sz w:val="20"/>
+                <w:szCs w:val="20"/>
+              </w:rPr>
+              <w:t>{</w:t>
             </w:r>
-            <w:proofErr w:type="spellEnd"/>
+            <w:r>
+              <w:rPr>
+                <w:rFonts w:ascii="Calibri" w:hAnsi="Calibri" w:cs="Calibri"/>
+                <w:color w:val="000000"/>
+                <w:sz w:val="20"/>
+                <w:szCs w:val="20"/>
+              </w:rPr>
+              <w:t>textoAVReguPECO</w:t>
+            </w:r>
             <w:r>
               <w:rPr>
                 <w:rFonts w:ascii="Calibri" w:hAnsi="Calibri" w:cs="Calibri"/>
@@ -8345,53 +6722,7 @@
         </w:tc>
         <w:tc>
           <w:tcPr>
-            <w:tcW w:w="1829" w:type="dxa"/>
-            <w:vAlign w:val="center"/>
-          </w:tcPr>
-          <w:p>
-            <w:pPr>
-              <w:jc w:val="right"/>
-              <w:rPr>
-                <w:rFonts w:ascii="Calibri" w:hAnsi="Calibri" w:cs="Calibri"/>
-                <w:color w:val="000000"/>
-                <w:sz w:val="20"/>
-                <w:szCs w:val="20"/>
-              </w:rPr>
-            </w:pPr>
-            <w:r>
-              <w:rPr>
-                <w:rFonts w:ascii="Calibri" w:hAnsi="Calibri" w:cs="Calibri"/>
-                <w:color w:val="000000"/>
-                <w:sz w:val="20"/>
-                <w:szCs w:val="20"/>
-              </w:rPr>
-              <w:t>{</w:t>
-            </w:r>
-            <w:proofErr w:type="spellStart"/>
-            <w:r>
-              <w:rPr>
-                <w:rFonts w:ascii="Calibri" w:hAnsi="Calibri" w:cs="Calibri"/>
-                <w:color w:val="000000"/>
-                <w:sz w:val="20"/>
-                <w:szCs w:val="20"/>
-              </w:rPr>
-              <w:t>textoAVReguPECO</w:t>
-            </w:r>
-            <w:proofErr w:type="spellEnd"/>
-            <w:r>
-              <w:rPr>
-                <w:rFonts w:ascii="Calibri" w:hAnsi="Calibri" w:cs="Calibri"/>
-                <w:color w:val="000000"/>
-                <w:sz w:val="20"/>
-                <w:szCs w:val="20"/>
-              </w:rPr>
-              <w:t>}</w:t>
-            </w:r>
-          </w:p>
-        </w:tc>
-        <w:tc>
-          <w:tcPr>
-            <w:tcW w:w="1941" w:type="dxa"/>
+            <w:tcW w:w="1866" w:type="dxa"/>
             <w:vAlign w:val="center"/>
           </w:tcPr>
           <w:p>
@@ -8420,7 +6751,7 @@
       <w:tr>
         <w:tc>
           <w:tcPr>
-            <w:tcW w:w="1498" w:type="dxa"/>
+            <w:tcW w:w="1398" w:type="dxa"/>
             <w:vAlign w:val="center"/>
           </w:tcPr>
           <w:p>
@@ -8437,16 +6768,16 @@
             <w:r>
               <w:rPr>
                 <w:rFonts w:ascii="Arial" w:hAnsi="Arial" w:cs="Arial"/>
-                <w:sz w:val="20"/>
-                <w:szCs w:val="20"/>
-              </w:rPr>
-              <w:t>I.P.M.</w:t>
+                <w:sz w:val="22"/>
+                <w:szCs w:val="22"/>
+              </w:rPr>
+              <w:t>IPM</w:t>
             </w:r>
           </w:p>
         </w:tc>
         <w:tc>
           <w:tcPr>
-            <w:tcW w:w="1658" w:type="dxa"/>
+            <w:tcW w:w="1567" w:type="dxa"/>
             <w:vAlign w:val="center"/>
           </w:tcPr>
           <w:p>
@@ -8467,27 +6798,7 @@
                 <w:sz w:val="20"/>
                 <w:szCs w:val="20"/>
               </w:rPr>
-              <w:t>{</w:t>
-            </w:r>
-            <w:proofErr w:type="spellStart"/>
-            <w:r>
-              <w:rPr>
-                <w:rFonts w:ascii="Calibri" w:hAnsi="Calibri" w:cs="Calibri"/>
-                <w:color w:val="000000"/>
-                <w:sz w:val="20"/>
-                <w:szCs w:val="20"/>
-              </w:rPr>
-              <w:t>textoIPMLiqu</w:t>
-            </w:r>
-            <w:proofErr w:type="spellEnd"/>
-            <w:r>
-              <w:rPr>
-                <w:rFonts w:ascii="Calibri" w:hAnsi="Calibri" w:cs="Calibri"/>
-                <w:color w:val="000000"/>
-                <w:sz w:val="20"/>
-                <w:szCs w:val="20"/>
-              </w:rPr>
-              <w:t>}</w:t>
+              <w:t>{textoIPMLiqu}</w:t>
             </w:r>
           </w:p>
         </w:tc>
@@ -8513,25 +6824,49 @@
                 <w:sz w:val="20"/>
                 <w:szCs w:val="20"/>
               </w:rPr>
+              <w:t>{textoIPMNoReg}</w:t>
+            </w:r>
+          </w:p>
+        </w:tc>
+        <w:tc>
+          <w:tcPr>
+            <w:tcW w:w="2095" w:type="dxa"/>
+            <w:vAlign w:val="center"/>
+          </w:tcPr>
+          <w:p>
+            <w:pPr>
+              <w:jc w:val="right"/>
+              <w:rPr>
+                <w:rFonts w:ascii="Calibri" w:eastAsia="Times New Roman" w:hAnsi="Calibri" w:cs="Calibri"/>
+                <w:sz w:val="20"/>
+                <w:szCs w:val="20"/>
+                <w:lang w:val="en-US" w:eastAsia="es-ES"/>
+              </w:rPr>
+            </w:pPr>
+            <w:r>
+              <w:rPr>
+                <w:rFonts w:ascii="Calibri" w:eastAsia="Times New Roman" w:hAnsi="Calibri" w:cs="Calibri"/>
+                <w:sz w:val="20"/>
+                <w:szCs w:val="20"/>
+                <w:lang w:val="en-US" w:eastAsia="es-ES"/>
+              </w:rPr>
               <w:t>{</w:t>
             </w:r>
-            <w:proofErr w:type="spellStart"/>
             <w:r>
               <w:rPr>
-                <w:rFonts w:ascii="Calibri" w:hAnsi="Calibri" w:cs="Calibri"/>
-                <w:color w:val="000000"/>
+                <w:rFonts w:ascii="Calibri" w:eastAsia="Times New Roman" w:hAnsi="Calibri" w:cs="Calibri"/>
                 <w:sz w:val="20"/>
                 <w:szCs w:val="20"/>
-              </w:rPr>
-              <w:t>textoIPMNoReg</w:t>
+                <w:lang w:val="en-US" w:eastAsia="es-ES"/>
+              </w:rPr>
+              <w:t>textoIPMReguPECO</w:t>
             </w:r>
-            <w:proofErr w:type="spellEnd"/>
             <w:r>
               <w:rPr>
-                <w:rFonts w:ascii="Calibri" w:hAnsi="Calibri" w:cs="Calibri"/>
-                <w:color w:val="000000"/>
+                <w:rFonts w:ascii="Calibri" w:eastAsia="Times New Roman" w:hAnsi="Calibri" w:cs="Calibri"/>
                 <w:sz w:val="20"/>
                 <w:szCs w:val="20"/>
+                <w:lang w:val="en-US" w:eastAsia="es-ES"/>
               </w:rPr>
               <w:t>}</w:t>
             </w:r>
@@ -8539,53 +6874,7 @@
         </w:tc>
         <w:tc>
           <w:tcPr>
-            <w:tcW w:w="1829" w:type="dxa"/>
-            <w:vAlign w:val="center"/>
-          </w:tcPr>
-          <w:p>
-            <w:pPr>
-              <w:jc w:val="right"/>
-              <w:rPr>
-                <w:rFonts w:ascii="Calibri" w:eastAsia="Times New Roman" w:hAnsi="Calibri" w:cs="Calibri"/>
-                <w:sz w:val="20"/>
-                <w:szCs w:val="20"/>
-                <w:lang w:val="en-US" w:eastAsia="es-ES"/>
-              </w:rPr>
-            </w:pPr>
-            <w:r>
-              <w:rPr>
-                <w:rFonts w:ascii="Calibri" w:eastAsia="Times New Roman" w:hAnsi="Calibri" w:cs="Calibri"/>
-                <w:sz w:val="20"/>
-                <w:szCs w:val="20"/>
-                <w:lang w:val="en-US" w:eastAsia="es-ES"/>
-              </w:rPr>
-              <w:t>{</w:t>
-            </w:r>
-            <w:proofErr w:type="spellStart"/>
-            <w:r>
-              <w:rPr>
-                <w:rFonts w:ascii="Calibri" w:eastAsia="Times New Roman" w:hAnsi="Calibri" w:cs="Calibri"/>
-                <w:sz w:val="20"/>
-                <w:szCs w:val="20"/>
-                <w:lang w:val="en-US" w:eastAsia="es-ES"/>
-              </w:rPr>
-              <w:t>textoIPMReguPECO</w:t>
-            </w:r>
-            <w:proofErr w:type="spellEnd"/>
-            <w:r>
-              <w:rPr>
-                <w:rFonts w:ascii="Calibri" w:eastAsia="Times New Roman" w:hAnsi="Calibri" w:cs="Calibri"/>
-                <w:sz w:val="20"/>
-                <w:szCs w:val="20"/>
-                <w:lang w:val="en-US" w:eastAsia="es-ES"/>
-              </w:rPr>
-              <w:t>}</w:t>
-            </w:r>
-          </w:p>
-        </w:tc>
-        <w:tc>
-          <w:tcPr>
-            <w:tcW w:w="1941" w:type="dxa"/>
+            <w:tcW w:w="1866" w:type="dxa"/>
             <w:vAlign w:val="center"/>
           </w:tcPr>
           <w:p>
@@ -8614,7 +6903,7 @@
       <w:tr>
         <w:tc>
           <w:tcPr>
-            <w:tcW w:w="1498" w:type="dxa"/>
+            <w:tcW w:w="1398" w:type="dxa"/>
             <w:vAlign w:val="center"/>
           </w:tcPr>
           <w:p>
@@ -8631,16 +6920,24 @@
             <w:r>
               <w:rPr>
                 <w:rFonts w:ascii="Arial" w:hAnsi="Arial" w:cs="Arial"/>
-                <w:sz w:val="20"/>
-                <w:szCs w:val="20"/>
-              </w:rPr>
-              <w:t>I.G.V.</w:t>
+                <w:sz w:val="22"/>
+                <w:szCs w:val="22"/>
+              </w:rPr>
+              <w:t>IG</w:t>
+            </w:r>
+            <w:r>
+              <w:rPr>
+                <w:rFonts w:ascii="Arial" w:hAnsi="Arial" w:cs="Arial"/>
+                <w:sz w:val="22"/>
+                <w:szCs w:val="22"/>
+              </w:rPr>
+              <w:t>V</w:t>
             </w:r>
           </w:p>
         </w:tc>
         <w:tc>
           <w:tcPr>
-            <w:tcW w:w="1658" w:type="dxa"/>
+            <w:tcW w:w="1567" w:type="dxa"/>
             <w:vAlign w:val="center"/>
           </w:tcPr>
           <w:p>
@@ -8661,27 +6958,7 @@
                 <w:sz w:val="20"/>
                 <w:szCs w:val="20"/>
               </w:rPr>
-              <w:t>{</w:t>
-            </w:r>
-            <w:proofErr w:type="spellStart"/>
-            <w:r>
-              <w:rPr>
-                <w:rFonts w:ascii="Calibri" w:hAnsi="Calibri" w:cs="Calibri"/>
-                <w:color w:val="000000"/>
-                <w:sz w:val="20"/>
-                <w:szCs w:val="20"/>
-              </w:rPr>
-              <w:t>textoIGVLiqu</w:t>
-            </w:r>
-            <w:proofErr w:type="spellEnd"/>
-            <w:r>
-              <w:rPr>
-                <w:rFonts w:ascii="Calibri" w:hAnsi="Calibri" w:cs="Calibri"/>
-                <w:color w:val="000000"/>
-                <w:sz w:val="20"/>
-                <w:szCs w:val="20"/>
-              </w:rPr>
-              <w:t>}</w:t>
+              <w:t>{textoIGVLiqu}</w:t>
             </w:r>
           </w:p>
         </w:tc>
@@ -8707,19 +6984,43 @@
                 <w:sz w:val="20"/>
                 <w:szCs w:val="20"/>
               </w:rPr>
-              <w:t>{</w:t>
+              <w:t>{textoIGVNoReg}</w:t>
             </w:r>
-            <w:proofErr w:type="spellStart"/>
-            <w:r>
+          </w:p>
+        </w:tc>
+        <w:tc>
+          <w:tcPr>
+            <w:tcW w:w="2095" w:type="dxa"/>
+            <w:vAlign w:val="center"/>
+          </w:tcPr>
+          <w:p>
+            <w:pPr>
+              <w:jc w:val="right"/>
               <w:rPr>
                 <w:rFonts w:ascii="Calibri" w:hAnsi="Calibri" w:cs="Calibri"/>
                 <w:color w:val="000000"/>
                 <w:sz w:val="20"/>
                 <w:szCs w:val="20"/>
               </w:rPr>
-              <w:t>textoIGVNoReg</w:t>
+            </w:pPr>
+            <w:r>
+              <w:rPr>
+                <w:rFonts w:ascii="Calibri" w:hAnsi="Calibri" w:cs="Calibri"/>
+                <w:color w:val="000000"/>
+                <w:sz w:val="20"/>
+                <w:szCs w:val="20"/>
+              </w:rPr>
+              <w:t>{</w:t>
             </w:r>
-            <w:proofErr w:type="spellEnd"/>
+            <w:r>
+              <w:rPr>
+                <w:rFonts w:ascii="Calibri" w:hAnsi="Calibri" w:cs="Calibri"/>
+                <w:color w:val="000000"/>
+                <w:sz w:val="20"/>
+                <w:szCs w:val="20"/>
+              </w:rPr>
+              <w:t>textoIGVReguPECO</w:t>
+            </w:r>
             <w:r>
               <w:rPr>
                 <w:rFonts w:ascii="Calibri" w:hAnsi="Calibri" w:cs="Calibri"/>
@@ -8733,53 +7034,7 @@
         </w:tc>
         <w:tc>
           <w:tcPr>
-            <w:tcW w:w="1829" w:type="dxa"/>
-            <w:vAlign w:val="center"/>
-          </w:tcPr>
-          <w:p>
-            <w:pPr>
-              <w:jc w:val="right"/>
-              <w:rPr>
-                <w:rFonts w:ascii="Calibri" w:hAnsi="Calibri" w:cs="Calibri"/>
-                <w:color w:val="000000"/>
-                <w:sz w:val="20"/>
-                <w:szCs w:val="20"/>
-              </w:rPr>
-            </w:pPr>
-            <w:r>
-              <w:rPr>
-                <w:rFonts w:ascii="Calibri" w:hAnsi="Calibri" w:cs="Calibri"/>
-                <w:color w:val="000000"/>
-                <w:sz w:val="20"/>
-                <w:szCs w:val="20"/>
-              </w:rPr>
-              <w:t>{</w:t>
-            </w:r>
-            <w:proofErr w:type="spellStart"/>
-            <w:r>
-              <w:rPr>
-                <w:rFonts w:ascii="Calibri" w:hAnsi="Calibri" w:cs="Calibri"/>
-                <w:color w:val="000000"/>
-                <w:sz w:val="20"/>
-                <w:szCs w:val="20"/>
-              </w:rPr>
-              <w:t>textoIGVReguPECO</w:t>
-            </w:r>
-            <w:proofErr w:type="spellEnd"/>
-            <w:r>
-              <w:rPr>
-                <w:rFonts w:ascii="Calibri" w:hAnsi="Calibri" w:cs="Calibri"/>
-                <w:color w:val="000000"/>
-                <w:sz w:val="20"/>
-                <w:szCs w:val="20"/>
-              </w:rPr>
-              <w:t>}</w:t>
-            </w:r>
-          </w:p>
-        </w:tc>
-        <w:tc>
-          <w:tcPr>
-            <w:tcW w:w="1941" w:type="dxa"/>
+            <w:tcW w:w="1866" w:type="dxa"/>
             <w:vAlign w:val="center"/>
           </w:tcPr>
           <w:p>
@@ -8808,7 +7063,7 @@
       <w:tr>
         <w:tc>
           <w:tcPr>
-            <w:tcW w:w="1498" w:type="dxa"/>
+            <w:tcW w:w="1398" w:type="dxa"/>
             <w:shd w:val="clear" w:color="auto" w:fill="D1D1D1" w:themeFill="background2" w:themeFillShade="E6"/>
           </w:tcPr>
           <w:p>
@@ -8836,7 +7091,7 @@
         </w:tc>
         <w:tc>
           <w:tcPr>
-            <w:tcW w:w="1658" w:type="dxa"/>
+            <w:tcW w:w="1567" w:type="dxa"/>
             <w:shd w:val="clear" w:color="auto" w:fill="D1D1D1" w:themeFill="background2" w:themeFillShade="E6"/>
             <w:vAlign w:val="center"/>
           </w:tcPr>
@@ -8859,29 +7114,7 @@
                 <w:szCs w:val="20"/>
                 <w:lang w:val="es-ES" w:eastAsia="es-ES"/>
               </w:rPr>
-              <w:t>{</w:t>
-            </w:r>
-            <w:proofErr w:type="spellStart"/>
-            <w:r>
-              <w:rPr>
-                <w:rFonts w:ascii="Arial" w:eastAsia="Times New Roman" w:hAnsi="Arial" w:cs="Arial"/>
-                <w:color w:val="000000"/>
-                <w:sz w:val="20"/>
-                <w:szCs w:val="20"/>
-                <w:lang w:val="es-ES" w:eastAsia="es-ES"/>
-              </w:rPr>
-              <w:t>textoTotLiqu</w:t>
-            </w:r>
-            <w:proofErr w:type="spellEnd"/>
-            <w:r>
-              <w:rPr>
-                <w:rFonts w:ascii="Arial" w:eastAsia="Times New Roman" w:hAnsi="Arial" w:cs="Arial"/>
-                <w:color w:val="000000"/>
-                <w:sz w:val="20"/>
-                <w:szCs w:val="20"/>
-                <w:lang w:val="es-ES" w:eastAsia="es-ES"/>
-              </w:rPr>
-              <w:t>}</w:t>
+              <w:t>{textoTotLiqu}</w:t>
             </w:r>
           </w:p>
         </w:tc>
@@ -8910,10 +7143,19 @@
                 <w:szCs w:val="20"/>
                 <w:lang w:val="es-ES" w:eastAsia="es-ES"/>
               </w:rPr>
-              <w:t>{</w:t>
+              <w:t>{textoTotNoReg}</w:t>
             </w:r>
-            <w:proofErr w:type="spellStart"/>
-            <w:r>
+          </w:p>
+        </w:tc>
+        <w:tc>
+          <w:tcPr>
+            <w:tcW w:w="2095" w:type="dxa"/>
+            <w:shd w:val="clear" w:color="auto" w:fill="D1D1D1" w:themeFill="background2" w:themeFillShade="E6"/>
+            <w:vAlign w:val="center"/>
+          </w:tcPr>
+          <w:p>
+            <w:pPr>
+              <w:jc w:val="right"/>
               <w:rPr>
                 <w:rFonts w:ascii="Arial" w:eastAsia="Times New Roman" w:hAnsi="Arial" w:cs="Arial"/>
                 <w:color w:val="000000"/>
@@ -8921,9 +7163,27 @@
                 <w:szCs w:val="20"/>
                 <w:lang w:val="es-ES" w:eastAsia="es-ES"/>
               </w:rPr>
-              <w:t>textoTotNoReg</w:t>
+            </w:pPr>
+            <w:r>
+              <w:rPr>
+                <w:rFonts w:ascii="Arial" w:eastAsia="Times New Roman" w:hAnsi="Arial" w:cs="Arial"/>
+                <w:color w:val="000000"/>
+                <w:sz w:val="20"/>
+                <w:szCs w:val="20"/>
+                <w:lang w:val="es-ES" w:eastAsia="es-ES"/>
+              </w:rPr>
+              <w:t>{</w:t>
             </w:r>
-            <w:proofErr w:type="spellEnd"/>
+            <w:r>
+              <w:rPr>
+                <w:rFonts w:ascii="Arial" w:eastAsia="Times New Roman" w:hAnsi="Arial" w:cs="Arial"/>
+                <w:color w:val="000000"/>
+                <w:sz w:val="20"/>
+                <w:szCs w:val="20"/>
+                <w:lang w:val="es-ES" w:eastAsia="es-ES"/>
+              </w:rPr>
+              <w:t>textoTotReguPECO</w:t>
+            </w:r>
             <w:r>
               <w:rPr>
                 <w:rFonts w:ascii="Arial" w:eastAsia="Times New Roman" w:hAnsi="Arial" w:cs="Arial"/>
@@ -8938,7 +7198,7 @@
         </w:tc>
         <w:tc>
           <w:tcPr>
-            <w:tcW w:w="1829" w:type="dxa"/>
+            <w:tcW w:w="1866" w:type="dxa"/>
             <w:shd w:val="clear" w:color="auto" w:fill="D1D1D1" w:themeFill="background2" w:themeFillShade="E6"/>
             <w:vAlign w:val="center"/>
           </w:tcPr>
@@ -8961,57 +7221,6 @@
                 <w:szCs w:val="20"/>
                 <w:lang w:val="es-ES" w:eastAsia="es-ES"/>
               </w:rPr>
-              <w:t>{</w:t>
-            </w:r>
-            <w:proofErr w:type="spellStart"/>
-            <w:r>
-              <w:rPr>
-                <w:rFonts w:ascii="Arial" w:eastAsia="Times New Roman" w:hAnsi="Arial" w:cs="Arial"/>
-                <w:color w:val="000000"/>
-                <w:sz w:val="20"/>
-                <w:szCs w:val="20"/>
-                <w:lang w:val="es-ES" w:eastAsia="es-ES"/>
-              </w:rPr>
-              <w:t>textoTotReguPECO</w:t>
-            </w:r>
-            <w:proofErr w:type="spellEnd"/>
-            <w:r>
-              <w:rPr>
-                <w:rFonts w:ascii="Arial" w:eastAsia="Times New Roman" w:hAnsi="Arial" w:cs="Arial"/>
-                <w:color w:val="000000"/>
-                <w:sz w:val="20"/>
-                <w:szCs w:val="20"/>
-                <w:lang w:val="es-ES" w:eastAsia="es-ES"/>
-              </w:rPr>
-              <w:t>}</w:t>
-            </w:r>
-          </w:p>
-        </w:tc>
-        <w:tc>
-          <w:tcPr>
-            <w:tcW w:w="1941" w:type="dxa"/>
-            <w:shd w:val="clear" w:color="auto" w:fill="D1D1D1" w:themeFill="background2" w:themeFillShade="E6"/>
-            <w:vAlign w:val="center"/>
-          </w:tcPr>
-          <w:p>
-            <w:pPr>
-              <w:jc w:val="right"/>
-              <w:rPr>
-                <w:rFonts w:ascii="Arial" w:eastAsia="Times New Roman" w:hAnsi="Arial" w:cs="Arial"/>
-                <w:color w:val="000000"/>
-                <w:sz w:val="20"/>
-                <w:szCs w:val="20"/>
-                <w:lang w:val="es-ES" w:eastAsia="es-ES"/>
-              </w:rPr>
-            </w:pPr>
-            <w:r>
-              <w:rPr>
-                <w:rFonts w:ascii="Arial" w:eastAsia="Times New Roman" w:hAnsi="Arial" w:cs="Arial"/>
-                <w:color w:val="000000"/>
-                <w:sz w:val="20"/>
-                <w:szCs w:val="20"/>
-                <w:lang w:val="es-ES" w:eastAsia="es-ES"/>
-              </w:rPr>
               <w:t>{textoTotRegu27}</w:t>
             </w:r>
           </w:p>
@@ -9035,25 +7244,7 @@
           <w:sz w:val="20"/>
           <w:szCs w:val="20"/>
         </w:rPr>
-        <w:t>{/</w:t>
-      </w:r>
-      <w:proofErr w:type="spellStart"/>
-      <w:r>
-        <w:rPr>
-          <w:rFonts w:ascii="Arial" w:hAnsi="Arial" w:cs="Arial"/>
-          <w:sz w:val="20"/>
-          <w:szCs w:val="20"/>
-        </w:rPr>
-        <w:t>estadoPECOyAMAZONIA</w:t>
-      </w:r>
-      <w:proofErr w:type="spellEnd"/>
-      <w:r>
-        <w:rPr>
-          <w:rFonts w:ascii="Arial" w:hAnsi="Arial" w:cs="Arial"/>
-          <w:sz w:val="20"/>
-          <w:szCs w:val="20"/>
-        </w:rPr>
-        <w:t>}</w:t>
+        <w:t>{/estadoPECOyAMAZONIA}</w:t>
       </w:r>
     </w:p>
     <w:p>
@@ -9284,7 +7475,23 @@
                 <w:sz w:val="20"/>
                 <w:szCs w:val="20"/>
               </w:rPr>
-              <w:t>Ad/Valorem</w:t>
+              <w:t>Ad/</w:t>
+            </w:r>
+            <w:r>
+              <w:rPr>
+                <w:rFonts w:ascii="Arial" w:hAnsi="Arial" w:cs="Arial"/>
+                <w:sz w:val="20"/>
+                <w:szCs w:val="20"/>
+              </w:rPr>
+              <w:t>v</w:t>
+            </w:r>
+            <w:r>
+              <w:rPr>
+                <w:rFonts w:ascii="Arial" w:hAnsi="Arial" w:cs="Arial"/>
+                <w:sz w:val="20"/>
+                <w:szCs w:val="20"/>
+              </w:rPr>
+              <w:t>alorem</w:t>
             </w:r>
           </w:p>
         </w:tc>
@@ -9311,27 +7518,7 @@
                 <w:sz w:val="20"/>
                 <w:szCs w:val="20"/>
               </w:rPr>
-              <w:t>{</w:t>
-            </w:r>
-            <w:proofErr w:type="spellStart"/>
-            <w:r>
-              <w:rPr>
-                <w:rFonts w:ascii="Calibri" w:hAnsi="Calibri" w:cs="Calibri"/>
-                <w:color w:val="000000"/>
-                <w:sz w:val="20"/>
-                <w:szCs w:val="20"/>
-              </w:rPr>
-              <w:t>textoAVLiqu</w:t>
-            </w:r>
-            <w:proofErr w:type="spellEnd"/>
-            <w:r>
-              <w:rPr>
-                <w:rFonts w:ascii="Calibri" w:hAnsi="Calibri" w:cs="Calibri"/>
-                <w:color w:val="000000"/>
-                <w:sz w:val="20"/>
-                <w:szCs w:val="20"/>
-              </w:rPr>
-              <w:t>}</w:t>
+              <w:t>{textoAVLiqu}</w:t>
             </w:r>
           </w:p>
         </w:tc>
@@ -9357,27 +7544,7 @@
                 <w:sz w:val="20"/>
                 <w:szCs w:val="20"/>
               </w:rPr>
-              <w:t>{</w:t>
-            </w:r>
-            <w:proofErr w:type="spellStart"/>
-            <w:r>
-              <w:rPr>
-                <w:rFonts w:ascii="Calibri" w:hAnsi="Calibri" w:cs="Calibri"/>
-                <w:color w:val="000000"/>
-                <w:sz w:val="20"/>
-                <w:szCs w:val="20"/>
-              </w:rPr>
-              <w:t>textoAVNoReg</w:t>
-            </w:r>
-            <w:proofErr w:type="spellEnd"/>
-            <w:r>
-              <w:rPr>
-                <w:rFonts w:ascii="Calibri" w:hAnsi="Calibri" w:cs="Calibri"/>
-                <w:color w:val="000000"/>
-                <w:sz w:val="20"/>
-                <w:szCs w:val="20"/>
-              </w:rPr>
-              <w:t>}</w:t>
+              <w:t>{textoAVNoReg}</w:t>
             </w:r>
           </w:p>
         </w:tc>
@@ -9405,7 +7572,6 @@
               </w:rPr>
               <w:t>{</w:t>
             </w:r>
-            <w:proofErr w:type="spellStart"/>
             <w:r>
               <w:rPr>
                 <w:rFonts w:ascii="Calibri" w:hAnsi="Calibri" w:cs="Calibri"/>
@@ -9415,7 +7581,6 @@
               </w:rPr>
               <w:t>textoAVReguPECO</w:t>
             </w:r>
-            <w:proofErr w:type="spellEnd"/>
             <w:r>
               <w:rPr>
                 <w:rFonts w:ascii="Calibri" w:hAnsi="Calibri" w:cs="Calibri"/>
@@ -9451,10 +7616,10 @@
             <w:r>
               <w:rPr>
                 <w:rFonts w:ascii="Arial" w:hAnsi="Arial" w:cs="Arial"/>
-                <w:sz w:val="20"/>
-                <w:szCs w:val="20"/>
-              </w:rPr>
-              <w:t>I.P.M.</w:t>
+                <w:sz w:val="22"/>
+                <w:szCs w:val="22"/>
+              </w:rPr>
+              <w:t>IPM</w:t>
             </w:r>
           </w:p>
         </w:tc>
@@ -9481,27 +7646,7 @@
                 <w:sz w:val="20"/>
                 <w:szCs w:val="20"/>
               </w:rPr>
-              <w:t>{</w:t>
-            </w:r>
-            <w:proofErr w:type="spellStart"/>
-            <w:r>
-              <w:rPr>
-                <w:rFonts w:ascii="Calibri" w:hAnsi="Calibri" w:cs="Calibri"/>
-                <w:color w:val="000000"/>
-                <w:sz w:val="20"/>
-                <w:szCs w:val="20"/>
-              </w:rPr>
-              <w:t>textoIPMLiqu</w:t>
-            </w:r>
-            <w:proofErr w:type="spellEnd"/>
-            <w:r>
-              <w:rPr>
-                <w:rFonts w:ascii="Calibri" w:hAnsi="Calibri" w:cs="Calibri"/>
-                <w:color w:val="000000"/>
-                <w:sz w:val="20"/>
-                <w:szCs w:val="20"/>
-              </w:rPr>
-              <w:t>}</w:t>
+              <w:t>{textoIPMLiqu}</w:t>
             </w:r>
           </w:p>
         </w:tc>
@@ -9527,27 +7672,7 @@
                 <w:sz w:val="20"/>
                 <w:szCs w:val="20"/>
               </w:rPr>
-              <w:t>{</w:t>
-            </w:r>
-            <w:proofErr w:type="spellStart"/>
-            <w:r>
-              <w:rPr>
-                <w:rFonts w:ascii="Calibri" w:hAnsi="Calibri" w:cs="Calibri"/>
-                <w:color w:val="000000"/>
-                <w:sz w:val="20"/>
-                <w:szCs w:val="20"/>
-              </w:rPr>
-              <w:t>textoIPMNoReg</w:t>
-            </w:r>
-            <w:proofErr w:type="spellEnd"/>
-            <w:r>
-              <w:rPr>
-                <w:rFonts w:ascii="Calibri" w:hAnsi="Calibri" w:cs="Calibri"/>
-                <w:color w:val="000000"/>
-                <w:sz w:val="20"/>
-                <w:szCs w:val="20"/>
-              </w:rPr>
-              <w:t>}</w:t>
+              <w:t>{textoIPMNoReg}</w:t>
             </w:r>
           </w:p>
         </w:tc>
@@ -9575,7 +7700,6 @@
               </w:rPr>
               <w:t>{</w:t>
             </w:r>
-            <w:proofErr w:type="spellStart"/>
             <w:r>
               <w:rPr>
                 <w:rFonts w:ascii="Calibri" w:eastAsia="Times New Roman" w:hAnsi="Calibri" w:cs="Calibri"/>
@@ -9585,7 +7709,6 @@
               </w:rPr>
               <w:t>textoIPMReguPECO</w:t>
             </w:r>
-            <w:proofErr w:type="spellEnd"/>
             <w:r>
               <w:rPr>
                 <w:rFonts w:ascii="Calibri" w:eastAsia="Times New Roman" w:hAnsi="Calibri" w:cs="Calibri"/>
@@ -9621,10 +7744,18 @@
             <w:r>
               <w:rPr>
                 <w:rFonts w:ascii="Arial" w:hAnsi="Arial" w:cs="Arial"/>
-                <w:sz w:val="20"/>
-                <w:szCs w:val="20"/>
-              </w:rPr>
-              <w:t>I.G.V.</w:t>
+                <w:sz w:val="22"/>
+                <w:szCs w:val="22"/>
+              </w:rPr>
+              <w:t>IG</w:t>
+            </w:r>
+            <w:r>
+              <w:rPr>
+                <w:rFonts w:ascii="Arial" w:hAnsi="Arial" w:cs="Arial"/>
+                <w:sz w:val="22"/>
+                <w:szCs w:val="22"/>
+              </w:rPr>
+              <w:t>V</w:t>
             </w:r>
           </w:p>
         </w:tc>
@@ -9651,27 +7782,7 @@
                 <w:sz w:val="20"/>
                 <w:szCs w:val="20"/>
               </w:rPr>
-              <w:t>{</w:t>
-            </w:r>
-            <w:proofErr w:type="spellStart"/>
-            <w:r>
-              <w:rPr>
-                <w:rFonts w:ascii="Calibri" w:hAnsi="Calibri" w:cs="Calibri"/>
-                <w:color w:val="000000"/>
-                <w:sz w:val="20"/>
-                <w:szCs w:val="20"/>
-              </w:rPr>
-              <w:t>textoIGVLiqu</w:t>
-            </w:r>
-            <w:proofErr w:type="spellEnd"/>
-            <w:r>
-              <w:rPr>
-                <w:rFonts w:ascii="Calibri" w:hAnsi="Calibri" w:cs="Calibri"/>
-                <w:color w:val="000000"/>
-                <w:sz w:val="20"/>
-                <w:szCs w:val="20"/>
-              </w:rPr>
-              <w:t>}</w:t>
+              <w:t>{textoIGVLiqu}</w:t>
             </w:r>
           </w:p>
         </w:tc>
@@ -9697,27 +7808,7 @@
                 <w:sz w:val="20"/>
                 <w:szCs w:val="20"/>
               </w:rPr>
-              <w:t>{</w:t>
-            </w:r>
-            <w:proofErr w:type="spellStart"/>
-            <w:r>
-              <w:rPr>
-                <w:rFonts w:ascii="Calibri" w:hAnsi="Calibri" w:cs="Calibri"/>
-                <w:color w:val="000000"/>
-                <w:sz w:val="20"/>
-                <w:szCs w:val="20"/>
-              </w:rPr>
-              <w:t>textoIGVNoReg</w:t>
-            </w:r>
-            <w:proofErr w:type="spellEnd"/>
-            <w:r>
-              <w:rPr>
-                <w:rFonts w:ascii="Calibri" w:hAnsi="Calibri" w:cs="Calibri"/>
-                <w:color w:val="000000"/>
-                <w:sz w:val="20"/>
-                <w:szCs w:val="20"/>
-              </w:rPr>
-              <w:t>}</w:t>
+              <w:t>{textoIGVNoReg}</w:t>
             </w:r>
           </w:p>
         </w:tc>
@@ -9745,7 +7836,6 @@
               </w:rPr>
               <w:t>{</w:t>
             </w:r>
-            <w:proofErr w:type="spellStart"/>
             <w:r>
               <w:rPr>
                 <w:rFonts w:ascii="Calibri" w:hAnsi="Calibri" w:cs="Calibri"/>
@@ -9755,7 +7845,6 @@
               </w:rPr>
               <w:t>textoIGVReguPECO</w:t>
             </w:r>
-            <w:proofErr w:type="spellEnd"/>
             <w:r>
               <w:rPr>
                 <w:rFonts w:ascii="Calibri" w:hAnsi="Calibri" w:cs="Calibri"/>
@@ -9825,29 +7914,7 @@
                 <w:szCs w:val="20"/>
                 <w:lang w:val="es-ES" w:eastAsia="es-ES"/>
               </w:rPr>
-              <w:t>{</w:t>
-            </w:r>
-            <w:proofErr w:type="spellStart"/>
-            <w:r>
-              <w:rPr>
-                <w:rFonts w:ascii="Arial" w:eastAsia="Times New Roman" w:hAnsi="Arial" w:cs="Arial"/>
-                <w:color w:val="000000"/>
-                <w:sz w:val="20"/>
-                <w:szCs w:val="20"/>
-                <w:lang w:val="es-ES" w:eastAsia="es-ES"/>
-              </w:rPr>
-              <w:t>textoTotLiqu</w:t>
-            </w:r>
-            <w:proofErr w:type="spellEnd"/>
-            <w:r>
-              <w:rPr>
-                <w:rFonts w:ascii="Arial" w:eastAsia="Times New Roman" w:hAnsi="Arial" w:cs="Arial"/>
-                <w:color w:val="000000"/>
-                <w:sz w:val="20"/>
-                <w:szCs w:val="20"/>
-                <w:lang w:val="es-ES" w:eastAsia="es-ES"/>
-              </w:rPr>
-              <w:t>}</w:t>
+              <w:t>{textoTotLiqu}</w:t>
             </w:r>
           </w:p>
         </w:tc>
@@ -9876,29 +7943,7 @@
                 <w:szCs w:val="20"/>
                 <w:lang w:val="es-ES" w:eastAsia="es-ES"/>
               </w:rPr>
-              <w:t>{</w:t>
-            </w:r>
-            <w:proofErr w:type="spellStart"/>
-            <w:r>
-              <w:rPr>
-                <w:rFonts w:ascii="Arial" w:eastAsia="Times New Roman" w:hAnsi="Arial" w:cs="Arial"/>
-                <w:color w:val="000000"/>
-                <w:sz w:val="20"/>
-                <w:szCs w:val="20"/>
-                <w:lang w:val="es-ES" w:eastAsia="es-ES"/>
-              </w:rPr>
-              <w:t>textoTotNoReg</w:t>
-            </w:r>
-            <w:proofErr w:type="spellEnd"/>
-            <w:r>
-              <w:rPr>
-                <w:rFonts w:ascii="Arial" w:eastAsia="Times New Roman" w:hAnsi="Arial" w:cs="Arial"/>
-                <w:color w:val="000000"/>
-                <w:sz w:val="20"/>
-                <w:szCs w:val="20"/>
-                <w:lang w:val="es-ES" w:eastAsia="es-ES"/>
-              </w:rPr>
-              <w:t>}</w:t>
+              <w:t>{textoTotNoReg}</w:t>
             </w:r>
           </w:p>
         </w:tc>
@@ -9929,7 +7974,6 @@
               </w:rPr>
               <w:t>{</w:t>
             </w:r>
-            <w:proofErr w:type="spellStart"/>
             <w:r>
               <w:rPr>
                 <w:rFonts w:ascii="Arial" w:eastAsia="Times New Roman" w:hAnsi="Arial" w:cs="Arial"/>
@@ -9940,7 +7984,6 @@
               </w:rPr>
               <w:t>textoTotReguPECO</w:t>
             </w:r>
-            <w:proofErr w:type="spellEnd"/>
             <w:r>
               <w:rPr>
                 <w:rFonts w:ascii="Arial" w:eastAsia="Times New Roman" w:hAnsi="Arial" w:cs="Arial"/>
@@ -9974,7 +8017,6 @@
         </w:rPr>
         <w:t>{/</w:t>
       </w:r>
-      <w:proofErr w:type="spellStart"/>
       <w:r>
         <w:rPr>
           <w:rFonts w:ascii="Arial" w:hAnsi="Arial" w:cs="Arial"/>
@@ -9983,7 +8025,6 @@
         </w:rPr>
         <w:t>estadoOnlyPECO</w:t>
       </w:r>
-      <w:proofErr w:type="spellEnd"/>
       <w:r>
         <w:rPr>
           <w:rFonts w:ascii="Arial" w:hAnsi="Arial" w:cs="Arial"/>
@@ -10170,31 +8211,7 @@
           <w:sz w:val="22"/>
           <w:szCs w:val="22"/>
         </w:rPr>
-        <w:t>, presentado por {</w:t>
-      </w:r>
-      <w:proofErr w:type="spellStart"/>
-      <w:r>
-        <w:rPr>
-          <w:rFonts w:ascii="Arial" w:hAnsi="Arial" w:cs="Arial"/>
-          <w:i w:val="0"/>
-          <w:iCs w:val="0"/>
-          <w:color w:val="000000" w:themeColor="text1"/>
-          <w:sz w:val="22"/>
-          <w:szCs w:val="22"/>
-        </w:rPr>
-        <w:t>fromDam-nombreEmpresa</w:t>
-      </w:r>
-      <w:proofErr w:type="spellEnd"/>
-      <w:r>
-        <w:rPr>
-          <w:rFonts w:ascii="Arial" w:hAnsi="Arial" w:cs="Arial"/>
-          <w:i w:val="0"/>
-          <w:iCs w:val="0"/>
-          <w:color w:val="000000" w:themeColor="text1"/>
-          <w:sz w:val="22"/>
-          <w:szCs w:val="22"/>
-        </w:rPr>
-        <w:t>}</w:t>
+        <w:t>, presentado por {fromDam-nombreEmpresa}</w:t>
       </w:r>
       <w:r>
         <w:rPr>
@@ -10207,9 +8224,64 @@
           <w:sz w:val="22"/>
           <w:szCs w:val="22"/>
         </w:rPr>
-        <w:t>{</w:t>
-      </w:r>
-      <w:proofErr w:type="spellStart"/>
+        <w:t>{fromDam-nombreEmpresaRRR}</w:t>
+      </w:r>
+      <w:r>
+        <w:rPr>
+          <w:rFonts w:ascii="Arial" w:hAnsi="Arial" w:cs="Arial"/>
+          <w:i w:val="0"/>
+          <w:iCs w:val="0"/>
+          <w:color w:val="000000" w:themeColor="text1"/>
+          <w:sz w:val="22"/>
+          <w:szCs w:val="22"/>
+        </w:rPr>
+        <w:t>,</w:t>
+      </w:r>
+      <w:r>
+        <w:rPr>
+          <w:rFonts w:ascii="Arial" w:hAnsi="Arial" w:cs="Arial"/>
+          <w:b/>
+          <w:bCs/>
+          <w:i w:val="0"/>
+          <w:iCs w:val="0"/>
+          <w:color w:val="000000" w:themeColor="text1"/>
+          <w:sz w:val="22"/>
+          <w:szCs w:val="22"/>
+        </w:rPr>
+        <w:t xml:space="preserve"> </w:t>
+      </w:r>
+      <w:r>
+        <w:rPr>
+          <w:rFonts w:ascii="Arial" w:hAnsi="Arial" w:cs="Arial"/>
+          <w:i w:val="0"/>
+          <w:iCs w:val="0"/>
+          <w:color w:val="000000" w:themeColor="text1"/>
+          <w:sz w:val="22"/>
+          <w:szCs w:val="22"/>
+        </w:rPr>
+        <w:t>identificado con RUC n.º</w:t>
+      </w:r>
+      <w:r>
+        <w:rPr>
+          <w:i w:val="0"/>
+          <w:iCs w:val="0"/>
+          <w:color w:val="000000" w:themeColor="text1"/>
+          <w:sz w:val="22"/>
+          <w:szCs w:val="22"/>
+        </w:rPr>
+        <w:t xml:space="preserve"> </w:t>
+      </w:r>
+      <w:r>
+        <w:rPr>
+          <w:rFonts w:ascii="Arial" w:hAnsi="Arial" w:cs="Arial"/>
+          <w:i w:val="0"/>
+          <w:iCs w:val="0"/>
+          <w:color w:val="000000" w:themeColor="text1"/>
+          <w:sz w:val="22"/>
+          <w:szCs w:val="22"/>
+        </w:rPr>
+        <w:t>{fromDam-ruc}</w:t>
+      </w:r>
       <w:r>
         <w:rPr>
           <w:rFonts w:ascii="Arial" w:hAnsi="Arial" w:cs="Arial"/>
@@ -10221,21 +8293,7 @@
           <w:sz w:val="22"/>
           <w:szCs w:val="22"/>
         </w:rPr>
-        <w:t>fromDam-nombreEmpresaRRR</w:t>
-      </w:r>
-      <w:proofErr w:type="spellEnd"/>
-      <w:r>
-        <w:rPr>
-          <w:rFonts w:ascii="Arial" w:hAnsi="Arial" w:cs="Arial"/>
-          <w:b/>
-          <w:bCs/>
-          <w:i w:val="0"/>
-          <w:iCs w:val="0"/>
-          <w:color w:val="FF0000"/>
-          <w:sz w:val="22"/>
-          <w:szCs w:val="22"/>
-        </w:rPr>
-        <w:t>}</w:t>
+        <w:t>{fromDam-rucRRR}</w:t>
       </w:r>
       <w:r>
         <w:rPr>
@@ -10246,127 +8304,6 @@
           <w:sz w:val="22"/>
           <w:szCs w:val="22"/>
         </w:rPr>
-        <w:t>,</w:t>
-      </w:r>
-      <w:r>
-        <w:rPr>
-          <w:rFonts w:ascii="Arial" w:hAnsi="Arial" w:cs="Arial"/>
-          <w:b/>
-          <w:bCs/>
-          <w:i w:val="0"/>
-          <w:iCs w:val="0"/>
-          <w:color w:val="000000" w:themeColor="text1"/>
-          <w:sz w:val="22"/>
-          <w:szCs w:val="22"/>
-        </w:rPr>
-        <w:t xml:space="preserve"> </w:t>
-      </w:r>
-      <w:r>
-        <w:rPr>
-          <w:rFonts w:ascii="Arial" w:hAnsi="Arial" w:cs="Arial"/>
-          <w:i w:val="0"/>
-          <w:iCs w:val="0"/>
-          <w:color w:val="000000" w:themeColor="text1"/>
-          <w:sz w:val="22"/>
-          <w:szCs w:val="22"/>
-        </w:rPr>
-        <w:t>identificado con RUC n.º</w:t>
-      </w:r>
-      <w:r>
-        <w:rPr>
-          <w:i w:val="0"/>
-          <w:iCs w:val="0"/>
-          <w:color w:val="000000" w:themeColor="text1"/>
-          <w:sz w:val="22"/>
-          <w:szCs w:val="22"/>
-        </w:rPr>
-        <w:t xml:space="preserve"> </w:t>
-      </w:r>
-      <w:r>
-        <w:rPr>
-          <w:rFonts w:ascii="Arial" w:hAnsi="Arial" w:cs="Arial"/>
-          <w:i w:val="0"/>
-          <w:iCs w:val="0"/>
-          <w:color w:val="000000" w:themeColor="text1"/>
-          <w:sz w:val="22"/>
-          <w:szCs w:val="22"/>
-        </w:rPr>
-        <w:t>{</w:t>
-      </w:r>
-      <w:proofErr w:type="spellStart"/>
-      <w:r>
-        <w:rPr>
-          <w:rFonts w:ascii="Arial" w:hAnsi="Arial" w:cs="Arial"/>
-          <w:i w:val="0"/>
-          <w:iCs w:val="0"/>
-          <w:color w:val="000000" w:themeColor="text1"/>
-          <w:sz w:val="22"/>
-          <w:szCs w:val="22"/>
-        </w:rPr>
-        <w:t>fromDam</w:t>
-      </w:r>
-      <w:proofErr w:type="spellEnd"/>
-      <w:r>
-        <w:rPr>
-          <w:rFonts w:ascii="Arial" w:hAnsi="Arial" w:cs="Arial"/>
-          <w:i w:val="0"/>
-          <w:iCs w:val="0"/>
-          <w:color w:val="000000" w:themeColor="text1"/>
-          <w:sz w:val="22"/>
-          <w:szCs w:val="22"/>
-        </w:rPr>
-        <w:t>-ruc}</w:t>
-      </w:r>
-      <w:r>
-        <w:rPr>
-          <w:rFonts w:ascii="Arial" w:hAnsi="Arial" w:cs="Arial"/>
-          <w:b/>
-          <w:bCs/>
-          <w:i w:val="0"/>
-          <w:iCs w:val="0"/>
-          <w:color w:val="FF0000"/>
-          <w:sz w:val="22"/>
-          <w:szCs w:val="22"/>
-        </w:rPr>
-        <w:t>{</w:t>
-      </w:r>
-      <w:proofErr w:type="spellStart"/>
-      <w:r>
-        <w:rPr>
-          <w:rFonts w:ascii="Arial" w:hAnsi="Arial" w:cs="Arial"/>
-          <w:b/>
-          <w:bCs/>
-          <w:i w:val="0"/>
-          <w:iCs w:val="0"/>
-          <w:color w:val="FF0000"/>
-          <w:sz w:val="22"/>
-          <w:szCs w:val="22"/>
-        </w:rPr>
-        <w:t>fromDam-rucRRR</w:t>
-      </w:r>
-      <w:proofErr w:type="spellEnd"/>
-      <w:r>
-        <w:rPr>
-          <w:rFonts w:ascii="Arial" w:hAnsi="Arial" w:cs="Arial"/>
-          <w:b/>
-          <w:bCs/>
-          <w:i w:val="0"/>
-          <w:iCs w:val="0"/>
-          <w:color w:val="FF0000"/>
-          <w:sz w:val="22"/>
-          <w:szCs w:val="22"/>
-        </w:rPr>
-        <w:t>}</w:t>
-      </w:r>
-      <w:r>
-        <w:rPr>
-          <w:rFonts w:ascii="Arial" w:hAnsi="Arial" w:cs="Arial"/>
-          <w:i w:val="0"/>
-          <w:iCs w:val="0"/>
-          <w:color w:val="000000" w:themeColor="text1"/>
-          <w:sz w:val="22"/>
-          <w:szCs w:val="22"/>
-        </w:rPr>
         <w:t>, se establece que la mercancía materia de regularización ha sido objeto de reconocimiento físico dentro del plazo previsto en el artículo 2º de la Resolución Ministerial n.º107-94-EF/10; por lo tanto, corresponde atender las series de la referida DAM solicitadas a regularización toda vez que se  encuentran  negociadas  en  el  Arancel  Común  del Convenio Peruano - Colombiano con una tasa Ad/Valorem – Libre; determinándose que el monto a regularizar en el marco de la Ley N.º27037 es de S/ {textoTotRegu27}.</w:t>
       </w:r>
     </w:p>
@@ -10386,14 +8323,12 @@
         </w:rPr>
         <w:t>{/</w:t>
       </w:r>
-      <w:proofErr w:type="spellStart"/>
       <w:r>
         <w:rPr>
           <w:rFonts w:ascii="Arial" w:hAnsi="Arial" w:cs="Arial"/>
         </w:rPr>
         <w:t>estadoOnlyAMAZONIA</w:t>
       </w:r>
-      <w:proofErr w:type="spellEnd"/>
       <w:r>
         <w:rPr>
           <w:rFonts w:ascii="Arial" w:hAnsi="Arial" w:cs="Arial"/>
@@ -10561,31 +8496,7 @@
           <w:sz w:val="22"/>
           <w:szCs w:val="22"/>
         </w:rPr>
-        <w:t>, presentado por {</w:t>
-      </w:r>
-      <w:proofErr w:type="spellStart"/>
-      <w:r>
-        <w:rPr>
-          <w:rFonts w:ascii="Arial" w:hAnsi="Arial" w:cs="Arial"/>
-          <w:i w:val="0"/>
-          <w:iCs w:val="0"/>
-          <w:color w:val="000000" w:themeColor="text1"/>
-          <w:sz w:val="22"/>
-          <w:szCs w:val="22"/>
-        </w:rPr>
-        <w:t>fromDam-nombreEmpresa</w:t>
-      </w:r>
-      <w:proofErr w:type="spellEnd"/>
-      <w:r>
-        <w:rPr>
-          <w:rFonts w:ascii="Arial" w:hAnsi="Arial" w:cs="Arial"/>
-          <w:i w:val="0"/>
-          <w:iCs w:val="0"/>
-          <w:color w:val="000000" w:themeColor="text1"/>
-          <w:sz w:val="22"/>
-          <w:szCs w:val="22"/>
-        </w:rPr>
-        <w:t>}</w:t>
+        <w:t>, presentado por {fromDam-nombreEmpresa}</w:t>
       </w:r>
       <w:r>
         <w:rPr>
@@ -10598,9 +8509,64 @@
           <w:sz w:val="22"/>
           <w:szCs w:val="22"/>
         </w:rPr>
-        <w:t>{</w:t>
-      </w:r>
-      <w:proofErr w:type="spellStart"/>
+        <w:t>{fromDam-nombreEmpresaRRR}</w:t>
+      </w:r>
+      <w:r>
+        <w:rPr>
+          <w:rFonts w:ascii="Arial" w:hAnsi="Arial" w:cs="Arial"/>
+          <w:i w:val="0"/>
+          <w:iCs w:val="0"/>
+          <w:color w:val="000000" w:themeColor="text1"/>
+          <w:sz w:val="22"/>
+          <w:szCs w:val="22"/>
+        </w:rPr>
+        <w:t>,</w:t>
+      </w:r>
+      <w:r>
+        <w:rPr>
+          <w:rFonts w:ascii="Arial" w:hAnsi="Arial" w:cs="Arial"/>
+          <w:b/>
+          <w:bCs/>
+          <w:i w:val="0"/>
+          <w:iCs w:val="0"/>
+          <w:color w:val="000000" w:themeColor="text1"/>
+          <w:sz w:val="22"/>
+          <w:szCs w:val="22"/>
+        </w:rPr>
+        <w:t xml:space="preserve"> </w:t>
+      </w:r>
+      <w:r>
+        <w:rPr>
+          <w:rFonts w:ascii="Arial" w:hAnsi="Arial" w:cs="Arial"/>
+          <w:i w:val="0"/>
+          <w:iCs w:val="0"/>
+          <w:color w:val="000000" w:themeColor="text1"/>
+          <w:sz w:val="22"/>
+          <w:szCs w:val="22"/>
+        </w:rPr>
+        <w:t>identificado con RUC n.º</w:t>
+      </w:r>
+      <w:r>
+        <w:rPr>
+          <w:i w:val="0"/>
+          <w:iCs w:val="0"/>
+          <w:color w:val="000000" w:themeColor="text1"/>
+          <w:sz w:val="22"/>
+          <w:szCs w:val="22"/>
+        </w:rPr>
+        <w:t xml:space="preserve"> </w:t>
+      </w:r>
+      <w:r>
+        <w:rPr>
+          <w:rFonts w:ascii="Arial" w:hAnsi="Arial" w:cs="Arial"/>
+          <w:i w:val="0"/>
+          <w:iCs w:val="0"/>
+          <w:color w:val="000000" w:themeColor="text1"/>
+          <w:sz w:val="22"/>
+          <w:szCs w:val="22"/>
+        </w:rPr>
+        <w:t>{fromDam-ruc}</w:t>
+      </w:r>
       <w:r>
         <w:rPr>
           <w:rFonts w:ascii="Arial" w:hAnsi="Arial" w:cs="Arial"/>
@@ -10612,21 +8578,7 @@
           <w:sz w:val="22"/>
           <w:szCs w:val="22"/>
         </w:rPr>
-        <w:t>fromDam-nombreEmpresaRRR</w:t>
-      </w:r>
-      <w:proofErr w:type="spellEnd"/>
-      <w:r>
-        <w:rPr>
-          <w:rFonts w:ascii="Arial" w:hAnsi="Arial" w:cs="Arial"/>
-          <w:b/>
-          <w:bCs/>
-          <w:i w:val="0"/>
-          <w:iCs w:val="0"/>
-          <w:color w:val="FF0000"/>
-          <w:sz w:val="22"/>
-          <w:szCs w:val="22"/>
-        </w:rPr>
-        <w:t>}</w:t>
+        <w:t>{fromDam-rucRRR}</w:t>
       </w:r>
       <w:r>
         <w:rPr>
@@ -10637,162 +8589,17 @@
           <w:sz w:val="22"/>
           <w:szCs w:val="22"/>
         </w:rPr>
-        <w:t>,</w:t>
-      </w:r>
-      <w:r>
-        <w:rPr>
-          <w:rFonts w:ascii="Arial" w:hAnsi="Arial" w:cs="Arial"/>
-          <w:b/>
-          <w:bCs/>
+        <w:t>, se establece que la mercancía materia de regularización ha sido objeto de reconocimiento físico dentro del plazo previsto en el artículo 2º de la Resolución Ministerial n.º107-94-EF/10; por lo tanto, corresponde atender las series de la referida DAM solicitadas a regularización toda vez que se encuentran negociadas en el Arancel Común del Convenio Peruano - Colombiano con una tasa Ad/Valorem – Libre; asimismo, se debe tener en cuenta lo opinado en el informe n.º 50-2008-SUNAT/2B4000, ratificado mediante Informe n.º 11-2017-SUNAT/340000, donde dice que: “la devolución de los tributos pagados a cuenta, como regularización del despacho de mercancía acogidas estrictamente a los beneficios arancelarios otorgados por el PECO, comprende únicamente los derechos Ad/Valorem cancelados de las mercancías liberadas total o parcialmente por acogimiento del PECO; determinándose que el monto a regularizar en el marco del Decreto Supremo n.º 015 -94 - EF es de S/ {textoTotReguPECO} y en el marco de la Ley n.º 2703</w:t>
+      </w:r>
+      <w:r>
+        <w:rPr>
+          <w:rFonts w:ascii="Arial" w:hAnsi="Arial" w:cs="Arial"/>
           <w:i w:val="0"/>
           <w:iCs w:val="0"/>
           <w:color w:val="000000" w:themeColor="text1"/>
           <w:sz w:val="22"/>
           <w:szCs w:val="22"/>
         </w:rPr>
-        <w:t xml:space="preserve"> </w:t>
-      </w:r>
-      <w:r>
-        <w:rPr>
-          <w:rFonts w:ascii="Arial" w:hAnsi="Arial" w:cs="Arial"/>
-          <w:i w:val="0"/>
-          <w:iCs w:val="0"/>
-          <w:color w:val="000000" w:themeColor="text1"/>
-          <w:sz w:val="22"/>
-          <w:szCs w:val="22"/>
-        </w:rPr>
-        <w:t>identificado con RUC n.º</w:t>
-      </w:r>
-      <w:r>
-        <w:rPr>
-          <w:i w:val="0"/>
-          <w:iCs w:val="0"/>
-          <w:color w:val="000000" w:themeColor="text1"/>
-          <w:sz w:val="22"/>
-          <w:szCs w:val="22"/>
-        </w:rPr>
-        <w:t xml:space="preserve"> </w:t>
-      </w:r>
-      <w:r>
-        <w:rPr>
-          <w:rFonts w:ascii="Arial" w:hAnsi="Arial" w:cs="Arial"/>
-          <w:i w:val="0"/>
-          <w:iCs w:val="0"/>
-          <w:color w:val="000000" w:themeColor="text1"/>
-          <w:sz w:val="22"/>
-          <w:szCs w:val="22"/>
-        </w:rPr>
-        <w:t>{</w:t>
-      </w:r>
-      <w:proofErr w:type="spellStart"/>
-      <w:r>
-        <w:rPr>
-          <w:rFonts w:ascii="Arial" w:hAnsi="Arial" w:cs="Arial"/>
-          <w:i w:val="0"/>
-          <w:iCs w:val="0"/>
-          <w:color w:val="000000" w:themeColor="text1"/>
-          <w:sz w:val="22"/>
-          <w:szCs w:val="22"/>
-        </w:rPr>
-        <w:t>fromDam</w:t>
-      </w:r>
-      <w:proofErr w:type="spellEnd"/>
-      <w:r>
-        <w:rPr>
-          <w:rFonts w:ascii="Arial" w:hAnsi="Arial" w:cs="Arial"/>
-          <w:i w:val="0"/>
-          <w:iCs w:val="0"/>
-          <w:color w:val="000000" w:themeColor="text1"/>
-          <w:sz w:val="22"/>
-          <w:szCs w:val="22"/>
-        </w:rPr>
-        <w:t>-ruc}</w:t>
-      </w:r>
-      <w:r>
-        <w:rPr>
-          <w:rFonts w:ascii="Arial" w:hAnsi="Arial" w:cs="Arial"/>
-          <w:b/>
-          <w:bCs/>
-          <w:i w:val="0"/>
-          <w:iCs w:val="0"/>
-          <w:color w:val="FF0000"/>
-          <w:sz w:val="22"/>
-          <w:szCs w:val="22"/>
-        </w:rPr>
-        <w:t>{</w:t>
-      </w:r>
-      <w:proofErr w:type="spellStart"/>
-      <w:r>
-        <w:rPr>
-          <w:rFonts w:ascii="Arial" w:hAnsi="Arial" w:cs="Arial"/>
-          <w:b/>
-          <w:bCs/>
-          <w:i w:val="0"/>
-          <w:iCs w:val="0"/>
-          <w:color w:val="FF0000"/>
-          <w:sz w:val="22"/>
-          <w:szCs w:val="22"/>
-        </w:rPr>
-        <w:t>fromDam-rucRRR</w:t>
-      </w:r>
-      <w:proofErr w:type="spellEnd"/>
-      <w:r>
-        <w:rPr>
-          <w:rFonts w:ascii="Arial" w:hAnsi="Arial" w:cs="Arial"/>
-          <w:b/>
-          <w:bCs/>
-          <w:i w:val="0"/>
-          <w:iCs w:val="0"/>
-          <w:color w:val="FF0000"/>
-          <w:sz w:val="22"/>
-          <w:szCs w:val="22"/>
-        </w:rPr>
-        <w:t>}</w:t>
-      </w:r>
-      <w:r>
-        <w:rPr>
-          <w:rFonts w:ascii="Arial" w:hAnsi="Arial" w:cs="Arial"/>
-          <w:i w:val="0"/>
-          <w:iCs w:val="0"/>
-          <w:color w:val="000000" w:themeColor="text1"/>
-          <w:sz w:val="22"/>
-          <w:szCs w:val="22"/>
-        </w:rPr>
-        <w:t>, se establece que la mercancía materia de regularización ha sido objeto de reconocimiento físico dentro del plazo previsto en el artículo 2º de la Resolución Ministerial n.º107-94-EF/10; por lo tanto, corresponde atender las series de la referida DAM solicitadas a regularización toda vez que se encuentran negociadas en el Arancel Común del Convenio Peruano - Colombiano con una tasa Ad/Valorem – Libre; asimismo, se debe tener en cuenta lo opinado en el informe n.º 50-2008-SUNAT/2B4000, ratificado mediante Informe n.º 11-2017-SUNAT/340000, donde dice que: “la devolución de los tributos pagados a cuenta, como regularización del despacho de mercancía acogidas estrictamente a los beneficios arancelarios otorgados por el PECO, comprende únicamente los derechos Ad/Valorem cancelados de las mercancías liberadas total o parcialmente por acogimiento del PECO; determinándose que el monto a regularizar en el marco del Decreto Supremo n.º 015 -94 - EF es de S/ {</w:t>
-      </w:r>
-      <w:proofErr w:type="spellStart"/>
-      <w:r>
-        <w:rPr>
-          <w:rFonts w:ascii="Arial" w:hAnsi="Arial" w:cs="Arial"/>
-          <w:i w:val="0"/>
-          <w:iCs w:val="0"/>
-          <w:color w:val="000000" w:themeColor="text1"/>
-          <w:sz w:val="22"/>
-          <w:szCs w:val="22"/>
-        </w:rPr>
-        <w:t>textoTotReguPECO</w:t>
-      </w:r>
-      <w:proofErr w:type="spellEnd"/>
-      <w:r>
-        <w:rPr>
-          <w:rFonts w:ascii="Arial" w:hAnsi="Arial" w:cs="Arial"/>
-          <w:i w:val="0"/>
-          <w:iCs w:val="0"/>
-          <w:color w:val="000000" w:themeColor="text1"/>
-          <w:sz w:val="22"/>
-          <w:szCs w:val="22"/>
-        </w:rPr>
-        <w:t>} y en el marco de la Ley n.º 2703</w:t>
-      </w:r>
-      <w:r>
-        <w:rPr>
-          <w:rFonts w:ascii="Arial" w:hAnsi="Arial" w:cs="Arial"/>
-          <w:i w:val="0"/>
-          <w:iCs w:val="0"/>
-          <w:color w:val="000000" w:themeColor="text1"/>
-          <w:sz w:val="22"/>
-          <w:szCs w:val="22"/>
-        </w:rPr>
         <w:t>7 es de S/ {textoTotRegu27}.</w:t>
       </w:r>
     </w:p>
@@ -10801,7 +8608,6 @@
       <w:r>
         <w:t>{/</w:t>
       </w:r>
-      <w:proofErr w:type="spellStart"/>
       <w:r>
         <w:rPr>
           <w:rFonts w:ascii="Arial" w:hAnsi="Arial" w:cs="Arial"/>
@@ -10810,7 +8616,6 @@
         </w:rPr>
         <w:t>estadoPECOyAMAZONIA</w:t>
       </w:r>
-      <w:proofErr w:type="spellEnd"/>
       <w:r>
         <w:t>}</w:t>
       </w:r>
@@ -10918,31 +8723,7 @@
           <w:sz w:val="22"/>
           <w:szCs w:val="22"/>
         </w:rPr>
-        <w:t>, presentado por {</w:t>
-      </w:r>
-      <w:proofErr w:type="spellStart"/>
-      <w:r>
-        <w:rPr>
-          <w:rFonts w:ascii="Arial" w:hAnsi="Arial" w:cs="Arial"/>
-          <w:i w:val="0"/>
-          <w:iCs w:val="0"/>
-          <w:color w:val="000000" w:themeColor="text1"/>
-          <w:sz w:val="22"/>
-          <w:szCs w:val="22"/>
-        </w:rPr>
-        <w:t>fromDam-nombreEmpresa</w:t>
-      </w:r>
-      <w:proofErr w:type="spellEnd"/>
-      <w:r>
-        <w:rPr>
-          <w:rFonts w:ascii="Arial" w:hAnsi="Arial" w:cs="Arial"/>
-          <w:i w:val="0"/>
-          <w:iCs w:val="0"/>
-          <w:color w:val="000000" w:themeColor="text1"/>
-          <w:sz w:val="22"/>
-          <w:szCs w:val="22"/>
-        </w:rPr>
-        <w:t>}</w:t>
+        <w:t>, presentado por {fromDam-nombreEmpresa}</w:t>
       </w:r>
       <w:r>
         <w:rPr>
@@ -10955,9 +8736,19 @@
           <w:sz w:val="22"/>
           <w:szCs w:val="22"/>
         </w:rPr>
-        <w:t>{</w:t>
-      </w:r>
-      <w:proofErr w:type="spellStart"/>
+        <w:t>{fromDam-nombreEmpresaRRR}</w:t>
+      </w:r>
+      <w:r>
+        <w:rPr>
+          <w:rFonts w:ascii="Arial" w:hAnsi="Arial" w:cs="Arial"/>
+          <w:i w:val="0"/>
+          <w:iCs w:val="0"/>
+          <w:color w:val="000000" w:themeColor="text1"/>
+          <w:sz w:val="22"/>
+          <w:szCs w:val="22"/>
+        </w:rPr>
+        <w:t>, identificado con RUC n.º {fromDam-ruc}</w:t>
+      </w:r>
       <w:r>
         <w:rPr>
           <w:rFonts w:ascii="Arial" w:hAnsi="Arial" w:cs="Arial"/>
@@ -10969,21 +8760,7 @@
           <w:sz w:val="22"/>
           <w:szCs w:val="22"/>
         </w:rPr>
-        <w:t>fromDam-nombreEmpresaRRR</w:t>
-      </w:r>
-      <w:proofErr w:type="spellEnd"/>
-      <w:r>
-        <w:rPr>
-          <w:rFonts w:ascii="Arial" w:hAnsi="Arial" w:cs="Arial"/>
-          <w:b/>
-          <w:bCs/>
-          <w:i w:val="0"/>
-          <w:iCs w:val="0"/>
-          <w:color w:val="FF0000"/>
-          <w:sz w:val="22"/>
-          <w:szCs w:val="22"/>
-        </w:rPr>
-        <w:t>}</w:t>
+        <w:t>{fromDam-rucRRR}</w:t>
       </w:r>
       <w:r>
         <w:rPr>
@@ -10994,9 +8771,8 @@
           <w:sz w:val="22"/>
           <w:szCs w:val="22"/>
         </w:rPr>
-        <w:t>, identificado con RUC n.º {</w:t>
-      </w:r>
-      <w:proofErr w:type="spellStart"/>
+        <w:t>, se establece que la mercancía materia de regularización ha sido objeto de reconocimiento físico dentro del plazo previsto en el artículo 2º de la Resolución Ministerial n.º107-94-EF/10; por lo tanto, corresponde atender las series de la referida DAM solicitadas a regularización toda vez que se encuentran negociadas en el Arancel Común del Convenio Peruano - Colombiano con una tasa Ad/Valorem – Libre; asimismo, se debe tener en cuenta lo opinado en el informe n.º 50-2008-SUNAT/2B4000, ratificado mediante Informe n.º 11-2017-SUNAT/340000, donde dice que: “la devolución de los tributos pagados a cuenta, como regularización del despacho de mercancía acogidas estrictamente a los beneficios arancelarios otorgados por el PECO, comprende únicamente los derechos Ad/Valorem cancelados de las mercancías liberadas total o parcialmente por acogimiento del PECO; determinándose que el monto a regularizar en el marco del Decreto Supremo n.º 015-94-EF es de S/ {textoTotReguPECO}</w:t>
+      </w:r>
       <w:r>
         <w:rPr>
           <w:rFonts w:ascii="Arial" w:hAnsi="Arial" w:cs="Arial"/>
@@ -11006,95 +8782,7 @@
           <w:sz w:val="22"/>
           <w:szCs w:val="22"/>
         </w:rPr>
-        <w:t>fromDam</w:t>
-      </w:r>
-      <w:proofErr w:type="spellEnd"/>
-      <w:r>
-        <w:rPr>
-          <w:rFonts w:ascii="Arial" w:hAnsi="Arial" w:cs="Arial"/>
-          <w:i w:val="0"/>
-          <w:iCs w:val="0"/>
-          <w:color w:val="000000" w:themeColor="text1"/>
-          <w:sz w:val="22"/>
-          <w:szCs w:val="22"/>
-        </w:rPr>
-        <w:t>-ruc}</w:t>
-      </w:r>
-      <w:r>
-        <w:rPr>
-          <w:rFonts w:ascii="Arial" w:hAnsi="Arial" w:cs="Arial"/>
-          <w:b/>
-          <w:bCs/>
-          <w:i w:val="0"/>
-          <w:iCs w:val="0"/>
-          <w:color w:val="FF0000"/>
-          <w:sz w:val="22"/>
-          <w:szCs w:val="22"/>
-        </w:rPr>
-        <w:t>{</w:t>
-      </w:r>
-      <w:proofErr w:type="spellStart"/>
-      <w:r>
-        <w:rPr>
-          <w:rFonts w:ascii="Arial" w:hAnsi="Arial" w:cs="Arial"/>
-          <w:b/>
-          <w:bCs/>
-          <w:i w:val="0"/>
-          <w:iCs w:val="0"/>
-          <w:color w:val="FF0000"/>
-          <w:sz w:val="22"/>
-          <w:szCs w:val="22"/>
-        </w:rPr>
-        <w:t>fromDam-rucRRR</w:t>
-      </w:r>
-      <w:proofErr w:type="spellEnd"/>
-      <w:r>
-        <w:rPr>
-          <w:rFonts w:ascii="Arial" w:hAnsi="Arial" w:cs="Arial"/>
-          <w:b/>
-          <w:bCs/>
-          <w:i w:val="0"/>
-          <w:iCs w:val="0"/>
-          <w:color w:val="FF0000"/>
-          <w:sz w:val="22"/>
-          <w:szCs w:val="22"/>
-        </w:rPr>
-        <w:t>}</w:t>
-      </w:r>
-      <w:r>
-        <w:rPr>
-          <w:rFonts w:ascii="Arial" w:hAnsi="Arial" w:cs="Arial"/>
-          <w:i w:val="0"/>
-          <w:iCs w:val="0"/>
-          <w:color w:val="000000" w:themeColor="text1"/>
-          <w:sz w:val="22"/>
-          <w:szCs w:val="22"/>
-        </w:rPr>
-        <w:t>, se establece que la mercancía materia de regularización ha sido objeto de reconocimiento físico dentro del plazo previsto en el artículo 2º de la Resolución Ministerial n.º107-94-EF/10; por lo tanto, corresponde atender las series de la referida DAM solicitadas a regularización toda vez que se encuentran negociadas en el Arancel Común del Convenio Peruano - Colombiano con una tasa Ad/Valorem – Libre; asimismo, se debe tener en cuenta lo opinado en el informe n.º 50-2008-SUNAT/2B4000, ratificado mediante Informe n.º 11-2017-SUNAT/340000, donde dice que: “la devolución de los tributos pagados a cuenta, como regularización del despacho de mercancía acogidas estrictamente a los beneficios arancelarios otorgados por el PECO, comprende únicamente los derechos Ad/Valorem cancelados de las mercancías liberadas total o parcialmente por acogimiento del PECO; determinándose que el monto a regularizar en el marco del Decreto Supremo n.º 015-94-EF es de S/ {</w:t>
-      </w:r>
-      <w:proofErr w:type="spellStart"/>
-      <w:r>
-        <w:rPr>
-          <w:rFonts w:ascii="Arial" w:hAnsi="Arial" w:cs="Arial"/>
-          <w:i w:val="0"/>
-          <w:iCs w:val="0"/>
-          <w:color w:val="000000" w:themeColor="text1"/>
-          <w:sz w:val="22"/>
-          <w:szCs w:val="22"/>
-        </w:rPr>
-        <w:t>textoTotReguPECO</w:t>
-      </w:r>
-      <w:proofErr w:type="spellEnd"/>
-      <w:r>
-        <w:rPr>
-          <w:rFonts w:ascii="Arial" w:hAnsi="Arial" w:cs="Arial"/>
-          <w:i w:val="0"/>
-          <w:iCs w:val="0"/>
-          <w:color w:val="000000" w:themeColor="text1"/>
-          <w:sz w:val="22"/>
-          <w:szCs w:val="22"/>
-        </w:rPr>
-        <w:t>}</w:t>
+        <w:t>.</w:t>
       </w:r>
     </w:p>
     <w:p/>
@@ -11102,11 +8790,9 @@
       <w:r>
         <w:t>{/</w:t>
       </w:r>
-      <w:proofErr w:type="spellStart"/>
       <w:r>
         <w:t>estadoOnlyPECO</w:t>
       </w:r>
-      <w:proofErr w:type="spellEnd"/>
       <w:r>
         <w:t>}</w:t>
       </w:r>
@@ -11173,43 +8859,7 @@
           <w:sz w:val="22"/>
           <w:szCs w:val="22"/>
         </w:rPr>
-        <w:t>La Ley n.º 28194 “Ley para la Lucha contra la Evasión y para la Formalización de la Economía” establece en su artículo 3-A la obligatoriedad del uso de medios de pago en la compraventa internacional de mercancías, en tal sentido, se procedió a evaluar la factura remitida por el administrado a través del requerimiento n.º {</w:t>
-      </w:r>
-      <w:proofErr w:type="spellStart"/>
-      <w:r>
-        <w:rPr>
-          <w:rFonts w:ascii="Arial" w:hAnsi="Arial"/>
-          <w:i w:val="0"/>
-          <w:iCs w:val="0"/>
-          <w:color w:val="000000" w:themeColor="text1"/>
-          <w:sz w:val="22"/>
-          <w:szCs w:val="22"/>
-        </w:rPr>
-        <w:t>datosFactura-</w:t>
-      </w:r>
-      <w:proofErr w:type="gramStart"/>
-      <w:r>
-        <w:rPr>
-          <w:rFonts w:ascii="Arial" w:hAnsi="Arial"/>
-          <w:i w:val="0"/>
-          <w:iCs w:val="0"/>
-          <w:color w:val="000000" w:themeColor="text1"/>
-          <w:sz w:val="22"/>
-          <w:szCs w:val="22"/>
-        </w:rPr>
-        <w:t>numeroReqFac</w:t>
-      </w:r>
-      <w:proofErr w:type="spellEnd"/>
-      <w:r>
-        <w:rPr>
-          <w:rFonts w:ascii="Arial" w:hAnsi="Arial"/>
-          <w:i w:val="0"/>
-          <w:iCs w:val="0"/>
-          <w:color w:val="000000" w:themeColor="text1"/>
-          <w:sz w:val="22"/>
-          <w:szCs w:val="22"/>
-        </w:rPr>
-        <w:t>}</w:t>
+        <w:t>La Ley n.º 28194 “Ley para la Lucha contra la Evasión y para la Formalización de la Economía” establece en su artículo 3-A la obligatoriedad del uso de medios de pago en la compraventa internacional de mercancías, en tal sentido, se procedió a evaluar la factura remitida por el administrado a través del requerimiento n.º {datosFactura-numeroReqFac}</w:t>
       </w:r>
       <w:r>
         <w:rPr>
@@ -11222,36 +8872,7 @@
           <w:sz w:val="22"/>
           <w:szCs w:val="22"/>
         </w:rPr>
-        <w:t>{</w:t>
-      </w:r>
-      <w:proofErr w:type="spellStart"/>
-      <w:proofErr w:type="gramEnd"/>
-      <w:r>
-        <w:rPr>
-          <w:rFonts w:ascii="Arial" w:hAnsi="Arial"/>
-          <w:b/>
-          <w:bCs/>
-          <w:i w:val="0"/>
-          <w:iCs w:val="0"/>
-          <w:color w:val="FF0000"/>
-          <w:sz w:val="22"/>
-          <w:szCs w:val="22"/>
-        </w:rPr>
-        <w:t>datosFactura-numeroReqFacRRR</w:t>
-      </w:r>
-      <w:proofErr w:type="spellEnd"/>
-      <w:r>
-        <w:rPr>
-          <w:rFonts w:ascii="Arial" w:hAnsi="Arial"/>
-          <w:b/>
-          <w:bCs/>
-          <w:i w:val="0"/>
-          <w:iCs w:val="0"/>
-          <w:color w:val="FF0000"/>
-          <w:sz w:val="22"/>
-          <w:szCs w:val="22"/>
-        </w:rPr>
-        <w:t>}.</w:t>
+        <w:t>{datosFactura-numeroReqFacRRR}.</w:t>
       </w:r>
     </w:p>
     <w:p>
@@ -11283,25 +8904,7 @@
           <w:sz w:val="22"/>
           <w:szCs w:val="22"/>
         </w:rPr>
-        <w:t>del requerimiento n.º {</w:t>
-      </w:r>
-      <w:proofErr w:type="spellStart"/>
-      <w:r>
-        <w:rPr>
-          <w:rFonts w:ascii="Arial" w:hAnsi="Arial"/>
-          <w:sz w:val="22"/>
-          <w:szCs w:val="22"/>
-        </w:rPr>
-        <w:t>datosFactura-numeroReqFac</w:t>
-      </w:r>
-      <w:proofErr w:type="spellEnd"/>
-      <w:r>
-        <w:rPr>
-          <w:rFonts w:ascii="Arial" w:hAnsi="Arial"/>
-          <w:sz w:val="22"/>
-          <w:szCs w:val="22"/>
-        </w:rPr>
-        <w:t>}</w:t>
+        <w:t>del requerimiento n.º {datosFactura-numeroReqFac}</w:t>
       </w:r>
       <w:r>
         <w:rPr>
@@ -11312,9 +8915,16 @@
           <w:sz w:val="22"/>
           <w:szCs w:val="22"/>
         </w:rPr>
-        <w:t>{</w:t>
-      </w:r>
-      <w:proofErr w:type="spellStart"/>
+        <w:t>{datosFactura-numeroReqFacRRR}</w:t>
+      </w:r>
+      <w:r>
+        <w:rPr>
+          <w:rFonts w:ascii="Arial" w:hAnsi="Arial"/>
+          <w:sz w:val="22"/>
+          <w:szCs w:val="22"/>
+        </w:rPr>
+        <w:t xml:space="preserve"> de fecha </w:t>
+      </w:r>
       <w:r>
         <w:rPr>
           <w:rFonts w:ascii="Arial" w:hAnsi="Arial"/>
@@ -11324,9 +8934,65 @@
           <w:sz w:val="22"/>
           <w:szCs w:val="22"/>
         </w:rPr>
-        <w:t>datosFactura-numeroReqFacRRR</w:t>
-      </w:r>
-      <w:proofErr w:type="spellEnd"/>
+        <w:t>{datosFactura-fechaReqFacRRR}</w:t>
+      </w:r>
+      <w:r>
+        <w:rPr>
+          <w:rFonts w:ascii="Arial" w:hAnsi="Arial"/>
+          <w:sz w:val="22"/>
+          <w:szCs w:val="22"/>
+        </w:rPr>
+        <w:t xml:space="preserve">{datosFactura-fechaReqFac} presentó a esta administración la factura digitalizada, la misma que se encuentra detallada en  </w:t>
+      </w:r>
+      <w:r>
+        <w:rPr>
+          <w:rStyle w:val="normaltextrun"/>
+          <w:rFonts w:ascii="Arial" w:hAnsi="Arial"/>
+          <w:sz w:val="22"/>
+          <w:szCs w:val="22"/>
+        </w:rPr>
+        <w:t>la casilla 4.1 del Formato B</w:t>
+      </w:r>
+      <w:r>
+        <w:rPr>
+          <w:rFonts w:ascii="Arial" w:hAnsi="Arial"/>
+          <w:sz w:val="22"/>
+          <w:szCs w:val="22"/>
+        </w:rPr>
+        <w:t xml:space="preserve">, se ha procedido a revisar y verificar las condiciones de pago establecidas entre el importador y su proveedor, se observa que la fecha de pago de las mercancías es </w:t>
+      </w:r>
+      <w:r>
+        <w:rPr>
+          <w:rFonts w:ascii="Arial" w:hAnsi="Arial"/>
+          <w:sz w:val="22"/>
+          <w:szCs w:val="22"/>
+        </w:rPr>
+        <w:t>el {</w:t>
+      </w:r>
+      <w:r>
+        <w:rPr>
+          <w:rFonts w:ascii="Arial" w:hAnsi="Arial"/>
+          <w:sz w:val="22"/>
+          <w:szCs w:val="22"/>
+        </w:rPr>
+        <w:t>datosFactura</w:t>
+      </w:r>
+      <w:r>
+        <w:rPr>
+          <w:rFonts w:ascii="Arial" w:hAnsi="Arial"/>
+          <w:sz w:val="22"/>
+          <w:szCs w:val="22"/>
+        </w:rPr>
+        <w:t>-</w:t>
+      </w:r>
+      <w:r>
+        <w:rPr>
+          <w:rFonts w:ascii="Arial" w:hAnsi="Arial"/>
+          <w:sz w:val="22"/>
+          <w:szCs w:val="22"/>
+        </w:rPr>
+        <w:t>fechaVencimiento}</w:t>
+      </w:r>
       <w:r>
         <w:rPr>
           <w:rFonts w:ascii="Arial" w:hAnsi="Arial"/>
@@ -11336,15 +9002,7 @@
           <w:sz w:val="22"/>
           <w:szCs w:val="22"/>
         </w:rPr>
-        <w:t>}</w:t>
-      </w:r>
-      <w:r>
-        <w:rPr>
-          <w:rFonts w:ascii="Arial" w:hAnsi="Arial"/>
-          <w:sz w:val="22"/>
-          <w:szCs w:val="22"/>
-        </w:rPr>
-        <w:t xml:space="preserve"> de fecha </w:t>
+        <w:t>{datosFactura</w:t>
       </w:r>
       <w:r>
         <w:rPr>
@@ -11355,9 +9013,8 @@
           <w:sz w:val="22"/>
           <w:szCs w:val="22"/>
         </w:rPr>
-        <w:t>{</w:t>
-      </w:r>
-      <w:proofErr w:type="spellStart"/>
+        <w:t>-</w:t>
+      </w:r>
       <w:r>
         <w:rPr>
           <w:rFonts w:ascii="Arial" w:hAnsi="Arial"/>
@@ -11367,9 +9024,49 @@
           <w:sz w:val="22"/>
           <w:szCs w:val="22"/>
         </w:rPr>
-        <w:t>datosFactura-fechaReqFacRRR</w:t>
-      </w:r>
-      <w:proofErr w:type="spellEnd"/>
+        <w:t>fechaVencimientoRRR}</w:t>
+      </w:r>
+      <w:r>
+        <w:rPr>
+          <w:rFonts w:ascii="Arial" w:hAnsi="Arial"/>
+          <w:color w:val="FF0000"/>
+          <w:sz w:val="22"/>
+          <w:szCs w:val="22"/>
+        </w:rPr>
+        <w:t xml:space="preserve"> </w:t>
+      </w:r>
+      <w:r>
+        <w:rPr>
+          <w:rFonts w:ascii="Arial" w:hAnsi="Arial"/>
+          <w:sz w:val="22"/>
+          <w:szCs w:val="22"/>
+        </w:rPr>
+        <w:t xml:space="preserve">tal como se </w:t>
+      </w:r>
+      <w:r>
+        <w:rPr>
+          <w:rFonts w:ascii="Arial" w:hAnsi="Arial"/>
+          <w:sz w:val="22"/>
+          <w:szCs w:val="22"/>
+        </w:rPr>
+        <w:t>observa en la factura digitalizada por el importador y remitida a esta administración</w:t>
+      </w:r>
+      <w:r>
+        <w:rPr>
+          <w:rFonts w:ascii="Arial" w:hAnsi="Arial"/>
+          <w:sz w:val="22"/>
+          <w:szCs w:val="22"/>
+        </w:rPr>
+        <w:t xml:space="preserve">, por tanto </w:t>
+      </w:r>
+      <w:r>
+        <w:rPr>
+          <w:rFonts w:ascii="Arial" w:hAnsi="Arial"/>
+          <w:sz w:val="22"/>
+          <w:szCs w:val="22"/>
+        </w:rPr>
+        <w:t>se evidencia que el importador todavía se encuentra dentro del plazo para realizar la transferencia por el pago de las mercancías; en tal sentido, corresponde la devolución solicitada por {fromDam-nombreEmpresa}</w:t>
+      </w:r>
       <w:r>
         <w:rPr>
           <w:rFonts w:ascii="Arial" w:hAnsi="Arial"/>
@@ -11379,6 +9076,38 @@
           <w:sz w:val="22"/>
           <w:szCs w:val="22"/>
         </w:rPr>
+        <w:t>{fromDam-nombreEmpresaRRR}</w:t>
+      </w:r>
+      <w:r>
+        <w:rPr>
+          <w:rFonts w:ascii="Arial" w:hAnsi="Arial"/>
+          <w:sz w:val="22"/>
+          <w:szCs w:val="22"/>
+        </w:rPr>
+        <w:t xml:space="preserve">. identificada con RUC n.º {fromDam-ruc} al </w:t>
+      </w:r>
+      <w:r>
+        <w:rPr>
+          <w:rFonts w:ascii="Arial" w:hAnsi="Arial"/>
+          <w:sz w:val="22"/>
+          <w:szCs w:val="22"/>
+        </w:rPr>
+        <w:t>{</w:t>
+      </w:r>
+      <w:r>
+        <w:rPr>
+          <w:rFonts w:ascii="Arial" w:hAnsi="Arial"/>
+          <w:sz w:val="22"/>
+          <w:szCs w:val="22"/>
+        </w:rPr>
+        <w:t>textoPlazoFactura</w:t>
+      </w:r>
+      <w:r>
+        <w:rPr>
+          <w:rFonts w:ascii="Arial" w:hAnsi="Arial"/>
+          <w:sz w:val="22"/>
+          <w:szCs w:val="22"/>
+        </w:rPr>
         <w:t>}</w:t>
       </w:r>
       <w:r>
@@ -11387,269 +9116,15 @@
           <w:sz w:val="22"/>
           <w:szCs w:val="22"/>
         </w:rPr>
-        <w:t>{</w:t>
-      </w:r>
-      <w:proofErr w:type="spellStart"/>
+        <w:t>, al no configurar la exclusión establecida en el artículo 8° de la Mencionada Ley</w:t>
+      </w:r>
       <w:r>
         <w:rPr>
           <w:rFonts w:ascii="Arial" w:hAnsi="Arial"/>
           <w:sz w:val="22"/>
           <w:szCs w:val="22"/>
         </w:rPr>
-        <w:t>datosFactura-fechaReqFac</w:t>
-      </w:r>
-      <w:proofErr w:type="spellEnd"/>
-      <w:r>
-        <w:rPr>
-          <w:rFonts w:ascii="Arial" w:hAnsi="Arial"/>
-          <w:sz w:val="22"/>
-          <w:szCs w:val="22"/>
-        </w:rPr>
-        <w:t xml:space="preserve">} presentó a esta administración la factura digitalizada, la misma que se encuentra detallada en  </w:t>
-      </w:r>
-      <w:r>
-        <w:rPr>
-          <w:rStyle w:val="normaltextrun"/>
-          <w:rFonts w:ascii="Arial" w:hAnsi="Arial"/>
-          <w:sz w:val="22"/>
-          <w:szCs w:val="22"/>
-        </w:rPr>
-        <w:t>la casilla 4.1 del Formato B</w:t>
-      </w:r>
-      <w:r>
-        <w:rPr>
-          <w:rFonts w:ascii="Arial" w:hAnsi="Arial"/>
-          <w:sz w:val="22"/>
-          <w:szCs w:val="22"/>
-        </w:rPr>
-        <w:t xml:space="preserve">, se ha procedido a revisar y verificar las condiciones de pago establecidas entre el importador y su proveedor, se observa que la fecha de pago de las mercancías es </w:t>
-      </w:r>
-      <w:r>
-        <w:rPr>
-          <w:rFonts w:ascii="Arial" w:hAnsi="Arial"/>
-          <w:sz w:val="22"/>
-          <w:szCs w:val="22"/>
-        </w:rPr>
-        <w:t>el {</w:t>
-      </w:r>
-      <w:r>
-        <w:rPr>
-          <w:rFonts w:ascii="Arial" w:hAnsi="Arial"/>
-          <w:sz w:val="22"/>
-          <w:szCs w:val="22"/>
-        </w:rPr>
-        <w:t>datosFactura</w:t>
-      </w:r>
-      <w:r>
-        <w:rPr>
-          <w:rFonts w:ascii="Arial" w:hAnsi="Arial"/>
-          <w:sz w:val="22"/>
-          <w:szCs w:val="22"/>
-        </w:rPr>
-        <w:t>-</w:t>
-      </w:r>
-      <w:r>
-        <w:rPr>
-          <w:rFonts w:ascii="Arial" w:hAnsi="Arial"/>
-          <w:sz w:val="22"/>
-          <w:szCs w:val="22"/>
-        </w:rPr>
-        <w:t>fechaVencimiento}</w:t>
-      </w:r>
-      <w:r>
-        <w:rPr>
-          <w:rFonts w:ascii="Arial" w:hAnsi="Arial"/>
-          <w:b/>
-          <w:bCs/>
-          <w:color w:val="FF0000"/>
-          <w:sz w:val="22"/>
-          <w:szCs w:val="22"/>
-        </w:rPr>
-        <w:t>{datosFactura</w:t>
-      </w:r>
-      <w:r>
-        <w:rPr>
-          <w:rFonts w:ascii="Arial" w:hAnsi="Arial"/>
-          <w:b/>
-          <w:bCs/>
-          <w:color w:val="FF0000"/>
-          <w:sz w:val="22"/>
-          <w:szCs w:val="22"/>
-        </w:rPr>
-        <w:t>-</w:t>
-      </w:r>
-      <w:r>
-        <w:rPr>
-          <w:rFonts w:ascii="Arial" w:hAnsi="Arial"/>
-          <w:b/>
-          <w:bCs/>
-          <w:color w:val="FF0000"/>
-          <w:sz w:val="22"/>
-          <w:szCs w:val="22"/>
-        </w:rPr>
-        <w:t>fechaVencimientoRRR}</w:t>
-      </w:r>
-      <w:r>
-        <w:rPr>
-          <w:rFonts w:ascii="Arial" w:hAnsi="Arial"/>
-          <w:color w:val="FF0000"/>
-          <w:sz w:val="22"/>
-          <w:szCs w:val="22"/>
-        </w:rPr>
-        <w:t xml:space="preserve"> </w:t>
-      </w:r>
-      <w:r>
-        <w:rPr>
-          <w:rFonts w:ascii="Arial" w:hAnsi="Arial"/>
-          <w:sz w:val="22"/>
-          <w:szCs w:val="22"/>
-        </w:rPr>
-        <w:t xml:space="preserve">tal como se </w:t>
-      </w:r>
-      <w:r>
-        <w:rPr>
-          <w:rFonts w:ascii="Arial" w:hAnsi="Arial"/>
-          <w:sz w:val="22"/>
-          <w:szCs w:val="22"/>
-        </w:rPr>
-        <w:t>observa en la factura digitalizada por el importador y remitida a esta administración</w:t>
-      </w:r>
-      <w:r>
-        <w:rPr>
-          <w:rFonts w:ascii="Arial" w:hAnsi="Arial"/>
-          <w:sz w:val="22"/>
-          <w:szCs w:val="22"/>
-        </w:rPr>
-        <w:t xml:space="preserve">, por tanto </w:t>
-      </w:r>
-      <w:r>
-        <w:rPr>
-          <w:rFonts w:ascii="Arial" w:hAnsi="Arial"/>
-          <w:sz w:val="22"/>
-          <w:szCs w:val="22"/>
-        </w:rPr>
-        <w:t>se evidencia que el importador todavía se encuentra dentro del plazo para realizar la transferencia por el pago de las mercancías; en tal sentido, corresponde la devolución solicitada por {</w:t>
-      </w:r>
-      <w:proofErr w:type="spellStart"/>
-      <w:r>
-        <w:rPr>
-          <w:rFonts w:ascii="Arial" w:hAnsi="Arial"/>
-          <w:sz w:val="22"/>
-          <w:szCs w:val="22"/>
-        </w:rPr>
-        <w:t>fromDam-nombreEmpresa</w:t>
-      </w:r>
-      <w:proofErr w:type="spellEnd"/>
-      <w:r>
-        <w:rPr>
-          <w:rFonts w:ascii="Arial" w:hAnsi="Arial"/>
-          <w:sz w:val="22"/>
-          <w:szCs w:val="22"/>
-        </w:rPr>
-        <w:t>}</w:t>
-      </w:r>
-      <w:r>
-        <w:rPr>
-          <w:rFonts w:ascii="Arial" w:hAnsi="Arial"/>
-          <w:b/>
-          <w:bCs/>
-          <w:color w:val="FF0000"/>
-          <w:sz w:val="22"/>
-          <w:szCs w:val="22"/>
-        </w:rPr>
-        <w:t>{</w:t>
-      </w:r>
-      <w:proofErr w:type="spellStart"/>
-      <w:r>
-        <w:rPr>
-          <w:rFonts w:ascii="Arial" w:hAnsi="Arial"/>
-          <w:b/>
-          <w:bCs/>
-          <w:color w:val="FF0000"/>
-          <w:sz w:val="22"/>
-          <w:szCs w:val="22"/>
-        </w:rPr>
-        <w:t>fromDam-nombreEmpresaRRR</w:t>
-      </w:r>
-      <w:proofErr w:type="spellEnd"/>
-      <w:r>
-        <w:rPr>
-          <w:rFonts w:ascii="Arial" w:hAnsi="Arial"/>
-          <w:b/>
-          <w:bCs/>
-          <w:color w:val="FF0000"/>
-          <w:sz w:val="22"/>
-          <w:szCs w:val="22"/>
-        </w:rPr>
-        <w:t>}</w:t>
-      </w:r>
-      <w:r>
-        <w:rPr>
-          <w:rFonts w:ascii="Arial" w:hAnsi="Arial"/>
-          <w:sz w:val="22"/>
-          <w:szCs w:val="22"/>
-        </w:rPr>
-        <w:t>. identificada con RUC n.º {</w:t>
-      </w:r>
-      <w:proofErr w:type="spellStart"/>
-      <w:r>
-        <w:rPr>
-          <w:rFonts w:ascii="Arial" w:hAnsi="Arial"/>
-          <w:sz w:val="22"/>
-          <w:szCs w:val="22"/>
-        </w:rPr>
-        <w:t>fromDam</w:t>
-      </w:r>
-      <w:proofErr w:type="spellEnd"/>
-      <w:r>
-        <w:rPr>
-          <w:rFonts w:ascii="Arial" w:hAnsi="Arial"/>
-          <w:sz w:val="22"/>
-          <w:szCs w:val="22"/>
-        </w:rPr>
-        <w:t xml:space="preserve">-ruc} al </w:t>
-      </w:r>
-      <w:r>
-        <w:rPr>
-          <w:rFonts w:ascii="Arial" w:hAnsi="Arial"/>
-          <w:sz w:val="22"/>
-          <w:szCs w:val="22"/>
-        </w:rPr>
-        <w:t>{</w:t>
-      </w:r>
-      <w:proofErr w:type="spellStart"/>
-      <w:r>
-        <w:rPr>
-          <w:rFonts w:ascii="Arial" w:hAnsi="Arial"/>
-          <w:sz w:val="22"/>
-          <w:szCs w:val="22"/>
-        </w:rPr>
-        <w:t>textoPlazoFactura</w:t>
-      </w:r>
-      <w:proofErr w:type="spellEnd"/>
-      <w:r>
-        <w:rPr>
-          <w:rFonts w:ascii="Arial" w:hAnsi="Arial"/>
-          <w:sz w:val="22"/>
-          <w:szCs w:val="22"/>
-        </w:rPr>
-        <w:t>}</w:t>
-      </w:r>
-      <w:r>
-        <w:rPr>
-          <w:rFonts w:ascii="Arial" w:hAnsi="Arial"/>
-          <w:sz w:val="22"/>
-          <w:szCs w:val="22"/>
-        </w:rPr>
-        <w:t>, al no configurar la exclusión establecida en el artículo 8° de la Mencionada Ley</w:t>
-      </w:r>
-      <w:r>
-        <w:rPr>
-          <w:rFonts w:ascii="Arial" w:hAnsi="Arial"/>
-          <w:sz w:val="22"/>
-          <w:szCs w:val="22"/>
-        </w:rPr>
-        <w:t>;</w:t>
+        <w:t>.</w:t>
       </w:r>
     </w:p>
     <w:p>
@@ -11677,14 +9152,12 @@
         </w:rPr>
         <w:t>{/</w:t>
       </w:r>
-      <w:proofErr w:type="spellStart"/>
       <w:r>
         <w:rPr>
           <w:rFonts w:ascii="Arial" w:hAnsi="Arial" w:cs="Arial"/>
         </w:rPr>
         <w:t>estadopagoFacturaTipoVencimiento</w:t>
       </w:r>
-      <w:proofErr w:type="spellEnd"/>
       <w:r>
         <w:rPr>
           <w:rFonts w:ascii="Arial" w:hAnsi="Arial" w:cs="Arial"/>
@@ -11754,43 +9227,7 @@
           <w:szCs w:val="22"/>
         </w:rPr>
         <w:lastRenderedPageBreak/>
-        <w:t>La Ley n.º 28194 “Ley para la Lucha contra la Evasión y para la Formalización de la Economía” establece en su artículo 3-A la obligatoriedad del uso de medios de pago en la compraventa internacional de mercancías, en tal sentido, se procedió a evaluar la factura remitida por el administrado a través del requerimiento n.º {</w:t>
-      </w:r>
-      <w:proofErr w:type="spellStart"/>
-      <w:r>
-        <w:rPr>
-          <w:rFonts w:ascii="Arial" w:hAnsi="Arial"/>
-          <w:i w:val="0"/>
-          <w:iCs w:val="0"/>
-          <w:color w:val="000000" w:themeColor="text1"/>
-          <w:sz w:val="22"/>
-          <w:szCs w:val="22"/>
-        </w:rPr>
-        <w:t>datosFactura-</w:t>
-      </w:r>
-      <w:proofErr w:type="gramStart"/>
-      <w:r>
-        <w:rPr>
-          <w:rFonts w:ascii="Arial" w:hAnsi="Arial"/>
-          <w:i w:val="0"/>
-          <w:iCs w:val="0"/>
-          <w:color w:val="000000" w:themeColor="text1"/>
-          <w:sz w:val="22"/>
-          <w:szCs w:val="22"/>
-        </w:rPr>
-        <w:t>numeroReqFac</w:t>
-      </w:r>
-      <w:proofErr w:type="spellEnd"/>
-      <w:r>
-        <w:rPr>
-          <w:rFonts w:ascii="Arial" w:hAnsi="Arial"/>
-          <w:i w:val="0"/>
-          <w:iCs w:val="0"/>
-          <w:color w:val="000000" w:themeColor="text1"/>
-          <w:sz w:val="22"/>
-          <w:szCs w:val="22"/>
-        </w:rPr>
-        <w:t>}</w:t>
+        <w:t>La Ley n.º 28194 “Ley para la Lucha contra la Evasión y para la Formalización de la Economía” establece en su artículo 3-A la obligatoriedad del uso de medios de pago en la compraventa internacional de mercancías, en tal sentido, se procedió a evaluar la factura remitida por el administrado a través del requerimiento n.º {datosFactura-numeroReqFac}</w:t>
       </w:r>
       <w:r>
         <w:rPr>
@@ -11803,36 +9240,7 @@
           <w:sz w:val="22"/>
           <w:szCs w:val="22"/>
         </w:rPr>
-        <w:t>{</w:t>
-      </w:r>
-      <w:proofErr w:type="spellStart"/>
-      <w:proofErr w:type="gramEnd"/>
-      <w:r>
-        <w:rPr>
-          <w:rFonts w:ascii="Arial" w:hAnsi="Arial"/>
-          <w:b/>
-          <w:bCs/>
-          <w:i w:val="0"/>
-          <w:iCs w:val="0"/>
-          <w:color w:val="FF0000"/>
-          <w:sz w:val="22"/>
-          <w:szCs w:val="22"/>
-        </w:rPr>
-        <w:t>datosFactura-numeroReqFacRRR</w:t>
-      </w:r>
-      <w:proofErr w:type="spellEnd"/>
-      <w:r>
-        <w:rPr>
-          <w:rFonts w:ascii="Arial" w:hAnsi="Arial"/>
-          <w:b/>
-          <w:bCs/>
-          <w:i w:val="0"/>
-          <w:iCs w:val="0"/>
-          <w:color w:val="FF0000"/>
-          <w:sz w:val="22"/>
-          <w:szCs w:val="22"/>
-        </w:rPr>
-        <w:t>}.</w:t>
+        <w:t>{datosFactura-numeroReqFacRRR}.</w:t>
       </w:r>
     </w:p>
     <w:p>
@@ -11856,25 +9264,7 @@
           <w:sz w:val="22"/>
           <w:szCs w:val="22"/>
         </w:rPr>
-        <w:t>El importador a través del requerimiento n.º {</w:t>
-      </w:r>
-      <w:proofErr w:type="spellStart"/>
-      <w:r>
-        <w:rPr>
-          <w:rFonts w:ascii="Arial" w:hAnsi="Arial"/>
-          <w:sz w:val="22"/>
-          <w:szCs w:val="22"/>
-        </w:rPr>
-        <w:t>datosFactura-numeroReqFac</w:t>
-      </w:r>
-      <w:proofErr w:type="spellEnd"/>
-      <w:r>
-        <w:rPr>
-          <w:rFonts w:ascii="Arial" w:hAnsi="Arial"/>
-          <w:sz w:val="22"/>
-          <w:szCs w:val="22"/>
-        </w:rPr>
-        <w:t>}</w:t>
+        <w:t>El importador a través del requerimiento n.º {datosFactura-numeroReqFac}</w:t>
       </w:r>
       <w:r>
         <w:rPr>
@@ -11885,9 +9275,16 @@
           <w:sz w:val="22"/>
           <w:szCs w:val="22"/>
         </w:rPr>
-        <w:t>{</w:t>
-      </w:r>
-      <w:proofErr w:type="spellStart"/>
+        <w:t>{datosFactura-numeroReqFacRRR}</w:t>
+      </w:r>
+      <w:r>
+        <w:rPr>
+          <w:rFonts w:ascii="Arial" w:hAnsi="Arial"/>
+          <w:sz w:val="22"/>
+          <w:szCs w:val="22"/>
+        </w:rPr>
+        <w:t xml:space="preserve"> de fecha </w:t>
+      </w:r>
       <w:r>
         <w:rPr>
           <w:rFonts w:ascii="Arial" w:hAnsi="Arial"/>
@@ -11897,9 +9294,33 @@
           <w:sz w:val="22"/>
           <w:szCs w:val="22"/>
         </w:rPr>
-        <w:t>datosFactura-numeroReqFacRRR</w:t>
-      </w:r>
-      <w:proofErr w:type="spellEnd"/>
+        <w:t>{datosFactura-fechaReqFacRRR}</w:t>
+      </w:r>
+      <w:r>
+        <w:rPr>
+          <w:rFonts w:ascii="Arial" w:hAnsi="Arial"/>
+          <w:sz w:val="22"/>
+          <w:szCs w:val="22"/>
+        </w:rPr>
+        <w:t xml:space="preserve">{datosFactura-fechaReqFac} presentó a esta administración la factura digitalizada, la misma que se encuentra detallada en  </w:t>
+      </w:r>
+      <w:r>
+        <w:rPr>
+          <w:rStyle w:val="normaltextrun"/>
+          <w:rFonts w:ascii="Arial" w:hAnsi="Arial"/>
+          <w:sz w:val="22"/>
+          <w:szCs w:val="22"/>
+        </w:rPr>
+        <w:t>la casilla 4.1 del Formato B</w:t>
+      </w:r>
+      <w:r>
+        <w:rPr>
+          <w:rFonts w:ascii="Arial" w:hAnsi="Arial"/>
+          <w:sz w:val="22"/>
+          <w:szCs w:val="22"/>
+        </w:rPr>
+        <w:t>, se ha procedido a revisar y verificar las condiciones de pago establecidas entre el importador y su proveedor, se observa que la fecha de pago de las mercancías es {datosFactura-plazoFac}</w:t>
+      </w:r>
       <w:r>
         <w:rPr>
           <w:rFonts w:ascii="Arial" w:hAnsi="Arial"/>
@@ -11909,15 +9330,48 @@
           <w:sz w:val="22"/>
           <w:szCs w:val="22"/>
         </w:rPr>
+        <w:t>{datosFactura-plazoFacRRR}</w:t>
+      </w:r>
+      <w:r>
+        <w:rPr>
+          <w:rFonts w:ascii="Arial" w:hAnsi="Arial"/>
+          <w:color w:val="FF0000"/>
+          <w:sz w:val="22"/>
+          <w:szCs w:val="22"/>
+        </w:rPr>
+        <w:t xml:space="preserve"> </w:t>
+      </w:r>
+      <w:r>
+        <w:rPr>
+          <w:rFonts w:ascii="Arial" w:hAnsi="Arial"/>
+          <w:sz w:val="22"/>
+          <w:szCs w:val="22"/>
+        </w:rPr>
+        <w:t xml:space="preserve">días de la </w:t>
+      </w:r>
+      <w:r>
+        <w:rPr>
+          <w:rFonts w:ascii="Arial" w:hAnsi="Arial"/>
+          <w:sz w:val="22"/>
+          <w:szCs w:val="22"/>
+        </w:rPr>
+        <w:t>{</w:t>
+      </w:r>
+      <w:r>
+        <w:rPr>
+          <w:rFonts w:ascii="Arial" w:hAnsi="Arial"/>
+          <w:sz w:val="22"/>
+          <w:szCs w:val="22"/>
+        </w:rPr>
+        <w:t>textoFechaTipado</w:t>
+      </w:r>
+      <w:r>
+        <w:rPr>
+          <w:rFonts w:ascii="Arial" w:hAnsi="Arial"/>
+          <w:sz w:val="22"/>
+          <w:szCs w:val="22"/>
+        </w:rPr>
         <w:t>}</w:t>
-      </w:r>
-      <w:r>
-        <w:rPr>
-          <w:rFonts w:ascii="Arial" w:hAnsi="Arial"/>
-          <w:sz w:val="22"/>
-          <w:szCs w:val="22"/>
-        </w:rPr>
-        <w:t xml:space="preserve"> de fecha </w:t>
       </w:r>
       <w:r>
         <w:rPr>
@@ -11928,9 +9382,24 @@
           <w:sz w:val="22"/>
           <w:szCs w:val="22"/>
         </w:rPr>
-        <w:t>{</w:t>
-      </w:r>
-      <w:proofErr w:type="spellStart"/>
+        <w:t>{textoFechaTipadoRRR}</w:t>
+      </w:r>
+      <w:r>
+        <w:rPr>
+          <w:rFonts w:ascii="Arial" w:hAnsi="Arial"/>
+          <w:sz w:val="22"/>
+          <w:szCs w:val="22"/>
+        </w:rPr>
+        <w:t xml:space="preserve"> </w:t>
+      </w:r>
+      <w:r>
+        <w:rPr>
+          <w:rFonts w:ascii="Arial" w:hAnsi="Arial"/>
+          <w:sz w:val="22"/>
+          <w:szCs w:val="22"/>
+        </w:rPr>
+        <w:t>se evidencia que el importador todavía se encuentra dentro del plazo para realizar la transferencia por el pago de las mercancías; en tal sentido, corresponde la devolución solicitada por {fromDam-nombreEmpresa}</w:t>
+      </w:r>
       <w:r>
         <w:rPr>
           <w:rFonts w:ascii="Arial" w:hAnsi="Arial"/>
@@ -11940,15 +9409,35 @@
           <w:sz w:val="22"/>
           <w:szCs w:val="22"/>
         </w:rPr>
-        <w:t>datosFactura-fechaReqFacRRR</w:t>
-      </w:r>
-      <w:proofErr w:type="spellEnd"/>
+        <w:t>{fromDam-nombreEmpresaRRR}</w:t>
+      </w:r>
       <w:r>
         <w:rPr>
           <w:rFonts w:ascii="Arial" w:hAnsi="Arial"/>
-          <w:b/>
-          <w:bCs/>
-          <w:color w:val="FF0000"/>
+          <w:sz w:val="22"/>
+          <w:szCs w:val="22"/>
+        </w:rPr>
+        <w:t xml:space="preserve">. identificada con RUC n.º {fromDam-ruc} al </w:t>
+      </w:r>
+      <w:r>
+        <w:rPr>
+          <w:rFonts w:ascii="Arial" w:hAnsi="Arial"/>
+          <w:sz w:val="22"/>
+          <w:szCs w:val="22"/>
+        </w:rPr>
+        <w:t>{</w:t>
+      </w:r>
+      <w:r>
+        <w:rPr>
+          <w:rFonts w:ascii="Arial" w:hAnsi="Arial"/>
+          <w:sz w:val="22"/>
+          <w:szCs w:val="22"/>
+        </w:rPr>
+        <w:t>textoPlazoFactura</w:t>
+      </w:r>
+      <w:r>
+        <w:rPr>
+          <w:rFonts w:ascii="Arial" w:hAnsi="Arial"/>
           <w:sz w:val="22"/>
           <w:szCs w:val="22"/>
         </w:rPr>
@@ -11960,302 +9449,15 @@
           <w:sz w:val="22"/>
           <w:szCs w:val="22"/>
         </w:rPr>
-        <w:t>{</w:t>
-      </w:r>
-      <w:proofErr w:type="spellStart"/>
+        <w:t>, al no configurar la exclusión establecida en el artículo 8° de la Mencionada Ley</w:t>
+      </w:r>
       <w:r>
         <w:rPr>
           <w:rFonts w:ascii="Arial" w:hAnsi="Arial"/>
           <w:sz w:val="22"/>
           <w:szCs w:val="22"/>
         </w:rPr>
-        <w:t>datosFactura-fechaReqFac</w:t>
-      </w:r>
-      <w:proofErr w:type="spellEnd"/>
-      <w:r>
-        <w:rPr>
-          <w:rFonts w:ascii="Arial" w:hAnsi="Arial"/>
-          <w:sz w:val="22"/>
-          <w:szCs w:val="22"/>
-        </w:rPr>
-        <w:t xml:space="preserve">} presentó a esta administración la factura digitalizada, la misma que se encuentra detallada en  </w:t>
-      </w:r>
-      <w:r>
-        <w:rPr>
-          <w:rStyle w:val="normaltextrun"/>
-          <w:rFonts w:ascii="Arial" w:hAnsi="Arial"/>
-          <w:sz w:val="22"/>
-          <w:szCs w:val="22"/>
-        </w:rPr>
-        <w:t>la casilla 4.1 del Formato B</w:t>
-      </w:r>
-      <w:r>
-        <w:rPr>
-          <w:rFonts w:ascii="Arial" w:hAnsi="Arial"/>
-          <w:sz w:val="22"/>
-          <w:szCs w:val="22"/>
-        </w:rPr>
-        <w:t>, se ha procedido a revisar y verificar las condiciones de pago establecidas entre el importador y su proveedor, se observa que la fecha de pago de las mercancías es {</w:t>
-      </w:r>
-      <w:proofErr w:type="spellStart"/>
-      <w:r>
-        <w:rPr>
-          <w:rFonts w:ascii="Arial" w:hAnsi="Arial"/>
-          <w:sz w:val="22"/>
-          <w:szCs w:val="22"/>
-        </w:rPr>
-        <w:t>datosFactura-plazoFac</w:t>
-      </w:r>
-      <w:proofErr w:type="spellEnd"/>
-      <w:r>
-        <w:rPr>
-          <w:rFonts w:ascii="Arial" w:hAnsi="Arial"/>
-          <w:sz w:val="22"/>
-          <w:szCs w:val="22"/>
-        </w:rPr>
-        <w:t>}</w:t>
-      </w:r>
-      <w:r>
-        <w:rPr>
-          <w:rFonts w:ascii="Arial" w:hAnsi="Arial"/>
-          <w:b/>
-          <w:bCs/>
-          <w:color w:val="FF0000"/>
-          <w:sz w:val="22"/>
-          <w:szCs w:val="22"/>
-        </w:rPr>
-        <w:t>{</w:t>
-      </w:r>
-      <w:proofErr w:type="spellStart"/>
-      <w:r>
-        <w:rPr>
-          <w:rFonts w:ascii="Arial" w:hAnsi="Arial"/>
-          <w:b/>
-          <w:bCs/>
-          <w:color w:val="FF0000"/>
-          <w:sz w:val="22"/>
-          <w:szCs w:val="22"/>
-        </w:rPr>
-        <w:t>datosFactura-plazoFacRRR</w:t>
-      </w:r>
-      <w:proofErr w:type="spellEnd"/>
-      <w:r>
-        <w:rPr>
-          <w:rFonts w:ascii="Arial" w:hAnsi="Arial"/>
-          <w:b/>
-          <w:bCs/>
-          <w:color w:val="FF0000"/>
-          <w:sz w:val="22"/>
-          <w:szCs w:val="22"/>
-        </w:rPr>
-        <w:t>}</w:t>
-      </w:r>
-      <w:r>
-        <w:rPr>
-          <w:rFonts w:ascii="Arial" w:hAnsi="Arial"/>
-          <w:color w:val="FF0000"/>
-          <w:sz w:val="22"/>
-          <w:szCs w:val="22"/>
-        </w:rPr>
-        <w:t xml:space="preserve"> </w:t>
-      </w:r>
-      <w:r>
-        <w:rPr>
-          <w:rFonts w:ascii="Arial" w:hAnsi="Arial"/>
-          <w:sz w:val="22"/>
-          <w:szCs w:val="22"/>
-        </w:rPr>
-        <w:t xml:space="preserve">días de la </w:t>
-      </w:r>
-      <w:r>
-        <w:rPr>
-          <w:rFonts w:ascii="Arial" w:hAnsi="Arial"/>
-          <w:sz w:val="22"/>
-          <w:szCs w:val="22"/>
-        </w:rPr>
-        <w:t>{</w:t>
-      </w:r>
-      <w:proofErr w:type="spellStart"/>
-      <w:r>
-        <w:rPr>
-          <w:rFonts w:ascii="Arial" w:hAnsi="Arial"/>
-          <w:sz w:val="22"/>
-          <w:szCs w:val="22"/>
-        </w:rPr>
-        <w:t>textoFechaTipado</w:t>
-      </w:r>
-      <w:proofErr w:type="spellEnd"/>
-      <w:r>
-        <w:rPr>
-          <w:rFonts w:ascii="Arial" w:hAnsi="Arial"/>
-          <w:sz w:val="22"/>
-          <w:szCs w:val="22"/>
-        </w:rPr>
-        <w:t>}</w:t>
-      </w:r>
-      <w:r>
-        <w:rPr>
-          <w:rFonts w:ascii="Arial" w:hAnsi="Arial"/>
-          <w:b/>
-          <w:bCs/>
-          <w:color w:val="FF0000"/>
-          <w:sz w:val="22"/>
-          <w:szCs w:val="22"/>
-        </w:rPr>
-        <w:t>{</w:t>
-      </w:r>
-      <w:proofErr w:type="spellStart"/>
-      <w:r>
-        <w:rPr>
-          <w:rFonts w:ascii="Arial" w:hAnsi="Arial"/>
-          <w:b/>
-          <w:bCs/>
-          <w:color w:val="FF0000"/>
-          <w:sz w:val="22"/>
-          <w:szCs w:val="22"/>
-        </w:rPr>
-        <w:t>textoFechaTipadoRRR</w:t>
-      </w:r>
-      <w:proofErr w:type="spellEnd"/>
-      <w:r>
-        <w:rPr>
-          <w:rFonts w:ascii="Arial" w:hAnsi="Arial"/>
-          <w:b/>
-          <w:bCs/>
-          <w:color w:val="FF0000"/>
-          <w:sz w:val="22"/>
-          <w:szCs w:val="22"/>
-        </w:rPr>
-        <w:t>}</w:t>
-      </w:r>
-      <w:r>
-        <w:rPr>
-          <w:rFonts w:ascii="Arial" w:hAnsi="Arial"/>
-          <w:sz w:val="22"/>
-          <w:szCs w:val="22"/>
-        </w:rPr>
-        <w:t xml:space="preserve"> </w:t>
-      </w:r>
-      <w:r>
-        <w:rPr>
-          <w:rFonts w:ascii="Arial" w:hAnsi="Arial"/>
-          <w:sz w:val="22"/>
-          <w:szCs w:val="22"/>
-        </w:rPr>
-        <w:t>se evidencia que el importador todavía se encuentra dentro del plazo para realizar la transferencia por el pago de las mercancías; en tal sentido, corresponde la devolución solicitada por {</w:t>
-      </w:r>
-      <w:proofErr w:type="spellStart"/>
-      <w:r>
-        <w:rPr>
-          <w:rFonts w:ascii="Arial" w:hAnsi="Arial"/>
-          <w:sz w:val="22"/>
-          <w:szCs w:val="22"/>
-        </w:rPr>
-        <w:t>fromDam-nombreEmpresa</w:t>
-      </w:r>
-      <w:proofErr w:type="spellEnd"/>
-      <w:r>
-        <w:rPr>
-          <w:rFonts w:ascii="Arial" w:hAnsi="Arial"/>
-          <w:sz w:val="22"/>
-          <w:szCs w:val="22"/>
-        </w:rPr>
-        <w:t>}</w:t>
-      </w:r>
-      <w:r>
-        <w:rPr>
-          <w:rFonts w:ascii="Arial" w:hAnsi="Arial"/>
-          <w:b/>
-          <w:bCs/>
-          <w:color w:val="FF0000"/>
-          <w:sz w:val="22"/>
-          <w:szCs w:val="22"/>
-        </w:rPr>
-        <w:t>{</w:t>
-      </w:r>
-      <w:proofErr w:type="spellStart"/>
-      <w:r>
-        <w:rPr>
-          <w:rFonts w:ascii="Arial" w:hAnsi="Arial"/>
-          <w:b/>
-          <w:bCs/>
-          <w:color w:val="FF0000"/>
-          <w:sz w:val="22"/>
-          <w:szCs w:val="22"/>
-        </w:rPr>
-        <w:t>fromDam-nombreEmpresaRRR</w:t>
-      </w:r>
-      <w:proofErr w:type="spellEnd"/>
-      <w:r>
-        <w:rPr>
-          <w:rFonts w:ascii="Arial" w:hAnsi="Arial"/>
-          <w:b/>
-          <w:bCs/>
-          <w:color w:val="FF0000"/>
-          <w:sz w:val="22"/>
-          <w:szCs w:val="22"/>
-        </w:rPr>
-        <w:t>}</w:t>
-      </w:r>
-      <w:r>
-        <w:rPr>
-          <w:rFonts w:ascii="Arial" w:hAnsi="Arial"/>
-          <w:sz w:val="22"/>
-          <w:szCs w:val="22"/>
-        </w:rPr>
-        <w:t>. identificada con RUC n.º {</w:t>
-      </w:r>
-      <w:proofErr w:type="spellStart"/>
-      <w:r>
-        <w:rPr>
-          <w:rFonts w:ascii="Arial" w:hAnsi="Arial"/>
-          <w:sz w:val="22"/>
-          <w:szCs w:val="22"/>
-        </w:rPr>
-        <w:t>fromDam</w:t>
-      </w:r>
-      <w:proofErr w:type="spellEnd"/>
-      <w:r>
-        <w:rPr>
-          <w:rFonts w:ascii="Arial" w:hAnsi="Arial"/>
-          <w:sz w:val="22"/>
-          <w:szCs w:val="22"/>
-        </w:rPr>
-        <w:t xml:space="preserve">-ruc} al </w:t>
-      </w:r>
-      <w:r>
-        <w:rPr>
-          <w:rFonts w:ascii="Arial" w:hAnsi="Arial"/>
-          <w:sz w:val="22"/>
-          <w:szCs w:val="22"/>
-        </w:rPr>
-        <w:t>{</w:t>
-      </w:r>
-      <w:proofErr w:type="spellStart"/>
-      <w:r>
-        <w:rPr>
-          <w:rFonts w:ascii="Arial" w:hAnsi="Arial"/>
-          <w:sz w:val="22"/>
-          <w:szCs w:val="22"/>
-        </w:rPr>
-        <w:t>textoPlazoFactura</w:t>
-      </w:r>
-      <w:proofErr w:type="spellEnd"/>
-      <w:r>
-        <w:rPr>
-          <w:rFonts w:ascii="Arial" w:hAnsi="Arial"/>
-          <w:sz w:val="22"/>
-          <w:szCs w:val="22"/>
-        </w:rPr>
-        <w:t>}</w:t>
-      </w:r>
-      <w:r>
-        <w:rPr>
-          <w:rFonts w:ascii="Arial" w:hAnsi="Arial"/>
-          <w:sz w:val="22"/>
-          <w:szCs w:val="22"/>
-        </w:rPr>
-        <w:t>, al no configurar la exclusión establecida en el artículo 8° de la Mencionada Ley;</w:t>
+        <w:t>.</w:t>
       </w:r>
     </w:p>
     <w:p>
@@ -12283,14 +9485,12 @@
         </w:rPr>
         <w:t>{/</w:t>
       </w:r>
-      <w:proofErr w:type="spellStart"/>
       <w:r>
         <w:rPr>
           <w:rFonts w:ascii="Arial" w:hAnsi="Arial" w:cs="Arial"/>
         </w:rPr>
         <w:t>estadoPagoFacturaTipoPlazo</w:t>
       </w:r>
-      <w:proofErr w:type="spellEnd"/>
       <w:r>
         <w:rPr>
           <w:rFonts w:ascii="Arial" w:hAnsi="Arial" w:cs="Arial"/>
@@ -12381,6 +9581,17 @@
         </w:rPr>
         <w:t>.º 28194 “Ley para la Lucha contra la Evasión y para la Formalización de la Economía” establece en su artículo 3-A la obligatoriedad del uso de medios de pago en la compraventa internacional de mercancías, en tal sentido, se procedió a evaluar la factura remitida por el administrado y los medios de pago adjuntados, por lo cual sí acreditó los medios de pago correspondiente</w:t>
       </w:r>
+      <w:r>
+        <w:rPr>
+          <w:rFonts w:ascii="Arial" w:hAnsi="Arial"/>
+          <w:i w:val="0"/>
+          <w:iCs w:val="0"/>
+          <w:color w:val="000000" w:themeColor="text1"/>
+          <w:sz w:val="22"/>
+          <w:szCs w:val="22"/>
+        </w:rPr>
+        <w:t>.</w:t>
+      </w:r>
     </w:p>
     <w:p>
       <w:pPr>
@@ -12420,7 +9631,6 @@
         </w:rPr>
         <w:t>{/</w:t>
       </w:r>
-      <w:proofErr w:type="spellStart"/>
       <w:r>
         <w:rPr>
           <w:rFonts w:ascii="Arial" w:hAnsi="Arial" w:cs="Arial"/>
@@ -12429,7 +9639,6 @@
         </w:rPr>
         <w:t>estadoPago</w:t>
       </w:r>
-      <w:proofErr w:type="spellEnd"/>
       <w:r>
         <w:rPr>
           <w:rFonts w:ascii="Arial" w:hAnsi="Arial" w:cs="Arial"/>
@@ -12610,25 +9819,7 @@
           <w:sz w:val="22"/>
           <w:szCs w:val="22"/>
         </w:rPr>
-        <w:t>{</w:t>
-      </w:r>
-      <w:proofErr w:type="spellStart"/>
-      <w:r>
-        <w:rPr>
-          <w:rFonts w:ascii="Arial" w:hAnsi="Arial" w:cs="Arial"/>
-          <w:sz w:val="22"/>
-          <w:szCs w:val="22"/>
-        </w:rPr>
-        <w:t>fromDam-numeroDam</w:t>
-      </w:r>
-      <w:proofErr w:type="spellEnd"/>
-      <w:r>
-        <w:rPr>
-          <w:rFonts w:ascii="Arial" w:hAnsi="Arial" w:cs="Arial"/>
-          <w:sz w:val="22"/>
-          <w:szCs w:val="22"/>
-        </w:rPr>
-        <w:t>}</w:t>
+        <w:t>{fromDam-numeroDam}</w:t>
       </w:r>
       <w:r>
         <w:rPr>
@@ -12673,7 +9864,6 @@
         </w:rPr>
         <w:t xml:space="preserve">Declarar procedente la regularización de la DAM </w:t>
       </w:r>
-      <w:proofErr w:type="spellStart"/>
       <w:r>
         <w:rPr>
           <w:rFonts w:ascii="Arial" w:hAnsi="Arial" w:cs="Arial"/>
@@ -12682,32 +9872,13 @@
         </w:rPr>
         <w:t>n.°</w:t>
       </w:r>
-      <w:proofErr w:type="spellEnd"/>
-      <w:r>
-        <w:rPr>
-          <w:rFonts w:ascii="Arial" w:hAnsi="Arial" w:cs="Arial"/>
-          <w:sz w:val="22"/>
-          <w:szCs w:val="22"/>
-        </w:rPr>
-        <w:t xml:space="preserve"> {</w:t>
-      </w:r>
-      <w:proofErr w:type="spellStart"/>
-      <w:r>
-        <w:rPr>
-          <w:rFonts w:ascii="Arial" w:hAnsi="Arial" w:cs="Arial"/>
-          <w:sz w:val="22"/>
-          <w:szCs w:val="22"/>
-        </w:rPr>
-        <w:t>fromDam-numeroDam</w:t>
-      </w:r>
-      <w:proofErr w:type="spellEnd"/>
-      <w:r>
-        <w:rPr>
-          <w:rFonts w:ascii="Arial" w:hAnsi="Arial" w:cs="Arial"/>
-          <w:sz w:val="22"/>
-          <w:szCs w:val="22"/>
-        </w:rPr>
-        <w:t>}</w:t>
+      <w:r>
+        <w:rPr>
+          <w:rFonts w:ascii="Arial" w:hAnsi="Arial" w:cs="Arial"/>
+          <w:sz w:val="22"/>
+          <w:szCs w:val="22"/>
+        </w:rPr>
+        <w:t xml:space="preserve"> {fromDam-numeroDam}</w:t>
       </w:r>
       <w:r>
         <w:rPr>
@@ -12870,25 +10041,7 @@
           <w:sz w:val="22"/>
           <w:szCs w:val="22"/>
         </w:rPr>
-        <w:t>{</w:t>
-      </w:r>
-      <w:proofErr w:type="spellStart"/>
-      <w:r>
-        <w:rPr>
-          <w:rFonts w:ascii="Arial" w:hAnsi="Arial" w:cs="Arial"/>
-          <w:sz w:val="22"/>
-          <w:szCs w:val="22"/>
-        </w:rPr>
-        <w:t>fromDam-nombreEmpresa</w:t>
-      </w:r>
-      <w:proofErr w:type="spellEnd"/>
-      <w:r>
-        <w:rPr>
-          <w:rFonts w:ascii="Arial" w:hAnsi="Arial" w:cs="Arial"/>
-          <w:sz w:val="22"/>
-          <w:szCs w:val="22"/>
-        </w:rPr>
-        <w:t>}</w:t>
+        <w:t>{fromDam-nombreEmpresa}</w:t>
       </w:r>
       <w:r>
         <w:rPr>
@@ -12905,7 +10058,15 @@
           <w:sz w:val="22"/>
           <w:szCs w:val="22"/>
         </w:rPr>
-        <w:t>sin perjuicio de la fiscalización posterior que pudiera realizar la Superintendencia Nacional de Aduanas y de Administración Tributaria – SUNA</w:t>
+        <w:t xml:space="preserve">sin perjuicio de la fiscalización posterior que pudiera realizar la Superintendencia Nacional de Aduanas y de Administración Tributaria – </w:t>
+      </w:r>
+      <w:r>
+        <w:rPr>
+          <w:rFonts w:ascii="Arial" w:hAnsi="Arial" w:cs="Arial"/>
+          <w:sz w:val="22"/>
+          <w:szCs w:val="22"/>
+        </w:rPr>
+        <w:t>Sunat</w:t>
       </w:r>
       <w:r>
         <w:rPr>
@@ -12914,7 +10075,7 @@
           <w:sz w:val="22"/>
           <w:szCs w:val="22"/>
         </w:rPr>
-        <w:t>T.</w:t>
+        <w:t>.</w:t>
       </w:r>
     </w:p>
     <w:p>
@@ -12944,7 +10105,6 @@
         </w:rPr>
         <w:t>{/</w:t>
       </w:r>
-      <w:proofErr w:type="spellStart"/>
       <w:r>
         <w:rPr>
           <w:rFonts w:ascii="Arial" w:hAnsi="Arial" w:cs="Arial"/>
@@ -12955,14 +10115,7 @@
         <w:rPr>
           <w:rFonts w:ascii="Arial" w:hAnsi="Arial" w:cs="Arial"/>
         </w:rPr>
-        <w:t>noProcPECO</w:t>
-      </w:r>
-      <w:proofErr w:type="spellEnd"/>
-      <w:r>
-        <w:rPr>
-          <w:rFonts w:ascii="Arial" w:hAnsi="Arial" w:cs="Arial"/>
-        </w:rPr>
-        <w:t>}</w:t>
+        <w:t>noProcPECO}</w:t>
       </w:r>
     </w:p>
     <w:p>
@@ -13027,7 +10180,6 @@
         </w:rPr>
         <w:t xml:space="preserve">procedente la regularización de la DAM </w:t>
       </w:r>
-      <w:proofErr w:type="spellStart"/>
       <w:r>
         <w:rPr>
           <w:rFonts w:ascii="Arial" w:hAnsi="Arial" w:cs="Arial"/>
@@ -13036,32 +10188,13 @@
         </w:rPr>
         <w:t>n.°</w:t>
       </w:r>
-      <w:proofErr w:type="spellEnd"/>
-      <w:r>
-        <w:rPr>
-          <w:rFonts w:ascii="Arial" w:hAnsi="Arial" w:cs="Arial"/>
-          <w:sz w:val="22"/>
-          <w:szCs w:val="22"/>
-        </w:rPr>
-        <w:t xml:space="preserve"> {</w:t>
-      </w:r>
-      <w:proofErr w:type="spellStart"/>
-      <w:r>
-        <w:rPr>
-          <w:rFonts w:ascii="Arial" w:hAnsi="Arial" w:cs="Arial"/>
-          <w:sz w:val="22"/>
-          <w:szCs w:val="22"/>
-        </w:rPr>
-        <w:t>fromDam-numeroDam</w:t>
-      </w:r>
-      <w:proofErr w:type="spellEnd"/>
-      <w:r>
-        <w:rPr>
-          <w:rFonts w:ascii="Arial" w:hAnsi="Arial" w:cs="Arial"/>
-          <w:sz w:val="22"/>
-          <w:szCs w:val="22"/>
-        </w:rPr>
-        <w:t>} en el marco de la de la Ley n.º 27037 Ley de Promoción de la Inversión en la Amazonía y normas conexas</w:t>
+      <w:r>
+        <w:rPr>
+          <w:rFonts w:ascii="Arial" w:hAnsi="Arial" w:cs="Arial"/>
+          <w:sz w:val="22"/>
+          <w:szCs w:val="22"/>
+        </w:rPr>
+        <w:t xml:space="preserve"> {fromDam-numeroDam} en el marco de la de la Ley n.º 27037 Ley de Promoción de la Inversión en la Amazonía y normas conexas</w:t>
       </w:r>
       <w:r>
         <w:rPr>
@@ -13116,25 +10249,15 @@
           <w:sz w:val="22"/>
           <w:szCs w:val="22"/>
         </w:rPr>
-        <w:t>la devolución por el importe de S/ {textoTotRegu27} en el marco de la Ley n.º 27037 Ley de Promoción de la Inversión en la Amazonía y normas conexas, a favor de {</w:t>
-      </w:r>
-      <w:proofErr w:type="spellStart"/>
-      <w:r>
-        <w:rPr>
-          <w:rFonts w:ascii="Arial" w:hAnsi="Arial" w:cs="Arial"/>
-          <w:sz w:val="22"/>
-          <w:szCs w:val="22"/>
-        </w:rPr>
-        <w:t>fromDam-nombreEmpresa</w:t>
-      </w:r>
-      <w:proofErr w:type="spellEnd"/>
-      <w:r>
-        <w:rPr>
-          <w:rFonts w:ascii="Arial" w:hAnsi="Arial" w:cs="Arial"/>
-          <w:sz w:val="22"/>
-          <w:szCs w:val="22"/>
-        </w:rPr>
-        <w:t>}, sin perjuicio de la fiscalización posterior que pudiera realizar la Superintendencia Nacional de Aduanas y de Administración Tributaria – SUNAT</w:t>
+        <w:t xml:space="preserve">la devolución por el importe de S/ {textoTotRegu27} en el marco de la Ley n.º 27037 Ley de Promoción de la Inversión en la Amazonía y normas conexas, a favor de {fromDam-nombreEmpresa}, sin perjuicio de la fiscalización posterior que pudiera realizar la Superintendencia Nacional de Aduanas y de Administración Tributaria – </w:t>
+      </w:r>
+      <w:r>
+        <w:rPr>
+          <w:rFonts w:ascii="Arial" w:hAnsi="Arial" w:cs="Arial"/>
+          <w:sz w:val="22"/>
+          <w:szCs w:val="22"/>
+        </w:rPr>
+        <w:t>Sunat</w:t>
       </w:r>
       <w:r>
         <w:rPr>
@@ -13174,7 +10297,6 @@
         </w:rPr>
         <w:t>{/</w:t>
       </w:r>
-      <w:proofErr w:type="spellStart"/>
       <w:r>
         <w:rPr>
           <w:rFonts w:ascii="Arial" w:hAnsi="Arial" w:cs="Arial"/>
@@ -13182,7 +10304,6 @@
         </w:rPr>
         <w:t>estadoOnlyAMAZONIA</w:t>
       </w:r>
-      <w:proofErr w:type="spellEnd"/>
       <w:r>
         <w:rPr>
           <w:rFonts w:ascii="Arial" w:hAnsi="Arial" w:cs="Arial"/>
@@ -13259,7 +10380,6 @@
         </w:rPr>
         <w:t xml:space="preserve">procedente la regularización de la DAM </w:t>
       </w:r>
-      <w:proofErr w:type="spellStart"/>
       <w:r>
         <w:rPr>
           <w:rFonts w:ascii="Arial" w:hAnsi="Arial" w:cs="Arial"/>
@@ -13268,32 +10388,13 @@
         </w:rPr>
         <w:t>n.°</w:t>
       </w:r>
-      <w:proofErr w:type="spellEnd"/>
-      <w:r>
-        <w:rPr>
-          <w:rFonts w:ascii="Arial" w:hAnsi="Arial" w:cs="Arial"/>
-          <w:sz w:val="22"/>
-          <w:szCs w:val="22"/>
-        </w:rPr>
-        <w:t xml:space="preserve"> {</w:t>
-      </w:r>
-      <w:proofErr w:type="spellStart"/>
-      <w:r>
-        <w:rPr>
-          <w:rFonts w:ascii="Arial" w:hAnsi="Arial" w:cs="Arial"/>
-          <w:sz w:val="22"/>
-          <w:szCs w:val="22"/>
-        </w:rPr>
-        <w:t>fromDam-numeroDam</w:t>
-      </w:r>
-      <w:proofErr w:type="spellEnd"/>
-      <w:r>
-        <w:rPr>
-          <w:rFonts w:ascii="Arial" w:hAnsi="Arial" w:cs="Arial"/>
-          <w:sz w:val="22"/>
-          <w:szCs w:val="22"/>
-        </w:rPr>
-        <w:t>} en el marco del Decreto Supremo n.º 015-94-EF y la Ley n.º 27037 Ley de Promoción de la Inversión en la Amazonía y normas conexas</w:t>
+      <w:r>
+        <w:rPr>
+          <w:rFonts w:ascii="Arial" w:hAnsi="Arial" w:cs="Arial"/>
+          <w:sz w:val="22"/>
+          <w:szCs w:val="22"/>
+        </w:rPr>
+        <w:t xml:space="preserve"> {fromDam-numeroDam} en el marco del Decreto Supremo n.º 015-94-EF y la Ley n.º 27037 Ley de Promoción de la Inversión en la Amazonía y normas conexas</w:t>
       </w:r>
       <w:r>
         <w:rPr>
@@ -13390,7 +10491,6 @@
         </w:rPr>
         <w:t xml:space="preserve"> {</w:t>
       </w:r>
-      <w:proofErr w:type="spellStart"/>
       <w:r>
         <w:rPr>
           <w:rFonts w:ascii="Arial" w:hAnsi="Arial" w:cs="Arial"/>
@@ -13399,7 +10499,6 @@
         </w:rPr>
         <w:t>textoTotReguPECO</w:t>
       </w:r>
-      <w:proofErr w:type="spellEnd"/>
       <w:r>
         <w:rPr>
           <w:rFonts w:ascii="Arial" w:hAnsi="Arial" w:cs="Arial"/>
@@ -13430,25 +10529,15 @@
           <w:sz w:val="22"/>
           <w:szCs w:val="22"/>
         </w:rPr>
-        <w:t xml:space="preserve"> por el importe de S/ {textoTotRegu27} en el marco de la Ley n.º 27037 Ley de Promoción de la Inversión en la Amazonía y normas conexas, a favor de {</w:t>
-      </w:r>
-      <w:proofErr w:type="spellStart"/>
-      <w:r>
-        <w:rPr>
-          <w:rFonts w:ascii="Arial" w:hAnsi="Arial" w:cs="Arial"/>
-          <w:sz w:val="22"/>
-          <w:szCs w:val="22"/>
-        </w:rPr>
-        <w:t>fromDam-nombreEmpresa</w:t>
-      </w:r>
-      <w:proofErr w:type="spellEnd"/>
-      <w:r>
-        <w:rPr>
-          <w:rFonts w:ascii="Arial" w:hAnsi="Arial" w:cs="Arial"/>
-          <w:sz w:val="22"/>
-          <w:szCs w:val="22"/>
-        </w:rPr>
-        <w:t>}, sin perjuicio de la fiscalización posterior que pudiera realizar la Superintendencia Nacional de Aduanas y de Administración Tributaria – SUNAT</w:t>
+        <w:t xml:space="preserve"> por el importe de S/ {textoTotRegu27} en el marco de la Ley n.º 27037 Ley de Promoción de la Inversión en la Amazonía y normas conexas, a favor de {fromDam-nombreEmpresa}, sin perjuicio de la fiscalización posterior que pudiera realizar la Superintendencia Nacional de Aduanas y de Administración Tributaria – </w:t>
+      </w:r>
+      <w:r>
+        <w:rPr>
+          <w:rFonts w:ascii="Arial" w:hAnsi="Arial" w:cs="Arial"/>
+          <w:sz w:val="22"/>
+          <w:szCs w:val="22"/>
+        </w:rPr>
+        <w:t>Sunat</w:t>
       </w:r>
       <w:r>
         <w:rPr>
@@ -13499,7 +10588,6 @@
         </w:rPr>
         <w:t>{/</w:t>
       </w:r>
-      <w:proofErr w:type="spellStart"/>
       <w:r>
         <w:rPr>
           <w:rFonts w:ascii="Arial" w:hAnsi="Arial" w:cs="Arial"/>
@@ -13510,14 +10598,7 @@
         <w:rPr>
           <w:rFonts w:ascii="Arial" w:hAnsi="Arial" w:cs="Arial"/>
         </w:rPr>
-        <w:t>Proc</w:t>
-      </w:r>
-      <w:proofErr w:type="spellEnd"/>
-      <w:r>
-        <w:rPr>
-          <w:rFonts w:ascii="Arial" w:hAnsi="Arial" w:cs="Arial"/>
-        </w:rPr>
-        <w:t>}</w:t>
+        <w:t>Proc}</w:t>
       </w:r>
     </w:p>
     <w:p>
@@ -13560,7 +10641,6 @@
         </w:rPr>
         <w:t xml:space="preserve">Declarar procedente la regularización de la DAM </w:t>
       </w:r>
-      <w:proofErr w:type="spellStart"/>
       <w:r>
         <w:rPr>
           <w:rFonts w:ascii="Arial" w:hAnsi="Arial" w:cs="Arial"/>
@@ -13569,32 +10649,13 @@
         </w:rPr>
         <w:t>n.°</w:t>
       </w:r>
-      <w:proofErr w:type="spellEnd"/>
-      <w:r>
-        <w:rPr>
-          <w:rFonts w:ascii="Arial" w:hAnsi="Arial" w:cs="Arial"/>
-          <w:sz w:val="22"/>
-          <w:szCs w:val="22"/>
-        </w:rPr>
-        <w:t xml:space="preserve"> {</w:t>
-      </w:r>
-      <w:proofErr w:type="spellStart"/>
-      <w:r>
-        <w:rPr>
-          <w:rFonts w:ascii="Arial" w:hAnsi="Arial" w:cs="Arial"/>
-          <w:sz w:val="22"/>
-          <w:szCs w:val="22"/>
-        </w:rPr>
-        <w:t>fromDam-numeroDam</w:t>
-      </w:r>
-      <w:proofErr w:type="spellEnd"/>
-      <w:r>
-        <w:rPr>
-          <w:rFonts w:ascii="Arial" w:hAnsi="Arial" w:cs="Arial"/>
-          <w:sz w:val="22"/>
-          <w:szCs w:val="22"/>
-        </w:rPr>
-        <w:t>} en el marco del Decreto Supremo n.º 015-94-EF y normas conexas</w:t>
+      <w:r>
+        <w:rPr>
+          <w:rFonts w:ascii="Arial" w:hAnsi="Arial" w:cs="Arial"/>
+          <w:sz w:val="22"/>
+          <w:szCs w:val="22"/>
+        </w:rPr>
+        <w:t xml:space="preserve"> {fromDam-numeroDam} en el marco del Decreto Supremo n.º 015-94-EF y normas conexas</w:t>
       </w:r>
       <w:r>
         <w:rPr>
@@ -13639,25 +10700,15 @@
           <w:sz w:val="22"/>
           <w:szCs w:val="22"/>
         </w:rPr>
-        <w:t>Autorizar la devolución por el importe de S/ {textoTotRegu27} en el marco del Decreto Supremo n.º 015-94-EF y normas conexas, a favor de {</w:t>
-      </w:r>
-      <w:proofErr w:type="spellStart"/>
-      <w:r>
-        <w:rPr>
-          <w:rFonts w:ascii="Arial" w:hAnsi="Arial" w:cs="Arial"/>
-          <w:sz w:val="22"/>
-          <w:szCs w:val="22"/>
-        </w:rPr>
-        <w:t>fromDam-nombreEmpresa</w:t>
-      </w:r>
-      <w:proofErr w:type="spellEnd"/>
-      <w:r>
-        <w:rPr>
-          <w:rFonts w:ascii="Arial" w:hAnsi="Arial" w:cs="Arial"/>
-          <w:sz w:val="22"/>
-          <w:szCs w:val="22"/>
-        </w:rPr>
-        <w:t>}, sin perjuicio de la fiscalización posterior que pudiera realizar la Superintendencia Nacional de Aduanas y de Administración Tributaria – SUNAT</w:t>
+        <w:t xml:space="preserve">Autorizar la devolución por el importe de S/ {textoTotRegu27} en el marco del Decreto Supremo n.º 015-94-EF y normas conexas, a favor de {fromDam-nombreEmpresa}, sin perjuicio de la fiscalización posterior que pudiera realizar la Superintendencia Nacional de Aduanas y de Administración Tributaria – </w:t>
+      </w:r>
+      <w:r>
+        <w:rPr>
+          <w:rFonts w:ascii="Arial" w:hAnsi="Arial" w:cs="Arial"/>
+          <w:sz w:val="22"/>
+          <w:szCs w:val="22"/>
+        </w:rPr>
+        <w:t>Sunat</w:t>
       </w:r>
       <w:r>
         <w:rPr>
@@ -13695,25 +10746,7 @@
           <w:sz w:val="22"/>
           <w:szCs w:val="22"/>
         </w:rPr>
-        <w:t>{/</w:t>
-      </w:r>
-      <w:proofErr w:type="spellStart"/>
-      <w:r>
-        <w:rPr>
-          <w:rFonts w:ascii="Arial" w:hAnsi="Arial" w:cs="Arial"/>
-          <w:sz w:val="22"/>
-          <w:szCs w:val="22"/>
-        </w:rPr>
-        <w:t>estadoOnlyPECO</w:t>
-      </w:r>
-      <w:proofErr w:type="spellEnd"/>
-      <w:r>
-        <w:rPr>
-          <w:rFonts w:ascii="Arial" w:hAnsi="Arial" w:cs="Arial"/>
-          <w:sz w:val="22"/>
-          <w:szCs w:val="22"/>
-        </w:rPr>
-        <w:t>}</w:t>
+        <w:t>{/estadoOnlyPECO}</w:t>
       </w:r>
     </w:p>
     <w:p>

--- a/recursos/words/semiPlantillaFinalInformeV3NumeradoNUEVO.docx
+++ b/recursos/words/semiPlantillaFinalInformeV3NumeradoNUEVO.docx
@@ -1,6 +1,6 @@
 
 <file path=word/document.xml><?xml version="1.0" encoding="utf-8"?>
-<w:document xmlns:wpc="http://schemas.microsoft.com/office/word/2010/wordprocessingCanvas" xmlns:cx="http://schemas.microsoft.com/office/drawing/2014/chartex" xmlns:cx1="http://schemas.microsoft.com/office/drawing/2015/9/8/chartex" xmlns:cx2="http://schemas.microsoft.com/office/drawing/2015/10/21/chartex" xmlns:cx3="http://schemas.microsoft.com/office/drawing/2016/5/9/chartex" xmlns:cx4="http://schemas.microsoft.com/office/drawing/2016/5/10/chartex" xmlns:cx5="http://schemas.microsoft.com/office/drawing/2016/5/11/chartex" xmlns:cx6="http://schemas.microsoft.com/office/drawing/2016/5/12/chartex" xmlns:cx7="http://schemas.microsoft.com/office/drawing/2016/5/13/chartex" xmlns:cx8="http://schemas.microsoft.com/office/drawing/2016/5/14/chartex" xmlns:mc="http://schemas.openxmlformats.org/markup-compatibility/2006" xmlns:aink="http://schemas.microsoft.com/office/drawing/2016/ink" xmlns:am3d="http://schemas.microsoft.com/office/drawing/2017/model3d" xmlns:o="urn:schemas-microsoft-com:office:office" xmlns:oel="http://schemas.microsoft.com/office/2019/extlst" xmlns:r="http://schemas.openxmlformats.org/officeDocument/2006/relationships" xmlns:m="http://schemas.openxmlformats.org/officeDocument/2006/math" xmlns:v="urn:schemas-microsoft-com:vml" xmlns:wp14="http://schemas.microsoft.com/office/word/2010/wordprocessingDrawing" xmlns:wp="http://schemas.openxmlformats.org/drawingml/2006/wordprocessingDrawing" xmlns:w10="urn:schemas-microsoft-com:office:word" xmlns:w="http://schemas.openxmlformats.org/wordprocessingml/2006/main" xmlns:w14="http://schemas.microsoft.com/office/word/2010/wordml" xmlns:w15="http://schemas.microsoft.com/office/word/2012/wordml" xmlns:w16cex="http://schemas.microsoft.com/office/word/2018/wordml/cex" xmlns:w16cid="http://schemas.microsoft.com/office/word/2016/wordml/cid" xmlns:w16="http://schemas.microsoft.com/office/word/2018/wordml" xmlns:w16sdtdh="http://schemas.microsoft.com/office/word/2020/wordml/sdtdatahash" xmlns:w16se="http://schemas.microsoft.com/office/word/2015/wordml/symex" xmlns:wpg="http://schemas.microsoft.com/office/word/2010/wordprocessingGroup" xmlns:wpi="http://schemas.microsoft.com/office/word/2010/wordprocessingInk" xmlns:wne="http://schemas.microsoft.com/office/word/2006/wordml" xmlns:wps="http://schemas.microsoft.com/office/word/2010/wordprocessingShape" mc:Ignorable="w14 w15 w16se w16cid w16 w16cex w16sdtdh wp14">
+<w:document xmlns:wpc="http://schemas.microsoft.com/office/word/2010/wordprocessingCanvas" xmlns:cx="http://schemas.microsoft.com/office/drawing/2014/chartex" xmlns:cx1="http://schemas.microsoft.com/office/drawing/2015/9/8/chartex" xmlns:cx2="http://schemas.microsoft.com/office/drawing/2015/10/21/chartex" xmlns:cx3="http://schemas.microsoft.com/office/drawing/2016/5/9/chartex" xmlns:cx4="http://schemas.microsoft.com/office/drawing/2016/5/10/chartex" xmlns:cx5="http://schemas.microsoft.com/office/drawing/2016/5/11/chartex" xmlns:cx6="http://schemas.microsoft.com/office/drawing/2016/5/12/chartex" xmlns:cx7="http://schemas.microsoft.com/office/drawing/2016/5/13/chartex" xmlns:cx8="http://schemas.microsoft.com/office/drawing/2016/5/14/chartex" xmlns:mc="http://schemas.openxmlformats.org/markup-compatibility/2006" xmlns:aink="http://schemas.microsoft.com/office/drawing/2016/ink" xmlns:am3d="http://schemas.microsoft.com/office/drawing/2017/model3d" xmlns:o="urn:schemas-microsoft-com:office:office" xmlns:oel="http://schemas.microsoft.com/office/2019/extlst" xmlns:r="http://schemas.openxmlformats.org/officeDocument/2006/relationships" xmlns:m="http://schemas.openxmlformats.org/officeDocument/2006/math" xmlns:v="urn:schemas-microsoft-com:vml" xmlns:wp14="http://schemas.microsoft.com/office/word/2010/wordprocessingDrawing" xmlns:wp="http://schemas.openxmlformats.org/drawingml/2006/wordprocessingDrawing" xmlns:w10="urn:schemas-microsoft-com:office:word" xmlns:w="http://schemas.openxmlformats.org/wordprocessingml/2006/main" xmlns:w14="http://schemas.microsoft.com/office/word/2010/wordml" xmlns:w15="http://schemas.microsoft.com/office/word/2012/wordml" xmlns:w16cex="http://schemas.microsoft.com/office/word/2018/wordml/cex" xmlns:w16cid="http://schemas.microsoft.com/office/word/2016/wordml/cid" xmlns:w16="http://schemas.microsoft.com/office/word/2018/wordml" xmlns:w16du="http://schemas.microsoft.com/office/word/2023/wordml/word16du" xmlns:w16sdtdh="http://schemas.microsoft.com/office/word/2020/wordml/sdtdatahash" xmlns:w16se="http://schemas.microsoft.com/office/word/2015/wordml/symex" xmlns:wpg="http://schemas.microsoft.com/office/word/2010/wordprocessingGroup" xmlns:wpi="http://schemas.microsoft.com/office/word/2010/wordprocessingInk" xmlns:wne="http://schemas.microsoft.com/office/word/2006/wordml" xmlns:wps="http://schemas.microsoft.com/office/word/2010/wordprocessingShape" mc:Ignorable="w14 w15 w16se w16cid w16 w16cex w16sdtdh w16du wp14">
   <w:body>
     <w:p>
       <w:pPr>
@@ -587,7 +587,25 @@
           <w:szCs w:val="22"/>
           <w:shd w:val="clear" w:color="auto" w:fill="FAF9F8"/>
         </w:rPr>
-        <w:t>n°</w:t>
+        <w:t>n</w:t>
+      </w:r>
+      <w:r>
+        <w:rPr>
+          <w:rFonts w:ascii="Arial" w:hAnsi="Arial" w:cs="Arial"/>
+          <w:sz w:val="22"/>
+          <w:szCs w:val="22"/>
+          <w:shd w:val="clear" w:color="auto" w:fill="FAF9F8"/>
+        </w:rPr>
+        <w:t>.</w:t>
+      </w:r>
+      <w:r>
+        <w:rPr>
+          <w:rFonts w:ascii="Arial" w:hAnsi="Arial" w:cs="Arial"/>
+          <w:sz w:val="22"/>
+          <w:szCs w:val="22"/>
+          <w:shd w:val="clear" w:color="auto" w:fill="FAF9F8"/>
+        </w:rPr>
+        <w:t>°</w:t>
       </w:r>
       <w:r>
         <w:rPr>
@@ -634,7 +652,25 @@
           <w:szCs w:val="22"/>
           <w:shd w:val="clear" w:color="auto" w:fill="FAF9F8"/>
         </w:rPr>
-        <w:t>n°</w:t>
+        <w:t>n</w:t>
+      </w:r>
+      <w:r>
+        <w:rPr>
+          <w:rFonts w:ascii="Arial" w:hAnsi="Arial" w:cs="Arial"/>
+          <w:sz w:val="22"/>
+          <w:szCs w:val="22"/>
+          <w:shd w:val="clear" w:color="auto" w:fill="FAF9F8"/>
+        </w:rPr>
+        <w:t>.</w:t>
+      </w:r>
+      <w:r>
+        <w:rPr>
+          <w:rFonts w:ascii="Arial" w:hAnsi="Arial" w:cs="Arial"/>
+          <w:sz w:val="22"/>
+          <w:szCs w:val="22"/>
+          <w:shd w:val="clear" w:color="auto" w:fill="FAF9F8"/>
+        </w:rPr>
+        <w:t>°</w:t>
       </w:r>
       <w:r>
         <w:rPr>
@@ -681,7 +717,25 @@
           <w:szCs w:val="22"/>
           <w:shd w:val="clear" w:color="auto" w:fill="FAF9F8"/>
         </w:rPr>
-        <w:t>n°</w:t>
+        <w:t>n</w:t>
+      </w:r>
+      <w:r>
+        <w:rPr>
+          <w:rFonts w:ascii="Arial" w:hAnsi="Arial" w:cs="Arial"/>
+          <w:sz w:val="22"/>
+          <w:szCs w:val="22"/>
+          <w:shd w:val="clear" w:color="auto" w:fill="FAF9F8"/>
+        </w:rPr>
+        <w:t>.</w:t>
+      </w:r>
+      <w:r>
+        <w:rPr>
+          <w:rFonts w:ascii="Arial" w:hAnsi="Arial" w:cs="Arial"/>
+          <w:sz w:val="22"/>
+          <w:szCs w:val="22"/>
+          <w:shd w:val="clear" w:color="auto" w:fill="FAF9F8"/>
+        </w:rPr>
+        <w:t>°</w:t>
       </w:r>
       <w:r>
         <w:rPr>
@@ -728,7 +782,25 @@
           <w:szCs w:val="22"/>
           <w:shd w:val="clear" w:color="auto" w:fill="FAF9F8"/>
         </w:rPr>
-        <w:t>n°</w:t>
+        <w:t>n</w:t>
+      </w:r>
+      <w:r>
+        <w:rPr>
+          <w:rFonts w:ascii="Arial" w:hAnsi="Arial" w:cs="Arial"/>
+          <w:sz w:val="22"/>
+          <w:szCs w:val="22"/>
+          <w:shd w:val="clear" w:color="auto" w:fill="FAF9F8"/>
+        </w:rPr>
+        <w:t>.</w:t>
+      </w:r>
+      <w:r>
+        <w:rPr>
+          <w:rFonts w:ascii="Arial" w:hAnsi="Arial" w:cs="Arial"/>
+          <w:sz w:val="22"/>
+          <w:szCs w:val="22"/>
+          <w:shd w:val="clear" w:color="auto" w:fill="FAF9F8"/>
+        </w:rPr>
+        <w:t>°</w:t>
       </w:r>
       <w:r>
         <w:rPr>
@@ -775,7 +847,25 @@
           <w:szCs w:val="22"/>
           <w:shd w:val="clear" w:color="auto" w:fill="FAF9F8"/>
         </w:rPr>
-        <w:t>n°</w:t>
+        <w:t>n</w:t>
+      </w:r>
+      <w:r>
+        <w:rPr>
+          <w:rFonts w:ascii="Arial" w:hAnsi="Arial" w:cs="Arial"/>
+          <w:sz w:val="22"/>
+          <w:szCs w:val="22"/>
+          <w:shd w:val="clear" w:color="auto" w:fill="FAF9F8"/>
+        </w:rPr>
+        <w:t>.</w:t>
+      </w:r>
+      <w:r>
+        <w:rPr>
+          <w:rFonts w:ascii="Arial" w:hAnsi="Arial" w:cs="Arial"/>
+          <w:sz w:val="22"/>
+          <w:szCs w:val="22"/>
+          <w:shd w:val="clear" w:color="auto" w:fill="FAF9F8"/>
+        </w:rPr>
+        <w:t>°</w:t>
       </w:r>
       <w:r>
         <w:rPr>
@@ -793,7 +883,25 @@
           <w:szCs w:val="22"/>
           <w:shd w:val="clear" w:color="auto" w:fill="FAF9F8"/>
         </w:rPr>
-        <w:t>n°</w:t>
+        <w:t>n</w:t>
+      </w:r>
+      <w:r>
+        <w:rPr>
+          <w:rFonts w:ascii="Arial" w:hAnsi="Arial" w:cs="Arial"/>
+          <w:sz w:val="22"/>
+          <w:szCs w:val="22"/>
+          <w:shd w:val="clear" w:color="auto" w:fill="FAF9F8"/>
+        </w:rPr>
+        <w:t>.</w:t>
+      </w:r>
+      <w:r>
+        <w:rPr>
+          <w:rFonts w:ascii="Arial" w:hAnsi="Arial" w:cs="Arial"/>
+          <w:sz w:val="22"/>
+          <w:szCs w:val="22"/>
+          <w:shd w:val="clear" w:color="auto" w:fill="FAF9F8"/>
+        </w:rPr>
+        <w:t>°</w:t>
       </w:r>
       <w:r>
         <w:rPr>
@@ -921,7 +1029,25 @@
           <w:szCs w:val="22"/>
           <w:shd w:val="clear" w:color="auto" w:fill="FAF9F8"/>
         </w:rPr>
-        <w:t>n°</w:t>
+        <w:t>n</w:t>
+      </w:r>
+      <w:r>
+        <w:rPr>
+          <w:rFonts w:ascii="Arial" w:hAnsi="Arial" w:cs="Arial"/>
+          <w:sz w:val="22"/>
+          <w:szCs w:val="22"/>
+          <w:shd w:val="clear" w:color="auto" w:fill="FAF9F8"/>
+        </w:rPr>
+        <w:t>.</w:t>
+      </w:r>
+      <w:r>
+        <w:rPr>
+          <w:rFonts w:ascii="Arial" w:hAnsi="Arial" w:cs="Arial"/>
+          <w:sz w:val="22"/>
+          <w:szCs w:val="22"/>
+          <w:shd w:val="clear" w:color="auto" w:fill="FAF9F8"/>
+        </w:rPr>
+        <w:t>°</w:t>
       </w:r>
       <w:r>
         <w:rPr>
@@ -968,7 +1094,25 @@
           <w:szCs w:val="22"/>
           <w:shd w:val="clear" w:color="auto" w:fill="FAF9F8"/>
         </w:rPr>
-        <w:t>n°</w:t>
+        <w:t>n</w:t>
+      </w:r>
+      <w:r>
+        <w:rPr>
+          <w:rFonts w:ascii="Arial" w:hAnsi="Arial" w:cs="Arial"/>
+          <w:sz w:val="22"/>
+          <w:szCs w:val="22"/>
+          <w:shd w:val="clear" w:color="auto" w:fill="FAF9F8"/>
+        </w:rPr>
+        <w:t>.</w:t>
+      </w:r>
+      <w:r>
+        <w:rPr>
+          <w:rFonts w:ascii="Arial" w:hAnsi="Arial" w:cs="Arial"/>
+          <w:sz w:val="22"/>
+          <w:szCs w:val="22"/>
+          <w:shd w:val="clear" w:color="auto" w:fill="FAF9F8"/>
+        </w:rPr>
+        <w:t>°</w:t>
       </w:r>
       <w:r>
         <w:rPr>
@@ -1015,7 +1159,25 @@
           <w:szCs w:val="22"/>
           <w:shd w:val="clear" w:color="auto" w:fill="FAF9F8"/>
         </w:rPr>
-        <w:t>n°</w:t>
+        <w:t>n</w:t>
+      </w:r>
+      <w:r>
+        <w:rPr>
+          <w:rFonts w:ascii="Arial" w:hAnsi="Arial" w:cs="Arial"/>
+          <w:sz w:val="22"/>
+          <w:szCs w:val="22"/>
+          <w:shd w:val="clear" w:color="auto" w:fill="FAF9F8"/>
+        </w:rPr>
+        <w:t>.</w:t>
+      </w:r>
+      <w:r>
+        <w:rPr>
+          <w:rFonts w:ascii="Arial" w:hAnsi="Arial" w:cs="Arial"/>
+          <w:sz w:val="22"/>
+          <w:szCs w:val="22"/>
+          <w:shd w:val="clear" w:color="auto" w:fill="FAF9F8"/>
+        </w:rPr>
+        <w:t>°</w:t>
       </w:r>
       <w:r>
         <w:rPr>
@@ -1157,7 +1319,25 @@
           <w:szCs w:val="22"/>
           <w:shd w:val="clear" w:color="auto" w:fill="FAF9F8"/>
         </w:rPr>
-        <w:t>n°</w:t>
+        <w:t>n</w:t>
+      </w:r>
+      <w:r>
+        <w:rPr>
+          <w:rFonts w:ascii="Arial" w:hAnsi="Arial" w:cs="Arial"/>
+          <w:sz w:val="22"/>
+          <w:szCs w:val="22"/>
+          <w:shd w:val="clear" w:color="auto" w:fill="FAF9F8"/>
+        </w:rPr>
+        <w:t>.</w:t>
+      </w:r>
+      <w:r>
+        <w:rPr>
+          <w:rFonts w:ascii="Arial" w:hAnsi="Arial" w:cs="Arial"/>
+          <w:sz w:val="22"/>
+          <w:szCs w:val="22"/>
+          <w:shd w:val="clear" w:color="auto" w:fill="FAF9F8"/>
+        </w:rPr>
+        <w:t>°</w:t>
       </w:r>
       <w:r>
         <w:rPr>
@@ -1204,7 +1384,25 @@
           <w:szCs w:val="22"/>
           <w:shd w:val="clear" w:color="auto" w:fill="FAF9F8"/>
         </w:rPr>
-        <w:t>n°</w:t>
+        <w:t>n</w:t>
+      </w:r>
+      <w:r>
+        <w:rPr>
+          <w:rFonts w:ascii="Arial" w:hAnsi="Arial" w:cs="Arial"/>
+          <w:sz w:val="22"/>
+          <w:szCs w:val="22"/>
+          <w:shd w:val="clear" w:color="auto" w:fill="FAF9F8"/>
+        </w:rPr>
+        <w:t>.</w:t>
+      </w:r>
+      <w:r>
+        <w:rPr>
+          <w:rFonts w:ascii="Arial" w:hAnsi="Arial" w:cs="Arial"/>
+          <w:sz w:val="22"/>
+          <w:szCs w:val="22"/>
+          <w:shd w:val="clear" w:color="auto" w:fill="FAF9F8"/>
+        </w:rPr>
+        <w:t>°</w:t>
       </w:r>
       <w:r>
         <w:rPr>
@@ -1222,7 +1420,25 @@
           <w:szCs w:val="22"/>
           <w:shd w:val="clear" w:color="auto" w:fill="FAF9F8"/>
         </w:rPr>
-        <w:t>n°</w:t>
+        <w:t>n</w:t>
+      </w:r>
+      <w:r>
+        <w:rPr>
+          <w:rFonts w:ascii="Arial" w:hAnsi="Arial" w:cs="Arial"/>
+          <w:sz w:val="22"/>
+          <w:szCs w:val="22"/>
+          <w:shd w:val="clear" w:color="auto" w:fill="FAF9F8"/>
+        </w:rPr>
+        <w:t>.</w:t>
+      </w:r>
+      <w:r>
+        <w:rPr>
+          <w:rFonts w:ascii="Arial" w:hAnsi="Arial" w:cs="Arial"/>
+          <w:sz w:val="22"/>
+          <w:szCs w:val="22"/>
+          <w:shd w:val="clear" w:color="auto" w:fill="FAF9F8"/>
+        </w:rPr>
+        <w:t>°</w:t>
       </w:r>
       <w:r>
         <w:rPr>
@@ -1269,7 +1485,25 @@
           <w:szCs w:val="22"/>
           <w:shd w:val="clear" w:color="auto" w:fill="FAF9F8"/>
         </w:rPr>
-        <w:t>n°</w:t>
+        <w:t>n</w:t>
+      </w:r>
+      <w:r>
+        <w:rPr>
+          <w:rFonts w:ascii="Arial" w:hAnsi="Arial" w:cs="Arial"/>
+          <w:sz w:val="22"/>
+          <w:szCs w:val="22"/>
+          <w:shd w:val="clear" w:color="auto" w:fill="FAF9F8"/>
+        </w:rPr>
+        <w:t>.</w:t>
+      </w:r>
+      <w:r>
+        <w:rPr>
+          <w:rFonts w:ascii="Arial" w:hAnsi="Arial" w:cs="Arial"/>
+          <w:sz w:val="22"/>
+          <w:szCs w:val="22"/>
+          <w:shd w:val="clear" w:color="auto" w:fill="FAF9F8"/>
+        </w:rPr>
+        <w:t>°</w:t>
       </w:r>
       <w:r>
         <w:rPr>
@@ -1400,7 +1634,25 @@
           <w:szCs w:val="22"/>
           <w:shd w:val="clear" w:color="auto" w:fill="FAF9F8"/>
         </w:rPr>
-        <w:t>n°</w:t>
+        <w:t>n</w:t>
+      </w:r>
+      <w:r>
+        <w:rPr>
+          <w:rFonts w:ascii="Arial" w:hAnsi="Arial" w:cs="Arial"/>
+          <w:sz w:val="22"/>
+          <w:szCs w:val="22"/>
+          <w:shd w:val="clear" w:color="auto" w:fill="FAF9F8"/>
+        </w:rPr>
+        <w:t>.</w:t>
+      </w:r>
+      <w:r>
+        <w:rPr>
+          <w:rFonts w:ascii="Arial" w:hAnsi="Arial" w:cs="Arial"/>
+          <w:sz w:val="22"/>
+          <w:szCs w:val="22"/>
+          <w:shd w:val="clear" w:color="auto" w:fill="FAF9F8"/>
+        </w:rPr>
+        <w:t>°</w:t>
       </w:r>
       <w:r>
         <w:rPr>
@@ -1595,7 +1847,25 @@
           <w:szCs w:val="22"/>
           <w:shd w:val="clear" w:color="auto" w:fill="FAF9F8"/>
         </w:rPr>
-        <w:t>n°</w:t>
+        <w:t>n</w:t>
+      </w:r>
+      <w:r>
+        <w:rPr>
+          <w:rFonts w:ascii="Arial" w:hAnsi="Arial" w:cs="Arial"/>
+          <w:sz w:val="22"/>
+          <w:szCs w:val="22"/>
+          <w:shd w:val="clear" w:color="auto" w:fill="FAF9F8"/>
+        </w:rPr>
+        <w:t>.</w:t>
+      </w:r>
+      <w:r>
+        <w:rPr>
+          <w:rFonts w:ascii="Arial" w:hAnsi="Arial" w:cs="Arial"/>
+          <w:sz w:val="22"/>
+          <w:szCs w:val="22"/>
+          <w:shd w:val="clear" w:color="auto" w:fill="FAF9F8"/>
+        </w:rPr>
+        <w:t>°</w:t>
       </w:r>
       <w:r>
         <w:rPr>
@@ -1642,7 +1912,25 @@
           <w:szCs w:val="22"/>
           <w:shd w:val="clear" w:color="auto" w:fill="FAF9F8"/>
         </w:rPr>
-        <w:t>n°</w:t>
+        <w:t>n</w:t>
+      </w:r>
+      <w:r>
+        <w:rPr>
+          <w:rFonts w:ascii="Arial" w:hAnsi="Arial" w:cs="Arial"/>
+          <w:sz w:val="22"/>
+          <w:szCs w:val="22"/>
+          <w:shd w:val="clear" w:color="auto" w:fill="FAF9F8"/>
+        </w:rPr>
+        <w:t>.</w:t>
+      </w:r>
+      <w:r>
+        <w:rPr>
+          <w:rFonts w:ascii="Arial" w:hAnsi="Arial" w:cs="Arial"/>
+          <w:sz w:val="22"/>
+          <w:szCs w:val="22"/>
+          <w:shd w:val="clear" w:color="auto" w:fill="FAF9F8"/>
+        </w:rPr>
+        <w:t>°</w:t>
       </w:r>
       <w:r>
         <w:rPr>
@@ -2415,7 +2703,23 @@
           <w:sz w:val="22"/>
           <w:szCs w:val="22"/>
         </w:rPr>
-        <w:t xml:space="preserve">.º27037” el importe de S/ </w:t>
+        <w:t>.º</w:t>
+      </w:r>
+      <w:r>
+        <w:rPr>
+          <w:rFonts w:ascii="Arial" w:hAnsi="Arial" w:cs="Arial"/>
+          <w:sz w:val="22"/>
+          <w:szCs w:val="22"/>
+        </w:rPr>
+        <w:t xml:space="preserve"> </w:t>
+      </w:r>
+      <w:r>
+        <w:rPr>
+          <w:rFonts w:ascii="Arial" w:hAnsi="Arial" w:cs="Arial"/>
+          <w:sz w:val="22"/>
+          <w:szCs w:val="22"/>
+        </w:rPr>
+        <w:t xml:space="preserve">27037” el importe de S/ </w:t>
       </w:r>
       <w:r>
         <w:rPr>
@@ -2447,7 +2751,23 @@
           <w:sz w:val="22"/>
           <w:szCs w:val="22"/>
         </w:rPr>
-        <w:t>.º245-99-EF/15</w:t>
+        <w:t>.º</w:t>
+      </w:r>
+      <w:r>
+        <w:rPr>
+          <w:rFonts w:ascii="Arial" w:hAnsi="Arial" w:cs="Arial"/>
+          <w:sz w:val="22"/>
+          <w:szCs w:val="22"/>
+        </w:rPr>
+        <w:t xml:space="preserve"> </w:t>
+      </w:r>
+      <w:r>
+        <w:rPr>
+          <w:rFonts w:ascii="Arial" w:hAnsi="Arial" w:cs="Arial"/>
+          <w:sz w:val="22"/>
+          <w:szCs w:val="22"/>
+        </w:rPr>
+        <w:t>245-99-EF/15</w:t>
       </w:r>
       <w:r>
         <w:rPr>
@@ -2604,7 +2924,39 @@
           <w:sz w:val="22"/>
           <w:szCs w:val="22"/>
         </w:rPr>
-        <w:t>, correspondientes a la importación señalada en el considerando anterior, siendo abonados a la “Sub-Cuenta Especial Tesoro Público – D.S. n.º 015-94-EF” el importe de S/ {textoTotReguPECO} y, a la “Sub-Cuenta Especial Tesoro Público Ley n.º27037” el importe de S/ {textoTotRegu27} en cumplimiento de la Resolución Ministerial n.º245-99-EF/15</w:t>
+        <w:t>, correspondientes a la importación señalada en el considerando anterior, siendo abonados a la “Sub-Cuenta Especial Tesoro Público – D.S. n.º 015-94-EF” el importe de S/ {textoTotReguPECO} y, a la “Sub-Cuenta Especial Tesoro Público Ley n.º</w:t>
+      </w:r>
+      <w:r>
+        <w:rPr>
+          <w:rFonts w:ascii="Arial" w:hAnsi="Arial" w:cs="Arial"/>
+          <w:sz w:val="22"/>
+          <w:szCs w:val="22"/>
+        </w:rPr>
+        <w:t xml:space="preserve"> </w:t>
+      </w:r>
+      <w:r>
+        <w:rPr>
+          <w:rFonts w:ascii="Arial" w:hAnsi="Arial" w:cs="Arial"/>
+          <w:sz w:val="22"/>
+          <w:szCs w:val="22"/>
+        </w:rPr>
+        <w:t>27037” el importe de S/ {textoTotRegu27} en cumplimiento de la Resolución Ministerial n.º</w:t>
+      </w:r>
+      <w:r>
+        <w:rPr>
+          <w:rFonts w:ascii="Arial" w:hAnsi="Arial" w:cs="Arial"/>
+          <w:sz w:val="22"/>
+          <w:szCs w:val="22"/>
+        </w:rPr>
+        <w:t xml:space="preserve"> </w:t>
+      </w:r>
+      <w:r>
+        <w:rPr>
+          <w:rFonts w:ascii="Arial" w:hAnsi="Arial" w:cs="Arial"/>
+          <w:sz w:val="22"/>
+          <w:szCs w:val="22"/>
+        </w:rPr>
+        <w:t>245-99-EF/15</w:t>
       </w:r>
       <w:r>
         <w:rPr>
@@ -2754,7 +3106,23 @@
           <w:sz w:val="22"/>
           <w:szCs w:val="22"/>
         </w:rPr>
-        <w:t>, correspondientes a la importación señalada en el considerando anterior, siendo abonados a la “Sub-Cuenta Especial Tesoro Público – D.S. n.º 015-94-EF” el importe de S/ {textoTotReguPECO} en cumplimiento de la Resolución Ministerial n.º107-94-EF/10.</w:t>
+        <w:t>, correspondientes a la importación señalada en el considerando anterior, siendo abonados a la “Sub-Cuenta Especial Tesoro Público – D.S. n.º 015-94-EF” el importe de S/ {textoTotReguPECO} en cumplimiento de la Resolución Ministerial n.º</w:t>
+      </w:r>
+      <w:r>
+        <w:rPr>
+          <w:rFonts w:ascii="Arial" w:hAnsi="Arial" w:cs="Arial"/>
+          <w:sz w:val="22"/>
+          <w:szCs w:val="22"/>
+        </w:rPr>
+        <w:t xml:space="preserve"> </w:t>
+      </w:r>
+      <w:r>
+        <w:rPr>
+          <w:rFonts w:ascii="Arial" w:hAnsi="Arial" w:cs="Arial"/>
+          <w:sz w:val="22"/>
+          <w:szCs w:val="22"/>
+        </w:rPr>
+        <w:t>107-94-EF/10.</w:t>
       </w:r>
     </w:p>
     <w:p>
@@ -3512,7 +3880,29 @@
           <w:sz w:val="22"/>
           <w:szCs w:val="22"/>
         </w:rPr>
-        <w:t>Supremo n.º015-94-EF, en el artículo 1° dispone lo siguiente: “El pago de los impuestos que se haya efectuado en la importación de mercancías cuyo destino final sea la zona de selva comprendida en el Convenio de Cooperación Aduanera Peruano - Colombiano, será considerado como un pago a cuenta sujeto a regularización en las Aduanas de destino”, asimismo señal a que: “La regularización procederá luego de realizado el reconocimiento físico de las mercancías por la aduana de destino en la zona de selva. De ser el caso, y con sujeción a lo dispuesto en el Convenio de Cooperación Aduanera Peruano Colombiano, el monto pagado en exceso será devuelto"</w:t>
+        <w:t>Supremo n.º</w:t>
+      </w:r>
+      <w:r>
+        <w:rPr>
+          <w:rFonts w:ascii="Arial" w:hAnsi="Arial" w:cs="Arial"/>
+          <w:i w:val="0"/>
+          <w:iCs w:val="0"/>
+          <w:color w:val="000000" w:themeColor="text1"/>
+          <w:sz w:val="22"/>
+          <w:szCs w:val="22"/>
+        </w:rPr>
+        <w:t xml:space="preserve"> </w:t>
+      </w:r>
+      <w:r>
+        <w:rPr>
+          <w:rFonts w:ascii="Arial" w:hAnsi="Arial" w:cs="Arial"/>
+          <w:i w:val="0"/>
+          <w:iCs w:val="0"/>
+          <w:color w:val="000000" w:themeColor="text1"/>
+          <w:sz w:val="22"/>
+          <w:szCs w:val="22"/>
+        </w:rPr>
+        <w:t>015-94-EF, en el artículo 1° dispone lo siguiente: “El pago de los impuestos que se haya efectuado en la importación de mercancías cuyo destino final sea la zona de selva comprendida en el Convenio de Cooperación Aduanera Peruano - Colombiano, será considerado como un pago a cuenta sujeto a regularización en las Aduanas de destino”, asimismo señal a que: “La regularización procederá luego de realizado el reconocimiento físico de las mercancías por la aduana de destino en la zona de selva. De ser el caso, y con sujeción a lo dispuesto en el Convenio de Cooperación Aduanera Peruano Colombiano, el monto pagado en exceso será devuelto"</w:t>
       </w:r>
       <w:r>
         <w:rPr>
@@ -3631,7 +4021,7 @@
           <w:sz w:val="22"/>
           <w:szCs w:val="22"/>
         </w:rPr>
-        <w:t xml:space="preserve">Respecto a la Regularización/ Reconocimiento Físico al amparo de las exoneraciones establecidas mediante Decreto Supremo nº 015-94-EF se verifica que la mercancía de las series {fromDam-rangoSeriesAcogidaSoloPeco} declaradas con TPI 35 en el casillero 7.23 de la DAM, tienen un Ad-valoren de 0%, por lo que no se reporta montó abonado a la Subcuenta Especial del Tesoro Público Decreto Supremo </w:t>
+        <w:t>Respecto a la Regularización/ Reconocimiento Físico al amparo de las exoneraciones establecidas mediante Decreto Supremo n</w:t>
       </w:r>
       <w:r>
         <w:rPr>
@@ -3642,7 +4032,51 @@
           <w:sz w:val="22"/>
           <w:szCs w:val="22"/>
         </w:rPr>
-        <w:t>n°</w:t>
+        <w:t>.</w:t>
+      </w:r>
+      <w:r>
+        <w:rPr>
+          <w:rFonts w:ascii="Arial" w:eastAsiaTheme="minorHAnsi" w:hAnsi="Arial" w:cs="Arial"/>
+          <w:i w:val="0"/>
+          <w:iCs w:val="0"/>
+          <w:color w:val="000000" w:themeColor="text1"/>
+          <w:sz w:val="22"/>
+          <w:szCs w:val="22"/>
+        </w:rPr>
+        <w:t xml:space="preserve">º 015-94-EF se verifica que la mercancía de las series {fromDam-rangoSeriesAcogidaSoloPeco} declaradas con TPI 35 en el casillero 7.23 de la DAM, tienen un Ad-valoren de 0%, por lo que no se reporta montó abonado a la Subcuenta Especial del Tesoro Público Decreto Supremo </w:t>
+      </w:r>
+      <w:r>
+        <w:rPr>
+          <w:rFonts w:ascii="Arial" w:eastAsiaTheme="minorHAnsi" w:hAnsi="Arial" w:cs="Arial"/>
+          <w:i w:val="0"/>
+          <w:iCs w:val="0"/>
+          <w:color w:val="000000" w:themeColor="text1"/>
+          <w:sz w:val="22"/>
+          <w:szCs w:val="22"/>
+        </w:rPr>
+        <w:t>n</w:t>
+      </w:r>
+      <w:r>
+        <w:rPr>
+          <w:rFonts w:ascii="Arial" w:eastAsiaTheme="minorHAnsi" w:hAnsi="Arial" w:cs="Arial"/>
+          <w:i w:val="0"/>
+          <w:iCs w:val="0"/>
+          <w:color w:val="000000" w:themeColor="text1"/>
+          <w:sz w:val="22"/>
+          <w:szCs w:val="22"/>
+        </w:rPr>
+        <w:t>.</w:t>
+      </w:r>
+      <w:r>
+        <w:rPr>
+          <w:rFonts w:ascii="Arial" w:eastAsiaTheme="minorHAnsi" w:hAnsi="Arial" w:cs="Arial"/>
+          <w:i w:val="0"/>
+          <w:iCs w:val="0"/>
+          <w:color w:val="000000" w:themeColor="text1"/>
+          <w:sz w:val="22"/>
+          <w:szCs w:val="22"/>
+        </w:rPr>
+        <w:t>°</w:t>
       </w:r>
       <w:r>
         <w:rPr>
@@ -4062,7 +4496,29 @@
           <w:sz w:val="22"/>
           <w:szCs w:val="22"/>
         </w:rPr>
-        <w:t>en virtud de las solicitudes de regularización y confirmación de llegada de mercancías anteriormente indicadas, declara que cumple con los requisitos dispuestos en el artículo 2° del Decreto Supremo n.º103-99-EF – “Reglamento de las Disposiciones Tributarias contenidas en la Ley de Promoción de la Inversión en la Amazonía", tal como se puede evidenciar de la información contenida en el Informe n.º</w:t>
+        <w:t>en virtud de las solicitudes de regularización y confirmación de llegada de mercancías anteriormente indicadas, declara que cumple con los requisitos dispuestos en el artículo 2° del Decreto Supremo n.º</w:t>
+      </w:r>
+      <w:r>
+        <w:rPr>
+          <w:rFonts w:ascii="Arial" w:hAnsi="Arial" w:cs="Arial"/>
+          <w:i w:val="0"/>
+          <w:iCs w:val="0"/>
+          <w:color w:val="000000" w:themeColor="text1"/>
+          <w:sz w:val="22"/>
+          <w:szCs w:val="22"/>
+        </w:rPr>
+        <w:t xml:space="preserve"> </w:t>
+      </w:r>
+      <w:r>
+        <w:rPr>
+          <w:rFonts w:ascii="Arial" w:hAnsi="Arial" w:cs="Arial"/>
+          <w:i w:val="0"/>
+          <w:iCs w:val="0"/>
+          <w:color w:val="000000" w:themeColor="text1"/>
+          <w:sz w:val="22"/>
+          <w:szCs w:val="22"/>
+        </w:rPr>
+        <w:t>103-99-EF – “Reglamento de las Disposiciones Tributarias contenidas en la Ley de Promoción de la Inversión en la Amazonía", tal como se puede evidenciar de la información contenida en el Informe n.º</w:t>
       </w:r>
       <w:r>
         <w:rPr>
@@ -5109,7 +5565,25 @@
                 <w:bCs/>
                 <w:color w:val="000000"/>
               </w:rPr>
-              <w:t xml:space="preserve">Empresa de Transportes </w:t>
+              <w:t xml:space="preserve">Empresa de </w:t>
+            </w:r>
+            <w:r>
+              <w:rPr>
+                <w:rFonts w:ascii="Arial" w:eastAsia="Arial" w:hAnsi="Arial" w:cs="Arial"/>
+                <w:b/>
+                <w:bCs/>
+                <w:color w:val="000000"/>
+              </w:rPr>
+              <w:t>t</w:t>
+            </w:r>
+            <w:r>
+              <w:rPr>
+                <w:rFonts w:ascii="Arial" w:eastAsia="Arial" w:hAnsi="Arial" w:cs="Arial"/>
+                <w:b/>
+                <w:bCs/>
+                <w:color w:val="000000"/>
+              </w:rPr>
+              <w:t xml:space="preserve">ransportes </w:t>
             </w:r>
           </w:p>
         </w:tc>
@@ -5295,7 +5769,27 @@
           <w:lang w:val="es-ES" w:eastAsia="es-ES"/>
         </w:rPr>
         <w:lastRenderedPageBreak/>
-        <w:t>Liquidación de Tributos a devolver:</w:t>
+        <w:t xml:space="preserve">Liquidación de </w:t>
+      </w:r>
+      <w:r>
+        <w:rPr>
+          <w:rFonts w:ascii="Arial" w:eastAsia="Times New Roman" w:hAnsi="Arial" w:cs="Arial"/>
+          <w:b/>
+          <w:sz w:val="20"/>
+          <w:szCs w:val="20"/>
+          <w:lang w:val="es-ES" w:eastAsia="es-ES"/>
+        </w:rPr>
+        <w:t>t</w:t>
+      </w:r>
+      <w:r>
+        <w:rPr>
+          <w:rFonts w:ascii="Arial" w:eastAsia="Times New Roman" w:hAnsi="Arial" w:cs="Arial"/>
+          <w:b/>
+          <w:sz w:val="20"/>
+          <w:szCs w:val="20"/>
+          <w:lang w:val="es-ES" w:eastAsia="es-ES"/>
+        </w:rPr>
+        <w:t>ributos a devolver:</w:t>
       </w:r>
     </w:p>
     <w:p>
@@ -5358,7 +5852,23 @@
           <w:sz w:val="20"/>
           <w:szCs w:val="20"/>
         </w:rPr>
-        <w:t>Se verificó que la mercancía declarada en la DAM y presentada a regularización, se encuentra negociada en el Arancel Común Anexo al Protocolo Modificatorio del Convenio de Cooperación Aduanero Peruano Colombiano con una tasa Libre, por tanto, corresponde su acogimiento a las exoneraciones tributarias previstas en la Tercera Disposición Complementaria de la Ley n. º27037, conforme a lo siguiente:</w:t>
+        <w:t xml:space="preserve">Se verificó que la mercancía declarada en la DAM y presentada a regularización, se encuentra negociada en el Arancel Común Anexo al Protocolo Modificatorio del Convenio de Cooperación Aduanero Peruano Colombiano con una tasa </w:t>
+      </w:r>
+      <w:r>
+        <w:rPr>
+          <w:rFonts w:ascii="Arial" w:hAnsi="Arial" w:cs="Arial"/>
+          <w:sz w:val="20"/>
+          <w:szCs w:val="20"/>
+        </w:rPr>
+        <w:t>l</w:t>
+      </w:r>
+      <w:r>
+        <w:rPr>
+          <w:rFonts w:ascii="Arial" w:hAnsi="Arial" w:cs="Arial"/>
+          <w:sz w:val="20"/>
+          <w:szCs w:val="20"/>
+        </w:rPr>
+        <w:t>ibre, por tanto, corresponde su acogimiento a las exoneraciones tributarias previstas en la Tercera Disposición Complementaria de la Ley n. º27037, conforme a lo siguiente:</w:t>
       </w:r>
     </w:p>
     <w:p>
@@ -5447,7 +5957,27 @@
           <w:szCs w:val="20"/>
           <w:lang w:val="es-ES" w:eastAsia="es-ES"/>
         </w:rPr>
-        <w:t>Se verificó que lo solicitado a regularización se encuentra negociado en el Arancel Común Anexo al Protocolo Modificatorio del Convenio de Cooperación Aduanero Peruano Colombiano con una tasa Ad/Valorem – Libre:</w:t>
+        <w:t xml:space="preserve">Se verificó que lo solicitado a regularización se encuentra negociado en el Arancel Común Anexo al Protocolo Modificatorio del Convenio de Cooperación Aduanero Peruano Colombiano con una tasa Ad/Valorem – </w:t>
+      </w:r>
+      <w:r>
+        <w:rPr>
+          <w:rFonts w:ascii="Arial" w:eastAsia="Times New Roman" w:hAnsi="Arial" w:cs="Arial"/>
+          <w:color w:val="000000"/>
+          <w:sz w:val="20"/>
+          <w:szCs w:val="20"/>
+          <w:lang w:val="es-ES" w:eastAsia="es-ES"/>
+        </w:rPr>
+        <w:t>l</w:t>
+      </w:r>
+      <w:r>
+        <w:rPr>
+          <w:rFonts w:ascii="Arial" w:eastAsia="Times New Roman" w:hAnsi="Arial" w:cs="Arial"/>
+          <w:color w:val="000000"/>
+          <w:sz w:val="20"/>
+          <w:szCs w:val="20"/>
+          <w:lang w:val="es-ES" w:eastAsia="es-ES"/>
+        </w:rPr>
+        <w:t>ibre:</w:t>
       </w:r>
     </w:p>
     <w:p>
@@ -5819,7 +6349,27 @@
                 <w:sz w:val="22"/>
                 <w:szCs w:val="22"/>
               </w:rPr>
-              <w:t>.º27037</w:t>
+              <w:t>.º</w:t>
+            </w:r>
+            <w:r>
+              <w:rPr>
+                <w:rFonts w:ascii="Arial" w:hAnsi="Arial" w:cs="Arial"/>
+                <w:b/>
+                <w:bCs/>
+                <w:sz w:val="22"/>
+                <w:szCs w:val="22"/>
+              </w:rPr>
+              <w:t xml:space="preserve"> </w:t>
+            </w:r>
+            <w:r>
+              <w:rPr>
+                <w:rFonts w:ascii="Arial" w:hAnsi="Arial" w:cs="Arial"/>
+                <w:b/>
+                <w:bCs/>
+                <w:sz w:val="22"/>
+                <w:szCs w:val="22"/>
+              </w:rPr>
+              <w:t>27037</w:t>
             </w:r>
           </w:p>
         </w:tc>
@@ -6575,7 +7125,27 @@
                 <w:sz w:val="20"/>
                 <w:szCs w:val="20"/>
               </w:rPr>
-              <w:t>.º27037</w:t>
+              <w:t>.º</w:t>
+            </w:r>
+            <w:r>
+              <w:rPr>
+                <w:rFonts w:ascii="Arial" w:hAnsi="Arial" w:cs="Arial"/>
+                <w:b/>
+                <w:bCs/>
+                <w:sz w:val="20"/>
+                <w:szCs w:val="20"/>
+              </w:rPr>
+              <w:t xml:space="preserve"> </w:t>
+            </w:r>
+            <w:r>
+              <w:rPr>
+                <w:rFonts w:ascii="Arial" w:hAnsi="Arial" w:cs="Arial"/>
+                <w:b/>
+                <w:bCs/>
+                <w:sz w:val="20"/>
+                <w:szCs w:val="20"/>
+              </w:rPr>
+              <w:t>27037</w:t>
             </w:r>
           </w:p>
         </w:tc>
@@ -8304,7 +8874,95 @@
           <w:sz w:val="22"/>
           <w:szCs w:val="22"/>
         </w:rPr>
-        <w:t>, se establece que la mercancía materia de regularización ha sido objeto de reconocimiento físico dentro del plazo previsto en el artículo 2º de la Resolución Ministerial n.º107-94-EF/10; por lo tanto, corresponde atender las series de la referida DAM solicitadas a regularización toda vez que se  encuentran  negociadas  en  el  Arancel  Común  del Convenio Peruano - Colombiano con una tasa Ad/Valorem – Libre; determinándose que el monto a regularizar en el marco de la Ley N.º27037 es de S/ {textoTotRegu27}.</w:t>
+        <w:t>, se establece que la mercancía materia de regularización ha sido objeto de reconocimiento físico dentro del plazo previsto en el artículo 2º de la Resolución Ministerial n.º</w:t>
+      </w:r>
+      <w:r>
+        <w:rPr>
+          <w:rFonts w:ascii="Arial" w:hAnsi="Arial" w:cs="Arial"/>
+          <w:i w:val="0"/>
+          <w:iCs w:val="0"/>
+          <w:color w:val="000000" w:themeColor="text1"/>
+          <w:sz w:val="22"/>
+          <w:szCs w:val="22"/>
+        </w:rPr>
+        <w:t xml:space="preserve"> </w:t>
+      </w:r>
+      <w:r>
+        <w:rPr>
+          <w:rFonts w:ascii="Arial" w:hAnsi="Arial" w:cs="Arial"/>
+          <w:i w:val="0"/>
+          <w:iCs w:val="0"/>
+          <w:color w:val="000000" w:themeColor="text1"/>
+          <w:sz w:val="22"/>
+          <w:szCs w:val="22"/>
+        </w:rPr>
+        <w:t xml:space="preserve">107-94-EF/10; por lo tanto, corresponde atender las series de la referida DAM solicitadas a regularización toda vez que se  encuentran  negociadas  en  el  Arancel  Común  del Convenio Peruano - Colombiano con una tasa Ad/Valorem – </w:t>
+      </w:r>
+      <w:r>
+        <w:rPr>
+          <w:rFonts w:ascii="Arial" w:hAnsi="Arial" w:cs="Arial"/>
+          <w:i w:val="0"/>
+          <w:iCs w:val="0"/>
+          <w:color w:val="000000" w:themeColor="text1"/>
+          <w:sz w:val="22"/>
+          <w:szCs w:val="22"/>
+        </w:rPr>
+        <w:t>l</w:t>
+      </w:r>
+      <w:r>
+        <w:rPr>
+          <w:rFonts w:ascii="Arial" w:hAnsi="Arial" w:cs="Arial"/>
+          <w:i w:val="0"/>
+          <w:iCs w:val="0"/>
+          <w:color w:val="000000" w:themeColor="text1"/>
+          <w:sz w:val="22"/>
+          <w:szCs w:val="22"/>
+        </w:rPr>
+        <w:t xml:space="preserve">ibre; determinándose que el monto a regularizar en el marco de la Ley </w:t>
+      </w:r>
+      <w:r>
+        <w:rPr>
+          <w:rFonts w:ascii="Arial" w:hAnsi="Arial" w:cs="Arial"/>
+          <w:i w:val="0"/>
+          <w:iCs w:val="0"/>
+          <w:color w:val="000000" w:themeColor="text1"/>
+          <w:sz w:val="22"/>
+          <w:szCs w:val="22"/>
+        </w:rPr>
+        <w:t>n</w:t>
+      </w:r>
+      <w:r>
+        <w:rPr>
+          <w:rFonts w:ascii="Arial" w:hAnsi="Arial" w:cs="Arial"/>
+          <w:i w:val="0"/>
+          <w:iCs w:val="0"/>
+          <w:color w:val="000000" w:themeColor="text1"/>
+          <w:sz w:val="22"/>
+          <w:szCs w:val="22"/>
+        </w:rPr>
+        <w:t>.º</w:t>
+      </w:r>
+      <w:r>
+        <w:rPr>
+          <w:rFonts w:ascii="Arial" w:hAnsi="Arial" w:cs="Arial"/>
+          <w:i w:val="0"/>
+          <w:iCs w:val="0"/>
+          <w:color w:val="000000" w:themeColor="text1"/>
+          <w:sz w:val="22"/>
+          <w:szCs w:val="22"/>
+        </w:rPr>
+        <w:t xml:space="preserve"> </w:t>
+      </w:r>
+      <w:r>
+        <w:rPr>
+          <w:rFonts w:ascii="Arial" w:hAnsi="Arial" w:cs="Arial"/>
+          <w:i w:val="0"/>
+          <w:iCs w:val="0"/>
+          <w:color w:val="000000" w:themeColor="text1"/>
+          <w:sz w:val="22"/>
+          <w:szCs w:val="22"/>
+        </w:rPr>
+        <w:t>27037 es de S/ {textoTotRegu27}.</w:t>
       </w:r>
     </w:p>
     <w:p/>
@@ -8589,7 +9247,29 @@
           <w:sz w:val="22"/>
           <w:szCs w:val="22"/>
         </w:rPr>
-        <w:t>, se establece que la mercancía materia de regularización ha sido objeto de reconocimiento físico dentro del plazo previsto en el artículo 2º de la Resolución Ministerial n.º107-94-EF/10; por lo tanto, corresponde atender las series de la referida DAM solicitadas a regularización toda vez que se encuentran negociadas en el Arancel Común del Convenio Peruano - Colombiano con una tasa Ad/Valorem – Libre; asimismo, se debe tener en cuenta lo opinado en el informe n.º 50-2008-SUNAT/2B4000, ratificado mediante Informe n.º 11-2017-SUNAT/340000, donde dice que: “la devolución de los tributos pagados a cuenta, como regularización del despacho de mercancía acogidas estrictamente a los beneficios arancelarios otorgados por el PECO, comprende únicamente los derechos Ad/Valorem cancelados de las mercancías liberadas total o parcialmente por acogimiento del PECO; determinándose que el monto a regularizar en el marco del Decreto Supremo n.º 015 -94 - EF es de S/ {textoTotReguPECO} y en el marco de la Ley n.º 2703</w:t>
+        <w:t>, se establece que la mercancía materia de regularización ha sido objeto de reconocimiento físico dentro del plazo previsto en el artículo 2º de la Resolución Ministerial n.º</w:t>
+      </w:r>
+      <w:r>
+        <w:rPr>
+          <w:rFonts w:ascii="Arial" w:hAnsi="Arial" w:cs="Arial"/>
+          <w:i w:val="0"/>
+          <w:iCs w:val="0"/>
+          <w:color w:val="000000" w:themeColor="text1"/>
+          <w:sz w:val="22"/>
+          <w:szCs w:val="22"/>
+        </w:rPr>
+        <w:t xml:space="preserve"> </w:t>
+      </w:r>
+      <w:r>
+        <w:rPr>
+          <w:rFonts w:ascii="Arial" w:hAnsi="Arial" w:cs="Arial"/>
+          <w:i w:val="0"/>
+          <w:iCs w:val="0"/>
+          <w:color w:val="000000" w:themeColor="text1"/>
+          <w:sz w:val="22"/>
+          <w:szCs w:val="22"/>
+        </w:rPr>
+        <w:t>107-94-EF/10; por lo tanto, corresponde atender las series de la referida DAM solicitadas a regularización toda vez que se encuentran negociadas en el Arancel Común del Convenio Peruano - Colombiano con una tasa Ad/Valorem – Libre; asimismo, se debe tener en cuenta lo opinado en el informe n.º 50-2008-SUNAT/2B4000, ratificado mediante Informe n.º 11-2017-SUNAT/340000, donde dice que: “la devolución de los tributos pagados a cuenta, como regularización del despacho de mercancía acogidas estrictamente a los beneficios arancelarios otorgados por el PECO, comprende únicamente los derechos Ad/Valorem cancelados de las mercancías liberadas total o parcialmente por acogimiento del PECO; determinándose que el monto a regularizar en el marco del Decreto Supremo n.º 015 -94 - EF es de S/ {textoTotReguPECO} y en el marco de la Ley n.º 2703</w:t>
       </w:r>
       <w:r>
         <w:rPr>
@@ -8771,7 +9451,29 @@
           <w:sz w:val="22"/>
           <w:szCs w:val="22"/>
         </w:rPr>
-        <w:t>, se establece que la mercancía materia de regularización ha sido objeto de reconocimiento físico dentro del plazo previsto en el artículo 2º de la Resolución Ministerial n.º107-94-EF/10; por lo tanto, corresponde atender las series de la referida DAM solicitadas a regularización toda vez que se encuentran negociadas en el Arancel Común del Convenio Peruano - Colombiano con una tasa Ad/Valorem – Libre; asimismo, se debe tener en cuenta lo opinado en el informe n.º 50-2008-SUNAT/2B4000, ratificado mediante Informe n.º 11-2017-SUNAT/340000, donde dice que: “la devolución de los tributos pagados a cuenta, como regularización del despacho de mercancía acogidas estrictamente a los beneficios arancelarios otorgados por el PECO, comprende únicamente los derechos Ad/Valorem cancelados de las mercancías liberadas total o parcialmente por acogimiento del PECO; determinándose que el monto a regularizar en el marco del Decreto Supremo n.º 015-94-EF es de S/ {textoTotReguPECO}</w:t>
+        <w:t>, se establece que la mercancía materia de regularización ha sido objeto de reconocimiento físico dentro del plazo previsto en el artículo 2º de la Resolución Ministerial n.º</w:t>
+      </w:r>
+      <w:r>
+        <w:rPr>
+          <w:rFonts w:ascii="Arial" w:hAnsi="Arial" w:cs="Arial"/>
+          <w:i w:val="0"/>
+          <w:iCs w:val="0"/>
+          <w:color w:val="000000" w:themeColor="text1"/>
+          <w:sz w:val="22"/>
+          <w:szCs w:val="22"/>
+        </w:rPr>
+        <w:t xml:space="preserve"> </w:t>
+      </w:r>
+      <w:r>
+        <w:rPr>
+          <w:rFonts w:ascii="Arial" w:hAnsi="Arial" w:cs="Arial"/>
+          <w:i w:val="0"/>
+          <w:iCs w:val="0"/>
+          <w:color w:val="000000" w:themeColor="text1"/>
+          <w:sz w:val="22"/>
+          <w:szCs w:val="22"/>
+        </w:rPr>
+        <w:t>107-94-EF/10; por lo tanto, corresponde atender las series de la referida DAM solicitadas a regularización toda vez que se encuentran negociadas en el Arancel Común del Convenio Peruano - Colombiano con una tasa Ad/Valorem – Libre; asimismo, se debe tener en cuenta lo opinado en el informe n.º 50-2008-SUNAT/2B4000, ratificado mediante Informe n.º 11-2017-SUNAT/340000, donde dice que: “la devolución de los tributos pagados a cuenta, como regularización del despacho de mercancía acogidas estrictamente a los beneficios arancelarios otorgados por el PECO, comprende únicamente los derechos Ad/Valorem cancelados de las mercancías liberadas total o parcialmente por acogimiento del PECO; determinándose que el monto a regularizar en el marco del Decreto Supremo n.º 015-94-EF es de S/ {textoTotReguPECO}</w:t>
       </w:r>
       <w:r>
         <w:rPr>
@@ -9827,7 +10529,23 @@
           <w:sz w:val="22"/>
           <w:szCs w:val="22"/>
         </w:rPr>
-        <w:t>, solicitada al amparo del Decreto Supremo N.º 015-94-EF, por los fundamentos expuestos en la presente</w:t>
+        <w:t xml:space="preserve">, solicitada al amparo del Decreto Supremo </w:t>
+      </w:r>
+      <w:r>
+        <w:rPr>
+          <w:rFonts w:ascii="Arial" w:hAnsi="Arial" w:cs="Arial"/>
+          <w:sz w:val="22"/>
+          <w:szCs w:val="22"/>
+        </w:rPr>
+        <w:t>n</w:t>
+      </w:r>
+      <w:r>
+        <w:rPr>
+          <w:rFonts w:ascii="Arial" w:hAnsi="Arial" w:cs="Arial"/>
+          <w:sz w:val="22"/>
+          <w:szCs w:val="22"/>
+        </w:rPr>
+        <w:t>.º 015-94-EF, por los fundamentos expuestos en la presente</w:t>
       </w:r>
     </w:p>
     <w:p>
@@ -10799,7 +11517,7 @@
 </file>
 
 <file path=word/numbering.xml><?xml version="1.0" encoding="utf-8"?>
-<w:numbering xmlns:wpc="http://schemas.microsoft.com/office/word/2010/wordprocessingCanvas" xmlns:cx="http://schemas.microsoft.com/office/drawing/2014/chartex" xmlns:cx1="http://schemas.microsoft.com/office/drawing/2015/9/8/chartex" xmlns:cx2="http://schemas.microsoft.com/office/drawing/2015/10/21/chartex" xmlns:cx3="http://schemas.microsoft.com/office/drawing/2016/5/9/chartex" xmlns:cx4="http://schemas.microsoft.com/office/drawing/2016/5/10/chartex" xmlns:cx5="http://schemas.microsoft.com/office/drawing/2016/5/11/chartex" xmlns:cx6="http://schemas.microsoft.com/office/drawing/2016/5/12/chartex" xmlns:cx7="http://schemas.microsoft.com/office/drawing/2016/5/13/chartex" xmlns:cx8="http://schemas.microsoft.com/office/drawing/2016/5/14/chartex" xmlns:mc="http://schemas.openxmlformats.org/markup-compatibility/2006" xmlns:aink="http://schemas.microsoft.com/office/drawing/2016/ink" xmlns:am3d="http://schemas.microsoft.com/office/drawing/2017/model3d" xmlns:o="urn:schemas-microsoft-com:office:office" xmlns:oel="http://schemas.microsoft.com/office/2019/extlst" xmlns:r="http://schemas.openxmlformats.org/officeDocument/2006/relationships" xmlns:m="http://schemas.openxmlformats.org/officeDocument/2006/math" xmlns:v="urn:schemas-microsoft-com:vml" xmlns:wp14="http://schemas.microsoft.com/office/word/2010/wordprocessingDrawing" xmlns:wp="http://schemas.openxmlformats.org/drawingml/2006/wordprocessingDrawing" xmlns:w10="urn:schemas-microsoft-com:office:word" xmlns:w="http://schemas.openxmlformats.org/wordprocessingml/2006/main" xmlns:w14="http://schemas.microsoft.com/office/word/2010/wordml" xmlns:w15="http://schemas.microsoft.com/office/word/2012/wordml" xmlns:w16cex="http://schemas.microsoft.com/office/word/2018/wordml/cex" xmlns:w16cid="http://schemas.microsoft.com/office/word/2016/wordml/cid" xmlns:w16="http://schemas.microsoft.com/office/word/2018/wordml" xmlns:w16sdtdh="http://schemas.microsoft.com/office/word/2020/wordml/sdtdatahash" xmlns:w16se="http://schemas.microsoft.com/office/word/2015/wordml/symex" xmlns:wpg="http://schemas.microsoft.com/office/word/2010/wordprocessingGroup" xmlns:wpi="http://schemas.microsoft.com/office/word/2010/wordprocessingInk" xmlns:wne="http://schemas.microsoft.com/office/word/2006/wordml" xmlns:wps="http://schemas.microsoft.com/office/word/2010/wordprocessingShape" mc:Ignorable="w14 w15 w16se w16cid w16 w16cex w16sdtdh wp14">
+<w:numbering xmlns:wpc="http://schemas.microsoft.com/office/word/2010/wordprocessingCanvas" xmlns:cx="http://schemas.microsoft.com/office/drawing/2014/chartex" xmlns:cx1="http://schemas.microsoft.com/office/drawing/2015/9/8/chartex" xmlns:cx2="http://schemas.microsoft.com/office/drawing/2015/10/21/chartex" xmlns:cx3="http://schemas.microsoft.com/office/drawing/2016/5/9/chartex" xmlns:cx4="http://schemas.microsoft.com/office/drawing/2016/5/10/chartex" xmlns:cx5="http://schemas.microsoft.com/office/drawing/2016/5/11/chartex" xmlns:cx6="http://schemas.microsoft.com/office/drawing/2016/5/12/chartex" xmlns:cx7="http://schemas.microsoft.com/office/drawing/2016/5/13/chartex" xmlns:cx8="http://schemas.microsoft.com/office/drawing/2016/5/14/chartex" xmlns:mc="http://schemas.openxmlformats.org/markup-compatibility/2006" xmlns:aink="http://schemas.microsoft.com/office/drawing/2016/ink" xmlns:am3d="http://schemas.microsoft.com/office/drawing/2017/model3d" xmlns:o="urn:schemas-microsoft-com:office:office" xmlns:oel="http://schemas.microsoft.com/office/2019/extlst" xmlns:r="http://schemas.openxmlformats.org/officeDocument/2006/relationships" xmlns:m="http://schemas.openxmlformats.org/officeDocument/2006/math" xmlns:v="urn:schemas-microsoft-com:vml" xmlns:wp14="http://schemas.microsoft.com/office/word/2010/wordprocessingDrawing" xmlns:wp="http://schemas.openxmlformats.org/drawingml/2006/wordprocessingDrawing" xmlns:w10="urn:schemas-microsoft-com:office:word" xmlns:w="http://schemas.openxmlformats.org/wordprocessingml/2006/main" xmlns:w14="http://schemas.microsoft.com/office/word/2010/wordml" xmlns:w15="http://schemas.microsoft.com/office/word/2012/wordml" xmlns:w16cex="http://schemas.microsoft.com/office/word/2018/wordml/cex" xmlns:w16cid="http://schemas.microsoft.com/office/word/2016/wordml/cid" xmlns:w16="http://schemas.microsoft.com/office/word/2018/wordml" xmlns:w16du="http://schemas.microsoft.com/office/word/2023/wordml/word16du" xmlns:w16sdtdh="http://schemas.microsoft.com/office/word/2020/wordml/sdtdatahash" xmlns:w16se="http://schemas.microsoft.com/office/word/2015/wordml/symex" xmlns:wpg="http://schemas.microsoft.com/office/word/2010/wordprocessingGroup" xmlns:wpi="http://schemas.microsoft.com/office/word/2010/wordprocessingInk" xmlns:wne="http://schemas.microsoft.com/office/word/2006/wordml" xmlns:wps="http://schemas.microsoft.com/office/word/2010/wordprocessingShape" mc:Ignorable="w14 w15 w16se w16cid w16 w16cex w16sdtdh w16du wp14">
   <w:abstractNum w:abstractNumId="0" w15:restartNumberingAfterBreak="0">
     <w:nsid w:val="1148259D"/>
     <w:multiLevelType w:val="multilevel"/>
@@ -11553,7 +12271,7 @@
 </file>
 
 <file path=word/styles.xml><?xml version="1.0" encoding="utf-8"?>
-<w:styles xmlns:mc="http://schemas.openxmlformats.org/markup-compatibility/2006" xmlns:r="http://schemas.openxmlformats.org/officeDocument/2006/relationships" xmlns:w="http://schemas.openxmlformats.org/wordprocessingml/2006/main" xmlns:w14="http://schemas.microsoft.com/office/word/2010/wordml" xmlns:w15="http://schemas.microsoft.com/office/word/2012/wordml" xmlns:w16cex="http://schemas.microsoft.com/office/word/2018/wordml/cex" xmlns:w16cid="http://schemas.microsoft.com/office/word/2016/wordml/cid" xmlns:w16="http://schemas.microsoft.com/office/word/2018/wordml" xmlns:w16sdtdh="http://schemas.microsoft.com/office/word/2020/wordml/sdtdatahash" xmlns:w16se="http://schemas.microsoft.com/office/word/2015/wordml/symex" mc:Ignorable="w14 w15 w16se w16cid w16 w16cex w16sdtdh">
+<w:styles xmlns:mc="http://schemas.openxmlformats.org/markup-compatibility/2006" xmlns:r="http://schemas.openxmlformats.org/officeDocument/2006/relationships" xmlns:w="http://schemas.openxmlformats.org/wordprocessingml/2006/main" xmlns:w14="http://schemas.microsoft.com/office/word/2010/wordml" xmlns:w15="http://schemas.microsoft.com/office/word/2012/wordml" xmlns:w16cex="http://schemas.microsoft.com/office/word/2018/wordml/cex" xmlns:w16cid="http://schemas.microsoft.com/office/word/2016/wordml/cid" xmlns:w16="http://schemas.microsoft.com/office/word/2018/wordml" xmlns:w16du="http://schemas.microsoft.com/office/word/2023/wordml/word16du" xmlns:w16sdtdh="http://schemas.microsoft.com/office/word/2020/wordml/sdtdatahash" xmlns:w16se="http://schemas.microsoft.com/office/word/2015/wordml/symex" mc:Ignorable="w14 w15 w16se w16cid w16 w16cex w16sdtdh w16du">
   <w:docDefaults>
     <w:rPrDefault>
       <w:rPr>

--- a/recursos/words/semiPlantillaFinalInformeV3NumeradoNUEVO.docx
+++ b/recursos/words/semiPlantillaFinalInformeV3NumeradoNUEVO.docx
@@ -1,6 +1,6 @@
 
 <file path=word/document.xml><?xml version="1.0" encoding="utf-8"?>
-<w:document xmlns:wpc="http://schemas.microsoft.com/office/word/2010/wordprocessingCanvas" xmlns:cx="http://schemas.microsoft.com/office/drawing/2014/chartex" xmlns:cx1="http://schemas.microsoft.com/office/drawing/2015/9/8/chartex" xmlns:cx2="http://schemas.microsoft.com/office/drawing/2015/10/21/chartex" xmlns:cx3="http://schemas.microsoft.com/office/drawing/2016/5/9/chartex" xmlns:cx4="http://schemas.microsoft.com/office/drawing/2016/5/10/chartex" xmlns:cx5="http://schemas.microsoft.com/office/drawing/2016/5/11/chartex" xmlns:cx6="http://schemas.microsoft.com/office/drawing/2016/5/12/chartex" xmlns:cx7="http://schemas.microsoft.com/office/drawing/2016/5/13/chartex" xmlns:cx8="http://schemas.microsoft.com/office/drawing/2016/5/14/chartex" xmlns:mc="http://schemas.openxmlformats.org/markup-compatibility/2006" xmlns:aink="http://schemas.microsoft.com/office/drawing/2016/ink" xmlns:am3d="http://schemas.microsoft.com/office/drawing/2017/model3d" xmlns:o="urn:schemas-microsoft-com:office:office" xmlns:oel="http://schemas.microsoft.com/office/2019/extlst" xmlns:r="http://schemas.openxmlformats.org/officeDocument/2006/relationships" xmlns:m="http://schemas.openxmlformats.org/officeDocument/2006/math" xmlns:v="urn:schemas-microsoft-com:vml" xmlns:wp14="http://schemas.microsoft.com/office/word/2010/wordprocessingDrawing" xmlns:wp="http://schemas.openxmlformats.org/drawingml/2006/wordprocessingDrawing" xmlns:w10="urn:schemas-microsoft-com:office:word" xmlns:w="http://schemas.openxmlformats.org/wordprocessingml/2006/main" xmlns:w14="http://schemas.microsoft.com/office/word/2010/wordml" xmlns:w15="http://schemas.microsoft.com/office/word/2012/wordml" xmlns:w16cex="http://schemas.microsoft.com/office/word/2018/wordml/cex" xmlns:w16cid="http://schemas.microsoft.com/office/word/2016/wordml/cid" xmlns:w16="http://schemas.microsoft.com/office/word/2018/wordml" xmlns:w16du="http://schemas.microsoft.com/office/word/2023/wordml/word16du" xmlns:w16sdtdh="http://schemas.microsoft.com/office/word/2020/wordml/sdtdatahash" xmlns:w16se="http://schemas.microsoft.com/office/word/2015/wordml/symex" xmlns:wpg="http://schemas.microsoft.com/office/word/2010/wordprocessingGroup" xmlns:wpi="http://schemas.microsoft.com/office/word/2010/wordprocessingInk" xmlns:wne="http://schemas.microsoft.com/office/word/2006/wordml" xmlns:wps="http://schemas.microsoft.com/office/word/2010/wordprocessingShape" mc:Ignorable="w14 w15 w16se w16cid w16 w16cex w16sdtdh w16du wp14">
+<w:document xmlns:wpc="http://schemas.microsoft.com/office/word/2010/wordprocessingCanvas" xmlns:cx="http://schemas.microsoft.com/office/drawing/2014/chartex" xmlns:cx1="http://schemas.microsoft.com/office/drawing/2015/9/8/chartex" xmlns:cx2="http://schemas.microsoft.com/office/drawing/2015/10/21/chartex" xmlns:cx3="http://schemas.microsoft.com/office/drawing/2016/5/9/chartex" xmlns:cx4="http://schemas.microsoft.com/office/drawing/2016/5/10/chartex" xmlns:cx5="http://schemas.microsoft.com/office/drawing/2016/5/11/chartex" xmlns:cx6="http://schemas.microsoft.com/office/drawing/2016/5/12/chartex" xmlns:cx7="http://schemas.microsoft.com/office/drawing/2016/5/13/chartex" xmlns:cx8="http://schemas.microsoft.com/office/drawing/2016/5/14/chartex" xmlns:mc="http://schemas.openxmlformats.org/markup-compatibility/2006" xmlns:aink="http://schemas.microsoft.com/office/drawing/2016/ink" xmlns:am3d="http://schemas.microsoft.com/office/drawing/2017/model3d" xmlns:o="urn:schemas-microsoft-com:office:office" xmlns:oel="http://schemas.microsoft.com/office/2019/extlst" xmlns:r="http://schemas.openxmlformats.org/officeDocument/2006/relationships" xmlns:m="http://schemas.openxmlformats.org/officeDocument/2006/math" xmlns:v="urn:schemas-microsoft-com:vml" xmlns:wp14="http://schemas.microsoft.com/office/word/2010/wordprocessingDrawing" xmlns:wp="http://schemas.openxmlformats.org/drawingml/2006/wordprocessingDrawing" xmlns:w10="urn:schemas-microsoft-com:office:word" xmlns:w="http://schemas.openxmlformats.org/wordprocessingml/2006/main" xmlns:w14="http://schemas.microsoft.com/office/word/2010/wordml" xmlns:w15="http://schemas.microsoft.com/office/word/2012/wordml" xmlns:w16cex="http://schemas.microsoft.com/office/word/2018/wordml/cex" xmlns:w16cid="http://schemas.microsoft.com/office/word/2016/wordml/cid" xmlns:w16="http://schemas.microsoft.com/office/word/2018/wordml" xmlns:w16sdtdh="http://schemas.microsoft.com/office/word/2020/wordml/sdtdatahash" xmlns:w16se="http://schemas.microsoft.com/office/word/2015/wordml/symex" xmlns:wpg="http://schemas.microsoft.com/office/word/2010/wordprocessingGroup" xmlns:wpi="http://schemas.microsoft.com/office/word/2010/wordprocessingInk" xmlns:wne="http://schemas.microsoft.com/office/word/2006/wordml" xmlns:wps="http://schemas.microsoft.com/office/word/2010/wordprocessingShape" mc:Ignorable="w14 w15 w16se w16cid w16 w16cex w16sdtdh wp14">
   <w:body>
     <w:p>
       <w:pPr>
@@ -425,7 +425,25 @@
           <w:sz w:val="22"/>
           <w:szCs w:val="22"/>
         </w:rPr>
-        <w:t>{fromDam-numeroDam}</w:t>
+        <w:t>{</w:t>
+      </w:r>
+      <w:proofErr w:type="spellStart"/>
+      <w:r>
+        <w:rPr>
+          <w:rFonts w:ascii="Arial" w:hAnsi="Arial" w:cs="Arial"/>
+          <w:sz w:val="22"/>
+          <w:szCs w:val="22"/>
+        </w:rPr>
+        <w:t>fromDam-numeroDam</w:t>
+      </w:r>
+      <w:proofErr w:type="spellEnd"/>
+      <w:r>
+        <w:rPr>
+          <w:rFonts w:ascii="Arial" w:hAnsi="Arial" w:cs="Arial"/>
+          <w:sz w:val="22"/>
+          <w:szCs w:val="22"/>
+        </w:rPr>
+        <w:t>}</w:t>
       </w:r>
       <w:r>
         <w:rPr>
@@ -436,7 +454,31 @@
           <w:sz w:val="22"/>
           <w:szCs w:val="22"/>
         </w:rPr>
-        <w:t>{fromDam-numeroDamRRR}</w:t>
+        <w:t>{</w:t>
+      </w:r>
+      <w:proofErr w:type="spellStart"/>
+      <w:r>
+        <w:rPr>
+          <w:rFonts w:ascii="Arial" w:hAnsi="Arial" w:cs="Arial"/>
+          <w:b/>
+          <w:bCs/>
+          <w:color w:val="FF0000"/>
+          <w:sz w:val="22"/>
+          <w:szCs w:val="22"/>
+        </w:rPr>
+        <w:t>fromDam-numeroDamRRR</w:t>
+      </w:r>
+      <w:proofErr w:type="spellEnd"/>
+      <w:r>
+        <w:rPr>
+          <w:rFonts w:ascii="Arial" w:hAnsi="Arial" w:cs="Arial"/>
+          <w:b/>
+          <w:bCs/>
+          <w:color w:val="FF0000"/>
+          <w:sz w:val="22"/>
+          <w:szCs w:val="22"/>
+        </w:rPr>
+        <w:t>}</w:t>
       </w:r>
       <w:r>
         <w:rPr>
@@ -453,7 +495,27 @@
           <w:szCs w:val="22"/>
           <w:shd w:val="clear" w:color="auto" w:fill="FAF9F8"/>
         </w:rPr>
-        <w:t>{textoVisto}</w:t>
+        <w:t>{</w:t>
+      </w:r>
+      <w:proofErr w:type="spellStart"/>
+      <w:r>
+        <w:rPr>
+          <w:rFonts w:ascii="Arial" w:hAnsi="Arial" w:cs="Arial"/>
+          <w:sz w:val="22"/>
+          <w:szCs w:val="22"/>
+          <w:shd w:val="clear" w:color="auto" w:fill="FAF9F8"/>
+        </w:rPr>
+        <w:t>textoVisto</w:t>
+      </w:r>
+      <w:proofErr w:type="spellEnd"/>
+      <w:r>
+        <w:rPr>
+          <w:rFonts w:ascii="Arial" w:hAnsi="Arial" w:cs="Arial"/>
+          <w:sz w:val="22"/>
+          <w:szCs w:val="22"/>
+          <w:shd w:val="clear" w:color="auto" w:fill="FAF9F8"/>
+        </w:rPr>
+        <w:t>}</w:t>
       </w:r>
       <w:r>
         <w:rPr>
@@ -580,6 +642,7 @@
         </w:rPr>
         <w:t xml:space="preserve">Ley General de Aduanas, Decreto Legislativo </w:t>
       </w:r>
+      <w:proofErr w:type="spellStart"/>
       <w:r>
         <w:rPr>
           <w:rFonts w:ascii="Arial" w:hAnsi="Arial" w:cs="Arial"/>
@@ -607,6 +670,7 @@
         </w:rPr>
         <w:t>°</w:t>
       </w:r>
+      <w:proofErr w:type="spellEnd"/>
       <w:r>
         <w:rPr>
           <w:rFonts w:ascii="Arial" w:hAnsi="Arial" w:cs="Arial"/>
@@ -645,6 +709,7 @@
         </w:rPr>
         <w:t xml:space="preserve">Ley </w:t>
       </w:r>
+      <w:proofErr w:type="spellStart"/>
       <w:r>
         <w:rPr>
           <w:rFonts w:ascii="Arial" w:hAnsi="Arial" w:cs="Arial"/>
@@ -672,6 +737,7 @@
         </w:rPr>
         <w:t>°</w:t>
       </w:r>
+      <w:proofErr w:type="spellEnd"/>
       <w:r>
         <w:rPr>
           <w:rFonts w:ascii="Arial" w:hAnsi="Arial" w:cs="Arial"/>
@@ -710,6 +776,7 @@
         </w:rPr>
         <w:t xml:space="preserve">Decreto Supremo </w:t>
       </w:r>
+      <w:proofErr w:type="spellStart"/>
       <w:r>
         <w:rPr>
           <w:rFonts w:ascii="Arial" w:hAnsi="Arial" w:cs="Arial"/>
@@ -737,6 +804,7 @@
         </w:rPr>
         <w:t>°</w:t>
       </w:r>
+      <w:proofErr w:type="spellEnd"/>
       <w:r>
         <w:rPr>
           <w:rFonts w:ascii="Arial" w:hAnsi="Arial" w:cs="Arial"/>
@@ -775,6 +843,7 @@
         </w:rPr>
         <w:t xml:space="preserve">Arancel Común Anexo al Protocolo Modificatorio del Convenio de Cooperación Aduanera Peruano-Colombiano de 1938, puesto en vigencia por el Decreto Supremo </w:t>
       </w:r>
+      <w:proofErr w:type="spellStart"/>
       <w:r>
         <w:rPr>
           <w:rFonts w:ascii="Arial" w:hAnsi="Arial" w:cs="Arial"/>
@@ -802,6 +871,7 @@
         </w:rPr>
         <w:t>°</w:t>
       </w:r>
+      <w:proofErr w:type="spellEnd"/>
       <w:r>
         <w:rPr>
           <w:rFonts w:ascii="Arial" w:hAnsi="Arial" w:cs="Arial"/>
@@ -840,6 +910,7 @@
         </w:rPr>
         <w:t xml:space="preserve">Resolución de Superintendencia </w:t>
       </w:r>
+      <w:proofErr w:type="spellStart"/>
       <w:r>
         <w:rPr>
           <w:rFonts w:ascii="Arial" w:hAnsi="Arial" w:cs="Arial"/>
@@ -867,6 +938,7 @@
         </w:rPr>
         <w:t>°</w:t>
       </w:r>
+      <w:proofErr w:type="spellEnd"/>
       <w:r>
         <w:rPr>
           <w:rFonts w:ascii="Arial" w:hAnsi="Arial" w:cs="Arial"/>
@@ -876,6 +948,7 @@
         </w:rPr>
         <w:t xml:space="preserve"> 247-2025/SUNAT - Procedimiento Especifico DESPA-PE.01.15 (versión 3) Exoneración del IGV e IPM a la Importación de bienes para el consumo en la Amazonía - Ley </w:t>
       </w:r>
+      <w:proofErr w:type="spellStart"/>
       <w:r>
         <w:rPr>
           <w:rFonts w:ascii="Arial" w:hAnsi="Arial" w:cs="Arial"/>
@@ -903,6 +976,7 @@
         </w:rPr>
         <w:t>°</w:t>
       </w:r>
+      <w:proofErr w:type="spellEnd"/>
       <w:r>
         <w:rPr>
           <w:rFonts w:ascii="Arial" w:hAnsi="Arial" w:cs="Arial"/>
@@ -936,6 +1010,7 @@
         </w:rPr>
         <w:t>{/</w:t>
       </w:r>
+      <w:proofErr w:type="spellStart"/>
       <w:r>
         <w:rPr>
           <w:rFonts w:ascii="Arial" w:hAnsi="Arial" w:cs="Arial"/>
@@ -943,6 +1018,7 @@
         </w:rPr>
         <w:t>estadoOnlyAMAZONIA</w:t>
       </w:r>
+      <w:proofErr w:type="spellEnd"/>
       <w:r>
         <w:rPr>
           <w:rFonts w:ascii="Arial" w:hAnsi="Arial" w:cs="Arial"/>
@@ -1022,6 +1098,7 @@
         </w:rPr>
         <w:t xml:space="preserve">Ley General de Aduanas, Decreto Legislativo </w:t>
       </w:r>
+      <w:proofErr w:type="spellStart"/>
       <w:r>
         <w:rPr>
           <w:rFonts w:ascii="Arial" w:hAnsi="Arial" w:cs="Arial"/>
@@ -1049,6 +1126,7 @@
         </w:rPr>
         <w:t>°</w:t>
       </w:r>
+      <w:proofErr w:type="spellEnd"/>
       <w:r>
         <w:rPr>
           <w:rFonts w:ascii="Arial" w:hAnsi="Arial" w:cs="Arial"/>
@@ -1087,6 +1165,7 @@
         </w:rPr>
         <w:t xml:space="preserve">Ley </w:t>
       </w:r>
+      <w:proofErr w:type="spellStart"/>
       <w:r>
         <w:rPr>
           <w:rFonts w:ascii="Arial" w:hAnsi="Arial" w:cs="Arial"/>
@@ -1114,6 +1193,7 @@
         </w:rPr>
         <w:t>°</w:t>
       </w:r>
+      <w:proofErr w:type="spellEnd"/>
       <w:r>
         <w:rPr>
           <w:rFonts w:ascii="Arial" w:hAnsi="Arial" w:cs="Arial"/>
@@ -1152,6 +1232,7 @@
         </w:rPr>
         <w:t xml:space="preserve">Decreto Supremo </w:t>
       </w:r>
+      <w:proofErr w:type="spellStart"/>
       <w:r>
         <w:rPr>
           <w:rFonts w:ascii="Arial" w:hAnsi="Arial" w:cs="Arial"/>
@@ -1179,6 +1260,7 @@
         </w:rPr>
         <w:t>°</w:t>
       </w:r>
+      <w:proofErr w:type="spellEnd"/>
       <w:r>
         <w:rPr>
           <w:rFonts w:ascii="Arial" w:hAnsi="Arial" w:cs="Arial"/>
@@ -1217,6 +1299,7 @@
         </w:rPr>
         <w:t xml:space="preserve">Convenio de Cooperación Aduanera Peruano-Colombiano de 1938 y su Protocolo Modificatorio, aprobado por Resolución Legislativa </w:t>
       </w:r>
+      <w:proofErr w:type="spellStart"/>
       <w:r>
         <w:rPr>
           <w:rFonts w:ascii="Arial" w:hAnsi="Arial" w:cs="Arial"/>
@@ -1226,6 +1309,7 @@
         </w:rPr>
         <w:t>n.°</w:t>
       </w:r>
+      <w:proofErr w:type="spellEnd"/>
       <w:r>
         <w:rPr>
           <w:rFonts w:ascii="Arial" w:hAnsi="Arial" w:cs="Arial"/>
@@ -1265,6 +1349,7 @@
         <w:lastRenderedPageBreak/>
         <w:t xml:space="preserve">Medidas a fin de garantizar el cumplimiento de las obligaciones asumidas por nuestro país en el Convenio de Cooperación Aduanera con Colombia, dictada por Decreto Supremo </w:t>
       </w:r>
+      <w:proofErr w:type="spellStart"/>
       <w:r>
         <w:rPr>
           <w:rFonts w:ascii="Arial" w:hAnsi="Arial" w:cs="Arial"/>
@@ -1274,6 +1359,7 @@
         </w:rPr>
         <w:t>n.°</w:t>
       </w:r>
+      <w:proofErr w:type="spellEnd"/>
       <w:r>
         <w:rPr>
           <w:rFonts w:ascii="Arial" w:hAnsi="Arial" w:cs="Arial"/>
@@ -1312,6 +1398,7 @@
         </w:rPr>
         <w:t xml:space="preserve">Arancel Común Anexo al Protocolo Modificatorio del Convenio de Cooperación Aduanera Peruano-Colombiano de 1938, puesto en vigencia por el Decreto Supremo </w:t>
       </w:r>
+      <w:proofErr w:type="spellStart"/>
       <w:r>
         <w:rPr>
           <w:rFonts w:ascii="Arial" w:hAnsi="Arial" w:cs="Arial"/>
@@ -1339,6 +1426,7 @@
         </w:rPr>
         <w:t>°</w:t>
       </w:r>
+      <w:proofErr w:type="spellEnd"/>
       <w:r>
         <w:rPr>
           <w:rFonts w:ascii="Arial" w:hAnsi="Arial" w:cs="Arial"/>
@@ -1377,6 +1465,7 @@
         </w:rPr>
         <w:t xml:space="preserve">Resolución de Superintendencia </w:t>
       </w:r>
+      <w:proofErr w:type="spellStart"/>
       <w:r>
         <w:rPr>
           <w:rFonts w:ascii="Arial" w:hAnsi="Arial" w:cs="Arial"/>
@@ -1404,6 +1493,7 @@
         </w:rPr>
         <w:t>°</w:t>
       </w:r>
+      <w:proofErr w:type="spellEnd"/>
       <w:r>
         <w:rPr>
           <w:rFonts w:ascii="Arial" w:hAnsi="Arial" w:cs="Arial"/>
@@ -1413,6 +1503,7 @@
         </w:rPr>
         <w:t xml:space="preserve"> 247-2025/SUNAT - Procedimiento Especifico DESPA-PE.01.15 (versión 3) Exoneración del IGV e IPM a la Importación de bienes para el consumo en la Amazonía - Ley </w:t>
       </w:r>
+      <w:proofErr w:type="spellStart"/>
       <w:r>
         <w:rPr>
           <w:rFonts w:ascii="Arial" w:hAnsi="Arial" w:cs="Arial"/>
@@ -1440,6 +1531,7 @@
         </w:rPr>
         <w:t>°</w:t>
       </w:r>
+      <w:proofErr w:type="spellEnd"/>
       <w:r>
         <w:rPr>
           <w:rFonts w:ascii="Arial" w:hAnsi="Arial" w:cs="Arial"/>
@@ -1478,6 +1570,7 @@
         </w:rPr>
         <w:t xml:space="preserve">Resolución de Superintendencia </w:t>
       </w:r>
+      <w:proofErr w:type="spellStart"/>
       <w:r>
         <w:rPr>
           <w:rFonts w:ascii="Arial" w:hAnsi="Arial" w:cs="Arial"/>
@@ -1505,6 +1598,7 @@
         </w:rPr>
         <w:t>°</w:t>
       </w:r>
+      <w:proofErr w:type="spellEnd"/>
       <w:r>
         <w:rPr>
           <w:rFonts w:ascii="Arial" w:hAnsi="Arial" w:cs="Arial"/>
@@ -1538,6 +1632,7 @@
         </w:rPr>
         <w:t>{/</w:t>
       </w:r>
+      <w:proofErr w:type="spellStart"/>
       <w:r>
         <w:rPr>
           <w:rFonts w:ascii="Arial" w:hAnsi="Arial" w:cs="Arial"/>
@@ -1546,6 +1641,7 @@
         </w:rPr>
         <w:t>estadoPECOyAMAZONIA</w:t>
       </w:r>
+      <w:proofErr w:type="spellEnd"/>
       <w:r>
         <w:rPr>
           <w:rFonts w:ascii="Arial" w:hAnsi="Arial" w:cs="Arial"/>
@@ -1627,6 +1723,7 @@
         </w:rPr>
         <w:t xml:space="preserve">Ley General de Aduanas, Decreto Legislativo </w:t>
       </w:r>
+      <w:proofErr w:type="spellStart"/>
       <w:r>
         <w:rPr>
           <w:rFonts w:ascii="Arial" w:hAnsi="Arial" w:cs="Arial"/>
@@ -1654,6 +1751,7 @@
         </w:rPr>
         <w:t>°</w:t>
       </w:r>
+      <w:proofErr w:type="spellEnd"/>
       <w:r>
         <w:rPr>
           <w:rFonts w:ascii="Arial" w:hAnsi="Arial" w:cs="Arial"/>
@@ -1710,6 +1808,7 @@
         </w:rPr>
         <w:t xml:space="preserve">de Cooperación Aduanera Peruano-Colombiano de 1938 y su Protocolo Modificatorio, aprobado por Resolución Legislativa </w:t>
       </w:r>
+      <w:proofErr w:type="spellStart"/>
       <w:r>
         <w:rPr>
           <w:rFonts w:ascii="Arial" w:hAnsi="Arial" w:cs="Arial"/>
@@ -1719,6 +1818,7 @@
         </w:rPr>
         <w:t>n.°</w:t>
       </w:r>
+      <w:proofErr w:type="spellEnd"/>
       <w:r>
         <w:rPr>
           <w:rFonts w:ascii="Arial" w:hAnsi="Arial" w:cs="Arial"/>
@@ -1784,6 +1884,7 @@
         </w:rPr>
         <w:t xml:space="preserve">a fin de garantizar el cumplimiento de las obligaciones asumidas por nuestro país en el Convenio de Cooperación Aduanera con Colombia, dictada por Decreto Supremo </w:t>
       </w:r>
+      <w:proofErr w:type="spellStart"/>
       <w:r>
         <w:rPr>
           <w:rFonts w:ascii="Arial" w:hAnsi="Arial" w:cs="Arial"/>
@@ -1793,6 +1894,7 @@
         </w:rPr>
         <w:t>n.°</w:t>
       </w:r>
+      <w:proofErr w:type="spellEnd"/>
       <w:r>
         <w:rPr>
           <w:rFonts w:ascii="Arial" w:hAnsi="Arial" w:cs="Arial"/>
@@ -1840,6 +1942,7 @@
         </w:rPr>
         <w:t xml:space="preserve">Común Anexo al Protocolo Modificatorio del Convenio de Cooperación Aduanera Peruano-Colombiano de 1938, puesto en vigencia por el Decreto Supremo </w:t>
       </w:r>
+      <w:proofErr w:type="spellStart"/>
       <w:r>
         <w:rPr>
           <w:rFonts w:ascii="Arial" w:hAnsi="Arial" w:cs="Arial"/>
@@ -1867,6 +1970,7 @@
         </w:rPr>
         <w:t>°</w:t>
       </w:r>
+      <w:proofErr w:type="spellEnd"/>
       <w:r>
         <w:rPr>
           <w:rFonts w:ascii="Arial" w:hAnsi="Arial" w:cs="Arial"/>
@@ -1905,6 +2009,7 @@
         </w:rPr>
         <w:t xml:space="preserve">Resolución Superintendencia </w:t>
       </w:r>
+      <w:proofErr w:type="spellStart"/>
       <w:r>
         <w:rPr>
           <w:rFonts w:ascii="Arial" w:hAnsi="Arial" w:cs="Arial"/>
@@ -1932,6 +2037,7 @@
         </w:rPr>
         <w:t>°</w:t>
       </w:r>
+      <w:proofErr w:type="spellEnd"/>
       <w:r>
         <w:rPr>
           <w:rFonts w:ascii="Arial" w:hAnsi="Arial" w:cs="Arial"/>
@@ -1965,6 +2071,7 @@
         </w:rPr>
         <w:t>{/</w:t>
       </w:r>
+      <w:proofErr w:type="spellStart"/>
       <w:r>
         <w:rPr>
           <w:rFonts w:ascii="Arial" w:hAnsi="Arial" w:cs="Arial"/>
@@ -1974,6 +2081,7 @@
         </w:rPr>
         <w:t>estadoOnlyPECO</w:t>
       </w:r>
+      <w:proofErr w:type="spellEnd"/>
       <w:r>
         <w:rPr>
           <w:rFonts w:ascii="Arial" w:hAnsi="Arial" w:cs="Arial"/>
@@ -2085,8 +2193,9 @@
           <w:sz w:val="22"/>
           <w:szCs w:val="22"/>
         </w:rPr>
-        <w:t>{fromDam-fechaNumeracion</w:t>
-      </w:r>
+        <w:t>{</w:t>
+      </w:r>
+      <w:proofErr w:type="spellStart"/>
       <w:r>
         <w:rPr>
           <w:rFonts w:ascii="Arial" w:hAnsi="Arial" w:cs="Arial"/>
@@ -2096,8 +2205,20 @@
           <w:sz w:val="22"/>
           <w:szCs w:val="22"/>
         </w:rPr>
+        <w:t>fromDam-fechaNumeracion</w:t>
+      </w:r>
+      <w:r>
+        <w:rPr>
+          <w:rFonts w:ascii="Arial" w:hAnsi="Arial" w:cs="Arial"/>
+          <w:b/>
+          <w:bCs/>
+          <w:color w:val="FF0000"/>
+          <w:sz w:val="22"/>
+          <w:szCs w:val="22"/>
+        </w:rPr>
         <w:t>RRR</w:t>
       </w:r>
+      <w:proofErr w:type="spellEnd"/>
       <w:r>
         <w:rPr>
           <w:rFonts w:ascii="Arial" w:hAnsi="Arial" w:cs="Arial"/>
@@ -2117,6 +2238,7 @@
         </w:rPr>
         <w:t>{</w:t>
       </w:r>
+      <w:proofErr w:type="spellStart"/>
       <w:r>
         <w:rPr>
           <w:rFonts w:ascii="Arial" w:hAnsi="Arial" w:cs="Arial"/>
@@ -2125,6 +2247,7 @@
         </w:rPr>
         <w:t>fromDam-fechaNumeracion</w:t>
       </w:r>
+      <w:proofErr w:type="spellEnd"/>
       <w:r>
         <w:rPr>
           <w:rFonts w:ascii="Arial" w:hAnsi="Arial" w:cs="Arial"/>
@@ -2149,6 +2272,7 @@
         </w:rPr>
         <w:t>{</w:t>
       </w:r>
+      <w:proofErr w:type="spellStart"/>
       <w:r>
         <w:rPr>
           <w:rFonts w:ascii="Arial" w:hAnsi="Arial" w:cs="Arial"/>
@@ -2157,6 +2281,7 @@
         </w:rPr>
         <w:t>fromDam-agenteAduana</w:t>
       </w:r>
+      <w:proofErr w:type="spellEnd"/>
       <w:r>
         <w:rPr>
           <w:rFonts w:ascii="Arial" w:hAnsi="Arial" w:cs="Arial"/>
@@ -2174,7 +2299,31 @@
           <w:sz w:val="22"/>
           <w:szCs w:val="22"/>
         </w:rPr>
-        <w:t xml:space="preserve">{fromDam-agenteAduanaRRR} </w:t>
+        <w:t>{</w:t>
+      </w:r>
+      <w:proofErr w:type="spellStart"/>
+      <w:r>
+        <w:rPr>
+          <w:rFonts w:ascii="Arial" w:hAnsi="Arial" w:cs="Arial"/>
+          <w:b/>
+          <w:bCs/>
+          <w:color w:val="FF0000"/>
+          <w:sz w:val="22"/>
+          <w:szCs w:val="22"/>
+        </w:rPr>
+        <w:t>fromDam-agenteAduanaRRR</w:t>
+      </w:r>
+      <w:proofErr w:type="spellEnd"/>
+      <w:r>
+        <w:rPr>
+          <w:rFonts w:ascii="Arial" w:hAnsi="Arial" w:cs="Arial"/>
+          <w:b/>
+          <w:bCs/>
+          <w:color w:val="FF0000"/>
+          <w:sz w:val="22"/>
+          <w:szCs w:val="22"/>
+        </w:rPr>
+        <w:t xml:space="preserve">} </w:t>
       </w:r>
       <w:r>
         <w:rPr>
@@ -2190,7 +2339,25 @@
           <w:sz w:val="22"/>
           <w:szCs w:val="22"/>
         </w:rPr>
-        <w:t>{fromDam-nombreEmpresa}</w:t>
+        <w:t>{</w:t>
+      </w:r>
+      <w:proofErr w:type="spellStart"/>
+      <w:r>
+        <w:rPr>
+          <w:rFonts w:ascii="Arial" w:hAnsi="Arial" w:cs="Arial"/>
+          <w:sz w:val="22"/>
+          <w:szCs w:val="22"/>
+        </w:rPr>
+        <w:t>fromDam-nombreEmpresa</w:t>
+      </w:r>
+      <w:proofErr w:type="spellEnd"/>
+      <w:r>
+        <w:rPr>
+          <w:rFonts w:ascii="Arial" w:hAnsi="Arial" w:cs="Arial"/>
+          <w:sz w:val="22"/>
+          <w:szCs w:val="22"/>
+        </w:rPr>
+        <w:t>}</w:t>
       </w:r>
       <w:r>
         <w:rPr>
@@ -2201,7 +2368,31 @@
           <w:sz w:val="22"/>
           <w:szCs w:val="22"/>
         </w:rPr>
-        <w:t>{fromDam-nombreEmpresaRRR}</w:t>
+        <w:t>{</w:t>
+      </w:r>
+      <w:proofErr w:type="spellStart"/>
+      <w:r>
+        <w:rPr>
+          <w:rFonts w:ascii="Arial" w:hAnsi="Arial" w:cs="Arial"/>
+          <w:b/>
+          <w:bCs/>
+          <w:color w:val="FF0000"/>
+          <w:sz w:val="22"/>
+          <w:szCs w:val="22"/>
+        </w:rPr>
+        <w:t>fromDam-nombreEmpresaRRR</w:t>
+      </w:r>
+      <w:proofErr w:type="spellEnd"/>
+      <w:r>
+        <w:rPr>
+          <w:rFonts w:ascii="Arial" w:hAnsi="Arial" w:cs="Arial"/>
+          <w:b/>
+          <w:bCs/>
+          <w:color w:val="FF0000"/>
+          <w:sz w:val="22"/>
+          <w:szCs w:val="22"/>
+        </w:rPr>
+        <w:t>}</w:t>
       </w:r>
       <w:r>
         <w:rPr>
@@ -2243,7 +2434,25 @@
           <w:sz w:val="22"/>
           <w:szCs w:val="22"/>
         </w:rPr>
-        <w:t>{fromDam-aduanaNumeracion}</w:t>
+        <w:t>{</w:t>
+      </w:r>
+      <w:proofErr w:type="spellStart"/>
+      <w:r>
+        <w:rPr>
+          <w:rFonts w:ascii="Arial" w:hAnsi="Arial" w:cs="Arial"/>
+          <w:sz w:val="22"/>
+          <w:szCs w:val="22"/>
+        </w:rPr>
+        <w:t>fromDam-aduanaNumeracion</w:t>
+      </w:r>
+      <w:proofErr w:type="spellEnd"/>
+      <w:r>
+        <w:rPr>
+          <w:rFonts w:ascii="Arial" w:hAnsi="Arial" w:cs="Arial"/>
+          <w:sz w:val="22"/>
+          <w:szCs w:val="22"/>
+        </w:rPr>
+        <w:t>}</w:t>
       </w:r>
       <w:r>
         <w:rPr>
@@ -2254,15 +2463,39 @@
           <w:sz w:val="22"/>
           <w:szCs w:val="22"/>
         </w:rPr>
-        <w:t>{fromDam-aduanaNumeracionRRR}</w:t>
-      </w:r>
-      <w:r>
-        <w:rPr>
-          <w:rFonts w:ascii="Arial" w:hAnsi="Arial" w:cs="Arial"/>
+        <w:t>{</w:t>
+      </w:r>
+      <w:proofErr w:type="spellStart"/>
+      <w:r>
+        <w:rPr>
+          <w:rFonts w:ascii="Arial" w:hAnsi="Arial" w:cs="Arial"/>
+          <w:b/>
+          <w:bCs/>
           <w:color w:val="FF0000"/>
           <w:sz w:val="22"/>
           <w:szCs w:val="22"/>
         </w:rPr>
+        <w:t>fromDam-aduanaNumeracionRRR</w:t>
+      </w:r>
+      <w:proofErr w:type="spellEnd"/>
+      <w:r>
+        <w:rPr>
+          <w:rFonts w:ascii="Arial" w:hAnsi="Arial" w:cs="Arial"/>
+          <w:b/>
+          <w:bCs/>
+          <w:color w:val="FF0000"/>
+          <w:sz w:val="22"/>
+          <w:szCs w:val="22"/>
+        </w:rPr>
+        <w:t>}</w:t>
+      </w:r>
+      <w:r>
+        <w:rPr>
+          <w:rFonts w:ascii="Arial" w:hAnsi="Arial" w:cs="Arial"/>
+          <w:color w:val="FF0000"/>
+          <w:sz w:val="22"/>
+          <w:szCs w:val="22"/>
+        </w:rPr>
         <w:t xml:space="preserve"> </w:t>
       </w:r>
       <w:r>
@@ -2302,7 +2535,25 @@
           <w:sz w:val="22"/>
           <w:szCs w:val="22"/>
         </w:rPr>
-        <w:t>{fromDam-numeroDam}</w:t>
+        <w:t>{</w:t>
+      </w:r>
+      <w:proofErr w:type="spellStart"/>
+      <w:r>
+        <w:rPr>
+          <w:rFonts w:ascii="Arial" w:hAnsi="Arial" w:cs="Arial"/>
+          <w:sz w:val="22"/>
+          <w:szCs w:val="22"/>
+        </w:rPr>
+        <w:t>fromDam-numeroDam</w:t>
+      </w:r>
+      <w:proofErr w:type="spellEnd"/>
+      <w:r>
+        <w:rPr>
+          <w:rFonts w:ascii="Arial" w:hAnsi="Arial" w:cs="Arial"/>
+          <w:sz w:val="22"/>
+          <w:szCs w:val="22"/>
+        </w:rPr>
+        <w:t>}</w:t>
       </w:r>
       <w:r>
         <w:rPr>
@@ -2313,7 +2564,31 @@
           <w:sz w:val="22"/>
           <w:szCs w:val="22"/>
         </w:rPr>
-        <w:t>{fromDam-numeroDamRRR}</w:t>
+        <w:t>{</w:t>
+      </w:r>
+      <w:proofErr w:type="spellStart"/>
+      <w:r>
+        <w:rPr>
+          <w:rFonts w:ascii="Arial" w:hAnsi="Arial" w:cs="Arial"/>
+          <w:b/>
+          <w:bCs/>
+          <w:color w:val="FF0000"/>
+          <w:sz w:val="22"/>
+          <w:szCs w:val="22"/>
+        </w:rPr>
+        <w:t>fromDam-numeroDamRRR</w:t>
+      </w:r>
+      <w:proofErr w:type="spellEnd"/>
+      <w:r>
+        <w:rPr>
+          <w:rFonts w:ascii="Arial" w:hAnsi="Arial" w:cs="Arial"/>
+          <w:b/>
+          <w:bCs/>
+          <w:color w:val="FF0000"/>
+          <w:sz w:val="22"/>
+          <w:szCs w:val="22"/>
+        </w:rPr>
+        <w:t>}</w:t>
       </w:r>
       <w:r>
         <w:rPr>
@@ -2329,7 +2604,25 @@
           <w:sz w:val="22"/>
           <w:szCs w:val="22"/>
         </w:rPr>
-        <w:t>{fromDam-cantBultosTexto}</w:t>
+        <w:t>{</w:t>
+      </w:r>
+      <w:proofErr w:type="spellStart"/>
+      <w:r>
+        <w:rPr>
+          <w:rFonts w:ascii="Arial" w:hAnsi="Arial" w:cs="Arial"/>
+          <w:sz w:val="22"/>
+          <w:szCs w:val="22"/>
+        </w:rPr>
+        <w:t>fromDam-cantBultosTexto</w:t>
+      </w:r>
+      <w:proofErr w:type="spellEnd"/>
+      <w:r>
+        <w:rPr>
+          <w:rFonts w:ascii="Arial" w:hAnsi="Arial" w:cs="Arial"/>
+          <w:sz w:val="22"/>
+          <w:szCs w:val="22"/>
+        </w:rPr>
+        <w:t>}</w:t>
       </w:r>
       <w:r>
         <w:rPr>
@@ -2340,7 +2633,31 @@
           <w:sz w:val="22"/>
           <w:szCs w:val="22"/>
         </w:rPr>
-        <w:t xml:space="preserve">{fromDam-cantBultosTextoRRR} </w:t>
+        <w:t>{</w:t>
+      </w:r>
+      <w:proofErr w:type="spellStart"/>
+      <w:r>
+        <w:rPr>
+          <w:rFonts w:ascii="Arial" w:hAnsi="Arial" w:cs="Arial"/>
+          <w:b/>
+          <w:bCs/>
+          <w:color w:val="FF0000"/>
+          <w:sz w:val="22"/>
+          <w:szCs w:val="22"/>
+        </w:rPr>
+        <w:t>fromDam-cantBultosTextoRRR</w:t>
+      </w:r>
+      <w:proofErr w:type="spellEnd"/>
+      <w:r>
+        <w:rPr>
+          <w:rFonts w:ascii="Arial" w:hAnsi="Arial" w:cs="Arial"/>
+          <w:b/>
+          <w:bCs/>
+          <w:color w:val="FF0000"/>
+          <w:sz w:val="22"/>
+          <w:szCs w:val="22"/>
+        </w:rPr>
+        <w:t xml:space="preserve">} </w:t>
       </w:r>
       <w:r>
         <w:rPr>
@@ -2356,7 +2673,25 @@
           <w:sz w:val="22"/>
           <w:szCs w:val="22"/>
         </w:rPr>
-        <w:t>{fromDam-cantBultosNumero}</w:t>
+        <w:t>{</w:t>
+      </w:r>
+      <w:proofErr w:type="spellStart"/>
+      <w:r>
+        <w:rPr>
+          <w:rFonts w:ascii="Arial" w:hAnsi="Arial" w:cs="Arial"/>
+          <w:sz w:val="22"/>
+          <w:szCs w:val="22"/>
+        </w:rPr>
+        <w:t>fromDam-cantBultosNumero</w:t>
+      </w:r>
+      <w:proofErr w:type="spellEnd"/>
+      <w:r>
+        <w:rPr>
+          <w:rFonts w:ascii="Arial" w:hAnsi="Arial" w:cs="Arial"/>
+          <w:sz w:val="22"/>
+          <w:szCs w:val="22"/>
+        </w:rPr>
+        <w:t>}</w:t>
       </w:r>
       <w:r>
         <w:rPr>
@@ -2372,7 +2707,25 @@
           <w:sz w:val="22"/>
           <w:szCs w:val="22"/>
         </w:rPr>
-        <w:t>{fromDam-descripcionMerca}</w:t>
+        <w:t>{</w:t>
+      </w:r>
+      <w:proofErr w:type="spellStart"/>
+      <w:r>
+        <w:rPr>
+          <w:rFonts w:ascii="Arial" w:hAnsi="Arial" w:cs="Arial"/>
+          <w:sz w:val="22"/>
+          <w:szCs w:val="22"/>
+        </w:rPr>
+        <w:t>fromDam-descripcionMerca</w:t>
+      </w:r>
+      <w:proofErr w:type="spellEnd"/>
+      <w:r>
+        <w:rPr>
+          <w:rFonts w:ascii="Arial" w:hAnsi="Arial" w:cs="Arial"/>
+          <w:sz w:val="22"/>
+          <w:szCs w:val="22"/>
+        </w:rPr>
+        <w:t>}</w:t>
       </w:r>
       <w:r>
         <w:rPr>
@@ -2383,8 +2736,9 @@
           <w:sz w:val="22"/>
           <w:szCs w:val="22"/>
         </w:rPr>
-        <w:t>{from</w:t>
-      </w:r>
+        <w:t>{</w:t>
+      </w:r>
+      <w:proofErr w:type="spellStart"/>
       <w:r>
         <w:rPr>
           <w:rFonts w:ascii="Arial" w:hAnsi="Arial" w:cs="Arial"/>
@@ -2394,6 +2748,17 @@
           <w:sz w:val="22"/>
           <w:szCs w:val="22"/>
         </w:rPr>
+        <w:t>from</w:t>
+      </w:r>
+      <w:r>
+        <w:rPr>
+          <w:rFonts w:ascii="Arial" w:hAnsi="Arial" w:cs="Arial"/>
+          <w:b/>
+          <w:bCs/>
+          <w:color w:val="FF0000"/>
+          <w:sz w:val="22"/>
+          <w:szCs w:val="22"/>
+        </w:rPr>
         <w:t>D</w:t>
       </w:r>
       <w:r>
@@ -2440,6 +2805,7 @@
         </w:rPr>
         <w:t>RRR</w:t>
       </w:r>
+      <w:proofErr w:type="spellEnd"/>
       <w:r>
         <w:rPr>
           <w:rFonts w:ascii="Arial" w:hAnsi="Arial" w:cs="Arial"/>
@@ -2465,7 +2831,25 @@
           <w:sz w:val="22"/>
           <w:szCs w:val="22"/>
         </w:rPr>
-        <w:t>{fromDam-rangoSeriesAcogida}</w:t>
+        <w:t>{</w:t>
+      </w:r>
+      <w:proofErr w:type="spellStart"/>
+      <w:r>
+        <w:rPr>
+          <w:rFonts w:ascii="Arial" w:hAnsi="Arial" w:cs="Arial"/>
+          <w:sz w:val="22"/>
+          <w:szCs w:val="22"/>
+        </w:rPr>
+        <w:t>fromDam-rangoSeriesAcogida</w:t>
+      </w:r>
+      <w:proofErr w:type="spellEnd"/>
+      <w:r>
+        <w:rPr>
+          <w:rFonts w:ascii="Arial" w:hAnsi="Arial" w:cs="Arial"/>
+          <w:sz w:val="22"/>
+          <w:szCs w:val="22"/>
+        </w:rPr>
+        <w:t>}</w:t>
       </w:r>
       <w:r>
         <w:rPr>
@@ -2476,7 +2860,31 @@
           <w:sz w:val="22"/>
           <w:szCs w:val="22"/>
         </w:rPr>
-        <w:t xml:space="preserve">{fromDam-rangoSeriesAcogidaRRR} </w:t>
+        <w:t>{</w:t>
+      </w:r>
+      <w:proofErr w:type="spellStart"/>
+      <w:r>
+        <w:rPr>
+          <w:rFonts w:ascii="Arial" w:hAnsi="Arial" w:cs="Arial"/>
+          <w:b/>
+          <w:bCs/>
+          <w:color w:val="FF0000"/>
+          <w:sz w:val="22"/>
+          <w:szCs w:val="22"/>
+        </w:rPr>
+        <w:t>fromDam-rangoSeriesAcogidaRRR</w:t>
+      </w:r>
+      <w:proofErr w:type="spellEnd"/>
+      <w:r>
+        <w:rPr>
+          <w:rFonts w:ascii="Arial" w:hAnsi="Arial" w:cs="Arial"/>
+          <w:b/>
+          <w:bCs/>
+          <w:color w:val="FF0000"/>
+          <w:sz w:val="22"/>
+          <w:szCs w:val="22"/>
+        </w:rPr>
+        <w:t xml:space="preserve">} </w:t>
       </w:r>
       <w:r>
         <w:rPr>
@@ -2592,6 +3000,7 @@
           <w:shd w:val="clear" w:color="auto" w:fill="FAF9F8"/>
         </w:rPr>
       </w:pPr>
+      <w:proofErr w:type="spellStart"/>
       <w:r>
         <w:rPr>
           <w:rFonts w:ascii="Arial" w:hAnsi="Arial" w:cs="Arial"/>
@@ -2601,6 +3010,7 @@
         </w:rPr>
         <w:t>El</w:t>
       </w:r>
+      <w:proofErr w:type="spellEnd"/>
       <w:r>
         <w:rPr>
           <w:rFonts w:ascii="Arial" w:hAnsi="Arial" w:cs="Arial"/>
@@ -2811,7 +3221,25 @@
           <w:sz w:val="22"/>
           <w:szCs w:val="22"/>
         </w:rPr>
-        <w:t>{/estadoOnlyAMAZONIA}</w:t>
+        <w:t>{/</w:t>
+      </w:r>
+      <w:proofErr w:type="spellStart"/>
+      <w:r>
+        <w:rPr>
+          <w:rFonts w:ascii="Arial" w:hAnsi="Arial" w:cs="Arial"/>
+          <w:sz w:val="22"/>
+          <w:szCs w:val="22"/>
+        </w:rPr>
+        <w:t>estadoOnlyAMAZONIA</w:t>
+      </w:r>
+      <w:proofErr w:type="spellEnd"/>
+      <w:r>
+        <w:rPr>
+          <w:rFonts w:ascii="Arial" w:hAnsi="Arial" w:cs="Arial"/>
+          <w:sz w:val="22"/>
+          <w:szCs w:val="22"/>
+        </w:rPr>
+        <w:t>}</w:t>
       </w:r>
     </w:p>
     <w:p>
@@ -2855,6 +3283,7 @@
           <w:shd w:val="clear" w:color="auto" w:fill="FAF9F8"/>
         </w:rPr>
       </w:pPr>
+      <w:proofErr w:type="spellStart"/>
       <w:r>
         <w:rPr>
           <w:rFonts w:ascii="Arial" w:hAnsi="Arial" w:cs="Arial"/>
@@ -2863,7 +3292,17 @@
           <w:shd w:val="clear" w:color="auto" w:fill="FAF9F8"/>
         </w:rPr>
         <w:lastRenderedPageBreak/>
-        <w:t xml:space="preserve">El </w:t>
+        <w:t>El</w:t>
+      </w:r>
+      <w:proofErr w:type="spellEnd"/>
+      <w:r>
+        <w:rPr>
+          <w:rFonts w:ascii="Arial" w:hAnsi="Arial" w:cs="Arial"/>
+          <w:sz w:val="22"/>
+          <w:szCs w:val="22"/>
+          <w:shd w:val="clear" w:color="auto" w:fill="FAF9F8"/>
+        </w:rPr>
+        <w:t xml:space="preserve"> </w:t>
       </w:r>
       <w:r>
         <w:rPr>
@@ -2924,7 +3363,25 @@
           <w:sz w:val="22"/>
           <w:szCs w:val="22"/>
         </w:rPr>
-        <w:t>, correspondientes a la importación señalada en el considerando anterior, siendo abonados a la “Sub-Cuenta Especial Tesoro Público – D.S. n.º 015-94-EF” el importe de S/ {textoTotReguPECO} y, a la “Sub-Cuenta Especial Tesoro Público Ley n.º</w:t>
+        <w:t>, correspondientes a la importación señalada en el considerando anterior, siendo abonados a la “Sub-Cuenta Especial Tesoro Público – D.S. n.º 015-94-EF” el importe de S/ {</w:t>
+      </w:r>
+      <w:proofErr w:type="spellStart"/>
+      <w:r>
+        <w:rPr>
+          <w:rFonts w:ascii="Arial" w:hAnsi="Arial" w:cs="Arial"/>
+          <w:sz w:val="22"/>
+          <w:szCs w:val="22"/>
+        </w:rPr>
+        <w:t>textoTotReguPECO</w:t>
+      </w:r>
+      <w:proofErr w:type="spellEnd"/>
+      <w:r>
+        <w:rPr>
+          <w:rFonts w:ascii="Arial" w:hAnsi="Arial" w:cs="Arial"/>
+          <w:sz w:val="22"/>
+          <w:szCs w:val="22"/>
+        </w:rPr>
+        <w:t>} y, a la “Sub-Cuenta Especial Tesoro Público Ley n.º</w:t>
       </w:r>
       <w:r>
         <w:rPr>
@@ -3002,7 +3459,25 @@
           <w:sz w:val="22"/>
           <w:szCs w:val="22"/>
         </w:rPr>
-        <w:t>{/estadoPECOyAMAZONIA}</w:t>
+        <w:t>{/</w:t>
+      </w:r>
+      <w:proofErr w:type="spellStart"/>
+      <w:r>
+        <w:rPr>
+          <w:rFonts w:ascii="Arial" w:hAnsi="Arial" w:cs="Arial"/>
+          <w:sz w:val="22"/>
+          <w:szCs w:val="22"/>
+        </w:rPr>
+        <w:t>estadoPECOyAMAZONIA</w:t>
+      </w:r>
+      <w:proofErr w:type="spellEnd"/>
+      <w:r>
+        <w:rPr>
+          <w:rFonts w:ascii="Arial" w:hAnsi="Arial" w:cs="Arial"/>
+          <w:sz w:val="22"/>
+          <w:szCs w:val="22"/>
+        </w:rPr>
+        <w:t>}</w:t>
       </w:r>
     </w:p>
     <w:p>
@@ -3047,13 +3522,23 @@
           <w:shd w:val="clear" w:color="auto" w:fill="FAF9F8"/>
         </w:rPr>
       </w:pPr>
-      <w:r>
-        <w:rPr>
-          <w:rFonts w:ascii="Arial" w:hAnsi="Arial" w:cs="Arial"/>
-          <w:sz w:val="22"/>
-          <w:szCs w:val="22"/>
-        </w:rPr>
-        <w:t>El {fromDam-fechaCancelacionTributos}</w:t>
+      <w:proofErr w:type="spellStart"/>
+      <w:r>
+        <w:rPr>
+          <w:rFonts w:ascii="Arial" w:hAnsi="Arial" w:cs="Arial"/>
+          <w:sz w:val="22"/>
+          <w:szCs w:val="22"/>
+        </w:rPr>
+        <w:t>El</w:t>
+      </w:r>
+      <w:proofErr w:type="spellEnd"/>
+      <w:r>
+        <w:rPr>
+          <w:rFonts w:ascii="Arial" w:hAnsi="Arial" w:cs="Arial"/>
+          <w:sz w:val="22"/>
+          <w:szCs w:val="22"/>
+        </w:rPr>
+        <w:t xml:space="preserve"> {fromDam-fechaCancelacionTributos}</w:t>
       </w:r>
       <w:r>
         <w:rPr>
@@ -3106,7 +3591,25 @@
           <w:sz w:val="22"/>
           <w:szCs w:val="22"/>
         </w:rPr>
-        <w:t>, correspondientes a la importación señalada en el considerando anterior, siendo abonados a la “Sub-Cuenta Especial Tesoro Público – D.S. n.º 015-94-EF” el importe de S/ {textoTotReguPECO} en cumplimiento de la Resolución Ministerial n.º</w:t>
+        <w:t>, correspondientes a la importación señalada en el considerando anterior, siendo abonados a la “Sub-Cuenta Especial Tesoro Público – D.S. n.º 015-94-EF” el importe de S/ {</w:t>
+      </w:r>
+      <w:proofErr w:type="spellStart"/>
+      <w:r>
+        <w:rPr>
+          <w:rFonts w:ascii="Arial" w:hAnsi="Arial" w:cs="Arial"/>
+          <w:sz w:val="22"/>
+          <w:szCs w:val="22"/>
+        </w:rPr>
+        <w:t>textoTotReguPECO</w:t>
+      </w:r>
+      <w:proofErr w:type="spellEnd"/>
+      <w:r>
+        <w:rPr>
+          <w:rFonts w:ascii="Arial" w:hAnsi="Arial" w:cs="Arial"/>
+          <w:sz w:val="22"/>
+          <w:szCs w:val="22"/>
+        </w:rPr>
+        <w:t>} en cumplimiento de la Resolución Ministerial n.º</w:t>
       </w:r>
       <w:r>
         <w:rPr>
@@ -3159,7 +3662,25 @@
           <w:sz w:val="22"/>
           <w:szCs w:val="22"/>
         </w:rPr>
-        <w:t>{/estadoOnlyPECO}</w:t>
+        <w:t>{/</w:t>
+      </w:r>
+      <w:proofErr w:type="spellStart"/>
+      <w:r>
+        <w:rPr>
+          <w:rFonts w:ascii="Arial" w:hAnsi="Arial" w:cs="Arial"/>
+          <w:sz w:val="22"/>
+          <w:szCs w:val="22"/>
+        </w:rPr>
+        <w:t>estadoOnlyPECO</w:t>
+      </w:r>
+      <w:proofErr w:type="spellEnd"/>
+      <w:r>
+        <w:rPr>
+          <w:rFonts w:ascii="Arial" w:hAnsi="Arial" w:cs="Arial"/>
+          <w:sz w:val="22"/>
+          <w:szCs w:val="22"/>
+        </w:rPr>
+        <w:t>}</w:t>
       </w:r>
     </w:p>
     <w:bookmarkEnd w:id="2"/>
@@ -3355,7 +3876,25 @@
           <w:sz w:val="22"/>
           <w:szCs w:val="22"/>
         </w:rPr>
-        <w:t>{fromDam-nombreEmpresa}</w:t>
+        <w:t>{</w:t>
+      </w:r>
+      <w:proofErr w:type="spellStart"/>
+      <w:r>
+        <w:rPr>
+          <w:rFonts w:ascii="Arial" w:hAnsi="Arial" w:cs="Arial"/>
+          <w:sz w:val="22"/>
+          <w:szCs w:val="22"/>
+        </w:rPr>
+        <w:t>fromDam-nombreEmpresa</w:t>
+      </w:r>
+      <w:proofErr w:type="spellEnd"/>
+      <w:r>
+        <w:rPr>
+          <w:rFonts w:ascii="Arial" w:hAnsi="Arial" w:cs="Arial"/>
+          <w:sz w:val="22"/>
+          <w:szCs w:val="22"/>
+        </w:rPr>
+        <w:t>}</w:t>
       </w:r>
       <w:r>
         <w:rPr>
@@ -3366,7 +3905,31 @@
           <w:sz w:val="22"/>
           <w:szCs w:val="22"/>
         </w:rPr>
-        <w:t>{fromDam-nombreEmpresaRRR}</w:t>
+        <w:t>{</w:t>
+      </w:r>
+      <w:proofErr w:type="spellStart"/>
+      <w:r>
+        <w:rPr>
+          <w:rFonts w:ascii="Arial" w:hAnsi="Arial" w:cs="Arial"/>
+          <w:b/>
+          <w:bCs/>
+          <w:color w:val="FF0000"/>
+          <w:sz w:val="22"/>
+          <w:szCs w:val="22"/>
+        </w:rPr>
+        <w:t>fromDam-nombreEmpresaRRR</w:t>
+      </w:r>
+      <w:proofErr w:type="spellEnd"/>
+      <w:r>
+        <w:rPr>
+          <w:rFonts w:ascii="Arial" w:hAnsi="Arial" w:cs="Arial"/>
+          <w:b/>
+          <w:bCs/>
+          <w:color w:val="FF0000"/>
+          <w:sz w:val="22"/>
+          <w:szCs w:val="22"/>
+        </w:rPr>
+        <w:t>}</w:t>
       </w:r>
       <w:r>
         <w:rPr>
@@ -3450,13 +4013,23 @@
         </w:rPr>
         <w:t xml:space="preserve">{cuadroPedoAmazonia-numeroConfirmacionRRR} </w:t>
       </w:r>
-      <w:r>
-        <w:rPr>
-          <w:rFonts w:ascii="Arial" w:hAnsi="Arial" w:cs="Arial"/>
-          <w:sz w:val="22"/>
-          <w:szCs w:val="22"/>
-        </w:rPr>
-        <w:t xml:space="preserve">del </w:t>
+      <w:proofErr w:type="spellStart"/>
+      <w:r>
+        <w:rPr>
+          <w:rFonts w:ascii="Arial" w:hAnsi="Arial" w:cs="Arial"/>
+          <w:sz w:val="22"/>
+          <w:szCs w:val="22"/>
+        </w:rPr>
+        <w:t>del</w:t>
+      </w:r>
+      <w:proofErr w:type="spellEnd"/>
+      <w:r>
+        <w:rPr>
+          <w:rFonts w:ascii="Arial" w:hAnsi="Arial" w:cs="Arial"/>
+          <w:sz w:val="22"/>
+          <w:szCs w:val="22"/>
+        </w:rPr>
+        <w:t xml:space="preserve"> </w:t>
       </w:r>
       <w:r>
         <w:rPr>
@@ -3625,22 +4198,74 @@
           <w:sz w:val="22"/>
           <w:szCs w:val="22"/>
         </w:rPr>
-        <w:t>{fromInputs-fechaCorreoCecaRRR}</w:t>
-      </w:r>
+        <w:t>{</w:t>
+      </w:r>
+      <w:proofErr w:type="spellStart"/>
       <w:r>
         <w:rPr>
           <w:rFonts w:ascii="Arial" w:eastAsiaTheme="minorHAnsi" w:hAnsi="Arial" w:cs="Arial"/>
+          <w:b/>
+          <w:bCs/>
+          <w:i w:val="0"/>
+          <w:iCs w:val="0"/>
+          <w:color w:val="FF0000"/>
+          <w:sz w:val="22"/>
+          <w:szCs w:val="22"/>
+        </w:rPr>
+        <w:t>fromInputs-fechaCorreoCecaRRR</w:t>
+      </w:r>
+      <w:proofErr w:type="spellEnd"/>
+      <w:r>
+        <w:rPr>
+          <w:rFonts w:ascii="Arial" w:eastAsiaTheme="minorHAnsi" w:hAnsi="Arial" w:cs="Arial"/>
+          <w:b/>
+          <w:bCs/>
+          <w:i w:val="0"/>
+          <w:iCs w:val="0"/>
+          <w:color w:val="FF0000"/>
+          <w:sz w:val="22"/>
+          <w:szCs w:val="22"/>
+        </w:rPr>
+        <w:t>}</w:t>
+      </w:r>
+      <w:r>
+        <w:rPr>
+          <w:rFonts w:ascii="Arial" w:eastAsiaTheme="minorHAnsi" w:hAnsi="Arial" w:cs="Arial"/>
           <w:i w:val="0"/>
           <w:iCs w:val="0"/>
           <w:color w:val="auto"/>
           <w:sz w:val="22"/>
           <w:szCs w:val="22"/>
         </w:rPr>
-        <w:t xml:space="preserve">{fromInputs-fechaCorreoCeca}, se comunicó al solicitante a la dirección de correo electrónico </w:t>
-      </w:r>
+        <w:t>{</w:t>
+      </w:r>
+      <w:proofErr w:type="spellStart"/>
       <w:r>
         <w:rPr>
           <w:rFonts w:ascii="Arial" w:eastAsiaTheme="minorHAnsi" w:hAnsi="Arial" w:cs="Arial"/>
+          <w:i w:val="0"/>
+          <w:iCs w:val="0"/>
+          <w:color w:val="auto"/>
+          <w:sz w:val="22"/>
+          <w:szCs w:val="22"/>
+        </w:rPr>
+        <w:t>fromInputs-fechaCorreoCeca</w:t>
+      </w:r>
+      <w:proofErr w:type="spellEnd"/>
+      <w:r>
+        <w:rPr>
+          <w:rFonts w:ascii="Arial" w:eastAsiaTheme="minorHAnsi" w:hAnsi="Arial" w:cs="Arial"/>
+          <w:i w:val="0"/>
+          <w:iCs w:val="0"/>
+          <w:color w:val="auto"/>
+          <w:sz w:val="22"/>
+          <w:szCs w:val="22"/>
+        </w:rPr>
+        <w:t xml:space="preserve">}, se comunicó al solicitante a la dirección de correo electrónico </w:t>
+      </w:r>
+      <w:r>
+        <w:rPr>
+          <w:rFonts w:ascii="Arial" w:eastAsiaTheme="minorHAnsi" w:hAnsi="Arial" w:cs="Arial"/>
           <w:b/>
           <w:bCs/>
           <w:i w:val="0"/>
@@ -3649,18 +4274,94 @@
           <w:sz w:val="22"/>
           <w:szCs w:val="22"/>
         </w:rPr>
-        <w:t>{fromInputs-correoCecaRRR}</w:t>
-      </w:r>
+        <w:t>{</w:t>
+      </w:r>
+      <w:proofErr w:type="spellStart"/>
       <w:r>
         <w:rPr>
           <w:rFonts w:ascii="Arial" w:eastAsiaTheme="minorHAnsi" w:hAnsi="Arial" w:cs="Arial"/>
+          <w:b/>
+          <w:bCs/>
+          <w:i w:val="0"/>
+          <w:iCs w:val="0"/>
+          <w:color w:val="FF0000"/>
+          <w:sz w:val="22"/>
+          <w:szCs w:val="22"/>
+        </w:rPr>
+        <w:t>fromInputs-correoCecaRRR</w:t>
+      </w:r>
+      <w:proofErr w:type="spellEnd"/>
+      <w:r>
+        <w:rPr>
+          <w:rFonts w:ascii="Arial" w:eastAsiaTheme="minorHAnsi" w:hAnsi="Arial" w:cs="Arial"/>
+          <w:b/>
+          <w:bCs/>
+          <w:i w:val="0"/>
+          <w:iCs w:val="0"/>
+          <w:color w:val="FF0000"/>
+          <w:sz w:val="22"/>
+          <w:szCs w:val="22"/>
+        </w:rPr>
+        <w:t>}</w:t>
+      </w:r>
+      <w:r>
+        <w:rPr>
+          <w:rFonts w:ascii="Arial" w:eastAsiaTheme="minorHAnsi" w:hAnsi="Arial" w:cs="Arial"/>
           <w:i w:val="0"/>
           <w:iCs w:val="0"/>
           <w:color w:val="auto"/>
           <w:sz w:val="22"/>
           <w:szCs w:val="22"/>
         </w:rPr>
-        <w:t>{fromInputs-correoCeca}; la programación de reconocimiento físico conforme {textoProceReco}</w:t>
+        <w:t>{</w:t>
+      </w:r>
+      <w:proofErr w:type="spellStart"/>
+      <w:r>
+        <w:rPr>
+          <w:rFonts w:ascii="Arial" w:eastAsiaTheme="minorHAnsi" w:hAnsi="Arial" w:cs="Arial"/>
+          <w:i w:val="0"/>
+          <w:iCs w:val="0"/>
+          <w:color w:val="auto"/>
+          <w:sz w:val="22"/>
+          <w:szCs w:val="22"/>
+        </w:rPr>
+        <w:t>fromInputs-correoCeca</w:t>
+      </w:r>
+      <w:proofErr w:type="spellEnd"/>
+      <w:r>
+        <w:rPr>
+          <w:rFonts w:ascii="Arial" w:eastAsiaTheme="minorHAnsi" w:hAnsi="Arial" w:cs="Arial"/>
+          <w:i w:val="0"/>
+          <w:iCs w:val="0"/>
+          <w:color w:val="auto"/>
+          <w:sz w:val="22"/>
+          <w:szCs w:val="22"/>
+        </w:rPr>
+        <w:t>}; la programación de reconocimiento físico conforme {</w:t>
+      </w:r>
+      <w:proofErr w:type="spellStart"/>
+      <w:r>
+        <w:rPr>
+          <w:rFonts w:ascii="Arial" w:eastAsiaTheme="minorHAnsi" w:hAnsi="Arial" w:cs="Arial"/>
+          <w:i w:val="0"/>
+          <w:iCs w:val="0"/>
+          <w:color w:val="auto"/>
+          <w:sz w:val="22"/>
+          <w:szCs w:val="22"/>
+        </w:rPr>
+        <w:t>textoProceReco</w:t>
+      </w:r>
+      <w:proofErr w:type="spellEnd"/>
+      <w:r>
+        <w:rPr>
+          <w:rFonts w:ascii="Arial" w:eastAsiaTheme="minorHAnsi" w:hAnsi="Arial" w:cs="Arial"/>
+          <w:i w:val="0"/>
+          <w:iCs w:val="0"/>
+          <w:color w:val="auto"/>
+          <w:sz w:val="22"/>
+          <w:szCs w:val="22"/>
+        </w:rPr>
+        <w:t>}</w:t>
       </w:r>
       <w:r>
         <w:rPr>
@@ -3741,7 +4442,35 @@
           <w:sz w:val="22"/>
           <w:szCs w:val="22"/>
         </w:rPr>
-        <w:t>{fromInputs-fechaAforoRRR}</w:t>
+        <w:t>{</w:t>
+      </w:r>
+      <w:proofErr w:type="spellStart"/>
+      <w:r>
+        <w:rPr>
+          <w:rFonts w:ascii="Arial" w:hAnsi="Arial" w:cs="Arial"/>
+          <w:b/>
+          <w:bCs/>
+          <w:i w:val="0"/>
+          <w:iCs w:val="0"/>
+          <w:color w:val="FF0000"/>
+          <w:sz w:val="22"/>
+          <w:szCs w:val="22"/>
+        </w:rPr>
+        <w:t>fromInputs-fechaAforoRRR</w:t>
+      </w:r>
+      <w:proofErr w:type="spellEnd"/>
+      <w:r>
+        <w:rPr>
+          <w:rFonts w:ascii="Arial" w:hAnsi="Arial" w:cs="Arial"/>
+          <w:b/>
+          <w:bCs/>
+          <w:i w:val="0"/>
+          <w:iCs w:val="0"/>
+          <w:color w:val="FF0000"/>
+          <w:sz w:val="22"/>
+          <w:szCs w:val="22"/>
+        </w:rPr>
+        <w:t>}</w:t>
       </w:r>
       <w:bookmarkStart w:id="6" w:name="_Hlk231416797"/>
       <w:r>
@@ -3753,8 +4482,9 @@
           <w:sz w:val="22"/>
           <w:szCs w:val="22"/>
         </w:rPr>
-        <w:t>{fromInputs-fechaAforo}, en</w:t>
-      </w:r>
+        <w:t>{</w:t>
+      </w:r>
+      <w:proofErr w:type="spellStart"/>
       <w:r>
         <w:rPr>
           <w:rFonts w:ascii="Arial" w:hAnsi="Arial" w:cs="Arial"/>
@@ -3764,6 +4494,29 @@
           <w:sz w:val="22"/>
           <w:szCs w:val="22"/>
         </w:rPr>
+        <w:t>fromInputs-fechaAforo</w:t>
+      </w:r>
+      <w:proofErr w:type="spellEnd"/>
+      <w:r>
+        <w:rPr>
+          <w:rFonts w:ascii="Arial" w:hAnsi="Arial" w:cs="Arial"/>
+          <w:i w:val="0"/>
+          <w:iCs w:val="0"/>
+          <w:color w:val="000000" w:themeColor="text1"/>
+          <w:sz w:val="22"/>
+          <w:szCs w:val="22"/>
+        </w:rPr>
+        <w:t>}, en</w:t>
+      </w:r>
+      <w:r>
+        <w:rPr>
+          <w:rFonts w:ascii="Arial" w:hAnsi="Arial" w:cs="Arial"/>
+          <w:i w:val="0"/>
+          <w:iCs w:val="0"/>
+          <w:color w:val="000000" w:themeColor="text1"/>
+          <w:sz w:val="22"/>
+          <w:szCs w:val="22"/>
+        </w:rPr>
         <w:t xml:space="preserve"> </w:t>
       </w:r>
       <w:r>
@@ -3775,7 +4528,31 @@
           <w:sz w:val="22"/>
           <w:szCs w:val="22"/>
         </w:rPr>
-        <w:t>el {textoRecoFis} y normas legales conexas</w:t>
+        <w:t>el {</w:t>
+      </w:r>
+      <w:proofErr w:type="spellStart"/>
+      <w:r>
+        <w:rPr>
+          <w:rFonts w:ascii="Arial" w:hAnsi="Arial" w:cs="Arial"/>
+          <w:i w:val="0"/>
+          <w:iCs w:val="0"/>
+          <w:color w:val="000000" w:themeColor="text1"/>
+          <w:sz w:val="22"/>
+          <w:szCs w:val="22"/>
+        </w:rPr>
+        <w:t>textoRecoFis</w:t>
+      </w:r>
+      <w:proofErr w:type="spellEnd"/>
+      <w:r>
+        <w:rPr>
+          <w:rFonts w:ascii="Arial" w:hAnsi="Arial" w:cs="Arial"/>
+          <w:i w:val="0"/>
+          <w:iCs w:val="0"/>
+          <w:color w:val="000000" w:themeColor="text1"/>
+          <w:sz w:val="22"/>
+          <w:szCs w:val="22"/>
+        </w:rPr>
+        <w:t>} y normas legales conexas</w:t>
       </w:r>
       <w:bookmarkEnd w:id="6"/>
       <w:r>
@@ -3936,6 +4713,7 @@
         <w:t>{/</w:t>
       </w:r>
       <w:bookmarkStart w:id="8" w:name="_Hlk231416767"/>
+      <w:proofErr w:type="spellStart"/>
       <w:r>
         <w:rPr>
           <w:rFonts w:ascii="Arial" w:hAnsi="Arial" w:cs="Arial"/>
@@ -3945,6 +4723,7 @@
         <w:t>estadoIncluyePeco</w:t>
       </w:r>
       <w:bookmarkEnd w:id="8"/>
+      <w:proofErr w:type="spellEnd"/>
       <w:r>
         <w:rPr>
           <w:rFonts w:ascii="Arial" w:hAnsi="Arial" w:cs="Arial"/>
@@ -4043,8 +4822,9 @@
           <w:sz w:val="22"/>
           <w:szCs w:val="22"/>
         </w:rPr>
-        <w:t xml:space="preserve">º 015-94-EF se verifica que la mercancía de las series {fromDam-rangoSeriesAcogidaSoloPeco} declaradas con TPI 35 en el casillero 7.23 de la DAM, tienen un Ad-valoren de 0%, por lo que no se reporta montó abonado a la Subcuenta Especial del Tesoro Público Decreto Supremo </w:t>
-      </w:r>
+        <w:t>º 015-94-EF se verifica que la mercancía de las series {</w:t>
+      </w:r>
+      <w:proofErr w:type="spellStart"/>
       <w:r>
         <w:rPr>
           <w:rFonts w:ascii="Arial" w:eastAsiaTheme="minorHAnsi" w:hAnsi="Arial" w:cs="Arial"/>
@@ -4054,6 +4834,30 @@
           <w:sz w:val="22"/>
           <w:szCs w:val="22"/>
         </w:rPr>
+        <w:t>fromDam-rangoSeriesAcogidaSoloPeco</w:t>
+      </w:r>
+      <w:proofErr w:type="spellEnd"/>
+      <w:r>
+        <w:rPr>
+          <w:rFonts w:ascii="Arial" w:eastAsiaTheme="minorHAnsi" w:hAnsi="Arial" w:cs="Arial"/>
+          <w:i w:val="0"/>
+          <w:iCs w:val="0"/>
+          <w:color w:val="000000" w:themeColor="text1"/>
+          <w:sz w:val="22"/>
+          <w:szCs w:val="22"/>
+        </w:rPr>
+        <w:t xml:space="preserve">} declaradas con TPI 35 en el casillero 7.23 de la DAM, tienen un Ad-valoren de 0%, por lo que no se reporta montó abonado a la Subcuenta Especial del Tesoro Público Decreto Supremo </w:t>
+      </w:r>
+      <w:proofErr w:type="spellStart"/>
+      <w:r>
+        <w:rPr>
+          <w:rFonts w:ascii="Arial" w:eastAsiaTheme="minorHAnsi" w:hAnsi="Arial" w:cs="Arial"/>
+          <w:i w:val="0"/>
+          <w:iCs w:val="0"/>
+          <w:color w:val="000000" w:themeColor="text1"/>
+          <w:sz w:val="22"/>
+          <w:szCs w:val="22"/>
+        </w:rPr>
         <w:t>n</w:t>
       </w:r>
       <w:r>
@@ -4078,6 +4882,7 @@
         </w:rPr>
         <w:t>°</w:t>
       </w:r>
+      <w:proofErr w:type="spellEnd"/>
       <w:r>
         <w:rPr>
           <w:rFonts w:ascii="Arial" w:eastAsiaTheme="minorHAnsi" w:hAnsi="Arial" w:cs="Arial"/>
@@ -4109,6 +4914,7 @@
         </w:rPr>
         <w:t>{/</w:t>
       </w:r>
+      <w:proofErr w:type="spellStart"/>
       <w:r>
         <w:rPr>
           <w:rFonts w:ascii="Arial" w:hAnsi="Arial" w:cs="Arial"/>
@@ -4117,6 +4923,7 @@
         </w:rPr>
         <w:t>estadoPECOyAMAZONIAnoProcPECO</w:t>
       </w:r>
+      <w:proofErr w:type="spellEnd"/>
       <w:r>
         <w:rPr>
           <w:rFonts w:ascii="Arial" w:hAnsi="Arial" w:cs="Arial"/>
@@ -4273,7 +5080,25 @@
           <w:sz w:val="22"/>
           <w:szCs w:val="22"/>
         </w:rPr>
-        <w:t>{/estadoJuridiccionLoreto}</w:t>
+        <w:t>{/</w:t>
+      </w:r>
+      <w:proofErr w:type="spellStart"/>
+      <w:r>
+        <w:rPr>
+          <w:rFonts w:ascii="Arial" w:hAnsi="Arial" w:cs="Arial"/>
+          <w:sz w:val="22"/>
+          <w:szCs w:val="22"/>
+        </w:rPr>
+        <w:t>estadoJuridiccionLoreto</w:t>
+      </w:r>
+      <w:proofErr w:type="spellEnd"/>
+      <w:r>
+        <w:rPr>
+          <w:rFonts w:ascii="Arial" w:hAnsi="Arial" w:cs="Arial"/>
+          <w:sz w:val="22"/>
+          <w:szCs w:val="22"/>
+        </w:rPr>
+        <w:t>}</w:t>
       </w:r>
     </w:p>
     <w:p>
@@ -4401,7 +5226,25 @@
           <w:sz w:val="22"/>
           <w:szCs w:val="22"/>
         </w:rPr>
-        <w:t>{/estadoJuridiccionOtros}</w:t>
+        <w:t>{/</w:t>
+      </w:r>
+      <w:proofErr w:type="spellStart"/>
+      <w:r>
+        <w:rPr>
+          <w:rFonts w:ascii="Arial" w:hAnsi="Arial" w:cs="Arial"/>
+          <w:sz w:val="22"/>
+          <w:szCs w:val="22"/>
+        </w:rPr>
+        <w:t>estadoJuridiccionOtros</w:t>
+      </w:r>
+      <w:proofErr w:type="spellEnd"/>
+      <w:r>
+        <w:rPr>
+          <w:rFonts w:ascii="Arial" w:hAnsi="Arial" w:cs="Arial"/>
+          <w:sz w:val="22"/>
+          <w:szCs w:val="22"/>
+        </w:rPr>
+        <w:t>}</w:t>
       </w:r>
     </w:p>
     <w:p>
@@ -4448,7 +5291,31 @@
           <w:szCs w:val="22"/>
         </w:rPr>
         <w:lastRenderedPageBreak/>
-        <w:t>{fromDam-nombreEmpresa}</w:t>
+        <w:t>{</w:t>
+      </w:r>
+      <w:proofErr w:type="spellStart"/>
+      <w:r>
+        <w:rPr>
+          <w:rFonts w:ascii="Arial" w:hAnsi="Arial" w:cs="Arial"/>
+          <w:i w:val="0"/>
+          <w:iCs w:val="0"/>
+          <w:color w:val="000000" w:themeColor="text1"/>
+          <w:sz w:val="22"/>
+          <w:szCs w:val="22"/>
+        </w:rPr>
+        <w:t>fromDam-nombreEmpresa</w:t>
+      </w:r>
+      <w:proofErr w:type="spellEnd"/>
+      <w:r>
+        <w:rPr>
+          <w:rFonts w:ascii="Arial" w:hAnsi="Arial" w:cs="Arial"/>
+          <w:i w:val="0"/>
+          <w:iCs w:val="0"/>
+          <w:color w:val="000000" w:themeColor="text1"/>
+          <w:sz w:val="22"/>
+          <w:szCs w:val="22"/>
+        </w:rPr>
+        <w:t>}</w:t>
       </w:r>
       <w:r>
         <w:rPr>
@@ -4461,7 +5328,35 @@
           <w:sz w:val="22"/>
           <w:szCs w:val="22"/>
         </w:rPr>
-        <w:t>{fromDam-nombreEmpresaRRR}</w:t>
+        <w:t>{</w:t>
+      </w:r>
+      <w:proofErr w:type="spellStart"/>
+      <w:r>
+        <w:rPr>
+          <w:rFonts w:ascii="Arial" w:hAnsi="Arial" w:cs="Arial"/>
+          <w:b/>
+          <w:bCs/>
+          <w:i w:val="0"/>
+          <w:iCs w:val="0"/>
+          <w:color w:val="FF0000"/>
+          <w:sz w:val="22"/>
+          <w:szCs w:val="22"/>
+        </w:rPr>
+        <w:t>fromDam-nombreEmpresaRRR</w:t>
+      </w:r>
+      <w:proofErr w:type="spellEnd"/>
+      <w:r>
+        <w:rPr>
+          <w:rFonts w:ascii="Arial" w:hAnsi="Arial" w:cs="Arial"/>
+          <w:b/>
+          <w:bCs/>
+          <w:i w:val="0"/>
+          <w:iCs w:val="0"/>
+          <w:color w:val="FF0000"/>
+          <w:sz w:val="22"/>
+          <w:szCs w:val="22"/>
+        </w:rPr>
+        <w:t>}</w:t>
       </w:r>
       <w:r>
         <w:rPr>
@@ -4595,6 +5490,7 @@
       <w:r>
         <w:t>{/</w:t>
       </w:r>
+      <w:proofErr w:type="spellStart"/>
       <w:r>
         <w:rPr>
           <w:rFonts w:ascii="Arial" w:hAnsi="Arial" w:cs="Arial"/>
@@ -4603,6 +5499,7 @@
         </w:rPr>
         <w:t>estadoIncluyeAmazonia</w:t>
       </w:r>
+      <w:proofErr w:type="spellEnd"/>
       <w:r>
         <w:t>}</w:t>
       </w:r>
@@ -4670,7 +5567,23 @@
           <w:sz w:val="22"/>
           <w:szCs w:val="22"/>
         </w:rPr>
-        <w:t>{/estadoOnlyPECO}</w:t>
+        <w:t>{/</w:t>
+      </w:r>
+      <w:proofErr w:type="spellStart"/>
+      <w:r>
+        <w:rPr>
+          <w:sz w:val="22"/>
+          <w:szCs w:val="22"/>
+        </w:rPr>
+        <w:t>estadoOnlyPECO</w:t>
+      </w:r>
+      <w:proofErr w:type="spellEnd"/>
+      <w:r>
+        <w:rPr>
+          <w:sz w:val="22"/>
+          <w:szCs w:val="22"/>
+        </w:rPr>
+        <w:t>}</w:t>
       </w:r>
     </w:p>
     <w:bookmarkEnd w:id="18"/>
@@ -4801,7 +5714,14 @@
         <w:rPr>
           <w:rFonts w:ascii="Arial" w:hAnsi="Arial" w:cs="Arial"/>
         </w:rPr>
-        <w:t>{/veriFaltan</w:t>
+        <w:t>{/</w:t>
+      </w:r>
+      <w:proofErr w:type="spellStart"/>
+      <w:r>
+        <w:rPr>
+          <w:rFonts w:ascii="Arial" w:hAnsi="Arial" w:cs="Arial"/>
+        </w:rPr>
+        <w:t>veriFaltan</w:t>
       </w:r>
       <w:r>
         <w:rPr>
@@ -4809,6 +5729,7 @@
         </w:rPr>
         <w:t>DatosMercaReconocido</w:t>
       </w:r>
+      <w:proofErr w:type="spellEnd"/>
       <w:r>
         <w:rPr>
           <w:rFonts w:ascii="Arial" w:hAnsi="Arial" w:cs="Arial"/>
@@ -5031,7 +5952,25 @@
                 <w:sz w:val="20"/>
                 <w:szCs w:val="20"/>
               </w:rPr>
-              <w:t>{fromDam-descripcionMerca}</w:t>
+              <w:t>{</w:t>
+            </w:r>
+            <w:proofErr w:type="spellStart"/>
+            <w:r>
+              <w:rPr>
+                <w:rFonts w:ascii="Arial" w:hAnsi="Arial" w:cs="Arial"/>
+                <w:sz w:val="20"/>
+                <w:szCs w:val="20"/>
+              </w:rPr>
+              <w:t>fromDam-descripcionMerca</w:t>
+            </w:r>
+            <w:proofErr w:type="spellEnd"/>
+            <w:r>
+              <w:rPr>
+                <w:rFonts w:ascii="Arial" w:hAnsi="Arial" w:cs="Arial"/>
+                <w:sz w:val="20"/>
+                <w:szCs w:val="20"/>
+              </w:rPr>
+              <w:t>}</w:t>
             </w:r>
             <w:r>
               <w:rPr>
@@ -5042,7 +5981,31 @@
                 <w:sz w:val="20"/>
                 <w:szCs w:val="20"/>
               </w:rPr>
-              <w:t>{fromDam-descripcionMercaRRR}</w:t>
+              <w:t>{</w:t>
+            </w:r>
+            <w:proofErr w:type="spellStart"/>
+            <w:r>
+              <w:rPr>
+                <w:rFonts w:ascii="Arial" w:hAnsi="Arial" w:cs="Arial"/>
+                <w:b/>
+                <w:bCs/>
+                <w:color w:val="FF0000"/>
+                <w:sz w:val="20"/>
+                <w:szCs w:val="20"/>
+              </w:rPr>
+              <w:t>fromDam-descripcionMercaRRR</w:t>
+            </w:r>
+            <w:proofErr w:type="spellEnd"/>
+            <w:r>
+              <w:rPr>
+                <w:rFonts w:ascii="Arial" w:hAnsi="Arial" w:cs="Arial"/>
+                <w:b/>
+                <w:bCs/>
+                <w:color w:val="FF0000"/>
+                <w:sz w:val="20"/>
+                <w:szCs w:val="20"/>
+              </w:rPr>
+              <w:t>}</w:t>
             </w:r>
             <w:r>
               <w:rPr>
@@ -5076,7 +6039,25 @@
                 <w:sz w:val="20"/>
                 <w:szCs w:val="20"/>
               </w:rPr>
-              <w:t>{fromDam-cantMODI}</w:t>
+              <w:t>{</w:t>
+            </w:r>
+            <w:proofErr w:type="spellStart"/>
+            <w:r>
+              <w:rPr>
+                <w:rFonts w:ascii="Arial" w:hAnsi="Arial" w:cs="Arial"/>
+                <w:sz w:val="20"/>
+                <w:szCs w:val="20"/>
+              </w:rPr>
+              <w:t>fromDam-cantMODI</w:t>
+            </w:r>
+            <w:proofErr w:type="spellEnd"/>
+            <w:r>
+              <w:rPr>
+                <w:rFonts w:ascii="Arial" w:hAnsi="Arial" w:cs="Arial"/>
+                <w:sz w:val="20"/>
+                <w:szCs w:val="20"/>
+              </w:rPr>
+              <w:t>}</w:t>
             </w:r>
           </w:p>
         </w:tc>
@@ -5146,7 +6127,25 @@
                 <w:sz w:val="20"/>
                 <w:szCs w:val="20"/>
               </w:rPr>
-              <w:t>{fromDam-partidaNandina}</w:t>
+              <w:t>{</w:t>
+            </w:r>
+            <w:proofErr w:type="spellStart"/>
+            <w:r>
+              <w:rPr>
+                <w:rFonts w:ascii="Arial" w:hAnsi="Arial" w:cs="Arial"/>
+                <w:sz w:val="20"/>
+                <w:szCs w:val="20"/>
+              </w:rPr>
+              <w:t>fromDam-partidaNandina</w:t>
+            </w:r>
+            <w:proofErr w:type="spellEnd"/>
+            <w:r>
+              <w:rPr>
+                <w:rFonts w:ascii="Arial" w:hAnsi="Arial" w:cs="Arial"/>
+                <w:sz w:val="20"/>
+                <w:szCs w:val="20"/>
+              </w:rPr>
+              <w:t>}</w:t>
             </w:r>
           </w:p>
         </w:tc>
@@ -5183,7 +6182,25 @@
                 <w:szCs w:val="20"/>
               </w:rPr>
               <w:br/>
-              <w:t>{fromDam-partidaNabandina}</w:t>
+              <w:t>{</w:t>
+            </w:r>
+            <w:proofErr w:type="spellStart"/>
+            <w:r>
+              <w:rPr>
+                <w:rFonts w:ascii="Arial" w:hAnsi="Arial" w:cs="Arial"/>
+                <w:sz w:val="20"/>
+                <w:szCs w:val="20"/>
+              </w:rPr>
+              <w:t>fromDam-partidaNabandina</w:t>
+            </w:r>
+            <w:proofErr w:type="spellEnd"/>
+            <w:r>
+              <w:rPr>
+                <w:rFonts w:ascii="Arial" w:hAnsi="Arial" w:cs="Arial"/>
+                <w:sz w:val="20"/>
+                <w:szCs w:val="20"/>
+              </w:rPr>
+              <w:t>}</w:t>
             </w:r>
           </w:p>
           <w:p>
@@ -5254,7 +6271,25 @@
           <w:sz w:val="20"/>
           <w:szCs w:val="20"/>
         </w:rPr>
-        <w:t>(*) Se revisó {fromDam-bultosReconocidos}</w:t>
+        <w:t>(*) Se revisó {</w:t>
+      </w:r>
+      <w:proofErr w:type="spellStart"/>
+      <w:r>
+        <w:rPr>
+          <w:rFonts w:ascii="Arial" w:hAnsi="Arial" w:cs="Arial"/>
+          <w:sz w:val="20"/>
+          <w:szCs w:val="20"/>
+        </w:rPr>
+        <w:t>fromDam-bultosReconocidos</w:t>
+      </w:r>
+      <w:proofErr w:type="spellEnd"/>
+      <w:r>
+        <w:rPr>
+          <w:rFonts w:ascii="Arial" w:hAnsi="Arial" w:cs="Arial"/>
+          <w:sz w:val="20"/>
+          <w:szCs w:val="20"/>
+        </w:rPr>
+        <w:t>}</w:t>
       </w:r>
       <w:r>
         <w:rPr>
@@ -5265,15 +6300,57 @@
           <w:sz w:val="20"/>
           <w:szCs w:val="20"/>
         </w:rPr>
-        <w:t>{fromDam-bultosReconocidosRRR}</w:t>
-      </w:r>
-      <w:r>
-        <w:rPr>
-          <w:rFonts w:ascii="Arial" w:hAnsi="Arial" w:cs="Arial"/>
+        <w:t>{</w:t>
+      </w:r>
+      <w:proofErr w:type="spellStart"/>
+      <w:r>
+        <w:rPr>
+          <w:rFonts w:ascii="Arial" w:hAnsi="Arial" w:cs="Arial"/>
+          <w:b/>
+          <w:bCs/>
+          <w:color w:val="FF0000"/>
           <w:sz w:val="20"/>
           <w:szCs w:val="20"/>
         </w:rPr>
-        <w:t xml:space="preserve"> de {fromDam-cantBultosNumero} bultos. </w:t>
+        <w:t>fromDam-bultosReconocidosRRR</w:t>
+      </w:r>
+      <w:proofErr w:type="spellEnd"/>
+      <w:r>
+        <w:rPr>
+          <w:rFonts w:ascii="Arial" w:hAnsi="Arial" w:cs="Arial"/>
+          <w:b/>
+          <w:bCs/>
+          <w:color w:val="FF0000"/>
+          <w:sz w:val="20"/>
+          <w:szCs w:val="20"/>
+        </w:rPr>
+        <w:t>}</w:t>
+      </w:r>
+      <w:r>
+        <w:rPr>
+          <w:rFonts w:ascii="Arial" w:hAnsi="Arial" w:cs="Arial"/>
+          <w:sz w:val="20"/>
+          <w:szCs w:val="20"/>
+        </w:rPr>
+        <w:t xml:space="preserve"> de {</w:t>
+      </w:r>
+      <w:proofErr w:type="spellStart"/>
+      <w:r>
+        <w:rPr>
+          <w:rFonts w:ascii="Arial" w:hAnsi="Arial" w:cs="Arial"/>
+          <w:sz w:val="20"/>
+          <w:szCs w:val="20"/>
+        </w:rPr>
+        <w:t>fromDam-cantBultosNumero</w:t>
+      </w:r>
+      <w:proofErr w:type="spellEnd"/>
+      <w:r>
+        <w:rPr>
+          <w:rFonts w:ascii="Arial" w:hAnsi="Arial" w:cs="Arial"/>
+          <w:sz w:val="20"/>
+          <w:szCs w:val="20"/>
+        </w:rPr>
+        <w:t xml:space="preserve">} bultos. </w:t>
       </w:r>
     </w:p>
     <w:p>
@@ -5295,7 +6372,25 @@
           <w:sz w:val="20"/>
           <w:szCs w:val="20"/>
         </w:rPr>
-        <w:t>{/veriBultosRevisados}</w:t>
+        <w:t>{/</w:t>
+      </w:r>
+      <w:proofErr w:type="spellStart"/>
+      <w:r>
+        <w:rPr>
+          <w:rFonts w:ascii="Arial" w:hAnsi="Arial" w:cs="Arial"/>
+          <w:sz w:val="20"/>
+          <w:szCs w:val="20"/>
+        </w:rPr>
+        <w:t>veriBultosRevisados</w:t>
+      </w:r>
+      <w:proofErr w:type="spellEnd"/>
+      <w:r>
+        <w:rPr>
+          <w:rFonts w:ascii="Arial" w:hAnsi="Arial" w:cs="Arial"/>
+          <w:sz w:val="20"/>
+          <w:szCs w:val="20"/>
+        </w:rPr>
+        <w:t>}</w:t>
       </w:r>
     </w:p>
     <w:p/>
@@ -5353,15 +6448,57 @@
           <w:sz w:val="20"/>
           <w:szCs w:val="20"/>
         </w:rPr>
-        <w:t>{fromInputs-lugarAforoRRR}</w:t>
-      </w:r>
-      <w:r>
-        <w:rPr>
-          <w:rFonts w:ascii="Arial" w:hAnsi="Arial" w:cs="Arial"/>
+        <w:t>{</w:t>
+      </w:r>
+      <w:proofErr w:type="spellStart"/>
+      <w:r>
+        <w:rPr>
+          <w:rFonts w:ascii="Arial" w:hAnsi="Arial" w:cs="Arial"/>
+          <w:b/>
+          <w:bCs/>
+          <w:color w:val="FF0000"/>
           <w:sz w:val="20"/>
           <w:szCs w:val="20"/>
         </w:rPr>
-        <w:t>{fromInputs-lugarAforo}</w:t>
+        <w:t>fromInputs-lugarAforoRRR</w:t>
+      </w:r>
+      <w:proofErr w:type="spellEnd"/>
+      <w:r>
+        <w:rPr>
+          <w:rFonts w:ascii="Arial" w:hAnsi="Arial" w:cs="Arial"/>
+          <w:b/>
+          <w:bCs/>
+          <w:color w:val="FF0000"/>
+          <w:sz w:val="20"/>
+          <w:szCs w:val="20"/>
+        </w:rPr>
+        <w:t>}</w:t>
+      </w:r>
+      <w:r>
+        <w:rPr>
+          <w:rFonts w:ascii="Arial" w:hAnsi="Arial" w:cs="Arial"/>
+          <w:sz w:val="20"/>
+          <w:szCs w:val="20"/>
+        </w:rPr>
+        <w:t>{</w:t>
+      </w:r>
+      <w:proofErr w:type="spellStart"/>
+      <w:r>
+        <w:rPr>
+          <w:rFonts w:ascii="Arial" w:hAnsi="Arial" w:cs="Arial"/>
+          <w:sz w:val="20"/>
+          <w:szCs w:val="20"/>
+        </w:rPr>
+        <w:t>fromInputs-lugarAforo</w:t>
+      </w:r>
+      <w:proofErr w:type="spellEnd"/>
+      <w:r>
+        <w:rPr>
+          <w:rFonts w:ascii="Arial" w:hAnsi="Arial" w:cs="Arial"/>
+          <w:sz w:val="20"/>
+          <w:szCs w:val="20"/>
+        </w:rPr>
+        <w:t>}</w:t>
       </w:r>
     </w:p>
     <w:p>
@@ -5474,7 +6611,21 @@
         <w:rPr>
           <w:rFonts w:ascii="Arial" w:hAnsi="Arial" w:cs="Arial"/>
         </w:rPr>
-        <w:t>{/veriFaltanGuias}</w:t>
+        <w:t>{/</w:t>
+      </w:r>
+      <w:proofErr w:type="spellStart"/>
+      <w:r>
+        <w:rPr>
+          <w:rFonts w:ascii="Arial" w:hAnsi="Arial" w:cs="Arial"/>
+        </w:rPr>
+        <w:t>veriFaltanGuias</w:t>
+      </w:r>
+      <w:proofErr w:type="spellEnd"/>
+      <w:r>
+        <w:rPr>
+          <w:rFonts w:ascii="Arial" w:hAnsi="Arial" w:cs="Arial"/>
+        </w:rPr>
+        <w:t>}</w:t>
       </w:r>
     </w:p>
     <w:tbl>
@@ -5696,7 +6847,23 @@
                 <w:rFonts w:ascii="Arial" w:eastAsiaTheme="minorHAnsi" w:hAnsi="Arial" w:cs="Arial"/>
                 <w:lang w:eastAsia="en-US"/>
               </w:rPr>
-              <w:t>{razonSocial}</w:t>
+              <w:t>{</w:t>
+            </w:r>
+            <w:proofErr w:type="spellStart"/>
+            <w:r>
+              <w:rPr>
+                <w:rFonts w:ascii="Arial" w:eastAsiaTheme="minorHAnsi" w:hAnsi="Arial" w:cs="Arial"/>
+                <w:lang w:eastAsia="en-US"/>
+              </w:rPr>
+              <w:t>razonSocial</w:t>
+            </w:r>
+            <w:proofErr w:type="spellEnd"/>
+            <w:r>
+              <w:rPr>
+                <w:rFonts w:ascii="Arial" w:eastAsiaTheme="minorHAnsi" w:hAnsi="Arial" w:cs="Arial"/>
+                <w:lang w:eastAsia="en-US"/>
+              </w:rPr>
+              <w:t>}</w:t>
             </w:r>
           </w:p>
         </w:tc>
@@ -5815,6 +6982,7 @@
         </w:rPr>
         <w:t>{#</w:t>
       </w:r>
+      <w:proofErr w:type="spellStart"/>
       <w:r>
         <w:rPr>
           <w:rFonts w:ascii="Arial" w:eastAsia="Times New Roman" w:hAnsi="Arial" w:cs="Arial"/>
@@ -5825,6 +6993,7 @@
         </w:rPr>
         <w:t>estadoIncluyeAmazonia</w:t>
       </w:r>
+      <w:proofErr w:type="spellEnd"/>
       <w:r>
         <w:rPr>
           <w:rFonts w:ascii="Arial" w:eastAsia="Times New Roman" w:hAnsi="Arial" w:cs="Arial"/>
@@ -5893,6 +7062,7 @@
         </w:rPr>
         <w:t>{/</w:t>
       </w:r>
+      <w:proofErr w:type="spellStart"/>
       <w:r>
         <w:rPr>
           <w:rFonts w:ascii="Arial" w:eastAsia="Times New Roman" w:hAnsi="Arial" w:cs="Arial"/>
@@ -5903,6 +7073,7 @@
         </w:rPr>
         <w:t>estadoIncluyeAmazonia</w:t>
       </w:r>
+      <w:proofErr w:type="spellEnd"/>
       <w:r>
         <w:rPr>
           <w:rFonts w:ascii="Arial" w:eastAsia="Times New Roman" w:hAnsi="Arial" w:cs="Arial"/>
@@ -6000,15 +7171,10 @@
           <w:szCs w:val="20"/>
           <w:lang w:val="es-ES" w:eastAsia="es-ES"/>
         </w:rPr>
-        <w:t>{/estadoOnlyPECO}</w:t>
-      </w:r>
-    </w:p>
-    <w:bookmarkEnd w:id="19"/>
-    <w:p/>
-    <w:p>
-      <w:pPr>
-        <w:spacing w:after="0" w:line="240" w:lineRule="auto"/>
-        <w:jc w:val="both"/>
+        <w:t>{/</w:t>
+      </w:r>
+      <w:proofErr w:type="spellStart"/>
+      <w:r>
         <w:rPr>
           <w:rFonts w:ascii="Arial" w:eastAsia="Times New Roman" w:hAnsi="Arial" w:cs="Arial"/>
           <w:color w:val="000000"/>
@@ -6016,7 +7182,9 @@
           <w:szCs w:val="20"/>
           <w:lang w:val="es-ES" w:eastAsia="es-ES"/>
         </w:rPr>
-      </w:pPr>
+        <w:t>estadoOnlyPECO</w:t>
+      </w:r>
+      <w:proofErr w:type="spellEnd"/>
       <w:r>
         <w:rPr>
           <w:rFonts w:ascii="Arial" w:eastAsia="Times New Roman" w:hAnsi="Arial" w:cs="Arial"/>
@@ -6025,7 +7193,54 @@
           <w:szCs w:val="20"/>
           <w:lang w:val="es-ES" w:eastAsia="es-ES"/>
         </w:rPr>
-        <w:t>T.C S/ {cuadroDeudaTributaria-miniCuadro-tipoCambio}</w:t>
+        <w:t>}</w:t>
+      </w:r>
+    </w:p>
+    <w:bookmarkEnd w:id="19"/>
+    <w:p/>
+    <w:p>
+      <w:pPr>
+        <w:spacing w:after="0" w:line="240" w:lineRule="auto"/>
+        <w:jc w:val="both"/>
+        <w:rPr>
+          <w:rFonts w:ascii="Arial" w:eastAsia="Times New Roman" w:hAnsi="Arial" w:cs="Arial"/>
+          <w:color w:val="000000"/>
+          <w:sz w:val="20"/>
+          <w:szCs w:val="20"/>
+          <w:lang w:val="es-ES" w:eastAsia="es-ES"/>
+        </w:rPr>
+      </w:pPr>
+      <w:r>
+        <w:rPr>
+          <w:rFonts w:ascii="Arial" w:eastAsia="Times New Roman" w:hAnsi="Arial" w:cs="Arial"/>
+          <w:color w:val="000000"/>
+          <w:sz w:val="20"/>
+          <w:szCs w:val="20"/>
+          <w:lang w:val="es-ES" w:eastAsia="es-ES"/>
+        </w:rPr>
+        <w:t>T.C S/ {</w:t>
+      </w:r>
+      <w:proofErr w:type="spellStart"/>
+      <w:r>
+        <w:rPr>
+          <w:rFonts w:ascii="Arial" w:eastAsia="Times New Roman" w:hAnsi="Arial" w:cs="Arial"/>
+          <w:color w:val="000000"/>
+          <w:sz w:val="20"/>
+          <w:szCs w:val="20"/>
+          <w:lang w:val="es-ES" w:eastAsia="es-ES"/>
+        </w:rPr>
+        <w:t>cuadroDeudaTributaria-miniCuadro-tipoCambio</w:t>
+      </w:r>
+      <w:proofErr w:type="spellEnd"/>
+      <w:r>
+        <w:rPr>
+          <w:rFonts w:ascii="Arial" w:eastAsia="Times New Roman" w:hAnsi="Arial" w:cs="Arial"/>
+          <w:color w:val="000000"/>
+          <w:sz w:val="20"/>
+          <w:szCs w:val="20"/>
+          <w:lang w:val="es-ES" w:eastAsia="es-ES"/>
+        </w:rPr>
+        <w:t>}</w:t>
       </w:r>
     </w:p>
     <w:p>
@@ -6125,7 +7340,14 @@
         <w:rPr>
           <w:rFonts w:ascii="Arial" w:hAnsi="Arial" w:cs="Arial"/>
         </w:rPr>
-        <w:t>{/veri</w:t>
+        <w:t>{/</w:t>
+      </w:r>
+      <w:proofErr w:type="spellStart"/>
+      <w:r>
+        <w:rPr>
+          <w:rFonts w:ascii="Arial" w:hAnsi="Arial" w:cs="Arial"/>
+        </w:rPr>
+        <w:t>veri</w:t>
       </w:r>
       <w:r>
         <w:rPr>
@@ -6133,6 +7355,7 @@
         </w:rPr>
         <w:t>FaltaDeudaTributaria</w:t>
       </w:r>
+      <w:proofErr w:type="spellEnd"/>
       <w:r>
         <w:rPr>
           <w:rFonts w:ascii="Arial" w:hAnsi="Arial" w:cs="Arial"/>
@@ -6399,6 +7622,7 @@
               </w:rPr>
               <w:t>Ad/</w:t>
             </w:r>
+            <w:proofErr w:type="spellStart"/>
             <w:r>
               <w:rPr>
                 <w:rFonts w:ascii="Arial" w:hAnsi="Arial" w:cs="Arial"/>
@@ -6415,6 +7639,7 @@
               </w:rPr>
               <w:t>alorem</w:t>
             </w:r>
+            <w:proofErr w:type="spellEnd"/>
           </w:p>
         </w:tc>
         <w:tc>
@@ -6440,7 +7665,27 @@
                 <w:sz w:val="22"/>
                 <w:szCs w:val="22"/>
               </w:rPr>
-              <w:t>{textoAVLiqu}</w:t>
+              <w:t>{</w:t>
+            </w:r>
+            <w:proofErr w:type="spellStart"/>
+            <w:r>
+              <w:rPr>
+                <w:rFonts w:ascii="Calibri" w:hAnsi="Calibri" w:cs="Calibri"/>
+                <w:color w:val="000000"/>
+                <w:sz w:val="22"/>
+                <w:szCs w:val="22"/>
+              </w:rPr>
+              <w:t>textoAVLiqu</w:t>
+            </w:r>
+            <w:proofErr w:type="spellEnd"/>
+            <w:r>
+              <w:rPr>
+                <w:rFonts w:ascii="Calibri" w:hAnsi="Calibri" w:cs="Calibri"/>
+                <w:color w:val="000000"/>
+                <w:sz w:val="22"/>
+                <w:szCs w:val="22"/>
+              </w:rPr>
+              <w:t>}</w:t>
             </w:r>
           </w:p>
         </w:tc>
@@ -6466,7 +7711,27 @@
                 <w:sz w:val="22"/>
                 <w:szCs w:val="22"/>
               </w:rPr>
-              <w:t>{textoAVNoReg}</w:t>
+              <w:t>{</w:t>
+            </w:r>
+            <w:proofErr w:type="spellStart"/>
+            <w:r>
+              <w:rPr>
+                <w:rFonts w:ascii="Calibri" w:hAnsi="Calibri" w:cs="Calibri"/>
+                <w:color w:val="000000"/>
+                <w:sz w:val="22"/>
+                <w:szCs w:val="22"/>
+              </w:rPr>
+              <w:t>textoAVNoReg</w:t>
+            </w:r>
+            <w:proofErr w:type="spellEnd"/>
+            <w:r>
+              <w:rPr>
+                <w:rFonts w:ascii="Calibri" w:hAnsi="Calibri" w:cs="Calibri"/>
+                <w:color w:val="000000"/>
+                <w:sz w:val="22"/>
+                <w:szCs w:val="22"/>
+              </w:rPr>
+              <w:t>}</w:t>
             </w:r>
           </w:p>
         </w:tc>
@@ -6548,7 +7813,27 @@
                 <w:sz w:val="22"/>
                 <w:szCs w:val="22"/>
               </w:rPr>
-              <w:t>{textoIPMLiqu}</w:t>
+              <w:t>{</w:t>
+            </w:r>
+            <w:proofErr w:type="spellStart"/>
+            <w:r>
+              <w:rPr>
+                <w:rFonts w:ascii="Calibri" w:hAnsi="Calibri" w:cs="Calibri"/>
+                <w:color w:val="000000"/>
+                <w:sz w:val="22"/>
+                <w:szCs w:val="22"/>
+              </w:rPr>
+              <w:t>textoIPMLiqu</w:t>
+            </w:r>
+            <w:proofErr w:type="spellEnd"/>
+            <w:r>
+              <w:rPr>
+                <w:rFonts w:ascii="Calibri" w:hAnsi="Calibri" w:cs="Calibri"/>
+                <w:color w:val="000000"/>
+                <w:sz w:val="22"/>
+                <w:szCs w:val="22"/>
+              </w:rPr>
+              <w:t>}</w:t>
             </w:r>
           </w:p>
         </w:tc>
@@ -6574,7 +7859,27 @@
                 <w:sz w:val="22"/>
                 <w:szCs w:val="22"/>
               </w:rPr>
-              <w:t>{textoIPMNoReg}</w:t>
+              <w:t>{</w:t>
+            </w:r>
+            <w:proofErr w:type="spellStart"/>
+            <w:r>
+              <w:rPr>
+                <w:rFonts w:ascii="Calibri" w:hAnsi="Calibri" w:cs="Calibri"/>
+                <w:color w:val="000000"/>
+                <w:sz w:val="22"/>
+                <w:szCs w:val="22"/>
+              </w:rPr>
+              <w:t>textoIPMNoReg</w:t>
+            </w:r>
+            <w:proofErr w:type="spellEnd"/>
+            <w:r>
+              <w:rPr>
+                <w:rFonts w:ascii="Calibri" w:hAnsi="Calibri" w:cs="Calibri"/>
+                <w:color w:val="000000"/>
+                <w:sz w:val="22"/>
+                <w:szCs w:val="22"/>
+              </w:rPr>
+              <w:t>}</w:t>
             </w:r>
           </w:p>
         </w:tc>
@@ -6664,7 +7969,27 @@
                 <w:sz w:val="22"/>
                 <w:szCs w:val="22"/>
               </w:rPr>
-              <w:t>{textoIGVLiqu}</w:t>
+              <w:t>{</w:t>
+            </w:r>
+            <w:proofErr w:type="spellStart"/>
+            <w:r>
+              <w:rPr>
+                <w:rFonts w:ascii="Calibri" w:hAnsi="Calibri" w:cs="Calibri"/>
+                <w:color w:val="000000"/>
+                <w:sz w:val="22"/>
+                <w:szCs w:val="22"/>
+              </w:rPr>
+              <w:t>textoIGVLiqu</w:t>
+            </w:r>
+            <w:proofErr w:type="spellEnd"/>
+            <w:r>
+              <w:rPr>
+                <w:rFonts w:ascii="Calibri" w:hAnsi="Calibri" w:cs="Calibri"/>
+                <w:color w:val="000000"/>
+                <w:sz w:val="22"/>
+                <w:szCs w:val="22"/>
+              </w:rPr>
+              <w:t>}</w:t>
             </w:r>
           </w:p>
         </w:tc>
@@ -6690,7 +8015,27 @@
                 <w:sz w:val="22"/>
                 <w:szCs w:val="22"/>
               </w:rPr>
-              <w:t>{textoIGVNoReg}</w:t>
+              <w:t>{</w:t>
+            </w:r>
+            <w:proofErr w:type="spellStart"/>
+            <w:r>
+              <w:rPr>
+                <w:rFonts w:ascii="Calibri" w:hAnsi="Calibri" w:cs="Calibri"/>
+                <w:color w:val="000000"/>
+                <w:sz w:val="22"/>
+                <w:szCs w:val="22"/>
+              </w:rPr>
+              <w:t>textoIGVNoReg</w:t>
+            </w:r>
+            <w:proofErr w:type="spellEnd"/>
+            <w:r>
+              <w:rPr>
+                <w:rFonts w:ascii="Calibri" w:hAnsi="Calibri" w:cs="Calibri"/>
+                <w:color w:val="000000"/>
+                <w:sz w:val="22"/>
+                <w:szCs w:val="22"/>
+              </w:rPr>
+              <w:t>}</w:t>
             </w:r>
           </w:p>
         </w:tc>
@@ -6776,7 +8121,29 @@
                 <w:szCs w:val="22"/>
                 <w:lang w:val="es-ES" w:eastAsia="es-ES"/>
               </w:rPr>
-              <w:t>{textoTotLiqu}</w:t>
+              <w:t>{</w:t>
+            </w:r>
+            <w:proofErr w:type="spellStart"/>
+            <w:r>
+              <w:rPr>
+                <w:rFonts w:ascii="Arial" w:eastAsia="Times New Roman" w:hAnsi="Arial" w:cs="Arial"/>
+                <w:color w:val="000000"/>
+                <w:sz w:val="22"/>
+                <w:szCs w:val="22"/>
+                <w:lang w:val="es-ES" w:eastAsia="es-ES"/>
+              </w:rPr>
+              <w:t>textoTotLiqu</w:t>
+            </w:r>
+            <w:proofErr w:type="spellEnd"/>
+            <w:r>
+              <w:rPr>
+                <w:rFonts w:ascii="Arial" w:eastAsia="Times New Roman" w:hAnsi="Arial" w:cs="Arial"/>
+                <w:color w:val="000000"/>
+                <w:sz w:val="22"/>
+                <w:szCs w:val="22"/>
+                <w:lang w:val="es-ES" w:eastAsia="es-ES"/>
+              </w:rPr>
+              <w:t>}</w:t>
             </w:r>
           </w:p>
         </w:tc>
@@ -6805,7 +8172,29 @@
                 <w:szCs w:val="22"/>
                 <w:lang w:val="es-ES" w:eastAsia="es-ES"/>
               </w:rPr>
-              <w:t>{textoTotNoReg}</w:t>
+              <w:t>{</w:t>
+            </w:r>
+            <w:proofErr w:type="spellStart"/>
+            <w:r>
+              <w:rPr>
+                <w:rFonts w:ascii="Arial" w:eastAsia="Times New Roman" w:hAnsi="Arial" w:cs="Arial"/>
+                <w:color w:val="000000"/>
+                <w:sz w:val="22"/>
+                <w:szCs w:val="22"/>
+                <w:lang w:val="es-ES" w:eastAsia="es-ES"/>
+              </w:rPr>
+              <w:t>textoTotNoReg</w:t>
+            </w:r>
+            <w:proofErr w:type="spellEnd"/>
+            <w:r>
+              <w:rPr>
+                <w:rFonts w:ascii="Arial" w:eastAsia="Times New Roman" w:hAnsi="Arial" w:cs="Arial"/>
+                <w:color w:val="000000"/>
+                <w:sz w:val="22"/>
+                <w:szCs w:val="22"/>
+                <w:lang w:val="es-ES" w:eastAsia="es-ES"/>
+              </w:rPr>
+              <w:t>}</w:t>
             </w:r>
           </w:p>
         </w:tc>
@@ -6853,12 +8242,14 @@
         </w:rPr>
         <w:t>{/</w:t>
       </w:r>
+      <w:proofErr w:type="spellStart"/>
       <w:r>
         <w:rPr>
           <w:rFonts w:ascii="Arial" w:hAnsi="Arial" w:cs="Arial"/>
         </w:rPr>
         <w:t>estadoOnlyAMAZONIA</w:t>
       </w:r>
+      <w:proofErr w:type="spellEnd"/>
       <w:r>
         <w:rPr>
           <w:rFonts w:ascii="Arial" w:hAnsi="Arial" w:cs="Arial"/>
@@ -7175,6 +8566,7 @@
               </w:rPr>
               <w:t>Ad/</w:t>
             </w:r>
+            <w:proofErr w:type="spellStart"/>
             <w:r>
               <w:rPr>
                 <w:rFonts w:ascii="Arial" w:hAnsi="Arial" w:cs="Arial"/>
@@ -7191,6 +8583,7 @@
               </w:rPr>
               <w:t>alorem</w:t>
             </w:r>
+            <w:proofErr w:type="spellEnd"/>
           </w:p>
         </w:tc>
         <w:tc>
@@ -7216,7 +8609,27 @@
                 <w:sz w:val="20"/>
                 <w:szCs w:val="20"/>
               </w:rPr>
-              <w:t>{textoAVLiqu}</w:t>
+              <w:t>{</w:t>
+            </w:r>
+            <w:proofErr w:type="spellStart"/>
+            <w:r>
+              <w:rPr>
+                <w:rFonts w:ascii="Calibri" w:hAnsi="Calibri" w:cs="Calibri"/>
+                <w:color w:val="000000"/>
+                <w:sz w:val="20"/>
+                <w:szCs w:val="20"/>
+              </w:rPr>
+              <w:t>textoAVLiqu</w:t>
+            </w:r>
+            <w:proofErr w:type="spellEnd"/>
+            <w:r>
+              <w:rPr>
+                <w:rFonts w:ascii="Calibri" w:hAnsi="Calibri" w:cs="Calibri"/>
+                <w:color w:val="000000"/>
+                <w:sz w:val="20"/>
+                <w:szCs w:val="20"/>
+              </w:rPr>
+              <w:t>}</w:t>
             </w:r>
           </w:p>
         </w:tc>
@@ -7242,7 +8655,27 @@
                 <w:sz w:val="20"/>
                 <w:szCs w:val="20"/>
               </w:rPr>
-              <w:t>{textoAVNoReg}</w:t>
+              <w:t>{</w:t>
+            </w:r>
+            <w:proofErr w:type="spellStart"/>
+            <w:r>
+              <w:rPr>
+                <w:rFonts w:ascii="Calibri" w:hAnsi="Calibri" w:cs="Calibri"/>
+                <w:color w:val="000000"/>
+                <w:sz w:val="20"/>
+                <w:szCs w:val="20"/>
+              </w:rPr>
+              <w:t>textoAVNoReg</w:t>
+            </w:r>
+            <w:proofErr w:type="spellEnd"/>
+            <w:r>
+              <w:rPr>
+                <w:rFonts w:ascii="Calibri" w:hAnsi="Calibri" w:cs="Calibri"/>
+                <w:color w:val="000000"/>
+                <w:sz w:val="20"/>
+                <w:szCs w:val="20"/>
+              </w:rPr>
+              <w:t>}</w:t>
             </w:r>
           </w:p>
         </w:tc>
@@ -7270,6 +8703,7 @@
               </w:rPr>
               <w:t>{</w:t>
             </w:r>
+            <w:proofErr w:type="spellStart"/>
             <w:r>
               <w:rPr>
                 <w:rFonts w:ascii="Calibri" w:hAnsi="Calibri" w:cs="Calibri"/>
@@ -7279,6 +8713,7 @@
               </w:rPr>
               <w:t>textoAVReguPECO</w:t>
             </w:r>
+            <w:proofErr w:type="spellEnd"/>
             <w:r>
               <w:rPr>
                 <w:rFonts w:ascii="Calibri" w:hAnsi="Calibri" w:cs="Calibri"/>
@@ -7368,7 +8803,27 @@
                 <w:sz w:val="20"/>
                 <w:szCs w:val="20"/>
               </w:rPr>
-              <w:t>{textoIPMLiqu}</w:t>
+              <w:t>{</w:t>
+            </w:r>
+            <w:proofErr w:type="spellStart"/>
+            <w:r>
+              <w:rPr>
+                <w:rFonts w:ascii="Calibri" w:hAnsi="Calibri" w:cs="Calibri"/>
+                <w:color w:val="000000"/>
+                <w:sz w:val="20"/>
+                <w:szCs w:val="20"/>
+              </w:rPr>
+              <w:t>textoIPMLiqu</w:t>
+            </w:r>
+            <w:proofErr w:type="spellEnd"/>
+            <w:r>
+              <w:rPr>
+                <w:rFonts w:ascii="Calibri" w:hAnsi="Calibri" w:cs="Calibri"/>
+                <w:color w:val="000000"/>
+                <w:sz w:val="20"/>
+                <w:szCs w:val="20"/>
+              </w:rPr>
+              <w:t>}</w:t>
             </w:r>
           </w:p>
         </w:tc>
@@ -7394,7 +8849,27 @@
                 <w:sz w:val="20"/>
                 <w:szCs w:val="20"/>
               </w:rPr>
-              <w:t>{textoIPMNoReg}</w:t>
+              <w:t>{</w:t>
+            </w:r>
+            <w:proofErr w:type="spellStart"/>
+            <w:r>
+              <w:rPr>
+                <w:rFonts w:ascii="Calibri" w:hAnsi="Calibri" w:cs="Calibri"/>
+                <w:color w:val="000000"/>
+                <w:sz w:val="20"/>
+                <w:szCs w:val="20"/>
+              </w:rPr>
+              <w:t>textoIPMNoReg</w:t>
+            </w:r>
+            <w:proofErr w:type="spellEnd"/>
+            <w:r>
+              <w:rPr>
+                <w:rFonts w:ascii="Calibri" w:hAnsi="Calibri" w:cs="Calibri"/>
+                <w:color w:val="000000"/>
+                <w:sz w:val="20"/>
+                <w:szCs w:val="20"/>
+              </w:rPr>
+              <w:t>}</w:t>
             </w:r>
           </w:p>
         </w:tc>
@@ -7422,6 +8897,7 @@
               </w:rPr>
               <w:t>{</w:t>
             </w:r>
+            <w:proofErr w:type="spellStart"/>
             <w:r>
               <w:rPr>
                 <w:rFonts w:ascii="Calibri" w:eastAsia="Times New Roman" w:hAnsi="Calibri" w:cs="Calibri"/>
@@ -7431,6 +8907,7 @@
               </w:rPr>
               <w:t>textoIPMReguPECO</w:t>
             </w:r>
+            <w:proofErr w:type="spellEnd"/>
             <w:r>
               <w:rPr>
                 <w:rFonts w:ascii="Calibri" w:eastAsia="Times New Roman" w:hAnsi="Calibri" w:cs="Calibri"/>
@@ -7528,7 +9005,27 @@
                 <w:sz w:val="20"/>
                 <w:szCs w:val="20"/>
               </w:rPr>
-              <w:t>{textoIGVLiqu}</w:t>
+              <w:t>{</w:t>
+            </w:r>
+            <w:proofErr w:type="spellStart"/>
+            <w:r>
+              <w:rPr>
+                <w:rFonts w:ascii="Calibri" w:hAnsi="Calibri" w:cs="Calibri"/>
+                <w:color w:val="000000"/>
+                <w:sz w:val="20"/>
+                <w:szCs w:val="20"/>
+              </w:rPr>
+              <w:t>textoIGVLiqu</w:t>
+            </w:r>
+            <w:proofErr w:type="spellEnd"/>
+            <w:r>
+              <w:rPr>
+                <w:rFonts w:ascii="Calibri" w:hAnsi="Calibri" w:cs="Calibri"/>
+                <w:color w:val="000000"/>
+                <w:sz w:val="20"/>
+                <w:szCs w:val="20"/>
+              </w:rPr>
+              <w:t>}</w:t>
             </w:r>
           </w:p>
         </w:tc>
@@ -7554,7 +9051,27 @@
                 <w:sz w:val="20"/>
                 <w:szCs w:val="20"/>
               </w:rPr>
-              <w:t>{textoIGVNoReg}</w:t>
+              <w:t>{</w:t>
+            </w:r>
+            <w:proofErr w:type="spellStart"/>
+            <w:r>
+              <w:rPr>
+                <w:rFonts w:ascii="Calibri" w:hAnsi="Calibri" w:cs="Calibri"/>
+                <w:color w:val="000000"/>
+                <w:sz w:val="20"/>
+                <w:szCs w:val="20"/>
+              </w:rPr>
+              <w:t>textoIGVNoReg</w:t>
+            </w:r>
+            <w:proofErr w:type="spellEnd"/>
+            <w:r>
+              <w:rPr>
+                <w:rFonts w:ascii="Calibri" w:hAnsi="Calibri" w:cs="Calibri"/>
+                <w:color w:val="000000"/>
+                <w:sz w:val="20"/>
+                <w:szCs w:val="20"/>
+              </w:rPr>
+              <w:t>}</w:t>
             </w:r>
           </w:p>
         </w:tc>
@@ -7582,6 +9099,7 @@
               </w:rPr>
               <w:t>{</w:t>
             </w:r>
+            <w:proofErr w:type="spellStart"/>
             <w:r>
               <w:rPr>
                 <w:rFonts w:ascii="Calibri" w:hAnsi="Calibri" w:cs="Calibri"/>
@@ -7591,6 +9109,7 @@
               </w:rPr>
               <w:t>textoIGVReguPECO</w:t>
             </w:r>
+            <w:proofErr w:type="spellEnd"/>
             <w:r>
               <w:rPr>
                 <w:rFonts w:ascii="Calibri" w:hAnsi="Calibri" w:cs="Calibri"/>
@@ -7684,7 +9203,29 @@
                 <w:szCs w:val="20"/>
                 <w:lang w:val="es-ES" w:eastAsia="es-ES"/>
               </w:rPr>
-              <w:t>{textoTotLiqu}</w:t>
+              <w:t>{</w:t>
+            </w:r>
+            <w:proofErr w:type="spellStart"/>
+            <w:r>
+              <w:rPr>
+                <w:rFonts w:ascii="Arial" w:eastAsia="Times New Roman" w:hAnsi="Arial" w:cs="Arial"/>
+                <w:color w:val="000000"/>
+                <w:sz w:val="20"/>
+                <w:szCs w:val="20"/>
+                <w:lang w:val="es-ES" w:eastAsia="es-ES"/>
+              </w:rPr>
+              <w:t>textoTotLiqu</w:t>
+            </w:r>
+            <w:proofErr w:type="spellEnd"/>
+            <w:r>
+              <w:rPr>
+                <w:rFonts w:ascii="Arial" w:eastAsia="Times New Roman" w:hAnsi="Arial" w:cs="Arial"/>
+                <w:color w:val="000000"/>
+                <w:sz w:val="20"/>
+                <w:szCs w:val="20"/>
+                <w:lang w:val="es-ES" w:eastAsia="es-ES"/>
+              </w:rPr>
+              <w:t>}</w:t>
             </w:r>
           </w:p>
         </w:tc>
@@ -7713,7 +9254,29 @@
                 <w:szCs w:val="20"/>
                 <w:lang w:val="es-ES" w:eastAsia="es-ES"/>
               </w:rPr>
-              <w:t>{textoTotNoReg}</w:t>
+              <w:t>{</w:t>
+            </w:r>
+            <w:proofErr w:type="spellStart"/>
+            <w:r>
+              <w:rPr>
+                <w:rFonts w:ascii="Arial" w:eastAsia="Times New Roman" w:hAnsi="Arial" w:cs="Arial"/>
+                <w:color w:val="000000"/>
+                <w:sz w:val="20"/>
+                <w:szCs w:val="20"/>
+                <w:lang w:val="es-ES" w:eastAsia="es-ES"/>
+              </w:rPr>
+              <w:t>textoTotNoReg</w:t>
+            </w:r>
+            <w:proofErr w:type="spellEnd"/>
+            <w:r>
+              <w:rPr>
+                <w:rFonts w:ascii="Arial" w:eastAsia="Times New Roman" w:hAnsi="Arial" w:cs="Arial"/>
+                <w:color w:val="000000"/>
+                <w:sz w:val="20"/>
+                <w:szCs w:val="20"/>
+                <w:lang w:val="es-ES" w:eastAsia="es-ES"/>
+              </w:rPr>
+              <w:t>}</w:t>
             </w:r>
           </w:p>
         </w:tc>
@@ -7744,6 +9307,7 @@
               </w:rPr>
               <w:t>{</w:t>
             </w:r>
+            <w:proofErr w:type="spellStart"/>
             <w:r>
               <w:rPr>
                 <w:rFonts w:ascii="Arial" w:eastAsia="Times New Roman" w:hAnsi="Arial" w:cs="Arial"/>
@@ -7754,6 +9318,7 @@
               </w:rPr>
               <w:t>textoTotReguPECO</w:t>
             </w:r>
+            <w:proofErr w:type="spellEnd"/>
             <w:r>
               <w:rPr>
                 <w:rFonts w:ascii="Arial" w:eastAsia="Times New Roman" w:hAnsi="Arial" w:cs="Arial"/>
@@ -7814,7 +9379,25 @@
           <w:sz w:val="20"/>
           <w:szCs w:val="20"/>
         </w:rPr>
-        <w:t>{/estadoPECOyAMAZONIA}</w:t>
+        <w:t>{/</w:t>
+      </w:r>
+      <w:proofErr w:type="spellStart"/>
+      <w:r>
+        <w:rPr>
+          <w:rFonts w:ascii="Arial" w:hAnsi="Arial" w:cs="Arial"/>
+          <w:sz w:val="20"/>
+          <w:szCs w:val="20"/>
+        </w:rPr>
+        <w:t>estadoPECOyAMAZONIA</w:t>
+      </w:r>
+      <w:proofErr w:type="spellEnd"/>
+      <w:r>
+        <w:rPr>
+          <w:rFonts w:ascii="Arial" w:hAnsi="Arial" w:cs="Arial"/>
+          <w:sz w:val="20"/>
+          <w:szCs w:val="20"/>
+        </w:rPr>
+        <w:t>}</w:t>
       </w:r>
     </w:p>
     <w:p>
@@ -8047,6 +9630,7 @@
               </w:rPr>
               <w:t>Ad/</w:t>
             </w:r>
+            <w:proofErr w:type="spellStart"/>
             <w:r>
               <w:rPr>
                 <w:rFonts w:ascii="Arial" w:hAnsi="Arial" w:cs="Arial"/>
@@ -8063,6 +9647,7 @@
               </w:rPr>
               <w:t>alorem</w:t>
             </w:r>
+            <w:proofErr w:type="spellEnd"/>
           </w:p>
         </w:tc>
         <w:tc>
@@ -8088,7 +9673,27 @@
                 <w:sz w:val="20"/>
                 <w:szCs w:val="20"/>
               </w:rPr>
-              <w:t>{textoAVLiqu}</w:t>
+              <w:t>{</w:t>
+            </w:r>
+            <w:proofErr w:type="spellStart"/>
+            <w:r>
+              <w:rPr>
+                <w:rFonts w:ascii="Calibri" w:hAnsi="Calibri" w:cs="Calibri"/>
+                <w:color w:val="000000"/>
+                <w:sz w:val="20"/>
+                <w:szCs w:val="20"/>
+              </w:rPr>
+              <w:t>textoAVLiqu</w:t>
+            </w:r>
+            <w:proofErr w:type="spellEnd"/>
+            <w:r>
+              <w:rPr>
+                <w:rFonts w:ascii="Calibri" w:hAnsi="Calibri" w:cs="Calibri"/>
+                <w:color w:val="000000"/>
+                <w:sz w:val="20"/>
+                <w:szCs w:val="20"/>
+              </w:rPr>
+              <w:t>}</w:t>
             </w:r>
           </w:p>
         </w:tc>
@@ -8114,7 +9719,27 @@
                 <w:sz w:val="20"/>
                 <w:szCs w:val="20"/>
               </w:rPr>
-              <w:t>{textoAVNoReg}</w:t>
+              <w:t>{</w:t>
+            </w:r>
+            <w:proofErr w:type="spellStart"/>
+            <w:r>
+              <w:rPr>
+                <w:rFonts w:ascii="Calibri" w:hAnsi="Calibri" w:cs="Calibri"/>
+                <w:color w:val="000000"/>
+                <w:sz w:val="20"/>
+                <w:szCs w:val="20"/>
+              </w:rPr>
+              <w:t>textoAVNoReg</w:t>
+            </w:r>
+            <w:proofErr w:type="spellEnd"/>
+            <w:r>
+              <w:rPr>
+                <w:rFonts w:ascii="Calibri" w:hAnsi="Calibri" w:cs="Calibri"/>
+                <w:color w:val="000000"/>
+                <w:sz w:val="20"/>
+                <w:szCs w:val="20"/>
+              </w:rPr>
+              <w:t>}</w:t>
             </w:r>
           </w:p>
         </w:tc>
@@ -8142,6 +9767,7 @@
               </w:rPr>
               <w:t>{</w:t>
             </w:r>
+            <w:proofErr w:type="spellStart"/>
             <w:r>
               <w:rPr>
                 <w:rFonts w:ascii="Calibri" w:hAnsi="Calibri" w:cs="Calibri"/>
@@ -8151,6 +9777,7 @@
               </w:rPr>
               <w:t>textoAVReguPECO</w:t>
             </w:r>
+            <w:proofErr w:type="spellEnd"/>
             <w:r>
               <w:rPr>
                 <w:rFonts w:ascii="Calibri" w:hAnsi="Calibri" w:cs="Calibri"/>
@@ -8216,7 +9843,27 @@
                 <w:sz w:val="20"/>
                 <w:szCs w:val="20"/>
               </w:rPr>
-              <w:t>{textoIPMLiqu}</w:t>
+              <w:t>{</w:t>
+            </w:r>
+            <w:proofErr w:type="spellStart"/>
+            <w:r>
+              <w:rPr>
+                <w:rFonts w:ascii="Calibri" w:hAnsi="Calibri" w:cs="Calibri"/>
+                <w:color w:val="000000"/>
+                <w:sz w:val="20"/>
+                <w:szCs w:val="20"/>
+              </w:rPr>
+              <w:t>textoIPMLiqu</w:t>
+            </w:r>
+            <w:proofErr w:type="spellEnd"/>
+            <w:r>
+              <w:rPr>
+                <w:rFonts w:ascii="Calibri" w:hAnsi="Calibri" w:cs="Calibri"/>
+                <w:color w:val="000000"/>
+                <w:sz w:val="20"/>
+                <w:szCs w:val="20"/>
+              </w:rPr>
+              <w:t>}</w:t>
             </w:r>
           </w:p>
         </w:tc>
@@ -8242,7 +9889,27 @@
                 <w:sz w:val="20"/>
                 <w:szCs w:val="20"/>
               </w:rPr>
-              <w:t>{textoIPMNoReg}</w:t>
+              <w:t>{</w:t>
+            </w:r>
+            <w:proofErr w:type="spellStart"/>
+            <w:r>
+              <w:rPr>
+                <w:rFonts w:ascii="Calibri" w:hAnsi="Calibri" w:cs="Calibri"/>
+                <w:color w:val="000000"/>
+                <w:sz w:val="20"/>
+                <w:szCs w:val="20"/>
+              </w:rPr>
+              <w:t>textoIPMNoReg</w:t>
+            </w:r>
+            <w:proofErr w:type="spellEnd"/>
+            <w:r>
+              <w:rPr>
+                <w:rFonts w:ascii="Calibri" w:hAnsi="Calibri" w:cs="Calibri"/>
+                <w:color w:val="000000"/>
+                <w:sz w:val="20"/>
+                <w:szCs w:val="20"/>
+              </w:rPr>
+              <w:t>}</w:t>
             </w:r>
           </w:p>
         </w:tc>
@@ -8270,6 +9937,7 @@
               </w:rPr>
               <w:t>{</w:t>
             </w:r>
+            <w:proofErr w:type="spellStart"/>
             <w:r>
               <w:rPr>
                 <w:rFonts w:ascii="Calibri" w:eastAsia="Times New Roman" w:hAnsi="Calibri" w:cs="Calibri"/>
@@ -8279,6 +9947,7 @@
               </w:rPr>
               <w:t>textoIPMReguPECO</w:t>
             </w:r>
+            <w:proofErr w:type="spellEnd"/>
             <w:r>
               <w:rPr>
                 <w:rFonts w:ascii="Calibri" w:eastAsia="Times New Roman" w:hAnsi="Calibri" w:cs="Calibri"/>
@@ -8352,7 +10021,27 @@
                 <w:sz w:val="20"/>
                 <w:szCs w:val="20"/>
               </w:rPr>
-              <w:t>{textoIGVLiqu}</w:t>
+              <w:t>{</w:t>
+            </w:r>
+            <w:proofErr w:type="spellStart"/>
+            <w:r>
+              <w:rPr>
+                <w:rFonts w:ascii="Calibri" w:hAnsi="Calibri" w:cs="Calibri"/>
+                <w:color w:val="000000"/>
+                <w:sz w:val="20"/>
+                <w:szCs w:val="20"/>
+              </w:rPr>
+              <w:t>textoIGVLiqu</w:t>
+            </w:r>
+            <w:proofErr w:type="spellEnd"/>
+            <w:r>
+              <w:rPr>
+                <w:rFonts w:ascii="Calibri" w:hAnsi="Calibri" w:cs="Calibri"/>
+                <w:color w:val="000000"/>
+                <w:sz w:val="20"/>
+                <w:szCs w:val="20"/>
+              </w:rPr>
+              <w:t>}</w:t>
             </w:r>
           </w:p>
         </w:tc>
@@ -8378,7 +10067,27 @@
                 <w:sz w:val="20"/>
                 <w:szCs w:val="20"/>
               </w:rPr>
-              <w:t>{textoIGVNoReg}</w:t>
+              <w:t>{</w:t>
+            </w:r>
+            <w:proofErr w:type="spellStart"/>
+            <w:r>
+              <w:rPr>
+                <w:rFonts w:ascii="Calibri" w:hAnsi="Calibri" w:cs="Calibri"/>
+                <w:color w:val="000000"/>
+                <w:sz w:val="20"/>
+                <w:szCs w:val="20"/>
+              </w:rPr>
+              <w:t>textoIGVNoReg</w:t>
+            </w:r>
+            <w:proofErr w:type="spellEnd"/>
+            <w:r>
+              <w:rPr>
+                <w:rFonts w:ascii="Calibri" w:hAnsi="Calibri" w:cs="Calibri"/>
+                <w:color w:val="000000"/>
+                <w:sz w:val="20"/>
+                <w:szCs w:val="20"/>
+              </w:rPr>
+              <w:t>}</w:t>
             </w:r>
           </w:p>
         </w:tc>
@@ -8406,6 +10115,7 @@
               </w:rPr>
               <w:t>{</w:t>
             </w:r>
+            <w:proofErr w:type="spellStart"/>
             <w:r>
               <w:rPr>
                 <w:rFonts w:ascii="Calibri" w:hAnsi="Calibri" w:cs="Calibri"/>
@@ -8415,6 +10125,7 @@
               </w:rPr>
               <w:t>textoIGVReguPECO</w:t>
             </w:r>
+            <w:proofErr w:type="spellEnd"/>
             <w:r>
               <w:rPr>
                 <w:rFonts w:ascii="Calibri" w:hAnsi="Calibri" w:cs="Calibri"/>
@@ -8484,7 +10195,29 @@
                 <w:szCs w:val="20"/>
                 <w:lang w:val="es-ES" w:eastAsia="es-ES"/>
               </w:rPr>
-              <w:t>{textoTotLiqu}</w:t>
+              <w:t>{</w:t>
+            </w:r>
+            <w:proofErr w:type="spellStart"/>
+            <w:r>
+              <w:rPr>
+                <w:rFonts w:ascii="Arial" w:eastAsia="Times New Roman" w:hAnsi="Arial" w:cs="Arial"/>
+                <w:color w:val="000000"/>
+                <w:sz w:val="20"/>
+                <w:szCs w:val="20"/>
+                <w:lang w:val="es-ES" w:eastAsia="es-ES"/>
+              </w:rPr>
+              <w:t>textoTotLiqu</w:t>
+            </w:r>
+            <w:proofErr w:type="spellEnd"/>
+            <w:r>
+              <w:rPr>
+                <w:rFonts w:ascii="Arial" w:eastAsia="Times New Roman" w:hAnsi="Arial" w:cs="Arial"/>
+                <w:color w:val="000000"/>
+                <w:sz w:val="20"/>
+                <w:szCs w:val="20"/>
+                <w:lang w:val="es-ES" w:eastAsia="es-ES"/>
+              </w:rPr>
+              <w:t>}</w:t>
             </w:r>
           </w:p>
         </w:tc>
@@ -8513,7 +10246,29 @@
                 <w:szCs w:val="20"/>
                 <w:lang w:val="es-ES" w:eastAsia="es-ES"/>
               </w:rPr>
-              <w:t>{textoTotNoReg}</w:t>
+              <w:t>{</w:t>
+            </w:r>
+            <w:proofErr w:type="spellStart"/>
+            <w:r>
+              <w:rPr>
+                <w:rFonts w:ascii="Arial" w:eastAsia="Times New Roman" w:hAnsi="Arial" w:cs="Arial"/>
+                <w:color w:val="000000"/>
+                <w:sz w:val="20"/>
+                <w:szCs w:val="20"/>
+                <w:lang w:val="es-ES" w:eastAsia="es-ES"/>
+              </w:rPr>
+              <w:t>textoTotNoReg</w:t>
+            </w:r>
+            <w:proofErr w:type="spellEnd"/>
+            <w:r>
+              <w:rPr>
+                <w:rFonts w:ascii="Arial" w:eastAsia="Times New Roman" w:hAnsi="Arial" w:cs="Arial"/>
+                <w:color w:val="000000"/>
+                <w:sz w:val="20"/>
+                <w:szCs w:val="20"/>
+                <w:lang w:val="es-ES" w:eastAsia="es-ES"/>
+              </w:rPr>
+              <w:t>}</w:t>
             </w:r>
           </w:p>
         </w:tc>
@@ -8544,6 +10299,7 @@
               </w:rPr>
               <w:t>{</w:t>
             </w:r>
+            <w:proofErr w:type="spellStart"/>
             <w:r>
               <w:rPr>
                 <w:rFonts w:ascii="Arial" w:eastAsia="Times New Roman" w:hAnsi="Arial" w:cs="Arial"/>
@@ -8554,6 +10310,7 @@
               </w:rPr>
               <w:t>textoTotReguPECO</w:t>
             </w:r>
+            <w:proofErr w:type="spellEnd"/>
             <w:r>
               <w:rPr>
                 <w:rFonts w:ascii="Arial" w:eastAsia="Times New Roman" w:hAnsi="Arial" w:cs="Arial"/>
@@ -8587,6 +10344,7 @@
         </w:rPr>
         <w:t>{/</w:t>
       </w:r>
+      <w:proofErr w:type="spellStart"/>
       <w:r>
         <w:rPr>
           <w:rFonts w:ascii="Arial" w:hAnsi="Arial" w:cs="Arial"/>
@@ -8595,6 +10353,7 @@
         </w:rPr>
         <w:t>estadoOnlyPECO</w:t>
       </w:r>
+      <w:proofErr w:type="spellEnd"/>
       <w:r>
         <w:rPr>
           <w:rFonts w:ascii="Arial" w:hAnsi="Arial" w:cs="Arial"/>
@@ -8781,7 +10540,31 @@
           <w:sz w:val="22"/>
           <w:szCs w:val="22"/>
         </w:rPr>
-        <w:t>, presentado por {fromDam-nombreEmpresa}</w:t>
+        <w:t>, presentado por {</w:t>
+      </w:r>
+      <w:proofErr w:type="spellStart"/>
+      <w:r>
+        <w:rPr>
+          <w:rFonts w:ascii="Arial" w:hAnsi="Arial" w:cs="Arial"/>
+          <w:i w:val="0"/>
+          <w:iCs w:val="0"/>
+          <w:color w:val="000000" w:themeColor="text1"/>
+          <w:sz w:val="22"/>
+          <w:szCs w:val="22"/>
+        </w:rPr>
+        <w:t>fromDam-nombreEmpresa</w:t>
+      </w:r>
+      <w:proofErr w:type="spellEnd"/>
+      <w:r>
+        <w:rPr>
+          <w:rFonts w:ascii="Arial" w:hAnsi="Arial" w:cs="Arial"/>
+          <w:i w:val="0"/>
+          <w:iCs w:val="0"/>
+          <w:color w:val="000000" w:themeColor="text1"/>
+          <w:sz w:val="22"/>
+          <w:szCs w:val="22"/>
+        </w:rPr>
+        <w:t>}</w:t>
       </w:r>
       <w:r>
         <w:rPr>
@@ -8794,7 +10577,35 @@
           <w:sz w:val="22"/>
           <w:szCs w:val="22"/>
         </w:rPr>
-        <w:t>{fromDam-nombreEmpresaRRR}</w:t>
+        <w:t>{</w:t>
+      </w:r>
+      <w:proofErr w:type="spellStart"/>
+      <w:r>
+        <w:rPr>
+          <w:rFonts w:ascii="Arial" w:hAnsi="Arial" w:cs="Arial"/>
+          <w:b/>
+          <w:bCs/>
+          <w:i w:val="0"/>
+          <w:iCs w:val="0"/>
+          <w:color w:val="FF0000"/>
+          <w:sz w:val="22"/>
+          <w:szCs w:val="22"/>
+        </w:rPr>
+        <w:t>fromDam-nombreEmpresaRRR</w:t>
+      </w:r>
+      <w:proofErr w:type="spellEnd"/>
+      <w:r>
+        <w:rPr>
+          <w:rFonts w:ascii="Arial" w:hAnsi="Arial" w:cs="Arial"/>
+          <w:b/>
+          <w:bCs/>
+          <w:i w:val="0"/>
+          <w:iCs w:val="0"/>
+          <w:color w:val="FF0000"/>
+          <w:sz w:val="22"/>
+          <w:szCs w:val="22"/>
+        </w:rPr>
+        <w:t>}</w:t>
       </w:r>
       <w:r>
         <w:rPr>
@@ -8850,7 +10661,31 @@
           <w:sz w:val="22"/>
           <w:szCs w:val="22"/>
         </w:rPr>
-        <w:t>{fromDam-ruc}</w:t>
+        <w:t>{</w:t>
+      </w:r>
+      <w:proofErr w:type="spellStart"/>
+      <w:r>
+        <w:rPr>
+          <w:rFonts w:ascii="Arial" w:hAnsi="Arial" w:cs="Arial"/>
+          <w:i w:val="0"/>
+          <w:iCs w:val="0"/>
+          <w:color w:val="000000" w:themeColor="text1"/>
+          <w:sz w:val="22"/>
+          <w:szCs w:val="22"/>
+        </w:rPr>
+        <w:t>fromDam</w:t>
+      </w:r>
+      <w:proofErr w:type="spellEnd"/>
+      <w:r>
+        <w:rPr>
+          <w:rFonts w:ascii="Arial" w:hAnsi="Arial" w:cs="Arial"/>
+          <w:i w:val="0"/>
+          <w:iCs w:val="0"/>
+          <w:color w:val="000000" w:themeColor="text1"/>
+          <w:sz w:val="22"/>
+          <w:szCs w:val="22"/>
+        </w:rPr>
+        <w:t>-ruc}</w:t>
       </w:r>
       <w:r>
         <w:rPr>
@@ -8863,7 +10698,35 @@
           <w:sz w:val="22"/>
           <w:szCs w:val="22"/>
         </w:rPr>
-        <w:t>{fromDam-rucRRR}</w:t>
+        <w:t>{</w:t>
+      </w:r>
+      <w:proofErr w:type="spellStart"/>
+      <w:r>
+        <w:rPr>
+          <w:rFonts w:ascii="Arial" w:hAnsi="Arial" w:cs="Arial"/>
+          <w:b/>
+          <w:bCs/>
+          <w:i w:val="0"/>
+          <w:iCs w:val="0"/>
+          <w:color w:val="FF0000"/>
+          <w:sz w:val="22"/>
+          <w:szCs w:val="22"/>
+        </w:rPr>
+        <w:t>fromDam-rucRRR</w:t>
+      </w:r>
+      <w:proofErr w:type="spellEnd"/>
+      <w:r>
+        <w:rPr>
+          <w:rFonts w:ascii="Arial" w:hAnsi="Arial" w:cs="Arial"/>
+          <w:b/>
+          <w:bCs/>
+          <w:i w:val="0"/>
+          <w:iCs w:val="0"/>
+          <w:color w:val="FF0000"/>
+          <w:sz w:val="22"/>
+          <w:szCs w:val="22"/>
+        </w:rPr>
+        <w:t>}</w:t>
       </w:r>
       <w:r>
         <w:rPr>
@@ -8981,12 +10844,14 @@
         </w:rPr>
         <w:t>{/</w:t>
       </w:r>
+      <w:proofErr w:type="spellStart"/>
       <w:r>
         <w:rPr>
           <w:rFonts w:ascii="Arial" w:hAnsi="Arial" w:cs="Arial"/>
         </w:rPr>
         <w:t>estadoOnlyAMAZONIA</w:t>
       </w:r>
+      <w:proofErr w:type="spellEnd"/>
       <w:r>
         <w:rPr>
           <w:rFonts w:ascii="Arial" w:hAnsi="Arial" w:cs="Arial"/>
@@ -9154,7 +11019,31 @@
           <w:sz w:val="22"/>
           <w:szCs w:val="22"/>
         </w:rPr>
-        <w:t>, presentado por {fromDam-nombreEmpresa}</w:t>
+        <w:t>, presentado por {</w:t>
+      </w:r>
+      <w:proofErr w:type="spellStart"/>
+      <w:r>
+        <w:rPr>
+          <w:rFonts w:ascii="Arial" w:hAnsi="Arial" w:cs="Arial"/>
+          <w:i w:val="0"/>
+          <w:iCs w:val="0"/>
+          <w:color w:val="000000" w:themeColor="text1"/>
+          <w:sz w:val="22"/>
+          <w:szCs w:val="22"/>
+        </w:rPr>
+        <w:t>fromDam-nombreEmpresa</w:t>
+      </w:r>
+      <w:proofErr w:type="spellEnd"/>
+      <w:r>
+        <w:rPr>
+          <w:rFonts w:ascii="Arial" w:hAnsi="Arial" w:cs="Arial"/>
+          <w:i w:val="0"/>
+          <w:iCs w:val="0"/>
+          <w:color w:val="000000" w:themeColor="text1"/>
+          <w:sz w:val="22"/>
+          <w:szCs w:val="22"/>
+        </w:rPr>
+        <w:t>}</w:t>
       </w:r>
       <w:r>
         <w:rPr>
@@ -9167,7 +11056,35 @@
           <w:sz w:val="22"/>
           <w:szCs w:val="22"/>
         </w:rPr>
-        <w:t>{fromDam-nombreEmpresaRRR}</w:t>
+        <w:t>{</w:t>
+      </w:r>
+      <w:proofErr w:type="spellStart"/>
+      <w:r>
+        <w:rPr>
+          <w:rFonts w:ascii="Arial" w:hAnsi="Arial" w:cs="Arial"/>
+          <w:b/>
+          <w:bCs/>
+          <w:i w:val="0"/>
+          <w:iCs w:val="0"/>
+          <w:color w:val="FF0000"/>
+          <w:sz w:val="22"/>
+          <w:szCs w:val="22"/>
+        </w:rPr>
+        <w:t>fromDam-nombreEmpresaRRR</w:t>
+      </w:r>
+      <w:proofErr w:type="spellEnd"/>
+      <w:r>
+        <w:rPr>
+          <w:rFonts w:ascii="Arial" w:hAnsi="Arial" w:cs="Arial"/>
+          <w:b/>
+          <w:bCs/>
+          <w:i w:val="0"/>
+          <w:iCs w:val="0"/>
+          <w:color w:val="FF0000"/>
+          <w:sz w:val="22"/>
+          <w:szCs w:val="22"/>
+        </w:rPr>
+        <w:t>}</w:t>
       </w:r>
       <w:r>
         <w:rPr>
@@ -9223,7 +11140,31 @@
           <w:sz w:val="22"/>
           <w:szCs w:val="22"/>
         </w:rPr>
-        <w:t>{fromDam-ruc}</w:t>
+        <w:t>{</w:t>
+      </w:r>
+      <w:proofErr w:type="spellStart"/>
+      <w:r>
+        <w:rPr>
+          <w:rFonts w:ascii="Arial" w:hAnsi="Arial" w:cs="Arial"/>
+          <w:i w:val="0"/>
+          <w:iCs w:val="0"/>
+          <w:color w:val="000000" w:themeColor="text1"/>
+          <w:sz w:val="22"/>
+          <w:szCs w:val="22"/>
+        </w:rPr>
+        <w:t>fromDam</w:t>
+      </w:r>
+      <w:proofErr w:type="spellEnd"/>
+      <w:r>
+        <w:rPr>
+          <w:rFonts w:ascii="Arial" w:hAnsi="Arial" w:cs="Arial"/>
+          <w:i w:val="0"/>
+          <w:iCs w:val="0"/>
+          <w:color w:val="000000" w:themeColor="text1"/>
+          <w:sz w:val="22"/>
+          <w:szCs w:val="22"/>
+        </w:rPr>
+        <w:t>-ruc}</w:t>
       </w:r>
       <w:r>
         <w:rPr>
@@ -9236,7 +11177,35 @@
           <w:sz w:val="22"/>
           <w:szCs w:val="22"/>
         </w:rPr>
-        <w:t>{fromDam-rucRRR}</w:t>
+        <w:t>{</w:t>
+      </w:r>
+      <w:proofErr w:type="spellStart"/>
+      <w:r>
+        <w:rPr>
+          <w:rFonts w:ascii="Arial" w:hAnsi="Arial" w:cs="Arial"/>
+          <w:b/>
+          <w:bCs/>
+          <w:i w:val="0"/>
+          <w:iCs w:val="0"/>
+          <w:color w:val="FF0000"/>
+          <w:sz w:val="22"/>
+          <w:szCs w:val="22"/>
+        </w:rPr>
+        <w:t>fromDam-rucRRR</w:t>
+      </w:r>
+      <w:proofErr w:type="spellEnd"/>
+      <w:r>
+        <w:rPr>
+          <w:rFonts w:ascii="Arial" w:hAnsi="Arial" w:cs="Arial"/>
+          <w:b/>
+          <w:bCs/>
+          <w:i w:val="0"/>
+          <w:iCs w:val="0"/>
+          <w:color w:val="FF0000"/>
+          <w:sz w:val="22"/>
+          <w:szCs w:val="22"/>
+        </w:rPr>
+        <w:t>}</w:t>
       </w:r>
       <w:r>
         <w:rPr>
@@ -9269,8 +11238,9 @@
           <w:sz w:val="22"/>
           <w:szCs w:val="22"/>
         </w:rPr>
-        <w:t>107-94-EF/10; por lo tanto, corresponde atender las series de la referida DAM solicitadas a regularización toda vez que se encuentran negociadas en el Arancel Común del Convenio Peruano - Colombiano con una tasa Ad/Valorem – Libre; asimismo, se debe tener en cuenta lo opinado en el informe n.º 50-2008-SUNAT/2B4000, ratificado mediante Informe n.º 11-2017-SUNAT/340000, donde dice que: “la devolución de los tributos pagados a cuenta, como regularización del despacho de mercancía acogidas estrictamente a los beneficios arancelarios otorgados por el PECO, comprende únicamente los derechos Ad/Valorem cancelados de las mercancías liberadas total o parcialmente por acogimiento del PECO; determinándose que el monto a regularizar en el marco del Decreto Supremo n.º 015 -94 - EF es de S/ {textoTotReguPECO} y en el marco de la Ley n.º 2703</w:t>
-      </w:r>
+        <w:t>107-94-EF/10; por lo tanto, corresponde atender las series de la referida DAM solicitadas a regularización toda vez que se encuentran negociadas en el Arancel Común del Convenio Peruano - Colombiano con una tasa Ad/Valorem – Libre; asimismo, se debe tener en cuenta lo opinado en el informe n.º 50-2008-SUNAT/2B4000, ratificado mediante Informe n.º 11-2017-SUNAT/340000, donde dice que: “la devolución de los tributos pagados a cuenta, como regularización del despacho de mercancía acogidas estrictamente a los beneficios arancelarios otorgados por el PECO, comprende únicamente los derechos Ad/Valorem cancelados de las mercancías liberadas total o parcialmente por acogimiento del PECO; determinándose que el monto a regularizar en el marco del Decreto Supremo n.º 015 -94 - EF es de S/ {</w:t>
+      </w:r>
+      <w:proofErr w:type="spellStart"/>
       <w:r>
         <w:rPr>
           <w:rFonts w:ascii="Arial" w:hAnsi="Arial" w:cs="Arial"/>
@@ -9280,6 +11250,29 @@
           <w:sz w:val="22"/>
           <w:szCs w:val="22"/>
         </w:rPr>
+        <w:t>textoTotReguPECO</w:t>
+      </w:r>
+      <w:proofErr w:type="spellEnd"/>
+      <w:r>
+        <w:rPr>
+          <w:rFonts w:ascii="Arial" w:hAnsi="Arial" w:cs="Arial"/>
+          <w:i w:val="0"/>
+          <w:iCs w:val="0"/>
+          <w:color w:val="000000" w:themeColor="text1"/>
+          <w:sz w:val="22"/>
+          <w:szCs w:val="22"/>
+        </w:rPr>
+        <w:t>} y en el marco de la Ley n.º 2703</w:t>
+      </w:r>
+      <w:r>
+        <w:rPr>
+          <w:rFonts w:ascii="Arial" w:hAnsi="Arial" w:cs="Arial"/>
+          <w:i w:val="0"/>
+          <w:iCs w:val="0"/>
+          <w:color w:val="000000" w:themeColor="text1"/>
+          <w:sz w:val="22"/>
+          <w:szCs w:val="22"/>
+        </w:rPr>
         <w:t>7 es de S/ {textoTotRegu27}.</w:t>
       </w:r>
     </w:p>
@@ -9288,6 +11281,7 @@
       <w:r>
         <w:t>{/</w:t>
       </w:r>
+      <w:proofErr w:type="spellStart"/>
       <w:r>
         <w:rPr>
           <w:rFonts w:ascii="Arial" w:hAnsi="Arial" w:cs="Arial"/>
@@ -9296,6 +11290,7 @@
         </w:rPr>
         <w:t>estadoPECOyAMAZONIA</w:t>
       </w:r>
+      <w:proofErr w:type="spellEnd"/>
       <w:r>
         <w:t>}</w:t>
       </w:r>
@@ -9403,7 +11398,31 @@
           <w:sz w:val="22"/>
           <w:szCs w:val="22"/>
         </w:rPr>
-        <w:t>, presentado por {fromDam-nombreEmpresa}</w:t>
+        <w:t>, presentado por {</w:t>
+      </w:r>
+      <w:proofErr w:type="spellStart"/>
+      <w:r>
+        <w:rPr>
+          <w:rFonts w:ascii="Arial" w:hAnsi="Arial" w:cs="Arial"/>
+          <w:i w:val="0"/>
+          <w:iCs w:val="0"/>
+          <w:color w:val="000000" w:themeColor="text1"/>
+          <w:sz w:val="22"/>
+          <w:szCs w:val="22"/>
+        </w:rPr>
+        <w:t>fromDam-nombreEmpresa</w:t>
+      </w:r>
+      <w:proofErr w:type="spellEnd"/>
+      <w:r>
+        <w:rPr>
+          <w:rFonts w:ascii="Arial" w:hAnsi="Arial" w:cs="Arial"/>
+          <w:i w:val="0"/>
+          <w:iCs w:val="0"/>
+          <w:color w:val="000000" w:themeColor="text1"/>
+          <w:sz w:val="22"/>
+          <w:szCs w:val="22"/>
+        </w:rPr>
+        <w:t>}</w:t>
       </w:r>
       <w:r>
         <w:rPr>
@@ -9416,7 +11435,35 @@
           <w:sz w:val="22"/>
           <w:szCs w:val="22"/>
         </w:rPr>
-        <w:t>{fromDam-nombreEmpresaRRR}</w:t>
+        <w:t>{</w:t>
+      </w:r>
+      <w:proofErr w:type="spellStart"/>
+      <w:r>
+        <w:rPr>
+          <w:rFonts w:ascii="Arial" w:hAnsi="Arial" w:cs="Arial"/>
+          <w:b/>
+          <w:bCs/>
+          <w:i w:val="0"/>
+          <w:iCs w:val="0"/>
+          <w:color w:val="FF0000"/>
+          <w:sz w:val="22"/>
+          <w:szCs w:val="22"/>
+        </w:rPr>
+        <w:t>fromDam-nombreEmpresaRRR</w:t>
+      </w:r>
+      <w:proofErr w:type="spellEnd"/>
+      <w:r>
+        <w:rPr>
+          <w:rFonts w:ascii="Arial" w:hAnsi="Arial" w:cs="Arial"/>
+          <w:b/>
+          <w:bCs/>
+          <w:i w:val="0"/>
+          <w:iCs w:val="0"/>
+          <w:color w:val="FF0000"/>
+          <w:sz w:val="22"/>
+          <w:szCs w:val="22"/>
+        </w:rPr>
+        <w:t>}</w:t>
       </w:r>
       <w:r>
         <w:rPr>
@@ -9427,7 +11474,31 @@
           <w:sz w:val="22"/>
           <w:szCs w:val="22"/>
         </w:rPr>
-        <w:t>, identificado con RUC n.º {fromDam-ruc}</w:t>
+        <w:t>, identificado con RUC n.º {</w:t>
+      </w:r>
+      <w:proofErr w:type="spellStart"/>
+      <w:r>
+        <w:rPr>
+          <w:rFonts w:ascii="Arial" w:hAnsi="Arial" w:cs="Arial"/>
+          <w:i w:val="0"/>
+          <w:iCs w:val="0"/>
+          <w:color w:val="000000" w:themeColor="text1"/>
+          <w:sz w:val="22"/>
+          <w:szCs w:val="22"/>
+        </w:rPr>
+        <w:t>fromDam</w:t>
+      </w:r>
+      <w:proofErr w:type="spellEnd"/>
+      <w:r>
+        <w:rPr>
+          <w:rFonts w:ascii="Arial" w:hAnsi="Arial" w:cs="Arial"/>
+          <w:i w:val="0"/>
+          <w:iCs w:val="0"/>
+          <w:color w:val="000000" w:themeColor="text1"/>
+          <w:sz w:val="22"/>
+          <w:szCs w:val="22"/>
+        </w:rPr>
+        <w:t>-ruc}</w:t>
       </w:r>
       <w:r>
         <w:rPr>
@@ -9440,7 +11511,35 @@
           <w:sz w:val="22"/>
           <w:szCs w:val="22"/>
         </w:rPr>
-        <w:t>{fromDam-rucRRR}</w:t>
+        <w:t>{</w:t>
+      </w:r>
+      <w:proofErr w:type="spellStart"/>
+      <w:r>
+        <w:rPr>
+          <w:rFonts w:ascii="Arial" w:hAnsi="Arial" w:cs="Arial"/>
+          <w:b/>
+          <w:bCs/>
+          <w:i w:val="0"/>
+          <w:iCs w:val="0"/>
+          <w:color w:val="FF0000"/>
+          <w:sz w:val="22"/>
+          <w:szCs w:val="22"/>
+        </w:rPr>
+        <w:t>fromDam-rucRRR</w:t>
+      </w:r>
+      <w:proofErr w:type="spellEnd"/>
+      <w:r>
+        <w:rPr>
+          <w:rFonts w:ascii="Arial" w:hAnsi="Arial" w:cs="Arial"/>
+          <w:b/>
+          <w:bCs/>
+          <w:i w:val="0"/>
+          <w:iCs w:val="0"/>
+          <w:color w:val="FF0000"/>
+          <w:sz w:val="22"/>
+          <w:szCs w:val="22"/>
+        </w:rPr>
+        <w:t>}</w:t>
       </w:r>
       <w:r>
         <w:rPr>
@@ -9473,8 +11572,9 @@
           <w:sz w:val="22"/>
           <w:szCs w:val="22"/>
         </w:rPr>
-        <w:t>107-94-EF/10; por lo tanto, corresponde atender las series de la referida DAM solicitadas a regularización toda vez que se encuentran negociadas en el Arancel Común del Convenio Peruano - Colombiano con una tasa Ad/Valorem – Libre; asimismo, se debe tener en cuenta lo opinado en el informe n.º 50-2008-SUNAT/2B4000, ratificado mediante Informe n.º 11-2017-SUNAT/340000, donde dice que: “la devolución de los tributos pagados a cuenta, como regularización del despacho de mercancía acogidas estrictamente a los beneficios arancelarios otorgados por el PECO, comprende únicamente los derechos Ad/Valorem cancelados de las mercancías liberadas total o parcialmente por acogimiento del PECO; determinándose que el monto a regularizar en el marco del Decreto Supremo n.º 015-94-EF es de S/ {textoTotReguPECO}</w:t>
-      </w:r>
+        <w:t>107-94-EF/10; por lo tanto, corresponde atender las series de la referida DAM solicitadas a regularización toda vez que se encuentran negociadas en el Arancel Común del Convenio Peruano - Colombiano con una tasa Ad/Valorem – Libre; asimismo, se debe tener en cuenta lo opinado en el informe n.º 50-2008-SUNAT/2B4000, ratificado mediante Informe n.º 11-2017-SUNAT/340000, donde dice que: “la devolución de los tributos pagados a cuenta, como regularización del despacho de mercancía acogidas estrictamente a los beneficios arancelarios otorgados por el PECO, comprende únicamente los derechos Ad/Valorem cancelados de las mercancías liberadas total o parcialmente por acogimiento del PECO; determinándose que el monto a regularizar en el marco del Decreto Supremo n.º 015-94-EF es de S/ {</w:t>
+      </w:r>
+      <w:proofErr w:type="spellStart"/>
       <w:r>
         <w:rPr>
           <w:rFonts w:ascii="Arial" w:hAnsi="Arial" w:cs="Arial"/>
@@ -9484,6 +11584,29 @@
           <w:sz w:val="22"/>
           <w:szCs w:val="22"/>
         </w:rPr>
+        <w:t>textoTotReguPECO</w:t>
+      </w:r>
+      <w:proofErr w:type="spellEnd"/>
+      <w:r>
+        <w:rPr>
+          <w:rFonts w:ascii="Arial" w:hAnsi="Arial" w:cs="Arial"/>
+          <w:i w:val="0"/>
+          <w:iCs w:val="0"/>
+          <w:color w:val="000000" w:themeColor="text1"/>
+          <w:sz w:val="22"/>
+          <w:szCs w:val="22"/>
+        </w:rPr>
+        <w:t>}</w:t>
+      </w:r>
+      <w:r>
+        <w:rPr>
+          <w:rFonts w:ascii="Arial" w:hAnsi="Arial" w:cs="Arial"/>
+          <w:i w:val="0"/>
+          <w:iCs w:val="0"/>
+          <w:color w:val="000000" w:themeColor="text1"/>
+          <w:sz w:val="22"/>
+          <w:szCs w:val="22"/>
+        </w:rPr>
         <w:t>.</w:t>
       </w:r>
     </w:p>
@@ -9492,9 +11615,11 @@
       <w:r>
         <w:t>{/</w:t>
       </w:r>
+      <w:proofErr w:type="spellStart"/>
       <w:r>
         <w:t>estadoOnlyPECO</w:t>
       </w:r>
+      <w:proofErr w:type="spellEnd"/>
       <w:r>
         <w:t>}</w:t>
       </w:r>
@@ -9561,11 +11686,35 @@
           <w:sz w:val="22"/>
           <w:szCs w:val="22"/>
         </w:rPr>
-        <w:t>La Ley n.º 28194 “Ley para la Lucha contra la Evasión y para la Formalización de la Economía” establece en su artículo 3-A la obligatoriedad del uso de medios de pago en la compraventa internacional de mercancías, en tal sentido, se procedió a evaluar la factura remitida por el administrado a través del requerimiento n.º {datosFactura-numeroReqFac}</w:t>
-      </w:r>
+        <w:t>La Ley n.º 28194 “Ley para la Lucha contra la Evasión y para la Formalización de la Economía” establece en su artículo 3-A la obligatoriedad del uso de medios de pago en la compraventa internacional de mercancías, en tal sentido, se procedió a evaluar la factura remitida por el administrado a través del requerimiento n.º {</w:t>
+      </w:r>
+      <w:proofErr w:type="spellStart"/>
       <w:r>
         <w:rPr>
           <w:rFonts w:ascii="Arial" w:hAnsi="Arial"/>
+          <w:i w:val="0"/>
+          <w:iCs w:val="0"/>
+          <w:color w:val="000000" w:themeColor="text1"/>
+          <w:sz w:val="22"/>
+          <w:szCs w:val="22"/>
+        </w:rPr>
+        <w:t>datosFactura-numeroReqFac</w:t>
+      </w:r>
+      <w:proofErr w:type="spellEnd"/>
+      <w:r>
+        <w:rPr>
+          <w:rFonts w:ascii="Arial" w:hAnsi="Arial"/>
+          <w:i w:val="0"/>
+          <w:iCs w:val="0"/>
+          <w:color w:val="000000" w:themeColor="text1"/>
+          <w:sz w:val="22"/>
+          <w:szCs w:val="22"/>
+        </w:rPr>
+        <w:t>}</w:t>
+      </w:r>
+      <w:r>
+        <w:rPr>
+          <w:rFonts w:ascii="Arial" w:hAnsi="Arial"/>
           <w:b/>
           <w:bCs/>
           <w:i w:val="0"/>
@@ -9574,7 +11723,35 @@
           <w:sz w:val="22"/>
           <w:szCs w:val="22"/>
         </w:rPr>
-        <w:t>{datosFactura-numeroReqFacRRR}.</w:t>
+        <w:t>{</w:t>
+      </w:r>
+      <w:proofErr w:type="spellStart"/>
+      <w:r>
+        <w:rPr>
+          <w:rFonts w:ascii="Arial" w:hAnsi="Arial"/>
+          <w:b/>
+          <w:bCs/>
+          <w:i w:val="0"/>
+          <w:iCs w:val="0"/>
+          <w:color w:val="FF0000"/>
+          <w:sz w:val="22"/>
+          <w:szCs w:val="22"/>
+        </w:rPr>
+        <w:t>datosFactura-numeroReqFacRRR</w:t>
+      </w:r>
+      <w:proofErr w:type="spellEnd"/>
+      <w:r>
+        <w:rPr>
+          <w:rFonts w:ascii="Arial" w:hAnsi="Arial"/>
+          <w:b/>
+          <w:bCs/>
+          <w:i w:val="0"/>
+          <w:iCs w:val="0"/>
+          <w:color w:val="FF0000"/>
+          <w:sz w:val="22"/>
+          <w:szCs w:val="22"/>
+        </w:rPr>
+        <w:t>}.</w:t>
       </w:r>
     </w:p>
     <w:p>
@@ -9606,22 +11783,64 @@
           <w:sz w:val="22"/>
           <w:szCs w:val="22"/>
         </w:rPr>
-        <w:t>del requerimiento n.º {datosFactura-numeroReqFac}</w:t>
-      </w:r>
+        <w:t>del requerimiento n.º {</w:t>
+      </w:r>
+      <w:proofErr w:type="spellStart"/>
       <w:r>
         <w:rPr>
           <w:rFonts w:ascii="Arial" w:hAnsi="Arial"/>
+          <w:sz w:val="22"/>
+          <w:szCs w:val="22"/>
+        </w:rPr>
+        <w:t>datosFactura-numeroReqFac</w:t>
+      </w:r>
+      <w:proofErr w:type="spellEnd"/>
+      <w:r>
+        <w:rPr>
+          <w:rFonts w:ascii="Arial" w:hAnsi="Arial"/>
+          <w:sz w:val="22"/>
+          <w:szCs w:val="22"/>
+        </w:rPr>
+        <w:t>}</w:t>
+      </w:r>
+      <w:r>
+        <w:rPr>
+          <w:rFonts w:ascii="Arial" w:hAnsi="Arial"/>
           <w:b/>
           <w:bCs/>
           <w:color w:val="FF0000"/>
           <w:sz w:val="22"/>
           <w:szCs w:val="22"/>
         </w:rPr>
-        <w:t>{datosFactura-numeroReqFacRRR}</w:t>
-      </w:r>
+        <w:t>{</w:t>
+      </w:r>
+      <w:proofErr w:type="spellStart"/>
       <w:r>
         <w:rPr>
           <w:rFonts w:ascii="Arial" w:hAnsi="Arial"/>
+          <w:b/>
+          <w:bCs/>
+          <w:color w:val="FF0000"/>
+          <w:sz w:val="22"/>
+          <w:szCs w:val="22"/>
+        </w:rPr>
+        <w:t>datosFactura-numeroReqFacRRR</w:t>
+      </w:r>
+      <w:proofErr w:type="spellEnd"/>
+      <w:r>
+        <w:rPr>
+          <w:rFonts w:ascii="Arial" w:hAnsi="Arial"/>
+          <w:b/>
+          <w:bCs/>
+          <w:color w:val="FF0000"/>
+          <w:sz w:val="22"/>
+          <w:szCs w:val="22"/>
+        </w:rPr>
+        <w:t>}</w:t>
+      </w:r>
+      <w:r>
+        <w:rPr>
+          <w:rFonts w:ascii="Arial" w:hAnsi="Arial"/>
           <w:sz w:val="22"/>
           <w:szCs w:val="22"/>
         </w:rPr>
@@ -9636,15 +11855,57 @@
           <w:sz w:val="22"/>
           <w:szCs w:val="22"/>
         </w:rPr>
-        <w:t>{datosFactura-fechaReqFacRRR}</w:t>
-      </w:r>
+        <w:t>{</w:t>
+      </w:r>
+      <w:proofErr w:type="spellStart"/>
       <w:r>
         <w:rPr>
           <w:rFonts w:ascii="Arial" w:hAnsi="Arial"/>
-          <w:sz w:val="22"/>
-          <w:szCs w:val="22"/>
-        </w:rPr>
-        <w:t xml:space="preserve">{datosFactura-fechaReqFac} presentó a esta administración la factura digitalizada, la misma que se encuentra detallada en  </w:t>
+          <w:b/>
+          <w:bCs/>
+          <w:color w:val="FF0000"/>
+          <w:sz w:val="22"/>
+          <w:szCs w:val="22"/>
+        </w:rPr>
+        <w:t>datosFactura-fechaReqFacRRR</w:t>
+      </w:r>
+      <w:proofErr w:type="spellEnd"/>
+      <w:r>
+        <w:rPr>
+          <w:rFonts w:ascii="Arial" w:hAnsi="Arial"/>
+          <w:b/>
+          <w:bCs/>
+          <w:color w:val="FF0000"/>
+          <w:sz w:val="22"/>
+          <w:szCs w:val="22"/>
+        </w:rPr>
+        <w:t>}</w:t>
+      </w:r>
+      <w:r>
+        <w:rPr>
+          <w:rFonts w:ascii="Arial" w:hAnsi="Arial"/>
+          <w:sz w:val="22"/>
+          <w:szCs w:val="22"/>
+        </w:rPr>
+        <w:t>{</w:t>
+      </w:r>
+      <w:proofErr w:type="spellStart"/>
+      <w:r>
+        <w:rPr>
+          <w:rFonts w:ascii="Arial" w:hAnsi="Arial"/>
+          <w:sz w:val="22"/>
+          <w:szCs w:val="22"/>
+        </w:rPr>
+        <w:t>datosFactura-fechaReqFac</w:t>
+      </w:r>
+      <w:proofErr w:type="spellEnd"/>
+      <w:r>
+        <w:rPr>
+          <w:rFonts w:ascii="Arial" w:hAnsi="Arial"/>
+          <w:sz w:val="22"/>
+          <w:szCs w:val="22"/>
+        </w:rPr>
+        <w:t xml:space="preserve">} presentó a esta administración la factura digitalizada, la misma que se encuentra detallada en  </w:t>
       </w:r>
       <w:r>
         <w:rPr>
@@ -9767,35 +12028,96 @@
           <w:sz w:val="22"/>
           <w:szCs w:val="22"/>
         </w:rPr>
-        <w:t>se evidencia que el importador todavía se encuentra dentro del plazo para realizar la transferencia por el pago de las mercancías; en tal sentido, corresponde la devolución solicitada por {fromDam-nombreEmpresa}</w:t>
-      </w:r>
+        <w:t>se evidencia que el importador todavía se encuentra dentro del plazo para realizar la transferencia por el pago de las mercancías; en tal sentido, corresponde la devolución solicitada por {</w:t>
+      </w:r>
+      <w:proofErr w:type="spellStart"/>
       <w:r>
         <w:rPr>
           <w:rFonts w:ascii="Arial" w:hAnsi="Arial"/>
+          <w:sz w:val="22"/>
+          <w:szCs w:val="22"/>
+        </w:rPr>
+        <w:t>fromDam-nombreEmpresa</w:t>
+      </w:r>
+      <w:proofErr w:type="spellEnd"/>
+      <w:r>
+        <w:rPr>
+          <w:rFonts w:ascii="Arial" w:hAnsi="Arial"/>
+          <w:sz w:val="22"/>
+          <w:szCs w:val="22"/>
+        </w:rPr>
+        <w:t>}</w:t>
+      </w:r>
+      <w:r>
+        <w:rPr>
+          <w:rFonts w:ascii="Arial" w:hAnsi="Arial"/>
           <w:b/>
           <w:bCs/>
           <w:color w:val="FF0000"/>
           <w:sz w:val="22"/>
           <w:szCs w:val="22"/>
         </w:rPr>
-        <w:t>{fromDam-nombreEmpresaRRR}</w:t>
-      </w:r>
+        <w:t>{</w:t>
+      </w:r>
+      <w:proofErr w:type="spellStart"/>
       <w:r>
         <w:rPr>
           <w:rFonts w:ascii="Arial" w:hAnsi="Arial"/>
-          <w:sz w:val="22"/>
-          <w:szCs w:val="22"/>
-        </w:rPr>
-        <w:t xml:space="preserve">. identificada con RUC n.º {fromDam-ruc} al </w:t>
-      </w:r>
+          <w:b/>
+          <w:bCs/>
+          <w:color w:val="FF0000"/>
+          <w:sz w:val="22"/>
+          <w:szCs w:val="22"/>
+        </w:rPr>
+        <w:t>fromDam-nombreEmpresaRRR</w:t>
+      </w:r>
+      <w:proofErr w:type="spellEnd"/>
       <w:r>
         <w:rPr>
           <w:rFonts w:ascii="Arial" w:hAnsi="Arial"/>
+          <w:b/>
+          <w:bCs/>
+          <w:color w:val="FF0000"/>
+          <w:sz w:val="22"/>
+          <w:szCs w:val="22"/>
+        </w:rPr>
+        <w:t>}</w:t>
+      </w:r>
+      <w:r>
+        <w:rPr>
+          <w:rFonts w:ascii="Arial" w:hAnsi="Arial"/>
+          <w:sz w:val="22"/>
+          <w:szCs w:val="22"/>
+        </w:rPr>
+        <w:t>. identificada con RUC n.º {</w:t>
+      </w:r>
+      <w:proofErr w:type="spellStart"/>
+      <w:r>
+        <w:rPr>
+          <w:rFonts w:ascii="Arial" w:hAnsi="Arial"/>
+          <w:sz w:val="22"/>
+          <w:szCs w:val="22"/>
+        </w:rPr>
+        <w:t>fromDam</w:t>
+      </w:r>
+      <w:proofErr w:type="spellEnd"/>
+      <w:r>
+        <w:rPr>
+          <w:rFonts w:ascii="Arial" w:hAnsi="Arial"/>
+          <w:sz w:val="22"/>
+          <w:szCs w:val="22"/>
+        </w:rPr>
+        <w:t xml:space="preserve">-ruc} al </w:t>
+      </w:r>
+      <w:r>
+        <w:rPr>
+          <w:rFonts w:ascii="Arial" w:hAnsi="Arial"/>
           <w:sz w:val="22"/>
           <w:szCs w:val="22"/>
         </w:rPr>
         <w:t>{</w:t>
       </w:r>
+      <w:proofErr w:type="spellStart"/>
       <w:r>
         <w:rPr>
           <w:rFonts w:ascii="Arial" w:hAnsi="Arial"/>
@@ -9804,6 +12126,7 @@
         </w:rPr>
         <w:t>textoPlazoFactura</w:t>
       </w:r>
+      <w:proofErr w:type="spellEnd"/>
       <w:r>
         <w:rPr>
           <w:rFonts w:ascii="Arial" w:hAnsi="Arial"/>
@@ -9854,12 +12177,14 @@
         </w:rPr>
         <w:t>{/</w:t>
       </w:r>
+      <w:proofErr w:type="spellStart"/>
       <w:r>
         <w:rPr>
           <w:rFonts w:ascii="Arial" w:hAnsi="Arial" w:cs="Arial"/>
         </w:rPr>
         <w:t>estadopagoFacturaTipoVencimiento</w:t>
       </w:r>
+      <w:proofErr w:type="spellEnd"/>
       <w:r>
         <w:rPr>
           <w:rFonts w:ascii="Arial" w:hAnsi="Arial" w:cs="Arial"/>
@@ -9929,11 +12254,35 @@
           <w:szCs w:val="22"/>
         </w:rPr>
         <w:lastRenderedPageBreak/>
-        <w:t>La Ley n.º 28194 “Ley para la Lucha contra la Evasión y para la Formalización de la Economía” establece en su artículo 3-A la obligatoriedad del uso de medios de pago en la compraventa internacional de mercancías, en tal sentido, se procedió a evaluar la factura remitida por el administrado a través del requerimiento n.º {datosFactura-numeroReqFac}</w:t>
-      </w:r>
+        <w:t>La Ley n.º 28194 “Ley para la Lucha contra la Evasión y para la Formalización de la Economía” establece en su artículo 3-A la obligatoriedad del uso de medios de pago en la compraventa internacional de mercancías, en tal sentido, se procedió a evaluar la factura remitida por el administrado a través del requerimiento n.º {</w:t>
+      </w:r>
+      <w:proofErr w:type="spellStart"/>
       <w:r>
         <w:rPr>
           <w:rFonts w:ascii="Arial" w:hAnsi="Arial"/>
+          <w:i w:val="0"/>
+          <w:iCs w:val="0"/>
+          <w:color w:val="000000" w:themeColor="text1"/>
+          <w:sz w:val="22"/>
+          <w:szCs w:val="22"/>
+        </w:rPr>
+        <w:t>datosFactura-numeroReqFac</w:t>
+      </w:r>
+      <w:proofErr w:type="spellEnd"/>
+      <w:r>
+        <w:rPr>
+          <w:rFonts w:ascii="Arial" w:hAnsi="Arial"/>
+          <w:i w:val="0"/>
+          <w:iCs w:val="0"/>
+          <w:color w:val="000000" w:themeColor="text1"/>
+          <w:sz w:val="22"/>
+          <w:szCs w:val="22"/>
+        </w:rPr>
+        <w:t>}</w:t>
+      </w:r>
+      <w:r>
+        <w:rPr>
+          <w:rFonts w:ascii="Arial" w:hAnsi="Arial"/>
           <w:b/>
           <w:bCs/>
           <w:i w:val="0"/>
@@ -9942,7 +12291,35 @@
           <w:sz w:val="22"/>
           <w:szCs w:val="22"/>
         </w:rPr>
-        <w:t>{datosFactura-numeroReqFacRRR}.</w:t>
+        <w:t>{</w:t>
+      </w:r>
+      <w:proofErr w:type="spellStart"/>
+      <w:r>
+        <w:rPr>
+          <w:rFonts w:ascii="Arial" w:hAnsi="Arial"/>
+          <w:b/>
+          <w:bCs/>
+          <w:i w:val="0"/>
+          <w:iCs w:val="0"/>
+          <w:color w:val="FF0000"/>
+          <w:sz w:val="22"/>
+          <w:szCs w:val="22"/>
+        </w:rPr>
+        <w:t>datosFactura-numeroReqFacRRR</w:t>
+      </w:r>
+      <w:proofErr w:type="spellEnd"/>
+      <w:r>
+        <w:rPr>
+          <w:rFonts w:ascii="Arial" w:hAnsi="Arial"/>
+          <w:b/>
+          <w:bCs/>
+          <w:i w:val="0"/>
+          <w:iCs w:val="0"/>
+          <w:color w:val="FF0000"/>
+          <w:sz w:val="22"/>
+          <w:szCs w:val="22"/>
+        </w:rPr>
+        <w:t>}.</w:t>
       </w:r>
     </w:p>
     <w:p>
@@ -9966,22 +12343,64 @@
           <w:sz w:val="22"/>
           <w:szCs w:val="22"/>
         </w:rPr>
-        <w:t>El importador a través del requerimiento n.º {datosFactura-numeroReqFac}</w:t>
-      </w:r>
+        <w:t>El importador a través del requerimiento n.º {</w:t>
+      </w:r>
+      <w:proofErr w:type="spellStart"/>
       <w:r>
         <w:rPr>
           <w:rFonts w:ascii="Arial" w:hAnsi="Arial"/>
+          <w:sz w:val="22"/>
+          <w:szCs w:val="22"/>
+        </w:rPr>
+        <w:t>datosFactura-numeroReqFac</w:t>
+      </w:r>
+      <w:proofErr w:type="spellEnd"/>
+      <w:r>
+        <w:rPr>
+          <w:rFonts w:ascii="Arial" w:hAnsi="Arial"/>
+          <w:sz w:val="22"/>
+          <w:szCs w:val="22"/>
+        </w:rPr>
+        <w:t>}</w:t>
+      </w:r>
+      <w:r>
+        <w:rPr>
+          <w:rFonts w:ascii="Arial" w:hAnsi="Arial"/>
           <w:b/>
           <w:bCs/>
           <w:color w:val="FF0000"/>
           <w:sz w:val="22"/>
           <w:szCs w:val="22"/>
         </w:rPr>
-        <w:t>{datosFactura-numeroReqFacRRR}</w:t>
-      </w:r>
+        <w:t>{</w:t>
+      </w:r>
+      <w:proofErr w:type="spellStart"/>
       <w:r>
         <w:rPr>
           <w:rFonts w:ascii="Arial" w:hAnsi="Arial"/>
+          <w:b/>
+          <w:bCs/>
+          <w:color w:val="FF0000"/>
+          <w:sz w:val="22"/>
+          <w:szCs w:val="22"/>
+        </w:rPr>
+        <w:t>datosFactura-numeroReqFacRRR</w:t>
+      </w:r>
+      <w:proofErr w:type="spellEnd"/>
+      <w:r>
+        <w:rPr>
+          <w:rFonts w:ascii="Arial" w:hAnsi="Arial"/>
+          <w:b/>
+          <w:bCs/>
+          <w:color w:val="FF0000"/>
+          <w:sz w:val="22"/>
+          <w:szCs w:val="22"/>
+        </w:rPr>
+        <w:t>}</w:t>
+      </w:r>
+      <w:r>
+        <w:rPr>
+          <w:rFonts w:ascii="Arial" w:hAnsi="Arial"/>
           <w:sz w:val="22"/>
           <w:szCs w:val="22"/>
         </w:rPr>
@@ -9996,15 +12415,57 @@
           <w:sz w:val="22"/>
           <w:szCs w:val="22"/>
         </w:rPr>
-        <w:t>{datosFactura-fechaReqFacRRR}</w:t>
-      </w:r>
+        <w:t>{</w:t>
+      </w:r>
+      <w:proofErr w:type="spellStart"/>
       <w:r>
         <w:rPr>
           <w:rFonts w:ascii="Arial" w:hAnsi="Arial"/>
-          <w:sz w:val="22"/>
-          <w:szCs w:val="22"/>
-        </w:rPr>
-        <w:t xml:space="preserve">{datosFactura-fechaReqFac} presentó a esta administración la factura digitalizada, la misma que se encuentra detallada en  </w:t>
+          <w:b/>
+          <w:bCs/>
+          <w:color w:val="FF0000"/>
+          <w:sz w:val="22"/>
+          <w:szCs w:val="22"/>
+        </w:rPr>
+        <w:t>datosFactura-fechaReqFacRRR</w:t>
+      </w:r>
+      <w:proofErr w:type="spellEnd"/>
+      <w:r>
+        <w:rPr>
+          <w:rFonts w:ascii="Arial" w:hAnsi="Arial"/>
+          <w:b/>
+          <w:bCs/>
+          <w:color w:val="FF0000"/>
+          <w:sz w:val="22"/>
+          <w:szCs w:val="22"/>
+        </w:rPr>
+        <w:t>}</w:t>
+      </w:r>
+      <w:r>
+        <w:rPr>
+          <w:rFonts w:ascii="Arial" w:hAnsi="Arial"/>
+          <w:sz w:val="22"/>
+          <w:szCs w:val="22"/>
+        </w:rPr>
+        <w:t>{</w:t>
+      </w:r>
+      <w:proofErr w:type="spellStart"/>
+      <w:r>
+        <w:rPr>
+          <w:rFonts w:ascii="Arial" w:hAnsi="Arial"/>
+          <w:sz w:val="22"/>
+          <w:szCs w:val="22"/>
+        </w:rPr>
+        <w:t>datosFactura-fechaReqFac</w:t>
+      </w:r>
+      <w:proofErr w:type="spellEnd"/>
+      <w:r>
+        <w:rPr>
+          <w:rFonts w:ascii="Arial" w:hAnsi="Arial"/>
+          <w:sz w:val="22"/>
+          <w:szCs w:val="22"/>
+        </w:rPr>
+        <w:t xml:space="preserve">} presentó a esta administración la factura digitalizada, la misma que se encuentra detallada en  </w:t>
       </w:r>
       <w:r>
         <w:rPr>
@@ -10021,18 +12482,60 @@
           <w:sz w:val="22"/>
           <w:szCs w:val="22"/>
         </w:rPr>
-        <w:t>, se ha procedido a revisar y verificar las condiciones de pago establecidas entre el importador y su proveedor, se observa que la fecha de pago de las mercancías es {datosFactura-plazoFac}</w:t>
-      </w:r>
+        <w:t>, se ha procedido a revisar y verificar las condiciones de pago establecidas entre el importador y su proveedor, se observa que la fecha de pago de las mercancías es {</w:t>
+      </w:r>
+      <w:proofErr w:type="spellStart"/>
       <w:r>
         <w:rPr>
           <w:rFonts w:ascii="Arial" w:hAnsi="Arial"/>
+          <w:sz w:val="22"/>
+          <w:szCs w:val="22"/>
+        </w:rPr>
+        <w:t>datosFactura-plazoFac</w:t>
+      </w:r>
+      <w:proofErr w:type="spellEnd"/>
+      <w:r>
+        <w:rPr>
+          <w:rFonts w:ascii="Arial" w:hAnsi="Arial"/>
+          <w:sz w:val="22"/>
+          <w:szCs w:val="22"/>
+        </w:rPr>
+        <w:t>}</w:t>
+      </w:r>
+      <w:r>
+        <w:rPr>
+          <w:rFonts w:ascii="Arial" w:hAnsi="Arial"/>
           <w:b/>
           <w:bCs/>
           <w:color w:val="FF0000"/>
           <w:sz w:val="22"/>
           <w:szCs w:val="22"/>
         </w:rPr>
-        <w:t>{datosFactura-plazoFacRRR}</w:t>
+        <w:t>{</w:t>
+      </w:r>
+      <w:proofErr w:type="spellStart"/>
+      <w:r>
+        <w:rPr>
+          <w:rFonts w:ascii="Arial" w:hAnsi="Arial"/>
+          <w:b/>
+          <w:bCs/>
+          <w:color w:val="FF0000"/>
+          <w:sz w:val="22"/>
+          <w:szCs w:val="22"/>
+        </w:rPr>
+        <w:t>datosFactura-plazoFacRRR</w:t>
+      </w:r>
+      <w:proofErr w:type="spellEnd"/>
+      <w:r>
+        <w:rPr>
+          <w:rFonts w:ascii="Arial" w:hAnsi="Arial"/>
+          <w:b/>
+          <w:bCs/>
+          <w:color w:val="FF0000"/>
+          <w:sz w:val="22"/>
+          <w:szCs w:val="22"/>
+        </w:rPr>
+        <w:t>}</w:t>
       </w:r>
       <w:r>
         <w:rPr>
@@ -10059,6 +12562,7 @@
         </w:rPr>
         <w:t>{</w:t>
       </w:r>
+      <w:proofErr w:type="spellStart"/>
       <w:r>
         <w:rPr>
           <w:rFonts w:ascii="Arial" w:hAnsi="Arial"/>
@@ -10067,6 +12571,7 @@
         </w:rPr>
         <w:t>textoFechaTipado</w:t>
       </w:r>
+      <w:proofErr w:type="spellEnd"/>
       <w:r>
         <w:rPr>
           <w:rFonts w:ascii="Arial" w:hAnsi="Arial"/>
@@ -10084,11 +12589,35 @@
           <w:sz w:val="22"/>
           <w:szCs w:val="22"/>
         </w:rPr>
-        <w:t>{textoFechaTipadoRRR}</w:t>
-      </w:r>
+        <w:t>{</w:t>
+      </w:r>
+      <w:proofErr w:type="spellStart"/>
       <w:r>
         <w:rPr>
           <w:rFonts w:ascii="Arial" w:hAnsi="Arial"/>
+          <w:b/>
+          <w:bCs/>
+          <w:color w:val="FF0000"/>
+          <w:sz w:val="22"/>
+          <w:szCs w:val="22"/>
+        </w:rPr>
+        <w:t>textoFechaTipadoRRR</w:t>
+      </w:r>
+      <w:proofErr w:type="spellEnd"/>
+      <w:r>
+        <w:rPr>
+          <w:rFonts w:ascii="Arial" w:hAnsi="Arial"/>
+          <w:b/>
+          <w:bCs/>
+          <w:color w:val="FF0000"/>
+          <w:sz w:val="22"/>
+          <w:szCs w:val="22"/>
+        </w:rPr>
+        <w:t>}</w:t>
+      </w:r>
+      <w:r>
+        <w:rPr>
+          <w:rFonts w:ascii="Arial" w:hAnsi="Arial"/>
           <w:sz w:val="22"/>
           <w:szCs w:val="22"/>
         </w:rPr>
@@ -10100,35 +12629,96 @@
           <w:sz w:val="22"/>
           <w:szCs w:val="22"/>
         </w:rPr>
-        <w:t>se evidencia que el importador todavía se encuentra dentro del plazo para realizar la transferencia por el pago de las mercancías; en tal sentido, corresponde la devolución solicitada por {fromDam-nombreEmpresa}</w:t>
-      </w:r>
+        <w:t>se evidencia que el importador todavía se encuentra dentro del plazo para realizar la transferencia por el pago de las mercancías; en tal sentido, corresponde la devolución solicitada por {</w:t>
+      </w:r>
+      <w:proofErr w:type="spellStart"/>
       <w:r>
         <w:rPr>
           <w:rFonts w:ascii="Arial" w:hAnsi="Arial"/>
+          <w:sz w:val="22"/>
+          <w:szCs w:val="22"/>
+        </w:rPr>
+        <w:t>fromDam-nombreEmpresa</w:t>
+      </w:r>
+      <w:proofErr w:type="spellEnd"/>
+      <w:r>
+        <w:rPr>
+          <w:rFonts w:ascii="Arial" w:hAnsi="Arial"/>
+          <w:sz w:val="22"/>
+          <w:szCs w:val="22"/>
+        </w:rPr>
+        <w:t>}</w:t>
+      </w:r>
+      <w:r>
+        <w:rPr>
+          <w:rFonts w:ascii="Arial" w:hAnsi="Arial"/>
           <w:b/>
           <w:bCs/>
           <w:color w:val="FF0000"/>
           <w:sz w:val="22"/>
           <w:szCs w:val="22"/>
         </w:rPr>
-        <w:t>{fromDam-nombreEmpresaRRR}</w:t>
-      </w:r>
+        <w:t>{</w:t>
+      </w:r>
+      <w:proofErr w:type="spellStart"/>
       <w:r>
         <w:rPr>
           <w:rFonts w:ascii="Arial" w:hAnsi="Arial"/>
-          <w:sz w:val="22"/>
-          <w:szCs w:val="22"/>
-        </w:rPr>
-        <w:t xml:space="preserve">. identificada con RUC n.º {fromDam-ruc} al </w:t>
-      </w:r>
+          <w:b/>
+          <w:bCs/>
+          <w:color w:val="FF0000"/>
+          <w:sz w:val="22"/>
+          <w:szCs w:val="22"/>
+        </w:rPr>
+        <w:t>fromDam-nombreEmpresaRRR</w:t>
+      </w:r>
+      <w:proofErr w:type="spellEnd"/>
       <w:r>
         <w:rPr>
           <w:rFonts w:ascii="Arial" w:hAnsi="Arial"/>
+          <w:b/>
+          <w:bCs/>
+          <w:color w:val="FF0000"/>
+          <w:sz w:val="22"/>
+          <w:szCs w:val="22"/>
+        </w:rPr>
+        <w:t>}</w:t>
+      </w:r>
+      <w:r>
+        <w:rPr>
+          <w:rFonts w:ascii="Arial" w:hAnsi="Arial"/>
+          <w:sz w:val="22"/>
+          <w:szCs w:val="22"/>
+        </w:rPr>
+        <w:t>. identificada con RUC n.º {</w:t>
+      </w:r>
+      <w:proofErr w:type="spellStart"/>
+      <w:r>
+        <w:rPr>
+          <w:rFonts w:ascii="Arial" w:hAnsi="Arial"/>
+          <w:sz w:val="22"/>
+          <w:szCs w:val="22"/>
+        </w:rPr>
+        <w:t>fromDam</w:t>
+      </w:r>
+      <w:proofErr w:type="spellEnd"/>
+      <w:r>
+        <w:rPr>
+          <w:rFonts w:ascii="Arial" w:hAnsi="Arial"/>
+          <w:sz w:val="22"/>
+          <w:szCs w:val="22"/>
+        </w:rPr>
+        <w:t xml:space="preserve">-ruc} al </w:t>
+      </w:r>
+      <w:r>
+        <w:rPr>
+          <w:rFonts w:ascii="Arial" w:hAnsi="Arial"/>
           <w:sz w:val="22"/>
           <w:szCs w:val="22"/>
         </w:rPr>
         <w:t>{</w:t>
       </w:r>
+      <w:proofErr w:type="spellStart"/>
       <w:r>
         <w:rPr>
           <w:rFonts w:ascii="Arial" w:hAnsi="Arial"/>
@@ -10137,6 +12727,7 @@
         </w:rPr>
         <w:t>textoPlazoFactura</w:t>
       </w:r>
+      <w:proofErr w:type="spellEnd"/>
       <w:r>
         <w:rPr>
           <w:rFonts w:ascii="Arial" w:hAnsi="Arial"/>
@@ -10187,12 +12778,14 @@
         </w:rPr>
         <w:t>{/</w:t>
       </w:r>
+      <w:proofErr w:type="spellStart"/>
       <w:r>
         <w:rPr>
           <w:rFonts w:ascii="Arial" w:hAnsi="Arial" w:cs="Arial"/>
         </w:rPr>
         <w:t>estadoPagoFacturaTipoPlazo</w:t>
       </w:r>
+      <w:proofErr w:type="spellEnd"/>
       <w:r>
         <w:rPr>
           <w:rFonts w:ascii="Arial" w:hAnsi="Arial" w:cs="Arial"/>
@@ -10333,6 +12926,7 @@
         </w:rPr>
         <w:t>{/</w:t>
       </w:r>
+      <w:proofErr w:type="spellStart"/>
       <w:r>
         <w:rPr>
           <w:rFonts w:ascii="Arial" w:hAnsi="Arial" w:cs="Arial"/>
@@ -10341,6 +12935,7 @@
         </w:rPr>
         <w:t>estadoPago</w:t>
       </w:r>
+      <w:proofErr w:type="spellEnd"/>
       <w:r>
         <w:rPr>
           <w:rFonts w:ascii="Arial" w:hAnsi="Arial" w:cs="Arial"/>
@@ -10521,7 +13116,25 @@
           <w:sz w:val="22"/>
           <w:szCs w:val="22"/>
         </w:rPr>
-        <w:t>{fromDam-numeroDam}</w:t>
+        <w:t>{</w:t>
+      </w:r>
+      <w:proofErr w:type="spellStart"/>
+      <w:r>
+        <w:rPr>
+          <w:rFonts w:ascii="Arial" w:hAnsi="Arial" w:cs="Arial"/>
+          <w:sz w:val="22"/>
+          <w:szCs w:val="22"/>
+        </w:rPr>
+        <w:t>fromDam-numeroDam</w:t>
+      </w:r>
+      <w:proofErr w:type="spellEnd"/>
+      <w:r>
+        <w:rPr>
+          <w:rFonts w:ascii="Arial" w:hAnsi="Arial" w:cs="Arial"/>
+          <w:sz w:val="22"/>
+          <w:szCs w:val="22"/>
+        </w:rPr>
+        <w:t>}</w:t>
       </w:r>
       <w:r>
         <w:rPr>
@@ -10582,6 +13195,7 @@
         </w:rPr>
         <w:t xml:space="preserve">Declarar procedente la regularización de la DAM </w:t>
       </w:r>
+      <w:proofErr w:type="spellStart"/>
       <w:r>
         <w:rPr>
           <w:rFonts w:ascii="Arial" w:hAnsi="Arial" w:cs="Arial"/>
@@ -10590,13 +13204,32 @@
         </w:rPr>
         <w:t>n.°</w:t>
       </w:r>
-      <w:r>
-        <w:rPr>
-          <w:rFonts w:ascii="Arial" w:hAnsi="Arial" w:cs="Arial"/>
-          <w:sz w:val="22"/>
-          <w:szCs w:val="22"/>
-        </w:rPr>
-        <w:t xml:space="preserve"> {fromDam-numeroDam}</w:t>
+      <w:proofErr w:type="spellEnd"/>
+      <w:r>
+        <w:rPr>
+          <w:rFonts w:ascii="Arial" w:hAnsi="Arial" w:cs="Arial"/>
+          <w:sz w:val="22"/>
+          <w:szCs w:val="22"/>
+        </w:rPr>
+        <w:t xml:space="preserve"> {</w:t>
+      </w:r>
+      <w:proofErr w:type="spellStart"/>
+      <w:r>
+        <w:rPr>
+          <w:rFonts w:ascii="Arial" w:hAnsi="Arial" w:cs="Arial"/>
+          <w:sz w:val="22"/>
+          <w:szCs w:val="22"/>
+        </w:rPr>
+        <w:t>fromDam-numeroDam</w:t>
+      </w:r>
+      <w:proofErr w:type="spellEnd"/>
+      <w:r>
+        <w:rPr>
+          <w:rFonts w:ascii="Arial" w:hAnsi="Arial" w:cs="Arial"/>
+          <w:sz w:val="22"/>
+          <w:szCs w:val="22"/>
+        </w:rPr>
+        <w:t>}</w:t>
       </w:r>
       <w:r>
         <w:rPr>
@@ -10759,7 +13392,25 @@
           <w:sz w:val="22"/>
           <w:szCs w:val="22"/>
         </w:rPr>
-        <w:t>{fromDam-nombreEmpresa}</w:t>
+        <w:t>{</w:t>
+      </w:r>
+      <w:proofErr w:type="spellStart"/>
+      <w:r>
+        <w:rPr>
+          <w:rFonts w:ascii="Arial" w:hAnsi="Arial" w:cs="Arial"/>
+          <w:sz w:val="22"/>
+          <w:szCs w:val="22"/>
+        </w:rPr>
+        <w:t>fromDam-nombreEmpresa</w:t>
+      </w:r>
+      <w:proofErr w:type="spellEnd"/>
+      <w:r>
+        <w:rPr>
+          <w:rFonts w:ascii="Arial" w:hAnsi="Arial" w:cs="Arial"/>
+          <w:sz w:val="22"/>
+          <w:szCs w:val="22"/>
+        </w:rPr>
+        <w:t>}</w:t>
       </w:r>
       <w:r>
         <w:rPr>
@@ -10778,6 +13429,7 @@
         </w:rPr>
         <w:t xml:space="preserve">sin perjuicio de la fiscalización posterior que pudiera realizar la Superintendencia Nacional de Aduanas y de Administración Tributaria – </w:t>
       </w:r>
+      <w:proofErr w:type="spellStart"/>
       <w:r>
         <w:rPr>
           <w:rFonts w:ascii="Arial" w:hAnsi="Arial" w:cs="Arial"/>
@@ -10786,6 +13438,7 @@
         </w:rPr>
         <w:t>Sunat</w:t>
       </w:r>
+      <w:proofErr w:type="spellEnd"/>
       <w:r>
         <w:rPr>
           <w:rFonts w:ascii="Arial" w:hAnsi="Arial" w:cs="Arial"/>
@@ -10823,6 +13476,7 @@
         </w:rPr>
         <w:t>{/</w:t>
       </w:r>
+      <w:proofErr w:type="spellStart"/>
       <w:r>
         <w:rPr>
           <w:rFonts w:ascii="Arial" w:hAnsi="Arial" w:cs="Arial"/>
@@ -10833,7 +13487,14 @@
         <w:rPr>
           <w:rFonts w:ascii="Arial" w:hAnsi="Arial" w:cs="Arial"/>
         </w:rPr>
-        <w:t>noProcPECO}</w:t>
+        <w:t>noProcPECO</w:t>
+      </w:r>
+      <w:proofErr w:type="spellEnd"/>
+      <w:r>
+        <w:rPr>
+          <w:rFonts w:ascii="Arial" w:hAnsi="Arial" w:cs="Arial"/>
+        </w:rPr>
+        <w:t>}</w:t>
       </w:r>
     </w:p>
     <w:p>
@@ -10898,6 +13559,7 @@
         </w:rPr>
         <w:t xml:space="preserve">procedente la regularización de la DAM </w:t>
       </w:r>
+      <w:proofErr w:type="spellStart"/>
       <w:r>
         <w:rPr>
           <w:rFonts w:ascii="Arial" w:hAnsi="Arial" w:cs="Arial"/>
@@ -10906,13 +13568,32 @@
         </w:rPr>
         <w:t>n.°</w:t>
       </w:r>
-      <w:r>
-        <w:rPr>
-          <w:rFonts w:ascii="Arial" w:hAnsi="Arial" w:cs="Arial"/>
-          <w:sz w:val="22"/>
-          <w:szCs w:val="22"/>
-        </w:rPr>
-        <w:t xml:space="preserve"> {fromDam-numeroDam} en el marco de la de la Ley n.º 27037 Ley de Promoción de la Inversión en la Amazonía y normas conexas</w:t>
+      <w:proofErr w:type="spellEnd"/>
+      <w:r>
+        <w:rPr>
+          <w:rFonts w:ascii="Arial" w:hAnsi="Arial" w:cs="Arial"/>
+          <w:sz w:val="22"/>
+          <w:szCs w:val="22"/>
+        </w:rPr>
+        <w:t xml:space="preserve"> {</w:t>
+      </w:r>
+      <w:proofErr w:type="spellStart"/>
+      <w:r>
+        <w:rPr>
+          <w:rFonts w:ascii="Arial" w:hAnsi="Arial" w:cs="Arial"/>
+          <w:sz w:val="22"/>
+          <w:szCs w:val="22"/>
+        </w:rPr>
+        <w:t>fromDam-numeroDam</w:t>
+      </w:r>
+      <w:proofErr w:type="spellEnd"/>
+      <w:r>
+        <w:rPr>
+          <w:rFonts w:ascii="Arial" w:hAnsi="Arial" w:cs="Arial"/>
+          <w:sz w:val="22"/>
+          <w:szCs w:val="22"/>
+        </w:rPr>
+        <w:t>} en el marco de la de la Ley n.º 27037 Ley de Promoción de la Inversión en la Amazonía y normas conexas</w:t>
       </w:r>
       <w:r>
         <w:rPr>
@@ -10967,8 +13648,27 @@
           <w:sz w:val="22"/>
           <w:szCs w:val="22"/>
         </w:rPr>
-        <w:t xml:space="preserve">la devolución por el importe de S/ {textoTotRegu27} en el marco de la Ley n.º 27037 Ley de Promoción de la Inversión en la Amazonía y normas conexas, a favor de {fromDam-nombreEmpresa}, sin perjuicio de la fiscalización posterior que pudiera realizar la Superintendencia Nacional de Aduanas y de Administración Tributaria – </w:t>
-      </w:r>
+        <w:t>la devolución por el importe de S/ {textoTotRegu27} en el marco de la Ley n.º 27037 Ley de Promoción de la Inversión en la Amazonía y normas conexas, a favor de {</w:t>
+      </w:r>
+      <w:proofErr w:type="spellStart"/>
+      <w:r>
+        <w:rPr>
+          <w:rFonts w:ascii="Arial" w:hAnsi="Arial" w:cs="Arial"/>
+          <w:sz w:val="22"/>
+          <w:szCs w:val="22"/>
+        </w:rPr>
+        <w:t>fromDam-nombreEmpresa</w:t>
+      </w:r>
+      <w:proofErr w:type="spellEnd"/>
+      <w:r>
+        <w:rPr>
+          <w:rFonts w:ascii="Arial" w:hAnsi="Arial" w:cs="Arial"/>
+          <w:sz w:val="22"/>
+          <w:szCs w:val="22"/>
+        </w:rPr>
+        <w:t xml:space="preserve">}, sin perjuicio de la fiscalización posterior que pudiera realizar la Superintendencia Nacional de Aduanas y de Administración Tributaria – </w:t>
+      </w:r>
+      <w:proofErr w:type="spellStart"/>
       <w:r>
         <w:rPr>
           <w:rFonts w:ascii="Arial" w:hAnsi="Arial" w:cs="Arial"/>
@@ -10977,6 +13677,7 @@
         </w:rPr>
         <w:t>Sunat</w:t>
       </w:r>
+      <w:proofErr w:type="spellEnd"/>
       <w:r>
         <w:rPr>
           <w:rFonts w:ascii="Arial" w:hAnsi="Arial" w:cs="Arial"/>
@@ -11015,6 +13716,7 @@
         </w:rPr>
         <w:t>{/</w:t>
       </w:r>
+      <w:proofErr w:type="spellStart"/>
       <w:r>
         <w:rPr>
           <w:rFonts w:ascii="Arial" w:hAnsi="Arial" w:cs="Arial"/>
@@ -11022,6 +13724,7 @@
         </w:rPr>
         <w:t>estadoOnlyAMAZONIA</w:t>
       </w:r>
+      <w:proofErr w:type="spellEnd"/>
       <w:r>
         <w:rPr>
           <w:rFonts w:ascii="Arial" w:hAnsi="Arial" w:cs="Arial"/>
@@ -11098,6 +13801,7 @@
         </w:rPr>
         <w:t xml:space="preserve">procedente la regularización de la DAM </w:t>
       </w:r>
+      <w:proofErr w:type="spellStart"/>
       <w:r>
         <w:rPr>
           <w:rFonts w:ascii="Arial" w:hAnsi="Arial" w:cs="Arial"/>
@@ -11106,13 +13810,32 @@
         </w:rPr>
         <w:t>n.°</w:t>
       </w:r>
-      <w:r>
-        <w:rPr>
-          <w:rFonts w:ascii="Arial" w:hAnsi="Arial" w:cs="Arial"/>
-          <w:sz w:val="22"/>
-          <w:szCs w:val="22"/>
-        </w:rPr>
-        <w:t xml:space="preserve"> {fromDam-numeroDam} en el marco del Decreto Supremo n.º 015-94-EF y la Ley n.º 27037 Ley de Promoción de la Inversión en la Amazonía y normas conexas</w:t>
+      <w:proofErr w:type="spellEnd"/>
+      <w:r>
+        <w:rPr>
+          <w:rFonts w:ascii="Arial" w:hAnsi="Arial" w:cs="Arial"/>
+          <w:sz w:val="22"/>
+          <w:szCs w:val="22"/>
+        </w:rPr>
+        <w:t xml:space="preserve"> {</w:t>
+      </w:r>
+      <w:proofErr w:type="spellStart"/>
+      <w:r>
+        <w:rPr>
+          <w:rFonts w:ascii="Arial" w:hAnsi="Arial" w:cs="Arial"/>
+          <w:sz w:val="22"/>
+          <w:szCs w:val="22"/>
+        </w:rPr>
+        <w:t>fromDam-numeroDam</w:t>
+      </w:r>
+      <w:proofErr w:type="spellEnd"/>
+      <w:r>
+        <w:rPr>
+          <w:rFonts w:ascii="Arial" w:hAnsi="Arial" w:cs="Arial"/>
+          <w:sz w:val="22"/>
+          <w:szCs w:val="22"/>
+        </w:rPr>
+        <w:t>} en el marco del Decreto Supremo n.º 015-94-EF y la Ley n.º 27037 Ley de Promoción de la Inversión en la Amazonía y normas conexas</w:t>
       </w:r>
       <w:r>
         <w:rPr>
@@ -11209,6 +13932,7 @@
         </w:rPr>
         <w:t xml:space="preserve"> {</w:t>
       </w:r>
+      <w:proofErr w:type="spellStart"/>
       <w:r>
         <w:rPr>
           <w:rFonts w:ascii="Arial" w:hAnsi="Arial" w:cs="Arial"/>
@@ -11217,6 +13941,7 @@
         </w:rPr>
         <w:t>textoTotReguPECO</w:t>
       </w:r>
+      <w:proofErr w:type="spellEnd"/>
       <w:r>
         <w:rPr>
           <w:rFonts w:ascii="Arial" w:hAnsi="Arial" w:cs="Arial"/>
@@ -11247,8 +13972,27 @@
           <w:sz w:val="22"/>
           <w:szCs w:val="22"/>
         </w:rPr>
-        <w:t xml:space="preserve"> por el importe de S/ {textoTotRegu27} en el marco de la Ley n.º 27037 Ley de Promoción de la Inversión en la Amazonía y normas conexas, a favor de {fromDam-nombreEmpresa}, sin perjuicio de la fiscalización posterior que pudiera realizar la Superintendencia Nacional de Aduanas y de Administración Tributaria – </w:t>
-      </w:r>
+        <w:t xml:space="preserve"> por el importe de S/ {textoTotRegu27} en el marco de la Ley n.º 27037 Ley de Promoción de la Inversión en la Amazonía y normas conexas, a favor de {</w:t>
+      </w:r>
+      <w:proofErr w:type="spellStart"/>
+      <w:r>
+        <w:rPr>
+          <w:rFonts w:ascii="Arial" w:hAnsi="Arial" w:cs="Arial"/>
+          <w:sz w:val="22"/>
+          <w:szCs w:val="22"/>
+        </w:rPr>
+        <w:t>fromDam-nombreEmpresa</w:t>
+      </w:r>
+      <w:proofErr w:type="spellEnd"/>
+      <w:r>
+        <w:rPr>
+          <w:rFonts w:ascii="Arial" w:hAnsi="Arial" w:cs="Arial"/>
+          <w:sz w:val="22"/>
+          <w:szCs w:val="22"/>
+        </w:rPr>
+        <w:t xml:space="preserve">}, sin perjuicio de la fiscalización posterior que pudiera realizar la Superintendencia Nacional de Aduanas y de Administración Tributaria – </w:t>
+      </w:r>
+      <w:proofErr w:type="spellStart"/>
       <w:r>
         <w:rPr>
           <w:rFonts w:ascii="Arial" w:hAnsi="Arial" w:cs="Arial"/>
@@ -11257,6 +14001,7 @@
         </w:rPr>
         <w:t>Sunat</w:t>
       </w:r>
+      <w:proofErr w:type="spellEnd"/>
       <w:r>
         <w:rPr>
           <w:rFonts w:ascii="Arial" w:hAnsi="Arial" w:cs="Arial"/>
@@ -11306,6 +14051,7 @@
         </w:rPr>
         <w:t>{/</w:t>
       </w:r>
+      <w:proofErr w:type="spellStart"/>
       <w:r>
         <w:rPr>
           <w:rFonts w:ascii="Arial" w:hAnsi="Arial" w:cs="Arial"/>
@@ -11316,7 +14062,14 @@
         <w:rPr>
           <w:rFonts w:ascii="Arial" w:hAnsi="Arial" w:cs="Arial"/>
         </w:rPr>
-        <w:t>Proc}</w:t>
+        <w:t>Proc</w:t>
+      </w:r>
+      <w:proofErr w:type="spellEnd"/>
+      <w:r>
+        <w:rPr>
+          <w:rFonts w:ascii="Arial" w:hAnsi="Arial" w:cs="Arial"/>
+        </w:rPr>
+        <w:t>}</w:t>
       </w:r>
     </w:p>
     <w:p>
@@ -11359,6 +14112,7 @@
         </w:rPr>
         <w:t xml:space="preserve">Declarar procedente la regularización de la DAM </w:t>
       </w:r>
+      <w:proofErr w:type="spellStart"/>
       <w:r>
         <w:rPr>
           <w:rFonts w:ascii="Arial" w:hAnsi="Arial" w:cs="Arial"/>
@@ -11367,13 +14121,32 @@
         </w:rPr>
         <w:t>n.°</w:t>
       </w:r>
-      <w:r>
-        <w:rPr>
-          <w:rFonts w:ascii="Arial" w:hAnsi="Arial" w:cs="Arial"/>
-          <w:sz w:val="22"/>
-          <w:szCs w:val="22"/>
-        </w:rPr>
-        <w:t xml:space="preserve"> {fromDam-numeroDam} en el marco del Decreto Supremo n.º 015-94-EF y normas conexas</w:t>
+      <w:proofErr w:type="spellEnd"/>
+      <w:r>
+        <w:rPr>
+          <w:rFonts w:ascii="Arial" w:hAnsi="Arial" w:cs="Arial"/>
+          <w:sz w:val="22"/>
+          <w:szCs w:val="22"/>
+        </w:rPr>
+        <w:t xml:space="preserve"> {</w:t>
+      </w:r>
+      <w:proofErr w:type="spellStart"/>
+      <w:r>
+        <w:rPr>
+          <w:rFonts w:ascii="Arial" w:hAnsi="Arial" w:cs="Arial"/>
+          <w:sz w:val="22"/>
+          <w:szCs w:val="22"/>
+        </w:rPr>
+        <w:t>fromDam-numeroDam</w:t>
+      </w:r>
+      <w:proofErr w:type="spellEnd"/>
+      <w:r>
+        <w:rPr>
+          <w:rFonts w:ascii="Arial" w:hAnsi="Arial" w:cs="Arial"/>
+          <w:sz w:val="22"/>
+          <w:szCs w:val="22"/>
+        </w:rPr>
+        <w:t>} en el marco del Decreto Supremo n.º 015-94-EF y normas conexas</w:t>
       </w:r>
       <w:r>
         <w:rPr>
@@ -11418,8 +14191,45 @@
           <w:sz w:val="22"/>
           <w:szCs w:val="22"/>
         </w:rPr>
-        <w:t xml:space="preserve">Autorizar la devolución por el importe de S/ {textoTotRegu27} en el marco del Decreto Supremo n.º 015-94-EF y normas conexas, a favor de {fromDam-nombreEmpresa}, sin perjuicio de la fiscalización posterior que pudiera realizar la Superintendencia Nacional de Aduanas y de Administración Tributaria – </w:t>
-      </w:r>
+        <w:t>Autorizar la devolución por el importe de S/ {</w:t>
+      </w:r>
+      <w:proofErr w:type="spellStart"/>
+      <w:r>
+        <w:rPr>
+          <w:rFonts w:ascii="Arial" w:hAnsi="Arial" w:cs="Arial"/>
+          <w:sz w:val="22"/>
+          <w:szCs w:val="22"/>
+        </w:rPr>
+        <w:t>textoTotReguPECO</w:t>
+      </w:r>
+      <w:proofErr w:type="spellEnd"/>
+      <w:r>
+        <w:rPr>
+          <w:rFonts w:ascii="Arial" w:hAnsi="Arial" w:cs="Arial"/>
+          <w:sz w:val="22"/>
+          <w:szCs w:val="22"/>
+        </w:rPr>
+        <w:t>} en el marco del Decreto Supremo n.º 015-94-EF y normas conexas, a favor de {</w:t>
+      </w:r>
+      <w:proofErr w:type="spellStart"/>
+      <w:r>
+        <w:rPr>
+          <w:rFonts w:ascii="Arial" w:hAnsi="Arial" w:cs="Arial"/>
+          <w:sz w:val="22"/>
+          <w:szCs w:val="22"/>
+        </w:rPr>
+        <w:t>fromDam-nombreEmpresa</w:t>
+      </w:r>
+      <w:proofErr w:type="spellEnd"/>
+      <w:r>
+        <w:rPr>
+          <w:rFonts w:ascii="Arial" w:hAnsi="Arial" w:cs="Arial"/>
+          <w:sz w:val="22"/>
+          <w:szCs w:val="22"/>
+        </w:rPr>
+        <w:t xml:space="preserve">}, sin perjuicio de la fiscalización posterior que pudiera realizar la Superintendencia Nacional de Aduanas y de Administración Tributaria – </w:t>
+      </w:r>
+      <w:proofErr w:type="spellStart"/>
       <w:r>
         <w:rPr>
           <w:rFonts w:ascii="Arial" w:hAnsi="Arial" w:cs="Arial"/>
@@ -11428,6 +14238,7 @@
         </w:rPr>
         <w:t>Sunat</w:t>
       </w:r>
+      <w:proofErr w:type="spellEnd"/>
       <w:r>
         <w:rPr>
           <w:rFonts w:ascii="Arial" w:hAnsi="Arial" w:cs="Arial"/>
@@ -11464,7 +14275,25 @@
           <w:sz w:val="22"/>
           <w:szCs w:val="22"/>
         </w:rPr>
-        <w:t>{/estadoOnlyPECO}</w:t>
+        <w:t>{/</w:t>
+      </w:r>
+      <w:proofErr w:type="spellStart"/>
+      <w:r>
+        <w:rPr>
+          <w:rFonts w:ascii="Arial" w:hAnsi="Arial" w:cs="Arial"/>
+          <w:sz w:val="22"/>
+          <w:szCs w:val="22"/>
+        </w:rPr>
+        <w:t>estadoOnlyPECO</w:t>
+      </w:r>
+      <w:proofErr w:type="spellEnd"/>
+      <w:r>
+        <w:rPr>
+          <w:rFonts w:ascii="Arial" w:hAnsi="Arial" w:cs="Arial"/>
+          <w:sz w:val="22"/>
+          <w:szCs w:val="22"/>
+        </w:rPr>
+        <w:t>}</w:t>
       </w:r>
     </w:p>
     <w:p>
@@ -11517,7 +14346,7 @@
 </file>
 
 <file path=word/numbering.xml><?xml version="1.0" encoding="utf-8"?>
-<w:numbering xmlns:wpc="http://schemas.microsoft.com/office/word/2010/wordprocessingCanvas" xmlns:cx="http://schemas.microsoft.com/office/drawing/2014/chartex" xmlns:cx1="http://schemas.microsoft.com/office/drawing/2015/9/8/chartex" xmlns:cx2="http://schemas.microsoft.com/office/drawing/2015/10/21/chartex" xmlns:cx3="http://schemas.microsoft.com/office/drawing/2016/5/9/chartex" xmlns:cx4="http://schemas.microsoft.com/office/drawing/2016/5/10/chartex" xmlns:cx5="http://schemas.microsoft.com/office/drawing/2016/5/11/chartex" xmlns:cx6="http://schemas.microsoft.com/office/drawing/2016/5/12/chartex" xmlns:cx7="http://schemas.microsoft.com/office/drawing/2016/5/13/chartex" xmlns:cx8="http://schemas.microsoft.com/office/drawing/2016/5/14/chartex" xmlns:mc="http://schemas.openxmlformats.org/markup-compatibility/2006" xmlns:aink="http://schemas.microsoft.com/office/drawing/2016/ink" xmlns:am3d="http://schemas.microsoft.com/office/drawing/2017/model3d" xmlns:o="urn:schemas-microsoft-com:office:office" xmlns:oel="http://schemas.microsoft.com/office/2019/extlst" xmlns:r="http://schemas.openxmlformats.org/officeDocument/2006/relationships" xmlns:m="http://schemas.openxmlformats.org/officeDocument/2006/math" xmlns:v="urn:schemas-microsoft-com:vml" xmlns:wp14="http://schemas.microsoft.com/office/word/2010/wordprocessingDrawing" xmlns:wp="http://schemas.openxmlformats.org/drawingml/2006/wordprocessingDrawing" xmlns:w10="urn:schemas-microsoft-com:office:word" xmlns:w="http://schemas.openxmlformats.org/wordprocessingml/2006/main" xmlns:w14="http://schemas.microsoft.com/office/word/2010/wordml" xmlns:w15="http://schemas.microsoft.com/office/word/2012/wordml" xmlns:w16cex="http://schemas.microsoft.com/office/word/2018/wordml/cex" xmlns:w16cid="http://schemas.microsoft.com/office/word/2016/wordml/cid" xmlns:w16="http://schemas.microsoft.com/office/word/2018/wordml" xmlns:w16du="http://schemas.microsoft.com/office/word/2023/wordml/word16du" xmlns:w16sdtdh="http://schemas.microsoft.com/office/word/2020/wordml/sdtdatahash" xmlns:w16se="http://schemas.microsoft.com/office/word/2015/wordml/symex" xmlns:wpg="http://schemas.microsoft.com/office/word/2010/wordprocessingGroup" xmlns:wpi="http://schemas.microsoft.com/office/word/2010/wordprocessingInk" xmlns:wne="http://schemas.microsoft.com/office/word/2006/wordml" xmlns:wps="http://schemas.microsoft.com/office/word/2010/wordprocessingShape" mc:Ignorable="w14 w15 w16se w16cid w16 w16cex w16sdtdh w16du wp14">
+<w:numbering xmlns:wpc="http://schemas.microsoft.com/office/word/2010/wordprocessingCanvas" xmlns:cx="http://schemas.microsoft.com/office/drawing/2014/chartex" xmlns:cx1="http://schemas.microsoft.com/office/drawing/2015/9/8/chartex" xmlns:cx2="http://schemas.microsoft.com/office/drawing/2015/10/21/chartex" xmlns:cx3="http://schemas.microsoft.com/office/drawing/2016/5/9/chartex" xmlns:cx4="http://schemas.microsoft.com/office/drawing/2016/5/10/chartex" xmlns:cx5="http://schemas.microsoft.com/office/drawing/2016/5/11/chartex" xmlns:cx6="http://schemas.microsoft.com/office/drawing/2016/5/12/chartex" xmlns:cx7="http://schemas.microsoft.com/office/drawing/2016/5/13/chartex" xmlns:cx8="http://schemas.microsoft.com/office/drawing/2016/5/14/chartex" xmlns:mc="http://schemas.openxmlformats.org/markup-compatibility/2006" xmlns:aink="http://schemas.microsoft.com/office/drawing/2016/ink" xmlns:am3d="http://schemas.microsoft.com/office/drawing/2017/model3d" xmlns:o="urn:schemas-microsoft-com:office:office" xmlns:oel="http://schemas.microsoft.com/office/2019/extlst" xmlns:r="http://schemas.openxmlformats.org/officeDocument/2006/relationships" xmlns:m="http://schemas.openxmlformats.org/officeDocument/2006/math" xmlns:v="urn:schemas-microsoft-com:vml" xmlns:wp14="http://schemas.microsoft.com/office/word/2010/wordprocessingDrawing" xmlns:wp="http://schemas.openxmlformats.org/drawingml/2006/wordprocessingDrawing" xmlns:w10="urn:schemas-microsoft-com:office:word" xmlns:w="http://schemas.openxmlformats.org/wordprocessingml/2006/main" xmlns:w14="http://schemas.microsoft.com/office/word/2010/wordml" xmlns:w15="http://schemas.microsoft.com/office/word/2012/wordml" xmlns:w16cex="http://schemas.microsoft.com/office/word/2018/wordml/cex" xmlns:w16cid="http://schemas.microsoft.com/office/word/2016/wordml/cid" xmlns:w16="http://schemas.microsoft.com/office/word/2018/wordml" xmlns:w16sdtdh="http://schemas.microsoft.com/office/word/2020/wordml/sdtdatahash" xmlns:w16se="http://schemas.microsoft.com/office/word/2015/wordml/symex" xmlns:wpg="http://schemas.microsoft.com/office/word/2010/wordprocessingGroup" xmlns:wpi="http://schemas.microsoft.com/office/word/2010/wordprocessingInk" xmlns:wne="http://schemas.microsoft.com/office/word/2006/wordml" xmlns:wps="http://schemas.microsoft.com/office/word/2010/wordprocessingShape" mc:Ignorable="w14 w15 w16se w16cid w16 w16cex w16sdtdh wp14">
   <w:abstractNum w:abstractNumId="0" w15:restartNumberingAfterBreak="0">
     <w:nsid w:val="1148259D"/>
     <w:multiLevelType w:val="multilevel"/>
@@ -12271,7 +15100,7 @@
 </file>
 
 <file path=word/styles.xml><?xml version="1.0" encoding="utf-8"?>
-<w:styles xmlns:mc="http://schemas.openxmlformats.org/markup-compatibility/2006" xmlns:r="http://schemas.openxmlformats.org/officeDocument/2006/relationships" xmlns:w="http://schemas.openxmlformats.org/wordprocessingml/2006/main" xmlns:w14="http://schemas.microsoft.com/office/word/2010/wordml" xmlns:w15="http://schemas.microsoft.com/office/word/2012/wordml" xmlns:w16cex="http://schemas.microsoft.com/office/word/2018/wordml/cex" xmlns:w16cid="http://schemas.microsoft.com/office/word/2016/wordml/cid" xmlns:w16="http://schemas.microsoft.com/office/word/2018/wordml" xmlns:w16du="http://schemas.microsoft.com/office/word/2023/wordml/word16du" xmlns:w16sdtdh="http://schemas.microsoft.com/office/word/2020/wordml/sdtdatahash" xmlns:w16se="http://schemas.microsoft.com/office/word/2015/wordml/symex" mc:Ignorable="w14 w15 w16se w16cid w16 w16cex w16sdtdh w16du">
+<w:styles xmlns:mc="http://schemas.openxmlformats.org/markup-compatibility/2006" xmlns:r="http://schemas.openxmlformats.org/officeDocument/2006/relationships" xmlns:w="http://schemas.openxmlformats.org/wordprocessingml/2006/main" xmlns:w14="http://schemas.microsoft.com/office/word/2010/wordml" xmlns:w15="http://schemas.microsoft.com/office/word/2012/wordml" xmlns:w16cex="http://schemas.microsoft.com/office/word/2018/wordml/cex" xmlns:w16cid="http://schemas.microsoft.com/office/word/2016/wordml/cid" xmlns:w16="http://schemas.microsoft.com/office/word/2018/wordml" xmlns:w16sdtdh="http://schemas.microsoft.com/office/word/2020/wordml/sdtdatahash" xmlns:w16se="http://schemas.microsoft.com/office/word/2015/wordml/symex" mc:Ignorable="w14 w15 w16se w16cid w16 w16cex w16sdtdh">
   <w:docDefaults>
     <w:rPrDefault>
       <w:rPr>

--- a/recursos/words/semiPlantillaFinalInformeV3NumeradoNUEVO.docx
+++ b/recursos/words/semiPlantillaFinalInformeV3NumeradoNUEVO.docx
@@ -1,6 +1,6 @@
 
 <file path=word/document.xml><?xml version="1.0" encoding="utf-8"?>
-<w:document xmlns:wpc="http://schemas.microsoft.com/office/word/2010/wordprocessingCanvas" xmlns:cx="http://schemas.microsoft.com/office/drawing/2014/chartex" xmlns:cx1="http://schemas.microsoft.com/office/drawing/2015/9/8/chartex" xmlns:cx2="http://schemas.microsoft.com/office/drawing/2015/10/21/chartex" xmlns:cx3="http://schemas.microsoft.com/office/drawing/2016/5/9/chartex" xmlns:cx4="http://schemas.microsoft.com/office/drawing/2016/5/10/chartex" xmlns:cx5="http://schemas.microsoft.com/office/drawing/2016/5/11/chartex" xmlns:cx6="http://schemas.microsoft.com/office/drawing/2016/5/12/chartex" xmlns:cx7="http://schemas.microsoft.com/office/drawing/2016/5/13/chartex" xmlns:cx8="http://schemas.microsoft.com/office/drawing/2016/5/14/chartex" xmlns:mc="http://schemas.openxmlformats.org/markup-compatibility/2006" xmlns:aink="http://schemas.microsoft.com/office/drawing/2016/ink" xmlns:am3d="http://schemas.microsoft.com/office/drawing/2017/model3d" xmlns:o="urn:schemas-microsoft-com:office:office" xmlns:oel="http://schemas.microsoft.com/office/2019/extlst" xmlns:r="http://schemas.openxmlformats.org/officeDocument/2006/relationships" xmlns:m="http://schemas.openxmlformats.org/officeDocument/2006/math" xmlns:v="urn:schemas-microsoft-com:vml" xmlns:wp14="http://schemas.microsoft.com/office/word/2010/wordprocessingDrawing" xmlns:wp="http://schemas.openxmlformats.org/drawingml/2006/wordprocessingDrawing" xmlns:w10="urn:schemas-microsoft-com:office:word" xmlns:w="http://schemas.openxmlformats.org/wordprocessingml/2006/main" xmlns:w14="http://schemas.microsoft.com/office/word/2010/wordml" xmlns:w15="http://schemas.microsoft.com/office/word/2012/wordml" xmlns:w16cex="http://schemas.microsoft.com/office/word/2018/wordml/cex" xmlns:w16cid="http://schemas.microsoft.com/office/word/2016/wordml/cid" xmlns:w16="http://schemas.microsoft.com/office/word/2018/wordml" xmlns:w16sdtdh="http://schemas.microsoft.com/office/word/2020/wordml/sdtdatahash" xmlns:w16se="http://schemas.microsoft.com/office/word/2015/wordml/symex" xmlns:wpg="http://schemas.microsoft.com/office/word/2010/wordprocessingGroup" xmlns:wpi="http://schemas.microsoft.com/office/word/2010/wordprocessingInk" xmlns:wne="http://schemas.microsoft.com/office/word/2006/wordml" xmlns:wps="http://schemas.microsoft.com/office/word/2010/wordprocessingShape" mc:Ignorable="w14 w15 w16se w16cid w16 w16cex w16sdtdh wp14">
+<w:document xmlns:wpc="http://schemas.microsoft.com/office/word/2010/wordprocessingCanvas" xmlns:cx="http://schemas.microsoft.com/office/drawing/2014/chartex" xmlns:cx1="http://schemas.microsoft.com/office/drawing/2015/9/8/chartex" xmlns:cx2="http://schemas.microsoft.com/office/drawing/2015/10/21/chartex" xmlns:cx3="http://schemas.microsoft.com/office/drawing/2016/5/9/chartex" xmlns:cx4="http://schemas.microsoft.com/office/drawing/2016/5/10/chartex" xmlns:cx5="http://schemas.microsoft.com/office/drawing/2016/5/11/chartex" xmlns:cx6="http://schemas.microsoft.com/office/drawing/2016/5/12/chartex" xmlns:cx7="http://schemas.microsoft.com/office/drawing/2016/5/13/chartex" xmlns:cx8="http://schemas.microsoft.com/office/drawing/2016/5/14/chartex" xmlns:mc="http://schemas.openxmlformats.org/markup-compatibility/2006" xmlns:aink="http://schemas.microsoft.com/office/drawing/2016/ink" xmlns:am3d="http://schemas.microsoft.com/office/drawing/2017/model3d" xmlns:o="urn:schemas-microsoft-com:office:office" xmlns:oel="http://schemas.microsoft.com/office/2019/extlst" xmlns:r="http://schemas.openxmlformats.org/officeDocument/2006/relationships" xmlns:m="http://schemas.openxmlformats.org/officeDocument/2006/math" xmlns:v="urn:schemas-microsoft-com:vml" xmlns:wp14="http://schemas.microsoft.com/office/word/2010/wordprocessingDrawing" xmlns:wp="http://schemas.openxmlformats.org/drawingml/2006/wordprocessingDrawing" xmlns:w10="urn:schemas-microsoft-com:office:word" xmlns:w="http://schemas.openxmlformats.org/wordprocessingml/2006/main" xmlns:w14="http://schemas.microsoft.com/office/word/2010/wordml" xmlns:w15="http://schemas.microsoft.com/office/word/2012/wordml" xmlns:w16cex="http://schemas.microsoft.com/office/word/2018/wordml/cex" xmlns:w16cid="http://schemas.microsoft.com/office/word/2016/wordml/cid" xmlns:w16="http://schemas.microsoft.com/office/word/2018/wordml" xmlns:w16du="http://schemas.microsoft.com/office/word/2023/wordml/word16du" xmlns:w16sdtdh="http://schemas.microsoft.com/office/word/2020/wordml/sdtdatahash" xmlns:w16se="http://schemas.microsoft.com/office/word/2015/wordml/symex" xmlns:wpg="http://schemas.microsoft.com/office/word/2010/wordprocessingGroup" xmlns:wpi="http://schemas.microsoft.com/office/word/2010/wordprocessingInk" xmlns:wne="http://schemas.microsoft.com/office/word/2006/wordml" xmlns:wps="http://schemas.microsoft.com/office/word/2010/wordprocessingShape" mc:Ignorable="w14 w15 w16se w16cid w16 w16cex w16sdtdh w16du wp14">
   <w:body>
     <w:p>
       <w:pPr>
@@ -425,25 +425,7 @@
           <w:sz w:val="22"/>
           <w:szCs w:val="22"/>
         </w:rPr>
-        <w:t>{</w:t>
-      </w:r>
-      <w:proofErr w:type="spellStart"/>
-      <w:r>
-        <w:rPr>
-          <w:rFonts w:ascii="Arial" w:hAnsi="Arial" w:cs="Arial"/>
-          <w:sz w:val="22"/>
-          <w:szCs w:val="22"/>
-        </w:rPr>
-        <w:t>fromDam-numeroDam</w:t>
-      </w:r>
-      <w:proofErr w:type="spellEnd"/>
-      <w:r>
-        <w:rPr>
-          <w:rFonts w:ascii="Arial" w:hAnsi="Arial" w:cs="Arial"/>
-          <w:sz w:val="22"/>
-          <w:szCs w:val="22"/>
-        </w:rPr>
-        <w:t>}</w:t>
+        <w:t>{fromDam-numeroDam}</w:t>
       </w:r>
       <w:r>
         <w:rPr>
@@ -454,31 +436,7 @@
           <w:sz w:val="22"/>
           <w:szCs w:val="22"/>
         </w:rPr>
-        <w:t>{</w:t>
-      </w:r>
-      <w:proofErr w:type="spellStart"/>
-      <w:r>
-        <w:rPr>
-          <w:rFonts w:ascii="Arial" w:hAnsi="Arial" w:cs="Arial"/>
-          <w:b/>
-          <w:bCs/>
-          <w:color w:val="FF0000"/>
-          <w:sz w:val="22"/>
-          <w:szCs w:val="22"/>
-        </w:rPr>
-        <w:t>fromDam-numeroDamRRR</w:t>
-      </w:r>
-      <w:proofErr w:type="spellEnd"/>
-      <w:r>
-        <w:rPr>
-          <w:rFonts w:ascii="Arial" w:hAnsi="Arial" w:cs="Arial"/>
-          <w:b/>
-          <w:bCs/>
-          <w:color w:val="FF0000"/>
-          <w:sz w:val="22"/>
-          <w:szCs w:val="22"/>
-        </w:rPr>
-        <w:t>}</w:t>
+        <w:t>{fromDam-numeroDamRRR}</w:t>
       </w:r>
       <w:r>
         <w:rPr>
@@ -495,27 +453,7 @@
           <w:szCs w:val="22"/>
           <w:shd w:val="clear" w:color="auto" w:fill="FAF9F8"/>
         </w:rPr>
-        <w:t>{</w:t>
-      </w:r>
-      <w:proofErr w:type="spellStart"/>
-      <w:r>
-        <w:rPr>
-          <w:rFonts w:ascii="Arial" w:hAnsi="Arial" w:cs="Arial"/>
-          <w:sz w:val="22"/>
-          <w:szCs w:val="22"/>
-          <w:shd w:val="clear" w:color="auto" w:fill="FAF9F8"/>
-        </w:rPr>
-        <w:t>textoVisto</w:t>
-      </w:r>
-      <w:proofErr w:type="spellEnd"/>
-      <w:r>
-        <w:rPr>
-          <w:rFonts w:ascii="Arial" w:hAnsi="Arial" w:cs="Arial"/>
-          <w:sz w:val="22"/>
-          <w:szCs w:val="22"/>
-          <w:shd w:val="clear" w:color="auto" w:fill="FAF9F8"/>
-        </w:rPr>
-        <w:t>}</w:t>
+        <w:t>{textoVisto}</w:t>
       </w:r>
       <w:r>
         <w:rPr>
@@ -642,7 +580,6 @@
         </w:rPr>
         <w:t xml:space="preserve">Ley General de Aduanas, Decreto Legislativo </w:t>
       </w:r>
-      <w:proofErr w:type="spellStart"/>
       <w:r>
         <w:rPr>
           <w:rFonts w:ascii="Arial" w:hAnsi="Arial" w:cs="Arial"/>
@@ -670,7 +607,6 @@
         </w:rPr>
         <w:t>°</w:t>
       </w:r>
-      <w:proofErr w:type="spellEnd"/>
       <w:r>
         <w:rPr>
           <w:rFonts w:ascii="Arial" w:hAnsi="Arial" w:cs="Arial"/>
@@ -709,7 +645,6 @@
         </w:rPr>
         <w:t xml:space="preserve">Ley </w:t>
       </w:r>
-      <w:proofErr w:type="spellStart"/>
       <w:r>
         <w:rPr>
           <w:rFonts w:ascii="Arial" w:hAnsi="Arial" w:cs="Arial"/>
@@ -737,7 +672,6 @@
         </w:rPr>
         <w:t>°</w:t>
       </w:r>
-      <w:proofErr w:type="spellEnd"/>
       <w:r>
         <w:rPr>
           <w:rFonts w:ascii="Arial" w:hAnsi="Arial" w:cs="Arial"/>
@@ -776,7 +710,6 @@
         </w:rPr>
         <w:t xml:space="preserve">Decreto Supremo </w:t>
       </w:r>
-      <w:proofErr w:type="spellStart"/>
       <w:r>
         <w:rPr>
           <w:rFonts w:ascii="Arial" w:hAnsi="Arial" w:cs="Arial"/>
@@ -804,7 +737,6 @@
         </w:rPr>
         <w:t>°</w:t>
       </w:r>
-      <w:proofErr w:type="spellEnd"/>
       <w:r>
         <w:rPr>
           <w:rFonts w:ascii="Arial" w:hAnsi="Arial" w:cs="Arial"/>
@@ -843,7 +775,6 @@
         </w:rPr>
         <w:t xml:space="preserve">Arancel Común Anexo al Protocolo Modificatorio del Convenio de Cooperación Aduanera Peruano-Colombiano de 1938, puesto en vigencia por el Decreto Supremo </w:t>
       </w:r>
-      <w:proofErr w:type="spellStart"/>
       <w:r>
         <w:rPr>
           <w:rFonts w:ascii="Arial" w:hAnsi="Arial" w:cs="Arial"/>
@@ -871,7 +802,6 @@
         </w:rPr>
         <w:t>°</w:t>
       </w:r>
-      <w:proofErr w:type="spellEnd"/>
       <w:r>
         <w:rPr>
           <w:rFonts w:ascii="Arial" w:hAnsi="Arial" w:cs="Arial"/>
@@ -910,7 +840,6 @@
         </w:rPr>
         <w:t xml:space="preserve">Resolución de Superintendencia </w:t>
       </w:r>
-      <w:proofErr w:type="spellStart"/>
       <w:r>
         <w:rPr>
           <w:rFonts w:ascii="Arial" w:hAnsi="Arial" w:cs="Arial"/>
@@ -938,7 +867,6 @@
         </w:rPr>
         <w:t>°</w:t>
       </w:r>
-      <w:proofErr w:type="spellEnd"/>
       <w:r>
         <w:rPr>
           <w:rFonts w:ascii="Arial" w:hAnsi="Arial" w:cs="Arial"/>
@@ -948,7 +876,6 @@
         </w:rPr>
         <w:t xml:space="preserve"> 247-2025/SUNAT - Procedimiento Especifico DESPA-PE.01.15 (versión 3) Exoneración del IGV e IPM a la Importación de bienes para el consumo en la Amazonía - Ley </w:t>
       </w:r>
-      <w:proofErr w:type="spellStart"/>
       <w:r>
         <w:rPr>
           <w:rFonts w:ascii="Arial" w:hAnsi="Arial" w:cs="Arial"/>
@@ -976,7 +903,6 @@
         </w:rPr>
         <w:t>°</w:t>
       </w:r>
-      <w:proofErr w:type="spellEnd"/>
       <w:r>
         <w:rPr>
           <w:rFonts w:ascii="Arial" w:hAnsi="Arial" w:cs="Arial"/>
@@ -1010,7 +936,6 @@
         </w:rPr>
         <w:t>{/</w:t>
       </w:r>
-      <w:proofErr w:type="spellStart"/>
       <w:r>
         <w:rPr>
           <w:rFonts w:ascii="Arial" w:hAnsi="Arial" w:cs="Arial"/>
@@ -1018,7 +943,6 @@
         </w:rPr>
         <w:t>estadoOnlyAMAZONIA</w:t>
       </w:r>
-      <w:proofErr w:type="spellEnd"/>
       <w:r>
         <w:rPr>
           <w:rFonts w:ascii="Arial" w:hAnsi="Arial" w:cs="Arial"/>
@@ -1098,7 +1022,6 @@
         </w:rPr>
         <w:t xml:space="preserve">Ley General de Aduanas, Decreto Legislativo </w:t>
       </w:r>
-      <w:proofErr w:type="spellStart"/>
       <w:r>
         <w:rPr>
           <w:rFonts w:ascii="Arial" w:hAnsi="Arial" w:cs="Arial"/>
@@ -1126,7 +1049,6 @@
         </w:rPr>
         <w:t>°</w:t>
       </w:r>
-      <w:proofErr w:type="spellEnd"/>
       <w:r>
         <w:rPr>
           <w:rFonts w:ascii="Arial" w:hAnsi="Arial" w:cs="Arial"/>
@@ -1165,7 +1087,6 @@
         </w:rPr>
         <w:t xml:space="preserve">Ley </w:t>
       </w:r>
-      <w:proofErr w:type="spellStart"/>
       <w:r>
         <w:rPr>
           <w:rFonts w:ascii="Arial" w:hAnsi="Arial" w:cs="Arial"/>
@@ -1193,7 +1114,6 @@
         </w:rPr>
         <w:t>°</w:t>
       </w:r>
-      <w:proofErr w:type="spellEnd"/>
       <w:r>
         <w:rPr>
           <w:rFonts w:ascii="Arial" w:hAnsi="Arial" w:cs="Arial"/>
@@ -1232,7 +1152,6 @@
         </w:rPr>
         <w:t xml:space="preserve">Decreto Supremo </w:t>
       </w:r>
-      <w:proofErr w:type="spellStart"/>
       <w:r>
         <w:rPr>
           <w:rFonts w:ascii="Arial" w:hAnsi="Arial" w:cs="Arial"/>
@@ -1260,7 +1179,6 @@
         </w:rPr>
         <w:t>°</w:t>
       </w:r>
-      <w:proofErr w:type="spellEnd"/>
       <w:r>
         <w:rPr>
           <w:rFonts w:ascii="Arial" w:hAnsi="Arial" w:cs="Arial"/>
@@ -1299,7 +1217,6 @@
         </w:rPr>
         <w:t xml:space="preserve">Convenio de Cooperación Aduanera Peruano-Colombiano de 1938 y su Protocolo Modificatorio, aprobado por Resolución Legislativa </w:t>
       </w:r>
-      <w:proofErr w:type="spellStart"/>
       <w:r>
         <w:rPr>
           <w:rFonts w:ascii="Arial" w:hAnsi="Arial" w:cs="Arial"/>
@@ -1309,7 +1226,6 @@
         </w:rPr>
         <w:t>n.°</w:t>
       </w:r>
-      <w:proofErr w:type="spellEnd"/>
       <w:r>
         <w:rPr>
           <w:rFonts w:ascii="Arial" w:hAnsi="Arial" w:cs="Arial"/>
@@ -1349,7 +1265,6 @@
         <w:lastRenderedPageBreak/>
         <w:t xml:space="preserve">Medidas a fin de garantizar el cumplimiento de las obligaciones asumidas por nuestro país en el Convenio de Cooperación Aduanera con Colombia, dictada por Decreto Supremo </w:t>
       </w:r>
-      <w:proofErr w:type="spellStart"/>
       <w:r>
         <w:rPr>
           <w:rFonts w:ascii="Arial" w:hAnsi="Arial" w:cs="Arial"/>
@@ -1359,7 +1274,6 @@
         </w:rPr>
         <w:t>n.°</w:t>
       </w:r>
-      <w:proofErr w:type="spellEnd"/>
       <w:r>
         <w:rPr>
           <w:rFonts w:ascii="Arial" w:hAnsi="Arial" w:cs="Arial"/>
@@ -1398,7 +1312,6 @@
         </w:rPr>
         <w:t xml:space="preserve">Arancel Común Anexo al Protocolo Modificatorio del Convenio de Cooperación Aduanera Peruano-Colombiano de 1938, puesto en vigencia por el Decreto Supremo </w:t>
       </w:r>
-      <w:proofErr w:type="spellStart"/>
       <w:r>
         <w:rPr>
           <w:rFonts w:ascii="Arial" w:hAnsi="Arial" w:cs="Arial"/>
@@ -1426,7 +1339,6 @@
         </w:rPr>
         <w:t>°</w:t>
       </w:r>
-      <w:proofErr w:type="spellEnd"/>
       <w:r>
         <w:rPr>
           <w:rFonts w:ascii="Arial" w:hAnsi="Arial" w:cs="Arial"/>
@@ -1465,7 +1377,6 @@
         </w:rPr>
         <w:t xml:space="preserve">Resolución de Superintendencia </w:t>
       </w:r>
-      <w:proofErr w:type="spellStart"/>
       <w:r>
         <w:rPr>
           <w:rFonts w:ascii="Arial" w:hAnsi="Arial" w:cs="Arial"/>
@@ -1493,7 +1404,6 @@
         </w:rPr>
         <w:t>°</w:t>
       </w:r>
-      <w:proofErr w:type="spellEnd"/>
       <w:r>
         <w:rPr>
           <w:rFonts w:ascii="Arial" w:hAnsi="Arial" w:cs="Arial"/>
@@ -1503,7 +1413,6 @@
         </w:rPr>
         <w:t xml:space="preserve"> 247-2025/SUNAT - Procedimiento Especifico DESPA-PE.01.15 (versión 3) Exoneración del IGV e IPM a la Importación de bienes para el consumo en la Amazonía - Ley </w:t>
       </w:r>
-      <w:proofErr w:type="spellStart"/>
       <w:r>
         <w:rPr>
           <w:rFonts w:ascii="Arial" w:hAnsi="Arial" w:cs="Arial"/>
@@ -1531,7 +1440,6 @@
         </w:rPr>
         <w:t>°</w:t>
       </w:r>
-      <w:proofErr w:type="spellEnd"/>
       <w:r>
         <w:rPr>
           <w:rFonts w:ascii="Arial" w:hAnsi="Arial" w:cs="Arial"/>
@@ -1570,7 +1478,6 @@
         </w:rPr>
         <w:t xml:space="preserve">Resolución de Superintendencia </w:t>
       </w:r>
-      <w:proofErr w:type="spellStart"/>
       <w:r>
         <w:rPr>
           <w:rFonts w:ascii="Arial" w:hAnsi="Arial" w:cs="Arial"/>
@@ -1598,7 +1505,6 @@
         </w:rPr>
         <w:t>°</w:t>
       </w:r>
-      <w:proofErr w:type="spellEnd"/>
       <w:r>
         <w:rPr>
           <w:rFonts w:ascii="Arial" w:hAnsi="Arial" w:cs="Arial"/>
@@ -1632,7 +1538,6 @@
         </w:rPr>
         <w:t>{/</w:t>
       </w:r>
-      <w:proofErr w:type="spellStart"/>
       <w:r>
         <w:rPr>
           <w:rFonts w:ascii="Arial" w:hAnsi="Arial" w:cs="Arial"/>
@@ -1641,7 +1546,6 @@
         </w:rPr>
         <w:t>estadoPECOyAMAZONIA</w:t>
       </w:r>
-      <w:proofErr w:type="spellEnd"/>
       <w:r>
         <w:rPr>
           <w:rFonts w:ascii="Arial" w:hAnsi="Arial" w:cs="Arial"/>
@@ -1723,7 +1627,6 @@
         </w:rPr>
         <w:t xml:space="preserve">Ley General de Aduanas, Decreto Legislativo </w:t>
       </w:r>
-      <w:proofErr w:type="spellStart"/>
       <w:r>
         <w:rPr>
           <w:rFonts w:ascii="Arial" w:hAnsi="Arial" w:cs="Arial"/>
@@ -1751,7 +1654,6 @@
         </w:rPr>
         <w:t>°</w:t>
       </w:r>
-      <w:proofErr w:type="spellEnd"/>
       <w:r>
         <w:rPr>
           <w:rFonts w:ascii="Arial" w:hAnsi="Arial" w:cs="Arial"/>
@@ -1808,7 +1710,6 @@
         </w:rPr>
         <w:t xml:space="preserve">de Cooperación Aduanera Peruano-Colombiano de 1938 y su Protocolo Modificatorio, aprobado por Resolución Legislativa </w:t>
       </w:r>
-      <w:proofErr w:type="spellStart"/>
       <w:r>
         <w:rPr>
           <w:rFonts w:ascii="Arial" w:hAnsi="Arial" w:cs="Arial"/>
@@ -1818,7 +1719,6 @@
         </w:rPr>
         <w:t>n.°</w:t>
       </w:r>
-      <w:proofErr w:type="spellEnd"/>
       <w:r>
         <w:rPr>
           <w:rFonts w:ascii="Arial" w:hAnsi="Arial" w:cs="Arial"/>
@@ -1884,7 +1784,6 @@
         </w:rPr>
         <w:t xml:space="preserve">a fin de garantizar el cumplimiento de las obligaciones asumidas por nuestro país en el Convenio de Cooperación Aduanera con Colombia, dictada por Decreto Supremo </w:t>
       </w:r>
-      <w:proofErr w:type="spellStart"/>
       <w:r>
         <w:rPr>
           <w:rFonts w:ascii="Arial" w:hAnsi="Arial" w:cs="Arial"/>
@@ -1894,7 +1793,6 @@
         </w:rPr>
         <w:t>n.°</w:t>
       </w:r>
-      <w:proofErr w:type="spellEnd"/>
       <w:r>
         <w:rPr>
           <w:rFonts w:ascii="Arial" w:hAnsi="Arial" w:cs="Arial"/>
@@ -1942,7 +1840,6 @@
         </w:rPr>
         <w:t xml:space="preserve">Común Anexo al Protocolo Modificatorio del Convenio de Cooperación Aduanera Peruano-Colombiano de 1938, puesto en vigencia por el Decreto Supremo </w:t>
       </w:r>
-      <w:proofErr w:type="spellStart"/>
       <w:r>
         <w:rPr>
           <w:rFonts w:ascii="Arial" w:hAnsi="Arial" w:cs="Arial"/>
@@ -1970,7 +1867,6 @@
         </w:rPr>
         <w:t>°</w:t>
       </w:r>
-      <w:proofErr w:type="spellEnd"/>
       <w:r>
         <w:rPr>
           <w:rFonts w:ascii="Arial" w:hAnsi="Arial" w:cs="Arial"/>
@@ -2009,7 +1905,6 @@
         </w:rPr>
         <w:t xml:space="preserve">Resolución Superintendencia </w:t>
       </w:r>
-      <w:proofErr w:type="spellStart"/>
       <w:r>
         <w:rPr>
           <w:rFonts w:ascii="Arial" w:hAnsi="Arial" w:cs="Arial"/>
@@ -2037,7 +1932,6 @@
         </w:rPr>
         <w:t>°</w:t>
       </w:r>
-      <w:proofErr w:type="spellEnd"/>
       <w:r>
         <w:rPr>
           <w:rFonts w:ascii="Arial" w:hAnsi="Arial" w:cs="Arial"/>
@@ -2071,7 +1965,6 @@
         </w:rPr>
         <w:t>{/</w:t>
       </w:r>
-      <w:proofErr w:type="spellStart"/>
       <w:r>
         <w:rPr>
           <w:rFonts w:ascii="Arial" w:hAnsi="Arial" w:cs="Arial"/>
@@ -2081,7 +1974,6 @@
         </w:rPr>
         <w:t>estadoOnlyPECO</w:t>
       </w:r>
-      <w:proofErr w:type="spellEnd"/>
       <w:r>
         <w:rPr>
           <w:rFonts w:ascii="Arial" w:hAnsi="Arial" w:cs="Arial"/>
@@ -2193,9 +2085,8 @@
           <w:sz w:val="22"/>
           <w:szCs w:val="22"/>
         </w:rPr>
-        <w:t>{</w:t>
-      </w:r>
-      <w:proofErr w:type="spellStart"/>
+        <w:t>{fromDam-fechaNumeracion</w:t>
+      </w:r>
       <w:r>
         <w:rPr>
           <w:rFonts w:ascii="Arial" w:hAnsi="Arial" w:cs="Arial"/>
@@ -2205,7 +2096,7 @@
           <w:sz w:val="22"/>
           <w:szCs w:val="22"/>
         </w:rPr>
-        <w:t>fromDam-fechaNumeracion</w:t>
+        <w:t>RRR</w:t>
       </w:r>
       <w:r>
         <w:rPr>
@@ -2216,9 +2107,64 @@
           <w:sz w:val="22"/>
           <w:szCs w:val="22"/>
         </w:rPr>
-        <w:t>RRR</w:t>
-      </w:r>
-      <w:proofErr w:type="spellEnd"/>
+        <w:t>}</w:t>
+      </w:r>
+      <w:r>
+        <w:rPr>
+          <w:rFonts w:ascii="Arial" w:hAnsi="Arial" w:cs="Arial"/>
+          <w:sz w:val="22"/>
+          <w:szCs w:val="22"/>
+        </w:rPr>
+        <w:t>{</w:t>
+      </w:r>
+      <w:r>
+        <w:rPr>
+          <w:rFonts w:ascii="Arial" w:hAnsi="Arial" w:cs="Arial"/>
+          <w:sz w:val="22"/>
+          <w:szCs w:val="22"/>
+        </w:rPr>
+        <w:t>fromDam-fechaNumeracion</w:t>
+      </w:r>
+      <w:r>
+        <w:rPr>
+          <w:rFonts w:ascii="Arial" w:hAnsi="Arial" w:cs="Arial"/>
+          <w:sz w:val="22"/>
+          <w:szCs w:val="22"/>
+        </w:rPr>
+        <w:t>}</w:t>
+      </w:r>
+      <w:r>
+        <w:rPr>
+          <w:rFonts w:ascii="Arial" w:hAnsi="Arial" w:cs="Arial"/>
+          <w:sz w:val="22"/>
+          <w:szCs w:val="22"/>
+        </w:rPr>
+        <w:t xml:space="preserve">, </w:t>
+      </w:r>
+      <w:r>
+        <w:rPr>
+          <w:rFonts w:ascii="Arial" w:hAnsi="Arial" w:cs="Arial"/>
+          <w:sz w:val="22"/>
+          <w:szCs w:val="22"/>
+        </w:rPr>
+        <w:t>{</w:t>
+      </w:r>
+      <w:r>
+        <w:rPr>
+          <w:rFonts w:ascii="Arial" w:hAnsi="Arial" w:cs="Arial"/>
+          <w:sz w:val="22"/>
+          <w:szCs w:val="22"/>
+        </w:rPr>
+        <w:t>fromDam-agenteAduana</w:t>
+      </w:r>
+      <w:r>
+        <w:rPr>
+          <w:rFonts w:ascii="Arial" w:hAnsi="Arial" w:cs="Arial"/>
+          <w:sz w:val="22"/>
+          <w:szCs w:val="22"/>
+        </w:rPr>
+        <w:t>}</w:t>
+      </w:r>
       <w:r>
         <w:rPr>
           <w:rFonts w:ascii="Arial" w:hAnsi="Arial" w:cs="Arial"/>
@@ -2228,67 +2174,23 @@
           <w:sz w:val="22"/>
           <w:szCs w:val="22"/>
         </w:rPr>
-        <w:t>}</w:t>
-      </w:r>
-      <w:r>
-        <w:rPr>
-          <w:rFonts w:ascii="Arial" w:hAnsi="Arial" w:cs="Arial"/>
-          <w:sz w:val="22"/>
-          <w:szCs w:val="22"/>
-        </w:rPr>
-        <w:t>{</w:t>
-      </w:r>
-      <w:proofErr w:type="spellStart"/>
-      <w:r>
-        <w:rPr>
-          <w:rFonts w:ascii="Arial" w:hAnsi="Arial" w:cs="Arial"/>
-          <w:sz w:val="22"/>
-          <w:szCs w:val="22"/>
-        </w:rPr>
-        <w:t>fromDam-fechaNumeracion</w:t>
-      </w:r>
-      <w:proofErr w:type="spellEnd"/>
-      <w:r>
-        <w:rPr>
-          <w:rFonts w:ascii="Arial" w:hAnsi="Arial" w:cs="Arial"/>
-          <w:sz w:val="22"/>
-          <w:szCs w:val="22"/>
-        </w:rPr>
-        <w:t>}</w:t>
-      </w:r>
-      <w:r>
-        <w:rPr>
-          <w:rFonts w:ascii="Arial" w:hAnsi="Arial" w:cs="Arial"/>
-          <w:sz w:val="22"/>
-          <w:szCs w:val="22"/>
-        </w:rPr>
-        <w:t xml:space="preserve">, </w:t>
-      </w:r>
-      <w:r>
-        <w:rPr>
-          <w:rFonts w:ascii="Arial" w:hAnsi="Arial" w:cs="Arial"/>
-          <w:sz w:val="22"/>
-          <w:szCs w:val="22"/>
-        </w:rPr>
-        <w:t>{</w:t>
-      </w:r>
-      <w:proofErr w:type="spellStart"/>
-      <w:r>
-        <w:rPr>
-          <w:rFonts w:ascii="Arial" w:hAnsi="Arial" w:cs="Arial"/>
-          <w:sz w:val="22"/>
-          <w:szCs w:val="22"/>
-        </w:rPr>
-        <w:t>fromDam-agenteAduana</w:t>
-      </w:r>
-      <w:proofErr w:type="spellEnd"/>
-      <w:r>
-        <w:rPr>
-          <w:rFonts w:ascii="Arial" w:hAnsi="Arial" w:cs="Arial"/>
-          <w:sz w:val="22"/>
-          <w:szCs w:val="22"/>
-        </w:rPr>
-        <w:t>}</w:t>
+        <w:t xml:space="preserve">{fromDam-agenteAduanaRRR} </w:t>
+      </w:r>
+      <w:r>
+        <w:rPr>
+          <w:rFonts w:ascii="Arial" w:hAnsi="Arial" w:cs="Arial"/>
+          <w:sz w:val="22"/>
+          <w:szCs w:val="22"/>
+        </w:rPr>
+        <w:t xml:space="preserve">en representación de su comitente </w:t>
+      </w:r>
+      <w:r>
+        <w:rPr>
+          <w:rFonts w:ascii="Arial" w:hAnsi="Arial" w:cs="Arial"/>
+          <w:sz w:val="22"/>
+          <w:szCs w:val="22"/>
+        </w:rPr>
+        <w:t>{fromDam-nombreEmpresa}</w:t>
       </w:r>
       <w:r>
         <w:rPr>
@@ -2299,9 +2201,50 @@
           <w:sz w:val="22"/>
           <w:szCs w:val="22"/>
         </w:rPr>
-        <w:t>{</w:t>
-      </w:r>
-      <w:proofErr w:type="spellStart"/>
+        <w:t>{fromDam-nombreEmpresaRRR}</w:t>
+      </w:r>
+      <w:r>
+        <w:rPr>
+          <w:rFonts w:ascii="Arial" w:hAnsi="Arial" w:cs="Arial"/>
+          <w:color w:val="000000" w:themeColor="text1"/>
+          <w:sz w:val="22"/>
+          <w:szCs w:val="22"/>
+        </w:rPr>
+        <w:t>,</w:t>
+      </w:r>
+      <w:r>
+        <w:rPr>
+          <w:rFonts w:ascii="Arial" w:hAnsi="Arial" w:cs="Arial"/>
+          <w:color w:val="FF0000"/>
+          <w:sz w:val="22"/>
+          <w:szCs w:val="22"/>
+        </w:rPr>
+        <w:t xml:space="preserve"> </w:t>
+      </w:r>
+      <w:r>
+        <w:rPr>
+          <w:rFonts w:ascii="Arial" w:hAnsi="Arial" w:cs="Arial"/>
+          <w:sz w:val="22"/>
+          <w:szCs w:val="22"/>
+        </w:rPr>
+        <w:t>numeró en la</w:t>
+      </w:r>
+      <w:r>
+        <w:rPr>
+          <w:rFonts w:ascii="Arial" w:hAnsi="Arial" w:cs="Arial"/>
+          <w:sz w:val="22"/>
+          <w:szCs w:val="22"/>
+        </w:rPr>
+        <w:t xml:space="preserve"> </w:t>
+      </w:r>
+      <w:r>
+        <w:rPr>
+          <w:rFonts w:ascii="Arial" w:hAnsi="Arial" w:cs="Arial"/>
+          <w:sz w:val="22"/>
+          <w:szCs w:val="22"/>
+        </w:rPr>
+        <w:t>{fromDam-aduanaNumeracion}</w:t>
+      </w:r>
       <w:r>
         <w:rPr>
           <w:rFonts w:ascii="Arial" w:hAnsi="Arial" w:cs="Arial"/>
@@ -2311,9 +2254,56 @@
           <w:sz w:val="22"/>
           <w:szCs w:val="22"/>
         </w:rPr>
-        <w:t>fromDam-agenteAduanaRRR</w:t>
-      </w:r>
-      <w:proofErr w:type="spellEnd"/>
+        <w:t>{fromDam-aduanaNumeracionRRR}</w:t>
+      </w:r>
+      <w:r>
+        <w:rPr>
+          <w:rFonts w:ascii="Arial" w:hAnsi="Arial" w:cs="Arial"/>
+          <w:color w:val="FF0000"/>
+          <w:sz w:val="22"/>
+          <w:szCs w:val="22"/>
+        </w:rPr>
+        <w:t xml:space="preserve"> </w:t>
+      </w:r>
+      <w:r>
+        <w:rPr>
+          <w:rFonts w:ascii="Arial" w:hAnsi="Arial" w:cs="Arial"/>
+          <w:sz w:val="22"/>
+          <w:szCs w:val="22"/>
+        </w:rPr>
+        <w:t xml:space="preserve">la DAM </w:t>
+      </w:r>
+      <w:r>
+        <w:rPr>
+          <w:rFonts w:ascii="Arial" w:hAnsi="Arial" w:cs="Arial"/>
+          <w:sz w:val="22"/>
+          <w:szCs w:val="22"/>
+        </w:rPr>
+        <w:t>n</w:t>
+      </w:r>
+      <w:r>
+        <w:rPr>
+          <w:rFonts w:ascii="Arial" w:hAnsi="Arial" w:cs="Arial"/>
+          <w:sz w:val="22"/>
+          <w:szCs w:val="22"/>
+        </w:rPr>
+        <w:t>.º</w:t>
+      </w:r>
+      <w:r>
+        <w:rPr>
+          <w:sz w:val="22"/>
+          <w:szCs w:val="22"/>
+        </w:rPr>
+        <w:t xml:space="preserve"> </w:t>
+      </w:r>
+      <w:r>
+        <w:rPr>
+          <w:rFonts w:ascii="Arial" w:hAnsi="Arial" w:cs="Arial"/>
+          <w:sz w:val="22"/>
+          <w:szCs w:val="22"/>
+        </w:rPr>
+        <w:t>{fromDam-numeroDam}</w:t>
+      </w:r>
       <w:r>
         <w:rPr>
           <w:rFonts w:ascii="Arial" w:hAnsi="Arial" w:cs="Arial"/>
@@ -2323,41 +2313,23 @@
           <w:sz w:val="22"/>
           <w:szCs w:val="22"/>
         </w:rPr>
-        <w:t xml:space="preserve">} </w:t>
-      </w:r>
-      <w:r>
-        <w:rPr>
-          <w:rFonts w:ascii="Arial" w:hAnsi="Arial" w:cs="Arial"/>
-          <w:sz w:val="22"/>
-          <w:szCs w:val="22"/>
-        </w:rPr>
-        <w:t xml:space="preserve">en representación de su comitente </w:t>
-      </w:r>
-      <w:r>
-        <w:rPr>
-          <w:rFonts w:ascii="Arial" w:hAnsi="Arial" w:cs="Arial"/>
-          <w:sz w:val="22"/>
-          <w:szCs w:val="22"/>
-        </w:rPr>
-        <w:t>{</w:t>
-      </w:r>
-      <w:proofErr w:type="spellStart"/>
-      <w:r>
-        <w:rPr>
-          <w:rFonts w:ascii="Arial" w:hAnsi="Arial" w:cs="Arial"/>
-          <w:sz w:val="22"/>
-          <w:szCs w:val="22"/>
-        </w:rPr>
-        <w:t>fromDam-nombreEmpresa</w:t>
-      </w:r>
-      <w:proofErr w:type="spellEnd"/>
-      <w:r>
-        <w:rPr>
-          <w:rFonts w:ascii="Arial" w:hAnsi="Arial" w:cs="Arial"/>
-          <w:sz w:val="22"/>
-          <w:szCs w:val="22"/>
-        </w:rPr>
-        <w:t>}</w:t>
+        <w:t>{fromDam-numeroDamRRR}</w:t>
+      </w:r>
+      <w:r>
+        <w:rPr>
+          <w:rFonts w:ascii="Arial" w:hAnsi="Arial" w:cs="Arial"/>
+          <w:sz w:val="22"/>
+          <w:szCs w:val="22"/>
+        </w:rPr>
+        <w:t xml:space="preserve"> nacionalizando </w:t>
+      </w:r>
+      <w:r>
+        <w:rPr>
+          <w:rFonts w:ascii="Arial" w:hAnsi="Arial" w:cs="Arial"/>
+          <w:sz w:val="22"/>
+          <w:szCs w:val="22"/>
+        </w:rPr>
+        <w:t>{fromDam-cantBultosTexto}</w:t>
       </w:r>
       <w:r>
         <w:rPr>
@@ -2368,9 +2340,40 @@
           <w:sz w:val="22"/>
           <w:szCs w:val="22"/>
         </w:rPr>
-        <w:t>{</w:t>
-      </w:r>
-      <w:proofErr w:type="spellStart"/>
+        <w:t xml:space="preserve">{fromDam-cantBultosTextoRRR} </w:t>
+      </w:r>
+      <w:r>
+        <w:rPr>
+          <w:rFonts w:ascii="Arial" w:hAnsi="Arial" w:cs="Arial"/>
+          <w:sz w:val="22"/>
+          <w:szCs w:val="22"/>
+        </w:rPr>
+        <w:t>(</w:t>
+      </w:r>
+      <w:r>
+        <w:rPr>
+          <w:rFonts w:ascii="Arial" w:hAnsi="Arial" w:cs="Arial"/>
+          <w:sz w:val="22"/>
+          <w:szCs w:val="22"/>
+        </w:rPr>
+        <w:t>{fromDam-cantBultosNumero}</w:t>
+      </w:r>
+      <w:r>
+        <w:rPr>
+          <w:rFonts w:ascii="Arial" w:hAnsi="Arial" w:cs="Arial"/>
+          <w:sz w:val="22"/>
+          <w:szCs w:val="22"/>
+        </w:rPr>
+        <w:t xml:space="preserve">) bultos conteniendo </w:t>
+      </w:r>
+      <w:r>
+        <w:rPr>
+          <w:rFonts w:ascii="Arial" w:hAnsi="Arial" w:cs="Arial"/>
+          <w:sz w:val="22"/>
+          <w:szCs w:val="22"/>
+        </w:rPr>
+        <w:t>{fromDam-descripcionMerca}</w:t>
+      </w:r>
       <w:r>
         <w:rPr>
           <w:rFonts w:ascii="Arial" w:hAnsi="Arial" w:cs="Arial"/>
@@ -2380,9 +2383,8 @@
           <w:sz w:val="22"/>
           <w:szCs w:val="22"/>
         </w:rPr>
-        <w:t>fromDam-nombreEmpresaRRR</w:t>
-      </w:r>
-      <w:proofErr w:type="spellEnd"/>
+        <w:t>{from</w:t>
+      </w:r>
       <w:r>
         <w:rPr>
           <w:rFonts w:ascii="Arial" w:hAnsi="Arial" w:cs="Arial"/>
@@ -2392,67 +2394,7 @@
           <w:sz w:val="22"/>
           <w:szCs w:val="22"/>
         </w:rPr>
-        <w:t>}</w:t>
-      </w:r>
-      <w:r>
-        <w:rPr>
-          <w:rFonts w:ascii="Arial" w:hAnsi="Arial" w:cs="Arial"/>
-          <w:color w:val="000000" w:themeColor="text1"/>
-          <w:sz w:val="22"/>
-          <w:szCs w:val="22"/>
-        </w:rPr>
-        <w:t>,</w:t>
-      </w:r>
-      <w:r>
-        <w:rPr>
-          <w:rFonts w:ascii="Arial" w:hAnsi="Arial" w:cs="Arial"/>
-          <w:color w:val="FF0000"/>
-          <w:sz w:val="22"/>
-          <w:szCs w:val="22"/>
-        </w:rPr>
-        <w:t xml:space="preserve"> </w:t>
-      </w:r>
-      <w:r>
-        <w:rPr>
-          <w:rFonts w:ascii="Arial" w:hAnsi="Arial" w:cs="Arial"/>
-          <w:sz w:val="22"/>
-          <w:szCs w:val="22"/>
-        </w:rPr>
-        <w:t>numeró en la</w:t>
-      </w:r>
-      <w:r>
-        <w:rPr>
-          <w:rFonts w:ascii="Arial" w:hAnsi="Arial" w:cs="Arial"/>
-          <w:sz w:val="22"/>
-          <w:szCs w:val="22"/>
-        </w:rPr>
-        <w:t xml:space="preserve"> </w:t>
-      </w:r>
-      <w:r>
-        <w:rPr>
-          <w:rFonts w:ascii="Arial" w:hAnsi="Arial" w:cs="Arial"/>
-          <w:sz w:val="22"/>
-          <w:szCs w:val="22"/>
-        </w:rPr>
-        <w:t>{</w:t>
-      </w:r>
-      <w:proofErr w:type="spellStart"/>
-      <w:r>
-        <w:rPr>
-          <w:rFonts w:ascii="Arial" w:hAnsi="Arial" w:cs="Arial"/>
-          <w:sz w:val="22"/>
-          <w:szCs w:val="22"/>
-        </w:rPr>
-        <w:t>fromDam-aduanaNumeracion</w:t>
-      </w:r>
-      <w:proofErr w:type="spellEnd"/>
-      <w:r>
-        <w:rPr>
-          <w:rFonts w:ascii="Arial" w:hAnsi="Arial" w:cs="Arial"/>
-          <w:sz w:val="22"/>
-          <w:szCs w:val="22"/>
-        </w:rPr>
-        <w:t>}</w:t>
+        <w:t>D</w:t>
       </w:r>
       <w:r>
         <w:rPr>
@@ -2463,9 +2405,8 @@
           <w:sz w:val="22"/>
           <w:szCs w:val="22"/>
         </w:rPr>
-        <w:t>{</w:t>
-      </w:r>
-      <w:proofErr w:type="spellStart"/>
+        <w:t>am-descripcion</w:t>
+      </w:r>
       <w:r>
         <w:rPr>
           <w:rFonts w:ascii="Arial" w:hAnsi="Arial" w:cs="Arial"/>
@@ -2475,9 +2416,8 @@
           <w:sz w:val="22"/>
           <w:szCs w:val="22"/>
         </w:rPr>
-        <w:t>fromDam-aduanaNumeracionRRR</w:t>
-      </w:r>
-      <w:proofErr w:type="spellEnd"/>
+        <w:t>M</w:t>
+      </w:r>
       <w:r>
         <w:rPr>
           <w:rFonts w:ascii="Arial" w:hAnsi="Arial" w:cs="Arial"/>
@@ -2487,73 +2427,7 @@
           <w:sz w:val="22"/>
           <w:szCs w:val="22"/>
         </w:rPr>
-        <w:t>}</w:t>
-      </w:r>
-      <w:r>
-        <w:rPr>
-          <w:rFonts w:ascii="Arial" w:hAnsi="Arial" w:cs="Arial"/>
-          <w:color w:val="FF0000"/>
-          <w:sz w:val="22"/>
-          <w:szCs w:val="22"/>
-        </w:rPr>
-        <w:t xml:space="preserve"> </w:t>
-      </w:r>
-      <w:r>
-        <w:rPr>
-          <w:rFonts w:ascii="Arial" w:hAnsi="Arial" w:cs="Arial"/>
-          <w:sz w:val="22"/>
-          <w:szCs w:val="22"/>
-        </w:rPr>
-        <w:t xml:space="preserve">la DAM </w:t>
-      </w:r>
-      <w:r>
-        <w:rPr>
-          <w:rFonts w:ascii="Arial" w:hAnsi="Arial" w:cs="Arial"/>
-          <w:sz w:val="22"/>
-          <w:szCs w:val="22"/>
-        </w:rPr>
-        <w:t>n</w:t>
-      </w:r>
-      <w:r>
-        <w:rPr>
-          <w:rFonts w:ascii="Arial" w:hAnsi="Arial" w:cs="Arial"/>
-          <w:sz w:val="22"/>
-          <w:szCs w:val="22"/>
-        </w:rPr>
-        <w:t>.º</w:t>
-      </w:r>
-      <w:r>
-        <w:rPr>
-          <w:sz w:val="22"/>
-          <w:szCs w:val="22"/>
-        </w:rPr>
-        <w:t xml:space="preserve"> </w:t>
-      </w:r>
-      <w:r>
-        <w:rPr>
-          <w:rFonts w:ascii="Arial" w:hAnsi="Arial" w:cs="Arial"/>
-          <w:sz w:val="22"/>
-          <w:szCs w:val="22"/>
-        </w:rPr>
-        <w:t>{</w:t>
-      </w:r>
-      <w:proofErr w:type="spellStart"/>
-      <w:r>
-        <w:rPr>
-          <w:rFonts w:ascii="Arial" w:hAnsi="Arial" w:cs="Arial"/>
-          <w:sz w:val="22"/>
-          <w:szCs w:val="22"/>
-        </w:rPr>
-        <w:t>fromDam-numeroDam</w:t>
-      </w:r>
-      <w:proofErr w:type="spellEnd"/>
-      <w:r>
-        <w:rPr>
-          <w:rFonts w:ascii="Arial" w:hAnsi="Arial" w:cs="Arial"/>
-          <w:sz w:val="22"/>
-          <w:szCs w:val="22"/>
-        </w:rPr>
-        <w:t>}</w:t>
+        <w:t>erca</w:t>
       </w:r>
       <w:r>
         <w:rPr>
@@ -2564,9 +2438,8 @@
           <w:sz w:val="22"/>
           <w:szCs w:val="22"/>
         </w:rPr>
-        <w:t>{</w:t>
-      </w:r>
-      <w:proofErr w:type="spellStart"/>
+        <w:t>RRR</w:t>
+      </w:r>
       <w:r>
         <w:rPr>
           <w:rFonts w:ascii="Arial" w:hAnsi="Arial" w:cs="Arial"/>
@@ -2576,9 +2449,24 @@
           <w:sz w:val="22"/>
           <w:szCs w:val="22"/>
         </w:rPr>
-        <w:t>fromDam-numeroDamRRR</w:t>
-      </w:r>
-      <w:proofErr w:type="spellEnd"/>
+        <w:t>}</w:t>
+      </w:r>
+      <w:r>
+        <w:rPr>
+          <w:rFonts w:ascii="Arial" w:hAnsi="Arial" w:cs="Arial"/>
+          <w:sz w:val="22"/>
+          <w:szCs w:val="22"/>
+        </w:rPr>
+        <w:t xml:space="preserve">; según lo declarado en DAM; con destino final la jurisdicción de la Intendencia de la Aduana de Pucallpa, para cuyos efectos consignó en las series </w:t>
+      </w:r>
+      <w:r>
+        <w:rPr>
+          <w:rFonts w:ascii="Arial" w:hAnsi="Arial" w:cs="Arial"/>
+          <w:sz w:val="22"/>
+          <w:szCs w:val="22"/>
+        </w:rPr>
+        <w:t>{fromDam-rangoSeriesAcogida}</w:t>
+      </w:r>
       <w:r>
         <w:rPr>
           <w:rFonts w:ascii="Arial" w:hAnsi="Arial" w:cs="Arial"/>
@@ -2588,303 +2476,7 @@
           <w:sz w:val="22"/>
           <w:szCs w:val="22"/>
         </w:rPr>
-        <w:t>}</w:t>
-      </w:r>
-      <w:r>
-        <w:rPr>
-          <w:rFonts w:ascii="Arial" w:hAnsi="Arial" w:cs="Arial"/>
-          <w:sz w:val="22"/>
-          <w:szCs w:val="22"/>
-        </w:rPr>
-        <w:t xml:space="preserve"> nacionalizando </w:t>
-      </w:r>
-      <w:r>
-        <w:rPr>
-          <w:rFonts w:ascii="Arial" w:hAnsi="Arial" w:cs="Arial"/>
-          <w:sz w:val="22"/>
-          <w:szCs w:val="22"/>
-        </w:rPr>
-        <w:t>{</w:t>
-      </w:r>
-      <w:proofErr w:type="spellStart"/>
-      <w:r>
-        <w:rPr>
-          <w:rFonts w:ascii="Arial" w:hAnsi="Arial" w:cs="Arial"/>
-          <w:sz w:val="22"/>
-          <w:szCs w:val="22"/>
-        </w:rPr>
-        <w:t>fromDam-cantBultosTexto</w:t>
-      </w:r>
-      <w:proofErr w:type="spellEnd"/>
-      <w:r>
-        <w:rPr>
-          <w:rFonts w:ascii="Arial" w:hAnsi="Arial" w:cs="Arial"/>
-          <w:sz w:val="22"/>
-          <w:szCs w:val="22"/>
-        </w:rPr>
-        <w:t>}</w:t>
-      </w:r>
-      <w:r>
-        <w:rPr>
-          <w:rFonts w:ascii="Arial" w:hAnsi="Arial" w:cs="Arial"/>
-          <w:b/>
-          <w:bCs/>
-          <w:color w:val="FF0000"/>
-          <w:sz w:val="22"/>
-          <w:szCs w:val="22"/>
-        </w:rPr>
-        <w:t>{</w:t>
-      </w:r>
-      <w:proofErr w:type="spellStart"/>
-      <w:r>
-        <w:rPr>
-          <w:rFonts w:ascii="Arial" w:hAnsi="Arial" w:cs="Arial"/>
-          <w:b/>
-          <w:bCs/>
-          <w:color w:val="FF0000"/>
-          <w:sz w:val="22"/>
-          <w:szCs w:val="22"/>
-        </w:rPr>
-        <w:t>fromDam-cantBultosTextoRRR</w:t>
-      </w:r>
-      <w:proofErr w:type="spellEnd"/>
-      <w:r>
-        <w:rPr>
-          <w:rFonts w:ascii="Arial" w:hAnsi="Arial" w:cs="Arial"/>
-          <w:b/>
-          <w:bCs/>
-          <w:color w:val="FF0000"/>
-          <w:sz w:val="22"/>
-          <w:szCs w:val="22"/>
-        </w:rPr>
-        <w:t xml:space="preserve">} </w:t>
-      </w:r>
-      <w:r>
-        <w:rPr>
-          <w:rFonts w:ascii="Arial" w:hAnsi="Arial" w:cs="Arial"/>
-          <w:sz w:val="22"/>
-          <w:szCs w:val="22"/>
-        </w:rPr>
-        <w:t>(</w:t>
-      </w:r>
-      <w:r>
-        <w:rPr>
-          <w:rFonts w:ascii="Arial" w:hAnsi="Arial" w:cs="Arial"/>
-          <w:sz w:val="22"/>
-          <w:szCs w:val="22"/>
-        </w:rPr>
-        <w:t>{</w:t>
-      </w:r>
-      <w:proofErr w:type="spellStart"/>
-      <w:r>
-        <w:rPr>
-          <w:rFonts w:ascii="Arial" w:hAnsi="Arial" w:cs="Arial"/>
-          <w:sz w:val="22"/>
-          <w:szCs w:val="22"/>
-        </w:rPr>
-        <w:t>fromDam-cantBultosNumero</w:t>
-      </w:r>
-      <w:proofErr w:type="spellEnd"/>
-      <w:r>
-        <w:rPr>
-          <w:rFonts w:ascii="Arial" w:hAnsi="Arial" w:cs="Arial"/>
-          <w:sz w:val="22"/>
-          <w:szCs w:val="22"/>
-        </w:rPr>
-        <w:t>}</w:t>
-      </w:r>
-      <w:r>
-        <w:rPr>
-          <w:rFonts w:ascii="Arial" w:hAnsi="Arial" w:cs="Arial"/>
-          <w:sz w:val="22"/>
-          <w:szCs w:val="22"/>
-        </w:rPr>
-        <w:t xml:space="preserve">) bultos conteniendo </w:t>
-      </w:r>
-      <w:r>
-        <w:rPr>
-          <w:rFonts w:ascii="Arial" w:hAnsi="Arial" w:cs="Arial"/>
-          <w:sz w:val="22"/>
-          <w:szCs w:val="22"/>
-        </w:rPr>
-        <w:t>{</w:t>
-      </w:r>
-      <w:proofErr w:type="spellStart"/>
-      <w:r>
-        <w:rPr>
-          <w:rFonts w:ascii="Arial" w:hAnsi="Arial" w:cs="Arial"/>
-          <w:sz w:val="22"/>
-          <w:szCs w:val="22"/>
-        </w:rPr>
-        <w:t>fromDam-descripcionMerca</w:t>
-      </w:r>
-      <w:proofErr w:type="spellEnd"/>
-      <w:r>
-        <w:rPr>
-          <w:rFonts w:ascii="Arial" w:hAnsi="Arial" w:cs="Arial"/>
-          <w:sz w:val="22"/>
-          <w:szCs w:val="22"/>
-        </w:rPr>
-        <w:t>}</w:t>
-      </w:r>
-      <w:r>
-        <w:rPr>
-          <w:rFonts w:ascii="Arial" w:hAnsi="Arial" w:cs="Arial"/>
-          <w:b/>
-          <w:bCs/>
-          <w:color w:val="FF0000"/>
-          <w:sz w:val="22"/>
-          <w:szCs w:val="22"/>
-        </w:rPr>
-        <w:t>{</w:t>
-      </w:r>
-      <w:proofErr w:type="spellStart"/>
-      <w:r>
-        <w:rPr>
-          <w:rFonts w:ascii="Arial" w:hAnsi="Arial" w:cs="Arial"/>
-          <w:b/>
-          <w:bCs/>
-          <w:color w:val="FF0000"/>
-          <w:sz w:val="22"/>
-          <w:szCs w:val="22"/>
-        </w:rPr>
-        <w:t>from</w:t>
-      </w:r>
-      <w:r>
-        <w:rPr>
-          <w:rFonts w:ascii="Arial" w:hAnsi="Arial" w:cs="Arial"/>
-          <w:b/>
-          <w:bCs/>
-          <w:color w:val="FF0000"/>
-          <w:sz w:val="22"/>
-          <w:szCs w:val="22"/>
-        </w:rPr>
-        <w:t>D</w:t>
-      </w:r>
-      <w:r>
-        <w:rPr>
-          <w:rFonts w:ascii="Arial" w:hAnsi="Arial" w:cs="Arial"/>
-          <w:b/>
-          <w:bCs/>
-          <w:color w:val="FF0000"/>
-          <w:sz w:val="22"/>
-          <w:szCs w:val="22"/>
-        </w:rPr>
-        <w:t>am-descripcion</w:t>
-      </w:r>
-      <w:r>
-        <w:rPr>
-          <w:rFonts w:ascii="Arial" w:hAnsi="Arial" w:cs="Arial"/>
-          <w:b/>
-          <w:bCs/>
-          <w:color w:val="FF0000"/>
-          <w:sz w:val="22"/>
-          <w:szCs w:val="22"/>
-        </w:rPr>
-        <w:t>M</w:t>
-      </w:r>
-      <w:r>
-        <w:rPr>
-          <w:rFonts w:ascii="Arial" w:hAnsi="Arial" w:cs="Arial"/>
-          <w:b/>
-          <w:bCs/>
-          <w:color w:val="FF0000"/>
-          <w:sz w:val="22"/>
-          <w:szCs w:val="22"/>
-        </w:rPr>
-        <w:t>erca</w:t>
-      </w:r>
-      <w:r>
-        <w:rPr>
-          <w:rFonts w:ascii="Arial" w:hAnsi="Arial" w:cs="Arial"/>
-          <w:b/>
-          <w:bCs/>
-          <w:color w:val="FF0000"/>
-          <w:sz w:val="22"/>
-          <w:szCs w:val="22"/>
-        </w:rPr>
-        <w:t>RRR</w:t>
-      </w:r>
-      <w:proofErr w:type="spellEnd"/>
-      <w:r>
-        <w:rPr>
-          <w:rFonts w:ascii="Arial" w:hAnsi="Arial" w:cs="Arial"/>
-          <w:b/>
-          <w:bCs/>
-          <w:color w:val="FF0000"/>
-          <w:sz w:val="22"/>
-          <w:szCs w:val="22"/>
-        </w:rPr>
-        <w:t>}</w:t>
-      </w:r>
-      <w:r>
-        <w:rPr>
-          <w:rFonts w:ascii="Arial" w:hAnsi="Arial" w:cs="Arial"/>
-          <w:sz w:val="22"/>
-          <w:szCs w:val="22"/>
-        </w:rPr>
-        <w:t xml:space="preserve">; según lo declarado en DAM; con destino final la jurisdicción de la Intendencia de la Aduana de Pucallpa, para cuyos efectos consignó en las series </w:t>
-      </w:r>
-      <w:r>
-        <w:rPr>
-          <w:rFonts w:ascii="Arial" w:hAnsi="Arial" w:cs="Arial"/>
-          <w:sz w:val="22"/>
-          <w:szCs w:val="22"/>
-        </w:rPr>
-        <w:t>{</w:t>
-      </w:r>
-      <w:proofErr w:type="spellStart"/>
-      <w:r>
-        <w:rPr>
-          <w:rFonts w:ascii="Arial" w:hAnsi="Arial" w:cs="Arial"/>
-          <w:sz w:val="22"/>
-          <w:szCs w:val="22"/>
-        </w:rPr>
-        <w:t>fromDam-rangoSeriesAcogida</w:t>
-      </w:r>
-      <w:proofErr w:type="spellEnd"/>
-      <w:r>
-        <w:rPr>
-          <w:rFonts w:ascii="Arial" w:hAnsi="Arial" w:cs="Arial"/>
-          <w:sz w:val="22"/>
-          <w:szCs w:val="22"/>
-        </w:rPr>
-        <w:t>}</w:t>
-      </w:r>
-      <w:r>
-        <w:rPr>
-          <w:rFonts w:ascii="Arial" w:hAnsi="Arial" w:cs="Arial"/>
-          <w:b/>
-          <w:bCs/>
-          <w:color w:val="FF0000"/>
-          <w:sz w:val="22"/>
-          <w:szCs w:val="22"/>
-        </w:rPr>
-        <w:t>{</w:t>
-      </w:r>
-      <w:proofErr w:type="spellStart"/>
-      <w:r>
-        <w:rPr>
-          <w:rFonts w:ascii="Arial" w:hAnsi="Arial" w:cs="Arial"/>
-          <w:b/>
-          <w:bCs/>
-          <w:color w:val="FF0000"/>
-          <w:sz w:val="22"/>
-          <w:szCs w:val="22"/>
-        </w:rPr>
-        <w:t>fromDam-rangoSeriesAcogidaRRR</w:t>
-      </w:r>
-      <w:proofErr w:type="spellEnd"/>
-      <w:r>
-        <w:rPr>
-          <w:rFonts w:ascii="Arial" w:hAnsi="Arial" w:cs="Arial"/>
-          <w:b/>
-          <w:bCs/>
-          <w:color w:val="FF0000"/>
-          <w:sz w:val="22"/>
-          <w:szCs w:val="22"/>
-        </w:rPr>
-        <w:t xml:space="preserve">} </w:t>
+        <w:t xml:space="preserve">{fromDam-rangoSeriesAcogidaRRR} </w:t>
       </w:r>
       <w:r>
         <w:rPr>
@@ -3000,7 +2592,6 @@
           <w:shd w:val="clear" w:color="auto" w:fill="FAF9F8"/>
         </w:rPr>
       </w:pPr>
-      <w:proofErr w:type="spellStart"/>
       <w:r>
         <w:rPr>
           <w:rFonts w:ascii="Arial" w:hAnsi="Arial" w:cs="Arial"/>
@@ -3010,7 +2601,6 @@
         </w:rPr>
         <w:t>El</w:t>
       </w:r>
-      <w:proofErr w:type="spellEnd"/>
       <w:r>
         <w:rPr>
           <w:rFonts w:ascii="Arial" w:hAnsi="Arial" w:cs="Arial"/>
@@ -3221,25 +2811,7 @@
           <w:sz w:val="22"/>
           <w:szCs w:val="22"/>
         </w:rPr>
-        <w:t>{/</w:t>
-      </w:r>
-      <w:proofErr w:type="spellStart"/>
-      <w:r>
-        <w:rPr>
-          <w:rFonts w:ascii="Arial" w:hAnsi="Arial" w:cs="Arial"/>
-          <w:sz w:val="22"/>
-          <w:szCs w:val="22"/>
-        </w:rPr>
-        <w:t>estadoOnlyAMAZONIA</w:t>
-      </w:r>
-      <w:proofErr w:type="spellEnd"/>
-      <w:r>
-        <w:rPr>
-          <w:rFonts w:ascii="Arial" w:hAnsi="Arial" w:cs="Arial"/>
-          <w:sz w:val="22"/>
-          <w:szCs w:val="22"/>
-        </w:rPr>
-        <w:t>}</w:t>
+        <w:t>{/estadoOnlyAMAZONIA}</w:t>
       </w:r>
     </w:p>
     <w:p>
@@ -3283,7 +2855,6 @@
           <w:shd w:val="clear" w:color="auto" w:fill="FAF9F8"/>
         </w:rPr>
       </w:pPr>
-      <w:proofErr w:type="spellStart"/>
       <w:r>
         <w:rPr>
           <w:rFonts w:ascii="Arial" w:hAnsi="Arial" w:cs="Arial"/>
@@ -3292,17 +2863,7 @@
           <w:shd w:val="clear" w:color="auto" w:fill="FAF9F8"/>
         </w:rPr>
         <w:lastRenderedPageBreak/>
-        <w:t>El</w:t>
-      </w:r>
-      <w:proofErr w:type="spellEnd"/>
-      <w:r>
-        <w:rPr>
-          <w:rFonts w:ascii="Arial" w:hAnsi="Arial" w:cs="Arial"/>
-          <w:sz w:val="22"/>
-          <w:szCs w:val="22"/>
-          <w:shd w:val="clear" w:color="auto" w:fill="FAF9F8"/>
-        </w:rPr>
-        <w:t xml:space="preserve"> </w:t>
+        <w:t xml:space="preserve">El </w:t>
       </w:r>
       <w:r>
         <w:rPr>
@@ -3363,25 +2924,7 @@
           <w:sz w:val="22"/>
           <w:szCs w:val="22"/>
         </w:rPr>
-        <w:t>, correspondientes a la importación señalada en el considerando anterior, siendo abonados a la “Sub-Cuenta Especial Tesoro Público – D.S. n.º 015-94-EF” el importe de S/ {</w:t>
-      </w:r>
-      <w:proofErr w:type="spellStart"/>
-      <w:r>
-        <w:rPr>
-          <w:rFonts w:ascii="Arial" w:hAnsi="Arial" w:cs="Arial"/>
-          <w:sz w:val="22"/>
-          <w:szCs w:val="22"/>
-        </w:rPr>
-        <w:t>textoTotReguPECO</w:t>
-      </w:r>
-      <w:proofErr w:type="spellEnd"/>
-      <w:r>
-        <w:rPr>
-          <w:rFonts w:ascii="Arial" w:hAnsi="Arial" w:cs="Arial"/>
-          <w:sz w:val="22"/>
-          <w:szCs w:val="22"/>
-        </w:rPr>
-        <w:t>} y, a la “Sub-Cuenta Especial Tesoro Público Ley n.º</w:t>
+        <w:t>, correspondientes a la importación señalada en el considerando anterior, siendo abonados a la “Sub-Cuenta Especial Tesoro Público – D.S. n.º 015-94-EF” el importe de S/ {textoTotReguPECO} y, a la “Sub-Cuenta Especial Tesoro Público Ley n.º</w:t>
       </w:r>
       <w:r>
         <w:rPr>
@@ -3459,25 +3002,7 @@
           <w:sz w:val="22"/>
           <w:szCs w:val="22"/>
         </w:rPr>
-        <w:t>{/</w:t>
-      </w:r>
-      <w:proofErr w:type="spellStart"/>
-      <w:r>
-        <w:rPr>
-          <w:rFonts w:ascii="Arial" w:hAnsi="Arial" w:cs="Arial"/>
-          <w:sz w:val="22"/>
-          <w:szCs w:val="22"/>
-        </w:rPr>
-        <w:t>estadoPECOyAMAZONIA</w:t>
-      </w:r>
-      <w:proofErr w:type="spellEnd"/>
-      <w:r>
-        <w:rPr>
-          <w:rFonts w:ascii="Arial" w:hAnsi="Arial" w:cs="Arial"/>
-          <w:sz w:val="22"/>
-          <w:szCs w:val="22"/>
-        </w:rPr>
-        <w:t>}</w:t>
+        <w:t>{/estadoPECOyAMAZONIA}</w:t>
       </w:r>
     </w:p>
     <w:p>
@@ -3522,23 +3047,13 @@
           <w:shd w:val="clear" w:color="auto" w:fill="FAF9F8"/>
         </w:rPr>
       </w:pPr>
-      <w:proofErr w:type="spellStart"/>
-      <w:r>
-        <w:rPr>
-          <w:rFonts w:ascii="Arial" w:hAnsi="Arial" w:cs="Arial"/>
-          <w:sz w:val="22"/>
-          <w:szCs w:val="22"/>
-        </w:rPr>
-        <w:t>El</w:t>
-      </w:r>
-      <w:proofErr w:type="spellEnd"/>
-      <w:r>
-        <w:rPr>
-          <w:rFonts w:ascii="Arial" w:hAnsi="Arial" w:cs="Arial"/>
-          <w:sz w:val="22"/>
-          <w:szCs w:val="22"/>
-        </w:rPr>
-        <w:t xml:space="preserve"> {fromDam-fechaCancelacionTributos}</w:t>
+      <w:r>
+        <w:rPr>
+          <w:rFonts w:ascii="Arial" w:hAnsi="Arial" w:cs="Arial"/>
+          <w:sz w:val="22"/>
+          <w:szCs w:val="22"/>
+        </w:rPr>
+        <w:t>El {fromDam-fechaCancelacionTributos}</w:t>
       </w:r>
       <w:r>
         <w:rPr>
@@ -3591,25 +3106,7 @@
           <w:sz w:val="22"/>
           <w:szCs w:val="22"/>
         </w:rPr>
-        <w:t>, correspondientes a la importación señalada en el considerando anterior, siendo abonados a la “Sub-Cuenta Especial Tesoro Público – D.S. n.º 015-94-EF” el importe de S/ {</w:t>
-      </w:r>
-      <w:proofErr w:type="spellStart"/>
-      <w:r>
-        <w:rPr>
-          <w:rFonts w:ascii="Arial" w:hAnsi="Arial" w:cs="Arial"/>
-          <w:sz w:val="22"/>
-          <w:szCs w:val="22"/>
-        </w:rPr>
-        <w:t>textoTotReguPECO</w:t>
-      </w:r>
-      <w:proofErr w:type="spellEnd"/>
-      <w:r>
-        <w:rPr>
-          <w:rFonts w:ascii="Arial" w:hAnsi="Arial" w:cs="Arial"/>
-          <w:sz w:val="22"/>
-          <w:szCs w:val="22"/>
-        </w:rPr>
-        <w:t>} en cumplimiento de la Resolución Ministerial n.º</w:t>
+        <w:t>, correspondientes a la importación señalada en el considerando anterior, siendo abonados a la “Sub-Cuenta Especial Tesoro Público – D.S. n.º 015-94-EF” el importe de S/ {textoTotReguPECO} en cumplimiento de la Resolución Ministerial n.º</w:t>
       </w:r>
       <w:r>
         <w:rPr>
@@ -3662,25 +3159,7 @@
           <w:sz w:val="22"/>
           <w:szCs w:val="22"/>
         </w:rPr>
-        <w:t>{/</w:t>
-      </w:r>
-      <w:proofErr w:type="spellStart"/>
-      <w:r>
-        <w:rPr>
-          <w:rFonts w:ascii="Arial" w:hAnsi="Arial" w:cs="Arial"/>
-          <w:sz w:val="22"/>
-          <w:szCs w:val="22"/>
-        </w:rPr>
-        <w:t>estadoOnlyPECO</w:t>
-      </w:r>
-      <w:proofErr w:type="spellEnd"/>
-      <w:r>
-        <w:rPr>
-          <w:rFonts w:ascii="Arial" w:hAnsi="Arial" w:cs="Arial"/>
-          <w:sz w:val="22"/>
-          <w:szCs w:val="22"/>
-        </w:rPr>
-        <w:t>}</w:t>
+        <w:t>{/estadoOnlyPECO}</w:t>
       </w:r>
     </w:p>
     <w:bookmarkEnd w:id="2"/>
@@ -3876,25 +3355,7 @@
           <w:sz w:val="22"/>
           <w:szCs w:val="22"/>
         </w:rPr>
-        <w:t>{</w:t>
-      </w:r>
-      <w:proofErr w:type="spellStart"/>
-      <w:r>
-        <w:rPr>
-          <w:rFonts w:ascii="Arial" w:hAnsi="Arial" w:cs="Arial"/>
-          <w:sz w:val="22"/>
-          <w:szCs w:val="22"/>
-        </w:rPr>
-        <w:t>fromDam-nombreEmpresa</w:t>
-      </w:r>
-      <w:proofErr w:type="spellEnd"/>
-      <w:r>
-        <w:rPr>
-          <w:rFonts w:ascii="Arial" w:hAnsi="Arial" w:cs="Arial"/>
-          <w:sz w:val="22"/>
-          <w:szCs w:val="22"/>
-        </w:rPr>
-        <w:t>}</w:t>
+        <w:t>{fromDam-nombreEmpresa}</w:t>
       </w:r>
       <w:r>
         <w:rPr>
@@ -3905,9 +3366,79 @@
           <w:sz w:val="22"/>
           <w:szCs w:val="22"/>
         </w:rPr>
+        <w:t>{fromDam-nombreEmpresaRRR}</w:t>
+      </w:r>
+      <w:r>
+        <w:rPr>
+          <w:rFonts w:ascii="Arial" w:hAnsi="Arial" w:cs="Arial"/>
+          <w:sz w:val="22"/>
+          <w:szCs w:val="22"/>
+        </w:rPr>
+        <w:t xml:space="preserve">, </w:t>
+      </w:r>
+      <w:r>
+        <w:rPr>
+          <w:rFonts w:ascii="Arial" w:hAnsi="Arial" w:cs="Arial"/>
+          <w:sz w:val="22"/>
+          <w:szCs w:val="22"/>
+        </w:rPr>
         <w:t>{</w:t>
       </w:r>
-      <w:proofErr w:type="spellStart"/>
+      <w:r>
+        <w:rPr>
+          <w:rFonts w:ascii="Arial" w:hAnsi="Arial" w:cs="Arial"/>
+          <w:sz w:val="22"/>
+          <w:szCs w:val="22"/>
+        </w:rPr>
+        <w:t>textoSolReg02</w:t>
+      </w:r>
+      <w:r>
+        <w:rPr>
+          <w:rFonts w:ascii="Arial" w:hAnsi="Arial" w:cs="Arial"/>
+          <w:sz w:val="22"/>
+          <w:szCs w:val="22"/>
+        </w:rPr>
+        <w:t>}</w:t>
+      </w:r>
+      <w:r>
+        <w:rPr>
+          <w:rFonts w:ascii="Arial" w:hAnsi="Arial" w:cs="Arial"/>
+          <w:sz w:val="22"/>
+          <w:szCs w:val="22"/>
+        </w:rPr>
+        <w:t xml:space="preserve">; y, con confirmación de llegada </w:t>
+      </w:r>
+      <w:r>
+        <w:rPr>
+          <w:rFonts w:ascii="Arial" w:hAnsi="Arial" w:cs="Arial"/>
+          <w:sz w:val="22"/>
+          <w:szCs w:val="22"/>
+        </w:rPr>
+        <w:t>n</w:t>
+      </w:r>
+      <w:r>
+        <w:rPr>
+          <w:rFonts w:ascii="Arial" w:hAnsi="Arial" w:cs="Arial"/>
+          <w:sz w:val="22"/>
+          <w:szCs w:val="22"/>
+        </w:rPr>
+        <w:t>.º</w:t>
+      </w:r>
+      <w:r>
+        <w:rPr>
+          <w:sz w:val="22"/>
+          <w:szCs w:val="22"/>
+        </w:rPr>
+        <w:t xml:space="preserve"> </w:t>
+      </w:r>
+      <w:r>
+        <w:rPr>
+          <w:rFonts w:ascii="Arial" w:hAnsi="Arial" w:cs="Arial"/>
+          <w:sz w:val="22"/>
+          <w:szCs w:val="22"/>
+        </w:rPr>
+        <w:t>{cuadroPedoAmazonia-numeroConfirmacion}</w:t>
+      </w:r>
       <w:r>
         <w:rPr>
           <w:rFonts w:ascii="Arial" w:hAnsi="Arial" w:cs="Arial"/>
@@ -3917,119 +3448,15 @@
           <w:sz w:val="22"/>
           <w:szCs w:val="22"/>
         </w:rPr>
-        <w:t>fromDam-nombreEmpresaRRR</w:t>
-      </w:r>
-      <w:proofErr w:type="spellEnd"/>
-      <w:r>
-        <w:rPr>
-          <w:rFonts w:ascii="Arial" w:hAnsi="Arial" w:cs="Arial"/>
-          <w:b/>
-          <w:bCs/>
-          <w:color w:val="FF0000"/>
-          <w:sz w:val="22"/>
-          <w:szCs w:val="22"/>
-        </w:rPr>
-        <w:t>}</w:t>
-      </w:r>
-      <w:r>
-        <w:rPr>
-          <w:rFonts w:ascii="Arial" w:hAnsi="Arial" w:cs="Arial"/>
-          <w:sz w:val="22"/>
-          <w:szCs w:val="22"/>
-        </w:rPr>
-        <w:t xml:space="preserve">, </w:t>
-      </w:r>
-      <w:r>
-        <w:rPr>
-          <w:rFonts w:ascii="Arial" w:hAnsi="Arial" w:cs="Arial"/>
-          <w:sz w:val="22"/>
-          <w:szCs w:val="22"/>
-        </w:rPr>
-        <w:t>{</w:t>
-      </w:r>
-      <w:r>
-        <w:rPr>
-          <w:rFonts w:ascii="Arial" w:hAnsi="Arial" w:cs="Arial"/>
-          <w:sz w:val="22"/>
-          <w:szCs w:val="22"/>
-        </w:rPr>
-        <w:t>textoSolReg02</w:t>
-      </w:r>
-      <w:r>
-        <w:rPr>
-          <w:rFonts w:ascii="Arial" w:hAnsi="Arial" w:cs="Arial"/>
-          <w:sz w:val="22"/>
-          <w:szCs w:val="22"/>
-        </w:rPr>
-        <w:t>}</w:t>
-      </w:r>
-      <w:r>
-        <w:rPr>
-          <w:rFonts w:ascii="Arial" w:hAnsi="Arial" w:cs="Arial"/>
-          <w:sz w:val="22"/>
-          <w:szCs w:val="22"/>
-        </w:rPr>
-        <w:t xml:space="preserve">; y, con confirmación de llegada </w:t>
-      </w:r>
-      <w:r>
-        <w:rPr>
-          <w:rFonts w:ascii="Arial" w:hAnsi="Arial" w:cs="Arial"/>
-          <w:sz w:val="22"/>
-          <w:szCs w:val="22"/>
-        </w:rPr>
-        <w:t>n</w:t>
-      </w:r>
-      <w:r>
-        <w:rPr>
-          <w:rFonts w:ascii="Arial" w:hAnsi="Arial" w:cs="Arial"/>
-          <w:sz w:val="22"/>
-          <w:szCs w:val="22"/>
-        </w:rPr>
-        <w:t>.º</w:t>
-      </w:r>
-      <w:r>
-        <w:rPr>
-          <w:sz w:val="22"/>
-          <w:szCs w:val="22"/>
-        </w:rPr>
-        <w:t xml:space="preserve"> </w:t>
-      </w:r>
-      <w:r>
-        <w:rPr>
-          <w:rFonts w:ascii="Arial" w:hAnsi="Arial" w:cs="Arial"/>
-          <w:sz w:val="22"/>
-          <w:szCs w:val="22"/>
-        </w:rPr>
-        <w:t>{cuadroPedoAmazonia-numeroConfirmacion}</w:t>
-      </w:r>
-      <w:r>
-        <w:rPr>
-          <w:rFonts w:ascii="Arial" w:hAnsi="Arial" w:cs="Arial"/>
-          <w:b/>
-          <w:bCs/>
-          <w:color w:val="FF0000"/>
-          <w:sz w:val="22"/>
-          <w:szCs w:val="22"/>
-        </w:rPr>
         <w:t xml:space="preserve">{cuadroPedoAmazonia-numeroConfirmacionRRR} </w:t>
       </w:r>
-      <w:proofErr w:type="spellStart"/>
-      <w:r>
-        <w:rPr>
-          <w:rFonts w:ascii="Arial" w:hAnsi="Arial" w:cs="Arial"/>
-          <w:sz w:val="22"/>
-          <w:szCs w:val="22"/>
-        </w:rPr>
-        <w:t>del</w:t>
-      </w:r>
-      <w:proofErr w:type="spellEnd"/>
-      <w:r>
-        <w:rPr>
-          <w:rFonts w:ascii="Arial" w:hAnsi="Arial" w:cs="Arial"/>
-          <w:sz w:val="22"/>
-          <w:szCs w:val="22"/>
-        </w:rPr>
-        <w:t xml:space="preserve"> </w:t>
+      <w:r>
+        <w:rPr>
+          <w:rFonts w:ascii="Arial" w:hAnsi="Arial" w:cs="Arial"/>
+          <w:sz w:val="22"/>
+          <w:szCs w:val="22"/>
+        </w:rPr>
+        <w:t xml:space="preserve">del </w:t>
       </w:r>
       <w:r>
         <w:rPr>
@@ -4198,9 +3625,19 @@
           <w:sz w:val="22"/>
           <w:szCs w:val="22"/>
         </w:rPr>
-        <w:t>{</w:t>
-      </w:r>
-      <w:proofErr w:type="spellStart"/>
+        <w:t>{fromInputs-fechaCorreoCecaRRR}</w:t>
+      </w:r>
+      <w:r>
+        <w:rPr>
+          <w:rFonts w:ascii="Arial" w:eastAsiaTheme="minorHAnsi" w:hAnsi="Arial" w:cs="Arial"/>
+          <w:i w:val="0"/>
+          <w:iCs w:val="0"/>
+          <w:color w:val="auto"/>
+          <w:sz w:val="22"/>
+          <w:szCs w:val="22"/>
+        </w:rPr>
+        <w:t xml:space="preserve">{fromInputs-fechaCorreoCeca}, se comunicó al solicitante a la dirección de correo electrónico </w:t>
+      </w:r>
       <w:r>
         <w:rPr>
           <w:rFonts w:ascii="Arial" w:eastAsiaTheme="minorHAnsi" w:hAnsi="Arial" w:cs="Arial"/>
@@ -4212,156 +3649,18 @@
           <w:sz w:val="22"/>
           <w:szCs w:val="22"/>
         </w:rPr>
-        <w:t>fromInputs-fechaCorreoCecaRRR</w:t>
-      </w:r>
-      <w:proofErr w:type="spellEnd"/>
+        <w:t>{fromInputs-correoCecaRRR}</w:t>
+      </w:r>
       <w:r>
         <w:rPr>
           <w:rFonts w:ascii="Arial" w:eastAsiaTheme="minorHAnsi" w:hAnsi="Arial" w:cs="Arial"/>
-          <w:b/>
-          <w:bCs/>
-          <w:i w:val="0"/>
-          <w:iCs w:val="0"/>
-          <w:color w:val="FF0000"/>
-          <w:sz w:val="22"/>
-          <w:szCs w:val="22"/>
-        </w:rPr>
-        <w:t>}</w:t>
-      </w:r>
-      <w:r>
-        <w:rPr>
-          <w:rFonts w:ascii="Arial" w:eastAsiaTheme="minorHAnsi" w:hAnsi="Arial" w:cs="Arial"/>
           <w:i w:val="0"/>
           <w:iCs w:val="0"/>
           <w:color w:val="auto"/>
           <w:sz w:val="22"/>
           <w:szCs w:val="22"/>
         </w:rPr>
-        <w:t>{</w:t>
-      </w:r>
-      <w:proofErr w:type="spellStart"/>
-      <w:r>
-        <w:rPr>
-          <w:rFonts w:ascii="Arial" w:eastAsiaTheme="minorHAnsi" w:hAnsi="Arial" w:cs="Arial"/>
-          <w:i w:val="0"/>
-          <w:iCs w:val="0"/>
-          <w:color w:val="auto"/>
-          <w:sz w:val="22"/>
-          <w:szCs w:val="22"/>
-        </w:rPr>
-        <w:t>fromInputs-fechaCorreoCeca</w:t>
-      </w:r>
-      <w:proofErr w:type="spellEnd"/>
-      <w:r>
-        <w:rPr>
-          <w:rFonts w:ascii="Arial" w:eastAsiaTheme="minorHAnsi" w:hAnsi="Arial" w:cs="Arial"/>
-          <w:i w:val="0"/>
-          <w:iCs w:val="0"/>
-          <w:color w:val="auto"/>
-          <w:sz w:val="22"/>
-          <w:szCs w:val="22"/>
-        </w:rPr>
-        <w:t xml:space="preserve">}, se comunicó al solicitante a la dirección de correo electrónico </w:t>
-      </w:r>
-      <w:r>
-        <w:rPr>
-          <w:rFonts w:ascii="Arial" w:eastAsiaTheme="minorHAnsi" w:hAnsi="Arial" w:cs="Arial"/>
-          <w:b/>
-          <w:bCs/>
-          <w:i w:val="0"/>
-          <w:iCs w:val="0"/>
-          <w:color w:val="FF0000"/>
-          <w:sz w:val="22"/>
-          <w:szCs w:val="22"/>
-        </w:rPr>
-        <w:t>{</w:t>
-      </w:r>
-      <w:proofErr w:type="spellStart"/>
-      <w:r>
-        <w:rPr>
-          <w:rFonts w:ascii="Arial" w:eastAsiaTheme="minorHAnsi" w:hAnsi="Arial" w:cs="Arial"/>
-          <w:b/>
-          <w:bCs/>
-          <w:i w:val="0"/>
-          <w:iCs w:val="0"/>
-          <w:color w:val="FF0000"/>
-          <w:sz w:val="22"/>
-          <w:szCs w:val="22"/>
-        </w:rPr>
-        <w:t>fromInputs-correoCecaRRR</w:t>
-      </w:r>
-      <w:proofErr w:type="spellEnd"/>
-      <w:r>
-        <w:rPr>
-          <w:rFonts w:ascii="Arial" w:eastAsiaTheme="minorHAnsi" w:hAnsi="Arial" w:cs="Arial"/>
-          <w:b/>
-          <w:bCs/>
-          <w:i w:val="0"/>
-          <w:iCs w:val="0"/>
-          <w:color w:val="FF0000"/>
-          <w:sz w:val="22"/>
-          <w:szCs w:val="22"/>
-        </w:rPr>
-        <w:t>}</w:t>
-      </w:r>
-      <w:r>
-        <w:rPr>
-          <w:rFonts w:ascii="Arial" w:eastAsiaTheme="minorHAnsi" w:hAnsi="Arial" w:cs="Arial"/>
-          <w:i w:val="0"/>
-          <w:iCs w:val="0"/>
-          <w:color w:val="auto"/>
-          <w:sz w:val="22"/>
-          <w:szCs w:val="22"/>
-        </w:rPr>
-        <w:t>{</w:t>
-      </w:r>
-      <w:proofErr w:type="spellStart"/>
-      <w:r>
-        <w:rPr>
-          <w:rFonts w:ascii="Arial" w:eastAsiaTheme="minorHAnsi" w:hAnsi="Arial" w:cs="Arial"/>
-          <w:i w:val="0"/>
-          <w:iCs w:val="0"/>
-          <w:color w:val="auto"/>
-          <w:sz w:val="22"/>
-          <w:szCs w:val="22"/>
-        </w:rPr>
-        <w:t>fromInputs-correoCeca</w:t>
-      </w:r>
-      <w:proofErr w:type="spellEnd"/>
-      <w:r>
-        <w:rPr>
-          <w:rFonts w:ascii="Arial" w:eastAsiaTheme="minorHAnsi" w:hAnsi="Arial" w:cs="Arial"/>
-          <w:i w:val="0"/>
-          <w:iCs w:val="0"/>
-          <w:color w:val="auto"/>
-          <w:sz w:val="22"/>
-          <w:szCs w:val="22"/>
-        </w:rPr>
-        <w:t>}; la programación de reconocimiento físico conforme {</w:t>
-      </w:r>
-      <w:proofErr w:type="spellStart"/>
-      <w:r>
-        <w:rPr>
-          <w:rFonts w:ascii="Arial" w:eastAsiaTheme="minorHAnsi" w:hAnsi="Arial" w:cs="Arial"/>
-          <w:i w:val="0"/>
-          <w:iCs w:val="0"/>
-          <w:color w:val="auto"/>
-          <w:sz w:val="22"/>
-          <w:szCs w:val="22"/>
-        </w:rPr>
-        <w:t>textoProceReco</w:t>
-      </w:r>
-      <w:proofErr w:type="spellEnd"/>
-      <w:r>
-        <w:rPr>
-          <w:rFonts w:ascii="Arial" w:eastAsiaTheme="minorHAnsi" w:hAnsi="Arial" w:cs="Arial"/>
-          <w:i w:val="0"/>
-          <w:iCs w:val="0"/>
-          <w:color w:val="auto"/>
-          <w:sz w:val="22"/>
-          <w:szCs w:val="22"/>
-        </w:rPr>
-        <w:t>}</w:t>
+        <w:t>{fromInputs-correoCeca}; la programación de reconocimiento físico conforme {textoProceReco}</w:t>
       </w:r>
       <w:r>
         <w:rPr>
@@ -4418,7 +3717,29 @@
           <w:sz w:val="22"/>
           <w:szCs w:val="22"/>
         </w:rPr>
-        <w:t xml:space="preserve">De acuerdo a </w:t>
+        <w:t xml:space="preserve">De acuerdo </w:t>
+      </w:r>
+      <w:r>
+        <w:rPr>
+          <w:rFonts w:ascii="Arial" w:eastAsiaTheme="minorHAnsi" w:hAnsi="Arial" w:cs="Arial"/>
+          <w:i w:val="0"/>
+          <w:iCs w:val="0"/>
+          <w:color w:val="auto"/>
+          <w:sz w:val="22"/>
+          <w:szCs w:val="22"/>
+        </w:rPr>
+        <w:t>con la</w:t>
+      </w:r>
+      <w:r>
+        <w:rPr>
+          <w:rFonts w:ascii="Arial" w:eastAsiaTheme="minorHAnsi" w:hAnsi="Arial" w:cs="Arial"/>
+          <w:i w:val="0"/>
+          <w:iCs w:val="0"/>
+          <w:color w:val="auto"/>
+          <w:sz w:val="22"/>
+          <w:szCs w:val="22"/>
+        </w:rPr>
+        <w:t xml:space="preserve"> </w:t>
       </w:r>
       <w:r>
         <w:rPr>
@@ -4442,35 +3763,7 @@
           <w:sz w:val="22"/>
           <w:szCs w:val="22"/>
         </w:rPr>
-        <w:t>{</w:t>
-      </w:r>
-      <w:proofErr w:type="spellStart"/>
-      <w:r>
-        <w:rPr>
-          <w:rFonts w:ascii="Arial" w:hAnsi="Arial" w:cs="Arial"/>
-          <w:b/>
-          <w:bCs/>
-          <w:i w:val="0"/>
-          <w:iCs w:val="0"/>
-          <w:color w:val="FF0000"/>
-          <w:sz w:val="22"/>
-          <w:szCs w:val="22"/>
-        </w:rPr>
-        <w:t>fromInputs-fechaAforoRRR</w:t>
-      </w:r>
-      <w:proofErr w:type="spellEnd"/>
-      <w:r>
-        <w:rPr>
-          <w:rFonts w:ascii="Arial" w:hAnsi="Arial" w:cs="Arial"/>
-          <w:b/>
-          <w:bCs/>
-          <w:i w:val="0"/>
-          <w:iCs w:val="0"/>
-          <w:color w:val="FF0000"/>
-          <w:sz w:val="22"/>
-          <w:szCs w:val="22"/>
-        </w:rPr>
-        <w:t>}</w:t>
+        <w:t>{fromInputs-fechaAforoRRR}</w:t>
       </w:r>
       <w:bookmarkStart w:id="6" w:name="_Hlk231416797"/>
       <w:r>
@@ -4482,9 +3775,8 @@
           <w:sz w:val="22"/>
           <w:szCs w:val="22"/>
         </w:rPr>
-        <w:t>{</w:t>
-      </w:r>
-      <w:proofErr w:type="spellStart"/>
+        <w:t>{fromInputs-fechaAforo}, en</w:t>
+      </w:r>
       <w:r>
         <w:rPr>
           <w:rFonts w:ascii="Arial" w:hAnsi="Arial" w:cs="Arial"/>
@@ -4494,9 +3786,8 @@
           <w:sz w:val="22"/>
           <w:szCs w:val="22"/>
         </w:rPr>
-        <w:t>fromInputs-fechaAforo</w:t>
-      </w:r>
-      <w:proofErr w:type="spellEnd"/>
+        <w:t xml:space="preserve"> </w:t>
+      </w:r>
       <w:r>
         <w:rPr>
           <w:rFonts w:ascii="Arial" w:hAnsi="Arial" w:cs="Arial"/>
@@ -4506,53 +3797,7 @@
           <w:sz w:val="22"/>
           <w:szCs w:val="22"/>
         </w:rPr>
-        <w:t>}, en</w:t>
-      </w:r>
-      <w:r>
-        <w:rPr>
-          <w:rFonts w:ascii="Arial" w:hAnsi="Arial" w:cs="Arial"/>
-          <w:i w:val="0"/>
-          <w:iCs w:val="0"/>
-          <w:color w:val="000000" w:themeColor="text1"/>
-          <w:sz w:val="22"/>
-          <w:szCs w:val="22"/>
-        </w:rPr>
-        <w:t xml:space="preserve"> </w:t>
-      </w:r>
-      <w:r>
-        <w:rPr>
-          <w:rFonts w:ascii="Arial" w:hAnsi="Arial" w:cs="Arial"/>
-          <w:i w:val="0"/>
-          <w:iCs w:val="0"/>
-          <w:color w:val="000000" w:themeColor="text1"/>
-          <w:sz w:val="22"/>
-          <w:szCs w:val="22"/>
-        </w:rPr>
-        <w:t>el {</w:t>
-      </w:r>
-      <w:proofErr w:type="spellStart"/>
-      <w:r>
-        <w:rPr>
-          <w:rFonts w:ascii="Arial" w:hAnsi="Arial" w:cs="Arial"/>
-          <w:i w:val="0"/>
-          <w:iCs w:val="0"/>
-          <w:color w:val="000000" w:themeColor="text1"/>
-          <w:sz w:val="22"/>
-          <w:szCs w:val="22"/>
-        </w:rPr>
-        <w:t>textoRecoFis</w:t>
-      </w:r>
-      <w:proofErr w:type="spellEnd"/>
-      <w:r>
-        <w:rPr>
-          <w:rFonts w:ascii="Arial" w:hAnsi="Arial" w:cs="Arial"/>
-          <w:i w:val="0"/>
-          <w:iCs w:val="0"/>
-          <w:color w:val="000000" w:themeColor="text1"/>
-          <w:sz w:val="22"/>
-          <w:szCs w:val="22"/>
-        </w:rPr>
-        <w:t>} y normas legales conexas</w:t>
+        <w:t>el {textoRecoFis} y normas legales conexas</w:t>
       </w:r>
       <w:bookmarkEnd w:id="6"/>
       <w:r>
@@ -4679,7 +3924,7 @@
           <w:sz w:val="22"/>
           <w:szCs w:val="22"/>
         </w:rPr>
-        <w:t>015-94-EF, en el artículo 1° dispone lo siguiente: “El pago de los impuestos que se haya efectuado en la importación de mercancías cuyo destino final sea la zona de selva comprendida en el Convenio de Cooperación Aduanera Peruano - Colombiano, será considerado como un pago a cuenta sujeto a regularización en las Aduanas de destino”, asimismo señal a que: “La regularización procederá luego de realizado el reconocimiento físico de las mercancías por la aduana de destino en la zona de selva. De ser el caso, y con sujeción a lo dispuesto en el Convenio de Cooperación Aduanera Peruano Colombiano, el monto pagado en exceso será devuelto"</w:t>
+        <w:t>015-94-EF, en el artículo 1° dispone lo siguiente: “El pago de los impuestos que se haya efectuado en la importación de mercancías cuyo destino final sea la zona de selva comprendida en el Convenio de Cooperación Aduanera Peruano - Colombiano, será considerado como un pago a cuenta sujeto a regularización en las Aduanas de destino”, asimismo señala que: “La regularización procederá luego de realizado el reconocimiento físico de las mercancías por la aduana de destino en la zona de selva. De ser el caso, y con sujeción a lo dispuesto en el Convenio de Cooperación Aduanera Peruano Colombiano, el monto pagado en exceso será devuelto"</w:t>
       </w:r>
       <w:r>
         <w:rPr>
@@ -4713,7 +3958,6 @@
         <w:t>{/</w:t>
       </w:r>
       <w:bookmarkStart w:id="8" w:name="_Hlk231416767"/>
-      <w:proofErr w:type="spellStart"/>
       <w:r>
         <w:rPr>
           <w:rFonts w:ascii="Arial" w:hAnsi="Arial" w:cs="Arial"/>
@@ -4723,7 +3967,6 @@
         <w:t>estadoIncluyePeco</w:t>
       </w:r>
       <w:bookmarkEnd w:id="8"/>
-      <w:proofErr w:type="spellEnd"/>
       <w:r>
         <w:rPr>
           <w:rFonts w:ascii="Arial" w:hAnsi="Arial" w:cs="Arial"/>
@@ -4822,9 +4065,8 @@
           <w:sz w:val="22"/>
           <w:szCs w:val="22"/>
         </w:rPr>
-        <w:t>º 015-94-EF se verifica que la mercancía de las series {</w:t>
-      </w:r>
-      <w:proofErr w:type="spellStart"/>
+        <w:t>º 015-94-EF se verifica que la mercancía de las series {fromDam-rangoSeriesAcogidaSoloPeco} declaradas con TPI 35 en el casillero 7.23 de la DAM, tienen un Ad-</w:t>
+      </w:r>
       <w:r>
         <w:rPr>
           <w:rFonts w:ascii="Arial" w:eastAsiaTheme="minorHAnsi" w:hAnsi="Arial" w:cs="Arial"/>
@@ -4834,9 +4076,8 @@
           <w:sz w:val="22"/>
           <w:szCs w:val="22"/>
         </w:rPr>
-        <w:t>fromDam-rangoSeriesAcogidaSoloPeco</w:t>
-      </w:r>
-      <w:proofErr w:type="spellEnd"/>
+        <w:t>V</w:t>
+      </w:r>
       <w:r>
         <w:rPr>
           <w:rFonts w:ascii="Arial" w:eastAsiaTheme="minorHAnsi" w:hAnsi="Arial" w:cs="Arial"/>
@@ -4846,9 +4087,8 @@
           <w:sz w:val="22"/>
           <w:szCs w:val="22"/>
         </w:rPr>
-        <w:t xml:space="preserve">} declaradas con TPI 35 en el casillero 7.23 de la DAM, tienen un Ad-valoren de 0%, por lo que no se reporta montó abonado a la Subcuenta Especial del Tesoro Público Decreto Supremo </w:t>
-      </w:r>
-      <w:proofErr w:type="spellStart"/>
+        <w:t>alore</w:t>
+      </w:r>
       <w:r>
         <w:rPr>
           <w:rFonts w:ascii="Arial" w:eastAsiaTheme="minorHAnsi" w:hAnsi="Arial" w:cs="Arial"/>
@@ -4858,6 +4098,50 @@
           <w:sz w:val="22"/>
           <w:szCs w:val="22"/>
         </w:rPr>
+        <w:t>m</w:t>
+      </w:r>
+      <w:r>
+        <w:rPr>
+          <w:rFonts w:ascii="Arial" w:eastAsiaTheme="minorHAnsi" w:hAnsi="Arial" w:cs="Arial"/>
+          <w:i w:val="0"/>
+          <w:iCs w:val="0"/>
+          <w:color w:val="000000" w:themeColor="text1"/>
+          <w:sz w:val="22"/>
+          <w:szCs w:val="22"/>
+        </w:rPr>
+        <w:t xml:space="preserve"> de 0%, por lo que no se reporta mont</w:t>
+      </w:r>
+      <w:r>
+        <w:rPr>
+          <w:rFonts w:ascii="Arial" w:eastAsiaTheme="minorHAnsi" w:hAnsi="Arial" w:cs="Arial"/>
+          <w:i w:val="0"/>
+          <w:iCs w:val="0"/>
+          <w:color w:val="000000" w:themeColor="text1"/>
+          <w:sz w:val="22"/>
+          <w:szCs w:val="22"/>
+        </w:rPr>
+        <w:t>o</w:t>
+      </w:r>
+      <w:r>
+        <w:rPr>
+          <w:rFonts w:ascii="Arial" w:eastAsiaTheme="minorHAnsi" w:hAnsi="Arial" w:cs="Arial"/>
+          <w:i w:val="0"/>
+          <w:iCs w:val="0"/>
+          <w:color w:val="000000" w:themeColor="text1"/>
+          <w:sz w:val="22"/>
+          <w:szCs w:val="22"/>
+        </w:rPr>
+        <w:t xml:space="preserve"> abonado a la Subcuenta Especial del Tesoro Público Decreto Supremo </w:t>
+      </w:r>
+      <w:r>
+        <w:rPr>
+          <w:rFonts w:ascii="Arial" w:eastAsiaTheme="minorHAnsi" w:hAnsi="Arial" w:cs="Arial"/>
+          <w:i w:val="0"/>
+          <w:iCs w:val="0"/>
+          <w:color w:val="000000" w:themeColor="text1"/>
+          <w:sz w:val="22"/>
+          <w:szCs w:val="22"/>
+        </w:rPr>
         <w:t>n</w:t>
       </w:r>
       <w:r>
@@ -4882,7 +4166,6 @@
         </w:rPr>
         <w:t>°</w:t>
       </w:r>
-      <w:proofErr w:type="spellEnd"/>
       <w:r>
         <w:rPr>
           <w:rFonts w:ascii="Arial" w:eastAsiaTheme="minorHAnsi" w:hAnsi="Arial" w:cs="Arial"/>
@@ -4914,7 +4197,6 @@
         </w:rPr>
         <w:t>{/</w:t>
       </w:r>
-      <w:proofErr w:type="spellStart"/>
       <w:r>
         <w:rPr>
           <w:rFonts w:ascii="Arial" w:hAnsi="Arial" w:cs="Arial"/>
@@ -4923,7 +4205,6 @@
         </w:rPr>
         <w:t>estadoPECOyAMAZONIAnoProcPECO</w:t>
       </w:r>
-      <w:proofErr w:type="spellEnd"/>
       <w:r>
         <w:rPr>
           <w:rFonts w:ascii="Arial" w:hAnsi="Arial" w:cs="Arial"/>
@@ -5080,25 +4361,7 @@
           <w:sz w:val="22"/>
           <w:szCs w:val="22"/>
         </w:rPr>
-        <w:t>{/</w:t>
-      </w:r>
-      <w:proofErr w:type="spellStart"/>
-      <w:r>
-        <w:rPr>
-          <w:rFonts w:ascii="Arial" w:hAnsi="Arial" w:cs="Arial"/>
-          <w:sz w:val="22"/>
-          <w:szCs w:val="22"/>
-        </w:rPr>
-        <w:t>estadoJuridiccionLoreto</w:t>
-      </w:r>
-      <w:proofErr w:type="spellEnd"/>
-      <w:r>
-        <w:rPr>
-          <w:rFonts w:ascii="Arial" w:hAnsi="Arial" w:cs="Arial"/>
-          <w:sz w:val="22"/>
-          <w:szCs w:val="22"/>
-        </w:rPr>
-        <w:t>}</w:t>
+        <w:t>{/estadoJuridiccionLoreto}</w:t>
       </w:r>
     </w:p>
     <w:p>
@@ -5226,25 +4489,7 @@
           <w:sz w:val="22"/>
           <w:szCs w:val="22"/>
         </w:rPr>
-        <w:t>{/</w:t>
-      </w:r>
-      <w:proofErr w:type="spellStart"/>
-      <w:r>
-        <w:rPr>
-          <w:rFonts w:ascii="Arial" w:hAnsi="Arial" w:cs="Arial"/>
-          <w:sz w:val="22"/>
-          <w:szCs w:val="22"/>
-        </w:rPr>
-        <w:t>estadoJuridiccionOtros</w:t>
-      </w:r>
-      <w:proofErr w:type="spellEnd"/>
-      <w:r>
-        <w:rPr>
-          <w:rFonts w:ascii="Arial" w:hAnsi="Arial" w:cs="Arial"/>
-          <w:sz w:val="22"/>
-          <w:szCs w:val="22"/>
-        </w:rPr>
-        <w:t>}</w:t>
+        <w:t>{/estadoJuridiccionOtros}</w:t>
       </w:r>
     </w:p>
     <w:p>
@@ -5291,31 +4536,7 @@
           <w:szCs w:val="22"/>
         </w:rPr>
         <w:lastRenderedPageBreak/>
-        <w:t>{</w:t>
-      </w:r>
-      <w:proofErr w:type="spellStart"/>
-      <w:r>
-        <w:rPr>
-          <w:rFonts w:ascii="Arial" w:hAnsi="Arial" w:cs="Arial"/>
-          <w:i w:val="0"/>
-          <w:iCs w:val="0"/>
-          <w:color w:val="000000" w:themeColor="text1"/>
-          <w:sz w:val="22"/>
-          <w:szCs w:val="22"/>
-        </w:rPr>
-        <w:t>fromDam-nombreEmpresa</w:t>
-      </w:r>
-      <w:proofErr w:type="spellEnd"/>
-      <w:r>
-        <w:rPr>
-          <w:rFonts w:ascii="Arial" w:hAnsi="Arial" w:cs="Arial"/>
-          <w:i w:val="0"/>
-          <w:iCs w:val="0"/>
-          <w:color w:val="000000" w:themeColor="text1"/>
-          <w:sz w:val="22"/>
-          <w:szCs w:val="22"/>
-        </w:rPr>
-        <w:t>}</w:t>
+        <w:t>{fromDam-nombreEmpresa}</w:t>
       </w:r>
       <w:r>
         <w:rPr>
@@ -5328,9 +4549,19 @@
           <w:sz w:val="22"/>
           <w:szCs w:val="22"/>
         </w:rPr>
-        <w:t>{</w:t>
-      </w:r>
-      <w:proofErr w:type="spellStart"/>
+        <w:t>{fromDam-nombreEmpresaRRR}</w:t>
+      </w:r>
+      <w:r>
+        <w:rPr>
+          <w:rFonts w:ascii="Arial" w:hAnsi="Arial" w:cs="Arial"/>
+          <w:i w:val="0"/>
+          <w:iCs w:val="0"/>
+          <w:color w:val="000000" w:themeColor="text1"/>
+          <w:sz w:val="22"/>
+          <w:szCs w:val="22"/>
+        </w:rPr>
+        <w:t>,</w:t>
+      </w:r>
       <w:r>
         <w:rPr>
           <w:rFonts w:ascii="Arial" w:hAnsi="Arial" w:cs="Arial"/>
@@ -5338,13 +4569,55 @@
           <w:bCs/>
           <w:i w:val="0"/>
           <w:iCs w:val="0"/>
-          <w:color w:val="FF0000"/>
-          <w:sz w:val="22"/>
-          <w:szCs w:val="22"/>
-        </w:rPr>
-        <w:t>fromDam-nombreEmpresaRRR</w:t>
-      </w:r>
-      <w:proofErr w:type="spellEnd"/>
+          <w:color w:val="000000" w:themeColor="text1"/>
+          <w:sz w:val="22"/>
+          <w:szCs w:val="22"/>
+        </w:rPr>
+        <w:t xml:space="preserve"> </w:t>
+      </w:r>
+      <w:r>
+        <w:rPr>
+          <w:rFonts w:ascii="Arial" w:hAnsi="Arial" w:cs="Arial"/>
+          <w:i w:val="0"/>
+          <w:iCs w:val="0"/>
+          <w:color w:val="000000" w:themeColor="text1"/>
+          <w:sz w:val="22"/>
+          <w:szCs w:val="22"/>
+        </w:rPr>
+        <w:t>en virtud de las solicitudes de regularización y confirmación de llegada de mercancías anteriormente indicadas, declara que cumple con los requisitos dispuestos en el artículo 2° del Decreto Supremo n.º</w:t>
+      </w:r>
+      <w:r>
+        <w:rPr>
+          <w:rFonts w:ascii="Arial" w:hAnsi="Arial" w:cs="Arial"/>
+          <w:i w:val="0"/>
+          <w:iCs w:val="0"/>
+          <w:color w:val="000000" w:themeColor="text1"/>
+          <w:sz w:val="22"/>
+          <w:szCs w:val="22"/>
+        </w:rPr>
+        <w:t xml:space="preserve"> </w:t>
+      </w:r>
+      <w:r>
+        <w:rPr>
+          <w:rFonts w:ascii="Arial" w:hAnsi="Arial" w:cs="Arial"/>
+          <w:i w:val="0"/>
+          <w:iCs w:val="0"/>
+          <w:color w:val="000000" w:themeColor="text1"/>
+          <w:sz w:val="22"/>
+          <w:szCs w:val="22"/>
+        </w:rPr>
+        <w:t>103-99-EF – “Reglamento de las Disposiciones Tributarias contenidas en la Ley de Promoción de la Inversión en la Amazonía", tal como se puede evidenciar de la información contenida en el Informe n.º</w:t>
+      </w:r>
+      <w:r>
+        <w:rPr>
+          <w:i w:val="0"/>
+          <w:iCs w:val="0"/>
+          <w:color w:val="000000" w:themeColor="text1"/>
+          <w:sz w:val="22"/>
+          <w:szCs w:val="22"/>
+        </w:rPr>
+        <w:t xml:space="preserve"> </w:t>
+      </w:r>
       <w:r>
         <w:rPr>
           <w:rFonts w:ascii="Arial" w:hAnsi="Arial" w:cs="Arial"/>
@@ -5356,7 +4629,7 @@
           <w:sz w:val="22"/>
           <w:szCs w:val="22"/>
         </w:rPr>
-        <w:t>}</w:t>
+        <w:t>{fromInputs-numeroInformeArt2RRR}</w:t>
       </w:r>
       <w:r>
         <w:rPr>
@@ -5367,7 +4640,7 @@
           <w:sz w:val="22"/>
           <w:szCs w:val="22"/>
         </w:rPr>
-        <w:t>,</w:t>
+        <w:t xml:space="preserve">{fromInputs-numeroInformeArt2} del </w:t>
       </w:r>
       <w:r>
         <w:rPr>
@@ -5376,101 +4649,21 @@
           <w:bCs/>
           <w:i w:val="0"/>
           <w:iCs w:val="0"/>
+          <w:color w:val="FF0000"/>
+          <w:sz w:val="22"/>
+          <w:szCs w:val="22"/>
+        </w:rPr>
+        <w:t>{fromInputs-fechaInformeArt2RRR}</w:t>
+      </w:r>
+      <w:r>
+        <w:rPr>
+          <w:rFonts w:ascii="Arial" w:hAnsi="Arial" w:cs="Arial"/>
+          <w:i w:val="0"/>
+          <w:iCs w:val="0"/>
           <w:color w:val="000000" w:themeColor="text1"/>
           <w:sz w:val="22"/>
           <w:szCs w:val="22"/>
         </w:rPr>
-        <w:t xml:space="preserve"> </w:t>
-      </w:r>
-      <w:r>
-        <w:rPr>
-          <w:rFonts w:ascii="Arial" w:hAnsi="Arial" w:cs="Arial"/>
-          <w:i w:val="0"/>
-          <w:iCs w:val="0"/>
-          <w:color w:val="000000" w:themeColor="text1"/>
-          <w:sz w:val="22"/>
-          <w:szCs w:val="22"/>
-        </w:rPr>
-        <w:t>en virtud de las solicitudes de regularización y confirmación de llegada de mercancías anteriormente indicadas, declara que cumple con los requisitos dispuestos en el artículo 2° del Decreto Supremo n.º</w:t>
-      </w:r>
-      <w:r>
-        <w:rPr>
-          <w:rFonts w:ascii="Arial" w:hAnsi="Arial" w:cs="Arial"/>
-          <w:i w:val="0"/>
-          <w:iCs w:val="0"/>
-          <w:color w:val="000000" w:themeColor="text1"/>
-          <w:sz w:val="22"/>
-          <w:szCs w:val="22"/>
-        </w:rPr>
-        <w:t xml:space="preserve"> </w:t>
-      </w:r>
-      <w:r>
-        <w:rPr>
-          <w:rFonts w:ascii="Arial" w:hAnsi="Arial" w:cs="Arial"/>
-          <w:i w:val="0"/>
-          <w:iCs w:val="0"/>
-          <w:color w:val="000000" w:themeColor="text1"/>
-          <w:sz w:val="22"/>
-          <w:szCs w:val="22"/>
-        </w:rPr>
-        <w:t>103-99-EF – “Reglamento de las Disposiciones Tributarias contenidas en la Ley de Promoción de la Inversión en la Amazonía", tal como se puede evidenciar de la información contenida en el Informe n.º</w:t>
-      </w:r>
-      <w:r>
-        <w:rPr>
-          <w:i w:val="0"/>
-          <w:iCs w:val="0"/>
-          <w:color w:val="000000" w:themeColor="text1"/>
-          <w:sz w:val="22"/>
-          <w:szCs w:val="22"/>
-        </w:rPr>
-        <w:t xml:space="preserve"> </w:t>
-      </w:r>
-      <w:r>
-        <w:rPr>
-          <w:rFonts w:ascii="Arial" w:hAnsi="Arial" w:cs="Arial"/>
-          <w:b/>
-          <w:bCs/>
-          <w:i w:val="0"/>
-          <w:iCs w:val="0"/>
-          <w:color w:val="FF0000"/>
-          <w:sz w:val="22"/>
-          <w:szCs w:val="22"/>
-        </w:rPr>
-        <w:t>{fromInputs-numeroInformeArt2RRR}</w:t>
-      </w:r>
-      <w:r>
-        <w:rPr>
-          <w:rFonts w:ascii="Arial" w:hAnsi="Arial" w:cs="Arial"/>
-          <w:i w:val="0"/>
-          <w:iCs w:val="0"/>
-          <w:color w:val="000000" w:themeColor="text1"/>
-          <w:sz w:val="22"/>
-          <w:szCs w:val="22"/>
-        </w:rPr>
-        <w:t xml:space="preserve">{fromInputs-numeroInformeArt2} del </w:t>
-      </w:r>
-      <w:r>
-        <w:rPr>
-          <w:rFonts w:ascii="Arial" w:hAnsi="Arial" w:cs="Arial"/>
-          <w:b/>
-          <w:bCs/>
-          <w:i w:val="0"/>
-          <w:iCs w:val="0"/>
-          <w:color w:val="FF0000"/>
-          <w:sz w:val="22"/>
-          <w:szCs w:val="22"/>
-        </w:rPr>
-        <w:t>{fromInputs-fechaInformeArt2RRR}</w:t>
-      </w:r>
-      <w:r>
-        <w:rPr>
-          <w:rFonts w:ascii="Arial" w:hAnsi="Arial" w:cs="Arial"/>
-          <w:i w:val="0"/>
-          <w:iCs w:val="0"/>
-          <w:color w:val="000000" w:themeColor="text1"/>
-          <w:sz w:val="22"/>
-          <w:szCs w:val="22"/>
-        </w:rPr>
         <w:t>{fromInputs-fechaInformeArt2}; por lo que, se determina lo siguiente</w:t>
       </w:r>
       <w:r>
@@ -5490,7 +4683,6 @@
       <w:r>
         <w:t>{/</w:t>
       </w:r>
-      <w:proofErr w:type="spellStart"/>
       <w:r>
         <w:rPr>
           <w:rFonts w:ascii="Arial" w:hAnsi="Arial" w:cs="Arial"/>
@@ -5499,7 +4691,6 @@
         </w:rPr>
         <w:t>estadoIncluyeAmazonia</w:t>
       </w:r>
-      <w:proofErr w:type="spellEnd"/>
       <w:r>
         <w:t>}</w:t>
       </w:r>
@@ -5567,23 +4758,7 @@
           <w:sz w:val="22"/>
           <w:szCs w:val="22"/>
         </w:rPr>
-        <w:t>{/</w:t>
-      </w:r>
-      <w:proofErr w:type="spellStart"/>
-      <w:r>
-        <w:rPr>
-          <w:sz w:val="22"/>
-          <w:szCs w:val="22"/>
-        </w:rPr>
-        <w:t>estadoOnlyPECO</w:t>
-      </w:r>
-      <w:proofErr w:type="spellEnd"/>
-      <w:r>
-        <w:rPr>
-          <w:sz w:val="22"/>
-          <w:szCs w:val="22"/>
-        </w:rPr>
-        <w:t>}</w:t>
+        <w:t>{/estadoOnlyPECO}</w:t>
       </w:r>
     </w:p>
     <w:bookmarkEnd w:id="18"/>
@@ -5714,14 +4889,7 @@
         <w:rPr>
           <w:rFonts w:ascii="Arial" w:hAnsi="Arial" w:cs="Arial"/>
         </w:rPr>
-        <w:t>{/</w:t>
-      </w:r>
-      <w:proofErr w:type="spellStart"/>
-      <w:r>
-        <w:rPr>
-          <w:rFonts w:ascii="Arial" w:hAnsi="Arial" w:cs="Arial"/>
-        </w:rPr>
-        <w:t>veriFaltan</w:t>
+        <w:t>{/veriFaltan</w:t>
       </w:r>
       <w:r>
         <w:rPr>
@@ -5729,7 +4897,6 @@
         </w:rPr>
         <w:t>DatosMercaReconocido</w:t>
       </w:r>
-      <w:proofErr w:type="spellEnd"/>
       <w:r>
         <w:rPr>
           <w:rFonts w:ascii="Arial" w:hAnsi="Arial" w:cs="Arial"/>
@@ -5952,25 +5119,7 @@
                 <w:sz w:val="20"/>
                 <w:szCs w:val="20"/>
               </w:rPr>
-              <w:t>{</w:t>
-            </w:r>
-            <w:proofErr w:type="spellStart"/>
-            <w:r>
-              <w:rPr>
-                <w:rFonts w:ascii="Arial" w:hAnsi="Arial" w:cs="Arial"/>
-                <w:sz w:val="20"/>
-                <w:szCs w:val="20"/>
-              </w:rPr>
-              <w:t>fromDam-descripcionMerca</w:t>
-            </w:r>
-            <w:proofErr w:type="spellEnd"/>
-            <w:r>
-              <w:rPr>
-                <w:rFonts w:ascii="Arial" w:hAnsi="Arial" w:cs="Arial"/>
-                <w:sz w:val="20"/>
-                <w:szCs w:val="20"/>
-              </w:rPr>
-              <w:t>}</w:t>
+              <w:t>{fromDam-descripcionMerca}</w:t>
             </w:r>
             <w:r>
               <w:rPr>
@@ -5981,31 +5130,7 @@
                 <w:sz w:val="20"/>
                 <w:szCs w:val="20"/>
               </w:rPr>
-              <w:t>{</w:t>
-            </w:r>
-            <w:proofErr w:type="spellStart"/>
-            <w:r>
-              <w:rPr>
-                <w:rFonts w:ascii="Arial" w:hAnsi="Arial" w:cs="Arial"/>
-                <w:b/>
-                <w:bCs/>
-                <w:color w:val="FF0000"/>
-                <w:sz w:val="20"/>
-                <w:szCs w:val="20"/>
-              </w:rPr>
-              <w:t>fromDam-descripcionMercaRRR</w:t>
-            </w:r>
-            <w:proofErr w:type="spellEnd"/>
-            <w:r>
-              <w:rPr>
-                <w:rFonts w:ascii="Arial" w:hAnsi="Arial" w:cs="Arial"/>
-                <w:b/>
-                <w:bCs/>
-                <w:color w:val="FF0000"/>
-                <w:sz w:val="20"/>
-                <w:szCs w:val="20"/>
-              </w:rPr>
-              <w:t>}</w:t>
+              <w:t>{fromDam-descripcionMercaRRR}</w:t>
             </w:r>
             <w:r>
               <w:rPr>
@@ -6039,25 +5164,7 @@
                 <w:sz w:val="20"/>
                 <w:szCs w:val="20"/>
               </w:rPr>
-              <w:t>{</w:t>
-            </w:r>
-            <w:proofErr w:type="spellStart"/>
-            <w:r>
-              <w:rPr>
-                <w:rFonts w:ascii="Arial" w:hAnsi="Arial" w:cs="Arial"/>
-                <w:sz w:val="20"/>
-                <w:szCs w:val="20"/>
-              </w:rPr>
-              <w:t>fromDam-cantMODI</w:t>
-            </w:r>
-            <w:proofErr w:type="spellEnd"/>
-            <w:r>
-              <w:rPr>
-                <w:rFonts w:ascii="Arial" w:hAnsi="Arial" w:cs="Arial"/>
-                <w:sz w:val="20"/>
-                <w:szCs w:val="20"/>
-              </w:rPr>
-              <w:t>}</w:t>
+              <w:t>{fromDam-cantMODI}</w:t>
             </w:r>
           </w:p>
         </w:tc>
@@ -6127,25 +5234,7 @@
                 <w:sz w:val="20"/>
                 <w:szCs w:val="20"/>
               </w:rPr>
-              <w:t>{</w:t>
-            </w:r>
-            <w:proofErr w:type="spellStart"/>
-            <w:r>
-              <w:rPr>
-                <w:rFonts w:ascii="Arial" w:hAnsi="Arial" w:cs="Arial"/>
-                <w:sz w:val="20"/>
-                <w:szCs w:val="20"/>
-              </w:rPr>
-              <w:t>fromDam-partidaNandina</w:t>
-            </w:r>
-            <w:proofErr w:type="spellEnd"/>
-            <w:r>
-              <w:rPr>
-                <w:rFonts w:ascii="Arial" w:hAnsi="Arial" w:cs="Arial"/>
-                <w:sz w:val="20"/>
-                <w:szCs w:val="20"/>
-              </w:rPr>
-              <w:t>}</w:t>
+              <w:t>{fromDam-partidaNandina}</w:t>
             </w:r>
           </w:p>
         </w:tc>
@@ -6182,25 +5271,7 @@
                 <w:szCs w:val="20"/>
               </w:rPr>
               <w:br/>
-              <w:t>{</w:t>
-            </w:r>
-            <w:proofErr w:type="spellStart"/>
-            <w:r>
-              <w:rPr>
-                <w:rFonts w:ascii="Arial" w:hAnsi="Arial" w:cs="Arial"/>
-                <w:sz w:val="20"/>
-                <w:szCs w:val="20"/>
-              </w:rPr>
-              <w:t>fromDam-partidaNabandina</w:t>
-            </w:r>
-            <w:proofErr w:type="spellEnd"/>
-            <w:r>
-              <w:rPr>
-                <w:rFonts w:ascii="Arial" w:hAnsi="Arial" w:cs="Arial"/>
-                <w:sz w:val="20"/>
-                <w:szCs w:val="20"/>
-              </w:rPr>
-              <w:t>}</w:t>
+              <w:t>{fromDam-partidaNabandina}</w:t>
             </w:r>
           </w:p>
           <w:p>
@@ -6271,25 +5342,7 @@
           <w:sz w:val="20"/>
           <w:szCs w:val="20"/>
         </w:rPr>
-        <w:t>(*) Se revisó {</w:t>
-      </w:r>
-      <w:proofErr w:type="spellStart"/>
-      <w:r>
-        <w:rPr>
-          <w:rFonts w:ascii="Arial" w:hAnsi="Arial" w:cs="Arial"/>
-          <w:sz w:val="20"/>
-          <w:szCs w:val="20"/>
-        </w:rPr>
-        <w:t>fromDam-bultosReconocidos</w:t>
-      </w:r>
-      <w:proofErr w:type="spellEnd"/>
-      <w:r>
-        <w:rPr>
-          <w:rFonts w:ascii="Arial" w:hAnsi="Arial" w:cs="Arial"/>
-          <w:sz w:val="20"/>
-          <w:szCs w:val="20"/>
-        </w:rPr>
-        <w:t>}</w:t>
+        <w:t>(*) Se revisó {fromDam-bultosReconocidos}</w:t>
       </w:r>
       <w:r>
         <w:rPr>
@@ -6300,57 +5353,15 @@
           <w:sz w:val="20"/>
           <w:szCs w:val="20"/>
         </w:rPr>
-        <w:t>{</w:t>
-      </w:r>
-      <w:proofErr w:type="spellStart"/>
-      <w:r>
-        <w:rPr>
-          <w:rFonts w:ascii="Arial" w:hAnsi="Arial" w:cs="Arial"/>
-          <w:b/>
-          <w:bCs/>
-          <w:color w:val="FF0000"/>
+        <w:t>{fromDam-bultosReconocidosRRR}</w:t>
+      </w:r>
+      <w:r>
+        <w:rPr>
+          <w:rFonts w:ascii="Arial" w:hAnsi="Arial" w:cs="Arial"/>
           <w:sz w:val="20"/>
           <w:szCs w:val="20"/>
         </w:rPr>
-        <w:t>fromDam-bultosReconocidosRRR</w:t>
-      </w:r>
-      <w:proofErr w:type="spellEnd"/>
-      <w:r>
-        <w:rPr>
-          <w:rFonts w:ascii="Arial" w:hAnsi="Arial" w:cs="Arial"/>
-          <w:b/>
-          <w:bCs/>
-          <w:color w:val="FF0000"/>
-          <w:sz w:val="20"/>
-          <w:szCs w:val="20"/>
-        </w:rPr>
-        <w:t>}</w:t>
-      </w:r>
-      <w:r>
-        <w:rPr>
-          <w:rFonts w:ascii="Arial" w:hAnsi="Arial" w:cs="Arial"/>
-          <w:sz w:val="20"/>
-          <w:szCs w:val="20"/>
-        </w:rPr>
-        <w:t xml:space="preserve"> de {</w:t>
-      </w:r>
-      <w:proofErr w:type="spellStart"/>
-      <w:r>
-        <w:rPr>
-          <w:rFonts w:ascii="Arial" w:hAnsi="Arial" w:cs="Arial"/>
-          <w:sz w:val="20"/>
-          <w:szCs w:val="20"/>
-        </w:rPr>
-        <w:t>fromDam-cantBultosNumero</w:t>
-      </w:r>
-      <w:proofErr w:type="spellEnd"/>
-      <w:r>
-        <w:rPr>
-          <w:rFonts w:ascii="Arial" w:hAnsi="Arial" w:cs="Arial"/>
-          <w:sz w:val="20"/>
-          <w:szCs w:val="20"/>
-        </w:rPr>
-        <w:t xml:space="preserve">} bultos. </w:t>
+        <w:t xml:space="preserve"> de {fromDam-cantBultosNumero} bultos. </w:t>
       </w:r>
     </w:p>
     <w:p>
@@ -6372,25 +5383,7 @@
           <w:sz w:val="20"/>
           <w:szCs w:val="20"/>
         </w:rPr>
-        <w:t>{/</w:t>
-      </w:r>
-      <w:proofErr w:type="spellStart"/>
-      <w:r>
-        <w:rPr>
-          <w:rFonts w:ascii="Arial" w:hAnsi="Arial" w:cs="Arial"/>
-          <w:sz w:val="20"/>
-          <w:szCs w:val="20"/>
-        </w:rPr>
-        <w:t>veriBultosRevisados</w:t>
-      </w:r>
-      <w:proofErr w:type="spellEnd"/>
-      <w:r>
-        <w:rPr>
-          <w:rFonts w:ascii="Arial" w:hAnsi="Arial" w:cs="Arial"/>
-          <w:sz w:val="20"/>
-          <w:szCs w:val="20"/>
-        </w:rPr>
-        <w:t>}</w:t>
+        <w:t>{/veriBultosRevisados}</w:t>
       </w:r>
     </w:p>
     <w:p/>
@@ -6448,57 +5441,15 @@
           <w:sz w:val="20"/>
           <w:szCs w:val="20"/>
         </w:rPr>
-        <w:t>{</w:t>
-      </w:r>
-      <w:proofErr w:type="spellStart"/>
-      <w:r>
-        <w:rPr>
-          <w:rFonts w:ascii="Arial" w:hAnsi="Arial" w:cs="Arial"/>
-          <w:b/>
-          <w:bCs/>
-          <w:color w:val="FF0000"/>
+        <w:t>{fromInputs-lugarAforoRRR}</w:t>
+      </w:r>
+      <w:r>
+        <w:rPr>
+          <w:rFonts w:ascii="Arial" w:hAnsi="Arial" w:cs="Arial"/>
           <w:sz w:val="20"/>
           <w:szCs w:val="20"/>
         </w:rPr>
-        <w:t>fromInputs-lugarAforoRRR</w:t>
-      </w:r>
-      <w:proofErr w:type="spellEnd"/>
-      <w:r>
-        <w:rPr>
-          <w:rFonts w:ascii="Arial" w:hAnsi="Arial" w:cs="Arial"/>
-          <w:b/>
-          <w:bCs/>
-          <w:color w:val="FF0000"/>
-          <w:sz w:val="20"/>
-          <w:szCs w:val="20"/>
-        </w:rPr>
-        <w:t>}</w:t>
-      </w:r>
-      <w:r>
-        <w:rPr>
-          <w:rFonts w:ascii="Arial" w:hAnsi="Arial" w:cs="Arial"/>
-          <w:sz w:val="20"/>
-          <w:szCs w:val="20"/>
-        </w:rPr>
-        <w:t>{</w:t>
-      </w:r>
-      <w:proofErr w:type="spellStart"/>
-      <w:r>
-        <w:rPr>
-          <w:rFonts w:ascii="Arial" w:hAnsi="Arial" w:cs="Arial"/>
-          <w:sz w:val="20"/>
-          <w:szCs w:val="20"/>
-        </w:rPr>
-        <w:t>fromInputs-lugarAforo</w:t>
-      </w:r>
-      <w:proofErr w:type="spellEnd"/>
-      <w:r>
-        <w:rPr>
-          <w:rFonts w:ascii="Arial" w:hAnsi="Arial" w:cs="Arial"/>
-          <w:sz w:val="20"/>
-          <w:szCs w:val="20"/>
-        </w:rPr>
-        <w:t>}</w:t>
+        <w:t>{fromInputs-lugarAforo}</w:t>
       </w:r>
     </w:p>
     <w:p>
@@ -6611,21 +5562,7 @@
         <w:rPr>
           <w:rFonts w:ascii="Arial" w:hAnsi="Arial" w:cs="Arial"/>
         </w:rPr>
-        <w:t>{/</w:t>
-      </w:r>
-      <w:proofErr w:type="spellStart"/>
-      <w:r>
-        <w:rPr>
-          <w:rFonts w:ascii="Arial" w:hAnsi="Arial" w:cs="Arial"/>
-        </w:rPr>
-        <w:t>veriFaltanGuias</w:t>
-      </w:r>
-      <w:proofErr w:type="spellEnd"/>
-      <w:r>
-        <w:rPr>
-          <w:rFonts w:ascii="Arial" w:hAnsi="Arial" w:cs="Arial"/>
-        </w:rPr>
-        <w:t>}</w:t>
+        <w:t>{/veriFaltanGuias}</w:t>
       </w:r>
     </w:p>
     <w:tbl>
@@ -6847,23 +5784,7 @@
                 <w:rFonts w:ascii="Arial" w:eastAsiaTheme="minorHAnsi" w:hAnsi="Arial" w:cs="Arial"/>
                 <w:lang w:eastAsia="en-US"/>
               </w:rPr>
-              <w:t>{</w:t>
-            </w:r>
-            <w:proofErr w:type="spellStart"/>
-            <w:r>
-              <w:rPr>
-                <w:rFonts w:ascii="Arial" w:eastAsiaTheme="minorHAnsi" w:hAnsi="Arial" w:cs="Arial"/>
-                <w:lang w:eastAsia="en-US"/>
-              </w:rPr>
-              <w:t>razonSocial</w:t>
-            </w:r>
-            <w:proofErr w:type="spellEnd"/>
-            <w:r>
-              <w:rPr>
-                <w:rFonts w:ascii="Arial" w:eastAsiaTheme="minorHAnsi" w:hAnsi="Arial" w:cs="Arial"/>
-                <w:lang w:eastAsia="en-US"/>
-              </w:rPr>
-              <w:t>}</w:t>
+              <w:t>{razonSocial}</w:t>
             </w:r>
           </w:p>
         </w:tc>
@@ -6982,7 +5903,6 @@
         </w:rPr>
         <w:t>{#</w:t>
       </w:r>
-      <w:proofErr w:type="spellStart"/>
       <w:r>
         <w:rPr>
           <w:rFonts w:ascii="Arial" w:eastAsia="Times New Roman" w:hAnsi="Arial" w:cs="Arial"/>
@@ -6993,7 +5913,6 @@
         </w:rPr>
         <w:t>estadoIncluyeAmazonia</w:t>
       </w:r>
-      <w:proofErr w:type="spellEnd"/>
       <w:r>
         <w:rPr>
           <w:rFonts w:ascii="Arial" w:eastAsia="Times New Roman" w:hAnsi="Arial" w:cs="Arial"/>
@@ -7037,7 +5956,23 @@
           <w:sz w:val="20"/>
           <w:szCs w:val="20"/>
         </w:rPr>
-        <w:t>ibre, por tanto, corresponde su acogimiento a las exoneraciones tributarias previstas en la Tercera Disposición Complementaria de la Ley n. º27037, conforme a lo siguiente:</w:t>
+        <w:t>ibre, por tanto, corresponde su acogimiento a las exoneraciones tributarias previstas en la Tercera Disposición Complementaria de la Ley n. º</w:t>
+      </w:r>
+      <w:r>
+        <w:rPr>
+          <w:rFonts w:ascii="Arial" w:hAnsi="Arial" w:cs="Arial"/>
+          <w:sz w:val="20"/>
+          <w:szCs w:val="20"/>
+        </w:rPr>
+        <w:t xml:space="preserve"> </w:t>
+      </w:r>
+      <w:r>
+        <w:rPr>
+          <w:rFonts w:ascii="Arial" w:hAnsi="Arial" w:cs="Arial"/>
+          <w:sz w:val="20"/>
+          <w:szCs w:val="20"/>
+        </w:rPr>
+        <w:t>27037, conforme a lo siguiente:</w:t>
       </w:r>
     </w:p>
     <w:p>
@@ -7062,7 +5997,6 @@
         </w:rPr>
         <w:t>{/</w:t>
       </w:r>
-      <w:proofErr w:type="spellStart"/>
       <w:r>
         <w:rPr>
           <w:rFonts w:ascii="Arial" w:eastAsia="Times New Roman" w:hAnsi="Arial" w:cs="Arial"/>
@@ -7073,7 +6007,6 @@
         </w:rPr>
         <w:t>estadoIncluyeAmazonia</w:t>
       </w:r>
-      <w:proofErr w:type="spellEnd"/>
       <w:r>
         <w:rPr>
           <w:rFonts w:ascii="Arial" w:eastAsia="Times New Roman" w:hAnsi="Arial" w:cs="Arial"/>
@@ -7171,10 +6104,15 @@
           <w:szCs w:val="20"/>
           <w:lang w:val="es-ES" w:eastAsia="es-ES"/>
         </w:rPr>
-        <w:t>{/</w:t>
-      </w:r>
-      <w:proofErr w:type="spellStart"/>
-      <w:r>
+        <w:t>{/estadoOnlyPECO}</w:t>
+      </w:r>
+    </w:p>
+    <w:bookmarkEnd w:id="19"/>
+    <w:p/>
+    <w:p>
+      <w:pPr>
+        <w:spacing w:after="0" w:line="240" w:lineRule="auto"/>
+        <w:jc w:val="both"/>
         <w:rPr>
           <w:rFonts w:ascii="Arial" w:eastAsia="Times New Roman" w:hAnsi="Arial" w:cs="Arial"/>
           <w:color w:val="000000"/>
@@ -7182,9 +6120,7 @@
           <w:szCs w:val="20"/>
           <w:lang w:val="es-ES" w:eastAsia="es-ES"/>
         </w:rPr>
-        <w:t>estadoOnlyPECO</w:t>
-      </w:r>
-      <w:proofErr w:type="spellEnd"/>
+      </w:pPr>
       <w:r>
         <w:rPr>
           <w:rFonts w:ascii="Arial" w:eastAsia="Times New Roman" w:hAnsi="Arial" w:cs="Arial"/>
@@ -7193,54 +6129,7 @@
           <w:szCs w:val="20"/>
           <w:lang w:val="es-ES" w:eastAsia="es-ES"/>
         </w:rPr>
-        <w:t>}</w:t>
-      </w:r>
-    </w:p>
-    <w:bookmarkEnd w:id="19"/>
-    <w:p/>
-    <w:p>
-      <w:pPr>
-        <w:spacing w:after="0" w:line="240" w:lineRule="auto"/>
-        <w:jc w:val="both"/>
-        <w:rPr>
-          <w:rFonts w:ascii="Arial" w:eastAsia="Times New Roman" w:hAnsi="Arial" w:cs="Arial"/>
-          <w:color w:val="000000"/>
-          <w:sz w:val="20"/>
-          <w:szCs w:val="20"/>
-          <w:lang w:val="es-ES" w:eastAsia="es-ES"/>
-        </w:rPr>
-      </w:pPr>
-      <w:r>
-        <w:rPr>
-          <w:rFonts w:ascii="Arial" w:eastAsia="Times New Roman" w:hAnsi="Arial" w:cs="Arial"/>
-          <w:color w:val="000000"/>
-          <w:sz w:val="20"/>
-          <w:szCs w:val="20"/>
-          <w:lang w:val="es-ES" w:eastAsia="es-ES"/>
-        </w:rPr>
-        <w:t>T.C S/ {</w:t>
-      </w:r>
-      <w:proofErr w:type="spellStart"/>
-      <w:r>
-        <w:rPr>
-          <w:rFonts w:ascii="Arial" w:eastAsia="Times New Roman" w:hAnsi="Arial" w:cs="Arial"/>
-          <w:color w:val="000000"/>
-          <w:sz w:val="20"/>
-          <w:szCs w:val="20"/>
-          <w:lang w:val="es-ES" w:eastAsia="es-ES"/>
-        </w:rPr>
-        <w:t>cuadroDeudaTributaria-miniCuadro-tipoCambio</w:t>
-      </w:r>
-      <w:proofErr w:type="spellEnd"/>
-      <w:r>
-        <w:rPr>
-          <w:rFonts w:ascii="Arial" w:eastAsia="Times New Roman" w:hAnsi="Arial" w:cs="Arial"/>
-          <w:color w:val="000000"/>
-          <w:sz w:val="20"/>
-          <w:szCs w:val="20"/>
-          <w:lang w:val="es-ES" w:eastAsia="es-ES"/>
-        </w:rPr>
-        <w:t>}</w:t>
+        <w:t>T.C S/ {cuadroDeudaTributaria-miniCuadro-tipoCambio}</w:t>
       </w:r>
     </w:p>
     <w:p>
@@ -7340,14 +6229,7 @@
         <w:rPr>
           <w:rFonts w:ascii="Arial" w:hAnsi="Arial" w:cs="Arial"/>
         </w:rPr>
-        <w:t>{/</w:t>
-      </w:r>
-      <w:proofErr w:type="spellStart"/>
-      <w:r>
-        <w:rPr>
-          <w:rFonts w:ascii="Arial" w:hAnsi="Arial" w:cs="Arial"/>
-        </w:rPr>
-        <w:t>veri</w:t>
+        <w:t>{/veri</w:t>
       </w:r>
       <w:r>
         <w:rPr>
@@ -7355,7 +6237,6 @@
         </w:rPr>
         <w:t>FaltaDeudaTributaria</w:t>
       </w:r>
-      <w:proofErr w:type="spellEnd"/>
       <w:r>
         <w:rPr>
           <w:rFonts w:ascii="Arial" w:hAnsi="Arial" w:cs="Arial"/>
@@ -7460,7 +6341,47 @@
                 <w:sz w:val="22"/>
                 <w:szCs w:val="22"/>
               </w:rPr>
-              <w:t>Liquidación Arancel Nacional</w:t>
+              <w:t xml:space="preserve">Liquidación </w:t>
+            </w:r>
+            <w:r>
+              <w:rPr>
+                <w:rFonts w:ascii="Arial" w:hAnsi="Arial" w:cs="Arial"/>
+                <w:b/>
+                <w:bCs/>
+                <w:sz w:val="22"/>
+                <w:szCs w:val="22"/>
+              </w:rPr>
+              <w:t>a</w:t>
+            </w:r>
+            <w:r>
+              <w:rPr>
+                <w:rFonts w:ascii="Arial" w:hAnsi="Arial" w:cs="Arial"/>
+                <w:b/>
+                <w:bCs/>
+                <w:sz w:val="22"/>
+                <w:szCs w:val="22"/>
+              </w:rPr>
+              <w:t xml:space="preserve">rancel </w:t>
+            </w:r>
+            <w:r>
+              <w:rPr>
+                <w:rFonts w:ascii="Arial" w:hAnsi="Arial" w:cs="Arial"/>
+                <w:b/>
+                <w:bCs/>
+                <w:sz w:val="22"/>
+                <w:szCs w:val="22"/>
+              </w:rPr>
+              <w:t>n</w:t>
+            </w:r>
+            <w:r>
+              <w:rPr>
+                <w:rFonts w:ascii="Arial" w:hAnsi="Arial" w:cs="Arial"/>
+                <w:b/>
+                <w:bCs/>
+                <w:sz w:val="22"/>
+                <w:szCs w:val="22"/>
+              </w:rPr>
+              <w:t>acional</w:t>
             </w:r>
           </w:p>
         </w:tc>
@@ -7491,7 +6412,47 @@
                 <w:sz w:val="22"/>
                 <w:szCs w:val="22"/>
               </w:rPr>
-              <w:t>Tributos No Regularizados</w:t>
+              <w:t xml:space="preserve">Tributos </w:t>
+            </w:r>
+            <w:r>
+              <w:rPr>
+                <w:rFonts w:ascii="Arial" w:hAnsi="Arial" w:cs="Arial"/>
+                <w:b/>
+                <w:bCs/>
+                <w:sz w:val="22"/>
+                <w:szCs w:val="22"/>
+              </w:rPr>
+              <w:t>n</w:t>
+            </w:r>
+            <w:r>
+              <w:rPr>
+                <w:rFonts w:ascii="Arial" w:hAnsi="Arial" w:cs="Arial"/>
+                <w:b/>
+                <w:bCs/>
+                <w:sz w:val="22"/>
+                <w:szCs w:val="22"/>
+              </w:rPr>
+              <w:t xml:space="preserve">o </w:t>
+            </w:r>
+            <w:r>
+              <w:rPr>
+                <w:rFonts w:ascii="Arial" w:hAnsi="Arial" w:cs="Arial"/>
+                <w:b/>
+                <w:bCs/>
+                <w:sz w:val="22"/>
+                <w:szCs w:val="22"/>
+              </w:rPr>
+              <w:t>r</w:t>
+            </w:r>
+            <w:r>
+              <w:rPr>
+                <w:rFonts w:ascii="Arial" w:hAnsi="Arial" w:cs="Arial"/>
+                <w:b/>
+                <w:bCs/>
+                <w:sz w:val="22"/>
+                <w:szCs w:val="22"/>
+              </w:rPr>
+              <w:t>egularizados</w:t>
             </w:r>
           </w:p>
         </w:tc>
@@ -7622,14 +6583,13 @@
               </w:rPr>
               <w:t>Ad/</w:t>
             </w:r>
-            <w:proofErr w:type="spellStart"/>
             <w:r>
               <w:rPr>
                 <w:rFonts w:ascii="Arial" w:hAnsi="Arial" w:cs="Arial"/>
                 <w:sz w:val="22"/>
                 <w:szCs w:val="22"/>
               </w:rPr>
-              <w:t>v</w:t>
+              <w:t>V</w:t>
             </w:r>
             <w:r>
               <w:rPr>
@@ -7639,7 +6599,6 @@
               </w:rPr>
               <w:t>alorem</w:t>
             </w:r>
-            <w:proofErr w:type="spellEnd"/>
           </w:p>
         </w:tc>
         <w:tc>
@@ -7665,27 +6624,7 @@
                 <w:sz w:val="22"/>
                 <w:szCs w:val="22"/>
               </w:rPr>
-              <w:t>{</w:t>
-            </w:r>
-            <w:proofErr w:type="spellStart"/>
-            <w:r>
-              <w:rPr>
-                <w:rFonts w:ascii="Calibri" w:hAnsi="Calibri" w:cs="Calibri"/>
-                <w:color w:val="000000"/>
-                <w:sz w:val="22"/>
-                <w:szCs w:val="22"/>
-              </w:rPr>
-              <w:t>textoAVLiqu</w:t>
-            </w:r>
-            <w:proofErr w:type="spellEnd"/>
-            <w:r>
-              <w:rPr>
-                <w:rFonts w:ascii="Calibri" w:hAnsi="Calibri" w:cs="Calibri"/>
-                <w:color w:val="000000"/>
-                <w:sz w:val="22"/>
-                <w:szCs w:val="22"/>
-              </w:rPr>
-              <w:t>}</w:t>
+              <w:t>{textoAVLiqu}</w:t>
             </w:r>
           </w:p>
         </w:tc>
@@ -7711,27 +6650,7 @@
                 <w:sz w:val="22"/>
                 <w:szCs w:val="22"/>
               </w:rPr>
-              <w:t>{</w:t>
-            </w:r>
-            <w:proofErr w:type="spellStart"/>
-            <w:r>
-              <w:rPr>
-                <w:rFonts w:ascii="Calibri" w:hAnsi="Calibri" w:cs="Calibri"/>
-                <w:color w:val="000000"/>
-                <w:sz w:val="22"/>
-                <w:szCs w:val="22"/>
-              </w:rPr>
-              <w:t>textoAVNoReg</w:t>
-            </w:r>
-            <w:proofErr w:type="spellEnd"/>
-            <w:r>
-              <w:rPr>
-                <w:rFonts w:ascii="Calibri" w:hAnsi="Calibri" w:cs="Calibri"/>
-                <w:color w:val="000000"/>
-                <w:sz w:val="22"/>
-                <w:szCs w:val="22"/>
-              </w:rPr>
-              <w:t>}</w:t>
+              <w:t>{textoAVNoReg}</w:t>
             </w:r>
           </w:p>
         </w:tc>
@@ -7813,27 +6732,7 @@
                 <w:sz w:val="22"/>
                 <w:szCs w:val="22"/>
               </w:rPr>
-              <w:t>{</w:t>
-            </w:r>
-            <w:proofErr w:type="spellStart"/>
-            <w:r>
-              <w:rPr>
-                <w:rFonts w:ascii="Calibri" w:hAnsi="Calibri" w:cs="Calibri"/>
-                <w:color w:val="000000"/>
-                <w:sz w:val="22"/>
-                <w:szCs w:val="22"/>
-              </w:rPr>
-              <w:t>textoIPMLiqu</w:t>
-            </w:r>
-            <w:proofErr w:type="spellEnd"/>
-            <w:r>
-              <w:rPr>
-                <w:rFonts w:ascii="Calibri" w:hAnsi="Calibri" w:cs="Calibri"/>
-                <w:color w:val="000000"/>
-                <w:sz w:val="22"/>
-                <w:szCs w:val="22"/>
-              </w:rPr>
-              <w:t>}</w:t>
+              <w:t>{textoIPMLiqu}</w:t>
             </w:r>
           </w:p>
         </w:tc>
@@ -7859,27 +6758,7 @@
                 <w:sz w:val="22"/>
                 <w:szCs w:val="22"/>
               </w:rPr>
-              <w:t>{</w:t>
-            </w:r>
-            <w:proofErr w:type="spellStart"/>
-            <w:r>
-              <w:rPr>
-                <w:rFonts w:ascii="Calibri" w:hAnsi="Calibri" w:cs="Calibri"/>
-                <w:color w:val="000000"/>
-                <w:sz w:val="22"/>
-                <w:szCs w:val="22"/>
-              </w:rPr>
-              <w:t>textoIPMNoReg</w:t>
-            </w:r>
-            <w:proofErr w:type="spellEnd"/>
-            <w:r>
-              <w:rPr>
-                <w:rFonts w:ascii="Calibri" w:hAnsi="Calibri" w:cs="Calibri"/>
-                <w:color w:val="000000"/>
-                <w:sz w:val="22"/>
-                <w:szCs w:val="22"/>
-              </w:rPr>
-              <w:t>}</w:t>
+              <w:t>{textoIPMNoReg}</w:t>
             </w:r>
           </w:p>
         </w:tc>
@@ -7969,27 +6848,7 @@
                 <w:sz w:val="22"/>
                 <w:szCs w:val="22"/>
               </w:rPr>
-              <w:t>{</w:t>
-            </w:r>
-            <w:proofErr w:type="spellStart"/>
-            <w:r>
-              <w:rPr>
-                <w:rFonts w:ascii="Calibri" w:hAnsi="Calibri" w:cs="Calibri"/>
-                <w:color w:val="000000"/>
-                <w:sz w:val="22"/>
-                <w:szCs w:val="22"/>
-              </w:rPr>
-              <w:t>textoIGVLiqu</w:t>
-            </w:r>
-            <w:proofErr w:type="spellEnd"/>
-            <w:r>
-              <w:rPr>
-                <w:rFonts w:ascii="Calibri" w:hAnsi="Calibri" w:cs="Calibri"/>
-                <w:color w:val="000000"/>
-                <w:sz w:val="22"/>
-                <w:szCs w:val="22"/>
-              </w:rPr>
-              <w:t>}</w:t>
+              <w:t>{textoIGVLiqu}</w:t>
             </w:r>
           </w:p>
         </w:tc>
@@ -8015,27 +6874,7 @@
                 <w:sz w:val="22"/>
                 <w:szCs w:val="22"/>
               </w:rPr>
-              <w:t>{</w:t>
-            </w:r>
-            <w:proofErr w:type="spellStart"/>
-            <w:r>
-              <w:rPr>
-                <w:rFonts w:ascii="Calibri" w:hAnsi="Calibri" w:cs="Calibri"/>
-                <w:color w:val="000000"/>
-                <w:sz w:val="22"/>
-                <w:szCs w:val="22"/>
-              </w:rPr>
-              <w:t>textoIGVNoReg</w:t>
-            </w:r>
-            <w:proofErr w:type="spellEnd"/>
-            <w:r>
-              <w:rPr>
-                <w:rFonts w:ascii="Calibri" w:hAnsi="Calibri" w:cs="Calibri"/>
-                <w:color w:val="000000"/>
-                <w:sz w:val="22"/>
-                <w:szCs w:val="22"/>
-              </w:rPr>
-              <w:t>}</w:t>
+              <w:t>{textoIGVNoReg}</w:t>
             </w:r>
           </w:p>
         </w:tc>
@@ -8121,29 +6960,7 @@
                 <w:szCs w:val="22"/>
                 <w:lang w:val="es-ES" w:eastAsia="es-ES"/>
               </w:rPr>
-              <w:t>{</w:t>
-            </w:r>
-            <w:proofErr w:type="spellStart"/>
-            <w:r>
-              <w:rPr>
-                <w:rFonts w:ascii="Arial" w:eastAsia="Times New Roman" w:hAnsi="Arial" w:cs="Arial"/>
-                <w:color w:val="000000"/>
-                <w:sz w:val="22"/>
-                <w:szCs w:val="22"/>
-                <w:lang w:val="es-ES" w:eastAsia="es-ES"/>
-              </w:rPr>
-              <w:t>textoTotLiqu</w:t>
-            </w:r>
-            <w:proofErr w:type="spellEnd"/>
-            <w:r>
-              <w:rPr>
-                <w:rFonts w:ascii="Arial" w:eastAsia="Times New Roman" w:hAnsi="Arial" w:cs="Arial"/>
-                <w:color w:val="000000"/>
-                <w:sz w:val="22"/>
-                <w:szCs w:val="22"/>
-                <w:lang w:val="es-ES" w:eastAsia="es-ES"/>
-              </w:rPr>
-              <w:t>}</w:t>
+              <w:t>{textoTotLiqu}</w:t>
             </w:r>
           </w:p>
         </w:tc>
@@ -8172,29 +6989,7 @@
                 <w:szCs w:val="22"/>
                 <w:lang w:val="es-ES" w:eastAsia="es-ES"/>
               </w:rPr>
-              <w:t>{</w:t>
-            </w:r>
-            <w:proofErr w:type="spellStart"/>
-            <w:r>
-              <w:rPr>
-                <w:rFonts w:ascii="Arial" w:eastAsia="Times New Roman" w:hAnsi="Arial" w:cs="Arial"/>
-                <w:color w:val="000000"/>
-                <w:sz w:val="22"/>
-                <w:szCs w:val="22"/>
-                <w:lang w:val="es-ES" w:eastAsia="es-ES"/>
-              </w:rPr>
-              <w:t>textoTotNoReg</w:t>
-            </w:r>
-            <w:proofErr w:type="spellEnd"/>
-            <w:r>
-              <w:rPr>
-                <w:rFonts w:ascii="Arial" w:eastAsia="Times New Roman" w:hAnsi="Arial" w:cs="Arial"/>
-                <w:color w:val="000000"/>
-                <w:sz w:val="22"/>
-                <w:szCs w:val="22"/>
-                <w:lang w:val="es-ES" w:eastAsia="es-ES"/>
-              </w:rPr>
-              <w:t>}</w:t>
+              <w:t>{textoTotNoReg}</w:t>
             </w:r>
           </w:p>
         </w:tc>
@@ -8242,14 +7037,12 @@
         </w:rPr>
         <w:t>{/</w:t>
       </w:r>
-      <w:proofErr w:type="spellStart"/>
       <w:r>
         <w:rPr>
           <w:rFonts w:ascii="Arial" w:hAnsi="Arial" w:cs="Arial"/>
         </w:rPr>
         <w:t>estadoOnlyAMAZONIA</w:t>
       </w:r>
-      <w:proofErr w:type="spellEnd"/>
       <w:r>
         <w:rPr>
           <w:rFonts w:ascii="Arial" w:hAnsi="Arial" w:cs="Arial"/>
@@ -8347,7 +7140,47 @@
                 <w:sz w:val="18"/>
                 <w:szCs w:val="18"/>
               </w:rPr>
-              <w:t>Liquidación Arancel Nacional</w:t>
+              <w:t xml:space="preserve">Liquidación </w:t>
+            </w:r>
+            <w:r>
+              <w:rPr>
+                <w:rFonts w:ascii="Arial" w:hAnsi="Arial" w:cs="Arial"/>
+                <w:b/>
+                <w:bCs/>
+                <w:sz w:val="18"/>
+                <w:szCs w:val="18"/>
+              </w:rPr>
+              <w:t>a</w:t>
+            </w:r>
+            <w:r>
+              <w:rPr>
+                <w:rFonts w:ascii="Arial" w:hAnsi="Arial" w:cs="Arial"/>
+                <w:b/>
+                <w:bCs/>
+                <w:sz w:val="18"/>
+                <w:szCs w:val="18"/>
+              </w:rPr>
+              <w:t xml:space="preserve">rancel </w:t>
+            </w:r>
+            <w:r>
+              <w:rPr>
+                <w:rFonts w:ascii="Arial" w:hAnsi="Arial" w:cs="Arial"/>
+                <w:b/>
+                <w:bCs/>
+                <w:sz w:val="18"/>
+                <w:szCs w:val="18"/>
+              </w:rPr>
+              <w:t>n</w:t>
+            </w:r>
+            <w:r>
+              <w:rPr>
+                <w:rFonts w:ascii="Arial" w:hAnsi="Arial" w:cs="Arial"/>
+                <w:b/>
+                <w:bCs/>
+                <w:sz w:val="18"/>
+                <w:szCs w:val="18"/>
+              </w:rPr>
+              <w:t>acional</w:t>
             </w:r>
           </w:p>
         </w:tc>
@@ -8378,7 +7211,47 @@
                 <w:sz w:val="18"/>
                 <w:szCs w:val="18"/>
               </w:rPr>
-              <w:t>Tributos No Regularizados</w:t>
+              <w:t xml:space="preserve">Tributos </w:t>
+            </w:r>
+            <w:r>
+              <w:rPr>
+                <w:rFonts w:ascii="Arial" w:hAnsi="Arial" w:cs="Arial"/>
+                <w:b/>
+                <w:bCs/>
+                <w:sz w:val="18"/>
+                <w:szCs w:val="18"/>
+              </w:rPr>
+              <w:t>n</w:t>
+            </w:r>
+            <w:r>
+              <w:rPr>
+                <w:rFonts w:ascii="Arial" w:hAnsi="Arial" w:cs="Arial"/>
+                <w:b/>
+                <w:bCs/>
+                <w:sz w:val="18"/>
+                <w:szCs w:val="18"/>
+              </w:rPr>
+              <w:t xml:space="preserve">o </w:t>
+            </w:r>
+            <w:r>
+              <w:rPr>
+                <w:rFonts w:ascii="Arial" w:hAnsi="Arial" w:cs="Arial"/>
+                <w:b/>
+                <w:bCs/>
+                <w:sz w:val="18"/>
+                <w:szCs w:val="18"/>
+              </w:rPr>
+              <w:t>r</w:t>
+            </w:r>
+            <w:r>
+              <w:rPr>
+                <w:rFonts w:ascii="Arial" w:hAnsi="Arial" w:cs="Arial"/>
+                <w:b/>
+                <w:bCs/>
+                <w:sz w:val="18"/>
+                <w:szCs w:val="18"/>
+              </w:rPr>
+              <w:t>egularizados</w:t>
             </w:r>
           </w:p>
         </w:tc>
@@ -8566,14 +7439,13 @@
               </w:rPr>
               <w:t>Ad/</w:t>
             </w:r>
-            <w:proofErr w:type="spellStart"/>
             <w:r>
               <w:rPr>
                 <w:rFonts w:ascii="Arial" w:hAnsi="Arial" w:cs="Arial"/>
                 <w:sz w:val="20"/>
                 <w:szCs w:val="20"/>
               </w:rPr>
-              <w:t>v</w:t>
+              <w:t>V</w:t>
             </w:r>
             <w:r>
               <w:rPr>
@@ -8583,7 +7455,6 @@
               </w:rPr>
               <w:t>alorem</w:t>
             </w:r>
-            <w:proofErr w:type="spellEnd"/>
           </w:p>
         </w:tc>
         <w:tc>
@@ -8609,27 +7480,7 @@
                 <w:sz w:val="20"/>
                 <w:szCs w:val="20"/>
               </w:rPr>
-              <w:t>{</w:t>
-            </w:r>
-            <w:proofErr w:type="spellStart"/>
-            <w:r>
-              <w:rPr>
-                <w:rFonts w:ascii="Calibri" w:hAnsi="Calibri" w:cs="Calibri"/>
-                <w:color w:val="000000"/>
-                <w:sz w:val="20"/>
-                <w:szCs w:val="20"/>
-              </w:rPr>
-              <w:t>textoAVLiqu</w:t>
-            </w:r>
-            <w:proofErr w:type="spellEnd"/>
-            <w:r>
-              <w:rPr>
-                <w:rFonts w:ascii="Calibri" w:hAnsi="Calibri" w:cs="Calibri"/>
-                <w:color w:val="000000"/>
-                <w:sz w:val="20"/>
-                <w:szCs w:val="20"/>
-              </w:rPr>
-              <w:t>}</w:t>
+              <w:t>{textoAVLiqu}</w:t>
             </w:r>
           </w:p>
         </w:tc>
@@ -8655,27 +7506,7 @@
                 <w:sz w:val="20"/>
                 <w:szCs w:val="20"/>
               </w:rPr>
-              <w:t>{</w:t>
-            </w:r>
-            <w:proofErr w:type="spellStart"/>
-            <w:r>
-              <w:rPr>
-                <w:rFonts w:ascii="Calibri" w:hAnsi="Calibri" w:cs="Calibri"/>
-                <w:color w:val="000000"/>
-                <w:sz w:val="20"/>
-                <w:szCs w:val="20"/>
-              </w:rPr>
-              <w:t>textoAVNoReg</w:t>
-            </w:r>
-            <w:proofErr w:type="spellEnd"/>
-            <w:r>
-              <w:rPr>
-                <w:rFonts w:ascii="Calibri" w:hAnsi="Calibri" w:cs="Calibri"/>
-                <w:color w:val="000000"/>
-                <w:sz w:val="20"/>
-                <w:szCs w:val="20"/>
-              </w:rPr>
-              <w:t>}</w:t>
+              <w:t>{textoAVNoReg}</w:t>
             </w:r>
           </w:p>
         </w:tc>
@@ -8703,7 +7534,6 @@
               </w:rPr>
               <w:t>{</w:t>
             </w:r>
-            <w:proofErr w:type="spellStart"/>
             <w:r>
               <w:rPr>
                 <w:rFonts w:ascii="Calibri" w:hAnsi="Calibri" w:cs="Calibri"/>
@@ -8713,7 +7543,6 @@
               </w:rPr>
               <w:t>textoAVReguPECO</w:t>
             </w:r>
-            <w:proofErr w:type="spellEnd"/>
             <w:r>
               <w:rPr>
                 <w:rFonts w:ascii="Calibri" w:hAnsi="Calibri" w:cs="Calibri"/>
@@ -8803,27 +7632,7 @@
                 <w:sz w:val="20"/>
                 <w:szCs w:val="20"/>
               </w:rPr>
-              <w:t>{</w:t>
-            </w:r>
-            <w:proofErr w:type="spellStart"/>
-            <w:r>
-              <w:rPr>
-                <w:rFonts w:ascii="Calibri" w:hAnsi="Calibri" w:cs="Calibri"/>
-                <w:color w:val="000000"/>
-                <w:sz w:val="20"/>
-                <w:szCs w:val="20"/>
-              </w:rPr>
-              <w:t>textoIPMLiqu</w:t>
-            </w:r>
-            <w:proofErr w:type="spellEnd"/>
-            <w:r>
-              <w:rPr>
-                <w:rFonts w:ascii="Calibri" w:hAnsi="Calibri" w:cs="Calibri"/>
-                <w:color w:val="000000"/>
-                <w:sz w:val="20"/>
-                <w:szCs w:val="20"/>
-              </w:rPr>
-              <w:t>}</w:t>
+              <w:t>{textoIPMLiqu}</w:t>
             </w:r>
           </w:p>
         </w:tc>
@@ -8849,27 +7658,7 @@
                 <w:sz w:val="20"/>
                 <w:szCs w:val="20"/>
               </w:rPr>
-              <w:t>{</w:t>
-            </w:r>
-            <w:proofErr w:type="spellStart"/>
-            <w:r>
-              <w:rPr>
-                <w:rFonts w:ascii="Calibri" w:hAnsi="Calibri" w:cs="Calibri"/>
-                <w:color w:val="000000"/>
-                <w:sz w:val="20"/>
-                <w:szCs w:val="20"/>
-              </w:rPr>
-              <w:t>textoIPMNoReg</w:t>
-            </w:r>
-            <w:proofErr w:type="spellEnd"/>
-            <w:r>
-              <w:rPr>
-                <w:rFonts w:ascii="Calibri" w:hAnsi="Calibri" w:cs="Calibri"/>
-                <w:color w:val="000000"/>
-                <w:sz w:val="20"/>
-                <w:szCs w:val="20"/>
-              </w:rPr>
-              <w:t>}</w:t>
+              <w:t>{textoIPMNoReg}</w:t>
             </w:r>
           </w:p>
         </w:tc>
@@ -8897,7 +7686,6 @@
               </w:rPr>
               <w:t>{</w:t>
             </w:r>
-            <w:proofErr w:type="spellStart"/>
             <w:r>
               <w:rPr>
                 <w:rFonts w:ascii="Calibri" w:eastAsia="Times New Roman" w:hAnsi="Calibri" w:cs="Calibri"/>
@@ -8907,7 +7695,6 @@
               </w:rPr>
               <w:t>textoIPMReguPECO</w:t>
             </w:r>
-            <w:proofErr w:type="spellEnd"/>
             <w:r>
               <w:rPr>
                 <w:rFonts w:ascii="Calibri" w:eastAsia="Times New Roman" w:hAnsi="Calibri" w:cs="Calibri"/>
@@ -9005,27 +7792,7 @@
                 <w:sz w:val="20"/>
                 <w:szCs w:val="20"/>
               </w:rPr>
-              <w:t>{</w:t>
-            </w:r>
-            <w:proofErr w:type="spellStart"/>
-            <w:r>
-              <w:rPr>
-                <w:rFonts w:ascii="Calibri" w:hAnsi="Calibri" w:cs="Calibri"/>
-                <w:color w:val="000000"/>
-                <w:sz w:val="20"/>
-                <w:szCs w:val="20"/>
-              </w:rPr>
-              <w:t>textoIGVLiqu</w:t>
-            </w:r>
-            <w:proofErr w:type="spellEnd"/>
-            <w:r>
-              <w:rPr>
-                <w:rFonts w:ascii="Calibri" w:hAnsi="Calibri" w:cs="Calibri"/>
-                <w:color w:val="000000"/>
-                <w:sz w:val="20"/>
-                <w:szCs w:val="20"/>
-              </w:rPr>
-              <w:t>}</w:t>
+              <w:t>{textoIGVLiqu}</w:t>
             </w:r>
           </w:p>
         </w:tc>
@@ -9051,27 +7818,7 @@
                 <w:sz w:val="20"/>
                 <w:szCs w:val="20"/>
               </w:rPr>
-              <w:t>{</w:t>
-            </w:r>
-            <w:proofErr w:type="spellStart"/>
-            <w:r>
-              <w:rPr>
-                <w:rFonts w:ascii="Calibri" w:hAnsi="Calibri" w:cs="Calibri"/>
-                <w:color w:val="000000"/>
-                <w:sz w:val="20"/>
-                <w:szCs w:val="20"/>
-              </w:rPr>
-              <w:t>textoIGVNoReg</w:t>
-            </w:r>
-            <w:proofErr w:type="spellEnd"/>
-            <w:r>
-              <w:rPr>
-                <w:rFonts w:ascii="Calibri" w:hAnsi="Calibri" w:cs="Calibri"/>
-                <w:color w:val="000000"/>
-                <w:sz w:val="20"/>
-                <w:szCs w:val="20"/>
-              </w:rPr>
-              <w:t>}</w:t>
+              <w:t>{textoIGVNoReg}</w:t>
             </w:r>
           </w:p>
         </w:tc>
@@ -9099,7 +7846,6 @@
               </w:rPr>
               <w:t>{</w:t>
             </w:r>
-            <w:proofErr w:type="spellStart"/>
             <w:r>
               <w:rPr>
                 <w:rFonts w:ascii="Calibri" w:hAnsi="Calibri" w:cs="Calibri"/>
@@ -9109,7 +7855,6 @@
               </w:rPr>
               <w:t>textoIGVReguPECO</w:t>
             </w:r>
-            <w:proofErr w:type="spellEnd"/>
             <w:r>
               <w:rPr>
                 <w:rFonts w:ascii="Calibri" w:hAnsi="Calibri" w:cs="Calibri"/>
@@ -9203,29 +7948,7 @@
                 <w:szCs w:val="20"/>
                 <w:lang w:val="es-ES" w:eastAsia="es-ES"/>
               </w:rPr>
-              <w:t>{</w:t>
-            </w:r>
-            <w:proofErr w:type="spellStart"/>
-            <w:r>
-              <w:rPr>
-                <w:rFonts w:ascii="Arial" w:eastAsia="Times New Roman" w:hAnsi="Arial" w:cs="Arial"/>
-                <w:color w:val="000000"/>
-                <w:sz w:val="20"/>
-                <w:szCs w:val="20"/>
-                <w:lang w:val="es-ES" w:eastAsia="es-ES"/>
-              </w:rPr>
-              <w:t>textoTotLiqu</w:t>
-            </w:r>
-            <w:proofErr w:type="spellEnd"/>
-            <w:r>
-              <w:rPr>
-                <w:rFonts w:ascii="Arial" w:eastAsia="Times New Roman" w:hAnsi="Arial" w:cs="Arial"/>
-                <w:color w:val="000000"/>
-                <w:sz w:val="20"/>
-                <w:szCs w:val="20"/>
-                <w:lang w:val="es-ES" w:eastAsia="es-ES"/>
-              </w:rPr>
-              <w:t>}</w:t>
+              <w:t>{textoTotLiqu}</w:t>
             </w:r>
           </w:p>
         </w:tc>
@@ -9254,29 +7977,7 @@
                 <w:szCs w:val="20"/>
                 <w:lang w:val="es-ES" w:eastAsia="es-ES"/>
               </w:rPr>
-              <w:t>{</w:t>
-            </w:r>
-            <w:proofErr w:type="spellStart"/>
-            <w:r>
-              <w:rPr>
-                <w:rFonts w:ascii="Arial" w:eastAsia="Times New Roman" w:hAnsi="Arial" w:cs="Arial"/>
-                <w:color w:val="000000"/>
-                <w:sz w:val="20"/>
-                <w:szCs w:val="20"/>
-                <w:lang w:val="es-ES" w:eastAsia="es-ES"/>
-              </w:rPr>
-              <w:t>textoTotNoReg</w:t>
-            </w:r>
-            <w:proofErr w:type="spellEnd"/>
-            <w:r>
-              <w:rPr>
-                <w:rFonts w:ascii="Arial" w:eastAsia="Times New Roman" w:hAnsi="Arial" w:cs="Arial"/>
-                <w:color w:val="000000"/>
-                <w:sz w:val="20"/>
-                <w:szCs w:val="20"/>
-                <w:lang w:val="es-ES" w:eastAsia="es-ES"/>
-              </w:rPr>
-              <w:t>}</w:t>
+              <w:t>{textoTotNoReg}</w:t>
             </w:r>
           </w:p>
         </w:tc>
@@ -9307,7 +8008,6 @@
               </w:rPr>
               <w:t>{</w:t>
             </w:r>
-            <w:proofErr w:type="spellStart"/>
             <w:r>
               <w:rPr>
                 <w:rFonts w:ascii="Arial" w:eastAsia="Times New Roman" w:hAnsi="Arial" w:cs="Arial"/>
@@ -9318,7 +8018,6 @@
               </w:rPr>
               <w:t>textoTotReguPECO</w:t>
             </w:r>
-            <w:proofErr w:type="spellEnd"/>
             <w:r>
               <w:rPr>
                 <w:rFonts w:ascii="Arial" w:eastAsia="Times New Roman" w:hAnsi="Arial" w:cs="Arial"/>
@@ -9379,25 +8078,7 @@
           <w:sz w:val="20"/>
           <w:szCs w:val="20"/>
         </w:rPr>
-        <w:t>{/</w:t>
-      </w:r>
-      <w:proofErr w:type="spellStart"/>
-      <w:r>
-        <w:rPr>
-          <w:rFonts w:ascii="Arial" w:hAnsi="Arial" w:cs="Arial"/>
-          <w:sz w:val="20"/>
-          <w:szCs w:val="20"/>
-        </w:rPr>
-        <w:t>estadoPECOyAMAZONIA</w:t>
-      </w:r>
-      <w:proofErr w:type="spellEnd"/>
-      <w:r>
-        <w:rPr>
-          <w:rFonts w:ascii="Arial" w:hAnsi="Arial" w:cs="Arial"/>
-          <w:sz w:val="20"/>
-          <w:szCs w:val="20"/>
-        </w:rPr>
-        <w:t>}</w:t>
+        <w:t>{/estadoPECOyAMAZONIA}</w:t>
       </w:r>
     </w:p>
     <w:p>
@@ -9509,7 +8190,47 @@
                 <w:sz w:val="18"/>
                 <w:szCs w:val="18"/>
               </w:rPr>
-              <w:t>Liquidación Arancel Nacional</w:t>
+              <w:t xml:space="preserve">Liquidación </w:t>
+            </w:r>
+            <w:r>
+              <w:rPr>
+                <w:rFonts w:ascii="Arial" w:hAnsi="Arial" w:cs="Arial"/>
+                <w:b/>
+                <w:bCs/>
+                <w:sz w:val="18"/>
+                <w:szCs w:val="18"/>
+              </w:rPr>
+              <w:t>a</w:t>
+            </w:r>
+            <w:r>
+              <w:rPr>
+                <w:rFonts w:ascii="Arial" w:hAnsi="Arial" w:cs="Arial"/>
+                <w:b/>
+                <w:bCs/>
+                <w:sz w:val="18"/>
+                <w:szCs w:val="18"/>
+              </w:rPr>
+              <w:t xml:space="preserve">rancel </w:t>
+            </w:r>
+            <w:r>
+              <w:rPr>
+                <w:rFonts w:ascii="Arial" w:hAnsi="Arial" w:cs="Arial"/>
+                <w:b/>
+                <w:bCs/>
+                <w:sz w:val="18"/>
+                <w:szCs w:val="18"/>
+              </w:rPr>
+              <w:t>n</w:t>
+            </w:r>
+            <w:r>
+              <w:rPr>
+                <w:rFonts w:ascii="Arial" w:hAnsi="Arial" w:cs="Arial"/>
+                <w:b/>
+                <w:bCs/>
+                <w:sz w:val="18"/>
+                <w:szCs w:val="18"/>
+              </w:rPr>
+              <w:t>acional</w:t>
             </w:r>
           </w:p>
         </w:tc>
@@ -9540,7 +8261,47 @@
                 <w:sz w:val="18"/>
                 <w:szCs w:val="18"/>
               </w:rPr>
-              <w:t>Tributos No Regularizados</w:t>
+              <w:t xml:space="preserve">Tributos </w:t>
+            </w:r>
+            <w:r>
+              <w:rPr>
+                <w:rFonts w:ascii="Arial" w:hAnsi="Arial" w:cs="Arial"/>
+                <w:b/>
+                <w:bCs/>
+                <w:sz w:val="18"/>
+                <w:szCs w:val="18"/>
+              </w:rPr>
+              <w:t>n</w:t>
+            </w:r>
+            <w:r>
+              <w:rPr>
+                <w:rFonts w:ascii="Arial" w:hAnsi="Arial" w:cs="Arial"/>
+                <w:b/>
+                <w:bCs/>
+                <w:sz w:val="18"/>
+                <w:szCs w:val="18"/>
+              </w:rPr>
+              <w:t xml:space="preserve">o </w:t>
+            </w:r>
+            <w:r>
+              <w:rPr>
+                <w:rFonts w:ascii="Arial" w:hAnsi="Arial" w:cs="Arial"/>
+                <w:b/>
+                <w:bCs/>
+                <w:sz w:val="18"/>
+                <w:szCs w:val="18"/>
+              </w:rPr>
+              <w:t>r</w:t>
+            </w:r>
+            <w:r>
+              <w:rPr>
+                <w:rFonts w:ascii="Arial" w:hAnsi="Arial" w:cs="Arial"/>
+                <w:b/>
+                <w:bCs/>
+                <w:sz w:val="18"/>
+                <w:szCs w:val="18"/>
+              </w:rPr>
+              <w:t>egularizados</w:t>
             </w:r>
           </w:p>
         </w:tc>
@@ -9630,14 +8391,13 @@
               </w:rPr>
               <w:t>Ad/</w:t>
             </w:r>
-            <w:proofErr w:type="spellStart"/>
             <w:r>
               <w:rPr>
                 <w:rFonts w:ascii="Arial" w:hAnsi="Arial" w:cs="Arial"/>
                 <w:sz w:val="20"/>
                 <w:szCs w:val="20"/>
               </w:rPr>
-              <w:t>v</w:t>
+              <w:t>V</w:t>
             </w:r>
             <w:r>
               <w:rPr>
@@ -9647,7 +8407,6 @@
               </w:rPr>
               <w:t>alorem</w:t>
             </w:r>
-            <w:proofErr w:type="spellEnd"/>
           </w:p>
         </w:tc>
         <w:tc>
@@ -9673,27 +8432,7 @@
                 <w:sz w:val="20"/>
                 <w:szCs w:val="20"/>
               </w:rPr>
-              <w:t>{</w:t>
-            </w:r>
-            <w:proofErr w:type="spellStart"/>
-            <w:r>
-              <w:rPr>
-                <w:rFonts w:ascii="Calibri" w:hAnsi="Calibri" w:cs="Calibri"/>
-                <w:color w:val="000000"/>
-                <w:sz w:val="20"/>
-                <w:szCs w:val="20"/>
-              </w:rPr>
-              <w:t>textoAVLiqu</w:t>
-            </w:r>
-            <w:proofErr w:type="spellEnd"/>
-            <w:r>
-              <w:rPr>
-                <w:rFonts w:ascii="Calibri" w:hAnsi="Calibri" w:cs="Calibri"/>
-                <w:color w:val="000000"/>
-                <w:sz w:val="20"/>
-                <w:szCs w:val="20"/>
-              </w:rPr>
-              <w:t>}</w:t>
+              <w:t>{textoAVLiqu}</w:t>
             </w:r>
           </w:p>
         </w:tc>
@@ -9719,27 +8458,7 @@
                 <w:sz w:val="20"/>
                 <w:szCs w:val="20"/>
               </w:rPr>
-              <w:t>{</w:t>
-            </w:r>
-            <w:proofErr w:type="spellStart"/>
-            <w:r>
-              <w:rPr>
-                <w:rFonts w:ascii="Calibri" w:hAnsi="Calibri" w:cs="Calibri"/>
-                <w:color w:val="000000"/>
-                <w:sz w:val="20"/>
-                <w:szCs w:val="20"/>
-              </w:rPr>
-              <w:t>textoAVNoReg</w:t>
-            </w:r>
-            <w:proofErr w:type="spellEnd"/>
-            <w:r>
-              <w:rPr>
-                <w:rFonts w:ascii="Calibri" w:hAnsi="Calibri" w:cs="Calibri"/>
-                <w:color w:val="000000"/>
-                <w:sz w:val="20"/>
-                <w:szCs w:val="20"/>
-              </w:rPr>
-              <w:t>}</w:t>
+              <w:t>{textoAVNoReg}</w:t>
             </w:r>
           </w:p>
         </w:tc>
@@ -9767,7 +8486,6 @@
               </w:rPr>
               <w:t>{</w:t>
             </w:r>
-            <w:proofErr w:type="spellStart"/>
             <w:r>
               <w:rPr>
                 <w:rFonts w:ascii="Calibri" w:hAnsi="Calibri" w:cs="Calibri"/>
@@ -9777,7 +8495,6 @@
               </w:rPr>
               <w:t>textoAVReguPECO</w:t>
             </w:r>
-            <w:proofErr w:type="spellEnd"/>
             <w:r>
               <w:rPr>
                 <w:rFonts w:ascii="Calibri" w:hAnsi="Calibri" w:cs="Calibri"/>
@@ -9843,27 +8560,7 @@
                 <w:sz w:val="20"/>
                 <w:szCs w:val="20"/>
               </w:rPr>
-              <w:t>{</w:t>
-            </w:r>
-            <w:proofErr w:type="spellStart"/>
-            <w:r>
-              <w:rPr>
-                <w:rFonts w:ascii="Calibri" w:hAnsi="Calibri" w:cs="Calibri"/>
-                <w:color w:val="000000"/>
-                <w:sz w:val="20"/>
-                <w:szCs w:val="20"/>
-              </w:rPr>
-              <w:t>textoIPMLiqu</w:t>
-            </w:r>
-            <w:proofErr w:type="spellEnd"/>
-            <w:r>
-              <w:rPr>
-                <w:rFonts w:ascii="Calibri" w:hAnsi="Calibri" w:cs="Calibri"/>
-                <w:color w:val="000000"/>
-                <w:sz w:val="20"/>
-                <w:szCs w:val="20"/>
-              </w:rPr>
-              <w:t>}</w:t>
+              <w:t>{textoIPMLiqu}</w:t>
             </w:r>
           </w:p>
         </w:tc>
@@ -9889,27 +8586,7 @@
                 <w:sz w:val="20"/>
                 <w:szCs w:val="20"/>
               </w:rPr>
-              <w:t>{</w:t>
-            </w:r>
-            <w:proofErr w:type="spellStart"/>
-            <w:r>
-              <w:rPr>
-                <w:rFonts w:ascii="Calibri" w:hAnsi="Calibri" w:cs="Calibri"/>
-                <w:color w:val="000000"/>
-                <w:sz w:val="20"/>
-                <w:szCs w:val="20"/>
-              </w:rPr>
-              <w:t>textoIPMNoReg</w:t>
-            </w:r>
-            <w:proofErr w:type="spellEnd"/>
-            <w:r>
-              <w:rPr>
-                <w:rFonts w:ascii="Calibri" w:hAnsi="Calibri" w:cs="Calibri"/>
-                <w:color w:val="000000"/>
-                <w:sz w:val="20"/>
-                <w:szCs w:val="20"/>
-              </w:rPr>
-              <w:t>}</w:t>
+              <w:t>{textoIPMNoReg}</w:t>
             </w:r>
           </w:p>
         </w:tc>
@@ -9937,7 +8614,6 @@
               </w:rPr>
               <w:t>{</w:t>
             </w:r>
-            <w:proofErr w:type="spellStart"/>
             <w:r>
               <w:rPr>
                 <w:rFonts w:ascii="Calibri" w:eastAsia="Times New Roman" w:hAnsi="Calibri" w:cs="Calibri"/>
@@ -9947,7 +8623,6 @@
               </w:rPr>
               <w:t>textoIPMReguPECO</w:t>
             </w:r>
-            <w:proofErr w:type="spellEnd"/>
             <w:r>
               <w:rPr>
                 <w:rFonts w:ascii="Calibri" w:eastAsia="Times New Roman" w:hAnsi="Calibri" w:cs="Calibri"/>
@@ -10021,27 +8696,7 @@
                 <w:sz w:val="20"/>
                 <w:szCs w:val="20"/>
               </w:rPr>
-              <w:t>{</w:t>
-            </w:r>
-            <w:proofErr w:type="spellStart"/>
-            <w:r>
-              <w:rPr>
-                <w:rFonts w:ascii="Calibri" w:hAnsi="Calibri" w:cs="Calibri"/>
-                <w:color w:val="000000"/>
-                <w:sz w:val="20"/>
-                <w:szCs w:val="20"/>
-              </w:rPr>
-              <w:t>textoIGVLiqu</w:t>
-            </w:r>
-            <w:proofErr w:type="spellEnd"/>
-            <w:r>
-              <w:rPr>
-                <w:rFonts w:ascii="Calibri" w:hAnsi="Calibri" w:cs="Calibri"/>
-                <w:color w:val="000000"/>
-                <w:sz w:val="20"/>
-                <w:szCs w:val="20"/>
-              </w:rPr>
-              <w:t>}</w:t>
+              <w:t>{textoIGVLiqu}</w:t>
             </w:r>
           </w:p>
         </w:tc>
@@ -10067,27 +8722,7 @@
                 <w:sz w:val="20"/>
                 <w:szCs w:val="20"/>
               </w:rPr>
-              <w:t>{</w:t>
-            </w:r>
-            <w:proofErr w:type="spellStart"/>
-            <w:r>
-              <w:rPr>
-                <w:rFonts w:ascii="Calibri" w:hAnsi="Calibri" w:cs="Calibri"/>
-                <w:color w:val="000000"/>
-                <w:sz w:val="20"/>
-                <w:szCs w:val="20"/>
-              </w:rPr>
-              <w:t>textoIGVNoReg</w:t>
-            </w:r>
-            <w:proofErr w:type="spellEnd"/>
-            <w:r>
-              <w:rPr>
-                <w:rFonts w:ascii="Calibri" w:hAnsi="Calibri" w:cs="Calibri"/>
-                <w:color w:val="000000"/>
-                <w:sz w:val="20"/>
-                <w:szCs w:val="20"/>
-              </w:rPr>
-              <w:t>}</w:t>
+              <w:t>{textoIGVNoReg}</w:t>
             </w:r>
           </w:p>
         </w:tc>
@@ -10115,7 +8750,6 @@
               </w:rPr>
               <w:t>{</w:t>
             </w:r>
-            <w:proofErr w:type="spellStart"/>
             <w:r>
               <w:rPr>
                 <w:rFonts w:ascii="Calibri" w:hAnsi="Calibri" w:cs="Calibri"/>
@@ -10125,7 +8759,6 @@
               </w:rPr>
               <w:t>textoIGVReguPECO</w:t>
             </w:r>
-            <w:proofErr w:type="spellEnd"/>
             <w:r>
               <w:rPr>
                 <w:rFonts w:ascii="Calibri" w:hAnsi="Calibri" w:cs="Calibri"/>
@@ -10195,29 +8828,7 @@
                 <w:szCs w:val="20"/>
                 <w:lang w:val="es-ES" w:eastAsia="es-ES"/>
               </w:rPr>
-              <w:t>{</w:t>
-            </w:r>
-            <w:proofErr w:type="spellStart"/>
-            <w:r>
-              <w:rPr>
-                <w:rFonts w:ascii="Arial" w:eastAsia="Times New Roman" w:hAnsi="Arial" w:cs="Arial"/>
-                <w:color w:val="000000"/>
-                <w:sz w:val="20"/>
-                <w:szCs w:val="20"/>
-                <w:lang w:val="es-ES" w:eastAsia="es-ES"/>
-              </w:rPr>
-              <w:t>textoTotLiqu</w:t>
-            </w:r>
-            <w:proofErr w:type="spellEnd"/>
-            <w:r>
-              <w:rPr>
-                <w:rFonts w:ascii="Arial" w:eastAsia="Times New Roman" w:hAnsi="Arial" w:cs="Arial"/>
-                <w:color w:val="000000"/>
-                <w:sz w:val="20"/>
-                <w:szCs w:val="20"/>
-                <w:lang w:val="es-ES" w:eastAsia="es-ES"/>
-              </w:rPr>
-              <w:t>}</w:t>
+              <w:t>{textoTotLiqu}</w:t>
             </w:r>
           </w:p>
         </w:tc>
@@ -10246,29 +8857,7 @@
                 <w:szCs w:val="20"/>
                 <w:lang w:val="es-ES" w:eastAsia="es-ES"/>
               </w:rPr>
-              <w:t>{</w:t>
-            </w:r>
-            <w:proofErr w:type="spellStart"/>
-            <w:r>
-              <w:rPr>
-                <w:rFonts w:ascii="Arial" w:eastAsia="Times New Roman" w:hAnsi="Arial" w:cs="Arial"/>
-                <w:color w:val="000000"/>
-                <w:sz w:val="20"/>
-                <w:szCs w:val="20"/>
-                <w:lang w:val="es-ES" w:eastAsia="es-ES"/>
-              </w:rPr>
-              <w:t>textoTotNoReg</w:t>
-            </w:r>
-            <w:proofErr w:type="spellEnd"/>
-            <w:r>
-              <w:rPr>
-                <w:rFonts w:ascii="Arial" w:eastAsia="Times New Roman" w:hAnsi="Arial" w:cs="Arial"/>
-                <w:color w:val="000000"/>
-                <w:sz w:val="20"/>
-                <w:szCs w:val="20"/>
-                <w:lang w:val="es-ES" w:eastAsia="es-ES"/>
-              </w:rPr>
-              <w:t>}</w:t>
+              <w:t>{textoTotNoReg}</w:t>
             </w:r>
           </w:p>
         </w:tc>
@@ -10299,7 +8888,6 @@
               </w:rPr>
               <w:t>{</w:t>
             </w:r>
-            <w:proofErr w:type="spellStart"/>
             <w:r>
               <w:rPr>
                 <w:rFonts w:ascii="Arial" w:eastAsia="Times New Roman" w:hAnsi="Arial" w:cs="Arial"/>
@@ -10310,7 +8898,6 @@
               </w:rPr>
               <w:t>textoTotReguPECO</w:t>
             </w:r>
-            <w:proofErr w:type="spellEnd"/>
             <w:r>
               <w:rPr>
                 <w:rFonts w:ascii="Arial" w:eastAsia="Times New Roman" w:hAnsi="Arial" w:cs="Arial"/>
@@ -10344,7 +8931,6 @@
         </w:rPr>
         <w:t>{/</w:t>
       </w:r>
-      <w:proofErr w:type="spellStart"/>
       <w:r>
         <w:rPr>
           <w:rFonts w:ascii="Arial" w:hAnsi="Arial" w:cs="Arial"/>
@@ -10353,7 +8939,6 @@
         </w:rPr>
         <w:t>estadoOnlyPECO</w:t>
       </w:r>
-      <w:proofErr w:type="spellEnd"/>
       <w:r>
         <w:rPr>
           <w:rFonts w:ascii="Arial" w:hAnsi="Arial" w:cs="Arial"/>
@@ -10540,31 +9125,7 @@
           <w:sz w:val="22"/>
           <w:szCs w:val="22"/>
         </w:rPr>
-        <w:t>, presentado por {</w:t>
-      </w:r>
-      <w:proofErr w:type="spellStart"/>
-      <w:r>
-        <w:rPr>
-          <w:rFonts w:ascii="Arial" w:hAnsi="Arial" w:cs="Arial"/>
-          <w:i w:val="0"/>
-          <w:iCs w:val="0"/>
-          <w:color w:val="000000" w:themeColor="text1"/>
-          <w:sz w:val="22"/>
-          <w:szCs w:val="22"/>
-        </w:rPr>
-        <w:t>fromDam-nombreEmpresa</w:t>
-      </w:r>
-      <w:proofErr w:type="spellEnd"/>
-      <w:r>
-        <w:rPr>
-          <w:rFonts w:ascii="Arial" w:hAnsi="Arial" w:cs="Arial"/>
-          <w:i w:val="0"/>
-          <w:iCs w:val="0"/>
-          <w:color w:val="000000" w:themeColor="text1"/>
-          <w:sz w:val="22"/>
-          <w:szCs w:val="22"/>
-        </w:rPr>
-        <w:t>}</w:t>
+        <w:t>, presentado por {fromDam-nombreEmpresa}</w:t>
       </w:r>
       <w:r>
         <w:rPr>
@@ -10577,9 +9138,19 @@
           <w:sz w:val="22"/>
           <w:szCs w:val="22"/>
         </w:rPr>
-        <w:t>{</w:t>
-      </w:r>
-      <w:proofErr w:type="spellStart"/>
+        <w:t>{fromDam-nombreEmpresaRRR}</w:t>
+      </w:r>
+      <w:r>
+        <w:rPr>
+          <w:rFonts w:ascii="Arial" w:hAnsi="Arial" w:cs="Arial"/>
+          <w:i w:val="0"/>
+          <w:iCs w:val="0"/>
+          <w:color w:val="000000" w:themeColor="text1"/>
+          <w:sz w:val="22"/>
+          <w:szCs w:val="22"/>
+        </w:rPr>
+        <w:t>,</w:t>
+      </w:r>
       <w:r>
         <w:rPr>
           <w:rFonts w:ascii="Arial" w:hAnsi="Arial" w:cs="Arial"/>
@@ -10587,13 +9158,44 @@
           <w:bCs/>
           <w:i w:val="0"/>
           <w:iCs w:val="0"/>
-          <w:color w:val="FF0000"/>
-          <w:sz w:val="22"/>
-          <w:szCs w:val="22"/>
-        </w:rPr>
-        <w:t>fromDam-nombreEmpresaRRR</w:t>
-      </w:r>
-      <w:proofErr w:type="spellEnd"/>
+          <w:color w:val="000000" w:themeColor="text1"/>
+          <w:sz w:val="22"/>
+          <w:szCs w:val="22"/>
+        </w:rPr>
+        <w:t xml:space="preserve"> </w:t>
+      </w:r>
+      <w:r>
+        <w:rPr>
+          <w:rFonts w:ascii="Arial" w:hAnsi="Arial" w:cs="Arial"/>
+          <w:i w:val="0"/>
+          <w:iCs w:val="0"/>
+          <w:color w:val="000000" w:themeColor="text1"/>
+          <w:sz w:val="22"/>
+          <w:szCs w:val="22"/>
+        </w:rPr>
+        <w:t>identificado con RUC n.º</w:t>
+      </w:r>
+      <w:r>
+        <w:rPr>
+          <w:i w:val="0"/>
+          <w:iCs w:val="0"/>
+          <w:color w:val="000000" w:themeColor="text1"/>
+          <w:sz w:val="22"/>
+          <w:szCs w:val="22"/>
+        </w:rPr>
+        <w:t xml:space="preserve"> </w:t>
+      </w:r>
+      <w:r>
+        <w:rPr>
+          <w:rFonts w:ascii="Arial" w:hAnsi="Arial" w:cs="Arial"/>
+          <w:i w:val="0"/>
+          <w:iCs w:val="0"/>
+          <w:color w:val="000000" w:themeColor="text1"/>
+          <w:sz w:val="22"/>
+          <w:szCs w:val="22"/>
+        </w:rPr>
+        <w:t>{fromDam-ruc}</w:t>
+      </w:r>
       <w:r>
         <w:rPr>
           <w:rFonts w:ascii="Arial" w:hAnsi="Arial" w:cs="Arial"/>
@@ -10605,128 +9207,7 @@
           <w:sz w:val="22"/>
           <w:szCs w:val="22"/>
         </w:rPr>
-        <w:t>}</w:t>
-      </w:r>
-      <w:r>
-        <w:rPr>
-          <w:rFonts w:ascii="Arial" w:hAnsi="Arial" w:cs="Arial"/>
-          <w:i w:val="0"/>
-          <w:iCs w:val="0"/>
-          <w:color w:val="000000" w:themeColor="text1"/>
-          <w:sz w:val="22"/>
-          <w:szCs w:val="22"/>
-        </w:rPr>
-        <w:t>,</w:t>
-      </w:r>
-      <w:r>
-        <w:rPr>
-          <w:rFonts w:ascii="Arial" w:hAnsi="Arial" w:cs="Arial"/>
-          <w:b/>
-          <w:bCs/>
-          <w:i w:val="0"/>
-          <w:iCs w:val="0"/>
-          <w:color w:val="000000" w:themeColor="text1"/>
-          <w:sz w:val="22"/>
-          <w:szCs w:val="22"/>
-        </w:rPr>
-        <w:t xml:space="preserve"> </w:t>
-      </w:r>
-      <w:r>
-        <w:rPr>
-          <w:rFonts w:ascii="Arial" w:hAnsi="Arial" w:cs="Arial"/>
-          <w:i w:val="0"/>
-          <w:iCs w:val="0"/>
-          <w:color w:val="000000" w:themeColor="text1"/>
-          <w:sz w:val="22"/>
-          <w:szCs w:val="22"/>
-        </w:rPr>
-        <w:t>identificado con RUC n.º</w:t>
-      </w:r>
-      <w:r>
-        <w:rPr>
-          <w:i w:val="0"/>
-          <w:iCs w:val="0"/>
-          <w:color w:val="000000" w:themeColor="text1"/>
-          <w:sz w:val="22"/>
-          <w:szCs w:val="22"/>
-        </w:rPr>
-        <w:t xml:space="preserve"> </w:t>
-      </w:r>
-      <w:r>
-        <w:rPr>
-          <w:rFonts w:ascii="Arial" w:hAnsi="Arial" w:cs="Arial"/>
-          <w:i w:val="0"/>
-          <w:iCs w:val="0"/>
-          <w:color w:val="000000" w:themeColor="text1"/>
-          <w:sz w:val="22"/>
-          <w:szCs w:val="22"/>
-        </w:rPr>
-        <w:t>{</w:t>
-      </w:r>
-      <w:proofErr w:type="spellStart"/>
-      <w:r>
-        <w:rPr>
-          <w:rFonts w:ascii="Arial" w:hAnsi="Arial" w:cs="Arial"/>
-          <w:i w:val="0"/>
-          <w:iCs w:val="0"/>
-          <w:color w:val="000000" w:themeColor="text1"/>
-          <w:sz w:val="22"/>
-          <w:szCs w:val="22"/>
-        </w:rPr>
-        <w:t>fromDam</w:t>
-      </w:r>
-      <w:proofErr w:type="spellEnd"/>
-      <w:r>
-        <w:rPr>
-          <w:rFonts w:ascii="Arial" w:hAnsi="Arial" w:cs="Arial"/>
-          <w:i w:val="0"/>
-          <w:iCs w:val="0"/>
-          <w:color w:val="000000" w:themeColor="text1"/>
-          <w:sz w:val="22"/>
-          <w:szCs w:val="22"/>
-        </w:rPr>
-        <w:t>-ruc}</w:t>
-      </w:r>
-      <w:r>
-        <w:rPr>
-          <w:rFonts w:ascii="Arial" w:hAnsi="Arial" w:cs="Arial"/>
-          <w:b/>
-          <w:bCs/>
-          <w:i w:val="0"/>
-          <w:iCs w:val="0"/>
-          <w:color w:val="FF0000"/>
-          <w:sz w:val="22"/>
-          <w:szCs w:val="22"/>
-        </w:rPr>
-        <w:t>{</w:t>
-      </w:r>
-      <w:proofErr w:type="spellStart"/>
-      <w:r>
-        <w:rPr>
-          <w:rFonts w:ascii="Arial" w:hAnsi="Arial" w:cs="Arial"/>
-          <w:b/>
-          <w:bCs/>
-          <w:i w:val="0"/>
-          <w:iCs w:val="0"/>
-          <w:color w:val="FF0000"/>
-          <w:sz w:val="22"/>
-          <w:szCs w:val="22"/>
-        </w:rPr>
-        <w:t>fromDam-rucRRR</w:t>
-      </w:r>
-      <w:proofErr w:type="spellEnd"/>
-      <w:r>
-        <w:rPr>
-          <w:rFonts w:ascii="Arial" w:hAnsi="Arial" w:cs="Arial"/>
-          <w:b/>
-          <w:bCs/>
-          <w:i w:val="0"/>
-          <w:iCs w:val="0"/>
-          <w:color w:val="FF0000"/>
-          <w:sz w:val="22"/>
-          <w:szCs w:val="22"/>
-        </w:rPr>
-        <w:t>}</w:t>
+        <w:t>{fromDam-rucRRR}</w:t>
       </w:r>
       <w:r>
         <w:rPr>
@@ -10844,14 +9325,12 @@
         </w:rPr>
         <w:t>{/</w:t>
       </w:r>
-      <w:proofErr w:type="spellStart"/>
       <w:r>
         <w:rPr>
           <w:rFonts w:ascii="Arial" w:hAnsi="Arial" w:cs="Arial"/>
         </w:rPr>
         <w:t>estadoOnlyAMAZONIA</w:t>
       </w:r>
-      <w:proofErr w:type="spellEnd"/>
       <w:r>
         <w:rPr>
           <w:rFonts w:ascii="Arial" w:hAnsi="Arial" w:cs="Arial"/>
@@ -11019,31 +9498,7 @@
           <w:sz w:val="22"/>
           <w:szCs w:val="22"/>
         </w:rPr>
-        <w:t>, presentado por {</w:t>
-      </w:r>
-      <w:proofErr w:type="spellStart"/>
-      <w:r>
-        <w:rPr>
-          <w:rFonts w:ascii="Arial" w:hAnsi="Arial" w:cs="Arial"/>
-          <w:i w:val="0"/>
-          <w:iCs w:val="0"/>
-          <w:color w:val="000000" w:themeColor="text1"/>
-          <w:sz w:val="22"/>
-          <w:szCs w:val="22"/>
-        </w:rPr>
-        <w:t>fromDam-nombreEmpresa</w:t>
-      </w:r>
-      <w:proofErr w:type="spellEnd"/>
-      <w:r>
-        <w:rPr>
-          <w:rFonts w:ascii="Arial" w:hAnsi="Arial" w:cs="Arial"/>
-          <w:i w:val="0"/>
-          <w:iCs w:val="0"/>
-          <w:color w:val="000000" w:themeColor="text1"/>
-          <w:sz w:val="22"/>
-          <w:szCs w:val="22"/>
-        </w:rPr>
-        <w:t>}</w:t>
+        <w:t>, presentado por {fromDam-nombreEmpresa}</w:t>
       </w:r>
       <w:r>
         <w:rPr>
@@ -11056,9 +9511,19 @@
           <w:sz w:val="22"/>
           <w:szCs w:val="22"/>
         </w:rPr>
-        <w:t>{</w:t>
-      </w:r>
-      <w:proofErr w:type="spellStart"/>
+        <w:t>{fromDam-nombreEmpresaRRR}</w:t>
+      </w:r>
+      <w:r>
+        <w:rPr>
+          <w:rFonts w:ascii="Arial" w:hAnsi="Arial" w:cs="Arial"/>
+          <w:i w:val="0"/>
+          <w:iCs w:val="0"/>
+          <w:color w:val="000000" w:themeColor="text1"/>
+          <w:sz w:val="22"/>
+          <w:szCs w:val="22"/>
+        </w:rPr>
+        <w:t>,</w:t>
+      </w:r>
       <w:r>
         <w:rPr>
           <w:rFonts w:ascii="Arial" w:hAnsi="Arial" w:cs="Arial"/>
@@ -11066,13 +9531,44 @@
           <w:bCs/>
           <w:i w:val="0"/>
           <w:iCs w:val="0"/>
-          <w:color w:val="FF0000"/>
-          <w:sz w:val="22"/>
-          <w:szCs w:val="22"/>
-        </w:rPr>
-        <w:t>fromDam-nombreEmpresaRRR</w:t>
-      </w:r>
-      <w:proofErr w:type="spellEnd"/>
+          <w:color w:val="000000" w:themeColor="text1"/>
+          <w:sz w:val="22"/>
+          <w:szCs w:val="22"/>
+        </w:rPr>
+        <w:t xml:space="preserve"> </w:t>
+      </w:r>
+      <w:r>
+        <w:rPr>
+          <w:rFonts w:ascii="Arial" w:hAnsi="Arial" w:cs="Arial"/>
+          <w:i w:val="0"/>
+          <w:iCs w:val="0"/>
+          <w:color w:val="000000" w:themeColor="text1"/>
+          <w:sz w:val="22"/>
+          <w:szCs w:val="22"/>
+        </w:rPr>
+        <w:t>identificado con RUC n.º</w:t>
+      </w:r>
+      <w:r>
+        <w:rPr>
+          <w:i w:val="0"/>
+          <w:iCs w:val="0"/>
+          <w:color w:val="000000" w:themeColor="text1"/>
+          <w:sz w:val="22"/>
+          <w:szCs w:val="22"/>
+        </w:rPr>
+        <w:t xml:space="preserve"> </w:t>
+      </w:r>
+      <w:r>
+        <w:rPr>
+          <w:rFonts w:ascii="Arial" w:hAnsi="Arial" w:cs="Arial"/>
+          <w:i w:val="0"/>
+          <w:iCs w:val="0"/>
+          <w:color w:val="000000" w:themeColor="text1"/>
+          <w:sz w:val="22"/>
+          <w:szCs w:val="22"/>
+        </w:rPr>
+        <w:t>{fromDam-ruc}</w:t>
+      </w:r>
       <w:r>
         <w:rPr>
           <w:rFonts w:ascii="Arial" w:hAnsi="Arial" w:cs="Arial"/>
@@ -11084,7 +9580,7 @@
           <w:sz w:val="22"/>
           <w:szCs w:val="22"/>
         </w:rPr>
-        <w:t>}</w:t>
+        <w:t>{fromDam-rucRRR}</w:t>
       </w:r>
       <w:r>
         <w:rPr>
@@ -11095,13 +9591,11 @@
           <w:sz w:val="22"/>
           <w:szCs w:val="22"/>
         </w:rPr>
-        <w:t>,</w:t>
-      </w:r>
-      <w:r>
-        <w:rPr>
-          <w:rFonts w:ascii="Arial" w:hAnsi="Arial" w:cs="Arial"/>
-          <w:b/>
-          <w:bCs/>
+        <w:t>, se establece que la mercancía materia de regularización ha sido objeto de reconocimiento físico dentro del plazo previsto en el artículo 2º de la Resolución Ministerial n.º</w:t>
+      </w:r>
+      <w:r>
+        <w:rPr>
+          <w:rFonts w:ascii="Arial" w:hAnsi="Arial" w:cs="Arial"/>
           <w:i w:val="0"/>
           <w:iCs w:val="0"/>
           <w:color w:val="000000" w:themeColor="text1"/>
@@ -11119,17 +9613,18 @@
           <w:sz w:val="22"/>
           <w:szCs w:val="22"/>
         </w:rPr>
-        <w:t>identificado con RUC n.º</w:t>
-      </w:r>
-      <w:r>
-        <w:rPr>
+        <w:t xml:space="preserve">107-94-EF/10; por lo tanto, corresponde atender las series de la referida DAM solicitadas a regularización toda vez que se encuentran negociadas en el Arancel Común del Convenio Peruano - Colombiano con una tasa Ad/Valorem – Libre; asimismo, se debe tener en cuenta lo opinado en el informe n.º 50-2008-SUNAT/2B4000, ratificado mediante </w:t>
+      </w:r>
+      <w:r>
+        <w:rPr>
+          <w:rFonts w:ascii="Arial" w:hAnsi="Arial" w:cs="Arial"/>
           <w:i w:val="0"/>
           <w:iCs w:val="0"/>
           <w:color w:val="000000" w:themeColor="text1"/>
           <w:sz w:val="22"/>
           <w:szCs w:val="22"/>
         </w:rPr>
-        <w:t xml:space="preserve"> </w:t>
+        <w:t>i</w:t>
       </w:r>
       <w:r>
         <w:rPr>
@@ -11140,9 +9635,8 @@
           <w:sz w:val="22"/>
           <w:szCs w:val="22"/>
         </w:rPr>
-        <w:t>{</w:t>
-      </w:r>
-      <w:proofErr w:type="spellStart"/>
+        <w:t>nforme n.º 11-2017-SUNAT/340000, donde dice que: “la devolución de los tributos pagados a cuenta, como regularización del despacho de mercancía acogidas estrictamente a los beneficios arancelarios otorgados por el PECO, comprende únicamente los derechos Ad/Valorem cancelados de las mercancías liberadas total o parcialmente por acogimiento del PECO; determinándose que el monto a regularizar en el marco del Decreto Supremo n.º 015 -94 - EF es de S/ {textoTotReguPECO} y en el marco de la Ley n.º 2703</w:t>
+      </w:r>
       <w:r>
         <w:rPr>
           <w:rFonts w:ascii="Arial" w:hAnsi="Arial" w:cs="Arial"/>
@@ -11152,127 +9646,6 @@
           <w:sz w:val="22"/>
           <w:szCs w:val="22"/>
         </w:rPr>
-        <w:t>fromDam</w:t>
-      </w:r>
-      <w:proofErr w:type="spellEnd"/>
-      <w:r>
-        <w:rPr>
-          <w:rFonts w:ascii="Arial" w:hAnsi="Arial" w:cs="Arial"/>
-          <w:i w:val="0"/>
-          <w:iCs w:val="0"/>
-          <w:color w:val="000000" w:themeColor="text1"/>
-          <w:sz w:val="22"/>
-          <w:szCs w:val="22"/>
-        </w:rPr>
-        <w:t>-ruc}</w:t>
-      </w:r>
-      <w:r>
-        <w:rPr>
-          <w:rFonts w:ascii="Arial" w:hAnsi="Arial" w:cs="Arial"/>
-          <w:b/>
-          <w:bCs/>
-          <w:i w:val="0"/>
-          <w:iCs w:val="0"/>
-          <w:color w:val="FF0000"/>
-          <w:sz w:val="22"/>
-          <w:szCs w:val="22"/>
-        </w:rPr>
-        <w:t>{</w:t>
-      </w:r>
-      <w:proofErr w:type="spellStart"/>
-      <w:r>
-        <w:rPr>
-          <w:rFonts w:ascii="Arial" w:hAnsi="Arial" w:cs="Arial"/>
-          <w:b/>
-          <w:bCs/>
-          <w:i w:val="0"/>
-          <w:iCs w:val="0"/>
-          <w:color w:val="FF0000"/>
-          <w:sz w:val="22"/>
-          <w:szCs w:val="22"/>
-        </w:rPr>
-        <w:t>fromDam-rucRRR</w:t>
-      </w:r>
-      <w:proofErr w:type="spellEnd"/>
-      <w:r>
-        <w:rPr>
-          <w:rFonts w:ascii="Arial" w:hAnsi="Arial" w:cs="Arial"/>
-          <w:b/>
-          <w:bCs/>
-          <w:i w:val="0"/>
-          <w:iCs w:val="0"/>
-          <w:color w:val="FF0000"/>
-          <w:sz w:val="22"/>
-          <w:szCs w:val="22"/>
-        </w:rPr>
-        <w:t>}</w:t>
-      </w:r>
-      <w:r>
-        <w:rPr>
-          <w:rFonts w:ascii="Arial" w:hAnsi="Arial" w:cs="Arial"/>
-          <w:i w:val="0"/>
-          <w:iCs w:val="0"/>
-          <w:color w:val="000000" w:themeColor="text1"/>
-          <w:sz w:val="22"/>
-          <w:szCs w:val="22"/>
-        </w:rPr>
-        <w:t>, se establece que la mercancía materia de regularización ha sido objeto de reconocimiento físico dentro del plazo previsto en el artículo 2º de la Resolución Ministerial n.º</w:t>
-      </w:r>
-      <w:r>
-        <w:rPr>
-          <w:rFonts w:ascii="Arial" w:hAnsi="Arial" w:cs="Arial"/>
-          <w:i w:val="0"/>
-          <w:iCs w:val="0"/>
-          <w:color w:val="000000" w:themeColor="text1"/>
-          <w:sz w:val="22"/>
-          <w:szCs w:val="22"/>
-        </w:rPr>
-        <w:t xml:space="preserve"> </w:t>
-      </w:r>
-      <w:r>
-        <w:rPr>
-          <w:rFonts w:ascii="Arial" w:hAnsi="Arial" w:cs="Arial"/>
-          <w:i w:val="0"/>
-          <w:iCs w:val="0"/>
-          <w:color w:val="000000" w:themeColor="text1"/>
-          <w:sz w:val="22"/>
-          <w:szCs w:val="22"/>
-        </w:rPr>
-        <w:t>107-94-EF/10; por lo tanto, corresponde atender las series de la referida DAM solicitadas a regularización toda vez que se encuentran negociadas en el Arancel Común del Convenio Peruano - Colombiano con una tasa Ad/Valorem – Libre; asimismo, se debe tener en cuenta lo opinado en el informe n.º 50-2008-SUNAT/2B4000, ratificado mediante Informe n.º 11-2017-SUNAT/340000, donde dice que: “la devolución de los tributos pagados a cuenta, como regularización del despacho de mercancía acogidas estrictamente a los beneficios arancelarios otorgados por el PECO, comprende únicamente los derechos Ad/Valorem cancelados de las mercancías liberadas total o parcialmente por acogimiento del PECO; determinándose que el monto a regularizar en el marco del Decreto Supremo n.º 015 -94 - EF es de S/ {</w:t>
-      </w:r>
-      <w:proofErr w:type="spellStart"/>
-      <w:r>
-        <w:rPr>
-          <w:rFonts w:ascii="Arial" w:hAnsi="Arial" w:cs="Arial"/>
-          <w:i w:val="0"/>
-          <w:iCs w:val="0"/>
-          <w:color w:val="000000" w:themeColor="text1"/>
-          <w:sz w:val="22"/>
-          <w:szCs w:val="22"/>
-        </w:rPr>
-        <w:t>textoTotReguPECO</w:t>
-      </w:r>
-      <w:proofErr w:type="spellEnd"/>
-      <w:r>
-        <w:rPr>
-          <w:rFonts w:ascii="Arial" w:hAnsi="Arial" w:cs="Arial"/>
-          <w:i w:val="0"/>
-          <w:iCs w:val="0"/>
-          <w:color w:val="000000" w:themeColor="text1"/>
-          <w:sz w:val="22"/>
-          <w:szCs w:val="22"/>
-        </w:rPr>
-        <w:t>} y en el marco de la Ley n.º 2703</w:t>
-      </w:r>
-      <w:r>
-        <w:rPr>
-          <w:rFonts w:ascii="Arial" w:hAnsi="Arial" w:cs="Arial"/>
-          <w:i w:val="0"/>
-          <w:iCs w:val="0"/>
-          <w:color w:val="000000" w:themeColor="text1"/>
-          <w:sz w:val="22"/>
-          <w:szCs w:val="22"/>
-        </w:rPr>
         <w:t>7 es de S/ {textoTotRegu27}.</w:t>
       </w:r>
     </w:p>
@@ -11281,7 +9654,6 @@
       <w:r>
         <w:t>{/</w:t>
       </w:r>
-      <w:proofErr w:type="spellStart"/>
       <w:r>
         <w:rPr>
           <w:rFonts w:ascii="Arial" w:hAnsi="Arial" w:cs="Arial"/>
@@ -11290,7 +9662,6 @@
         </w:rPr>
         <w:t>estadoPECOyAMAZONIA</w:t>
       </w:r>
-      <w:proofErr w:type="spellEnd"/>
       <w:r>
         <w:t>}</w:t>
       </w:r>
@@ -11398,31 +9769,7 @@
           <w:sz w:val="22"/>
           <w:szCs w:val="22"/>
         </w:rPr>
-        <w:t>, presentado por {</w:t>
-      </w:r>
-      <w:proofErr w:type="spellStart"/>
-      <w:r>
-        <w:rPr>
-          <w:rFonts w:ascii="Arial" w:hAnsi="Arial" w:cs="Arial"/>
-          <w:i w:val="0"/>
-          <w:iCs w:val="0"/>
-          <w:color w:val="000000" w:themeColor="text1"/>
-          <w:sz w:val="22"/>
-          <w:szCs w:val="22"/>
-        </w:rPr>
-        <w:t>fromDam-nombreEmpresa</w:t>
-      </w:r>
-      <w:proofErr w:type="spellEnd"/>
-      <w:r>
-        <w:rPr>
-          <w:rFonts w:ascii="Arial" w:hAnsi="Arial" w:cs="Arial"/>
-          <w:i w:val="0"/>
-          <w:iCs w:val="0"/>
-          <w:color w:val="000000" w:themeColor="text1"/>
-          <w:sz w:val="22"/>
-          <w:szCs w:val="22"/>
-        </w:rPr>
-        <w:t>}</w:t>
+        <w:t>, presentado por {fromDam-nombreEmpresa}</w:t>
       </w:r>
       <w:r>
         <w:rPr>
@@ -11435,9 +9782,19 @@
           <w:sz w:val="22"/>
           <w:szCs w:val="22"/>
         </w:rPr>
-        <w:t>{</w:t>
-      </w:r>
-      <w:proofErr w:type="spellStart"/>
+        <w:t>{fromDam-nombreEmpresaRRR}</w:t>
+      </w:r>
+      <w:r>
+        <w:rPr>
+          <w:rFonts w:ascii="Arial" w:hAnsi="Arial" w:cs="Arial"/>
+          <w:i w:val="0"/>
+          <w:iCs w:val="0"/>
+          <w:color w:val="000000" w:themeColor="text1"/>
+          <w:sz w:val="22"/>
+          <w:szCs w:val="22"/>
+        </w:rPr>
+        <w:t>, identificado con RUC n.º {fromDam-ruc}</w:t>
+      </w:r>
       <w:r>
         <w:rPr>
           <w:rFonts w:ascii="Arial" w:hAnsi="Arial" w:cs="Arial"/>
@@ -11449,21 +9806,7 @@
           <w:sz w:val="22"/>
           <w:szCs w:val="22"/>
         </w:rPr>
-        <w:t>fromDam-nombreEmpresaRRR</w:t>
-      </w:r>
-      <w:proofErr w:type="spellEnd"/>
-      <w:r>
-        <w:rPr>
-          <w:rFonts w:ascii="Arial" w:hAnsi="Arial" w:cs="Arial"/>
-          <w:b/>
-          <w:bCs/>
-          <w:i w:val="0"/>
-          <w:iCs w:val="0"/>
-          <w:color w:val="FF0000"/>
-          <w:sz w:val="22"/>
-          <w:szCs w:val="22"/>
-        </w:rPr>
-        <w:t>}</w:t>
+        <w:t>{fromDam-rucRRR}</w:t>
       </w:r>
       <w:r>
         <w:rPr>
@@ -11474,9 +9817,8 @@
           <w:sz w:val="22"/>
           <w:szCs w:val="22"/>
         </w:rPr>
-        <w:t>, identificado con RUC n.º {</w:t>
-      </w:r>
-      <w:proofErr w:type="spellStart"/>
+        <w:t>, se establece que la mercancía materia de regularización ha sido objeto de reconocimiento físico dentro del plazo previsto en el artículo 2º de la Resolución Ministerial n.º</w:t>
+      </w:r>
       <w:r>
         <w:rPr>
           <w:rFonts w:ascii="Arial" w:hAnsi="Arial" w:cs="Arial"/>
@@ -11486,9 +9828,8 @@
           <w:sz w:val="22"/>
           <w:szCs w:val="22"/>
         </w:rPr>
-        <w:t>fromDam</w:t>
-      </w:r>
-      <w:proofErr w:type="spellEnd"/>
+        <w:t xml:space="preserve"> </w:t>
+      </w:r>
       <w:r>
         <w:rPr>
           <w:rFonts w:ascii="Arial" w:hAnsi="Arial" w:cs="Arial"/>
@@ -11498,48 +9839,7 @@
           <w:sz w:val="22"/>
           <w:szCs w:val="22"/>
         </w:rPr>
-        <w:t>-ruc}</w:t>
-      </w:r>
-      <w:r>
-        <w:rPr>
-          <w:rFonts w:ascii="Arial" w:hAnsi="Arial" w:cs="Arial"/>
-          <w:b/>
-          <w:bCs/>
-          <w:i w:val="0"/>
-          <w:iCs w:val="0"/>
-          <w:color w:val="FF0000"/>
-          <w:sz w:val="22"/>
-          <w:szCs w:val="22"/>
-        </w:rPr>
-        <w:t>{</w:t>
-      </w:r>
-      <w:proofErr w:type="spellStart"/>
-      <w:r>
-        <w:rPr>
-          <w:rFonts w:ascii="Arial" w:hAnsi="Arial" w:cs="Arial"/>
-          <w:b/>
-          <w:bCs/>
-          <w:i w:val="0"/>
-          <w:iCs w:val="0"/>
-          <w:color w:val="FF0000"/>
-          <w:sz w:val="22"/>
-          <w:szCs w:val="22"/>
-        </w:rPr>
-        <w:t>fromDam-rucRRR</w:t>
-      </w:r>
-      <w:proofErr w:type="spellEnd"/>
-      <w:r>
-        <w:rPr>
-          <w:rFonts w:ascii="Arial" w:hAnsi="Arial" w:cs="Arial"/>
-          <w:b/>
-          <w:bCs/>
-          <w:i w:val="0"/>
-          <w:iCs w:val="0"/>
-          <w:color w:val="FF0000"/>
-          <w:sz w:val="22"/>
-          <w:szCs w:val="22"/>
-        </w:rPr>
-        <w:t>}</w:t>
+        <w:t xml:space="preserve">107-94-EF/10; por lo tanto, corresponde atender las series de la referida DAM solicitadas a regularización toda vez que se encuentran negociadas en el Arancel Común del Convenio Peruano - Colombiano con una tasa Ad/Valorem – Libre; asimismo, se debe tener en cuenta lo opinado en el informe n.º 50-2008-SUNAT/2B4000, ratificado mediante </w:t>
       </w:r>
       <w:r>
         <w:rPr>
@@ -11550,7 +9850,7 @@
           <w:sz w:val="22"/>
           <w:szCs w:val="22"/>
         </w:rPr>
-        <w:t>, se establece que la mercancía materia de regularización ha sido objeto de reconocimiento físico dentro del plazo previsto en el artículo 2º de la Resolución Ministerial n.º</w:t>
+        <w:t>i</w:t>
       </w:r>
       <w:r>
         <w:rPr>
@@ -11561,7 +9861,7 @@
           <w:sz w:val="22"/>
           <w:szCs w:val="22"/>
         </w:rPr>
-        <w:t xml:space="preserve"> </w:t>
+        <w:t>nforme n.º 11-2017-SUNAT/340000, donde dice que: “la devolución de los tributos pagados a cuenta, como regularización del despacho de mercancía acogidas estrictamente a los beneficios arancelarios otorgados por el PECO, comprende únicamente los derechos Ad/Valorem cancelados de las mercancías liberadas total o parcialmente por acogimiento del PECO; determinándose que el monto a regularizar en el marco del Decreto Supremo n.º 015-94-EF es de S/ {textoTotReguPECO}</w:t>
       </w:r>
       <w:r>
         <w:rPr>
@@ -11572,41 +9872,6 @@
           <w:sz w:val="22"/>
           <w:szCs w:val="22"/>
         </w:rPr>
-        <w:t>107-94-EF/10; por lo tanto, corresponde atender las series de la referida DAM solicitadas a regularización toda vez que se encuentran negociadas en el Arancel Común del Convenio Peruano - Colombiano con una tasa Ad/Valorem – Libre; asimismo, se debe tener en cuenta lo opinado en el informe n.º 50-2008-SUNAT/2B4000, ratificado mediante Informe n.º 11-2017-SUNAT/340000, donde dice que: “la devolución de los tributos pagados a cuenta, como regularización del despacho de mercancía acogidas estrictamente a los beneficios arancelarios otorgados por el PECO, comprende únicamente los derechos Ad/Valorem cancelados de las mercancías liberadas total o parcialmente por acogimiento del PECO; determinándose que el monto a regularizar en el marco del Decreto Supremo n.º 015-94-EF es de S/ {</w:t>
-      </w:r>
-      <w:proofErr w:type="spellStart"/>
-      <w:r>
-        <w:rPr>
-          <w:rFonts w:ascii="Arial" w:hAnsi="Arial" w:cs="Arial"/>
-          <w:i w:val="0"/>
-          <w:iCs w:val="0"/>
-          <w:color w:val="000000" w:themeColor="text1"/>
-          <w:sz w:val="22"/>
-          <w:szCs w:val="22"/>
-        </w:rPr>
-        <w:t>textoTotReguPECO</w:t>
-      </w:r>
-      <w:proofErr w:type="spellEnd"/>
-      <w:r>
-        <w:rPr>
-          <w:rFonts w:ascii="Arial" w:hAnsi="Arial" w:cs="Arial"/>
-          <w:i w:val="0"/>
-          <w:iCs w:val="0"/>
-          <w:color w:val="000000" w:themeColor="text1"/>
-          <w:sz w:val="22"/>
-          <w:szCs w:val="22"/>
-        </w:rPr>
-        <w:t>}</w:t>
-      </w:r>
-      <w:r>
-        <w:rPr>
-          <w:rFonts w:ascii="Arial" w:hAnsi="Arial" w:cs="Arial"/>
-          <w:i w:val="0"/>
-          <w:iCs w:val="0"/>
-          <w:color w:val="000000" w:themeColor="text1"/>
-          <w:sz w:val="22"/>
-          <w:szCs w:val="22"/>
-        </w:rPr>
         <w:t>.</w:t>
       </w:r>
     </w:p>
@@ -11615,11 +9880,9 @@
       <w:r>
         <w:t>{/</w:t>
       </w:r>
-      <w:proofErr w:type="spellStart"/>
       <w:r>
         <w:t>estadoOnlyPECO</w:t>
       </w:r>
-      <w:proofErr w:type="spellEnd"/>
       <w:r>
         <w:t>}</w:t>
       </w:r>
@@ -11686,31 +9949,7 @@
           <w:sz w:val="22"/>
           <w:szCs w:val="22"/>
         </w:rPr>
-        <w:t>La Ley n.º 28194 “Ley para la Lucha contra la Evasión y para la Formalización de la Economía” establece en su artículo 3-A la obligatoriedad del uso de medios de pago en la compraventa internacional de mercancías, en tal sentido, se procedió a evaluar la factura remitida por el administrado a través del requerimiento n.º {</w:t>
-      </w:r>
-      <w:proofErr w:type="spellStart"/>
-      <w:r>
-        <w:rPr>
-          <w:rFonts w:ascii="Arial" w:hAnsi="Arial"/>
-          <w:i w:val="0"/>
-          <w:iCs w:val="0"/>
-          <w:color w:val="000000" w:themeColor="text1"/>
-          <w:sz w:val="22"/>
-          <w:szCs w:val="22"/>
-        </w:rPr>
-        <w:t>datosFactura-numeroReqFac</w:t>
-      </w:r>
-      <w:proofErr w:type="spellEnd"/>
-      <w:r>
-        <w:rPr>
-          <w:rFonts w:ascii="Arial" w:hAnsi="Arial"/>
-          <w:i w:val="0"/>
-          <w:iCs w:val="0"/>
-          <w:color w:val="000000" w:themeColor="text1"/>
-          <w:sz w:val="22"/>
-          <w:szCs w:val="22"/>
-        </w:rPr>
-        <w:t>}</w:t>
+        <w:t>La Ley n.º 28194 “Ley para la Lucha contra la Evasión y para la Formalización de la Economía” establece en su artículo 3-A la obligatoriedad del uso de medios de pago en la compraventa internacional de mercancías, en tal sentido, se procedió a evaluar la factura remitida por el administrado a través del requerimiento n.º {datosFactura-numeroReqFac}</w:t>
       </w:r>
       <w:r>
         <w:rPr>
@@ -11723,35 +9962,7 @@
           <w:sz w:val="22"/>
           <w:szCs w:val="22"/>
         </w:rPr>
-        <w:t>{</w:t>
-      </w:r>
-      <w:proofErr w:type="spellStart"/>
-      <w:r>
-        <w:rPr>
-          <w:rFonts w:ascii="Arial" w:hAnsi="Arial"/>
-          <w:b/>
-          <w:bCs/>
-          <w:i w:val="0"/>
-          <w:iCs w:val="0"/>
-          <w:color w:val="FF0000"/>
-          <w:sz w:val="22"/>
-          <w:szCs w:val="22"/>
-        </w:rPr>
-        <w:t>datosFactura-numeroReqFacRRR</w:t>
-      </w:r>
-      <w:proofErr w:type="spellEnd"/>
-      <w:r>
-        <w:rPr>
-          <w:rFonts w:ascii="Arial" w:hAnsi="Arial"/>
-          <w:b/>
-          <w:bCs/>
-          <w:i w:val="0"/>
-          <w:iCs w:val="0"/>
-          <w:color w:val="FF0000"/>
-          <w:sz w:val="22"/>
-          <w:szCs w:val="22"/>
-        </w:rPr>
-        <w:t>}.</w:t>
+        <w:t>{datosFactura-numeroReqFacRRR}.</w:t>
       </w:r>
     </w:p>
     <w:p>
@@ -11783,25 +9994,7 @@
           <w:sz w:val="22"/>
           <w:szCs w:val="22"/>
         </w:rPr>
-        <w:t>del requerimiento n.º {</w:t>
-      </w:r>
-      <w:proofErr w:type="spellStart"/>
-      <w:r>
-        <w:rPr>
-          <w:rFonts w:ascii="Arial" w:hAnsi="Arial"/>
-          <w:sz w:val="22"/>
-          <w:szCs w:val="22"/>
-        </w:rPr>
-        <w:t>datosFactura-numeroReqFac</w:t>
-      </w:r>
-      <w:proofErr w:type="spellEnd"/>
-      <w:r>
-        <w:rPr>
-          <w:rFonts w:ascii="Arial" w:hAnsi="Arial"/>
-          <w:sz w:val="22"/>
-          <w:szCs w:val="22"/>
-        </w:rPr>
-        <w:t>}</w:t>
+        <w:t>del requerimiento n.º {datosFactura-numeroReqFac}</w:t>
       </w:r>
       <w:r>
         <w:rPr>
@@ -11812,9 +10005,16 @@
           <w:sz w:val="22"/>
           <w:szCs w:val="22"/>
         </w:rPr>
-        <w:t>{</w:t>
-      </w:r>
-      <w:proofErr w:type="spellStart"/>
+        <w:t>{datosFactura-numeroReqFacRRR}</w:t>
+      </w:r>
+      <w:r>
+        <w:rPr>
+          <w:rFonts w:ascii="Arial" w:hAnsi="Arial"/>
+          <w:sz w:val="22"/>
+          <w:szCs w:val="22"/>
+        </w:rPr>
+        <w:t xml:space="preserve"> de fecha </w:t>
+      </w:r>
       <w:r>
         <w:rPr>
           <w:rFonts w:ascii="Arial" w:hAnsi="Arial"/>
@@ -11824,9 +10024,65 @@
           <w:sz w:val="22"/>
           <w:szCs w:val="22"/>
         </w:rPr>
-        <w:t>datosFactura-numeroReqFacRRR</w:t>
-      </w:r>
-      <w:proofErr w:type="spellEnd"/>
+        <w:t>{datosFactura-fechaReqFacRRR}</w:t>
+      </w:r>
+      <w:r>
+        <w:rPr>
+          <w:rFonts w:ascii="Arial" w:hAnsi="Arial"/>
+          <w:sz w:val="22"/>
+          <w:szCs w:val="22"/>
+        </w:rPr>
+        <w:t xml:space="preserve">{datosFactura-fechaReqFac} presentó a esta administración la factura digitalizada, la misma que se encuentra detallada en  </w:t>
+      </w:r>
+      <w:r>
+        <w:rPr>
+          <w:rStyle w:val="normaltextrun"/>
+          <w:rFonts w:ascii="Arial" w:hAnsi="Arial"/>
+          <w:sz w:val="22"/>
+          <w:szCs w:val="22"/>
+        </w:rPr>
+        <w:t>la casilla 4.1 del Formato B</w:t>
+      </w:r>
+      <w:r>
+        <w:rPr>
+          <w:rFonts w:ascii="Arial" w:hAnsi="Arial"/>
+          <w:sz w:val="22"/>
+          <w:szCs w:val="22"/>
+        </w:rPr>
+        <w:t xml:space="preserve">, se ha procedido a revisar y verificar las condiciones de pago establecidas entre el importador y su proveedor, se observa que la fecha de pago de las mercancías es </w:t>
+      </w:r>
+      <w:r>
+        <w:rPr>
+          <w:rFonts w:ascii="Arial" w:hAnsi="Arial"/>
+          <w:sz w:val="22"/>
+          <w:szCs w:val="22"/>
+        </w:rPr>
+        <w:t>el {</w:t>
+      </w:r>
+      <w:r>
+        <w:rPr>
+          <w:rFonts w:ascii="Arial" w:hAnsi="Arial"/>
+          <w:sz w:val="22"/>
+          <w:szCs w:val="22"/>
+        </w:rPr>
+        <w:t>datosFactura</w:t>
+      </w:r>
+      <w:r>
+        <w:rPr>
+          <w:rFonts w:ascii="Arial" w:hAnsi="Arial"/>
+          <w:sz w:val="22"/>
+          <w:szCs w:val="22"/>
+        </w:rPr>
+        <w:t>-</w:t>
+      </w:r>
+      <w:r>
+        <w:rPr>
+          <w:rFonts w:ascii="Arial" w:hAnsi="Arial"/>
+          <w:sz w:val="22"/>
+          <w:szCs w:val="22"/>
+        </w:rPr>
+        <w:t>fechaVencimiento}</w:t>
+      </w:r>
       <w:r>
         <w:rPr>
           <w:rFonts w:ascii="Arial" w:hAnsi="Arial"/>
@@ -11836,15 +10092,7 @@
           <w:sz w:val="22"/>
           <w:szCs w:val="22"/>
         </w:rPr>
-        <w:t>}</w:t>
-      </w:r>
-      <w:r>
-        <w:rPr>
-          <w:rFonts w:ascii="Arial" w:hAnsi="Arial"/>
-          <w:sz w:val="22"/>
-          <w:szCs w:val="22"/>
-        </w:rPr>
-        <w:t xml:space="preserve"> de fecha </w:t>
+        <w:t>{datosFactura</w:t>
       </w:r>
       <w:r>
         <w:rPr>
@@ -11855,9 +10103,8 @@
           <w:sz w:val="22"/>
           <w:szCs w:val="22"/>
         </w:rPr>
-        <w:t>{</w:t>
-      </w:r>
-      <w:proofErr w:type="spellStart"/>
+        <w:t>-</w:t>
+      </w:r>
       <w:r>
         <w:rPr>
           <w:rFonts w:ascii="Arial" w:hAnsi="Arial"/>
@@ -11867,9 +10114,49 @@
           <w:sz w:val="22"/>
           <w:szCs w:val="22"/>
         </w:rPr>
-        <w:t>datosFactura-fechaReqFacRRR</w:t>
-      </w:r>
-      <w:proofErr w:type="spellEnd"/>
+        <w:t>fechaVencimientoRRR}</w:t>
+      </w:r>
+      <w:r>
+        <w:rPr>
+          <w:rFonts w:ascii="Arial" w:hAnsi="Arial"/>
+          <w:color w:val="FF0000"/>
+          <w:sz w:val="22"/>
+          <w:szCs w:val="22"/>
+        </w:rPr>
+        <w:t xml:space="preserve"> </w:t>
+      </w:r>
+      <w:r>
+        <w:rPr>
+          <w:rFonts w:ascii="Arial" w:hAnsi="Arial"/>
+          <w:sz w:val="22"/>
+          <w:szCs w:val="22"/>
+        </w:rPr>
+        <w:t xml:space="preserve">tal como se </w:t>
+      </w:r>
+      <w:r>
+        <w:rPr>
+          <w:rFonts w:ascii="Arial" w:hAnsi="Arial"/>
+          <w:sz w:val="22"/>
+          <w:szCs w:val="22"/>
+        </w:rPr>
+        <w:t>observa en la factura digitalizada por el importador y remitida a esta administración</w:t>
+      </w:r>
+      <w:r>
+        <w:rPr>
+          <w:rFonts w:ascii="Arial" w:hAnsi="Arial"/>
+          <w:sz w:val="22"/>
+          <w:szCs w:val="22"/>
+        </w:rPr>
+        <w:t xml:space="preserve">, por tanto </w:t>
+      </w:r>
+      <w:r>
+        <w:rPr>
+          <w:rFonts w:ascii="Arial" w:hAnsi="Arial"/>
+          <w:sz w:val="22"/>
+          <w:szCs w:val="22"/>
+        </w:rPr>
+        <w:t>se evidencia que el importador todavía se encuentra dentro del plazo para realizar la transferencia por el pago de las mercancías; en tal sentido, corresponde la devolución solicitada por {fromDam-nombreEmpresa}</w:t>
+      </w:r>
       <w:r>
         <w:rPr>
           <w:rFonts w:ascii="Arial" w:hAnsi="Arial"/>
@@ -11879,7 +10166,7 @@
           <w:sz w:val="22"/>
           <w:szCs w:val="22"/>
         </w:rPr>
-        <w:t>}</w:t>
+        <w:t>{fromDam-nombreEmpresaRRR}</w:t>
       </w:r>
       <w:r>
         <w:rPr>
@@ -11887,246 +10174,24 @@
           <w:sz w:val="22"/>
           <w:szCs w:val="22"/>
         </w:rPr>
+        <w:t xml:space="preserve">. identificada con RUC n.º {fromDam-ruc} al </w:t>
+      </w:r>
+      <w:r>
+        <w:rPr>
+          <w:rFonts w:ascii="Arial" w:hAnsi="Arial"/>
+          <w:sz w:val="22"/>
+          <w:szCs w:val="22"/>
+        </w:rPr>
         <w:t>{</w:t>
       </w:r>
-      <w:proofErr w:type="spellStart"/>
       <w:r>
         <w:rPr>
           <w:rFonts w:ascii="Arial" w:hAnsi="Arial"/>
           <w:sz w:val="22"/>
           <w:szCs w:val="22"/>
         </w:rPr>
-        <w:t>datosFactura-fechaReqFac</w:t>
-      </w:r>
-      <w:proofErr w:type="spellEnd"/>
-      <w:r>
-        <w:rPr>
-          <w:rFonts w:ascii="Arial" w:hAnsi="Arial"/>
-          <w:sz w:val="22"/>
-          <w:szCs w:val="22"/>
-        </w:rPr>
-        <w:t xml:space="preserve">} presentó a esta administración la factura digitalizada, la misma que se encuentra detallada en  </w:t>
-      </w:r>
-      <w:r>
-        <w:rPr>
-          <w:rStyle w:val="normaltextrun"/>
-          <w:rFonts w:ascii="Arial" w:hAnsi="Arial"/>
-          <w:sz w:val="22"/>
-          <w:szCs w:val="22"/>
-        </w:rPr>
-        <w:t>la casilla 4.1 del Formato B</w:t>
-      </w:r>
-      <w:r>
-        <w:rPr>
-          <w:rFonts w:ascii="Arial" w:hAnsi="Arial"/>
-          <w:sz w:val="22"/>
-          <w:szCs w:val="22"/>
-        </w:rPr>
-        <w:t xml:space="preserve">, se ha procedido a revisar y verificar las condiciones de pago establecidas entre el importador y su proveedor, se observa que la fecha de pago de las mercancías es </w:t>
-      </w:r>
-      <w:r>
-        <w:rPr>
-          <w:rFonts w:ascii="Arial" w:hAnsi="Arial"/>
-          <w:sz w:val="22"/>
-          <w:szCs w:val="22"/>
-        </w:rPr>
-        <w:t>el {</w:t>
-      </w:r>
-      <w:r>
-        <w:rPr>
-          <w:rFonts w:ascii="Arial" w:hAnsi="Arial"/>
-          <w:sz w:val="22"/>
-          <w:szCs w:val="22"/>
-        </w:rPr>
-        <w:t>datosFactura</w:t>
-      </w:r>
-      <w:r>
-        <w:rPr>
-          <w:rFonts w:ascii="Arial" w:hAnsi="Arial"/>
-          <w:sz w:val="22"/>
-          <w:szCs w:val="22"/>
-        </w:rPr>
-        <w:t>-</w:t>
-      </w:r>
-      <w:r>
-        <w:rPr>
-          <w:rFonts w:ascii="Arial" w:hAnsi="Arial"/>
-          <w:sz w:val="22"/>
-          <w:szCs w:val="22"/>
-        </w:rPr>
-        <w:t>fechaVencimiento}</w:t>
-      </w:r>
-      <w:r>
-        <w:rPr>
-          <w:rFonts w:ascii="Arial" w:hAnsi="Arial"/>
-          <w:b/>
-          <w:bCs/>
-          <w:color w:val="FF0000"/>
-          <w:sz w:val="22"/>
-          <w:szCs w:val="22"/>
-        </w:rPr>
-        <w:t>{datosFactura</w:t>
-      </w:r>
-      <w:r>
-        <w:rPr>
-          <w:rFonts w:ascii="Arial" w:hAnsi="Arial"/>
-          <w:b/>
-          <w:bCs/>
-          <w:color w:val="FF0000"/>
-          <w:sz w:val="22"/>
-          <w:szCs w:val="22"/>
-        </w:rPr>
-        <w:t>-</w:t>
-      </w:r>
-      <w:r>
-        <w:rPr>
-          <w:rFonts w:ascii="Arial" w:hAnsi="Arial"/>
-          <w:b/>
-          <w:bCs/>
-          <w:color w:val="FF0000"/>
-          <w:sz w:val="22"/>
-          <w:szCs w:val="22"/>
-        </w:rPr>
-        <w:t>fechaVencimientoRRR}</w:t>
-      </w:r>
-      <w:r>
-        <w:rPr>
-          <w:rFonts w:ascii="Arial" w:hAnsi="Arial"/>
-          <w:color w:val="FF0000"/>
-          <w:sz w:val="22"/>
-          <w:szCs w:val="22"/>
-        </w:rPr>
-        <w:t xml:space="preserve"> </w:t>
-      </w:r>
-      <w:r>
-        <w:rPr>
-          <w:rFonts w:ascii="Arial" w:hAnsi="Arial"/>
-          <w:sz w:val="22"/>
-          <w:szCs w:val="22"/>
-        </w:rPr>
-        <w:t xml:space="preserve">tal como se </w:t>
-      </w:r>
-      <w:r>
-        <w:rPr>
-          <w:rFonts w:ascii="Arial" w:hAnsi="Arial"/>
-          <w:sz w:val="22"/>
-          <w:szCs w:val="22"/>
-        </w:rPr>
-        <w:t>observa en la factura digitalizada por el importador y remitida a esta administración</w:t>
-      </w:r>
-      <w:r>
-        <w:rPr>
-          <w:rFonts w:ascii="Arial" w:hAnsi="Arial"/>
-          <w:sz w:val="22"/>
-          <w:szCs w:val="22"/>
-        </w:rPr>
-        <w:t xml:space="preserve">, por tanto </w:t>
-      </w:r>
-      <w:r>
-        <w:rPr>
-          <w:rFonts w:ascii="Arial" w:hAnsi="Arial"/>
-          <w:sz w:val="22"/>
-          <w:szCs w:val="22"/>
-        </w:rPr>
-        <w:t>se evidencia que el importador todavía se encuentra dentro del plazo para realizar la transferencia por el pago de las mercancías; en tal sentido, corresponde la devolución solicitada por {</w:t>
-      </w:r>
-      <w:proofErr w:type="spellStart"/>
-      <w:r>
-        <w:rPr>
-          <w:rFonts w:ascii="Arial" w:hAnsi="Arial"/>
-          <w:sz w:val="22"/>
-          <w:szCs w:val="22"/>
-        </w:rPr>
-        <w:t>fromDam-nombreEmpresa</w:t>
-      </w:r>
-      <w:proofErr w:type="spellEnd"/>
-      <w:r>
-        <w:rPr>
-          <w:rFonts w:ascii="Arial" w:hAnsi="Arial"/>
-          <w:sz w:val="22"/>
-          <w:szCs w:val="22"/>
-        </w:rPr>
-        <w:t>}</w:t>
-      </w:r>
-      <w:r>
-        <w:rPr>
-          <w:rFonts w:ascii="Arial" w:hAnsi="Arial"/>
-          <w:b/>
-          <w:bCs/>
-          <w:color w:val="FF0000"/>
-          <w:sz w:val="22"/>
-          <w:szCs w:val="22"/>
-        </w:rPr>
-        <w:t>{</w:t>
-      </w:r>
-      <w:proofErr w:type="spellStart"/>
-      <w:r>
-        <w:rPr>
-          <w:rFonts w:ascii="Arial" w:hAnsi="Arial"/>
-          <w:b/>
-          <w:bCs/>
-          <w:color w:val="FF0000"/>
-          <w:sz w:val="22"/>
-          <w:szCs w:val="22"/>
-        </w:rPr>
-        <w:t>fromDam-nombreEmpresaRRR</w:t>
-      </w:r>
-      <w:proofErr w:type="spellEnd"/>
-      <w:r>
-        <w:rPr>
-          <w:rFonts w:ascii="Arial" w:hAnsi="Arial"/>
-          <w:b/>
-          <w:bCs/>
-          <w:color w:val="FF0000"/>
-          <w:sz w:val="22"/>
-          <w:szCs w:val="22"/>
-        </w:rPr>
-        <w:t>}</w:t>
-      </w:r>
-      <w:r>
-        <w:rPr>
-          <w:rFonts w:ascii="Arial" w:hAnsi="Arial"/>
-          <w:sz w:val="22"/>
-          <w:szCs w:val="22"/>
-        </w:rPr>
-        <w:t>. identificada con RUC n.º {</w:t>
-      </w:r>
-      <w:proofErr w:type="spellStart"/>
-      <w:r>
-        <w:rPr>
-          <w:rFonts w:ascii="Arial" w:hAnsi="Arial"/>
-          <w:sz w:val="22"/>
-          <w:szCs w:val="22"/>
-        </w:rPr>
-        <w:t>fromDam</w:t>
-      </w:r>
-      <w:proofErr w:type="spellEnd"/>
-      <w:r>
-        <w:rPr>
-          <w:rFonts w:ascii="Arial" w:hAnsi="Arial"/>
-          <w:sz w:val="22"/>
-          <w:szCs w:val="22"/>
-        </w:rPr>
-        <w:t xml:space="preserve">-ruc} al </w:t>
-      </w:r>
-      <w:r>
-        <w:rPr>
-          <w:rFonts w:ascii="Arial" w:hAnsi="Arial"/>
-          <w:sz w:val="22"/>
-          <w:szCs w:val="22"/>
-        </w:rPr>
-        <w:t>{</w:t>
-      </w:r>
-      <w:proofErr w:type="spellStart"/>
-      <w:r>
-        <w:rPr>
-          <w:rFonts w:ascii="Arial" w:hAnsi="Arial"/>
-          <w:sz w:val="22"/>
-          <w:szCs w:val="22"/>
-        </w:rPr>
         <w:t>textoPlazoFactura</w:t>
       </w:r>
-      <w:proofErr w:type="spellEnd"/>
       <w:r>
         <w:rPr>
           <w:rFonts w:ascii="Arial" w:hAnsi="Arial"/>
@@ -12177,14 +10242,12 @@
         </w:rPr>
         <w:t>{/</w:t>
       </w:r>
-      <w:proofErr w:type="spellStart"/>
       <w:r>
         <w:rPr>
           <w:rFonts w:ascii="Arial" w:hAnsi="Arial" w:cs="Arial"/>
         </w:rPr>
         <w:t>estadopagoFacturaTipoVencimiento</w:t>
       </w:r>
-      <w:proofErr w:type="spellEnd"/>
       <w:r>
         <w:rPr>
           <w:rFonts w:ascii="Arial" w:hAnsi="Arial" w:cs="Arial"/>
@@ -12254,31 +10317,7 @@
           <w:szCs w:val="22"/>
         </w:rPr>
         <w:lastRenderedPageBreak/>
-        <w:t>La Ley n.º 28194 “Ley para la Lucha contra la Evasión y para la Formalización de la Economía” establece en su artículo 3-A la obligatoriedad del uso de medios de pago en la compraventa internacional de mercancías, en tal sentido, se procedió a evaluar la factura remitida por el administrado a través del requerimiento n.º {</w:t>
-      </w:r>
-      <w:proofErr w:type="spellStart"/>
-      <w:r>
-        <w:rPr>
-          <w:rFonts w:ascii="Arial" w:hAnsi="Arial"/>
-          <w:i w:val="0"/>
-          <w:iCs w:val="0"/>
-          <w:color w:val="000000" w:themeColor="text1"/>
-          <w:sz w:val="22"/>
-          <w:szCs w:val="22"/>
-        </w:rPr>
-        <w:t>datosFactura-numeroReqFac</w:t>
-      </w:r>
-      <w:proofErr w:type="spellEnd"/>
-      <w:r>
-        <w:rPr>
-          <w:rFonts w:ascii="Arial" w:hAnsi="Arial"/>
-          <w:i w:val="0"/>
-          <w:iCs w:val="0"/>
-          <w:color w:val="000000" w:themeColor="text1"/>
-          <w:sz w:val="22"/>
-          <w:szCs w:val="22"/>
-        </w:rPr>
-        <w:t>}</w:t>
+        <w:t>La Ley n.º 28194 “Ley para la Lucha contra la Evasión y para la Formalización de la Economía” establece en su artículo 3-A la obligatoriedad del uso de medios de pago en la compraventa internacional de mercancías, en tal sentido, se procedió a evaluar la factura remitida por el administrado a través del requerimiento n.º {datosFactura-numeroReqFac}</w:t>
       </w:r>
       <w:r>
         <w:rPr>
@@ -12291,35 +10330,7 @@
           <w:sz w:val="22"/>
           <w:szCs w:val="22"/>
         </w:rPr>
-        <w:t>{</w:t>
-      </w:r>
-      <w:proofErr w:type="spellStart"/>
-      <w:r>
-        <w:rPr>
-          <w:rFonts w:ascii="Arial" w:hAnsi="Arial"/>
-          <w:b/>
-          <w:bCs/>
-          <w:i w:val="0"/>
-          <w:iCs w:val="0"/>
-          <w:color w:val="FF0000"/>
-          <w:sz w:val="22"/>
-          <w:szCs w:val="22"/>
-        </w:rPr>
-        <w:t>datosFactura-numeroReqFacRRR</w:t>
-      </w:r>
-      <w:proofErr w:type="spellEnd"/>
-      <w:r>
-        <w:rPr>
-          <w:rFonts w:ascii="Arial" w:hAnsi="Arial"/>
-          <w:b/>
-          <w:bCs/>
-          <w:i w:val="0"/>
-          <w:iCs w:val="0"/>
-          <w:color w:val="FF0000"/>
-          <w:sz w:val="22"/>
-          <w:szCs w:val="22"/>
-        </w:rPr>
-        <w:t>}.</w:t>
+        <w:t>{datosFactura-numeroReqFacRRR}.</w:t>
       </w:r>
     </w:p>
     <w:p>
@@ -12343,25 +10354,7 @@
           <w:sz w:val="22"/>
           <w:szCs w:val="22"/>
         </w:rPr>
-        <w:t>El importador a través del requerimiento n.º {</w:t>
-      </w:r>
-      <w:proofErr w:type="spellStart"/>
-      <w:r>
-        <w:rPr>
-          <w:rFonts w:ascii="Arial" w:hAnsi="Arial"/>
-          <w:sz w:val="22"/>
-          <w:szCs w:val="22"/>
-        </w:rPr>
-        <w:t>datosFactura-numeroReqFac</w:t>
-      </w:r>
-      <w:proofErr w:type="spellEnd"/>
-      <w:r>
-        <w:rPr>
-          <w:rFonts w:ascii="Arial" w:hAnsi="Arial"/>
-          <w:sz w:val="22"/>
-          <w:szCs w:val="22"/>
-        </w:rPr>
-        <w:t>}</w:t>
+        <w:t>El importador a través del requerimiento n.º {datosFactura-numeroReqFac}</w:t>
       </w:r>
       <w:r>
         <w:rPr>
@@ -12372,9 +10365,16 @@
           <w:sz w:val="22"/>
           <w:szCs w:val="22"/>
         </w:rPr>
-        <w:t>{</w:t>
-      </w:r>
-      <w:proofErr w:type="spellStart"/>
+        <w:t>{datosFactura-numeroReqFacRRR}</w:t>
+      </w:r>
+      <w:r>
+        <w:rPr>
+          <w:rFonts w:ascii="Arial" w:hAnsi="Arial"/>
+          <w:sz w:val="22"/>
+          <w:szCs w:val="22"/>
+        </w:rPr>
+        <w:t xml:space="preserve"> de fecha </w:t>
+      </w:r>
       <w:r>
         <w:rPr>
           <w:rFonts w:ascii="Arial" w:hAnsi="Arial"/>
@@ -12384,9 +10384,33 @@
           <w:sz w:val="22"/>
           <w:szCs w:val="22"/>
         </w:rPr>
-        <w:t>datosFactura-numeroReqFacRRR</w:t>
-      </w:r>
-      <w:proofErr w:type="spellEnd"/>
+        <w:t>{datosFactura-fechaReqFacRRR}</w:t>
+      </w:r>
+      <w:r>
+        <w:rPr>
+          <w:rFonts w:ascii="Arial" w:hAnsi="Arial"/>
+          <w:sz w:val="22"/>
+          <w:szCs w:val="22"/>
+        </w:rPr>
+        <w:t xml:space="preserve">{datosFactura-fechaReqFac} presentó a esta administración la factura digitalizada, la misma que se encuentra detallada en  </w:t>
+      </w:r>
+      <w:r>
+        <w:rPr>
+          <w:rStyle w:val="normaltextrun"/>
+          <w:rFonts w:ascii="Arial" w:hAnsi="Arial"/>
+          <w:sz w:val="22"/>
+          <w:szCs w:val="22"/>
+        </w:rPr>
+        <w:t>la casilla 4.1 del Formato B</w:t>
+      </w:r>
+      <w:r>
+        <w:rPr>
+          <w:rFonts w:ascii="Arial" w:hAnsi="Arial"/>
+          <w:sz w:val="22"/>
+          <w:szCs w:val="22"/>
+        </w:rPr>
+        <w:t>, se ha procedido a revisar y verificar las condiciones de pago establecidas entre el importador y su proveedor, se observa que la fecha de pago de las mercancías es {datosFactura-plazoFac}</w:t>
+      </w:r>
       <w:r>
         <w:rPr>
           <w:rFonts w:ascii="Arial" w:hAnsi="Arial"/>
@@ -12396,15 +10420,48 @@
           <w:sz w:val="22"/>
           <w:szCs w:val="22"/>
         </w:rPr>
+        <w:t>{datosFactura-plazoFacRRR}</w:t>
+      </w:r>
+      <w:r>
+        <w:rPr>
+          <w:rFonts w:ascii="Arial" w:hAnsi="Arial"/>
+          <w:color w:val="FF0000"/>
+          <w:sz w:val="22"/>
+          <w:szCs w:val="22"/>
+        </w:rPr>
+        <w:t xml:space="preserve"> </w:t>
+      </w:r>
+      <w:r>
+        <w:rPr>
+          <w:rFonts w:ascii="Arial" w:hAnsi="Arial"/>
+          <w:sz w:val="22"/>
+          <w:szCs w:val="22"/>
+        </w:rPr>
+        <w:t xml:space="preserve">días de la </w:t>
+      </w:r>
+      <w:r>
+        <w:rPr>
+          <w:rFonts w:ascii="Arial" w:hAnsi="Arial"/>
+          <w:sz w:val="22"/>
+          <w:szCs w:val="22"/>
+        </w:rPr>
+        <w:t>{</w:t>
+      </w:r>
+      <w:r>
+        <w:rPr>
+          <w:rFonts w:ascii="Arial" w:hAnsi="Arial"/>
+          <w:sz w:val="22"/>
+          <w:szCs w:val="22"/>
+        </w:rPr>
+        <w:t>textoFechaTipado</w:t>
+      </w:r>
+      <w:r>
+        <w:rPr>
+          <w:rFonts w:ascii="Arial" w:hAnsi="Arial"/>
+          <w:sz w:val="22"/>
+          <w:szCs w:val="22"/>
+        </w:rPr>
         <w:t>}</w:t>
-      </w:r>
-      <w:r>
-        <w:rPr>
-          <w:rFonts w:ascii="Arial" w:hAnsi="Arial"/>
-          <w:sz w:val="22"/>
-          <w:szCs w:val="22"/>
-        </w:rPr>
-        <w:t xml:space="preserve"> de fecha </w:t>
       </w:r>
       <w:r>
         <w:rPr>
@@ -12415,9 +10472,24 @@
           <w:sz w:val="22"/>
           <w:szCs w:val="22"/>
         </w:rPr>
-        <w:t>{</w:t>
-      </w:r>
-      <w:proofErr w:type="spellStart"/>
+        <w:t>{textoFechaTipadoRRR}</w:t>
+      </w:r>
+      <w:r>
+        <w:rPr>
+          <w:rFonts w:ascii="Arial" w:hAnsi="Arial"/>
+          <w:sz w:val="22"/>
+          <w:szCs w:val="22"/>
+        </w:rPr>
+        <w:t xml:space="preserve"> </w:t>
+      </w:r>
+      <w:r>
+        <w:rPr>
+          <w:rFonts w:ascii="Arial" w:hAnsi="Arial"/>
+          <w:sz w:val="22"/>
+          <w:szCs w:val="22"/>
+        </w:rPr>
+        <w:t>se evidencia que el importador todavía se encuentra dentro del plazo para realizar la transferencia por el pago de las mercancías; en tal sentido, corresponde la devolución solicitada por {fromDam-nombreEmpresa}</w:t>
+      </w:r>
       <w:r>
         <w:rPr>
           <w:rFonts w:ascii="Arial" w:hAnsi="Arial"/>
@@ -12427,19 +10499,15 @@
           <w:sz w:val="22"/>
           <w:szCs w:val="22"/>
         </w:rPr>
-        <w:t>datosFactura-fechaReqFacRRR</w:t>
-      </w:r>
-      <w:proofErr w:type="spellEnd"/>
+        <w:t>{fromDam-nombreEmpresaRRR}</w:t>
+      </w:r>
       <w:r>
         <w:rPr>
           <w:rFonts w:ascii="Arial" w:hAnsi="Arial"/>
-          <w:b/>
-          <w:bCs/>
-          <w:color w:val="FF0000"/>
-          <w:sz w:val="22"/>
-          <w:szCs w:val="22"/>
-        </w:rPr>
-        <w:t>}</w:t>
+          <w:sz w:val="22"/>
+          <w:szCs w:val="22"/>
+        </w:rPr>
+        <w:t xml:space="preserve">. identificada con RUC n.º {fromDam-ruc} al </w:t>
       </w:r>
       <w:r>
         <w:rPr>
@@ -12449,285 +10517,14 @@
         </w:rPr>
         <w:t>{</w:t>
       </w:r>
-      <w:proofErr w:type="spellStart"/>
       <w:r>
         <w:rPr>
           <w:rFonts w:ascii="Arial" w:hAnsi="Arial"/>
           <w:sz w:val="22"/>
           <w:szCs w:val="22"/>
         </w:rPr>
-        <w:t>datosFactura-fechaReqFac</w:t>
-      </w:r>
-      <w:proofErr w:type="spellEnd"/>
-      <w:r>
-        <w:rPr>
-          <w:rFonts w:ascii="Arial" w:hAnsi="Arial"/>
-          <w:sz w:val="22"/>
-          <w:szCs w:val="22"/>
-        </w:rPr>
-        <w:t xml:space="preserve">} presentó a esta administración la factura digitalizada, la misma que se encuentra detallada en  </w:t>
-      </w:r>
-      <w:r>
-        <w:rPr>
-          <w:rStyle w:val="normaltextrun"/>
-          <w:rFonts w:ascii="Arial" w:hAnsi="Arial"/>
-          <w:sz w:val="22"/>
-          <w:szCs w:val="22"/>
-        </w:rPr>
-        <w:t>la casilla 4.1 del Formato B</w:t>
-      </w:r>
-      <w:r>
-        <w:rPr>
-          <w:rFonts w:ascii="Arial" w:hAnsi="Arial"/>
-          <w:sz w:val="22"/>
-          <w:szCs w:val="22"/>
-        </w:rPr>
-        <w:t>, se ha procedido a revisar y verificar las condiciones de pago establecidas entre el importador y su proveedor, se observa que la fecha de pago de las mercancías es {</w:t>
-      </w:r>
-      <w:proofErr w:type="spellStart"/>
-      <w:r>
-        <w:rPr>
-          <w:rFonts w:ascii="Arial" w:hAnsi="Arial"/>
-          <w:sz w:val="22"/>
-          <w:szCs w:val="22"/>
-        </w:rPr>
-        <w:t>datosFactura-plazoFac</w:t>
-      </w:r>
-      <w:proofErr w:type="spellEnd"/>
-      <w:r>
-        <w:rPr>
-          <w:rFonts w:ascii="Arial" w:hAnsi="Arial"/>
-          <w:sz w:val="22"/>
-          <w:szCs w:val="22"/>
-        </w:rPr>
-        <w:t>}</w:t>
-      </w:r>
-      <w:r>
-        <w:rPr>
-          <w:rFonts w:ascii="Arial" w:hAnsi="Arial"/>
-          <w:b/>
-          <w:bCs/>
-          <w:color w:val="FF0000"/>
-          <w:sz w:val="22"/>
-          <w:szCs w:val="22"/>
-        </w:rPr>
-        <w:t>{</w:t>
-      </w:r>
-      <w:proofErr w:type="spellStart"/>
-      <w:r>
-        <w:rPr>
-          <w:rFonts w:ascii="Arial" w:hAnsi="Arial"/>
-          <w:b/>
-          <w:bCs/>
-          <w:color w:val="FF0000"/>
-          <w:sz w:val="22"/>
-          <w:szCs w:val="22"/>
-        </w:rPr>
-        <w:t>datosFactura-plazoFacRRR</w:t>
-      </w:r>
-      <w:proofErr w:type="spellEnd"/>
-      <w:r>
-        <w:rPr>
-          <w:rFonts w:ascii="Arial" w:hAnsi="Arial"/>
-          <w:b/>
-          <w:bCs/>
-          <w:color w:val="FF0000"/>
-          <w:sz w:val="22"/>
-          <w:szCs w:val="22"/>
-        </w:rPr>
-        <w:t>}</w:t>
-      </w:r>
-      <w:r>
-        <w:rPr>
-          <w:rFonts w:ascii="Arial" w:hAnsi="Arial"/>
-          <w:color w:val="FF0000"/>
-          <w:sz w:val="22"/>
-          <w:szCs w:val="22"/>
-        </w:rPr>
-        <w:t xml:space="preserve"> </w:t>
-      </w:r>
-      <w:r>
-        <w:rPr>
-          <w:rFonts w:ascii="Arial" w:hAnsi="Arial"/>
-          <w:sz w:val="22"/>
-          <w:szCs w:val="22"/>
-        </w:rPr>
-        <w:t xml:space="preserve">días de la </w:t>
-      </w:r>
-      <w:r>
-        <w:rPr>
-          <w:rFonts w:ascii="Arial" w:hAnsi="Arial"/>
-          <w:sz w:val="22"/>
-          <w:szCs w:val="22"/>
-        </w:rPr>
-        <w:t>{</w:t>
-      </w:r>
-      <w:proofErr w:type="spellStart"/>
-      <w:r>
-        <w:rPr>
-          <w:rFonts w:ascii="Arial" w:hAnsi="Arial"/>
-          <w:sz w:val="22"/>
-          <w:szCs w:val="22"/>
-        </w:rPr>
-        <w:t>textoFechaTipado</w:t>
-      </w:r>
-      <w:proofErr w:type="spellEnd"/>
-      <w:r>
-        <w:rPr>
-          <w:rFonts w:ascii="Arial" w:hAnsi="Arial"/>
-          <w:sz w:val="22"/>
-          <w:szCs w:val="22"/>
-        </w:rPr>
-        <w:t>}</w:t>
-      </w:r>
-      <w:r>
-        <w:rPr>
-          <w:rFonts w:ascii="Arial" w:hAnsi="Arial"/>
-          <w:b/>
-          <w:bCs/>
-          <w:color w:val="FF0000"/>
-          <w:sz w:val="22"/>
-          <w:szCs w:val="22"/>
-        </w:rPr>
-        <w:t>{</w:t>
-      </w:r>
-      <w:proofErr w:type="spellStart"/>
-      <w:r>
-        <w:rPr>
-          <w:rFonts w:ascii="Arial" w:hAnsi="Arial"/>
-          <w:b/>
-          <w:bCs/>
-          <w:color w:val="FF0000"/>
-          <w:sz w:val="22"/>
-          <w:szCs w:val="22"/>
-        </w:rPr>
-        <w:t>textoFechaTipadoRRR</w:t>
-      </w:r>
-      <w:proofErr w:type="spellEnd"/>
-      <w:r>
-        <w:rPr>
-          <w:rFonts w:ascii="Arial" w:hAnsi="Arial"/>
-          <w:b/>
-          <w:bCs/>
-          <w:color w:val="FF0000"/>
-          <w:sz w:val="22"/>
-          <w:szCs w:val="22"/>
-        </w:rPr>
-        <w:t>}</w:t>
-      </w:r>
-      <w:r>
-        <w:rPr>
-          <w:rFonts w:ascii="Arial" w:hAnsi="Arial"/>
-          <w:sz w:val="22"/>
-          <w:szCs w:val="22"/>
-        </w:rPr>
-        <w:t xml:space="preserve"> </w:t>
-      </w:r>
-      <w:r>
-        <w:rPr>
-          <w:rFonts w:ascii="Arial" w:hAnsi="Arial"/>
-          <w:sz w:val="22"/>
-          <w:szCs w:val="22"/>
-        </w:rPr>
-        <w:t>se evidencia que el importador todavía se encuentra dentro del plazo para realizar la transferencia por el pago de las mercancías; en tal sentido, corresponde la devolución solicitada por {</w:t>
-      </w:r>
-      <w:proofErr w:type="spellStart"/>
-      <w:r>
-        <w:rPr>
-          <w:rFonts w:ascii="Arial" w:hAnsi="Arial"/>
-          <w:sz w:val="22"/>
-          <w:szCs w:val="22"/>
-        </w:rPr>
-        <w:t>fromDam-nombreEmpresa</w:t>
-      </w:r>
-      <w:proofErr w:type="spellEnd"/>
-      <w:r>
-        <w:rPr>
-          <w:rFonts w:ascii="Arial" w:hAnsi="Arial"/>
-          <w:sz w:val="22"/>
-          <w:szCs w:val="22"/>
-        </w:rPr>
-        <w:t>}</w:t>
-      </w:r>
-      <w:r>
-        <w:rPr>
-          <w:rFonts w:ascii="Arial" w:hAnsi="Arial"/>
-          <w:b/>
-          <w:bCs/>
-          <w:color w:val="FF0000"/>
-          <w:sz w:val="22"/>
-          <w:szCs w:val="22"/>
-        </w:rPr>
-        <w:t>{</w:t>
-      </w:r>
-      <w:proofErr w:type="spellStart"/>
-      <w:r>
-        <w:rPr>
-          <w:rFonts w:ascii="Arial" w:hAnsi="Arial"/>
-          <w:b/>
-          <w:bCs/>
-          <w:color w:val="FF0000"/>
-          <w:sz w:val="22"/>
-          <w:szCs w:val="22"/>
-        </w:rPr>
-        <w:t>fromDam-nombreEmpresaRRR</w:t>
-      </w:r>
-      <w:proofErr w:type="spellEnd"/>
-      <w:r>
-        <w:rPr>
-          <w:rFonts w:ascii="Arial" w:hAnsi="Arial"/>
-          <w:b/>
-          <w:bCs/>
-          <w:color w:val="FF0000"/>
-          <w:sz w:val="22"/>
-          <w:szCs w:val="22"/>
-        </w:rPr>
-        <w:t>}</w:t>
-      </w:r>
-      <w:r>
-        <w:rPr>
-          <w:rFonts w:ascii="Arial" w:hAnsi="Arial"/>
-          <w:sz w:val="22"/>
-          <w:szCs w:val="22"/>
-        </w:rPr>
-        <w:t>. identificada con RUC n.º {</w:t>
-      </w:r>
-      <w:proofErr w:type="spellStart"/>
-      <w:r>
-        <w:rPr>
-          <w:rFonts w:ascii="Arial" w:hAnsi="Arial"/>
-          <w:sz w:val="22"/>
-          <w:szCs w:val="22"/>
-        </w:rPr>
-        <w:t>fromDam</w:t>
-      </w:r>
-      <w:proofErr w:type="spellEnd"/>
-      <w:r>
-        <w:rPr>
-          <w:rFonts w:ascii="Arial" w:hAnsi="Arial"/>
-          <w:sz w:val="22"/>
-          <w:szCs w:val="22"/>
-        </w:rPr>
-        <w:t xml:space="preserve">-ruc} al </w:t>
-      </w:r>
-      <w:r>
-        <w:rPr>
-          <w:rFonts w:ascii="Arial" w:hAnsi="Arial"/>
-          <w:sz w:val="22"/>
-          <w:szCs w:val="22"/>
-        </w:rPr>
-        <w:t>{</w:t>
-      </w:r>
-      <w:proofErr w:type="spellStart"/>
-      <w:r>
-        <w:rPr>
-          <w:rFonts w:ascii="Arial" w:hAnsi="Arial"/>
-          <w:sz w:val="22"/>
-          <w:szCs w:val="22"/>
-        </w:rPr>
         <w:t>textoPlazoFactura</w:t>
       </w:r>
-      <w:proofErr w:type="spellEnd"/>
       <w:r>
         <w:rPr>
           <w:rFonts w:ascii="Arial" w:hAnsi="Arial"/>
@@ -12778,14 +10575,12 @@
         </w:rPr>
         <w:t>{/</w:t>
       </w:r>
-      <w:proofErr w:type="spellStart"/>
       <w:r>
         <w:rPr>
           <w:rFonts w:ascii="Arial" w:hAnsi="Arial" w:cs="Arial"/>
         </w:rPr>
         <w:t>estadoPagoFacturaTipoPlazo</w:t>
       </w:r>
-      <w:proofErr w:type="spellEnd"/>
       <w:r>
         <w:rPr>
           <w:rFonts w:ascii="Arial" w:hAnsi="Arial" w:cs="Arial"/>
@@ -12885,6 +10680,17 @@
           <w:sz w:val="22"/>
           <w:szCs w:val="22"/>
         </w:rPr>
+        <w:t>s</w:t>
+      </w:r>
+      <w:r>
+        <w:rPr>
+          <w:rFonts w:ascii="Arial" w:hAnsi="Arial"/>
+          <w:i w:val="0"/>
+          <w:iCs w:val="0"/>
+          <w:color w:val="000000" w:themeColor="text1"/>
+          <w:sz w:val="22"/>
+          <w:szCs w:val="22"/>
+        </w:rPr>
         <w:t>.</w:t>
       </w:r>
     </w:p>
@@ -12926,7 +10732,6 @@
         </w:rPr>
         <w:t>{/</w:t>
       </w:r>
-      <w:proofErr w:type="spellStart"/>
       <w:r>
         <w:rPr>
           <w:rFonts w:ascii="Arial" w:hAnsi="Arial" w:cs="Arial"/>
@@ -12935,7 +10740,6 @@
         </w:rPr>
         <w:t>estadoPago</w:t>
       </w:r>
-      <w:proofErr w:type="spellEnd"/>
       <w:r>
         <w:rPr>
           <w:rFonts w:ascii="Arial" w:hAnsi="Arial" w:cs="Arial"/>
@@ -13116,25 +10920,7 @@
           <w:sz w:val="22"/>
           <w:szCs w:val="22"/>
         </w:rPr>
-        <w:t>{</w:t>
-      </w:r>
-      <w:proofErr w:type="spellStart"/>
-      <w:r>
-        <w:rPr>
-          <w:rFonts w:ascii="Arial" w:hAnsi="Arial" w:cs="Arial"/>
-          <w:sz w:val="22"/>
-          <w:szCs w:val="22"/>
-        </w:rPr>
-        <w:t>fromDam-numeroDam</w:t>
-      </w:r>
-      <w:proofErr w:type="spellEnd"/>
-      <w:r>
-        <w:rPr>
-          <w:rFonts w:ascii="Arial" w:hAnsi="Arial" w:cs="Arial"/>
-          <w:sz w:val="22"/>
-          <w:szCs w:val="22"/>
-        </w:rPr>
-        <w:t>}</w:t>
+        <w:t>{fromDam-numeroDam}</w:t>
       </w:r>
       <w:r>
         <w:rPr>
@@ -13195,7 +10981,6 @@
         </w:rPr>
         <w:t xml:space="preserve">Declarar procedente la regularización de la DAM </w:t>
       </w:r>
-      <w:proofErr w:type="spellStart"/>
       <w:r>
         <w:rPr>
           <w:rFonts w:ascii="Arial" w:hAnsi="Arial" w:cs="Arial"/>
@@ -13204,32 +10989,13 @@
         </w:rPr>
         <w:t>n.°</w:t>
       </w:r>
-      <w:proofErr w:type="spellEnd"/>
-      <w:r>
-        <w:rPr>
-          <w:rFonts w:ascii="Arial" w:hAnsi="Arial" w:cs="Arial"/>
-          <w:sz w:val="22"/>
-          <w:szCs w:val="22"/>
-        </w:rPr>
-        <w:t xml:space="preserve"> {</w:t>
-      </w:r>
-      <w:proofErr w:type="spellStart"/>
-      <w:r>
-        <w:rPr>
-          <w:rFonts w:ascii="Arial" w:hAnsi="Arial" w:cs="Arial"/>
-          <w:sz w:val="22"/>
-          <w:szCs w:val="22"/>
-        </w:rPr>
-        <w:t>fromDam-numeroDam</w:t>
-      </w:r>
-      <w:proofErr w:type="spellEnd"/>
-      <w:r>
-        <w:rPr>
-          <w:rFonts w:ascii="Arial" w:hAnsi="Arial" w:cs="Arial"/>
-          <w:sz w:val="22"/>
-          <w:szCs w:val="22"/>
-        </w:rPr>
-        <w:t>}</w:t>
+      <w:r>
+        <w:rPr>
+          <w:rFonts w:ascii="Arial" w:hAnsi="Arial" w:cs="Arial"/>
+          <w:sz w:val="22"/>
+          <w:szCs w:val="22"/>
+        </w:rPr>
+        <w:t xml:space="preserve"> {fromDam-numeroDam}</w:t>
       </w:r>
       <w:r>
         <w:rPr>
@@ -13392,25 +11158,7 @@
           <w:sz w:val="22"/>
           <w:szCs w:val="22"/>
         </w:rPr>
-        <w:t>{</w:t>
-      </w:r>
-      <w:proofErr w:type="spellStart"/>
-      <w:r>
-        <w:rPr>
-          <w:rFonts w:ascii="Arial" w:hAnsi="Arial" w:cs="Arial"/>
-          <w:sz w:val="22"/>
-          <w:szCs w:val="22"/>
-        </w:rPr>
-        <w:t>fromDam-nombreEmpresa</w:t>
-      </w:r>
-      <w:proofErr w:type="spellEnd"/>
-      <w:r>
-        <w:rPr>
-          <w:rFonts w:ascii="Arial" w:hAnsi="Arial" w:cs="Arial"/>
-          <w:sz w:val="22"/>
-          <w:szCs w:val="22"/>
-        </w:rPr>
-        <w:t>}</w:t>
+        <w:t>{fromDam-nombreEmpresa}</w:t>
       </w:r>
       <w:r>
         <w:rPr>
@@ -13429,7 +11177,6 @@
         </w:rPr>
         <w:t xml:space="preserve">sin perjuicio de la fiscalización posterior que pudiera realizar la Superintendencia Nacional de Aduanas y de Administración Tributaria – </w:t>
       </w:r>
-      <w:proofErr w:type="spellStart"/>
       <w:r>
         <w:rPr>
           <w:rFonts w:ascii="Arial" w:hAnsi="Arial" w:cs="Arial"/>
@@ -13438,7 +11185,6 @@
         </w:rPr>
         <w:t>Sunat</w:t>
       </w:r>
-      <w:proofErr w:type="spellEnd"/>
       <w:r>
         <w:rPr>
           <w:rFonts w:ascii="Arial" w:hAnsi="Arial" w:cs="Arial"/>
@@ -13476,7 +11222,6 @@
         </w:rPr>
         <w:t>{/</w:t>
       </w:r>
-      <w:proofErr w:type="spellStart"/>
       <w:r>
         <w:rPr>
           <w:rFonts w:ascii="Arial" w:hAnsi="Arial" w:cs="Arial"/>
@@ -13487,14 +11232,7 @@
         <w:rPr>
           <w:rFonts w:ascii="Arial" w:hAnsi="Arial" w:cs="Arial"/>
         </w:rPr>
-        <w:t>noProcPECO</w:t>
-      </w:r>
-      <w:proofErr w:type="spellEnd"/>
-      <w:r>
-        <w:rPr>
-          <w:rFonts w:ascii="Arial" w:hAnsi="Arial" w:cs="Arial"/>
-        </w:rPr>
-        <w:t>}</w:t>
+        <w:t>noProcPECO}</w:t>
       </w:r>
     </w:p>
     <w:p>
@@ -13559,7 +11297,6 @@
         </w:rPr>
         <w:t xml:space="preserve">procedente la regularización de la DAM </w:t>
       </w:r>
-      <w:proofErr w:type="spellStart"/>
       <w:r>
         <w:rPr>
           <w:rFonts w:ascii="Arial" w:hAnsi="Arial" w:cs="Arial"/>
@@ -13568,32 +11305,13 @@
         </w:rPr>
         <w:t>n.°</w:t>
       </w:r>
-      <w:proofErr w:type="spellEnd"/>
-      <w:r>
-        <w:rPr>
-          <w:rFonts w:ascii="Arial" w:hAnsi="Arial" w:cs="Arial"/>
-          <w:sz w:val="22"/>
-          <w:szCs w:val="22"/>
-        </w:rPr>
-        <w:t xml:space="preserve"> {</w:t>
-      </w:r>
-      <w:proofErr w:type="spellStart"/>
-      <w:r>
-        <w:rPr>
-          <w:rFonts w:ascii="Arial" w:hAnsi="Arial" w:cs="Arial"/>
-          <w:sz w:val="22"/>
-          <w:szCs w:val="22"/>
-        </w:rPr>
-        <w:t>fromDam-numeroDam</w:t>
-      </w:r>
-      <w:proofErr w:type="spellEnd"/>
-      <w:r>
-        <w:rPr>
-          <w:rFonts w:ascii="Arial" w:hAnsi="Arial" w:cs="Arial"/>
-          <w:sz w:val="22"/>
-          <w:szCs w:val="22"/>
-        </w:rPr>
-        <w:t>} en el marco de la de la Ley n.º 27037 Ley de Promoción de la Inversión en la Amazonía y normas conexas</w:t>
+      <w:r>
+        <w:rPr>
+          <w:rFonts w:ascii="Arial" w:hAnsi="Arial" w:cs="Arial"/>
+          <w:sz w:val="22"/>
+          <w:szCs w:val="22"/>
+        </w:rPr>
+        <w:t xml:space="preserve"> {fromDam-numeroDam} en el marco de la de la Ley n.º 27037 Ley de Promoción de la Inversión en la Amazonía y normas conexas</w:t>
       </w:r>
       <w:r>
         <w:rPr>
@@ -13648,27 +11366,8 @@
           <w:sz w:val="22"/>
           <w:szCs w:val="22"/>
         </w:rPr>
-        <w:t>la devolución por el importe de S/ {textoTotRegu27} en el marco de la Ley n.º 27037 Ley de Promoción de la Inversión en la Amazonía y normas conexas, a favor de {</w:t>
-      </w:r>
-      <w:proofErr w:type="spellStart"/>
-      <w:r>
-        <w:rPr>
-          <w:rFonts w:ascii="Arial" w:hAnsi="Arial" w:cs="Arial"/>
-          <w:sz w:val="22"/>
-          <w:szCs w:val="22"/>
-        </w:rPr>
-        <w:t>fromDam-nombreEmpresa</w:t>
-      </w:r>
-      <w:proofErr w:type="spellEnd"/>
-      <w:r>
-        <w:rPr>
-          <w:rFonts w:ascii="Arial" w:hAnsi="Arial" w:cs="Arial"/>
-          <w:sz w:val="22"/>
-          <w:szCs w:val="22"/>
-        </w:rPr>
-        <w:t xml:space="preserve">}, sin perjuicio de la fiscalización posterior que pudiera realizar la Superintendencia Nacional de Aduanas y de Administración Tributaria – </w:t>
-      </w:r>
-      <w:proofErr w:type="spellStart"/>
+        <w:t xml:space="preserve">la devolución por el importe de S/ {textoTotRegu27} en el marco de la Ley n.º 27037 Ley de Promoción de la Inversión en la Amazonía y normas conexas, a favor de {fromDam-nombreEmpresa}, sin perjuicio de la fiscalización posterior que pudiera realizar la Superintendencia Nacional de Aduanas y de Administración Tributaria – </w:t>
+      </w:r>
       <w:r>
         <w:rPr>
           <w:rFonts w:ascii="Arial" w:hAnsi="Arial" w:cs="Arial"/>
@@ -13677,7 +11376,6 @@
         </w:rPr>
         <w:t>Sunat</w:t>
       </w:r>
-      <w:proofErr w:type="spellEnd"/>
       <w:r>
         <w:rPr>
           <w:rFonts w:ascii="Arial" w:hAnsi="Arial" w:cs="Arial"/>
@@ -13716,7 +11414,6 @@
         </w:rPr>
         <w:t>{/</w:t>
       </w:r>
-      <w:proofErr w:type="spellStart"/>
       <w:r>
         <w:rPr>
           <w:rFonts w:ascii="Arial" w:hAnsi="Arial" w:cs="Arial"/>
@@ -13724,7 +11421,6 @@
         </w:rPr>
         <w:t>estadoOnlyAMAZONIA</w:t>
       </w:r>
-      <w:proofErr w:type="spellEnd"/>
       <w:r>
         <w:rPr>
           <w:rFonts w:ascii="Arial" w:hAnsi="Arial" w:cs="Arial"/>
@@ -13801,7 +11497,6 @@
         </w:rPr>
         <w:t xml:space="preserve">procedente la regularización de la DAM </w:t>
       </w:r>
-      <w:proofErr w:type="spellStart"/>
       <w:r>
         <w:rPr>
           <w:rFonts w:ascii="Arial" w:hAnsi="Arial" w:cs="Arial"/>
@@ -13810,32 +11505,13 @@
         </w:rPr>
         <w:t>n.°</w:t>
       </w:r>
-      <w:proofErr w:type="spellEnd"/>
-      <w:r>
-        <w:rPr>
-          <w:rFonts w:ascii="Arial" w:hAnsi="Arial" w:cs="Arial"/>
-          <w:sz w:val="22"/>
-          <w:szCs w:val="22"/>
-        </w:rPr>
-        <w:t xml:space="preserve"> {</w:t>
-      </w:r>
-      <w:proofErr w:type="spellStart"/>
-      <w:r>
-        <w:rPr>
-          <w:rFonts w:ascii="Arial" w:hAnsi="Arial" w:cs="Arial"/>
-          <w:sz w:val="22"/>
-          <w:szCs w:val="22"/>
-        </w:rPr>
-        <w:t>fromDam-numeroDam</w:t>
-      </w:r>
-      <w:proofErr w:type="spellEnd"/>
-      <w:r>
-        <w:rPr>
-          <w:rFonts w:ascii="Arial" w:hAnsi="Arial" w:cs="Arial"/>
-          <w:sz w:val="22"/>
-          <w:szCs w:val="22"/>
-        </w:rPr>
-        <w:t>} en el marco del Decreto Supremo n.º 015-94-EF y la Ley n.º 27037 Ley de Promoción de la Inversión en la Amazonía y normas conexas</w:t>
+      <w:r>
+        <w:rPr>
+          <w:rFonts w:ascii="Arial" w:hAnsi="Arial" w:cs="Arial"/>
+          <w:sz w:val="22"/>
+          <w:szCs w:val="22"/>
+        </w:rPr>
+        <w:t xml:space="preserve"> {fromDam-numeroDam} en el marco del Decreto Supremo n.º 015-94-EF y la Ley n.º 27037 Ley de Promoción de la Inversión en la Amazonía y normas conexas</w:t>
       </w:r>
       <w:r>
         <w:rPr>
@@ -13932,7 +11608,6 @@
         </w:rPr>
         <w:t xml:space="preserve"> {</w:t>
       </w:r>
-      <w:proofErr w:type="spellStart"/>
       <w:r>
         <w:rPr>
           <w:rFonts w:ascii="Arial" w:hAnsi="Arial" w:cs="Arial"/>
@@ -13941,7 +11616,6 @@
         </w:rPr>
         <w:t>textoTotReguPECO</w:t>
       </w:r>
-      <w:proofErr w:type="spellEnd"/>
       <w:r>
         <w:rPr>
           <w:rFonts w:ascii="Arial" w:hAnsi="Arial" w:cs="Arial"/>
@@ -13972,27 +11646,8 @@
           <w:sz w:val="22"/>
           <w:szCs w:val="22"/>
         </w:rPr>
-        <w:t xml:space="preserve"> por el importe de S/ {textoTotRegu27} en el marco de la Ley n.º 27037 Ley de Promoción de la Inversión en la Amazonía y normas conexas, a favor de {</w:t>
-      </w:r>
-      <w:proofErr w:type="spellStart"/>
-      <w:r>
-        <w:rPr>
-          <w:rFonts w:ascii="Arial" w:hAnsi="Arial" w:cs="Arial"/>
-          <w:sz w:val="22"/>
-          <w:szCs w:val="22"/>
-        </w:rPr>
-        <w:t>fromDam-nombreEmpresa</w:t>
-      </w:r>
-      <w:proofErr w:type="spellEnd"/>
-      <w:r>
-        <w:rPr>
-          <w:rFonts w:ascii="Arial" w:hAnsi="Arial" w:cs="Arial"/>
-          <w:sz w:val="22"/>
-          <w:szCs w:val="22"/>
-        </w:rPr>
-        <w:t xml:space="preserve">}, sin perjuicio de la fiscalización posterior que pudiera realizar la Superintendencia Nacional de Aduanas y de Administración Tributaria – </w:t>
-      </w:r>
-      <w:proofErr w:type="spellStart"/>
+        <w:t xml:space="preserve"> por el importe de S/ {textoTotRegu27} en el marco de la Ley n.º 27037 Ley de Promoción de la Inversión en la Amazonía y normas conexas, a favor de {fromDam-nombreEmpresa}, sin perjuicio de la fiscalización posterior que pudiera realizar la Superintendencia Nacional de Aduanas y de Administración Tributaria – </w:t>
+      </w:r>
       <w:r>
         <w:rPr>
           <w:rFonts w:ascii="Arial" w:hAnsi="Arial" w:cs="Arial"/>
@@ -14001,7 +11656,6 @@
         </w:rPr>
         <w:t>Sunat</w:t>
       </w:r>
-      <w:proofErr w:type="spellEnd"/>
       <w:r>
         <w:rPr>
           <w:rFonts w:ascii="Arial" w:hAnsi="Arial" w:cs="Arial"/>
@@ -14051,7 +11705,6 @@
         </w:rPr>
         <w:t>{/</w:t>
       </w:r>
-      <w:proofErr w:type="spellStart"/>
       <w:r>
         <w:rPr>
           <w:rFonts w:ascii="Arial" w:hAnsi="Arial" w:cs="Arial"/>
@@ -14062,14 +11715,7 @@
         <w:rPr>
           <w:rFonts w:ascii="Arial" w:hAnsi="Arial" w:cs="Arial"/>
         </w:rPr>
-        <w:t>Proc</w:t>
-      </w:r>
-      <w:proofErr w:type="spellEnd"/>
-      <w:r>
-        <w:rPr>
-          <w:rFonts w:ascii="Arial" w:hAnsi="Arial" w:cs="Arial"/>
-        </w:rPr>
-        <w:t>}</w:t>
+        <w:t>Proc}</w:t>
       </w:r>
     </w:p>
     <w:p>
@@ -14112,7 +11758,6 @@
         </w:rPr>
         <w:t xml:space="preserve">Declarar procedente la regularización de la DAM </w:t>
       </w:r>
-      <w:proofErr w:type="spellStart"/>
       <w:r>
         <w:rPr>
           <w:rFonts w:ascii="Arial" w:hAnsi="Arial" w:cs="Arial"/>
@@ -14121,32 +11766,13 @@
         </w:rPr>
         <w:t>n.°</w:t>
       </w:r>
-      <w:proofErr w:type="spellEnd"/>
-      <w:r>
-        <w:rPr>
-          <w:rFonts w:ascii="Arial" w:hAnsi="Arial" w:cs="Arial"/>
-          <w:sz w:val="22"/>
-          <w:szCs w:val="22"/>
-        </w:rPr>
-        <w:t xml:space="preserve"> {</w:t>
-      </w:r>
-      <w:proofErr w:type="spellStart"/>
-      <w:r>
-        <w:rPr>
-          <w:rFonts w:ascii="Arial" w:hAnsi="Arial" w:cs="Arial"/>
-          <w:sz w:val="22"/>
-          <w:szCs w:val="22"/>
-        </w:rPr>
-        <w:t>fromDam-numeroDam</w:t>
-      </w:r>
-      <w:proofErr w:type="spellEnd"/>
-      <w:r>
-        <w:rPr>
-          <w:rFonts w:ascii="Arial" w:hAnsi="Arial" w:cs="Arial"/>
-          <w:sz w:val="22"/>
-          <w:szCs w:val="22"/>
-        </w:rPr>
-        <w:t>} en el marco del Decreto Supremo n.º 015-94-EF y normas conexas</w:t>
+      <w:r>
+        <w:rPr>
+          <w:rFonts w:ascii="Arial" w:hAnsi="Arial" w:cs="Arial"/>
+          <w:sz w:val="22"/>
+          <w:szCs w:val="22"/>
+        </w:rPr>
+        <w:t xml:space="preserve"> {fromDam-numeroDam} en el marco del Decreto Supremo n.º 015-94-EF y normas conexas</w:t>
       </w:r>
       <w:r>
         <w:rPr>
@@ -14191,45 +11817,8 @@
           <w:sz w:val="22"/>
           <w:szCs w:val="22"/>
         </w:rPr>
-        <w:t>Autorizar la devolución por el importe de S/ {</w:t>
-      </w:r>
-      <w:proofErr w:type="spellStart"/>
-      <w:r>
-        <w:rPr>
-          <w:rFonts w:ascii="Arial" w:hAnsi="Arial" w:cs="Arial"/>
-          <w:sz w:val="22"/>
-          <w:szCs w:val="22"/>
-        </w:rPr>
-        <w:t>textoTotReguPECO</w:t>
-      </w:r>
-      <w:proofErr w:type="spellEnd"/>
-      <w:r>
-        <w:rPr>
-          <w:rFonts w:ascii="Arial" w:hAnsi="Arial" w:cs="Arial"/>
-          <w:sz w:val="22"/>
-          <w:szCs w:val="22"/>
-        </w:rPr>
-        <w:t>} en el marco del Decreto Supremo n.º 015-94-EF y normas conexas, a favor de {</w:t>
-      </w:r>
-      <w:proofErr w:type="spellStart"/>
-      <w:r>
-        <w:rPr>
-          <w:rFonts w:ascii="Arial" w:hAnsi="Arial" w:cs="Arial"/>
-          <w:sz w:val="22"/>
-          <w:szCs w:val="22"/>
-        </w:rPr>
-        <w:t>fromDam-nombreEmpresa</w:t>
-      </w:r>
-      <w:proofErr w:type="spellEnd"/>
-      <w:r>
-        <w:rPr>
-          <w:rFonts w:ascii="Arial" w:hAnsi="Arial" w:cs="Arial"/>
-          <w:sz w:val="22"/>
-          <w:szCs w:val="22"/>
-        </w:rPr>
-        <w:t xml:space="preserve">}, sin perjuicio de la fiscalización posterior que pudiera realizar la Superintendencia Nacional de Aduanas y de Administración Tributaria – </w:t>
-      </w:r>
-      <w:proofErr w:type="spellStart"/>
+        <w:t xml:space="preserve">Autorizar la devolución por el importe de S/ {textoTotRegu27} en el marco del Decreto Supremo n.º 015-94-EF y normas conexas, a favor de {fromDam-nombreEmpresa}, sin perjuicio de la fiscalización posterior que pudiera realizar la Superintendencia Nacional de Aduanas y de Administración Tributaria – </w:t>
+      </w:r>
       <w:r>
         <w:rPr>
           <w:rFonts w:ascii="Arial" w:hAnsi="Arial" w:cs="Arial"/>
@@ -14238,7 +11827,6 @@
         </w:rPr>
         <w:t>Sunat</w:t>
       </w:r>
-      <w:proofErr w:type="spellEnd"/>
       <w:r>
         <w:rPr>
           <w:rFonts w:ascii="Arial" w:hAnsi="Arial" w:cs="Arial"/>
@@ -14275,25 +11863,7 @@
           <w:sz w:val="22"/>
           <w:szCs w:val="22"/>
         </w:rPr>
-        <w:t>{/</w:t>
-      </w:r>
-      <w:proofErr w:type="spellStart"/>
-      <w:r>
-        <w:rPr>
-          <w:rFonts w:ascii="Arial" w:hAnsi="Arial" w:cs="Arial"/>
-          <w:sz w:val="22"/>
-          <w:szCs w:val="22"/>
-        </w:rPr>
-        <w:t>estadoOnlyPECO</w:t>
-      </w:r>
-      <w:proofErr w:type="spellEnd"/>
-      <w:r>
-        <w:rPr>
-          <w:rFonts w:ascii="Arial" w:hAnsi="Arial" w:cs="Arial"/>
-          <w:sz w:val="22"/>
-          <w:szCs w:val="22"/>
-        </w:rPr>
-        <w:t>}</w:t>
+        <w:t>{/estadoOnlyPECO}</w:t>
       </w:r>
     </w:p>
     <w:p>
@@ -14346,7 +11916,7 @@
 </file>
 
 <file path=word/numbering.xml><?xml version="1.0" encoding="utf-8"?>
-<w:numbering xmlns:wpc="http://schemas.microsoft.com/office/word/2010/wordprocessingCanvas" xmlns:cx="http://schemas.microsoft.com/office/drawing/2014/chartex" xmlns:cx1="http://schemas.microsoft.com/office/drawing/2015/9/8/chartex" xmlns:cx2="http://schemas.microsoft.com/office/drawing/2015/10/21/chartex" xmlns:cx3="http://schemas.microsoft.com/office/drawing/2016/5/9/chartex" xmlns:cx4="http://schemas.microsoft.com/office/drawing/2016/5/10/chartex" xmlns:cx5="http://schemas.microsoft.com/office/drawing/2016/5/11/chartex" xmlns:cx6="http://schemas.microsoft.com/office/drawing/2016/5/12/chartex" xmlns:cx7="http://schemas.microsoft.com/office/drawing/2016/5/13/chartex" xmlns:cx8="http://schemas.microsoft.com/office/drawing/2016/5/14/chartex" xmlns:mc="http://schemas.openxmlformats.org/markup-compatibility/2006" xmlns:aink="http://schemas.microsoft.com/office/drawing/2016/ink" xmlns:am3d="http://schemas.microsoft.com/office/drawing/2017/model3d" xmlns:o="urn:schemas-microsoft-com:office:office" xmlns:oel="http://schemas.microsoft.com/office/2019/extlst" xmlns:r="http://schemas.openxmlformats.org/officeDocument/2006/relationships" xmlns:m="http://schemas.openxmlformats.org/officeDocument/2006/math" xmlns:v="urn:schemas-microsoft-com:vml" xmlns:wp14="http://schemas.microsoft.com/office/word/2010/wordprocessingDrawing" xmlns:wp="http://schemas.openxmlformats.org/drawingml/2006/wordprocessingDrawing" xmlns:w10="urn:schemas-microsoft-com:office:word" xmlns:w="http://schemas.openxmlformats.org/wordprocessingml/2006/main" xmlns:w14="http://schemas.microsoft.com/office/word/2010/wordml" xmlns:w15="http://schemas.microsoft.com/office/word/2012/wordml" xmlns:w16cex="http://schemas.microsoft.com/office/word/2018/wordml/cex" xmlns:w16cid="http://schemas.microsoft.com/office/word/2016/wordml/cid" xmlns:w16="http://schemas.microsoft.com/office/word/2018/wordml" xmlns:w16sdtdh="http://schemas.microsoft.com/office/word/2020/wordml/sdtdatahash" xmlns:w16se="http://schemas.microsoft.com/office/word/2015/wordml/symex" xmlns:wpg="http://schemas.microsoft.com/office/word/2010/wordprocessingGroup" xmlns:wpi="http://schemas.microsoft.com/office/word/2010/wordprocessingInk" xmlns:wne="http://schemas.microsoft.com/office/word/2006/wordml" xmlns:wps="http://schemas.microsoft.com/office/word/2010/wordprocessingShape" mc:Ignorable="w14 w15 w16se w16cid w16 w16cex w16sdtdh wp14">
+<w:numbering xmlns:wpc="http://schemas.microsoft.com/office/word/2010/wordprocessingCanvas" xmlns:cx="http://schemas.microsoft.com/office/drawing/2014/chartex" xmlns:cx1="http://schemas.microsoft.com/office/drawing/2015/9/8/chartex" xmlns:cx2="http://schemas.microsoft.com/office/drawing/2015/10/21/chartex" xmlns:cx3="http://schemas.microsoft.com/office/drawing/2016/5/9/chartex" xmlns:cx4="http://schemas.microsoft.com/office/drawing/2016/5/10/chartex" xmlns:cx5="http://schemas.microsoft.com/office/drawing/2016/5/11/chartex" xmlns:cx6="http://schemas.microsoft.com/office/drawing/2016/5/12/chartex" xmlns:cx7="http://schemas.microsoft.com/office/drawing/2016/5/13/chartex" xmlns:cx8="http://schemas.microsoft.com/office/drawing/2016/5/14/chartex" xmlns:mc="http://schemas.openxmlformats.org/markup-compatibility/2006" xmlns:aink="http://schemas.microsoft.com/office/drawing/2016/ink" xmlns:am3d="http://schemas.microsoft.com/office/drawing/2017/model3d" xmlns:o="urn:schemas-microsoft-com:office:office" xmlns:oel="http://schemas.microsoft.com/office/2019/extlst" xmlns:r="http://schemas.openxmlformats.org/officeDocument/2006/relationships" xmlns:m="http://schemas.openxmlformats.org/officeDocument/2006/math" xmlns:v="urn:schemas-microsoft-com:vml" xmlns:wp14="http://schemas.microsoft.com/office/word/2010/wordprocessingDrawing" xmlns:wp="http://schemas.openxmlformats.org/drawingml/2006/wordprocessingDrawing" xmlns:w10="urn:schemas-microsoft-com:office:word" xmlns:w="http://schemas.openxmlformats.org/wordprocessingml/2006/main" xmlns:w14="http://schemas.microsoft.com/office/word/2010/wordml" xmlns:w15="http://schemas.microsoft.com/office/word/2012/wordml" xmlns:w16cex="http://schemas.microsoft.com/office/word/2018/wordml/cex" xmlns:w16cid="http://schemas.microsoft.com/office/word/2016/wordml/cid" xmlns:w16="http://schemas.microsoft.com/office/word/2018/wordml" xmlns:w16du="http://schemas.microsoft.com/office/word/2023/wordml/word16du" xmlns:w16sdtdh="http://schemas.microsoft.com/office/word/2020/wordml/sdtdatahash" xmlns:w16se="http://schemas.microsoft.com/office/word/2015/wordml/symex" xmlns:wpg="http://schemas.microsoft.com/office/word/2010/wordprocessingGroup" xmlns:wpi="http://schemas.microsoft.com/office/word/2010/wordprocessingInk" xmlns:wne="http://schemas.microsoft.com/office/word/2006/wordml" xmlns:wps="http://schemas.microsoft.com/office/word/2010/wordprocessingShape" mc:Ignorable="w14 w15 w16se w16cid w16 w16cex w16sdtdh w16du wp14">
   <w:abstractNum w:abstractNumId="0" w15:restartNumberingAfterBreak="0">
     <w:nsid w:val="1148259D"/>
     <w:multiLevelType w:val="multilevel"/>
@@ -15100,7 +12670,7 @@
 </file>
 
 <file path=word/styles.xml><?xml version="1.0" encoding="utf-8"?>
-<w:styles xmlns:mc="http://schemas.openxmlformats.org/markup-compatibility/2006" xmlns:r="http://schemas.openxmlformats.org/officeDocument/2006/relationships" xmlns:w="http://schemas.openxmlformats.org/wordprocessingml/2006/main" xmlns:w14="http://schemas.microsoft.com/office/word/2010/wordml" xmlns:w15="http://schemas.microsoft.com/office/word/2012/wordml" xmlns:w16cex="http://schemas.microsoft.com/office/word/2018/wordml/cex" xmlns:w16cid="http://schemas.microsoft.com/office/word/2016/wordml/cid" xmlns:w16="http://schemas.microsoft.com/office/word/2018/wordml" xmlns:w16sdtdh="http://schemas.microsoft.com/office/word/2020/wordml/sdtdatahash" xmlns:w16se="http://schemas.microsoft.com/office/word/2015/wordml/symex" mc:Ignorable="w14 w15 w16se w16cid w16 w16cex w16sdtdh">
+<w:styles xmlns:mc="http://schemas.openxmlformats.org/markup-compatibility/2006" xmlns:r="http://schemas.openxmlformats.org/officeDocument/2006/relationships" xmlns:w="http://schemas.openxmlformats.org/wordprocessingml/2006/main" xmlns:w14="http://schemas.microsoft.com/office/word/2010/wordml" xmlns:w15="http://schemas.microsoft.com/office/word/2012/wordml" xmlns:w16cex="http://schemas.microsoft.com/office/word/2018/wordml/cex" xmlns:w16cid="http://schemas.microsoft.com/office/word/2016/wordml/cid" xmlns:w16="http://schemas.microsoft.com/office/word/2018/wordml" xmlns:w16du="http://schemas.microsoft.com/office/word/2023/wordml/word16du" xmlns:w16sdtdh="http://schemas.microsoft.com/office/word/2020/wordml/sdtdatahash" xmlns:w16se="http://schemas.microsoft.com/office/word/2015/wordml/symex" mc:Ignorable="w14 w15 w16se w16cid w16 w16cex w16sdtdh w16du">
   <w:docDefaults>
     <w:rPrDefault>
       <w:rPr>

--- a/recursos/words/semiPlantillaFinalInformeV3NumeradoNUEVO.docx
+++ b/recursos/words/semiPlantillaFinalInformeV3NumeradoNUEVO.docx
@@ -1,6 +1,6 @@
 
 <file path=word/document.xml><?xml version="1.0" encoding="utf-8"?>
-<w:document xmlns:wpc="http://schemas.microsoft.com/office/word/2010/wordprocessingCanvas" xmlns:cx="http://schemas.microsoft.com/office/drawing/2014/chartex" xmlns:cx1="http://schemas.microsoft.com/office/drawing/2015/9/8/chartex" xmlns:cx2="http://schemas.microsoft.com/office/drawing/2015/10/21/chartex" xmlns:cx3="http://schemas.microsoft.com/office/drawing/2016/5/9/chartex" xmlns:cx4="http://schemas.microsoft.com/office/drawing/2016/5/10/chartex" xmlns:cx5="http://schemas.microsoft.com/office/drawing/2016/5/11/chartex" xmlns:cx6="http://schemas.microsoft.com/office/drawing/2016/5/12/chartex" xmlns:cx7="http://schemas.microsoft.com/office/drawing/2016/5/13/chartex" xmlns:cx8="http://schemas.microsoft.com/office/drawing/2016/5/14/chartex" xmlns:mc="http://schemas.openxmlformats.org/markup-compatibility/2006" xmlns:aink="http://schemas.microsoft.com/office/drawing/2016/ink" xmlns:am3d="http://schemas.microsoft.com/office/drawing/2017/model3d" xmlns:o="urn:schemas-microsoft-com:office:office" xmlns:oel="http://schemas.microsoft.com/office/2019/extlst" xmlns:r="http://schemas.openxmlformats.org/officeDocument/2006/relationships" xmlns:m="http://schemas.openxmlformats.org/officeDocument/2006/math" xmlns:v="urn:schemas-microsoft-com:vml" xmlns:wp14="http://schemas.microsoft.com/office/word/2010/wordprocessingDrawing" xmlns:wp="http://schemas.openxmlformats.org/drawingml/2006/wordprocessingDrawing" xmlns:w10="urn:schemas-microsoft-com:office:word" xmlns:w="http://schemas.openxmlformats.org/wordprocessingml/2006/main" xmlns:w14="http://schemas.microsoft.com/office/word/2010/wordml" xmlns:w15="http://schemas.microsoft.com/office/word/2012/wordml" xmlns:w16cex="http://schemas.microsoft.com/office/word/2018/wordml/cex" xmlns:w16cid="http://schemas.microsoft.com/office/word/2016/wordml/cid" xmlns:w16="http://schemas.microsoft.com/office/word/2018/wordml" xmlns:w16du="http://schemas.microsoft.com/office/word/2023/wordml/word16du" xmlns:w16sdtdh="http://schemas.microsoft.com/office/word/2020/wordml/sdtdatahash" xmlns:w16se="http://schemas.microsoft.com/office/word/2015/wordml/symex" xmlns:wpg="http://schemas.microsoft.com/office/word/2010/wordprocessingGroup" xmlns:wpi="http://schemas.microsoft.com/office/word/2010/wordprocessingInk" xmlns:wne="http://schemas.microsoft.com/office/word/2006/wordml" xmlns:wps="http://schemas.microsoft.com/office/word/2010/wordprocessingShape" mc:Ignorable="w14 w15 w16se w16cid w16 w16cex w16sdtdh w16du wp14">
+<w:document xmlns:wpc="http://schemas.microsoft.com/office/word/2010/wordprocessingCanvas" xmlns:cx="http://schemas.microsoft.com/office/drawing/2014/chartex" xmlns:cx1="http://schemas.microsoft.com/office/drawing/2015/9/8/chartex" xmlns:cx2="http://schemas.microsoft.com/office/drawing/2015/10/21/chartex" xmlns:cx3="http://schemas.microsoft.com/office/drawing/2016/5/9/chartex" xmlns:cx4="http://schemas.microsoft.com/office/drawing/2016/5/10/chartex" xmlns:cx5="http://schemas.microsoft.com/office/drawing/2016/5/11/chartex" xmlns:cx6="http://schemas.microsoft.com/office/drawing/2016/5/12/chartex" xmlns:cx7="http://schemas.microsoft.com/office/drawing/2016/5/13/chartex" xmlns:cx8="http://schemas.microsoft.com/office/drawing/2016/5/14/chartex" xmlns:mc="http://schemas.openxmlformats.org/markup-compatibility/2006" xmlns:aink="http://schemas.microsoft.com/office/drawing/2016/ink" xmlns:am3d="http://schemas.microsoft.com/office/drawing/2017/model3d" xmlns:o="urn:schemas-microsoft-com:office:office" xmlns:oel="http://schemas.microsoft.com/office/2019/extlst" xmlns:r="http://schemas.openxmlformats.org/officeDocument/2006/relationships" xmlns:m="http://schemas.openxmlformats.org/officeDocument/2006/math" xmlns:v="urn:schemas-microsoft-com:vml" xmlns:wp14="http://schemas.microsoft.com/office/word/2010/wordprocessingDrawing" xmlns:wp="http://schemas.openxmlformats.org/drawingml/2006/wordprocessingDrawing" xmlns:w10="urn:schemas-microsoft-com:office:word" xmlns:w="http://schemas.openxmlformats.org/wordprocessingml/2006/main" xmlns:w14="http://schemas.microsoft.com/office/word/2010/wordml" xmlns:w15="http://schemas.microsoft.com/office/word/2012/wordml" xmlns:w16cex="http://schemas.microsoft.com/office/word/2018/wordml/cex" xmlns:w16cid="http://schemas.microsoft.com/office/word/2016/wordml/cid" xmlns:w16="http://schemas.microsoft.com/office/word/2018/wordml" xmlns:w16sdtdh="http://schemas.microsoft.com/office/word/2020/wordml/sdtdatahash" xmlns:w16se="http://schemas.microsoft.com/office/word/2015/wordml/symex" xmlns:wpg="http://schemas.microsoft.com/office/word/2010/wordprocessingGroup" xmlns:wpi="http://schemas.microsoft.com/office/word/2010/wordprocessingInk" xmlns:wne="http://schemas.microsoft.com/office/word/2006/wordml" xmlns:wps="http://schemas.microsoft.com/office/word/2010/wordprocessingShape" mc:Ignorable="w14 w15 w16se w16cid w16 w16cex w16sdtdh wp14">
   <w:body>
     <w:p>
       <w:pPr>
@@ -406,7 +406,6 @@
           <w:rFonts w:ascii="Arial" w:hAnsi="Arial" w:cs="Arial"/>
           <w:sz w:val="22"/>
           <w:szCs w:val="22"/>
-          <w:shd w:val="clear" w:color="auto" w:fill="FAF9F8"/>
         </w:rPr>
         <w:t>R</w:t>
       </w:r>
@@ -415,7 +414,6 @@
           <w:rFonts w:ascii="Arial" w:hAnsi="Arial" w:cs="Arial"/>
           <w:sz w:val="22"/>
           <w:szCs w:val="22"/>
-          <w:shd w:val="clear" w:color="auto" w:fill="FAF9F8"/>
         </w:rPr>
         <w:t xml:space="preserve">egularización de DAM n.º </w:t>
       </w:r>
@@ -425,7 +423,34 @@
           <w:sz w:val="22"/>
           <w:szCs w:val="22"/>
         </w:rPr>
-        <w:t>{fromDam-numeroDam}</w:t>
+        <w:t>{</w:t>
+      </w:r>
+      <w:proofErr w:type="spellStart"/>
+      <w:r>
+        <w:rPr>
+          <w:rFonts w:ascii="Arial" w:hAnsi="Arial" w:cs="Arial"/>
+          <w:sz w:val="22"/>
+          <w:szCs w:val="22"/>
+        </w:rPr>
+        <w:t>fromDam-</w:t>
+      </w:r>
+      <w:proofErr w:type="gramStart"/>
+      <w:r>
+        <w:rPr>
+          <w:rFonts w:ascii="Arial" w:hAnsi="Arial" w:cs="Arial"/>
+          <w:sz w:val="22"/>
+          <w:szCs w:val="22"/>
+        </w:rPr>
+        <w:t>numeroDam</w:t>
+      </w:r>
+      <w:proofErr w:type="spellEnd"/>
+      <w:r>
+        <w:rPr>
+          <w:rFonts w:ascii="Arial" w:hAnsi="Arial" w:cs="Arial"/>
+          <w:sz w:val="22"/>
+          <w:szCs w:val="22"/>
+        </w:rPr>
+        <w:t>}</w:t>
       </w:r>
       <w:r>
         <w:rPr>
@@ -436,7 +461,32 @@
           <w:sz w:val="22"/>
           <w:szCs w:val="22"/>
         </w:rPr>
-        <w:t>{fromDam-numeroDamRRR}</w:t>
+        <w:t>{</w:t>
+      </w:r>
+      <w:proofErr w:type="spellStart"/>
+      <w:proofErr w:type="gramEnd"/>
+      <w:r>
+        <w:rPr>
+          <w:rFonts w:ascii="Arial" w:hAnsi="Arial" w:cs="Arial"/>
+          <w:b/>
+          <w:bCs/>
+          <w:color w:val="FF0000"/>
+          <w:sz w:val="22"/>
+          <w:szCs w:val="22"/>
+        </w:rPr>
+        <w:t>fromDam-numeroDamRRR</w:t>
+      </w:r>
+      <w:proofErr w:type="spellEnd"/>
+      <w:r>
+        <w:rPr>
+          <w:rFonts w:ascii="Arial" w:hAnsi="Arial" w:cs="Arial"/>
+          <w:b/>
+          <w:bCs/>
+          <w:color w:val="FF0000"/>
+          <w:sz w:val="22"/>
+          <w:szCs w:val="22"/>
+        </w:rPr>
+        <w:t>}</w:t>
       </w:r>
       <w:r>
         <w:rPr>
@@ -451,18 +501,26 @@
           <w:rFonts w:ascii="Arial" w:hAnsi="Arial" w:cs="Arial"/>
           <w:sz w:val="22"/>
           <w:szCs w:val="22"/>
-          <w:shd w:val="clear" w:color="auto" w:fill="FAF9F8"/>
-        </w:rPr>
-        <w:t>{textoVisto}</w:t>
-      </w:r>
-      <w:r>
-        <w:rPr>
-          <w:rFonts w:ascii="Arial" w:hAnsi="Arial" w:cs="Arial"/>
-          <w:sz w:val="22"/>
-          <w:szCs w:val="22"/>
-          <w:shd w:val="clear" w:color="auto" w:fill="FAF9F8"/>
-        </w:rPr>
-        <w:t>.</w:t>
+        </w:rPr>
+        <w:t>{</w:t>
+      </w:r>
+      <w:proofErr w:type="spellStart"/>
+      <w:r>
+        <w:rPr>
+          <w:rFonts w:ascii="Arial" w:hAnsi="Arial" w:cs="Arial"/>
+          <w:sz w:val="22"/>
+          <w:szCs w:val="22"/>
+        </w:rPr>
+        <w:t>textoVisto</w:t>
+      </w:r>
+      <w:proofErr w:type="spellEnd"/>
+      <w:r>
+        <w:rPr>
+          <w:rFonts w:ascii="Arial" w:hAnsi="Arial" w:cs="Arial"/>
+          <w:sz w:val="22"/>
+          <w:szCs w:val="22"/>
+        </w:rPr>
+        <w:t>}.</w:t>
       </w:r>
     </w:p>
     <w:p>
@@ -566,53 +624,55 @@
         <w:jc w:val="both"/>
         <w:rPr>
           <w:rFonts w:ascii="Arial" w:hAnsi="Arial" w:cs="Arial"/>
-          <w:sz w:val="22"/>
-          <w:szCs w:val="22"/>
-          <w:shd w:val="clear" w:color="auto" w:fill="FAF9F8"/>
-        </w:rPr>
-      </w:pPr>
-      <w:r>
-        <w:rPr>
-          <w:rFonts w:ascii="Arial" w:hAnsi="Arial" w:cs="Arial"/>
-          <w:sz w:val="22"/>
-          <w:szCs w:val="22"/>
-          <w:shd w:val="clear" w:color="auto" w:fill="FAF9F8"/>
+          <w:bCs/>
+          <w:sz w:val="22"/>
+          <w:szCs w:val="22"/>
+        </w:rPr>
+      </w:pPr>
+      <w:r>
+        <w:rPr>
+          <w:rFonts w:ascii="Arial" w:hAnsi="Arial" w:cs="Arial"/>
+          <w:bCs/>
+          <w:sz w:val="22"/>
+          <w:szCs w:val="22"/>
         </w:rPr>
         <w:t xml:space="preserve">Ley General de Aduanas, Decreto Legislativo </w:t>
       </w:r>
-      <w:r>
-        <w:rPr>
-          <w:rFonts w:ascii="Arial" w:hAnsi="Arial" w:cs="Arial"/>
-          <w:sz w:val="22"/>
-          <w:szCs w:val="22"/>
-          <w:shd w:val="clear" w:color="auto" w:fill="FAF9F8"/>
+      <w:proofErr w:type="spellStart"/>
+      <w:r>
+        <w:rPr>
+          <w:rFonts w:ascii="Arial" w:hAnsi="Arial" w:cs="Arial"/>
+          <w:bCs/>
+          <w:sz w:val="22"/>
+          <w:szCs w:val="22"/>
         </w:rPr>
         <w:t>n</w:t>
       </w:r>
       <w:r>
         <w:rPr>
           <w:rFonts w:ascii="Arial" w:hAnsi="Arial" w:cs="Arial"/>
-          <w:sz w:val="22"/>
-          <w:szCs w:val="22"/>
-          <w:shd w:val="clear" w:color="auto" w:fill="FAF9F8"/>
+          <w:bCs/>
+          <w:sz w:val="22"/>
+          <w:szCs w:val="22"/>
         </w:rPr>
         <w:t>.</w:t>
       </w:r>
       <w:r>
         <w:rPr>
           <w:rFonts w:ascii="Arial" w:hAnsi="Arial" w:cs="Arial"/>
-          <w:sz w:val="22"/>
-          <w:szCs w:val="22"/>
-          <w:shd w:val="clear" w:color="auto" w:fill="FAF9F8"/>
+          <w:bCs/>
+          <w:sz w:val="22"/>
+          <w:szCs w:val="22"/>
         </w:rPr>
         <w:t>°</w:t>
       </w:r>
-      <w:r>
-        <w:rPr>
-          <w:rFonts w:ascii="Arial" w:hAnsi="Arial" w:cs="Arial"/>
-          <w:sz w:val="22"/>
-          <w:szCs w:val="22"/>
-          <w:shd w:val="clear" w:color="auto" w:fill="FAF9F8"/>
+      <w:proofErr w:type="spellEnd"/>
+      <w:r>
+        <w:rPr>
+          <w:rFonts w:ascii="Arial" w:hAnsi="Arial" w:cs="Arial"/>
+          <w:bCs/>
+          <w:sz w:val="22"/>
+          <w:szCs w:val="22"/>
         </w:rPr>
         <w:t xml:space="preserve"> 1053, publicado el 27.6.2008, y modificatorias. </w:t>
       </w:r>
@@ -631,53 +691,55 @@
         <w:jc w:val="both"/>
         <w:rPr>
           <w:rFonts w:ascii="Arial" w:hAnsi="Arial" w:cs="Arial"/>
-          <w:sz w:val="22"/>
-          <w:szCs w:val="22"/>
-          <w:shd w:val="clear" w:color="auto" w:fill="FAF9F8"/>
-        </w:rPr>
-      </w:pPr>
-      <w:r>
-        <w:rPr>
-          <w:rFonts w:ascii="Arial" w:hAnsi="Arial" w:cs="Arial"/>
-          <w:sz w:val="22"/>
-          <w:szCs w:val="22"/>
-          <w:shd w:val="clear" w:color="auto" w:fill="FAF9F8"/>
+          <w:bCs/>
+          <w:sz w:val="22"/>
+          <w:szCs w:val="22"/>
+        </w:rPr>
+      </w:pPr>
+      <w:r>
+        <w:rPr>
+          <w:rFonts w:ascii="Arial" w:hAnsi="Arial" w:cs="Arial"/>
+          <w:bCs/>
+          <w:sz w:val="22"/>
+          <w:szCs w:val="22"/>
         </w:rPr>
         <w:t xml:space="preserve">Ley </w:t>
       </w:r>
-      <w:r>
-        <w:rPr>
-          <w:rFonts w:ascii="Arial" w:hAnsi="Arial" w:cs="Arial"/>
-          <w:sz w:val="22"/>
-          <w:szCs w:val="22"/>
-          <w:shd w:val="clear" w:color="auto" w:fill="FAF9F8"/>
+      <w:proofErr w:type="spellStart"/>
+      <w:r>
+        <w:rPr>
+          <w:rFonts w:ascii="Arial" w:hAnsi="Arial" w:cs="Arial"/>
+          <w:bCs/>
+          <w:sz w:val="22"/>
+          <w:szCs w:val="22"/>
         </w:rPr>
         <w:t>n</w:t>
       </w:r>
       <w:r>
         <w:rPr>
           <w:rFonts w:ascii="Arial" w:hAnsi="Arial" w:cs="Arial"/>
-          <w:sz w:val="22"/>
-          <w:szCs w:val="22"/>
-          <w:shd w:val="clear" w:color="auto" w:fill="FAF9F8"/>
+          <w:bCs/>
+          <w:sz w:val="22"/>
+          <w:szCs w:val="22"/>
         </w:rPr>
         <w:t>.</w:t>
       </w:r>
       <w:r>
         <w:rPr>
           <w:rFonts w:ascii="Arial" w:hAnsi="Arial" w:cs="Arial"/>
-          <w:sz w:val="22"/>
-          <w:szCs w:val="22"/>
-          <w:shd w:val="clear" w:color="auto" w:fill="FAF9F8"/>
+          <w:bCs/>
+          <w:sz w:val="22"/>
+          <w:szCs w:val="22"/>
         </w:rPr>
         <w:t>°</w:t>
       </w:r>
-      <w:r>
-        <w:rPr>
-          <w:rFonts w:ascii="Arial" w:hAnsi="Arial" w:cs="Arial"/>
-          <w:sz w:val="22"/>
-          <w:szCs w:val="22"/>
-          <w:shd w:val="clear" w:color="auto" w:fill="FAF9F8"/>
+      <w:proofErr w:type="spellEnd"/>
+      <w:r>
+        <w:rPr>
+          <w:rFonts w:ascii="Arial" w:hAnsi="Arial" w:cs="Arial"/>
+          <w:bCs/>
+          <w:sz w:val="22"/>
+          <w:szCs w:val="22"/>
         </w:rPr>
         <w:t xml:space="preserve"> 27037, Ley de promoción de la inversión en la amazonia. </w:t>
       </w:r>
@@ -696,53 +758,55 @@
         <w:jc w:val="both"/>
         <w:rPr>
           <w:rFonts w:ascii="Arial" w:hAnsi="Arial" w:cs="Arial"/>
-          <w:sz w:val="22"/>
-          <w:szCs w:val="22"/>
-          <w:shd w:val="clear" w:color="auto" w:fill="FAF9F8"/>
-        </w:rPr>
-      </w:pPr>
-      <w:r>
-        <w:rPr>
-          <w:rFonts w:ascii="Arial" w:hAnsi="Arial" w:cs="Arial"/>
-          <w:sz w:val="22"/>
-          <w:szCs w:val="22"/>
-          <w:shd w:val="clear" w:color="auto" w:fill="FAF9F8"/>
+          <w:bCs/>
+          <w:sz w:val="22"/>
+          <w:szCs w:val="22"/>
+        </w:rPr>
+      </w:pPr>
+      <w:r>
+        <w:rPr>
+          <w:rFonts w:ascii="Arial" w:hAnsi="Arial" w:cs="Arial"/>
+          <w:bCs/>
+          <w:sz w:val="22"/>
+          <w:szCs w:val="22"/>
         </w:rPr>
         <w:t xml:space="preserve">Decreto Supremo </w:t>
       </w:r>
-      <w:r>
-        <w:rPr>
-          <w:rFonts w:ascii="Arial" w:hAnsi="Arial" w:cs="Arial"/>
-          <w:sz w:val="22"/>
-          <w:szCs w:val="22"/>
-          <w:shd w:val="clear" w:color="auto" w:fill="FAF9F8"/>
+      <w:proofErr w:type="spellStart"/>
+      <w:r>
+        <w:rPr>
+          <w:rFonts w:ascii="Arial" w:hAnsi="Arial" w:cs="Arial"/>
+          <w:bCs/>
+          <w:sz w:val="22"/>
+          <w:szCs w:val="22"/>
         </w:rPr>
         <w:t>n</w:t>
       </w:r>
       <w:r>
         <w:rPr>
           <w:rFonts w:ascii="Arial" w:hAnsi="Arial" w:cs="Arial"/>
-          <w:sz w:val="22"/>
-          <w:szCs w:val="22"/>
-          <w:shd w:val="clear" w:color="auto" w:fill="FAF9F8"/>
+          <w:bCs/>
+          <w:sz w:val="22"/>
+          <w:szCs w:val="22"/>
         </w:rPr>
         <w:t>.</w:t>
       </w:r>
       <w:r>
         <w:rPr>
           <w:rFonts w:ascii="Arial" w:hAnsi="Arial" w:cs="Arial"/>
-          <w:sz w:val="22"/>
-          <w:szCs w:val="22"/>
-          <w:shd w:val="clear" w:color="auto" w:fill="FAF9F8"/>
+          <w:bCs/>
+          <w:sz w:val="22"/>
+          <w:szCs w:val="22"/>
         </w:rPr>
         <w:t>°</w:t>
       </w:r>
-      <w:r>
-        <w:rPr>
-          <w:rFonts w:ascii="Arial" w:hAnsi="Arial" w:cs="Arial"/>
-          <w:sz w:val="22"/>
-          <w:szCs w:val="22"/>
-          <w:shd w:val="clear" w:color="auto" w:fill="FAF9F8"/>
+      <w:proofErr w:type="spellEnd"/>
+      <w:r>
+        <w:rPr>
+          <w:rFonts w:ascii="Arial" w:hAnsi="Arial" w:cs="Arial"/>
+          <w:bCs/>
+          <w:sz w:val="22"/>
+          <w:szCs w:val="22"/>
         </w:rPr>
         <w:t xml:space="preserve"> 103-99-EF, aprueban el Reglamento de las Disposiciones Tributarias contenidas en la Ley de Promoción de la Inversión en la Amazonia. </w:t>
       </w:r>
@@ -761,53 +825,75 @@
         <w:jc w:val="both"/>
         <w:rPr>
           <w:rFonts w:ascii="Arial" w:hAnsi="Arial" w:cs="Arial"/>
-          <w:sz w:val="22"/>
-          <w:szCs w:val="22"/>
-          <w:shd w:val="clear" w:color="auto" w:fill="FAF9F8"/>
-        </w:rPr>
-      </w:pPr>
-      <w:r>
-        <w:rPr>
-          <w:rFonts w:ascii="Arial" w:hAnsi="Arial" w:cs="Arial"/>
-          <w:sz w:val="22"/>
-          <w:szCs w:val="22"/>
-          <w:shd w:val="clear" w:color="auto" w:fill="FAF9F8"/>
-        </w:rPr>
-        <w:t xml:space="preserve">Arancel Común Anexo al Protocolo Modificatorio del Convenio de Cooperación Aduanera Peruano-Colombiano de 1938, puesto en vigencia por el Decreto Supremo </w:t>
-      </w:r>
-      <w:r>
-        <w:rPr>
-          <w:rFonts w:ascii="Arial" w:hAnsi="Arial" w:cs="Arial"/>
-          <w:sz w:val="22"/>
-          <w:szCs w:val="22"/>
-          <w:shd w:val="clear" w:color="auto" w:fill="FAF9F8"/>
+          <w:bCs/>
+          <w:sz w:val="22"/>
+          <w:szCs w:val="22"/>
+        </w:rPr>
+      </w:pPr>
+      <w:r>
+        <w:rPr>
+          <w:rFonts w:ascii="Arial" w:hAnsi="Arial" w:cs="Arial"/>
+          <w:bCs/>
+          <w:sz w:val="22"/>
+          <w:szCs w:val="22"/>
+        </w:rPr>
+        <w:t>Arancel Común Anexo al Protocolo Modificatorio del Convenio de Cooperación Aduanera Peruano-</w:t>
+      </w:r>
+      <w:proofErr w:type="gramStart"/>
+      <w:r>
+        <w:rPr>
+          <w:rFonts w:ascii="Arial" w:hAnsi="Arial" w:cs="Arial"/>
+          <w:bCs/>
+          <w:sz w:val="22"/>
+          <w:szCs w:val="22"/>
+        </w:rPr>
+        <w:t>Colombiano</w:t>
+      </w:r>
+      <w:proofErr w:type="gramEnd"/>
+      <w:r>
+        <w:rPr>
+          <w:rFonts w:ascii="Arial" w:hAnsi="Arial" w:cs="Arial"/>
+          <w:bCs/>
+          <w:sz w:val="22"/>
+          <w:szCs w:val="22"/>
+        </w:rPr>
+        <w:t xml:space="preserve"> de 1938, puesto en vigencia por el Decreto Supremo </w:t>
+      </w:r>
+      <w:proofErr w:type="spellStart"/>
+      <w:r>
+        <w:rPr>
+          <w:rFonts w:ascii="Arial" w:hAnsi="Arial" w:cs="Arial"/>
+          <w:bCs/>
+          <w:sz w:val="22"/>
+          <w:szCs w:val="22"/>
         </w:rPr>
         <w:t>n</w:t>
       </w:r>
       <w:r>
         <w:rPr>
           <w:rFonts w:ascii="Arial" w:hAnsi="Arial" w:cs="Arial"/>
-          <w:sz w:val="22"/>
-          <w:szCs w:val="22"/>
-          <w:shd w:val="clear" w:color="auto" w:fill="FAF9F8"/>
+          <w:bCs/>
+          <w:sz w:val="22"/>
+          <w:szCs w:val="22"/>
         </w:rPr>
         <w:t>.</w:t>
       </w:r>
       <w:r>
         <w:rPr>
           <w:rFonts w:ascii="Arial" w:hAnsi="Arial" w:cs="Arial"/>
-          <w:sz w:val="22"/>
-          <w:szCs w:val="22"/>
-          <w:shd w:val="clear" w:color="auto" w:fill="FAF9F8"/>
+          <w:bCs/>
+          <w:sz w:val="22"/>
+          <w:szCs w:val="22"/>
         </w:rPr>
         <w:t>°</w:t>
       </w:r>
-      <w:r>
-        <w:rPr>
-          <w:rFonts w:ascii="Arial" w:hAnsi="Arial" w:cs="Arial"/>
-          <w:sz w:val="22"/>
-          <w:szCs w:val="22"/>
-          <w:shd w:val="clear" w:color="auto" w:fill="FAF9F8"/>
+      <w:proofErr w:type="spellEnd"/>
+      <w:r>
+        <w:rPr>
+          <w:rFonts w:ascii="Arial" w:hAnsi="Arial" w:cs="Arial"/>
+          <w:bCs/>
+          <w:sz w:val="22"/>
+          <w:szCs w:val="22"/>
         </w:rPr>
         <w:t xml:space="preserve"> 069-82-EFC, publicado el 04.03.1982, y modificatorias.  </w:t>
       </w:r>
@@ -826,89 +912,93 @@
         <w:jc w:val="both"/>
         <w:rPr>
           <w:rFonts w:ascii="Arial" w:hAnsi="Arial" w:cs="Arial"/>
-          <w:sz w:val="22"/>
-          <w:szCs w:val="22"/>
-          <w:shd w:val="clear" w:color="auto" w:fill="FAF9F8"/>
-        </w:rPr>
-      </w:pPr>
-      <w:r>
-        <w:rPr>
-          <w:rFonts w:ascii="Arial" w:hAnsi="Arial" w:cs="Arial"/>
-          <w:sz w:val="22"/>
-          <w:szCs w:val="22"/>
-          <w:shd w:val="clear" w:color="auto" w:fill="FAF9F8"/>
+          <w:bCs/>
+          <w:sz w:val="22"/>
+          <w:szCs w:val="22"/>
+        </w:rPr>
+      </w:pPr>
+      <w:r>
+        <w:rPr>
+          <w:rFonts w:ascii="Arial" w:hAnsi="Arial" w:cs="Arial"/>
+          <w:bCs/>
+          <w:sz w:val="22"/>
+          <w:szCs w:val="22"/>
         </w:rPr>
         <w:t xml:space="preserve">Resolución de Superintendencia </w:t>
       </w:r>
-      <w:r>
-        <w:rPr>
-          <w:rFonts w:ascii="Arial" w:hAnsi="Arial" w:cs="Arial"/>
-          <w:sz w:val="22"/>
-          <w:szCs w:val="22"/>
-          <w:shd w:val="clear" w:color="auto" w:fill="FAF9F8"/>
+      <w:proofErr w:type="spellStart"/>
+      <w:r>
+        <w:rPr>
+          <w:rFonts w:ascii="Arial" w:hAnsi="Arial" w:cs="Arial"/>
+          <w:bCs/>
+          <w:sz w:val="22"/>
+          <w:szCs w:val="22"/>
         </w:rPr>
         <w:t>n</w:t>
       </w:r>
       <w:r>
         <w:rPr>
           <w:rFonts w:ascii="Arial" w:hAnsi="Arial" w:cs="Arial"/>
-          <w:sz w:val="22"/>
-          <w:szCs w:val="22"/>
-          <w:shd w:val="clear" w:color="auto" w:fill="FAF9F8"/>
+          <w:bCs/>
+          <w:sz w:val="22"/>
+          <w:szCs w:val="22"/>
         </w:rPr>
         <w:t>.</w:t>
       </w:r>
       <w:r>
         <w:rPr>
           <w:rFonts w:ascii="Arial" w:hAnsi="Arial" w:cs="Arial"/>
-          <w:sz w:val="22"/>
-          <w:szCs w:val="22"/>
-          <w:shd w:val="clear" w:color="auto" w:fill="FAF9F8"/>
+          <w:bCs/>
+          <w:sz w:val="22"/>
+          <w:szCs w:val="22"/>
         </w:rPr>
         <w:t>°</w:t>
       </w:r>
-      <w:r>
-        <w:rPr>
-          <w:rFonts w:ascii="Arial" w:hAnsi="Arial" w:cs="Arial"/>
-          <w:sz w:val="22"/>
-          <w:szCs w:val="22"/>
-          <w:shd w:val="clear" w:color="auto" w:fill="FAF9F8"/>
+      <w:proofErr w:type="spellEnd"/>
+      <w:r>
+        <w:rPr>
+          <w:rFonts w:ascii="Arial" w:hAnsi="Arial" w:cs="Arial"/>
+          <w:bCs/>
+          <w:sz w:val="22"/>
+          <w:szCs w:val="22"/>
         </w:rPr>
         <w:t xml:space="preserve"> 247-2025/SUNAT - Procedimiento Especifico DESPA-PE.01.15 (versión 3) Exoneración del IGV e IPM a la Importación de bienes para el consumo en la Amazonía - Ley </w:t>
       </w:r>
-      <w:r>
-        <w:rPr>
-          <w:rFonts w:ascii="Arial" w:hAnsi="Arial" w:cs="Arial"/>
-          <w:sz w:val="22"/>
-          <w:szCs w:val="22"/>
-          <w:shd w:val="clear" w:color="auto" w:fill="FAF9F8"/>
+      <w:proofErr w:type="spellStart"/>
+      <w:r>
+        <w:rPr>
+          <w:rFonts w:ascii="Arial" w:hAnsi="Arial" w:cs="Arial"/>
+          <w:bCs/>
+          <w:sz w:val="22"/>
+          <w:szCs w:val="22"/>
         </w:rPr>
         <w:t>n</w:t>
       </w:r>
       <w:r>
         <w:rPr>
           <w:rFonts w:ascii="Arial" w:hAnsi="Arial" w:cs="Arial"/>
-          <w:sz w:val="22"/>
-          <w:szCs w:val="22"/>
-          <w:shd w:val="clear" w:color="auto" w:fill="FAF9F8"/>
+          <w:bCs/>
+          <w:sz w:val="22"/>
+          <w:szCs w:val="22"/>
         </w:rPr>
         <w:t>.</w:t>
       </w:r>
       <w:r>
         <w:rPr>
           <w:rFonts w:ascii="Arial" w:hAnsi="Arial" w:cs="Arial"/>
-          <w:sz w:val="22"/>
-          <w:szCs w:val="22"/>
-          <w:shd w:val="clear" w:color="auto" w:fill="FAF9F8"/>
+          <w:bCs/>
+          <w:sz w:val="22"/>
+          <w:szCs w:val="22"/>
         </w:rPr>
         <w:t>°</w:t>
       </w:r>
-      <w:r>
-        <w:rPr>
-          <w:rFonts w:ascii="Arial" w:hAnsi="Arial" w:cs="Arial"/>
-          <w:sz w:val="22"/>
-          <w:szCs w:val="22"/>
-          <w:shd w:val="clear" w:color="auto" w:fill="FAF9F8"/>
+      <w:proofErr w:type="spellEnd"/>
+      <w:r>
+        <w:rPr>
+          <w:rFonts w:ascii="Arial" w:hAnsi="Arial" w:cs="Arial"/>
+          <w:bCs/>
+          <w:sz w:val="22"/>
+          <w:szCs w:val="22"/>
         </w:rPr>
         <w:t xml:space="preserve"> 27037.  </w:t>
       </w:r>
@@ -936,6 +1026,7 @@
         </w:rPr>
         <w:t>{/</w:t>
       </w:r>
+      <w:proofErr w:type="spellStart"/>
       <w:r>
         <w:rPr>
           <w:rFonts w:ascii="Arial" w:hAnsi="Arial" w:cs="Arial"/>
@@ -943,6 +1034,7 @@
         </w:rPr>
         <w:t>estadoOnlyAMAZONIA</w:t>
       </w:r>
+      <w:proofErr w:type="spellEnd"/>
       <w:r>
         <w:rPr>
           <w:rFonts w:ascii="Arial" w:hAnsi="Arial" w:cs="Arial"/>
@@ -1008,53 +1100,55 @@
         <w:jc w:val="both"/>
         <w:rPr>
           <w:rFonts w:ascii="Arial" w:hAnsi="Arial" w:cs="Arial"/>
-          <w:sz w:val="22"/>
-          <w:szCs w:val="22"/>
-          <w:shd w:val="clear" w:color="auto" w:fill="FAF9F8"/>
-        </w:rPr>
-      </w:pPr>
-      <w:r>
-        <w:rPr>
-          <w:rFonts w:ascii="Arial" w:hAnsi="Arial" w:cs="Arial"/>
-          <w:sz w:val="22"/>
-          <w:szCs w:val="22"/>
-          <w:shd w:val="clear" w:color="auto" w:fill="FAF9F8"/>
+          <w:bCs/>
+          <w:sz w:val="22"/>
+          <w:szCs w:val="22"/>
+        </w:rPr>
+      </w:pPr>
+      <w:r>
+        <w:rPr>
+          <w:rFonts w:ascii="Arial" w:hAnsi="Arial" w:cs="Arial"/>
+          <w:bCs/>
+          <w:sz w:val="22"/>
+          <w:szCs w:val="22"/>
         </w:rPr>
         <w:t xml:space="preserve">Ley General de Aduanas, Decreto Legislativo </w:t>
       </w:r>
-      <w:r>
-        <w:rPr>
-          <w:rFonts w:ascii="Arial" w:hAnsi="Arial" w:cs="Arial"/>
-          <w:sz w:val="22"/>
-          <w:szCs w:val="22"/>
-          <w:shd w:val="clear" w:color="auto" w:fill="FAF9F8"/>
+      <w:proofErr w:type="spellStart"/>
+      <w:r>
+        <w:rPr>
+          <w:rFonts w:ascii="Arial" w:hAnsi="Arial" w:cs="Arial"/>
+          <w:bCs/>
+          <w:sz w:val="22"/>
+          <w:szCs w:val="22"/>
         </w:rPr>
         <w:t>n</w:t>
       </w:r>
       <w:r>
         <w:rPr>
           <w:rFonts w:ascii="Arial" w:hAnsi="Arial" w:cs="Arial"/>
-          <w:sz w:val="22"/>
-          <w:szCs w:val="22"/>
-          <w:shd w:val="clear" w:color="auto" w:fill="FAF9F8"/>
+          <w:bCs/>
+          <w:sz w:val="22"/>
+          <w:szCs w:val="22"/>
         </w:rPr>
         <w:t>.</w:t>
       </w:r>
       <w:r>
         <w:rPr>
           <w:rFonts w:ascii="Arial" w:hAnsi="Arial" w:cs="Arial"/>
-          <w:sz w:val="22"/>
-          <w:szCs w:val="22"/>
-          <w:shd w:val="clear" w:color="auto" w:fill="FAF9F8"/>
+          <w:bCs/>
+          <w:sz w:val="22"/>
+          <w:szCs w:val="22"/>
         </w:rPr>
         <w:t>°</w:t>
       </w:r>
-      <w:r>
-        <w:rPr>
-          <w:rFonts w:ascii="Arial" w:hAnsi="Arial" w:cs="Arial"/>
-          <w:sz w:val="22"/>
-          <w:szCs w:val="22"/>
-          <w:shd w:val="clear" w:color="auto" w:fill="FAF9F8"/>
+      <w:proofErr w:type="spellEnd"/>
+      <w:r>
+        <w:rPr>
+          <w:rFonts w:ascii="Arial" w:hAnsi="Arial" w:cs="Arial"/>
+          <w:bCs/>
+          <w:sz w:val="22"/>
+          <w:szCs w:val="22"/>
         </w:rPr>
         <w:t xml:space="preserve"> 1053, publicado el 27.6.2008, y modificatorias. </w:t>
       </w:r>
@@ -1073,53 +1167,55 @@
         <w:jc w:val="both"/>
         <w:rPr>
           <w:rFonts w:ascii="Arial" w:hAnsi="Arial" w:cs="Arial"/>
-          <w:sz w:val="22"/>
-          <w:szCs w:val="22"/>
-          <w:shd w:val="clear" w:color="auto" w:fill="FAF9F8"/>
-        </w:rPr>
-      </w:pPr>
-      <w:r>
-        <w:rPr>
-          <w:rFonts w:ascii="Arial" w:hAnsi="Arial" w:cs="Arial"/>
-          <w:sz w:val="22"/>
-          <w:szCs w:val="22"/>
-          <w:shd w:val="clear" w:color="auto" w:fill="FAF9F8"/>
+          <w:bCs/>
+          <w:sz w:val="22"/>
+          <w:szCs w:val="22"/>
+        </w:rPr>
+      </w:pPr>
+      <w:r>
+        <w:rPr>
+          <w:rFonts w:ascii="Arial" w:hAnsi="Arial" w:cs="Arial"/>
+          <w:bCs/>
+          <w:sz w:val="22"/>
+          <w:szCs w:val="22"/>
         </w:rPr>
         <w:t xml:space="preserve">Ley </w:t>
       </w:r>
-      <w:r>
-        <w:rPr>
-          <w:rFonts w:ascii="Arial" w:hAnsi="Arial" w:cs="Arial"/>
-          <w:sz w:val="22"/>
-          <w:szCs w:val="22"/>
-          <w:shd w:val="clear" w:color="auto" w:fill="FAF9F8"/>
+      <w:proofErr w:type="spellStart"/>
+      <w:r>
+        <w:rPr>
+          <w:rFonts w:ascii="Arial" w:hAnsi="Arial" w:cs="Arial"/>
+          <w:bCs/>
+          <w:sz w:val="22"/>
+          <w:szCs w:val="22"/>
         </w:rPr>
         <w:t>n</w:t>
       </w:r>
       <w:r>
         <w:rPr>
           <w:rFonts w:ascii="Arial" w:hAnsi="Arial" w:cs="Arial"/>
-          <w:sz w:val="22"/>
-          <w:szCs w:val="22"/>
-          <w:shd w:val="clear" w:color="auto" w:fill="FAF9F8"/>
+          <w:bCs/>
+          <w:sz w:val="22"/>
+          <w:szCs w:val="22"/>
         </w:rPr>
         <w:t>.</w:t>
       </w:r>
       <w:r>
         <w:rPr>
           <w:rFonts w:ascii="Arial" w:hAnsi="Arial" w:cs="Arial"/>
-          <w:sz w:val="22"/>
-          <w:szCs w:val="22"/>
-          <w:shd w:val="clear" w:color="auto" w:fill="FAF9F8"/>
+          <w:bCs/>
+          <w:sz w:val="22"/>
+          <w:szCs w:val="22"/>
         </w:rPr>
         <w:t>°</w:t>
       </w:r>
-      <w:r>
-        <w:rPr>
-          <w:rFonts w:ascii="Arial" w:hAnsi="Arial" w:cs="Arial"/>
-          <w:sz w:val="22"/>
-          <w:szCs w:val="22"/>
-          <w:shd w:val="clear" w:color="auto" w:fill="FAF9F8"/>
+      <w:proofErr w:type="spellEnd"/>
+      <w:r>
+        <w:rPr>
+          <w:rFonts w:ascii="Arial" w:hAnsi="Arial" w:cs="Arial"/>
+          <w:bCs/>
+          <w:sz w:val="22"/>
+          <w:szCs w:val="22"/>
         </w:rPr>
         <w:t xml:space="preserve"> 27037, Ley de promoción de la inversión en la amazonia. </w:t>
       </w:r>
@@ -1138,53 +1234,55 @@
         <w:jc w:val="both"/>
         <w:rPr>
           <w:rFonts w:ascii="Arial" w:hAnsi="Arial" w:cs="Arial"/>
-          <w:sz w:val="22"/>
-          <w:szCs w:val="22"/>
-          <w:shd w:val="clear" w:color="auto" w:fill="FAF9F8"/>
-        </w:rPr>
-      </w:pPr>
-      <w:r>
-        <w:rPr>
-          <w:rFonts w:ascii="Arial" w:hAnsi="Arial" w:cs="Arial"/>
-          <w:sz w:val="22"/>
-          <w:szCs w:val="22"/>
-          <w:shd w:val="clear" w:color="auto" w:fill="FAF9F8"/>
+          <w:bCs/>
+          <w:sz w:val="22"/>
+          <w:szCs w:val="22"/>
+        </w:rPr>
+      </w:pPr>
+      <w:r>
+        <w:rPr>
+          <w:rFonts w:ascii="Arial" w:hAnsi="Arial" w:cs="Arial"/>
+          <w:bCs/>
+          <w:sz w:val="22"/>
+          <w:szCs w:val="22"/>
         </w:rPr>
         <w:t xml:space="preserve">Decreto Supremo </w:t>
       </w:r>
-      <w:r>
-        <w:rPr>
-          <w:rFonts w:ascii="Arial" w:hAnsi="Arial" w:cs="Arial"/>
-          <w:sz w:val="22"/>
-          <w:szCs w:val="22"/>
-          <w:shd w:val="clear" w:color="auto" w:fill="FAF9F8"/>
+      <w:proofErr w:type="spellStart"/>
+      <w:r>
+        <w:rPr>
+          <w:rFonts w:ascii="Arial" w:hAnsi="Arial" w:cs="Arial"/>
+          <w:bCs/>
+          <w:sz w:val="22"/>
+          <w:szCs w:val="22"/>
         </w:rPr>
         <w:t>n</w:t>
       </w:r>
       <w:r>
         <w:rPr>
           <w:rFonts w:ascii="Arial" w:hAnsi="Arial" w:cs="Arial"/>
-          <w:sz w:val="22"/>
-          <w:szCs w:val="22"/>
-          <w:shd w:val="clear" w:color="auto" w:fill="FAF9F8"/>
+          <w:bCs/>
+          <w:sz w:val="22"/>
+          <w:szCs w:val="22"/>
         </w:rPr>
         <w:t>.</w:t>
       </w:r>
       <w:r>
         <w:rPr>
           <w:rFonts w:ascii="Arial" w:hAnsi="Arial" w:cs="Arial"/>
-          <w:sz w:val="22"/>
-          <w:szCs w:val="22"/>
-          <w:shd w:val="clear" w:color="auto" w:fill="FAF9F8"/>
+          <w:bCs/>
+          <w:sz w:val="22"/>
+          <w:szCs w:val="22"/>
         </w:rPr>
         <w:t>°</w:t>
       </w:r>
-      <w:r>
-        <w:rPr>
-          <w:rFonts w:ascii="Arial" w:hAnsi="Arial" w:cs="Arial"/>
-          <w:sz w:val="22"/>
-          <w:szCs w:val="22"/>
-          <w:shd w:val="clear" w:color="auto" w:fill="FAF9F8"/>
+      <w:proofErr w:type="spellEnd"/>
+      <w:r>
+        <w:rPr>
+          <w:rFonts w:ascii="Arial" w:hAnsi="Arial" w:cs="Arial"/>
+          <w:bCs/>
+          <w:sz w:val="22"/>
+          <w:szCs w:val="22"/>
         </w:rPr>
         <w:t xml:space="preserve"> 103-99-EF, aprueban el Reglamento de las Disposiciones Tributarias contenidas en la Ley de Promoción de la Inversión en la Amazonia. </w:t>
       </w:r>
@@ -1203,35 +1301,57 @@
         <w:jc w:val="both"/>
         <w:rPr>
           <w:rFonts w:ascii="Arial" w:hAnsi="Arial" w:cs="Arial"/>
-          <w:sz w:val="22"/>
-          <w:szCs w:val="22"/>
-          <w:shd w:val="clear" w:color="auto" w:fill="FAF9F8"/>
-        </w:rPr>
-      </w:pPr>
-      <w:r>
-        <w:rPr>
-          <w:rFonts w:ascii="Arial" w:hAnsi="Arial" w:cs="Arial"/>
-          <w:sz w:val="22"/>
-          <w:szCs w:val="22"/>
-          <w:shd w:val="clear" w:color="auto" w:fill="FAF9F8"/>
-        </w:rPr>
-        <w:t xml:space="preserve">Convenio de Cooperación Aduanera Peruano-Colombiano de 1938 y su Protocolo Modificatorio, aprobado por Resolución Legislativa </w:t>
-      </w:r>
-      <w:r>
-        <w:rPr>
-          <w:rFonts w:ascii="Arial" w:hAnsi="Arial" w:cs="Arial"/>
-          <w:sz w:val="22"/>
-          <w:szCs w:val="22"/>
-          <w:shd w:val="clear" w:color="auto" w:fill="FAF9F8"/>
+          <w:bCs/>
+          <w:sz w:val="22"/>
+          <w:szCs w:val="22"/>
+        </w:rPr>
+      </w:pPr>
+      <w:r>
+        <w:rPr>
+          <w:rFonts w:ascii="Arial" w:hAnsi="Arial" w:cs="Arial"/>
+          <w:bCs/>
+          <w:sz w:val="22"/>
+          <w:szCs w:val="22"/>
+        </w:rPr>
+        <w:t>Convenio de Cooperación Aduanera Peruano-</w:t>
+      </w:r>
+      <w:proofErr w:type="gramStart"/>
+      <w:r>
+        <w:rPr>
+          <w:rFonts w:ascii="Arial" w:hAnsi="Arial" w:cs="Arial"/>
+          <w:bCs/>
+          <w:sz w:val="22"/>
+          <w:szCs w:val="22"/>
+        </w:rPr>
+        <w:t>Colombiano</w:t>
+      </w:r>
+      <w:proofErr w:type="gramEnd"/>
+      <w:r>
+        <w:rPr>
+          <w:rFonts w:ascii="Arial" w:hAnsi="Arial" w:cs="Arial"/>
+          <w:bCs/>
+          <w:sz w:val="22"/>
+          <w:szCs w:val="22"/>
+        </w:rPr>
+        <w:t xml:space="preserve"> de 1938 y su Protocolo Modificatorio, aprobado por Resolución Legislativa </w:t>
+      </w:r>
+      <w:proofErr w:type="spellStart"/>
+      <w:r>
+        <w:rPr>
+          <w:rFonts w:ascii="Arial" w:hAnsi="Arial" w:cs="Arial"/>
+          <w:bCs/>
+          <w:sz w:val="22"/>
+          <w:szCs w:val="22"/>
         </w:rPr>
         <w:t>n.°</w:t>
       </w:r>
-      <w:r>
-        <w:rPr>
-          <w:rFonts w:ascii="Arial" w:hAnsi="Arial" w:cs="Arial"/>
-          <w:sz w:val="22"/>
-          <w:szCs w:val="22"/>
-          <w:shd w:val="clear" w:color="auto" w:fill="FAF9F8"/>
+      <w:proofErr w:type="spellEnd"/>
+      <w:r>
+        <w:rPr>
+          <w:rFonts w:ascii="Arial" w:hAnsi="Arial" w:cs="Arial"/>
+          <w:bCs/>
+          <w:sz w:val="22"/>
+          <w:szCs w:val="22"/>
         </w:rPr>
         <w:t xml:space="preserve"> 23254, publicada el 22.05.1981. </w:t>
       </w:r>
@@ -1250,36 +1370,38 @@
         <w:jc w:val="both"/>
         <w:rPr>
           <w:rFonts w:ascii="Arial" w:hAnsi="Arial" w:cs="Arial"/>
-          <w:sz w:val="22"/>
-          <w:szCs w:val="22"/>
-          <w:shd w:val="clear" w:color="auto" w:fill="FAF9F8"/>
-        </w:rPr>
-      </w:pPr>
-      <w:r>
-        <w:rPr>
-          <w:rFonts w:ascii="Arial" w:hAnsi="Arial" w:cs="Arial"/>
-          <w:sz w:val="22"/>
-          <w:szCs w:val="22"/>
-          <w:shd w:val="clear" w:color="auto" w:fill="FAF9F8"/>
+          <w:bCs/>
+          <w:sz w:val="22"/>
+          <w:szCs w:val="22"/>
+        </w:rPr>
+      </w:pPr>
+      <w:r>
+        <w:rPr>
+          <w:rFonts w:ascii="Arial" w:hAnsi="Arial" w:cs="Arial"/>
+          <w:bCs/>
+          <w:sz w:val="22"/>
+          <w:szCs w:val="22"/>
         </w:rPr>
         <w:lastRenderedPageBreak/>
         <w:t xml:space="preserve">Medidas a fin de garantizar el cumplimiento de las obligaciones asumidas por nuestro país en el Convenio de Cooperación Aduanera con Colombia, dictada por Decreto Supremo </w:t>
       </w:r>
-      <w:r>
-        <w:rPr>
-          <w:rFonts w:ascii="Arial" w:hAnsi="Arial" w:cs="Arial"/>
-          <w:sz w:val="22"/>
-          <w:szCs w:val="22"/>
-          <w:shd w:val="clear" w:color="auto" w:fill="FAF9F8"/>
+      <w:proofErr w:type="spellStart"/>
+      <w:r>
+        <w:rPr>
+          <w:rFonts w:ascii="Arial" w:hAnsi="Arial" w:cs="Arial"/>
+          <w:bCs/>
+          <w:sz w:val="22"/>
+          <w:szCs w:val="22"/>
         </w:rPr>
         <w:t>n.°</w:t>
       </w:r>
-      <w:r>
-        <w:rPr>
-          <w:rFonts w:ascii="Arial" w:hAnsi="Arial" w:cs="Arial"/>
-          <w:sz w:val="22"/>
-          <w:szCs w:val="22"/>
-          <w:shd w:val="clear" w:color="auto" w:fill="FAF9F8"/>
+      <w:proofErr w:type="spellEnd"/>
+      <w:r>
+        <w:rPr>
+          <w:rFonts w:ascii="Arial" w:hAnsi="Arial" w:cs="Arial"/>
+          <w:bCs/>
+          <w:sz w:val="22"/>
+          <w:szCs w:val="22"/>
         </w:rPr>
         <w:t xml:space="preserve"> 15-94-EF, publicado el 09.02.1994, y modificatorias. </w:t>
       </w:r>
@@ -1298,53 +1420,75 @@
         <w:jc w:val="both"/>
         <w:rPr>
           <w:rFonts w:ascii="Arial" w:hAnsi="Arial" w:cs="Arial"/>
-          <w:sz w:val="22"/>
-          <w:szCs w:val="22"/>
-          <w:shd w:val="clear" w:color="auto" w:fill="FAF9F8"/>
-        </w:rPr>
-      </w:pPr>
-      <w:r>
-        <w:rPr>
-          <w:rFonts w:ascii="Arial" w:hAnsi="Arial" w:cs="Arial"/>
-          <w:sz w:val="22"/>
-          <w:szCs w:val="22"/>
-          <w:shd w:val="clear" w:color="auto" w:fill="FAF9F8"/>
-        </w:rPr>
-        <w:t xml:space="preserve">Arancel Común Anexo al Protocolo Modificatorio del Convenio de Cooperación Aduanera Peruano-Colombiano de 1938, puesto en vigencia por el Decreto Supremo </w:t>
-      </w:r>
-      <w:r>
-        <w:rPr>
-          <w:rFonts w:ascii="Arial" w:hAnsi="Arial" w:cs="Arial"/>
-          <w:sz w:val="22"/>
-          <w:szCs w:val="22"/>
-          <w:shd w:val="clear" w:color="auto" w:fill="FAF9F8"/>
+          <w:bCs/>
+          <w:sz w:val="22"/>
+          <w:szCs w:val="22"/>
+        </w:rPr>
+      </w:pPr>
+      <w:r>
+        <w:rPr>
+          <w:rFonts w:ascii="Arial" w:hAnsi="Arial" w:cs="Arial"/>
+          <w:bCs/>
+          <w:sz w:val="22"/>
+          <w:szCs w:val="22"/>
+        </w:rPr>
+        <w:t>Arancel Común Anexo al Protocolo Modificatorio del Convenio de Cooperación Aduanera Peruano-</w:t>
+      </w:r>
+      <w:proofErr w:type="gramStart"/>
+      <w:r>
+        <w:rPr>
+          <w:rFonts w:ascii="Arial" w:hAnsi="Arial" w:cs="Arial"/>
+          <w:bCs/>
+          <w:sz w:val="22"/>
+          <w:szCs w:val="22"/>
+        </w:rPr>
+        <w:t>Colombiano</w:t>
+      </w:r>
+      <w:proofErr w:type="gramEnd"/>
+      <w:r>
+        <w:rPr>
+          <w:rFonts w:ascii="Arial" w:hAnsi="Arial" w:cs="Arial"/>
+          <w:bCs/>
+          <w:sz w:val="22"/>
+          <w:szCs w:val="22"/>
+        </w:rPr>
+        <w:t xml:space="preserve"> de 1938, puesto en vigencia por el Decreto Supremo </w:t>
+      </w:r>
+      <w:proofErr w:type="spellStart"/>
+      <w:r>
+        <w:rPr>
+          <w:rFonts w:ascii="Arial" w:hAnsi="Arial" w:cs="Arial"/>
+          <w:bCs/>
+          <w:sz w:val="22"/>
+          <w:szCs w:val="22"/>
         </w:rPr>
         <w:t>n</w:t>
       </w:r>
       <w:r>
         <w:rPr>
           <w:rFonts w:ascii="Arial" w:hAnsi="Arial" w:cs="Arial"/>
-          <w:sz w:val="22"/>
-          <w:szCs w:val="22"/>
-          <w:shd w:val="clear" w:color="auto" w:fill="FAF9F8"/>
+          <w:bCs/>
+          <w:sz w:val="22"/>
+          <w:szCs w:val="22"/>
         </w:rPr>
         <w:t>.</w:t>
       </w:r>
       <w:r>
         <w:rPr>
           <w:rFonts w:ascii="Arial" w:hAnsi="Arial" w:cs="Arial"/>
-          <w:sz w:val="22"/>
-          <w:szCs w:val="22"/>
-          <w:shd w:val="clear" w:color="auto" w:fill="FAF9F8"/>
+          <w:bCs/>
+          <w:sz w:val="22"/>
+          <w:szCs w:val="22"/>
         </w:rPr>
         <w:t>°</w:t>
       </w:r>
-      <w:r>
-        <w:rPr>
-          <w:rFonts w:ascii="Arial" w:hAnsi="Arial" w:cs="Arial"/>
-          <w:sz w:val="22"/>
-          <w:szCs w:val="22"/>
-          <w:shd w:val="clear" w:color="auto" w:fill="FAF9F8"/>
+      <w:proofErr w:type="spellEnd"/>
+      <w:r>
+        <w:rPr>
+          <w:rFonts w:ascii="Arial" w:hAnsi="Arial" w:cs="Arial"/>
+          <w:bCs/>
+          <w:sz w:val="22"/>
+          <w:szCs w:val="22"/>
         </w:rPr>
         <w:t xml:space="preserve"> 069-82-EFC, publicado el 04.03.1982, y modificatorias.  </w:t>
       </w:r>
@@ -1363,89 +1507,93 @@
         <w:jc w:val="both"/>
         <w:rPr>
           <w:rFonts w:ascii="Arial" w:hAnsi="Arial" w:cs="Arial"/>
-          <w:sz w:val="22"/>
-          <w:szCs w:val="22"/>
-          <w:shd w:val="clear" w:color="auto" w:fill="FAF9F8"/>
-        </w:rPr>
-      </w:pPr>
-      <w:r>
-        <w:rPr>
-          <w:rFonts w:ascii="Arial" w:hAnsi="Arial" w:cs="Arial"/>
-          <w:sz w:val="22"/>
-          <w:szCs w:val="22"/>
-          <w:shd w:val="clear" w:color="auto" w:fill="FAF9F8"/>
+          <w:bCs/>
+          <w:sz w:val="22"/>
+          <w:szCs w:val="22"/>
+        </w:rPr>
+      </w:pPr>
+      <w:r>
+        <w:rPr>
+          <w:rFonts w:ascii="Arial" w:hAnsi="Arial" w:cs="Arial"/>
+          <w:bCs/>
+          <w:sz w:val="22"/>
+          <w:szCs w:val="22"/>
         </w:rPr>
         <w:t xml:space="preserve">Resolución de Superintendencia </w:t>
       </w:r>
-      <w:r>
-        <w:rPr>
-          <w:rFonts w:ascii="Arial" w:hAnsi="Arial" w:cs="Arial"/>
-          <w:sz w:val="22"/>
-          <w:szCs w:val="22"/>
-          <w:shd w:val="clear" w:color="auto" w:fill="FAF9F8"/>
+      <w:proofErr w:type="spellStart"/>
+      <w:r>
+        <w:rPr>
+          <w:rFonts w:ascii="Arial" w:hAnsi="Arial" w:cs="Arial"/>
+          <w:bCs/>
+          <w:sz w:val="22"/>
+          <w:szCs w:val="22"/>
         </w:rPr>
         <w:t>n</w:t>
       </w:r>
       <w:r>
         <w:rPr>
           <w:rFonts w:ascii="Arial" w:hAnsi="Arial" w:cs="Arial"/>
-          <w:sz w:val="22"/>
-          <w:szCs w:val="22"/>
-          <w:shd w:val="clear" w:color="auto" w:fill="FAF9F8"/>
+          <w:bCs/>
+          <w:sz w:val="22"/>
+          <w:szCs w:val="22"/>
         </w:rPr>
         <w:t>.</w:t>
       </w:r>
       <w:r>
         <w:rPr>
           <w:rFonts w:ascii="Arial" w:hAnsi="Arial" w:cs="Arial"/>
-          <w:sz w:val="22"/>
-          <w:szCs w:val="22"/>
-          <w:shd w:val="clear" w:color="auto" w:fill="FAF9F8"/>
+          <w:bCs/>
+          <w:sz w:val="22"/>
+          <w:szCs w:val="22"/>
         </w:rPr>
         <w:t>°</w:t>
       </w:r>
-      <w:r>
-        <w:rPr>
-          <w:rFonts w:ascii="Arial" w:hAnsi="Arial" w:cs="Arial"/>
-          <w:sz w:val="22"/>
-          <w:szCs w:val="22"/>
-          <w:shd w:val="clear" w:color="auto" w:fill="FAF9F8"/>
+      <w:proofErr w:type="spellEnd"/>
+      <w:r>
+        <w:rPr>
+          <w:rFonts w:ascii="Arial" w:hAnsi="Arial" w:cs="Arial"/>
+          <w:bCs/>
+          <w:sz w:val="22"/>
+          <w:szCs w:val="22"/>
         </w:rPr>
         <w:t xml:space="preserve"> 247-2025/SUNAT - Procedimiento Especifico DESPA-PE.01.15 (versión 3) Exoneración del IGV e IPM a la Importación de bienes para el consumo en la Amazonía - Ley </w:t>
       </w:r>
-      <w:r>
-        <w:rPr>
-          <w:rFonts w:ascii="Arial" w:hAnsi="Arial" w:cs="Arial"/>
-          <w:sz w:val="22"/>
-          <w:szCs w:val="22"/>
-          <w:shd w:val="clear" w:color="auto" w:fill="FAF9F8"/>
+      <w:proofErr w:type="spellStart"/>
+      <w:r>
+        <w:rPr>
+          <w:rFonts w:ascii="Arial" w:hAnsi="Arial" w:cs="Arial"/>
+          <w:bCs/>
+          <w:sz w:val="22"/>
+          <w:szCs w:val="22"/>
         </w:rPr>
         <w:t>n</w:t>
       </w:r>
       <w:r>
         <w:rPr>
           <w:rFonts w:ascii="Arial" w:hAnsi="Arial" w:cs="Arial"/>
-          <w:sz w:val="22"/>
-          <w:szCs w:val="22"/>
-          <w:shd w:val="clear" w:color="auto" w:fill="FAF9F8"/>
+          <w:bCs/>
+          <w:sz w:val="22"/>
+          <w:szCs w:val="22"/>
         </w:rPr>
         <w:t>.</w:t>
       </w:r>
       <w:r>
         <w:rPr>
           <w:rFonts w:ascii="Arial" w:hAnsi="Arial" w:cs="Arial"/>
-          <w:sz w:val="22"/>
-          <w:szCs w:val="22"/>
-          <w:shd w:val="clear" w:color="auto" w:fill="FAF9F8"/>
+          <w:bCs/>
+          <w:sz w:val="22"/>
+          <w:szCs w:val="22"/>
         </w:rPr>
         <w:t>°</w:t>
       </w:r>
-      <w:r>
-        <w:rPr>
-          <w:rFonts w:ascii="Arial" w:hAnsi="Arial" w:cs="Arial"/>
-          <w:sz w:val="22"/>
-          <w:szCs w:val="22"/>
-          <w:shd w:val="clear" w:color="auto" w:fill="FAF9F8"/>
+      <w:proofErr w:type="spellEnd"/>
+      <w:r>
+        <w:rPr>
+          <w:rFonts w:ascii="Arial" w:hAnsi="Arial" w:cs="Arial"/>
+          <w:bCs/>
+          <w:sz w:val="22"/>
+          <w:szCs w:val="22"/>
         </w:rPr>
         <w:t xml:space="preserve"> 27037.  </w:t>
       </w:r>
@@ -1464,55 +1612,77 @@
         <w:jc w:val="both"/>
         <w:rPr>
           <w:rFonts w:ascii="Arial" w:hAnsi="Arial" w:cs="Arial"/>
-          <w:sz w:val="22"/>
-          <w:szCs w:val="22"/>
-          <w:shd w:val="clear" w:color="auto" w:fill="FAF9F8"/>
-        </w:rPr>
-      </w:pPr>
-      <w:r>
-        <w:rPr>
-          <w:rFonts w:ascii="Arial" w:hAnsi="Arial" w:cs="Arial"/>
-          <w:sz w:val="22"/>
-          <w:szCs w:val="22"/>
-          <w:shd w:val="clear" w:color="auto" w:fill="FAF9F8"/>
+          <w:bCs/>
+          <w:sz w:val="22"/>
+          <w:szCs w:val="22"/>
+        </w:rPr>
+      </w:pPr>
+      <w:r>
+        <w:rPr>
+          <w:rFonts w:ascii="Arial" w:hAnsi="Arial" w:cs="Arial"/>
+          <w:bCs/>
+          <w:sz w:val="22"/>
+          <w:szCs w:val="22"/>
         </w:rPr>
         <w:t xml:space="preserve">Resolución de Superintendencia </w:t>
       </w:r>
-      <w:r>
-        <w:rPr>
-          <w:rFonts w:ascii="Arial" w:hAnsi="Arial" w:cs="Arial"/>
-          <w:sz w:val="22"/>
-          <w:szCs w:val="22"/>
-          <w:shd w:val="clear" w:color="auto" w:fill="FAF9F8"/>
+      <w:proofErr w:type="spellStart"/>
+      <w:r>
+        <w:rPr>
+          <w:rFonts w:ascii="Arial" w:hAnsi="Arial" w:cs="Arial"/>
+          <w:bCs/>
+          <w:sz w:val="22"/>
+          <w:szCs w:val="22"/>
         </w:rPr>
         <w:t>n</w:t>
       </w:r>
       <w:r>
         <w:rPr>
           <w:rFonts w:ascii="Arial" w:hAnsi="Arial" w:cs="Arial"/>
-          <w:sz w:val="22"/>
-          <w:szCs w:val="22"/>
-          <w:shd w:val="clear" w:color="auto" w:fill="FAF9F8"/>
+          <w:bCs/>
+          <w:sz w:val="22"/>
+          <w:szCs w:val="22"/>
         </w:rPr>
         <w:t>.</w:t>
       </w:r>
       <w:r>
         <w:rPr>
           <w:rFonts w:ascii="Arial" w:hAnsi="Arial" w:cs="Arial"/>
-          <w:sz w:val="22"/>
-          <w:szCs w:val="22"/>
-          <w:shd w:val="clear" w:color="auto" w:fill="FAF9F8"/>
+          <w:bCs/>
+          <w:sz w:val="22"/>
+          <w:szCs w:val="22"/>
         </w:rPr>
         <w:t>°</w:t>
       </w:r>
-      <w:r>
-        <w:rPr>
-          <w:rFonts w:ascii="Arial" w:hAnsi="Arial" w:cs="Arial"/>
-          <w:sz w:val="22"/>
-          <w:szCs w:val="22"/>
-          <w:shd w:val="clear" w:color="auto" w:fill="FAF9F8"/>
-        </w:rPr>
-        <w:t xml:space="preserve"> 248-2025/SUNAT - Procedimiento Especifico DESPA-PE.01.13 (versión 3) Importación De Mercancías Sujetas Al Protocolo Modificatorio Del Convenio De Cooperación Aduanera Peruano-Colombiano. </w:t>
+      <w:proofErr w:type="spellEnd"/>
+      <w:r>
+        <w:rPr>
+          <w:rFonts w:ascii="Arial" w:hAnsi="Arial" w:cs="Arial"/>
+          <w:bCs/>
+          <w:sz w:val="22"/>
+          <w:szCs w:val="22"/>
+        </w:rPr>
+        <w:t xml:space="preserve"> 248-2025/SUNAT - Procedimiento Especifico DESPA-PE.01.13 (versión 3) Importación De Mercancías Sujetas Al Protocolo Modificatorio Del Convenio De Cooperación Aduanera Peruano-</w:t>
+      </w:r>
+      <w:proofErr w:type="gramStart"/>
+      <w:r>
+        <w:rPr>
+          <w:rFonts w:ascii="Arial" w:hAnsi="Arial" w:cs="Arial"/>
+          <w:bCs/>
+          <w:sz w:val="22"/>
+          <w:szCs w:val="22"/>
+        </w:rPr>
+        <w:t>Colombiano</w:t>
+      </w:r>
+      <w:proofErr w:type="gramEnd"/>
+      <w:r>
+        <w:rPr>
+          <w:rFonts w:ascii="Arial" w:hAnsi="Arial" w:cs="Arial"/>
+          <w:bCs/>
+          <w:sz w:val="22"/>
+          <w:szCs w:val="22"/>
+        </w:rPr>
+        <w:t xml:space="preserve">. </w:t>
       </w:r>
     </w:p>
     <w:p>
@@ -1538,6 +1708,7 @@
         </w:rPr>
         <w:t>{/</w:t>
       </w:r>
+      <w:proofErr w:type="spellStart"/>
       <w:r>
         <w:rPr>
           <w:rFonts w:ascii="Arial" w:hAnsi="Arial" w:cs="Arial"/>
@@ -1546,6 +1717,7 @@
         </w:rPr>
         <w:t>estadoPECOyAMAZONIA</w:t>
       </w:r>
+      <w:proofErr w:type="spellEnd"/>
       <w:r>
         <w:rPr>
           <w:rFonts w:ascii="Arial" w:hAnsi="Arial" w:cs="Arial"/>
@@ -1613,53 +1785,55 @@
         <w:jc w:val="both"/>
         <w:rPr>
           <w:rFonts w:ascii="Arial" w:hAnsi="Arial" w:cs="Arial"/>
-          <w:sz w:val="22"/>
-          <w:szCs w:val="22"/>
-          <w:shd w:val="clear" w:color="auto" w:fill="FAF9F8"/>
-        </w:rPr>
-      </w:pPr>
-      <w:r>
-        <w:rPr>
-          <w:rFonts w:ascii="Arial" w:hAnsi="Arial" w:cs="Arial"/>
-          <w:sz w:val="22"/>
-          <w:szCs w:val="22"/>
-          <w:shd w:val="clear" w:color="auto" w:fill="FAF9F8"/>
+          <w:bCs/>
+          <w:sz w:val="22"/>
+          <w:szCs w:val="22"/>
+        </w:rPr>
+      </w:pPr>
+      <w:r>
+        <w:rPr>
+          <w:rFonts w:ascii="Arial" w:hAnsi="Arial" w:cs="Arial"/>
+          <w:bCs/>
+          <w:sz w:val="22"/>
+          <w:szCs w:val="22"/>
         </w:rPr>
         <w:t xml:space="preserve">Ley General de Aduanas, Decreto Legislativo </w:t>
       </w:r>
-      <w:r>
-        <w:rPr>
-          <w:rFonts w:ascii="Arial" w:hAnsi="Arial" w:cs="Arial"/>
-          <w:sz w:val="22"/>
-          <w:szCs w:val="22"/>
-          <w:shd w:val="clear" w:color="auto" w:fill="FAF9F8"/>
+      <w:proofErr w:type="spellStart"/>
+      <w:r>
+        <w:rPr>
+          <w:rFonts w:ascii="Arial" w:hAnsi="Arial" w:cs="Arial"/>
+          <w:bCs/>
+          <w:sz w:val="22"/>
+          <w:szCs w:val="22"/>
         </w:rPr>
         <w:t>n</w:t>
       </w:r>
       <w:r>
         <w:rPr>
           <w:rFonts w:ascii="Arial" w:hAnsi="Arial" w:cs="Arial"/>
-          <w:sz w:val="22"/>
-          <w:szCs w:val="22"/>
-          <w:shd w:val="clear" w:color="auto" w:fill="FAF9F8"/>
+          <w:bCs/>
+          <w:sz w:val="22"/>
+          <w:szCs w:val="22"/>
         </w:rPr>
         <w:t>.</w:t>
       </w:r>
       <w:r>
         <w:rPr>
           <w:rFonts w:ascii="Arial" w:hAnsi="Arial" w:cs="Arial"/>
-          <w:sz w:val="22"/>
-          <w:szCs w:val="22"/>
-          <w:shd w:val="clear" w:color="auto" w:fill="FAF9F8"/>
+          <w:bCs/>
+          <w:sz w:val="22"/>
+          <w:szCs w:val="22"/>
         </w:rPr>
         <w:t>°</w:t>
       </w:r>
-      <w:r>
-        <w:rPr>
-          <w:rFonts w:ascii="Arial" w:hAnsi="Arial" w:cs="Arial"/>
-          <w:sz w:val="22"/>
-          <w:szCs w:val="22"/>
-          <w:shd w:val="clear" w:color="auto" w:fill="FAF9F8"/>
+      <w:proofErr w:type="spellEnd"/>
+      <w:r>
+        <w:rPr>
+          <w:rFonts w:ascii="Arial" w:hAnsi="Arial" w:cs="Arial"/>
+          <w:bCs/>
+          <w:sz w:val="22"/>
+          <w:szCs w:val="22"/>
         </w:rPr>
         <w:t xml:space="preserve"> 1053, publicado el 27.6.2008, y modificatorias.</w:t>
       </w:r>
@@ -1678,62 +1852,66 @@
         <w:jc w:val="both"/>
         <w:rPr>
           <w:rFonts w:ascii="Arial" w:hAnsi="Arial" w:cs="Arial"/>
-          <w:sz w:val="22"/>
-          <w:szCs w:val="22"/>
-          <w:shd w:val="clear" w:color="auto" w:fill="FAF9F8"/>
-        </w:rPr>
-      </w:pPr>
-      <w:r>
-        <w:rPr>
-          <w:rFonts w:ascii="Arial" w:hAnsi="Arial" w:cs="Arial"/>
-          <w:sz w:val="22"/>
-          <w:szCs w:val="22"/>
-          <w:shd w:val="clear" w:color="auto" w:fill="FAF9F8"/>
-        </w:rPr>
-        <w:t>Convenio</w:t>
-      </w:r>
-      <w:r>
-        <w:rPr>
-          <w:rFonts w:ascii="Arial" w:hAnsi="Arial" w:cs="Arial"/>
-          <w:sz w:val="22"/>
-          <w:szCs w:val="22"/>
-          <w:shd w:val="clear" w:color="auto" w:fill="FAF9F8"/>
-        </w:rPr>
-        <w:t xml:space="preserve"> </w:t>
-      </w:r>
-      <w:r>
-        <w:rPr>
-          <w:rFonts w:ascii="Arial" w:hAnsi="Arial" w:cs="Arial"/>
-          <w:sz w:val="22"/>
-          <w:szCs w:val="22"/>
-          <w:shd w:val="clear" w:color="auto" w:fill="FAF9F8"/>
-        </w:rPr>
-        <w:t xml:space="preserve">de Cooperación Aduanera Peruano-Colombiano de 1938 y su Protocolo Modificatorio, aprobado por Resolución Legislativa </w:t>
-      </w:r>
-      <w:r>
-        <w:rPr>
-          <w:rFonts w:ascii="Arial" w:hAnsi="Arial" w:cs="Arial"/>
-          <w:sz w:val="22"/>
-          <w:szCs w:val="22"/>
-          <w:shd w:val="clear" w:color="auto" w:fill="FAF9F8"/>
+          <w:bCs/>
+          <w:sz w:val="22"/>
+          <w:szCs w:val="22"/>
+        </w:rPr>
+      </w:pPr>
+      <w:r>
+        <w:rPr>
+          <w:rFonts w:ascii="Arial" w:hAnsi="Arial" w:cs="Arial"/>
+          <w:bCs/>
+          <w:sz w:val="22"/>
+          <w:szCs w:val="22"/>
+        </w:rPr>
+        <w:t>Convenio de Cooperación Aduanera Peruano-</w:t>
+      </w:r>
+      <w:proofErr w:type="gramStart"/>
+      <w:r>
+        <w:rPr>
+          <w:rFonts w:ascii="Arial" w:hAnsi="Arial" w:cs="Arial"/>
+          <w:bCs/>
+          <w:sz w:val="22"/>
+          <w:szCs w:val="22"/>
+        </w:rPr>
+        <w:t>Colombiano</w:t>
+      </w:r>
+      <w:proofErr w:type="gramEnd"/>
+      <w:r>
+        <w:rPr>
+          <w:rFonts w:ascii="Arial" w:hAnsi="Arial" w:cs="Arial"/>
+          <w:bCs/>
+          <w:sz w:val="22"/>
+          <w:szCs w:val="22"/>
+        </w:rPr>
+        <w:t xml:space="preserve"> de 1938 y su Protocolo Modificatorio, aprobado por Resolución Legislativa </w:t>
+      </w:r>
+      <w:proofErr w:type="spellStart"/>
+      <w:r>
+        <w:rPr>
+          <w:rFonts w:ascii="Arial" w:hAnsi="Arial" w:cs="Arial"/>
+          <w:bCs/>
+          <w:sz w:val="22"/>
+          <w:szCs w:val="22"/>
         </w:rPr>
         <w:t>n.°</w:t>
       </w:r>
-      <w:r>
-        <w:rPr>
-          <w:rFonts w:ascii="Arial" w:hAnsi="Arial" w:cs="Arial"/>
-          <w:sz w:val="22"/>
-          <w:szCs w:val="22"/>
-          <w:shd w:val="clear" w:color="auto" w:fill="FAF9F8"/>
+      <w:proofErr w:type="spellEnd"/>
+      <w:r>
+        <w:rPr>
+          <w:rFonts w:ascii="Arial" w:hAnsi="Arial" w:cs="Arial"/>
+          <w:bCs/>
+          <w:sz w:val="22"/>
+          <w:szCs w:val="22"/>
         </w:rPr>
         <w:t xml:space="preserve"> 23254, publicada el 22.05.1981</w:t>
       </w:r>
       <w:r>
         <w:rPr>
           <w:rFonts w:ascii="Arial" w:hAnsi="Arial" w:cs="Arial"/>
-          <w:sz w:val="22"/>
-          <w:szCs w:val="22"/>
-          <w:shd w:val="clear" w:color="auto" w:fill="FAF9F8"/>
+          <w:bCs/>
+          <w:sz w:val="22"/>
+          <w:szCs w:val="22"/>
         </w:rPr>
         <w:t>.</w:t>
       </w:r>
@@ -1752,53 +1930,37 @@
         <w:jc w:val="both"/>
         <w:rPr>
           <w:rFonts w:ascii="Arial" w:hAnsi="Arial" w:cs="Arial"/>
-          <w:sz w:val="22"/>
-          <w:szCs w:val="22"/>
-          <w:shd w:val="clear" w:color="auto" w:fill="FAF9F8"/>
-        </w:rPr>
-      </w:pPr>
-      <w:r>
-        <w:rPr>
-          <w:rFonts w:ascii="Arial" w:hAnsi="Arial" w:cs="Arial"/>
-          <w:sz w:val="22"/>
-          <w:szCs w:val="22"/>
-          <w:shd w:val="clear" w:color="auto" w:fill="FAF9F8"/>
-        </w:rPr>
-        <w:t>Medidas</w:t>
-      </w:r>
-      <w:r>
-        <w:rPr>
-          <w:rFonts w:ascii="Arial" w:hAnsi="Arial" w:cs="Arial"/>
-          <w:sz w:val="22"/>
-          <w:szCs w:val="22"/>
-          <w:shd w:val="clear" w:color="auto" w:fill="FAF9F8"/>
-        </w:rPr>
-        <w:t xml:space="preserve"> </w:t>
-      </w:r>
-      <w:r>
-        <w:rPr>
-          <w:rFonts w:ascii="Arial" w:hAnsi="Arial" w:cs="Arial"/>
-          <w:sz w:val="22"/>
-          <w:szCs w:val="22"/>
-          <w:shd w:val="clear" w:color="auto" w:fill="FAF9F8"/>
-        </w:rPr>
-        <w:t xml:space="preserve">a fin de garantizar el cumplimiento de las obligaciones asumidas por nuestro país en el Convenio de Cooperación Aduanera con Colombia, dictada por Decreto Supremo </w:t>
-      </w:r>
-      <w:r>
-        <w:rPr>
-          <w:rFonts w:ascii="Arial" w:hAnsi="Arial" w:cs="Arial"/>
-          <w:sz w:val="22"/>
-          <w:szCs w:val="22"/>
-          <w:shd w:val="clear" w:color="auto" w:fill="FAF9F8"/>
+          <w:bCs/>
+          <w:sz w:val="22"/>
+          <w:szCs w:val="22"/>
+        </w:rPr>
+      </w:pPr>
+      <w:r>
+        <w:rPr>
+          <w:rFonts w:ascii="Arial" w:hAnsi="Arial" w:cs="Arial"/>
+          <w:bCs/>
+          <w:sz w:val="22"/>
+          <w:szCs w:val="22"/>
+        </w:rPr>
+        <w:t xml:space="preserve">Medidas a fin de garantizar el cumplimiento de las obligaciones asumidas por nuestro país en el Convenio de Cooperación Aduanera con Colombia, dictada por Decreto Supremo </w:t>
+      </w:r>
+      <w:proofErr w:type="spellStart"/>
+      <w:r>
+        <w:rPr>
+          <w:rFonts w:ascii="Arial" w:hAnsi="Arial" w:cs="Arial"/>
+          <w:bCs/>
+          <w:sz w:val="22"/>
+          <w:szCs w:val="22"/>
         </w:rPr>
         <w:t>n.°</w:t>
       </w:r>
-      <w:r>
-        <w:rPr>
-          <w:rFonts w:ascii="Arial" w:hAnsi="Arial" w:cs="Arial"/>
-          <w:sz w:val="22"/>
-          <w:szCs w:val="22"/>
-          <w:shd w:val="clear" w:color="auto" w:fill="FAF9F8"/>
+      <w:proofErr w:type="spellEnd"/>
+      <w:r>
+        <w:rPr>
+          <w:rFonts w:ascii="Arial" w:hAnsi="Arial" w:cs="Arial"/>
+          <w:bCs/>
+          <w:sz w:val="22"/>
+          <w:szCs w:val="22"/>
         </w:rPr>
         <w:t xml:space="preserve"> 15-94-EF, publicado el 09.02.1994, y modificatorias.</w:t>
       </w:r>
@@ -1817,62 +1979,75 @@
         <w:jc w:val="both"/>
         <w:rPr>
           <w:rFonts w:ascii="Arial" w:hAnsi="Arial" w:cs="Arial"/>
-          <w:sz w:val="22"/>
-          <w:szCs w:val="22"/>
-          <w:shd w:val="clear" w:color="auto" w:fill="FAF9F8"/>
-        </w:rPr>
-      </w:pPr>
-      <w:r>
-        <w:rPr>
-          <w:rFonts w:ascii="Arial" w:hAnsi="Arial" w:cs="Arial"/>
-          <w:sz w:val="22"/>
-          <w:szCs w:val="22"/>
-          <w:shd w:val="clear" w:color="auto" w:fill="FAF9F8"/>
-        </w:rPr>
-        <w:t xml:space="preserve">Arancel </w:t>
-      </w:r>
-      <w:r>
-        <w:rPr>
-          <w:rFonts w:ascii="Arial" w:hAnsi="Arial" w:cs="Arial"/>
-          <w:sz w:val="22"/>
-          <w:szCs w:val="22"/>
-          <w:shd w:val="clear" w:color="auto" w:fill="FAF9F8"/>
-        </w:rPr>
-        <w:t xml:space="preserve">Común Anexo al Protocolo Modificatorio del Convenio de Cooperación Aduanera Peruano-Colombiano de 1938, puesto en vigencia por el Decreto Supremo </w:t>
-      </w:r>
-      <w:r>
-        <w:rPr>
-          <w:rFonts w:ascii="Arial" w:hAnsi="Arial" w:cs="Arial"/>
-          <w:sz w:val="22"/>
-          <w:szCs w:val="22"/>
-          <w:shd w:val="clear" w:color="auto" w:fill="FAF9F8"/>
+          <w:bCs/>
+          <w:sz w:val="22"/>
+          <w:szCs w:val="22"/>
+        </w:rPr>
+      </w:pPr>
+      <w:r>
+        <w:rPr>
+          <w:rFonts w:ascii="Arial" w:hAnsi="Arial" w:cs="Arial"/>
+          <w:bCs/>
+          <w:sz w:val="22"/>
+          <w:szCs w:val="22"/>
+        </w:rPr>
+        <w:t>Arancel Común Anexo al Protocolo Modificatorio del Convenio de Cooperación Aduanera Peruano-</w:t>
+      </w:r>
+      <w:proofErr w:type="gramStart"/>
+      <w:r>
+        <w:rPr>
+          <w:rFonts w:ascii="Arial" w:hAnsi="Arial" w:cs="Arial"/>
+          <w:bCs/>
+          <w:sz w:val="22"/>
+          <w:szCs w:val="22"/>
+        </w:rPr>
+        <w:t>Colombiano</w:t>
+      </w:r>
+      <w:proofErr w:type="gramEnd"/>
+      <w:r>
+        <w:rPr>
+          <w:rFonts w:ascii="Arial" w:hAnsi="Arial" w:cs="Arial"/>
+          <w:bCs/>
+          <w:sz w:val="22"/>
+          <w:szCs w:val="22"/>
+        </w:rPr>
+        <w:t xml:space="preserve"> de 1938, puesto en vigencia por el Decreto Supremo </w:t>
+      </w:r>
+      <w:proofErr w:type="spellStart"/>
+      <w:r>
+        <w:rPr>
+          <w:rFonts w:ascii="Arial" w:hAnsi="Arial" w:cs="Arial"/>
+          <w:bCs/>
+          <w:sz w:val="22"/>
+          <w:szCs w:val="22"/>
         </w:rPr>
         <w:t>n</w:t>
       </w:r>
       <w:r>
         <w:rPr>
           <w:rFonts w:ascii="Arial" w:hAnsi="Arial" w:cs="Arial"/>
-          <w:sz w:val="22"/>
-          <w:szCs w:val="22"/>
-          <w:shd w:val="clear" w:color="auto" w:fill="FAF9F8"/>
+          <w:bCs/>
+          <w:sz w:val="22"/>
+          <w:szCs w:val="22"/>
         </w:rPr>
         <w:t>.</w:t>
       </w:r>
       <w:r>
         <w:rPr>
           <w:rFonts w:ascii="Arial" w:hAnsi="Arial" w:cs="Arial"/>
-          <w:sz w:val="22"/>
-          <w:szCs w:val="22"/>
-          <w:shd w:val="clear" w:color="auto" w:fill="FAF9F8"/>
+          <w:bCs/>
+          <w:sz w:val="22"/>
+          <w:szCs w:val="22"/>
         </w:rPr>
         <w:t>°</w:t>
       </w:r>
-      <w:r>
-        <w:rPr>
-          <w:rFonts w:ascii="Arial" w:hAnsi="Arial" w:cs="Arial"/>
-          <w:sz w:val="22"/>
-          <w:szCs w:val="22"/>
-          <w:shd w:val="clear" w:color="auto" w:fill="FAF9F8"/>
+      <w:proofErr w:type="spellEnd"/>
+      <w:r>
+        <w:rPr>
+          <w:rFonts w:ascii="Arial" w:hAnsi="Arial" w:cs="Arial"/>
+          <w:bCs/>
+          <w:sz w:val="22"/>
+          <w:szCs w:val="22"/>
         </w:rPr>
         <w:t xml:space="preserve"> 069-82-EFC, publicado el 04.03.1982, y modificatorias</w:t>
       </w:r>
@@ -1891,56 +2066,69 @@
         <w:jc w:val="both"/>
         <w:rPr>
           <w:rFonts w:ascii="Arial" w:hAnsi="Arial" w:cs="Arial"/>
-          <w:sz w:val="22"/>
-          <w:szCs w:val="22"/>
-          <w:shd w:val="clear" w:color="auto" w:fill="FAF9F8"/>
-        </w:rPr>
-      </w:pPr>
-      <w:r>
-        <w:rPr>
-          <w:rFonts w:ascii="Arial" w:hAnsi="Arial" w:cs="Arial"/>
-          <w:sz w:val="22"/>
-          <w:szCs w:val="22"/>
-          <w:shd w:val="clear" w:color="auto" w:fill="FAF9F8"/>
+          <w:bCs/>
+          <w:sz w:val="22"/>
+          <w:szCs w:val="22"/>
+        </w:rPr>
+      </w:pPr>
+      <w:r>
+        <w:rPr>
+          <w:rFonts w:ascii="Arial" w:hAnsi="Arial" w:cs="Arial"/>
+          <w:bCs/>
+          <w:sz w:val="22"/>
+          <w:szCs w:val="22"/>
         </w:rPr>
         <w:t xml:space="preserve">Resolución Superintendencia </w:t>
       </w:r>
-      <w:r>
-        <w:rPr>
-          <w:rFonts w:ascii="Arial" w:hAnsi="Arial" w:cs="Arial"/>
-          <w:sz w:val="22"/>
-          <w:szCs w:val="22"/>
-          <w:shd w:val="clear" w:color="auto" w:fill="FAF9F8"/>
+      <w:proofErr w:type="spellStart"/>
+      <w:r>
+        <w:rPr>
+          <w:rFonts w:ascii="Arial" w:hAnsi="Arial" w:cs="Arial"/>
+          <w:bCs/>
+          <w:sz w:val="22"/>
+          <w:szCs w:val="22"/>
         </w:rPr>
         <w:t>n</w:t>
       </w:r>
       <w:r>
         <w:rPr>
           <w:rFonts w:ascii="Arial" w:hAnsi="Arial" w:cs="Arial"/>
-          <w:sz w:val="22"/>
-          <w:szCs w:val="22"/>
-          <w:shd w:val="clear" w:color="auto" w:fill="FAF9F8"/>
+          <w:bCs/>
+          <w:sz w:val="22"/>
+          <w:szCs w:val="22"/>
         </w:rPr>
         <w:t>.</w:t>
       </w:r>
       <w:r>
         <w:rPr>
           <w:rFonts w:ascii="Arial" w:hAnsi="Arial" w:cs="Arial"/>
-          <w:sz w:val="22"/>
-          <w:szCs w:val="22"/>
-          <w:shd w:val="clear" w:color="auto" w:fill="FAF9F8"/>
+          <w:bCs/>
+          <w:sz w:val="22"/>
+          <w:szCs w:val="22"/>
         </w:rPr>
         <w:t>°</w:t>
       </w:r>
-      <w:r>
-        <w:rPr>
-          <w:rFonts w:ascii="Arial" w:hAnsi="Arial" w:cs="Arial"/>
-          <w:sz w:val="22"/>
-          <w:szCs w:val="22"/>
-          <w:shd w:val="clear" w:color="auto" w:fill="FAF9F8"/>
-        </w:rPr>
-        <w:t xml:space="preserve"> 248-2025/SUNAT - Procedimiento Especifico DESPA-PE.01.13 (versión 3) Importación De Mercancías Sujetas Al Protocolo Modificatorio Del Convenio De Cooperación Aduanera Peruano-Colombiano</w:t>
-      </w:r>
+      <w:proofErr w:type="spellEnd"/>
+      <w:r>
+        <w:rPr>
+          <w:rFonts w:ascii="Arial" w:hAnsi="Arial" w:cs="Arial"/>
+          <w:bCs/>
+          <w:sz w:val="22"/>
+          <w:szCs w:val="22"/>
+        </w:rPr>
+        <w:t xml:space="preserve"> 248-2025/SUNAT - Procedimiento Especifico DESPA-PE.01.13 (versión 3) Importación De Mercancías Sujetas Al Protocolo Modificatorio Del Convenio De Cooperación Aduanera Peruano-</w:t>
+      </w:r>
+      <w:proofErr w:type="gramStart"/>
+      <w:r>
+        <w:rPr>
+          <w:rFonts w:ascii="Arial" w:hAnsi="Arial" w:cs="Arial"/>
+          <w:bCs/>
+          <w:sz w:val="22"/>
+          <w:szCs w:val="22"/>
+        </w:rPr>
+        <w:t>Colombiano</w:t>
+      </w:r>
+      <w:proofErr w:type="gramEnd"/>
     </w:p>
     <w:p>
       <w:pPr>
@@ -1965,6 +2153,7 @@
         </w:rPr>
         <w:t>{/</w:t>
       </w:r>
+      <w:proofErr w:type="spellStart"/>
       <w:r>
         <w:rPr>
           <w:rFonts w:ascii="Arial" w:hAnsi="Arial" w:cs="Arial"/>
@@ -1974,6 +2163,7 @@
         </w:rPr>
         <w:t>estadoOnlyPECO</w:t>
       </w:r>
+      <w:proofErr w:type="spellEnd"/>
       <w:r>
         <w:rPr>
           <w:rFonts w:ascii="Arial" w:hAnsi="Arial" w:cs="Arial"/>
@@ -2085,8 +2275,9 @@
           <w:sz w:val="22"/>
           <w:szCs w:val="22"/>
         </w:rPr>
-        <w:t>{fromDam-fechaNumeracion</w:t>
-      </w:r>
+        <w:t>{</w:t>
+      </w:r>
+      <w:proofErr w:type="spellStart"/>
       <w:r>
         <w:rPr>
           <w:rFonts w:ascii="Arial" w:hAnsi="Arial" w:cs="Arial"/>
@@ -2096,8 +2287,20 @@
           <w:sz w:val="22"/>
           <w:szCs w:val="22"/>
         </w:rPr>
+        <w:t>fromDam-fechaNumeracion</w:t>
+      </w:r>
+      <w:r>
+        <w:rPr>
+          <w:rFonts w:ascii="Arial" w:hAnsi="Arial" w:cs="Arial"/>
+          <w:b/>
+          <w:bCs/>
+          <w:color w:val="FF0000"/>
+          <w:sz w:val="22"/>
+          <w:szCs w:val="22"/>
+        </w:rPr>
         <w:t>RRR</w:t>
       </w:r>
+      <w:proofErr w:type="spellEnd"/>
       <w:r>
         <w:rPr>
           <w:rFonts w:ascii="Arial" w:hAnsi="Arial" w:cs="Arial"/>
@@ -2117,6 +2320,7 @@
         </w:rPr>
         <w:t>{</w:t>
       </w:r>
+      <w:proofErr w:type="spellStart"/>
       <w:r>
         <w:rPr>
           <w:rFonts w:ascii="Arial" w:hAnsi="Arial" w:cs="Arial"/>
@@ -2125,6 +2329,7 @@
         </w:rPr>
         <w:t>fromDam-fechaNumeracion</w:t>
       </w:r>
+      <w:proofErr w:type="spellEnd"/>
       <w:r>
         <w:rPr>
           <w:rFonts w:ascii="Arial" w:hAnsi="Arial" w:cs="Arial"/>
@@ -2149,6 +2354,7 @@
         </w:rPr>
         <w:t>{</w:t>
       </w:r>
+      <w:proofErr w:type="spellStart"/>
       <w:r>
         <w:rPr>
           <w:rFonts w:ascii="Arial" w:hAnsi="Arial" w:cs="Arial"/>
@@ -2157,6 +2363,7 @@
         </w:rPr>
         <w:t>fromDam-agenteAduana</w:t>
       </w:r>
+      <w:proofErr w:type="spellEnd"/>
       <w:r>
         <w:rPr>
           <w:rFonts w:ascii="Arial" w:hAnsi="Arial" w:cs="Arial"/>
@@ -2174,7 +2381,31 @@
           <w:sz w:val="22"/>
           <w:szCs w:val="22"/>
         </w:rPr>
-        <w:t xml:space="preserve">{fromDam-agenteAduanaRRR} </w:t>
+        <w:t>{</w:t>
+      </w:r>
+      <w:proofErr w:type="spellStart"/>
+      <w:r>
+        <w:rPr>
+          <w:rFonts w:ascii="Arial" w:hAnsi="Arial" w:cs="Arial"/>
+          <w:b/>
+          <w:bCs/>
+          <w:color w:val="FF0000"/>
+          <w:sz w:val="22"/>
+          <w:szCs w:val="22"/>
+        </w:rPr>
+        <w:t>fromDam-agenteAduanaRRR</w:t>
+      </w:r>
+      <w:proofErr w:type="spellEnd"/>
+      <w:r>
+        <w:rPr>
+          <w:rFonts w:ascii="Arial" w:hAnsi="Arial" w:cs="Arial"/>
+          <w:b/>
+          <w:bCs/>
+          <w:color w:val="FF0000"/>
+          <w:sz w:val="22"/>
+          <w:szCs w:val="22"/>
+        </w:rPr>
+        <w:t xml:space="preserve">} </w:t>
       </w:r>
       <w:r>
         <w:rPr>
@@ -2190,7 +2421,25 @@
           <w:sz w:val="22"/>
           <w:szCs w:val="22"/>
         </w:rPr>
-        <w:t>{fromDam-nombreEmpresa}</w:t>
+        <w:t>{</w:t>
+      </w:r>
+      <w:proofErr w:type="spellStart"/>
+      <w:r>
+        <w:rPr>
+          <w:rFonts w:ascii="Arial" w:hAnsi="Arial" w:cs="Arial"/>
+          <w:sz w:val="22"/>
+          <w:szCs w:val="22"/>
+        </w:rPr>
+        <w:t>fromDam-nombreEmpresa</w:t>
+      </w:r>
+      <w:proofErr w:type="spellEnd"/>
+      <w:r>
+        <w:rPr>
+          <w:rFonts w:ascii="Arial" w:hAnsi="Arial" w:cs="Arial"/>
+          <w:sz w:val="22"/>
+          <w:szCs w:val="22"/>
+        </w:rPr>
+        <w:t>}</w:t>
       </w:r>
       <w:r>
         <w:rPr>
@@ -2201,7 +2450,31 @@
           <w:sz w:val="22"/>
           <w:szCs w:val="22"/>
         </w:rPr>
-        <w:t>{fromDam-nombreEmpresaRRR}</w:t>
+        <w:t>{</w:t>
+      </w:r>
+      <w:proofErr w:type="spellStart"/>
+      <w:r>
+        <w:rPr>
+          <w:rFonts w:ascii="Arial" w:hAnsi="Arial" w:cs="Arial"/>
+          <w:b/>
+          <w:bCs/>
+          <w:color w:val="FF0000"/>
+          <w:sz w:val="22"/>
+          <w:szCs w:val="22"/>
+        </w:rPr>
+        <w:t>fromDam-nombreEmpresaRRR</w:t>
+      </w:r>
+      <w:proofErr w:type="spellEnd"/>
+      <w:r>
+        <w:rPr>
+          <w:rFonts w:ascii="Arial" w:hAnsi="Arial" w:cs="Arial"/>
+          <w:b/>
+          <w:bCs/>
+          <w:color w:val="FF0000"/>
+          <w:sz w:val="22"/>
+          <w:szCs w:val="22"/>
+        </w:rPr>
+        <w:t>}</w:t>
       </w:r>
       <w:r>
         <w:rPr>
@@ -2243,7 +2516,25 @@
           <w:sz w:val="22"/>
           <w:szCs w:val="22"/>
         </w:rPr>
-        <w:t>{fromDam-aduanaNumeracion}</w:t>
+        <w:t>{</w:t>
+      </w:r>
+      <w:proofErr w:type="spellStart"/>
+      <w:r>
+        <w:rPr>
+          <w:rFonts w:ascii="Arial" w:hAnsi="Arial" w:cs="Arial"/>
+          <w:sz w:val="22"/>
+          <w:szCs w:val="22"/>
+        </w:rPr>
+        <w:t>fromDam-aduanaNumeracion</w:t>
+      </w:r>
+      <w:proofErr w:type="spellEnd"/>
+      <w:r>
+        <w:rPr>
+          <w:rFonts w:ascii="Arial" w:hAnsi="Arial" w:cs="Arial"/>
+          <w:sz w:val="22"/>
+          <w:szCs w:val="22"/>
+        </w:rPr>
+        <w:t>}</w:t>
       </w:r>
       <w:r>
         <w:rPr>
@@ -2254,15 +2545,39 @@
           <w:sz w:val="22"/>
           <w:szCs w:val="22"/>
         </w:rPr>
-        <w:t>{fromDam-aduanaNumeracionRRR}</w:t>
-      </w:r>
-      <w:r>
-        <w:rPr>
-          <w:rFonts w:ascii="Arial" w:hAnsi="Arial" w:cs="Arial"/>
+        <w:t>{</w:t>
+      </w:r>
+      <w:proofErr w:type="spellStart"/>
+      <w:r>
+        <w:rPr>
+          <w:rFonts w:ascii="Arial" w:hAnsi="Arial" w:cs="Arial"/>
+          <w:b/>
+          <w:bCs/>
           <w:color w:val="FF0000"/>
           <w:sz w:val="22"/>
           <w:szCs w:val="22"/>
         </w:rPr>
+        <w:t>fromDam-aduanaNumeracionRRR</w:t>
+      </w:r>
+      <w:proofErr w:type="spellEnd"/>
+      <w:r>
+        <w:rPr>
+          <w:rFonts w:ascii="Arial" w:hAnsi="Arial" w:cs="Arial"/>
+          <w:b/>
+          <w:bCs/>
+          <w:color w:val="FF0000"/>
+          <w:sz w:val="22"/>
+          <w:szCs w:val="22"/>
+        </w:rPr>
+        <w:t>}</w:t>
+      </w:r>
+      <w:r>
+        <w:rPr>
+          <w:rFonts w:ascii="Arial" w:hAnsi="Arial" w:cs="Arial"/>
+          <w:color w:val="FF0000"/>
+          <w:sz w:val="22"/>
+          <w:szCs w:val="22"/>
+        </w:rPr>
         <w:t xml:space="preserve"> </w:t>
       </w:r>
       <w:r>
@@ -2302,7 +2617,25 @@
           <w:sz w:val="22"/>
           <w:szCs w:val="22"/>
         </w:rPr>
-        <w:t>{fromDam-numeroDam}</w:t>
+        <w:t>{</w:t>
+      </w:r>
+      <w:proofErr w:type="spellStart"/>
+      <w:r>
+        <w:rPr>
+          <w:rFonts w:ascii="Arial" w:hAnsi="Arial" w:cs="Arial"/>
+          <w:sz w:val="22"/>
+          <w:szCs w:val="22"/>
+        </w:rPr>
+        <w:t>fromDam-numeroDam</w:t>
+      </w:r>
+      <w:proofErr w:type="spellEnd"/>
+      <w:r>
+        <w:rPr>
+          <w:rFonts w:ascii="Arial" w:hAnsi="Arial" w:cs="Arial"/>
+          <w:sz w:val="22"/>
+          <w:szCs w:val="22"/>
+        </w:rPr>
+        <w:t>}</w:t>
       </w:r>
       <w:r>
         <w:rPr>
@@ -2313,7 +2646,31 @@
           <w:sz w:val="22"/>
           <w:szCs w:val="22"/>
         </w:rPr>
-        <w:t>{fromDam-numeroDamRRR}</w:t>
+        <w:t>{</w:t>
+      </w:r>
+      <w:proofErr w:type="spellStart"/>
+      <w:r>
+        <w:rPr>
+          <w:rFonts w:ascii="Arial" w:hAnsi="Arial" w:cs="Arial"/>
+          <w:b/>
+          <w:bCs/>
+          <w:color w:val="FF0000"/>
+          <w:sz w:val="22"/>
+          <w:szCs w:val="22"/>
+        </w:rPr>
+        <w:t>fromDam-numeroDamRRR</w:t>
+      </w:r>
+      <w:proofErr w:type="spellEnd"/>
+      <w:r>
+        <w:rPr>
+          <w:rFonts w:ascii="Arial" w:hAnsi="Arial" w:cs="Arial"/>
+          <w:b/>
+          <w:bCs/>
+          <w:color w:val="FF0000"/>
+          <w:sz w:val="22"/>
+          <w:szCs w:val="22"/>
+        </w:rPr>
+        <w:t>}</w:t>
       </w:r>
       <w:r>
         <w:rPr>
@@ -2329,7 +2686,25 @@
           <w:sz w:val="22"/>
           <w:szCs w:val="22"/>
         </w:rPr>
-        <w:t>{fromDam-cantBultosTexto}</w:t>
+        <w:t>{</w:t>
+      </w:r>
+      <w:proofErr w:type="spellStart"/>
+      <w:r>
+        <w:rPr>
+          <w:rFonts w:ascii="Arial" w:hAnsi="Arial" w:cs="Arial"/>
+          <w:sz w:val="22"/>
+          <w:szCs w:val="22"/>
+        </w:rPr>
+        <w:t>fromDam-cantBultosTexto</w:t>
+      </w:r>
+      <w:proofErr w:type="spellEnd"/>
+      <w:r>
+        <w:rPr>
+          <w:rFonts w:ascii="Arial" w:hAnsi="Arial" w:cs="Arial"/>
+          <w:sz w:val="22"/>
+          <w:szCs w:val="22"/>
+        </w:rPr>
+        <w:t>}</w:t>
       </w:r>
       <w:r>
         <w:rPr>
@@ -2340,7 +2715,31 @@
           <w:sz w:val="22"/>
           <w:szCs w:val="22"/>
         </w:rPr>
-        <w:t xml:space="preserve">{fromDam-cantBultosTextoRRR} </w:t>
+        <w:t>{</w:t>
+      </w:r>
+      <w:proofErr w:type="spellStart"/>
+      <w:r>
+        <w:rPr>
+          <w:rFonts w:ascii="Arial" w:hAnsi="Arial" w:cs="Arial"/>
+          <w:b/>
+          <w:bCs/>
+          <w:color w:val="FF0000"/>
+          <w:sz w:val="22"/>
+          <w:szCs w:val="22"/>
+        </w:rPr>
+        <w:t>fromDam-cantBultosTextoRRR</w:t>
+      </w:r>
+      <w:proofErr w:type="spellEnd"/>
+      <w:r>
+        <w:rPr>
+          <w:rFonts w:ascii="Arial" w:hAnsi="Arial" w:cs="Arial"/>
+          <w:b/>
+          <w:bCs/>
+          <w:color w:val="FF0000"/>
+          <w:sz w:val="22"/>
+          <w:szCs w:val="22"/>
+        </w:rPr>
+        <w:t xml:space="preserve">} </w:t>
       </w:r>
       <w:r>
         <w:rPr>
@@ -2356,7 +2755,25 @@
           <w:sz w:val="22"/>
           <w:szCs w:val="22"/>
         </w:rPr>
-        <w:t>{fromDam-cantBultosNumero}</w:t>
+        <w:t>{</w:t>
+      </w:r>
+      <w:proofErr w:type="spellStart"/>
+      <w:r>
+        <w:rPr>
+          <w:rFonts w:ascii="Arial" w:hAnsi="Arial" w:cs="Arial"/>
+          <w:sz w:val="22"/>
+          <w:szCs w:val="22"/>
+        </w:rPr>
+        <w:t>fromDam-cantBultosNumero</w:t>
+      </w:r>
+      <w:proofErr w:type="spellEnd"/>
+      <w:r>
+        <w:rPr>
+          <w:rFonts w:ascii="Arial" w:hAnsi="Arial" w:cs="Arial"/>
+          <w:sz w:val="22"/>
+          <w:szCs w:val="22"/>
+        </w:rPr>
+        <w:t>}</w:t>
       </w:r>
       <w:r>
         <w:rPr>
@@ -2372,7 +2789,25 @@
           <w:sz w:val="22"/>
           <w:szCs w:val="22"/>
         </w:rPr>
-        <w:t>{fromDam-descripcionMerca}</w:t>
+        <w:t>{</w:t>
+      </w:r>
+      <w:proofErr w:type="spellStart"/>
+      <w:r>
+        <w:rPr>
+          <w:rFonts w:ascii="Arial" w:hAnsi="Arial" w:cs="Arial"/>
+          <w:sz w:val="22"/>
+          <w:szCs w:val="22"/>
+        </w:rPr>
+        <w:t>fromDam-descripcionMerca</w:t>
+      </w:r>
+      <w:proofErr w:type="spellEnd"/>
+      <w:r>
+        <w:rPr>
+          <w:rFonts w:ascii="Arial" w:hAnsi="Arial" w:cs="Arial"/>
+          <w:sz w:val="22"/>
+          <w:szCs w:val="22"/>
+        </w:rPr>
+        <w:t>}</w:t>
       </w:r>
       <w:r>
         <w:rPr>
@@ -2383,8 +2818,9 @@
           <w:sz w:val="22"/>
           <w:szCs w:val="22"/>
         </w:rPr>
-        <w:t>{from</w:t>
-      </w:r>
+        <w:t>{</w:t>
+      </w:r>
+      <w:proofErr w:type="spellStart"/>
       <w:r>
         <w:rPr>
           <w:rFonts w:ascii="Arial" w:hAnsi="Arial" w:cs="Arial"/>
@@ -2394,6 +2830,17 @@
           <w:sz w:val="22"/>
           <w:szCs w:val="22"/>
         </w:rPr>
+        <w:t>from</w:t>
+      </w:r>
+      <w:r>
+        <w:rPr>
+          <w:rFonts w:ascii="Arial" w:hAnsi="Arial" w:cs="Arial"/>
+          <w:b/>
+          <w:bCs/>
+          <w:color w:val="FF0000"/>
+          <w:sz w:val="22"/>
+          <w:szCs w:val="22"/>
+        </w:rPr>
         <w:t>D</w:t>
       </w:r>
       <w:r>
@@ -2440,6 +2887,7 @@
         </w:rPr>
         <w:t>RRR</w:t>
       </w:r>
+      <w:proofErr w:type="spellEnd"/>
       <w:r>
         <w:rPr>
           <w:rFonts w:ascii="Arial" w:hAnsi="Arial" w:cs="Arial"/>
@@ -2465,7 +2913,25 @@
           <w:sz w:val="22"/>
           <w:szCs w:val="22"/>
         </w:rPr>
-        <w:t>{fromDam-rangoSeriesAcogida}</w:t>
+        <w:t>{</w:t>
+      </w:r>
+      <w:proofErr w:type="spellStart"/>
+      <w:r>
+        <w:rPr>
+          <w:rFonts w:ascii="Arial" w:hAnsi="Arial" w:cs="Arial"/>
+          <w:sz w:val="22"/>
+          <w:szCs w:val="22"/>
+        </w:rPr>
+        <w:t>fromDam-rangoSeriesAcogida</w:t>
+      </w:r>
+      <w:proofErr w:type="spellEnd"/>
+      <w:r>
+        <w:rPr>
+          <w:rFonts w:ascii="Arial" w:hAnsi="Arial" w:cs="Arial"/>
+          <w:sz w:val="22"/>
+          <w:szCs w:val="22"/>
+        </w:rPr>
+        <w:t>}</w:t>
       </w:r>
       <w:r>
         <w:rPr>
@@ -2476,7 +2942,31 @@
           <w:sz w:val="22"/>
           <w:szCs w:val="22"/>
         </w:rPr>
-        <w:t xml:space="preserve">{fromDam-rangoSeriesAcogidaRRR} </w:t>
+        <w:t>{</w:t>
+      </w:r>
+      <w:proofErr w:type="spellStart"/>
+      <w:r>
+        <w:rPr>
+          <w:rFonts w:ascii="Arial" w:hAnsi="Arial" w:cs="Arial"/>
+          <w:b/>
+          <w:bCs/>
+          <w:color w:val="FF0000"/>
+          <w:sz w:val="22"/>
+          <w:szCs w:val="22"/>
+        </w:rPr>
+        <w:t>fromDam-rangoSeriesAcogidaRRR</w:t>
+      </w:r>
+      <w:proofErr w:type="spellEnd"/>
+      <w:r>
+        <w:rPr>
+          <w:rFonts w:ascii="Arial" w:hAnsi="Arial" w:cs="Arial"/>
+          <w:b/>
+          <w:bCs/>
+          <w:color w:val="FF0000"/>
+          <w:sz w:val="22"/>
+          <w:szCs w:val="22"/>
+        </w:rPr>
+        <w:t xml:space="preserve">} </w:t>
       </w:r>
       <w:r>
         <w:rPr>
@@ -2592,21 +3082,21 @@
           <w:shd w:val="clear" w:color="auto" w:fill="FAF9F8"/>
         </w:rPr>
       </w:pPr>
-      <w:r>
-        <w:rPr>
-          <w:rFonts w:ascii="Arial" w:hAnsi="Arial" w:cs="Arial"/>
-          <w:sz w:val="22"/>
-          <w:szCs w:val="22"/>
-          <w:shd w:val="clear" w:color="auto" w:fill="FAF9F8"/>
+      <w:proofErr w:type="spellStart"/>
+      <w:r>
+        <w:rPr>
+          <w:rFonts w:ascii="Arial" w:hAnsi="Arial" w:cs="Arial"/>
+          <w:sz w:val="22"/>
+          <w:szCs w:val="22"/>
         </w:rPr>
         <w:t>El</w:t>
       </w:r>
-      <w:r>
-        <w:rPr>
-          <w:rFonts w:ascii="Arial" w:hAnsi="Arial" w:cs="Arial"/>
-          <w:sz w:val="22"/>
-          <w:szCs w:val="22"/>
-          <w:shd w:val="clear" w:color="auto" w:fill="FAF9F8"/>
+      <w:proofErr w:type="spellEnd"/>
+      <w:r>
+        <w:rPr>
+          <w:rFonts w:ascii="Arial" w:hAnsi="Arial" w:cs="Arial"/>
+          <w:sz w:val="22"/>
+          <w:szCs w:val="22"/>
         </w:rPr>
         <w:t xml:space="preserve"> </w:t>
       </w:r>
@@ -2624,7 +3114,16 @@
           <w:sz w:val="22"/>
           <w:szCs w:val="22"/>
         </w:rPr>
-        <w:t>fromDam-fechaCancelacionTributos</w:t>
+        <w:t>fromDam-</w:t>
+      </w:r>
+      <w:proofErr w:type="gramStart"/>
+      <w:r>
+        <w:rPr>
+          <w:rFonts w:ascii="Arial" w:hAnsi="Arial" w:cs="Arial"/>
+          <w:sz w:val="22"/>
+          <w:szCs w:val="22"/>
+        </w:rPr>
+        <w:t>fechaCancelacionTributos</w:t>
       </w:r>
       <w:r>
         <w:rPr>
@@ -2643,7 +3142,19 @@
           <w:sz w:val="22"/>
           <w:szCs w:val="22"/>
         </w:rPr>
-        <w:t>{fromDam-fechaCancelacionTributosRRR}</w:t>
+        <w:t>{</w:t>
+      </w:r>
+      <w:proofErr w:type="gramEnd"/>
+      <w:r>
+        <w:rPr>
+          <w:rFonts w:ascii="Arial" w:hAnsi="Arial" w:cs="Arial"/>
+          <w:b/>
+          <w:bCs/>
+          <w:color w:val="FF0000"/>
+          <w:sz w:val="22"/>
+          <w:szCs w:val="22"/>
+        </w:rPr>
+        <w:t>fromDam-fechaCancelacionTributosRRR}</w:t>
       </w:r>
       <w:r>
         <w:rPr>
@@ -2811,7 +3322,25 @@
           <w:sz w:val="22"/>
           <w:szCs w:val="22"/>
         </w:rPr>
-        <w:t>{/estadoOnlyAMAZONIA}</w:t>
+        <w:t>{/</w:t>
+      </w:r>
+      <w:proofErr w:type="spellStart"/>
+      <w:r>
+        <w:rPr>
+          <w:rFonts w:ascii="Arial" w:hAnsi="Arial" w:cs="Arial"/>
+          <w:sz w:val="22"/>
+          <w:szCs w:val="22"/>
+        </w:rPr>
+        <w:t>estadoOnlyAMAZONIA</w:t>
+      </w:r>
+      <w:proofErr w:type="spellEnd"/>
+      <w:r>
+        <w:rPr>
+          <w:rFonts w:ascii="Arial" w:hAnsi="Arial" w:cs="Arial"/>
+          <w:sz w:val="22"/>
+          <w:szCs w:val="22"/>
+        </w:rPr>
+        <w:t>}</w:t>
       </w:r>
     </w:p>
     <w:p>
@@ -2855,23 +3384,41 @@
           <w:shd w:val="clear" w:color="auto" w:fill="FAF9F8"/>
         </w:rPr>
       </w:pPr>
-      <w:r>
-        <w:rPr>
-          <w:rFonts w:ascii="Arial" w:hAnsi="Arial" w:cs="Arial"/>
-          <w:sz w:val="22"/>
-          <w:szCs w:val="22"/>
-          <w:shd w:val="clear" w:color="auto" w:fill="FAF9F8"/>
+      <w:proofErr w:type="spellStart"/>
+      <w:r>
+        <w:rPr>
+          <w:rFonts w:ascii="Arial" w:hAnsi="Arial" w:cs="Arial"/>
+          <w:sz w:val="22"/>
+          <w:szCs w:val="22"/>
         </w:rPr>
         <w:lastRenderedPageBreak/>
-        <w:t xml:space="preserve">El </w:t>
-      </w:r>
-      <w:r>
-        <w:rPr>
-          <w:rFonts w:ascii="Arial" w:hAnsi="Arial" w:cs="Arial"/>
-          <w:sz w:val="22"/>
-          <w:szCs w:val="22"/>
-        </w:rPr>
-        <w:t>{fromDam-fechaCancelacionTributos}</w:t>
+        <w:t>El</w:t>
+      </w:r>
+      <w:proofErr w:type="spellEnd"/>
+      <w:r>
+        <w:rPr>
+          <w:rFonts w:ascii="Arial" w:hAnsi="Arial" w:cs="Arial"/>
+          <w:sz w:val="22"/>
+          <w:szCs w:val="22"/>
+        </w:rPr>
+        <w:t xml:space="preserve"> </w:t>
+      </w:r>
+      <w:r>
+        <w:rPr>
+          <w:rFonts w:ascii="Arial" w:hAnsi="Arial" w:cs="Arial"/>
+          <w:sz w:val="22"/>
+          <w:szCs w:val="22"/>
+        </w:rPr>
+        <w:t>{fromDam-</w:t>
+      </w:r>
+      <w:proofErr w:type="gramStart"/>
+      <w:r>
+        <w:rPr>
+          <w:rFonts w:ascii="Arial" w:hAnsi="Arial" w:cs="Arial"/>
+          <w:sz w:val="22"/>
+          <w:szCs w:val="22"/>
+        </w:rPr>
+        <w:t>fechaCancelacionTributos}</w:t>
       </w:r>
       <w:r>
         <w:rPr>
@@ -2882,7 +3429,19 @@
           <w:sz w:val="22"/>
           <w:szCs w:val="22"/>
         </w:rPr>
-        <w:t>{fromDam-fechaCancelacionTributosRRR}</w:t>
+        <w:t>{</w:t>
+      </w:r>
+      <w:proofErr w:type="gramEnd"/>
+      <w:r>
+        <w:rPr>
+          <w:rFonts w:ascii="Arial" w:hAnsi="Arial" w:cs="Arial"/>
+          <w:b/>
+          <w:bCs/>
+          <w:color w:val="FF0000"/>
+          <w:sz w:val="22"/>
+          <w:szCs w:val="22"/>
+        </w:rPr>
+        <w:t>fromDam-fechaCancelacionTributosRRR}</w:t>
       </w:r>
       <w:r>
         <w:rPr>
@@ -2924,7 +3483,25 @@
           <w:sz w:val="22"/>
           <w:szCs w:val="22"/>
         </w:rPr>
-        <w:t>, correspondientes a la importación señalada en el considerando anterior, siendo abonados a la “Sub-Cuenta Especial Tesoro Público – D.S. n.º 015-94-EF” el importe de S/ {textoTotReguPECO} y, a la “Sub-Cuenta Especial Tesoro Público Ley n.º</w:t>
+        <w:t>, correspondientes a la importación señalada en el considerando anterior, siendo abonados a la “Sub-Cuenta Especial Tesoro Público – D.S. n.º 015-94-EF” el importe de S/ {</w:t>
+      </w:r>
+      <w:proofErr w:type="spellStart"/>
+      <w:r>
+        <w:rPr>
+          <w:rFonts w:ascii="Arial" w:hAnsi="Arial" w:cs="Arial"/>
+          <w:sz w:val="22"/>
+          <w:szCs w:val="22"/>
+        </w:rPr>
+        <w:t>textoTotReguPECO</w:t>
+      </w:r>
+      <w:proofErr w:type="spellEnd"/>
+      <w:r>
+        <w:rPr>
+          <w:rFonts w:ascii="Arial" w:hAnsi="Arial" w:cs="Arial"/>
+          <w:sz w:val="22"/>
+          <w:szCs w:val="22"/>
+        </w:rPr>
+        <w:t>} y, a la “Sub-Cuenta Especial Tesoro Público Ley n.º</w:t>
       </w:r>
       <w:r>
         <w:rPr>
@@ -3002,7 +3579,25 @@
           <w:sz w:val="22"/>
           <w:szCs w:val="22"/>
         </w:rPr>
-        <w:t>{/estadoPECOyAMAZONIA}</w:t>
+        <w:t>{/</w:t>
+      </w:r>
+      <w:proofErr w:type="spellStart"/>
+      <w:r>
+        <w:rPr>
+          <w:rFonts w:ascii="Arial" w:hAnsi="Arial" w:cs="Arial"/>
+          <w:sz w:val="22"/>
+          <w:szCs w:val="22"/>
+        </w:rPr>
+        <w:t>estadoPECOyAMAZONIA</w:t>
+      </w:r>
+      <w:proofErr w:type="spellEnd"/>
+      <w:r>
+        <w:rPr>
+          <w:rFonts w:ascii="Arial" w:hAnsi="Arial" w:cs="Arial"/>
+          <w:sz w:val="22"/>
+          <w:szCs w:val="22"/>
+        </w:rPr>
+        <w:t>}</w:t>
       </w:r>
     </w:p>
     <w:p>
@@ -3047,13 +3642,32 @@
           <w:shd w:val="clear" w:color="auto" w:fill="FAF9F8"/>
         </w:rPr>
       </w:pPr>
-      <w:r>
-        <w:rPr>
-          <w:rFonts w:ascii="Arial" w:hAnsi="Arial" w:cs="Arial"/>
-          <w:sz w:val="22"/>
-          <w:szCs w:val="22"/>
-        </w:rPr>
-        <w:t>El {fromDam-fechaCancelacionTributos}</w:t>
+      <w:proofErr w:type="spellStart"/>
+      <w:r>
+        <w:rPr>
+          <w:rFonts w:ascii="Arial" w:hAnsi="Arial" w:cs="Arial"/>
+          <w:sz w:val="22"/>
+          <w:szCs w:val="22"/>
+        </w:rPr>
+        <w:t>El</w:t>
+      </w:r>
+      <w:proofErr w:type="spellEnd"/>
+      <w:r>
+        <w:rPr>
+          <w:rFonts w:ascii="Arial" w:hAnsi="Arial" w:cs="Arial"/>
+          <w:sz w:val="22"/>
+          <w:szCs w:val="22"/>
+        </w:rPr>
+        <w:t xml:space="preserve"> {fromDam-</w:t>
+      </w:r>
+      <w:proofErr w:type="gramStart"/>
+      <w:r>
+        <w:rPr>
+          <w:rFonts w:ascii="Arial" w:hAnsi="Arial" w:cs="Arial"/>
+          <w:sz w:val="22"/>
+          <w:szCs w:val="22"/>
+        </w:rPr>
+        <w:t>fechaCancelacionTributos}</w:t>
       </w:r>
       <w:r>
         <w:rPr>
@@ -3064,7 +3678,19 @@
           <w:sz w:val="22"/>
           <w:szCs w:val="22"/>
         </w:rPr>
-        <w:t>{fromDam-fechaCancelacionTributosRRR}</w:t>
+        <w:t>{</w:t>
+      </w:r>
+      <w:proofErr w:type="gramEnd"/>
+      <w:r>
+        <w:rPr>
+          <w:rFonts w:ascii="Arial" w:hAnsi="Arial" w:cs="Arial"/>
+          <w:b/>
+          <w:bCs/>
+          <w:color w:val="FF0000"/>
+          <w:sz w:val="22"/>
+          <w:szCs w:val="22"/>
+        </w:rPr>
+        <w:t>fromDam-fechaCancelacionTributosRRR}</w:t>
       </w:r>
       <w:r>
         <w:rPr>
@@ -3106,7 +3732,25 @@
           <w:sz w:val="22"/>
           <w:szCs w:val="22"/>
         </w:rPr>
-        <w:t>, correspondientes a la importación señalada en el considerando anterior, siendo abonados a la “Sub-Cuenta Especial Tesoro Público – D.S. n.º 015-94-EF” el importe de S/ {textoTotReguPECO} en cumplimiento de la Resolución Ministerial n.º</w:t>
+        <w:t>, correspondientes a la importación señalada en el considerando anterior, siendo abonados a la “Sub-Cuenta Especial Tesoro Público – D.S. n.º 015-94-EF” el importe de S/ {</w:t>
+      </w:r>
+      <w:proofErr w:type="spellStart"/>
+      <w:r>
+        <w:rPr>
+          <w:rFonts w:ascii="Arial" w:hAnsi="Arial" w:cs="Arial"/>
+          <w:sz w:val="22"/>
+          <w:szCs w:val="22"/>
+        </w:rPr>
+        <w:t>textoTotReguPECO</w:t>
+      </w:r>
+      <w:proofErr w:type="spellEnd"/>
+      <w:r>
+        <w:rPr>
+          <w:rFonts w:ascii="Arial" w:hAnsi="Arial" w:cs="Arial"/>
+          <w:sz w:val="22"/>
+          <w:szCs w:val="22"/>
+        </w:rPr>
+        <w:t>} en cumplimiento de la Resolución Ministerial n.º</w:t>
       </w:r>
       <w:r>
         <w:rPr>
@@ -3159,7 +3803,25 @@
           <w:sz w:val="22"/>
           <w:szCs w:val="22"/>
         </w:rPr>
-        <w:t>{/estadoOnlyPECO}</w:t>
+        <w:t>{/</w:t>
+      </w:r>
+      <w:proofErr w:type="spellStart"/>
+      <w:r>
+        <w:rPr>
+          <w:rFonts w:ascii="Arial" w:hAnsi="Arial" w:cs="Arial"/>
+          <w:sz w:val="22"/>
+          <w:szCs w:val="22"/>
+        </w:rPr>
+        <w:t>estadoOnlyPECO</w:t>
+      </w:r>
+      <w:proofErr w:type="spellEnd"/>
+      <w:r>
+        <w:rPr>
+          <w:rFonts w:ascii="Arial" w:hAnsi="Arial" w:cs="Arial"/>
+          <w:sz w:val="22"/>
+          <w:szCs w:val="22"/>
+        </w:rPr>
+        <w:t>}</w:t>
       </w:r>
     </w:p>
     <w:bookmarkEnd w:id="2"/>
@@ -3187,7 +3849,6 @@
           <w:rFonts w:ascii="Arial" w:hAnsi="Arial" w:cs="Arial"/>
           <w:sz w:val="22"/>
           <w:szCs w:val="22"/>
-          <w:shd w:val="clear" w:color="auto" w:fill="FAF9F8"/>
         </w:rPr>
         <w:t xml:space="preserve">Con </w:t>
       </w:r>
@@ -3355,7 +4016,25 @@
           <w:sz w:val="22"/>
           <w:szCs w:val="22"/>
         </w:rPr>
-        <w:t>{fromDam-nombreEmpresa}</w:t>
+        <w:t>{</w:t>
+      </w:r>
+      <w:proofErr w:type="spellStart"/>
+      <w:r>
+        <w:rPr>
+          <w:rFonts w:ascii="Arial" w:hAnsi="Arial" w:cs="Arial"/>
+          <w:sz w:val="22"/>
+          <w:szCs w:val="22"/>
+        </w:rPr>
+        <w:t>fromDam-nombreEmpresa</w:t>
+      </w:r>
+      <w:proofErr w:type="spellEnd"/>
+      <w:r>
+        <w:rPr>
+          <w:rFonts w:ascii="Arial" w:hAnsi="Arial" w:cs="Arial"/>
+          <w:sz w:val="22"/>
+          <w:szCs w:val="22"/>
+        </w:rPr>
+        <w:t>}</w:t>
       </w:r>
       <w:r>
         <w:rPr>
@@ -3366,7 +4045,31 @@
           <w:sz w:val="22"/>
           <w:szCs w:val="22"/>
         </w:rPr>
-        <w:t>{fromDam-nombreEmpresaRRR}</w:t>
+        <w:t>{</w:t>
+      </w:r>
+      <w:proofErr w:type="spellStart"/>
+      <w:r>
+        <w:rPr>
+          <w:rFonts w:ascii="Arial" w:hAnsi="Arial" w:cs="Arial"/>
+          <w:b/>
+          <w:bCs/>
+          <w:color w:val="FF0000"/>
+          <w:sz w:val="22"/>
+          <w:szCs w:val="22"/>
+        </w:rPr>
+        <w:t>fromDam-nombreEmpresaRRR</w:t>
+      </w:r>
+      <w:proofErr w:type="spellEnd"/>
+      <w:r>
+        <w:rPr>
+          <w:rFonts w:ascii="Arial" w:hAnsi="Arial" w:cs="Arial"/>
+          <w:b/>
+          <w:bCs/>
+          <w:color w:val="FF0000"/>
+          <w:sz w:val="22"/>
+          <w:szCs w:val="22"/>
+        </w:rPr>
+        <w:t>}</w:t>
       </w:r>
       <w:r>
         <w:rPr>
@@ -3450,13 +4153,23 @@
         </w:rPr>
         <w:t xml:space="preserve">{cuadroPedoAmazonia-numeroConfirmacionRRR} </w:t>
       </w:r>
-      <w:r>
-        <w:rPr>
-          <w:rFonts w:ascii="Arial" w:hAnsi="Arial" w:cs="Arial"/>
-          <w:sz w:val="22"/>
-          <w:szCs w:val="22"/>
-        </w:rPr>
-        <w:t xml:space="preserve">del </w:t>
+      <w:proofErr w:type="spellStart"/>
+      <w:r>
+        <w:rPr>
+          <w:rFonts w:ascii="Arial" w:hAnsi="Arial" w:cs="Arial"/>
+          <w:sz w:val="22"/>
+          <w:szCs w:val="22"/>
+        </w:rPr>
+        <w:t>del</w:t>
+      </w:r>
+      <w:proofErr w:type="spellEnd"/>
+      <w:r>
+        <w:rPr>
+          <w:rFonts w:ascii="Arial" w:hAnsi="Arial" w:cs="Arial"/>
+          <w:sz w:val="22"/>
+          <w:szCs w:val="22"/>
+        </w:rPr>
+        <w:t xml:space="preserve"> </w:t>
       </w:r>
       <w:r>
         <w:rPr>
@@ -3625,22 +4338,89 @@
           <w:sz w:val="22"/>
           <w:szCs w:val="22"/>
         </w:rPr>
-        <w:t>{fromInputs-fechaCorreoCecaRRR}</w:t>
-      </w:r>
+        <w:t>{</w:t>
+      </w:r>
+      <w:proofErr w:type="spellStart"/>
       <w:r>
         <w:rPr>
           <w:rFonts w:ascii="Arial" w:eastAsiaTheme="minorHAnsi" w:hAnsi="Arial" w:cs="Arial"/>
+          <w:b/>
+          <w:bCs/>
+          <w:i w:val="0"/>
+          <w:iCs w:val="0"/>
+          <w:color w:val="FF0000"/>
+          <w:sz w:val="22"/>
+          <w:szCs w:val="22"/>
+        </w:rPr>
+        <w:t>fromInputs-</w:t>
+      </w:r>
+      <w:proofErr w:type="gramStart"/>
+      <w:r>
+        <w:rPr>
+          <w:rFonts w:ascii="Arial" w:eastAsiaTheme="minorHAnsi" w:hAnsi="Arial" w:cs="Arial"/>
+          <w:b/>
+          <w:bCs/>
+          <w:i w:val="0"/>
+          <w:iCs w:val="0"/>
+          <w:color w:val="FF0000"/>
+          <w:sz w:val="22"/>
+          <w:szCs w:val="22"/>
+        </w:rPr>
+        <w:t>fechaCorreoCecaRRR</w:t>
+      </w:r>
+      <w:proofErr w:type="spellEnd"/>
+      <w:r>
+        <w:rPr>
+          <w:rFonts w:ascii="Arial" w:eastAsiaTheme="minorHAnsi" w:hAnsi="Arial" w:cs="Arial"/>
+          <w:b/>
+          <w:bCs/>
+          <w:i w:val="0"/>
+          <w:iCs w:val="0"/>
+          <w:color w:val="FF0000"/>
+          <w:sz w:val="22"/>
+          <w:szCs w:val="22"/>
+        </w:rPr>
+        <w:t>}</w:t>
+      </w:r>
+      <w:r>
+        <w:rPr>
+          <w:rFonts w:ascii="Arial" w:eastAsiaTheme="minorHAnsi" w:hAnsi="Arial" w:cs="Arial"/>
           <w:i w:val="0"/>
           <w:iCs w:val="0"/>
           <w:color w:val="auto"/>
           <w:sz w:val="22"/>
           <w:szCs w:val="22"/>
         </w:rPr>
-        <w:t xml:space="preserve">{fromInputs-fechaCorreoCeca}, se comunicó al solicitante a la dirección de correo electrónico </w:t>
-      </w:r>
+        <w:t>{</w:t>
+      </w:r>
+      <w:proofErr w:type="spellStart"/>
+      <w:proofErr w:type="gramEnd"/>
       <w:r>
         <w:rPr>
           <w:rFonts w:ascii="Arial" w:eastAsiaTheme="minorHAnsi" w:hAnsi="Arial" w:cs="Arial"/>
+          <w:i w:val="0"/>
+          <w:iCs w:val="0"/>
+          <w:color w:val="auto"/>
+          <w:sz w:val="22"/>
+          <w:szCs w:val="22"/>
+        </w:rPr>
+        <w:t>fromInputs-fechaCorreoCeca</w:t>
+      </w:r>
+      <w:proofErr w:type="spellEnd"/>
+      <w:r>
+        <w:rPr>
+          <w:rFonts w:ascii="Arial" w:eastAsiaTheme="minorHAnsi" w:hAnsi="Arial" w:cs="Arial"/>
+          <w:i w:val="0"/>
+          <w:iCs w:val="0"/>
+          <w:color w:val="auto"/>
+          <w:sz w:val="22"/>
+          <w:szCs w:val="22"/>
+        </w:rPr>
+        <w:t xml:space="preserve">}, se comunicó al solicitante a la dirección de correo electrónico </w:t>
+      </w:r>
+      <w:r>
+        <w:rPr>
+          <w:rFonts w:ascii="Arial" w:eastAsiaTheme="minorHAnsi" w:hAnsi="Arial" w:cs="Arial"/>
           <w:b/>
           <w:bCs/>
           <w:i w:val="0"/>
@@ -3649,18 +4429,94 @@
           <w:sz w:val="22"/>
           <w:szCs w:val="22"/>
         </w:rPr>
-        <w:t>{fromInputs-correoCecaRRR}</w:t>
-      </w:r>
+        <w:t>{</w:t>
+      </w:r>
+      <w:proofErr w:type="spellStart"/>
       <w:r>
         <w:rPr>
           <w:rFonts w:ascii="Arial" w:eastAsiaTheme="minorHAnsi" w:hAnsi="Arial" w:cs="Arial"/>
+          <w:b/>
+          <w:bCs/>
+          <w:i w:val="0"/>
+          <w:iCs w:val="0"/>
+          <w:color w:val="FF0000"/>
+          <w:sz w:val="22"/>
+          <w:szCs w:val="22"/>
+        </w:rPr>
+        <w:t>fromInputs-correoCecaRRR</w:t>
+      </w:r>
+      <w:proofErr w:type="spellEnd"/>
+      <w:r>
+        <w:rPr>
+          <w:rFonts w:ascii="Arial" w:eastAsiaTheme="minorHAnsi" w:hAnsi="Arial" w:cs="Arial"/>
+          <w:b/>
+          <w:bCs/>
+          <w:i w:val="0"/>
+          <w:iCs w:val="0"/>
+          <w:color w:val="FF0000"/>
+          <w:sz w:val="22"/>
+          <w:szCs w:val="22"/>
+        </w:rPr>
+        <w:t>}</w:t>
+      </w:r>
+      <w:r>
+        <w:rPr>
+          <w:rFonts w:ascii="Arial" w:eastAsiaTheme="minorHAnsi" w:hAnsi="Arial" w:cs="Arial"/>
           <w:i w:val="0"/>
           <w:iCs w:val="0"/>
           <w:color w:val="auto"/>
           <w:sz w:val="22"/>
           <w:szCs w:val="22"/>
         </w:rPr>
-        <w:t>{fromInputs-correoCeca}; la programación de reconocimiento físico conforme {textoProceReco}</w:t>
+        <w:t>{</w:t>
+      </w:r>
+      <w:proofErr w:type="spellStart"/>
+      <w:r>
+        <w:rPr>
+          <w:rFonts w:ascii="Arial" w:eastAsiaTheme="minorHAnsi" w:hAnsi="Arial" w:cs="Arial"/>
+          <w:i w:val="0"/>
+          <w:iCs w:val="0"/>
+          <w:color w:val="auto"/>
+          <w:sz w:val="22"/>
+          <w:szCs w:val="22"/>
+        </w:rPr>
+        <w:t>fromInputs-correoCeca</w:t>
+      </w:r>
+      <w:proofErr w:type="spellEnd"/>
+      <w:r>
+        <w:rPr>
+          <w:rFonts w:ascii="Arial" w:eastAsiaTheme="minorHAnsi" w:hAnsi="Arial" w:cs="Arial"/>
+          <w:i w:val="0"/>
+          <w:iCs w:val="0"/>
+          <w:color w:val="auto"/>
+          <w:sz w:val="22"/>
+          <w:szCs w:val="22"/>
+        </w:rPr>
+        <w:t>}; la programación de reconocimiento físico conforme {</w:t>
+      </w:r>
+      <w:proofErr w:type="spellStart"/>
+      <w:r>
+        <w:rPr>
+          <w:rFonts w:ascii="Arial" w:eastAsiaTheme="minorHAnsi" w:hAnsi="Arial" w:cs="Arial"/>
+          <w:i w:val="0"/>
+          <w:iCs w:val="0"/>
+          <w:color w:val="auto"/>
+          <w:sz w:val="22"/>
+          <w:szCs w:val="22"/>
+        </w:rPr>
+        <w:t>textoProceReco</w:t>
+      </w:r>
+      <w:proofErr w:type="spellEnd"/>
+      <w:r>
+        <w:rPr>
+          <w:rFonts w:ascii="Arial" w:eastAsiaTheme="minorHAnsi" w:hAnsi="Arial" w:cs="Arial"/>
+          <w:i w:val="0"/>
+          <w:iCs w:val="0"/>
+          <w:color w:val="auto"/>
+          <w:sz w:val="22"/>
+          <w:szCs w:val="22"/>
+        </w:rPr>
+        <w:t>}</w:t>
       </w:r>
       <w:r>
         <w:rPr>
@@ -3763,7 +4619,49 @@
           <w:sz w:val="22"/>
           <w:szCs w:val="22"/>
         </w:rPr>
-        <w:t>{fromInputs-fechaAforoRRR}</w:t>
+        <w:t>{</w:t>
+      </w:r>
+      <w:proofErr w:type="spellStart"/>
+      <w:r>
+        <w:rPr>
+          <w:rFonts w:ascii="Arial" w:hAnsi="Arial" w:cs="Arial"/>
+          <w:b/>
+          <w:bCs/>
+          <w:i w:val="0"/>
+          <w:iCs w:val="0"/>
+          <w:color w:val="FF0000"/>
+          <w:sz w:val="22"/>
+          <w:szCs w:val="22"/>
+        </w:rPr>
+        <w:t>fromInputs-</w:t>
+      </w:r>
+      <w:proofErr w:type="gramStart"/>
+      <w:r>
+        <w:rPr>
+          <w:rFonts w:ascii="Arial" w:hAnsi="Arial" w:cs="Arial"/>
+          <w:b/>
+          <w:bCs/>
+          <w:i w:val="0"/>
+          <w:iCs w:val="0"/>
+          <w:color w:val="FF0000"/>
+          <w:sz w:val="22"/>
+          <w:szCs w:val="22"/>
+        </w:rPr>
+        <w:t>fechaAforoRRR</w:t>
+      </w:r>
+      <w:proofErr w:type="spellEnd"/>
+      <w:r>
+        <w:rPr>
+          <w:rFonts w:ascii="Arial" w:hAnsi="Arial" w:cs="Arial"/>
+          <w:b/>
+          <w:bCs/>
+          <w:i w:val="0"/>
+          <w:iCs w:val="0"/>
+          <w:color w:val="FF0000"/>
+          <w:sz w:val="22"/>
+          <w:szCs w:val="22"/>
+        </w:rPr>
+        <w:t>}</w:t>
       </w:r>
       <w:bookmarkStart w:id="6" w:name="_Hlk231416797"/>
       <w:r>
@@ -3775,8 +4673,10 @@
           <w:sz w:val="22"/>
           <w:szCs w:val="22"/>
         </w:rPr>
-        <w:t>{fromInputs-fechaAforo}, en</w:t>
-      </w:r>
+        <w:t>{</w:t>
+      </w:r>
+      <w:proofErr w:type="spellStart"/>
+      <w:proofErr w:type="gramEnd"/>
       <w:r>
         <w:rPr>
           <w:rFonts w:ascii="Arial" w:hAnsi="Arial" w:cs="Arial"/>
@@ -3786,6 +4686,29 @@
           <w:sz w:val="22"/>
           <w:szCs w:val="22"/>
         </w:rPr>
+        <w:t>fromInputs-fechaAforo</w:t>
+      </w:r>
+      <w:proofErr w:type="spellEnd"/>
+      <w:r>
+        <w:rPr>
+          <w:rFonts w:ascii="Arial" w:hAnsi="Arial" w:cs="Arial"/>
+          <w:i w:val="0"/>
+          <w:iCs w:val="0"/>
+          <w:color w:val="000000" w:themeColor="text1"/>
+          <w:sz w:val="22"/>
+          <w:szCs w:val="22"/>
+        </w:rPr>
+        <w:t>}, en</w:t>
+      </w:r>
+      <w:r>
+        <w:rPr>
+          <w:rFonts w:ascii="Arial" w:hAnsi="Arial" w:cs="Arial"/>
+          <w:i w:val="0"/>
+          <w:iCs w:val="0"/>
+          <w:color w:val="000000" w:themeColor="text1"/>
+          <w:sz w:val="22"/>
+          <w:szCs w:val="22"/>
+        </w:rPr>
         <w:t xml:space="preserve"> </w:t>
       </w:r>
       <w:r>
@@ -3797,7 +4720,31 @@
           <w:sz w:val="22"/>
           <w:szCs w:val="22"/>
         </w:rPr>
-        <w:t>el {textoRecoFis} y normas legales conexas</w:t>
+        <w:t>el {</w:t>
+      </w:r>
+      <w:proofErr w:type="spellStart"/>
+      <w:r>
+        <w:rPr>
+          <w:rFonts w:ascii="Arial" w:hAnsi="Arial" w:cs="Arial"/>
+          <w:i w:val="0"/>
+          <w:iCs w:val="0"/>
+          <w:color w:val="000000" w:themeColor="text1"/>
+          <w:sz w:val="22"/>
+          <w:szCs w:val="22"/>
+        </w:rPr>
+        <w:t>textoRecoFis</w:t>
+      </w:r>
+      <w:proofErr w:type="spellEnd"/>
+      <w:r>
+        <w:rPr>
+          <w:rFonts w:ascii="Arial" w:hAnsi="Arial" w:cs="Arial"/>
+          <w:i w:val="0"/>
+          <w:iCs w:val="0"/>
+          <w:color w:val="000000" w:themeColor="text1"/>
+          <w:sz w:val="22"/>
+          <w:szCs w:val="22"/>
+        </w:rPr>
+        <w:t>} y normas legales conexas</w:t>
       </w:r>
       <w:bookmarkEnd w:id="6"/>
       <w:r>
@@ -3958,6 +4905,7 @@
         <w:t>{/</w:t>
       </w:r>
       <w:bookmarkStart w:id="8" w:name="_Hlk231416767"/>
+      <w:proofErr w:type="spellStart"/>
       <w:r>
         <w:rPr>
           <w:rFonts w:ascii="Arial" w:hAnsi="Arial" w:cs="Arial"/>
@@ -3967,6 +4915,7 @@
         <w:t>estadoIncluyePeco</w:t>
       </w:r>
       <w:bookmarkEnd w:id="8"/>
+      <w:proofErr w:type="spellEnd"/>
       <w:r>
         <w:rPr>
           <w:rFonts w:ascii="Arial" w:hAnsi="Arial" w:cs="Arial"/>
@@ -4065,8 +5014,9 @@
           <w:sz w:val="22"/>
           <w:szCs w:val="22"/>
         </w:rPr>
-        <w:t>º 015-94-EF se verifica que la mercancía de las series {fromDam-rangoSeriesAcogidaSoloPeco} declaradas con TPI 35 en el casillero 7.23 de la DAM, tienen un Ad-</w:t>
-      </w:r>
+        <w:t>º 015-94-EF se verifica que la mercancía de las series {</w:t>
+      </w:r>
+      <w:proofErr w:type="spellStart"/>
       <w:r>
         <w:rPr>
           <w:rFonts w:ascii="Arial" w:eastAsiaTheme="minorHAnsi" w:hAnsi="Arial" w:cs="Arial"/>
@@ -4076,6 +5026,29 @@
           <w:sz w:val="22"/>
           <w:szCs w:val="22"/>
         </w:rPr>
+        <w:t>fromDam-rangoSeriesAcogidaSoloPeco</w:t>
+      </w:r>
+      <w:proofErr w:type="spellEnd"/>
+      <w:r>
+        <w:rPr>
+          <w:rFonts w:ascii="Arial" w:eastAsiaTheme="minorHAnsi" w:hAnsi="Arial" w:cs="Arial"/>
+          <w:i w:val="0"/>
+          <w:iCs w:val="0"/>
+          <w:color w:val="000000" w:themeColor="text1"/>
+          <w:sz w:val="22"/>
+          <w:szCs w:val="22"/>
+        </w:rPr>
+        <w:t>} declaradas con TPI 35 en el casillero 7.23 de la DAM, tienen un Ad-</w:t>
+      </w:r>
+      <w:r>
+        <w:rPr>
+          <w:rFonts w:ascii="Arial" w:eastAsiaTheme="minorHAnsi" w:hAnsi="Arial" w:cs="Arial"/>
+          <w:i w:val="0"/>
+          <w:iCs w:val="0"/>
+          <w:color w:val="000000" w:themeColor="text1"/>
+          <w:sz w:val="22"/>
+          <w:szCs w:val="22"/>
+        </w:rPr>
         <w:t>V</w:t>
       </w:r>
       <w:r>
@@ -4133,6 +5106,7 @@
         </w:rPr>
         <w:t xml:space="preserve"> abonado a la Subcuenta Especial del Tesoro Público Decreto Supremo </w:t>
       </w:r>
+      <w:proofErr w:type="spellStart"/>
       <w:r>
         <w:rPr>
           <w:rFonts w:ascii="Arial" w:eastAsiaTheme="minorHAnsi" w:hAnsi="Arial" w:cs="Arial"/>
@@ -4166,6 +5140,7 @@
         </w:rPr>
         <w:t>°</w:t>
       </w:r>
+      <w:proofErr w:type="spellEnd"/>
       <w:r>
         <w:rPr>
           <w:rFonts w:ascii="Arial" w:eastAsiaTheme="minorHAnsi" w:hAnsi="Arial" w:cs="Arial"/>
@@ -4197,6 +5172,7 @@
         </w:rPr>
         <w:t>{/</w:t>
       </w:r>
+      <w:proofErr w:type="spellStart"/>
       <w:r>
         <w:rPr>
           <w:rFonts w:ascii="Arial" w:hAnsi="Arial" w:cs="Arial"/>
@@ -4205,6 +5181,7 @@
         </w:rPr>
         <w:t>estadoPECOyAMAZONIAnoProcPECO</w:t>
       </w:r>
+      <w:proofErr w:type="spellEnd"/>
       <w:r>
         <w:rPr>
           <w:rFonts w:ascii="Arial" w:hAnsi="Arial" w:cs="Arial"/>
@@ -4361,7 +5338,25 @@
           <w:sz w:val="22"/>
           <w:szCs w:val="22"/>
         </w:rPr>
-        <w:t>{/estadoJuridiccionLoreto}</w:t>
+        <w:t>{/</w:t>
+      </w:r>
+      <w:proofErr w:type="spellStart"/>
+      <w:r>
+        <w:rPr>
+          <w:rFonts w:ascii="Arial" w:hAnsi="Arial" w:cs="Arial"/>
+          <w:sz w:val="22"/>
+          <w:szCs w:val="22"/>
+        </w:rPr>
+        <w:t>estadoJuridiccionLoreto</w:t>
+      </w:r>
+      <w:proofErr w:type="spellEnd"/>
+      <w:r>
+        <w:rPr>
+          <w:rFonts w:ascii="Arial" w:hAnsi="Arial" w:cs="Arial"/>
+          <w:sz w:val="22"/>
+          <w:szCs w:val="22"/>
+        </w:rPr>
+        <w:t>}</w:t>
       </w:r>
     </w:p>
     <w:p>
@@ -4489,7 +5484,25 @@
           <w:sz w:val="22"/>
           <w:szCs w:val="22"/>
         </w:rPr>
-        <w:t>{/estadoJuridiccionOtros}</w:t>
+        <w:t>{/</w:t>
+      </w:r>
+      <w:proofErr w:type="spellStart"/>
+      <w:r>
+        <w:rPr>
+          <w:rFonts w:ascii="Arial" w:hAnsi="Arial" w:cs="Arial"/>
+          <w:sz w:val="22"/>
+          <w:szCs w:val="22"/>
+        </w:rPr>
+        <w:t>estadoJuridiccionOtros</w:t>
+      </w:r>
+      <w:proofErr w:type="spellEnd"/>
+      <w:r>
+        <w:rPr>
+          <w:rFonts w:ascii="Arial" w:hAnsi="Arial" w:cs="Arial"/>
+          <w:sz w:val="22"/>
+          <w:szCs w:val="22"/>
+        </w:rPr>
+        <w:t>}</w:t>
       </w:r>
     </w:p>
     <w:p>
@@ -4536,7 +5549,31 @@
           <w:szCs w:val="22"/>
         </w:rPr>
         <w:lastRenderedPageBreak/>
-        <w:t>{fromDam-nombreEmpresa}</w:t>
+        <w:t>{</w:t>
+      </w:r>
+      <w:proofErr w:type="spellStart"/>
+      <w:r>
+        <w:rPr>
+          <w:rFonts w:ascii="Arial" w:hAnsi="Arial" w:cs="Arial"/>
+          <w:i w:val="0"/>
+          <w:iCs w:val="0"/>
+          <w:color w:val="000000" w:themeColor="text1"/>
+          <w:sz w:val="22"/>
+          <w:szCs w:val="22"/>
+        </w:rPr>
+        <w:t>fromDam-nombreEmpresa</w:t>
+      </w:r>
+      <w:proofErr w:type="spellEnd"/>
+      <w:r>
+        <w:rPr>
+          <w:rFonts w:ascii="Arial" w:hAnsi="Arial" w:cs="Arial"/>
+          <w:i w:val="0"/>
+          <w:iCs w:val="0"/>
+          <w:color w:val="000000" w:themeColor="text1"/>
+          <w:sz w:val="22"/>
+          <w:szCs w:val="22"/>
+        </w:rPr>
+        <w:t>}</w:t>
       </w:r>
       <w:r>
         <w:rPr>
@@ -4549,7 +5586,35 @@
           <w:sz w:val="22"/>
           <w:szCs w:val="22"/>
         </w:rPr>
-        <w:t>{fromDam-nombreEmpresaRRR}</w:t>
+        <w:t>{</w:t>
+      </w:r>
+      <w:proofErr w:type="spellStart"/>
+      <w:r>
+        <w:rPr>
+          <w:rFonts w:ascii="Arial" w:hAnsi="Arial" w:cs="Arial"/>
+          <w:b/>
+          <w:bCs/>
+          <w:i w:val="0"/>
+          <w:iCs w:val="0"/>
+          <w:color w:val="FF0000"/>
+          <w:sz w:val="22"/>
+          <w:szCs w:val="22"/>
+        </w:rPr>
+        <w:t>fromDam-nombreEmpresaRRR</w:t>
+      </w:r>
+      <w:proofErr w:type="spellEnd"/>
+      <w:r>
+        <w:rPr>
+          <w:rFonts w:ascii="Arial" w:hAnsi="Arial" w:cs="Arial"/>
+          <w:b/>
+          <w:bCs/>
+          <w:i w:val="0"/>
+          <w:iCs w:val="0"/>
+          <w:color w:val="FF0000"/>
+          <w:sz w:val="22"/>
+          <w:szCs w:val="22"/>
+        </w:rPr>
+        <w:t>}</w:t>
       </w:r>
       <w:r>
         <w:rPr>
@@ -4683,6 +5748,7 @@
       <w:r>
         <w:t>{/</w:t>
       </w:r>
+      <w:proofErr w:type="spellStart"/>
       <w:r>
         <w:rPr>
           <w:rFonts w:ascii="Arial" w:hAnsi="Arial" w:cs="Arial"/>
@@ -4691,6 +5757,7 @@
         </w:rPr>
         <w:t>estadoIncluyeAmazonia</w:t>
       </w:r>
+      <w:proofErr w:type="spellEnd"/>
       <w:r>
         <w:t>}</w:t>
       </w:r>
@@ -4758,7 +5825,23 @@
           <w:sz w:val="22"/>
           <w:szCs w:val="22"/>
         </w:rPr>
-        <w:t>{/estadoOnlyPECO}</w:t>
+        <w:t>{/</w:t>
+      </w:r>
+      <w:proofErr w:type="spellStart"/>
+      <w:r>
+        <w:rPr>
+          <w:sz w:val="22"/>
+          <w:szCs w:val="22"/>
+        </w:rPr>
+        <w:t>estadoOnlyPECO</w:t>
+      </w:r>
+      <w:proofErr w:type="spellEnd"/>
+      <w:r>
+        <w:rPr>
+          <w:sz w:val="22"/>
+          <w:szCs w:val="22"/>
+        </w:rPr>
+        <w:t>}</w:t>
       </w:r>
     </w:p>
     <w:bookmarkEnd w:id="18"/>
@@ -4889,7 +5972,14 @@
         <w:rPr>
           <w:rFonts w:ascii="Arial" w:hAnsi="Arial" w:cs="Arial"/>
         </w:rPr>
-        <w:t>{/veriFaltan</w:t>
+        <w:t>{/</w:t>
+      </w:r>
+      <w:proofErr w:type="spellStart"/>
+      <w:r>
+        <w:rPr>
+          <w:rFonts w:ascii="Arial" w:hAnsi="Arial" w:cs="Arial"/>
+        </w:rPr>
+        <w:t>veriFaltan</w:t>
       </w:r>
       <w:r>
         <w:rPr>
@@ -4897,6 +5987,7 @@
         </w:rPr>
         <w:t>DatosMercaReconocido</w:t>
       </w:r>
+      <w:proofErr w:type="spellEnd"/>
       <w:r>
         <w:rPr>
           <w:rFonts w:ascii="Arial" w:hAnsi="Arial" w:cs="Arial"/>
@@ -5119,7 +6210,34 @@
                 <w:sz w:val="20"/>
                 <w:szCs w:val="20"/>
               </w:rPr>
-              <w:t>{fromDam-descripcionMerca}</w:t>
+              <w:t>{</w:t>
+            </w:r>
+            <w:proofErr w:type="spellStart"/>
+            <w:r>
+              <w:rPr>
+                <w:rFonts w:ascii="Arial" w:hAnsi="Arial" w:cs="Arial"/>
+                <w:sz w:val="20"/>
+                <w:szCs w:val="20"/>
+              </w:rPr>
+              <w:t>fromDam-</w:t>
+            </w:r>
+            <w:proofErr w:type="gramStart"/>
+            <w:r>
+              <w:rPr>
+                <w:rFonts w:ascii="Arial" w:hAnsi="Arial" w:cs="Arial"/>
+                <w:sz w:val="20"/>
+                <w:szCs w:val="20"/>
+              </w:rPr>
+              <w:t>descripcionMerca</w:t>
+            </w:r>
+            <w:proofErr w:type="spellEnd"/>
+            <w:r>
+              <w:rPr>
+                <w:rFonts w:ascii="Arial" w:hAnsi="Arial" w:cs="Arial"/>
+                <w:sz w:val="20"/>
+                <w:szCs w:val="20"/>
+              </w:rPr>
+              <w:t>}</w:t>
             </w:r>
             <w:r>
               <w:rPr>
@@ -5130,7 +6248,32 @@
                 <w:sz w:val="20"/>
                 <w:szCs w:val="20"/>
               </w:rPr>
-              <w:t>{fromDam-descripcionMercaRRR}</w:t>
+              <w:t>{</w:t>
+            </w:r>
+            <w:proofErr w:type="spellStart"/>
+            <w:proofErr w:type="gramEnd"/>
+            <w:r>
+              <w:rPr>
+                <w:rFonts w:ascii="Arial" w:hAnsi="Arial" w:cs="Arial"/>
+                <w:b/>
+                <w:bCs/>
+                <w:color w:val="FF0000"/>
+                <w:sz w:val="20"/>
+                <w:szCs w:val="20"/>
+              </w:rPr>
+              <w:t>fromDam-descripcionMercaRRR</w:t>
+            </w:r>
+            <w:proofErr w:type="spellEnd"/>
+            <w:r>
+              <w:rPr>
+                <w:rFonts w:ascii="Arial" w:hAnsi="Arial" w:cs="Arial"/>
+                <w:b/>
+                <w:bCs/>
+                <w:color w:val="FF0000"/>
+                <w:sz w:val="20"/>
+                <w:szCs w:val="20"/>
+              </w:rPr>
+              <w:t>}</w:t>
             </w:r>
             <w:r>
               <w:rPr>
@@ -5164,7 +6307,25 @@
                 <w:sz w:val="20"/>
                 <w:szCs w:val="20"/>
               </w:rPr>
-              <w:t>{fromDam-cantMODI}</w:t>
+              <w:t>{</w:t>
+            </w:r>
+            <w:proofErr w:type="spellStart"/>
+            <w:r>
+              <w:rPr>
+                <w:rFonts w:ascii="Arial" w:hAnsi="Arial" w:cs="Arial"/>
+                <w:sz w:val="20"/>
+                <w:szCs w:val="20"/>
+              </w:rPr>
+              <w:t>fromDam-cantMODI</w:t>
+            </w:r>
+            <w:proofErr w:type="spellEnd"/>
+            <w:r>
+              <w:rPr>
+                <w:rFonts w:ascii="Arial" w:hAnsi="Arial" w:cs="Arial"/>
+                <w:sz w:val="20"/>
+                <w:szCs w:val="20"/>
+              </w:rPr>
+              <w:t>}</w:t>
             </w:r>
           </w:p>
         </w:tc>
@@ -5234,7 +6395,25 @@
                 <w:sz w:val="20"/>
                 <w:szCs w:val="20"/>
               </w:rPr>
-              <w:t>{fromDam-partidaNandina}</w:t>
+              <w:t>{</w:t>
+            </w:r>
+            <w:proofErr w:type="spellStart"/>
+            <w:r>
+              <w:rPr>
+                <w:rFonts w:ascii="Arial" w:hAnsi="Arial" w:cs="Arial"/>
+                <w:sz w:val="20"/>
+                <w:szCs w:val="20"/>
+              </w:rPr>
+              <w:t>fromDam-partidaNandina</w:t>
+            </w:r>
+            <w:proofErr w:type="spellEnd"/>
+            <w:r>
+              <w:rPr>
+                <w:rFonts w:ascii="Arial" w:hAnsi="Arial" w:cs="Arial"/>
+                <w:sz w:val="20"/>
+                <w:szCs w:val="20"/>
+              </w:rPr>
+              <w:t>}</w:t>
             </w:r>
           </w:p>
         </w:tc>
@@ -5271,7 +6450,25 @@
                 <w:szCs w:val="20"/>
               </w:rPr>
               <w:br/>
-              <w:t>{fromDam-partidaNabandina}</w:t>
+              <w:t>{</w:t>
+            </w:r>
+            <w:proofErr w:type="spellStart"/>
+            <w:r>
+              <w:rPr>
+                <w:rFonts w:ascii="Arial" w:hAnsi="Arial" w:cs="Arial"/>
+                <w:sz w:val="20"/>
+                <w:szCs w:val="20"/>
+              </w:rPr>
+              <w:t>fromDam-partidaNabandina</w:t>
+            </w:r>
+            <w:proofErr w:type="spellEnd"/>
+            <w:r>
+              <w:rPr>
+                <w:rFonts w:ascii="Arial" w:hAnsi="Arial" w:cs="Arial"/>
+                <w:sz w:val="20"/>
+                <w:szCs w:val="20"/>
+              </w:rPr>
+              <w:t>}</w:t>
             </w:r>
           </w:p>
           <w:p>
@@ -5342,7 +6539,34 @@
           <w:sz w:val="20"/>
           <w:szCs w:val="20"/>
         </w:rPr>
-        <w:t>(*) Se revisó {fromDam-bultosReconocidos}</w:t>
+        <w:t>(*) Se revisó {</w:t>
+      </w:r>
+      <w:proofErr w:type="spellStart"/>
+      <w:r>
+        <w:rPr>
+          <w:rFonts w:ascii="Arial" w:hAnsi="Arial" w:cs="Arial"/>
+          <w:sz w:val="20"/>
+          <w:szCs w:val="20"/>
+        </w:rPr>
+        <w:t>fromDam-</w:t>
+      </w:r>
+      <w:proofErr w:type="gramStart"/>
+      <w:r>
+        <w:rPr>
+          <w:rFonts w:ascii="Arial" w:hAnsi="Arial" w:cs="Arial"/>
+          <w:sz w:val="20"/>
+          <w:szCs w:val="20"/>
+        </w:rPr>
+        <w:t>bultosReconocidos</w:t>
+      </w:r>
+      <w:proofErr w:type="spellEnd"/>
+      <w:r>
+        <w:rPr>
+          <w:rFonts w:ascii="Arial" w:hAnsi="Arial" w:cs="Arial"/>
+          <w:sz w:val="20"/>
+          <w:szCs w:val="20"/>
+        </w:rPr>
+        <w:t>}</w:t>
       </w:r>
       <w:r>
         <w:rPr>
@@ -5353,15 +6577,58 @@
           <w:sz w:val="20"/>
           <w:szCs w:val="20"/>
         </w:rPr>
-        <w:t>{fromDam-bultosReconocidosRRR}</w:t>
-      </w:r>
-      <w:r>
-        <w:rPr>
-          <w:rFonts w:ascii="Arial" w:hAnsi="Arial" w:cs="Arial"/>
+        <w:t>{</w:t>
+      </w:r>
+      <w:proofErr w:type="spellStart"/>
+      <w:proofErr w:type="gramEnd"/>
+      <w:r>
+        <w:rPr>
+          <w:rFonts w:ascii="Arial" w:hAnsi="Arial" w:cs="Arial"/>
+          <w:b/>
+          <w:bCs/>
+          <w:color w:val="FF0000"/>
           <w:sz w:val="20"/>
           <w:szCs w:val="20"/>
         </w:rPr>
-        <w:t xml:space="preserve"> de {fromDam-cantBultosNumero} bultos. </w:t>
+        <w:t>fromDam-bultosReconocidosRRR</w:t>
+      </w:r>
+      <w:proofErr w:type="spellEnd"/>
+      <w:r>
+        <w:rPr>
+          <w:rFonts w:ascii="Arial" w:hAnsi="Arial" w:cs="Arial"/>
+          <w:b/>
+          <w:bCs/>
+          <w:color w:val="FF0000"/>
+          <w:sz w:val="20"/>
+          <w:szCs w:val="20"/>
+        </w:rPr>
+        <w:t>}</w:t>
+      </w:r>
+      <w:r>
+        <w:rPr>
+          <w:rFonts w:ascii="Arial" w:hAnsi="Arial" w:cs="Arial"/>
+          <w:sz w:val="20"/>
+          <w:szCs w:val="20"/>
+        </w:rPr>
+        <w:t xml:space="preserve"> de {</w:t>
+      </w:r>
+      <w:proofErr w:type="spellStart"/>
+      <w:r>
+        <w:rPr>
+          <w:rFonts w:ascii="Arial" w:hAnsi="Arial" w:cs="Arial"/>
+          <w:sz w:val="20"/>
+          <w:szCs w:val="20"/>
+        </w:rPr>
+        <w:t>fromDam-cantBultosNumero</w:t>
+      </w:r>
+      <w:proofErr w:type="spellEnd"/>
+      <w:r>
+        <w:rPr>
+          <w:rFonts w:ascii="Arial" w:hAnsi="Arial" w:cs="Arial"/>
+          <w:sz w:val="20"/>
+          <w:szCs w:val="20"/>
+        </w:rPr>
+        <w:t xml:space="preserve">} bultos. </w:t>
       </w:r>
     </w:p>
     <w:p>
@@ -5383,7 +6650,25 @@
           <w:sz w:val="20"/>
           <w:szCs w:val="20"/>
         </w:rPr>
-        <w:t>{/veriBultosRevisados}</w:t>
+        <w:t>{/</w:t>
+      </w:r>
+      <w:proofErr w:type="spellStart"/>
+      <w:r>
+        <w:rPr>
+          <w:rFonts w:ascii="Arial" w:hAnsi="Arial" w:cs="Arial"/>
+          <w:sz w:val="20"/>
+          <w:szCs w:val="20"/>
+        </w:rPr>
+        <w:t>veriBultosRevisados</w:t>
+      </w:r>
+      <w:proofErr w:type="spellEnd"/>
+      <w:r>
+        <w:rPr>
+          <w:rFonts w:ascii="Arial" w:hAnsi="Arial" w:cs="Arial"/>
+          <w:sz w:val="20"/>
+          <w:szCs w:val="20"/>
+        </w:rPr>
+        <w:t>}</w:t>
       </w:r>
     </w:p>
     <w:p/>
@@ -5441,15 +6726,70 @@
           <w:sz w:val="20"/>
           <w:szCs w:val="20"/>
         </w:rPr>
-        <w:t>{fromInputs-lugarAforoRRR}</w:t>
-      </w:r>
-      <w:r>
-        <w:rPr>
-          <w:rFonts w:ascii="Arial" w:hAnsi="Arial" w:cs="Arial"/>
+        <w:t>{</w:t>
+      </w:r>
+      <w:proofErr w:type="spellStart"/>
+      <w:r>
+        <w:rPr>
+          <w:rFonts w:ascii="Arial" w:hAnsi="Arial" w:cs="Arial"/>
+          <w:b/>
+          <w:bCs/>
+          <w:color w:val="FF0000"/>
           <w:sz w:val="20"/>
           <w:szCs w:val="20"/>
         </w:rPr>
-        <w:t>{fromInputs-lugarAforo}</w:t>
+        <w:t>fromInputs-</w:t>
+      </w:r>
+      <w:proofErr w:type="gramStart"/>
+      <w:r>
+        <w:rPr>
+          <w:rFonts w:ascii="Arial" w:hAnsi="Arial" w:cs="Arial"/>
+          <w:b/>
+          <w:bCs/>
+          <w:color w:val="FF0000"/>
+          <w:sz w:val="20"/>
+          <w:szCs w:val="20"/>
+        </w:rPr>
+        <w:t>lugarAforoRRR</w:t>
+      </w:r>
+      <w:proofErr w:type="spellEnd"/>
+      <w:r>
+        <w:rPr>
+          <w:rFonts w:ascii="Arial" w:hAnsi="Arial" w:cs="Arial"/>
+          <w:b/>
+          <w:bCs/>
+          <w:color w:val="FF0000"/>
+          <w:sz w:val="20"/>
+          <w:szCs w:val="20"/>
+        </w:rPr>
+        <w:t>}</w:t>
+      </w:r>
+      <w:r>
+        <w:rPr>
+          <w:rFonts w:ascii="Arial" w:hAnsi="Arial" w:cs="Arial"/>
+          <w:sz w:val="20"/>
+          <w:szCs w:val="20"/>
+        </w:rPr>
+        <w:t>{</w:t>
+      </w:r>
+      <w:proofErr w:type="spellStart"/>
+      <w:proofErr w:type="gramEnd"/>
+      <w:r>
+        <w:rPr>
+          <w:rFonts w:ascii="Arial" w:hAnsi="Arial" w:cs="Arial"/>
+          <w:sz w:val="20"/>
+          <w:szCs w:val="20"/>
+        </w:rPr>
+        <w:t>fromInputs-lugarAforo</w:t>
+      </w:r>
+      <w:proofErr w:type="spellEnd"/>
+      <w:r>
+        <w:rPr>
+          <w:rFonts w:ascii="Arial" w:hAnsi="Arial" w:cs="Arial"/>
+          <w:sz w:val="20"/>
+          <w:szCs w:val="20"/>
+        </w:rPr>
+        <w:t>}</w:t>
       </w:r>
     </w:p>
     <w:p>
@@ -5562,7 +6902,21 @@
         <w:rPr>
           <w:rFonts w:ascii="Arial" w:hAnsi="Arial" w:cs="Arial"/>
         </w:rPr>
-        <w:t>{/veriFaltanGuias}</w:t>
+        <w:t>{/</w:t>
+      </w:r>
+      <w:proofErr w:type="spellStart"/>
+      <w:r>
+        <w:rPr>
+          <w:rFonts w:ascii="Arial" w:hAnsi="Arial" w:cs="Arial"/>
+        </w:rPr>
+        <w:t>veriFaltanGuias</w:t>
+      </w:r>
+      <w:proofErr w:type="spellEnd"/>
+      <w:r>
+        <w:rPr>
+          <w:rFonts w:ascii="Arial" w:hAnsi="Arial" w:cs="Arial"/>
+        </w:rPr>
+        <w:t>}</w:t>
       </w:r>
     </w:p>
     <w:tbl>
@@ -5742,6 +7096,7 @@
               </w:rPr>
               <w:t>{#</w:t>
             </w:r>
+            <w:proofErr w:type="gramStart"/>
             <w:r>
               <w:rPr>
                 <w:rFonts w:ascii="Arial" w:hAnsi="Arial" w:cs="Arial"/>
@@ -5753,7 +7108,15 @@
                 <w:rFonts w:ascii="Arial" w:eastAsiaTheme="minorHAnsi" w:hAnsi="Arial" w:cs="Arial"/>
                 <w:lang w:eastAsia="en-US"/>
               </w:rPr>
-              <w:t>}{numeroGuia}</w:t>
+              <w:t>}{</w:t>
+            </w:r>
+            <w:proofErr w:type="gramEnd"/>
+            <w:r>
+              <w:rPr>
+                <w:rFonts w:ascii="Arial" w:eastAsiaTheme="minorHAnsi" w:hAnsi="Arial" w:cs="Arial"/>
+                <w:lang w:eastAsia="en-US"/>
+              </w:rPr>
+              <w:t>numeroGuia}</w:t>
             </w:r>
           </w:p>
         </w:tc>
@@ -5784,7 +7147,23 @@
                 <w:rFonts w:ascii="Arial" w:eastAsiaTheme="minorHAnsi" w:hAnsi="Arial" w:cs="Arial"/>
                 <w:lang w:eastAsia="en-US"/>
               </w:rPr>
-              <w:t>{razonSocial}</w:t>
+              <w:t>{</w:t>
+            </w:r>
+            <w:proofErr w:type="spellStart"/>
+            <w:r>
+              <w:rPr>
+                <w:rFonts w:ascii="Arial" w:eastAsiaTheme="minorHAnsi" w:hAnsi="Arial" w:cs="Arial"/>
+                <w:lang w:eastAsia="en-US"/>
+              </w:rPr>
+              <w:t>razonSocial</w:t>
+            </w:r>
+            <w:proofErr w:type="spellEnd"/>
+            <w:r>
+              <w:rPr>
+                <w:rFonts w:ascii="Arial" w:eastAsiaTheme="minorHAnsi" w:hAnsi="Arial" w:cs="Arial"/>
+                <w:lang w:eastAsia="en-US"/>
+              </w:rPr>
+              <w:t>}</w:t>
             </w:r>
           </w:p>
         </w:tc>
@@ -5824,12 +7203,21 @@
               </w:rPr>
               <w:t>ruc</w:t>
             </w:r>
+            <w:proofErr w:type="gramStart"/>
             <w:r>
               <w:rPr>
                 <w:rFonts w:ascii="Arial" w:eastAsiaTheme="minorHAnsi" w:hAnsi="Arial" w:cs="Arial"/>
                 <w:lang w:eastAsia="en-US"/>
               </w:rPr>
-              <w:t>}{/}</w:t>
+              <w:t>}{</w:t>
+            </w:r>
+            <w:proofErr w:type="gramEnd"/>
+            <w:r>
+              <w:rPr>
+                <w:rFonts w:ascii="Arial" w:eastAsiaTheme="minorHAnsi" w:hAnsi="Arial" w:cs="Arial"/>
+                <w:lang w:eastAsia="en-US"/>
+              </w:rPr>
+              <w:t>/}</w:t>
             </w:r>
           </w:p>
         </w:tc>
@@ -5903,6 +7291,7 @@
         </w:rPr>
         <w:t>{#</w:t>
       </w:r>
+      <w:proofErr w:type="spellStart"/>
       <w:r>
         <w:rPr>
           <w:rFonts w:ascii="Arial" w:eastAsia="Times New Roman" w:hAnsi="Arial" w:cs="Arial"/>
@@ -5913,6 +7302,7 @@
         </w:rPr>
         <w:t>estadoIncluyeAmazonia</w:t>
       </w:r>
+      <w:proofErr w:type="spellEnd"/>
       <w:r>
         <w:rPr>
           <w:rFonts w:ascii="Arial" w:eastAsia="Times New Roman" w:hAnsi="Arial" w:cs="Arial"/>
@@ -5997,6 +7387,7 @@
         </w:rPr>
         <w:t>{/</w:t>
       </w:r>
+      <w:proofErr w:type="spellStart"/>
       <w:r>
         <w:rPr>
           <w:rFonts w:ascii="Arial" w:eastAsia="Times New Roman" w:hAnsi="Arial" w:cs="Arial"/>
@@ -6007,6 +7398,7 @@
         </w:rPr>
         <w:t>estadoIncluyeAmazonia</w:t>
       </w:r>
+      <w:proofErr w:type="spellEnd"/>
       <w:r>
         <w:rPr>
           <w:rFonts w:ascii="Arial" w:eastAsia="Times New Roman" w:hAnsi="Arial" w:cs="Arial"/>
@@ -6104,15 +7496,10 @@
           <w:szCs w:val="20"/>
           <w:lang w:val="es-ES" w:eastAsia="es-ES"/>
         </w:rPr>
-        <w:t>{/estadoOnlyPECO}</w:t>
-      </w:r>
-    </w:p>
-    <w:bookmarkEnd w:id="19"/>
-    <w:p/>
-    <w:p>
-      <w:pPr>
-        <w:spacing w:after="0" w:line="240" w:lineRule="auto"/>
-        <w:jc w:val="both"/>
+        <w:t>{/</w:t>
+      </w:r>
+      <w:proofErr w:type="spellStart"/>
+      <w:r>
         <w:rPr>
           <w:rFonts w:ascii="Arial" w:eastAsia="Times New Roman" w:hAnsi="Arial" w:cs="Arial"/>
           <w:color w:val="000000"/>
@@ -6120,7 +7507,9 @@
           <w:szCs w:val="20"/>
           <w:lang w:val="es-ES" w:eastAsia="es-ES"/>
         </w:rPr>
-      </w:pPr>
+        <w:t>estadoOnlyPECO</w:t>
+      </w:r>
+      <w:proofErr w:type="spellEnd"/>
       <w:r>
         <w:rPr>
           <w:rFonts w:ascii="Arial" w:eastAsia="Times New Roman" w:hAnsi="Arial" w:cs="Arial"/>
@@ -6129,7 +7518,54 @@
           <w:szCs w:val="20"/>
           <w:lang w:val="es-ES" w:eastAsia="es-ES"/>
         </w:rPr>
-        <w:t>T.C S/ {cuadroDeudaTributaria-miniCuadro-tipoCambio}</w:t>
+        <w:t>}</w:t>
+      </w:r>
+    </w:p>
+    <w:bookmarkEnd w:id="19"/>
+    <w:p/>
+    <w:p>
+      <w:pPr>
+        <w:spacing w:after="0" w:line="240" w:lineRule="auto"/>
+        <w:jc w:val="both"/>
+        <w:rPr>
+          <w:rFonts w:ascii="Arial" w:eastAsia="Times New Roman" w:hAnsi="Arial" w:cs="Arial"/>
+          <w:color w:val="000000"/>
+          <w:sz w:val="20"/>
+          <w:szCs w:val="20"/>
+          <w:lang w:val="es-ES" w:eastAsia="es-ES"/>
+        </w:rPr>
+      </w:pPr>
+      <w:r>
+        <w:rPr>
+          <w:rFonts w:ascii="Arial" w:eastAsia="Times New Roman" w:hAnsi="Arial" w:cs="Arial"/>
+          <w:color w:val="000000"/>
+          <w:sz w:val="20"/>
+          <w:szCs w:val="20"/>
+          <w:lang w:val="es-ES" w:eastAsia="es-ES"/>
+        </w:rPr>
+        <w:t>T.C S/ {</w:t>
+      </w:r>
+      <w:proofErr w:type="spellStart"/>
+      <w:r>
+        <w:rPr>
+          <w:rFonts w:ascii="Arial" w:eastAsia="Times New Roman" w:hAnsi="Arial" w:cs="Arial"/>
+          <w:color w:val="000000"/>
+          <w:sz w:val="20"/>
+          <w:szCs w:val="20"/>
+          <w:lang w:val="es-ES" w:eastAsia="es-ES"/>
+        </w:rPr>
+        <w:t>cuadroDeudaTributaria-miniCuadro-tipoCambio</w:t>
+      </w:r>
+      <w:proofErr w:type="spellEnd"/>
+      <w:r>
+        <w:rPr>
+          <w:rFonts w:ascii="Arial" w:eastAsia="Times New Roman" w:hAnsi="Arial" w:cs="Arial"/>
+          <w:color w:val="000000"/>
+          <w:sz w:val="20"/>
+          <w:szCs w:val="20"/>
+          <w:lang w:val="es-ES" w:eastAsia="es-ES"/>
+        </w:rPr>
+        <w:t>}</w:t>
       </w:r>
     </w:p>
     <w:p>
@@ -6229,7 +7665,14 @@
         <w:rPr>
           <w:rFonts w:ascii="Arial" w:hAnsi="Arial" w:cs="Arial"/>
         </w:rPr>
-        <w:t>{/veri</w:t>
+        <w:t>{/</w:t>
+      </w:r>
+      <w:proofErr w:type="spellStart"/>
+      <w:r>
+        <w:rPr>
+          <w:rFonts w:ascii="Arial" w:hAnsi="Arial" w:cs="Arial"/>
+        </w:rPr>
+        <w:t>veri</w:t>
       </w:r>
       <w:r>
         <w:rPr>
@@ -6237,6 +7680,7 @@
         </w:rPr>
         <w:t>FaltaDeudaTributaria</w:t>
       </w:r>
+      <w:proofErr w:type="spellEnd"/>
       <w:r>
         <w:rPr>
           <w:rFonts w:ascii="Arial" w:hAnsi="Arial" w:cs="Arial"/>
@@ -6624,7 +8068,27 @@
                 <w:sz w:val="22"/>
                 <w:szCs w:val="22"/>
               </w:rPr>
-              <w:t>{textoAVLiqu}</w:t>
+              <w:t>{</w:t>
+            </w:r>
+            <w:proofErr w:type="spellStart"/>
+            <w:r>
+              <w:rPr>
+                <w:rFonts w:ascii="Calibri" w:hAnsi="Calibri" w:cs="Calibri"/>
+                <w:color w:val="000000"/>
+                <w:sz w:val="22"/>
+                <w:szCs w:val="22"/>
+              </w:rPr>
+              <w:t>textoAVLiqu</w:t>
+            </w:r>
+            <w:proofErr w:type="spellEnd"/>
+            <w:r>
+              <w:rPr>
+                <w:rFonts w:ascii="Calibri" w:hAnsi="Calibri" w:cs="Calibri"/>
+                <w:color w:val="000000"/>
+                <w:sz w:val="22"/>
+                <w:szCs w:val="22"/>
+              </w:rPr>
+              <w:t>}</w:t>
             </w:r>
           </w:p>
         </w:tc>
@@ -6650,7 +8114,27 @@
                 <w:sz w:val="22"/>
                 <w:szCs w:val="22"/>
               </w:rPr>
-              <w:t>{textoAVNoReg}</w:t>
+              <w:t>{</w:t>
+            </w:r>
+            <w:proofErr w:type="spellStart"/>
+            <w:r>
+              <w:rPr>
+                <w:rFonts w:ascii="Calibri" w:hAnsi="Calibri" w:cs="Calibri"/>
+                <w:color w:val="000000"/>
+                <w:sz w:val="22"/>
+                <w:szCs w:val="22"/>
+              </w:rPr>
+              <w:t>textoAVNoReg</w:t>
+            </w:r>
+            <w:proofErr w:type="spellEnd"/>
+            <w:r>
+              <w:rPr>
+                <w:rFonts w:ascii="Calibri" w:hAnsi="Calibri" w:cs="Calibri"/>
+                <w:color w:val="000000"/>
+                <w:sz w:val="22"/>
+                <w:szCs w:val="22"/>
+              </w:rPr>
+              <w:t>}</w:t>
             </w:r>
           </w:p>
         </w:tc>
@@ -6732,7 +8216,27 @@
                 <w:sz w:val="22"/>
                 <w:szCs w:val="22"/>
               </w:rPr>
-              <w:t>{textoIPMLiqu}</w:t>
+              <w:t>{</w:t>
+            </w:r>
+            <w:proofErr w:type="spellStart"/>
+            <w:r>
+              <w:rPr>
+                <w:rFonts w:ascii="Calibri" w:hAnsi="Calibri" w:cs="Calibri"/>
+                <w:color w:val="000000"/>
+                <w:sz w:val="22"/>
+                <w:szCs w:val="22"/>
+              </w:rPr>
+              <w:t>textoIPMLiqu</w:t>
+            </w:r>
+            <w:proofErr w:type="spellEnd"/>
+            <w:r>
+              <w:rPr>
+                <w:rFonts w:ascii="Calibri" w:hAnsi="Calibri" w:cs="Calibri"/>
+                <w:color w:val="000000"/>
+                <w:sz w:val="22"/>
+                <w:szCs w:val="22"/>
+              </w:rPr>
+              <w:t>}</w:t>
             </w:r>
           </w:p>
         </w:tc>
@@ -6758,7 +8262,27 @@
                 <w:sz w:val="22"/>
                 <w:szCs w:val="22"/>
               </w:rPr>
-              <w:t>{textoIPMNoReg}</w:t>
+              <w:t>{</w:t>
+            </w:r>
+            <w:proofErr w:type="spellStart"/>
+            <w:r>
+              <w:rPr>
+                <w:rFonts w:ascii="Calibri" w:hAnsi="Calibri" w:cs="Calibri"/>
+                <w:color w:val="000000"/>
+                <w:sz w:val="22"/>
+                <w:szCs w:val="22"/>
+              </w:rPr>
+              <w:t>textoIPMNoReg</w:t>
+            </w:r>
+            <w:proofErr w:type="spellEnd"/>
+            <w:r>
+              <w:rPr>
+                <w:rFonts w:ascii="Calibri" w:hAnsi="Calibri" w:cs="Calibri"/>
+                <w:color w:val="000000"/>
+                <w:sz w:val="22"/>
+                <w:szCs w:val="22"/>
+              </w:rPr>
+              <w:t>}</w:t>
             </w:r>
           </w:p>
         </w:tc>
@@ -6848,7 +8372,27 @@
                 <w:sz w:val="22"/>
                 <w:szCs w:val="22"/>
               </w:rPr>
-              <w:t>{textoIGVLiqu}</w:t>
+              <w:t>{</w:t>
+            </w:r>
+            <w:proofErr w:type="spellStart"/>
+            <w:r>
+              <w:rPr>
+                <w:rFonts w:ascii="Calibri" w:hAnsi="Calibri" w:cs="Calibri"/>
+                <w:color w:val="000000"/>
+                <w:sz w:val="22"/>
+                <w:szCs w:val="22"/>
+              </w:rPr>
+              <w:t>textoIGVLiqu</w:t>
+            </w:r>
+            <w:proofErr w:type="spellEnd"/>
+            <w:r>
+              <w:rPr>
+                <w:rFonts w:ascii="Calibri" w:hAnsi="Calibri" w:cs="Calibri"/>
+                <w:color w:val="000000"/>
+                <w:sz w:val="22"/>
+                <w:szCs w:val="22"/>
+              </w:rPr>
+              <w:t>}</w:t>
             </w:r>
           </w:p>
         </w:tc>
@@ -6874,7 +8418,27 @@
                 <w:sz w:val="22"/>
                 <w:szCs w:val="22"/>
               </w:rPr>
-              <w:t>{textoIGVNoReg}</w:t>
+              <w:t>{</w:t>
+            </w:r>
+            <w:proofErr w:type="spellStart"/>
+            <w:r>
+              <w:rPr>
+                <w:rFonts w:ascii="Calibri" w:hAnsi="Calibri" w:cs="Calibri"/>
+                <w:color w:val="000000"/>
+                <w:sz w:val="22"/>
+                <w:szCs w:val="22"/>
+              </w:rPr>
+              <w:t>textoIGVNoReg</w:t>
+            </w:r>
+            <w:proofErr w:type="spellEnd"/>
+            <w:r>
+              <w:rPr>
+                <w:rFonts w:ascii="Calibri" w:hAnsi="Calibri" w:cs="Calibri"/>
+                <w:color w:val="000000"/>
+                <w:sz w:val="22"/>
+                <w:szCs w:val="22"/>
+              </w:rPr>
+              <w:t>}</w:t>
             </w:r>
           </w:p>
         </w:tc>
@@ -6960,7 +8524,29 @@
                 <w:szCs w:val="22"/>
                 <w:lang w:val="es-ES" w:eastAsia="es-ES"/>
               </w:rPr>
-              <w:t>{textoTotLiqu}</w:t>
+              <w:t>{</w:t>
+            </w:r>
+            <w:proofErr w:type="spellStart"/>
+            <w:r>
+              <w:rPr>
+                <w:rFonts w:ascii="Arial" w:eastAsia="Times New Roman" w:hAnsi="Arial" w:cs="Arial"/>
+                <w:color w:val="000000"/>
+                <w:sz w:val="22"/>
+                <w:szCs w:val="22"/>
+                <w:lang w:val="es-ES" w:eastAsia="es-ES"/>
+              </w:rPr>
+              <w:t>textoTotLiqu</w:t>
+            </w:r>
+            <w:proofErr w:type="spellEnd"/>
+            <w:r>
+              <w:rPr>
+                <w:rFonts w:ascii="Arial" w:eastAsia="Times New Roman" w:hAnsi="Arial" w:cs="Arial"/>
+                <w:color w:val="000000"/>
+                <w:sz w:val="22"/>
+                <w:szCs w:val="22"/>
+                <w:lang w:val="es-ES" w:eastAsia="es-ES"/>
+              </w:rPr>
+              <w:t>}</w:t>
             </w:r>
           </w:p>
         </w:tc>
@@ -6989,7 +8575,29 @@
                 <w:szCs w:val="22"/>
                 <w:lang w:val="es-ES" w:eastAsia="es-ES"/>
               </w:rPr>
-              <w:t>{textoTotNoReg}</w:t>
+              <w:t>{</w:t>
+            </w:r>
+            <w:proofErr w:type="spellStart"/>
+            <w:r>
+              <w:rPr>
+                <w:rFonts w:ascii="Arial" w:eastAsia="Times New Roman" w:hAnsi="Arial" w:cs="Arial"/>
+                <w:color w:val="000000"/>
+                <w:sz w:val="22"/>
+                <w:szCs w:val="22"/>
+                <w:lang w:val="es-ES" w:eastAsia="es-ES"/>
+              </w:rPr>
+              <w:t>textoTotNoReg</w:t>
+            </w:r>
+            <w:proofErr w:type="spellEnd"/>
+            <w:r>
+              <w:rPr>
+                <w:rFonts w:ascii="Arial" w:eastAsia="Times New Roman" w:hAnsi="Arial" w:cs="Arial"/>
+                <w:color w:val="000000"/>
+                <w:sz w:val="22"/>
+                <w:szCs w:val="22"/>
+                <w:lang w:val="es-ES" w:eastAsia="es-ES"/>
+              </w:rPr>
+              <w:t>}</w:t>
             </w:r>
           </w:p>
         </w:tc>
@@ -7037,12 +8645,14 @@
         </w:rPr>
         <w:t>{/</w:t>
       </w:r>
+      <w:proofErr w:type="spellStart"/>
       <w:r>
         <w:rPr>
           <w:rFonts w:ascii="Arial" w:hAnsi="Arial" w:cs="Arial"/>
         </w:rPr>
         <w:t>estadoOnlyAMAZONIA</w:t>
       </w:r>
+      <w:proofErr w:type="spellEnd"/>
       <w:r>
         <w:rPr>
           <w:rFonts w:ascii="Arial" w:hAnsi="Arial" w:cs="Arial"/>
@@ -7480,7 +9090,27 @@
                 <w:sz w:val="20"/>
                 <w:szCs w:val="20"/>
               </w:rPr>
-              <w:t>{textoAVLiqu}</w:t>
+              <w:t>{</w:t>
+            </w:r>
+            <w:proofErr w:type="spellStart"/>
+            <w:r>
+              <w:rPr>
+                <w:rFonts w:ascii="Calibri" w:hAnsi="Calibri" w:cs="Calibri"/>
+                <w:color w:val="000000"/>
+                <w:sz w:val="20"/>
+                <w:szCs w:val="20"/>
+              </w:rPr>
+              <w:t>textoAVLiqu</w:t>
+            </w:r>
+            <w:proofErr w:type="spellEnd"/>
+            <w:r>
+              <w:rPr>
+                <w:rFonts w:ascii="Calibri" w:hAnsi="Calibri" w:cs="Calibri"/>
+                <w:color w:val="000000"/>
+                <w:sz w:val="20"/>
+                <w:szCs w:val="20"/>
+              </w:rPr>
+              <w:t>}</w:t>
             </w:r>
           </w:p>
         </w:tc>
@@ -7506,7 +9136,27 @@
                 <w:sz w:val="20"/>
                 <w:szCs w:val="20"/>
               </w:rPr>
-              <w:t>{textoAVNoReg}</w:t>
+              <w:t>{</w:t>
+            </w:r>
+            <w:proofErr w:type="spellStart"/>
+            <w:r>
+              <w:rPr>
+                <w:rFonts w:ascii="Calibri" w:hAnsi="Calibri" w:cs="Calibri"/>
+                <w:color w:val="000000"/>
+                <w:sz w:val="20"/>
+                <w:szCs w:val="20"/>
+              </w:rPr>
+              <w:t>textoAVNoReg</w:t>
+            </w:r>
+            <w:proofErr w:type="spellEnd"/>
+            <w:r>
+              <w:rPr>
+                <w:rFonts w:ascii="Calibri" w:hAnsi="Calibri" w:cs="Calibri"/>
+                <w:color w:val="000000"/>
+                <w:sz w:val="20"/>
+                <w:szCs w:val="20"/>
+              </w:rPr>
+              <w:t>}</w:t>
             </w:r>
           </w:p>
         </w:tc>
@@ -7534,6 +9184,7 @@
               </w:rPr>
               <w:t>{</w:t>
             </w:r>
+            <w:proofErr w:type="spellStart"/>
             <w:r>
               <w:rPr>
                 <w:rFonts w:ascii="Calibri" w:hAnsi="Calibri" w:cs="Calibri"/>
@@ -7543,6 +9194,7 @@
               </w:rPr>
               <w:t>textoAVReguPECO</w:t>
             </w:r>
+            <w:proofErr w:type="spellEnd"/>
             <w:r>
               <w:rPr>
                 <w:rFonts w:ascii="Calibri" w:hAnsi="Calibri" w:cs="Calibri"/>
@@ -7632,7 +9284,27 @@
                 <w:sz w:val="20"/>
                 <w:szCs w:val="20"/>
               </w:rPr>
-              <w:t>{textoIPMLiqu}</w:t>
+              <w:t>{</w:t>
+            </w:r>
+            <w:proofErr w:type="spellStart"/>
+            <w:r>
+              <w:rPr>
+                <w:rFonts w:ascii="Calibri" w:hAnsi="Calibri" w:cs="Calibri"/>
+                <w:color w:val="000000"/>
+                <w:sz w:val="20"/>
+                <w:szCs w:val="20"/>
+              </w:rPr>
+              <w:t>textoIPMLiqu</w:t>
+            </w:r>
+            <w:proofErr w:type="spellEnd"/>
+            <w:r>
+              <w:rPr>
+                <w:rFonts w:ascii="Calibri" w:hAnsi="Calibri" w:cs="Calibri"/>
+                <w:color w:val="000000"/>
+                <w:sz w:val="20"/>
+                <w:szCs w:val="20"/>
+              </w:rPr>
+              <w:t>}</w:t>
             </w:r>
           </w:p>
         </w:tc>
@@ -7658,7 +9330,27 @@
                 <w:sz w:val="20"/>
                 <w:szCs w:val="20"/>
               </w:rPr>
-              <w:t>{textoIPMNoReg}</w:t>
+              <w:t>{</w:t>
+            </w:r>
+            <w:proofErr w:type="spellStart"/>
+            <w:r>
+              <w:rPr>
+                <w:rFonts w:ascii="Calibri" w:hAnsi="Calibri" w:cs="Calibri"/>
+                <w:color w:val="000000"/>
+                <w:sz w:val="20"/>
+                <w:szCs w:val="20"/>
+              </w:rPr>
+              <w:t>textoIPMNoReg</w:t>
+            </w:r>
+            <w:proofErr w:type="spellEnd"/>
+            <w:r>
+              <w:rPr>
+                <w:rFonts w:ascii="Calibri" w:hAnsi="Calibri" w:cs="Calibri"/>
+                <w:color w:val="000000"/>
+                <w:sz w:val="20"/>
+                <w:szCs w:val="20"/>
+              </w:rPr>
+              <w:t>}</w:t>
             </w:r>
           </w:p>
         </w:tc>
@@ -7686,6 +9378,7 @@
               </w:rPr>
               <w:t>{</w:t>
             </w:r>
+            <w:proofErr w:type="spellStart"/>
             <w:r>
               <w:rPr>
                 <w:rFonts w:ascii="Calibri" w:eastAsia="Times New Roman" w:hAnsi="Calibri" w:cs="Calibri"/>
@@ -7695,6 +9388,7 @@
               </w:rPr>
               <w:t>textoIPMReguPECO</w:t>
             </w:r>
+            <w:proofErr w:type="spellEnd"/>
             <w:r>
               <w:rPr>
                 <w:rFonts w:ascii="Calibri" w:eastAsia="Times New Roman" w:hAnsi="Calibri" w:cs="Calibri"/>
@@ -7792,7 +9486,27 @@
                 <w:sz w:val="20"/>
                 <w:szCs w:val="20"/>
               </w:rPr>
-              <w:t>{textoIGVLiqu}</w:t>
+              <w:t>{</w:t>
+            </w:r>
+            <w:proofErr w:type="spellStart"/>
+            <w:r>
+              <w:rPr>
+                <w:rFonts w:ascii="Calibri" w:hAnsi="Calibri" w:cs="Calibri"/>
+                <w:color w:val="000000"/>
+                <w:sz w:val="20"/>
+                <w:szCs w:val="20"/>
+              </w:rPr>
+              <w:t>textoIGVLiqu</w:t>
+            </w:r>
+            <w:proofErr w:type="spellEnd"/>
+            <w:r>
+              <w:rPr>
+                <w:rFonts w:ascii="Calibri" w:hAnsi="Calibri" w:cs="Calibri"/>
+                <w:color w:val="000000"/>
+                <w:sz w:val="20"/>
+                <w:szCs w:val="20"/>
+              </w:rPr>
+              <w:t>}</w:t>
             </w:r>
           </w:p>
         </w:tc>
@@ -7818,7 +9532,27 @@
                 <w:sz w:val="20"/>
                 <w:szCs w:val="20"/>
               </w:rPr>
-              <w:t>{textoIGVNoReg}</w:t>
+              <w:t>{</w:t>
+            </w:r>
+            <w:proofErr w:type="spellStart"/>
+            <w:r>
+              <w:rPr>
+                <w:rFonts w:ascii="Calibri" w:hAnsi="Calibri" w:cs="Calibri"/>
+                <w:color w:val="000000"/>
+                <w:sz w:val="20"/>
+                <w:szCs w:val="20"/>
+              </w:rPr>
+              <w:t>textoIGVNoReg</w:t>
+            </w:r>
+            <w:proofErr w:type="spellEnd"/>
+            <w:r>
+              <w:rPr>
+                <w:rFonts w:ascii="Calibri" w:hAnsi="Calibri" w:cs="Calibri"/>
+                <w:color w:val="000000"/>
+                <w:sz w:val="20"/>
+                <w:szCs w:val="20"/>
+              </w:rPr>
+              <w:t>}</w:t>
             </w:r>
           </w:p>
         </w:tc>
@@ -7846,6 +9580,7 @@
               </w:rPr>
               <w:t>{</w:t>
             </w:r>
+            <w:proofErr w:type="spellStart"/>
             <w:r>
               <w:rPr>
                 <w:rFonts w:ascii="Calibri" w:hAnsi="Calibri" w:cs="Calibri"/>
@@ -7855,6 +9590,7 @@
               </w:rPr>
               <w:t>textoIGVReguPECO</w:t>
             </w:r>
+            <w:proofErr w:type="spellEnd"/>
             <w:r>
               <w:rPr>
                 <w:rFonts w:ascii="Calibri" w:hAnsi="Calibri" w:cs="Calibri"/>
@@ -7948,7 +9684,29 @@
                 <w:szCs w:val="20"/>
                 <w:lang w:val="es-ES" w:eastAsia="es-ES"/>
               </w:rPr>
-              <w:t>{textoTotLiqu}</w:t>
+              <w:t>{</w:t>
+            </w:r>
+            <w:proofErr w:type="spellStart"/>
+            <w:r>
+              <w:rPr>
+                <w:rFonts w:ascii="Arial" w:eastAsia="Times New Roman" w:hAnsi="Arial" w:cs="Arial"/>
+                <w:color w:val="000000"/>
+                <w:sz w:val="20"/>
+                <w:szCs w:val="20"/>
+                <w:lang w:val="es-ES" w:eastAsia="es-ES"/>
+              </w:rPr>
+              <w:t>textoTotLiqu</w:t>
+            </w:r>
+            <w:proofErr w:type="spellEnd"/>
+            <w:r>
+              <w:rPr>
+                <w:rFonts w:ascii="Arial" w:eastAsia="Times New Roman" w:hAnsi="Arial" w:cs="Arial"/>
+                <w:color w:val="000000"/>
+                <w:sz w:val="20"/>
+                <w:szCs w:val="20"/>
+                <w:lang w:val="es-ES" w:eastAsia="es-ES"/>
+              </w:rPr>
+              <w:t>}</w:t>
             </w:r>
           </w:p>
         </w:tc>
@@ -7977,7 +9735,29 @@
                 <w:szCs w:val="20"/>
                 <w:lang w:val="es-ES" w:eastAsia="es-ES"/>
               </w:rPr>
-              <w:t>{textoTotNoReg}</w:t>
+              <w:t>{</w:t>
+            </w:r>
+            <w:proofErr w:type="spellStart"/>
+            <w:r>
+              <w:rPr>
+                <w:rFonts w:ascii="Arial" w:eastAsia="Times New Roman" w:hAnsi="Arial" w:cs="Arial"/>
+                <w:color w:val="000000"/>
+                <w:sz w:val="20"/>
+                <w:szCs w:val="20"/>
+                <w:lang w:val="es-ES" w:eastAsia="es-ES"/>
+              </w:rPr>
+              <w:t>textoTotNoReg</w:t>
+            </w:r>
+            <w:proofErr w:type="spellEnd"/>
+            <w:r>
+              <w:rPr>
+                <w:rFonts w:ascii="Arial" w:eastAsia="Times New Roman" w:hAnsi="Arial" w:cs="Arial"/>
+                <w:color w:val="000000"/>
+                <w:sz w:val="20"/>
+                <w:szCs w:val="20"/>
+                <w:lang w:val="es-ES" w:eastAsia="es-ES"/>
+              </w:rPr>
+              <w:t>}</w:t>
             </w:r>
           </w:p>
         </w:tc>
@@ -8008,6 +9788,7 @@
               </w:rPr>
               <w:t>{</w:t>
             </w:r>
+            <w:proofErr w:type="spellStart"/>
             <w:r>
               <w:rPr>
                 <w:rFonts w:ascii="Arial" w:eastAsia="Times New Roman" w:hAnsi="Arial" w:cs="Arial"/>
@@ -8018,6 +9799,7 @@
               </w:rPr>
               <w:t>textoTotReguPECO</w:t>
             </w:r>
+            <w:proofErr w:type="spellEnd"/>
             <w:r>
               <w:rPr>
                 <w:rFonts w:ascii="Arial" w:eastAsia="Times New Roman" w:hAnsi="Arial" w:cs="Arial"/>
@@ -8078,7 +9860,25 @@
           <w:sz w:val="20"/>
           <w:szCs w:val="20"/>
         </w:rPr>
-        <w:t>{/estadoPECOyAMAZONIA}</w:t>
+        <w:t>{/</w:t>
+      </w:r>
+      <w:proofErr w:type="spellStart"/>
+      <w:r>
+        <w:rPr>
+          <w:rFonts w:ascii="Arial" w:hAnsi="Arial" w:cs="Arial"/>
+          <w:sz w:val="20"/>
+          <w:szCs w:val="20"/>
+        </w:rPr>
+        <w:t>estadoPECOyAMAZONIA</w:t>
+      </w:r>
+      <w:proofErr w:type="spellEnd"/>
+      <w:r>
+        <w:rPr>
+          <w:rFonts w:ascii="Arial" w:hAnsi="Arial" w:cs="Arial"/>
+          <w:sz w:val="20"/>
+          <w:szCs w:val="20"/>
+        </w:rPr>
+        <w:t>}</w:t>
       </w:r>
     </w:p>
     <w:p>
@@ -8432,7 +10232,27 @@
                 <w:sz w:val="20"/>
                 <w:szCs w:val="20"/>
               </w:rPr>
-              <w:t>{textoAVLiqu}</w:t>
+              <w:t>{</w:t>
+            </w:r>
+            <w:proofErr w:type="spellStart"/>
+            <w:r>
+              <w:rPr>
+                <w:rFonts w:ascii="Calibri" w:hAnsi="Calibri" w:cs="Calibri"/>
+                <w:color w:val="000000"/>
+                <w:sz w:val="20"/>
+                <w:szCs w:val="20"/>
+              </w:rPr>
+              <w:t>textoAVLiqu</w:t>
+            </w:r>
+            <w:proofErr w:type="spellEnd"/>
+            <w:r>
+              <w:rPr>
+                <w:rFonts w:ascii="Calibri" w:hAnsi="Calibri" w:cs="Calibri"/>
+                <w:color w:val="000000"/>
+                <w:sz w:val="20"/>
+                <w:szCs w:val="20"/>
+              </w:rPr>
+              <w:t>}</w:t>
             </w:r>
           </w:p>
         </w:tc>
@@ -8458,7 +10278,27 @@
                 <w:sz w:val="20"/>
                 <w:szCs w:val="20"/>
               </w:rPr>
-              <w:t>{textoAVNoReg}</w:t>
+              <w:t>{</w:t>
+            </w:r>
+            <w:proofErr w:type="spellStart"/>
+            <w:r>
+              <w:rPr>
+                <w:rFonts w:ascii="Calibri" w:hAnsi="Calibri" w:cs="Calibri"/>
+                <w:color w:val="000000"/>
+                <w:sz w:val="20"/>
+                <w:szCs w:val="20"/>
+              </w:rPr>
+              <w:t>textoAVNoReg</w:t>
+            </w:r>
+            <w:proofErr w:type="spellEnd"/>
+            <w:r>
+              <w:rPr>
+                <w:rFonts w:ascii="Calibri" w:hAnsi="Calibri" w:cs="Calibri"/>
+                <w:color w:val="000000"/>
+                <w:sz w:val="20"/>
+                <w:szCs w:val="20"/>
+              </w:rPr>
+              <w:t>}</w:t>
             </w:r>
           </w:p>
         </w:tc>
@@ -8486,6 +10326,7 @@
               </w:rPr>
               <w:t>{</w:t>
             </w:r>
+            <w:proofErr w:type="spellStart"/>
             <w:r>
               <w:rPr>
                 <w:rFonts w:ascii="Calibri" w:hAnsi="Calibri" w:cs="Calibri"/>
@@ -8495,6 +10336,7 @@
               </w:rPr>
               <w:t>textoAVReguPECO</w:t>
             </w:r>
+            <w:proofErr w:type="spellEnd"/>
             <w:r>
               <w:rPr>
                 <w:rFonts w:ascii="Calibri" w:hAnsi="Calibri" w:cs="Calibri"/>
@@ -8560,7 +10402,27 @@
                 <w:sz w:val="20"/>
                 <w:szCs w:val="20"/>
               </w:rPr>
-              <w:t>{textoIPMLiqu}</w:t>
+              <w:t>{</w:t>
+            </w:r>
+            <w:proofErr w:type="spellStart"/>
+            <w:r>
+              <w:rPr>
+                <w:rFonts w:ascii="Calibri" w:hAnsi="Calibri" w:cs="Calibri"/>
+                <w:color w:val="000000"/>
+                <w:sz w:val="20"/>
+                <w:szCs w:val="20"/>
+              </w:rPr>
+              <w:t>textoIPMLiqu</w:t>
+            </w:r>
+            <w:proofErr w:type="spellEnd"/>
+            <w:r>
+              <w:rPr>
+                <w:rFonts w:ascii="Calibri" w:hAnsi="Calibri" w:cs="Calibri"/>
+                <w:color w:val="000000"/>
+                <w:sz w:val="20"/>
+                <w:szCs w:val="20"/>
+              </w:rPr>
+              <w:t>}</w:t>
             </w:r>
           </w:p>
         </w:tc>
@@ -8586,7 +10448,27 @@
                 <w:sz w:val="20"/>
                 <w:szCs w:val="20"/>
               </w:rPr>
-              <w:t>{textoIPMNoReg}</w:t>
+              <w:t>{</w:t>
+            </w:r>
+            <w:proofErr w:type="spellStart"/>
+            <w:r>
+              <w:rPr>
+                <w:rFonts w:ascii="Calibri" w:hAnsi="Calibri" w:cs="Calibri"/>
+                <w:color w:val="000000"/>
+                <w:sz w:val="20"/>
+                <w:szCs w:val="20"/>
+              </w:rPr>
+              <w:t>textoIPMNoReg</w:t>
+            </w:r>
+            <w:proofErr w:type="spellEnd"/>
+            <w:r>
+              <w:rPr>
+                <w:rFonts w:ascii="Calibri" w:hAnsi="Calibri" w:cs="Calibri"/>
+                <w:color w:val="000000"/>
+                <w:sz w:val="20"/>
+                <w:szCs w:val="20"/>
+              </w:rPr>
+              <w:t>}</w:t>
             </w:r>
           </w:p>
         </w:tc>
@@ -8614,6 +10496,7 @@
               </w:rPr>
               <w:t>{</w:t>
             </w:r>
+            <w:proofErr w:type="spellStart"/>
             <w:r>
               <w:rPr>
                 <w:rFonts w:ascii="Calibri" w:eastAsia="Times New Roman" w:hAnsi="Calibri" w:cs="Calibri"/>
@@ -8623,6 +10506,7 @@
               </w:rPr>
               <w:t>textoIPMReguPECO</w:t>
             </w:r>
+            <w:proofErr w:type="spellEnd"/>
             <w:r>
               <w:rPr>
                 <w:rFonts w:ascii="Calibri" w:eastAsia="Times New Roman" w:hAnsi="Calibri" w:cs="Calibri"/>
@@ -8696,7 +10580,27 @@
                 <w:sz w:val="20"/>
                 <w:szCs w:val="20"/>
               </w:rPr>
-              <w:t>{textoIGVLiqu}</w:t>
+              <w:t>{</w:t>
+            </w:r>
+            <w:proofErr w:type="spellStart"/>
+            <w:r>
+              <w:rPr>
+                <w:rFonts w:ascii="Calibri" w:hAnsi="Calibri" w:cs="Calibri"/>
+                <w:color w:val="000000"/>
+                <w:sz w:val="20"/>
+                <w:szCs w:val="20"/>
+              </w:rPr>
+              <w:t>textoIGVLiqu</w:t>
+            </w:r>
+            <w:proofErr w:type="spellEnd"/>
+            <w:r>
+              <w:rPr>
+                <w:rFonts w:ascii="Calibri" w:hAnsi="Calibri" w:cs="Calibri"/>
+                <w:color w:val="000000"/>
+                <w:sz w:val="20"/>
+                <w:szCs w:val="20"/>
+              </w:rPr>
+              <w:t>}</w:t>
             </w:r>
           </w:p>
         </w:tc>
@@ -8722,7 +10626,27 @@
                 <w:sz w:val="20"/>
                 <w:szCs w:val="20"/>
               </w:rPr>
-              <w:t>{textoIGVNoReg}</w:t>
+              <w:t>{</w:t>
+            </w:r>
+            <w:proofErr w:type="spellStart"/>
+            <w:r>
+              <w:rPr>
+                <w:rFonts w:ascii="Calibri" w:hAnsi="Calibri" w:cs="Calibri"/>
+                <w:color w:val="000000"/>
+                <w:sz w:val="20"/>
+                <w:szCs w:val="20"/>
+              </w:rPr>
+              <w:t>textoIGVNoReg</w:t>
+            </w:r>
+            <w:proofErr w:type="spellEnd"/>
+            <w:r>
+              <w:rPr>
+                <w:rFonts w:ascii="Calibri" w:hAnsi="Calibri" w:cs="Calibri"/>
+                <w:color w:val="000000"/>
+                <w:sz w:val="20"/>
+                <w:szCs w:val="20"/>
+              </w:rPr>
+              <w:t>}</w:t>
             </w:r>
           </w:p>
         </w:tc>
@@ -8750,6 +10674,7 @@
               </w:rPr>
               <w:t>{</w:t>
             </w:r>
+            <w:proofErr w:type="spellStart"/>
             <w:r>
               <w:rPr>
                 <w:rFonts w:ascii="Calibri" w:hAnsi="Calibri" w:cs="Calibri"/>
@@ -8759,6 +10684,7 @@
               </w:rPr>
               <w:t>textoIGVReguPECO</w:t>
             </w:r>
+            <w:proofErr w:type="spellEnd"/>
             <w:r>
               <w:rPr>
                 <w:rFonts w:ascii="Calibri" w:hAnsi="Calibri" w:cs="Calibri"/>
@@ -8828,7 +10754,29 @@
                 <w:szCs w:val="20"/>
                 <w:lang w:val="es-ES" w:eastAsia="es-ES"/>
               </w:rPr>
-              <w:t>{textoTotLiqu}</w:t>
+              <w:t>{</w:t>
+            </w:r>
+            <w:proofErr w:type="spellStart"/>
+            <w:r>
+              <w:rPr>
+                <w:rFonts w:ascii="Arial" w:eastAsia="Times New Roman" w:hAnsi="Arial" w:cs="Arial"/>
+                <w:color w:val="000000"/>
+                <w:sz w:val="20"/>
+                <w:szCs w:val="20"/>
+                <w:lang w:val="es-ES" w:eastAsia="es-ES"/>
+              </w:rPr>
+              <w:t>textoTotLiqu</w:t>
+            </w:r>
+            <w:proofErr w:type="spellEnd"/>
+            <w:r>
+              <w:rPr>
+                <w:rFonts w:ascii="Arial" w:eastAsia="Times New Roman" w:hAnsi="Arial" w:cs="Arial"/>
+                <w:color w:val="000000"/>
+                <w:sz w:val="20"/>
+                <w:szCs w:val="20"/>
+                <w:lang w:val="es-ES" w:eastAsia="es-ES"/>
+              </w:rPr>
+              <w:t>}</w:t>
             </w:r>
           </w:p>
         </w:tc>
@@ -8857,7 +10805,29 @@
                 <w:szCs w:val="20"/>
                 <w:lang w:val="es-ES" w:eastAsia="es-ES"/>
               </w:rPr>
-              <w:t>{textoTotNoReg}</w:t>
+              <w:t>{</w:t>
+            </w:r>
+            <w:proofErr w:type="spellStart"/>
+            <w:r>
+              <w:rPr>
+                <w:rFonts w:ascii="Arial" w:eastAsia="Times New Roman" w:hAnsi="Arial" w:cs="Arial"/>
+                <w:color w:val="000000"/>
+                <w:sz w:val="20"/>
+                <w:szCs w:val="20"/>
+                <w:lang w:val="es-ES" w:eastAsia="es-ES"/>
+              </w:rPr>
+              <w:t>textoTotNoReg</w:t>
+            </w:r>
+            <w:proofErr w:type="spellEnd"/>
+            <w:r>
+              <w:rPr>
+                <w:rFonts w:ascii="Arial" w:eastAsia="Times New Roman" w:hAnsi="Arial" w:cs="Arial"/>
+                <w:color w:val="000000"/>
+                <w:sz w:val="20"/>
+                <w:szCs w:val="20"/>
+                <w:lang w:val="es-ES" w:eastAsia="es-ES"/>
+              </w:rPr>
+              <w:t>}</w:t>
             </w:r>
           </w:p>
         </w:tc>
@@ -8888,6 +10858,7 @@
               </w:rPr>
               <w:t>{</w:t>
             </w:r>
+            <w:proofErr w:type="spellStart"/>
             <w:r>
               <w:rPr>
                 <w:rFonts w:ascii="Arial" w:eastAsia="Times New Roman" w:hAnsi="Arial" w:cs="Arial"/>
@@ -8898,6 +10869,7 @@
               </w:rPr>
               <w:t>textoTotReguPECO</w:t>
             </w:r>
+            <w:proofErr w:type="spellEnd"/>
             <w:r>
               <w:rPr>
                 <w:rFonts w:ascii="Arial" w:eastAsia="Times New Roman" w:hAnsi="Arial" w:cs="Arial"/>
@@ -8931,6 +10903,7 @@
         </w:rPr>
         <w:t>{/</w:t>
       </w:r>
+      <w:proofErr w:type="spellStart"/>
       <w:r>
         <w:rPr>
           <w:rFonts w:ascii="Arial" w:hAnsi="Arial" w:cs="Arial"/>
@@ -8939,6 +10912,7 @@
         </w:rPr>
         <w:t>estadoOnlyPECO</w:t>
       </w:r>
+      <w:proofErr w:type="spellEnd"/>
       <w:r>
         <w:rPr>
           <w:rFonts w:ascii="Arial" w:hAnsi="Arial" w:cs="Arial"/>
@@ -9125,7 +11099,31 @@
           <w:sz w:val="22"/>
           <w:szCs w:val="22"/>
         </w:rPr>
-        <w:t>, presentado por {fromDam-nombreEmpresa}</w:t>
+        <w:t>, presentado por {</w:t>
+      </w:r>
+      <w:proofErr w:type="spellStart"/>
+      <w:r>
+        <w:rPr>
+          <w:rFonts w:ascii="Arial" w:hAnsi="Arial" w:cs="Arial"/>
+          <w:i w:val="0"/>
+          <w:iCs w:val="0"/>
+          <w:color w:val="000000" w:themeColor="text1"/>
+          <w:sz w:val="22"/>
+          <w:szCs w:val="22"/>
+        </w:rPr>
+        <w:t>fromDam-nombreEmpresa</w:t>
+      </w:r>
+      <w:proofErr w:type="spellEnd"/>
+      <w:r>
+        <w:rPr>
+          <w:rFonts w:ascii="Arial" w:hAnsi="Arial" w:cs="Arial"/>
+          <w:i w:val="0"/>
+          <w:iCs w:val="0"/>
+          <w:color w:val="000000" w:themeColor="text1"/>
+          <w:sz w:val="22"/>
+          <w:szCs w:val="22"/>
+        </w:rPr>
+        <w:t>}</w:t>
       </w:r>
       <w:r>
         <w:rPr>
@@ -9138,7 +11136,35 @@
           <w:sz w:val="22"/>
           <w:szCs w:val="22"/>
         </w:rPr>
-        <w:t>{fromDam-nombreEmpresaRRR}</w:t>
+        <w:t>{</w:t>
+      </w:r>
+      <w:proofErr w:type="spellStart"/>
+      <w:r>
+        <w:rPr>
+          <w:rFonts w:ascii="Arial" w:hAnsi="Arial" w:cs="Arial"/>
+          <w:b/>
+          <w:bCs/>
+          <w:i w:val="0"/>
+          <w:iCs w:val="0"/>
+          <w:color w:val="FF0000"/>
+          <w:sz w:val="22"/>
+          <w:szCs w:val="22"/>
+        </w:rPr>
+        <w:t>fromDam-nombreEmpresaRRR</w:t>
+      </w:r>
+      <w:proofErr w:type="spellEnd"/>
+      <w:r>
+        <w:rPr>
+          <w:rFonts w:ascii="Arial" w:hAnsi="Arial" w:cs="Arial"/>
+          <w:b/>
+          <w:bCs/>
+          <w:i w:val="0"/>
+          <w:iCs w:val="0"/>
+          <w:color w:val="FF0000"/>
+          <w:sz w:val="22"/>
+          <w:szCs w:val="22"/>
+        </w:rPr>
+        <w:t>}</w:t>
       </w:r>
       <w:r>
         <w:rPr>
@@ -9194,7 +11220,31 @@
           <w:sz w:val="22"/>
           <w:szCs w:val="22"/>
         </w:rPr>
-        <w:t>{fromDam-ruc}</w:t>
+        <w:t>{</w:t>
+      </w:r>
+      <w:proofErr w:type="spellStart"/>
+      <w:r>
+        <w:rPr>
+          <w:rFonts w:ascii="Arial" w:hAnsi="Arial" w:cs="Arial"/>
+          <w:i w:val="0"/>
+          <w:iCs w:val="0"/>
+          <w:color w:val="000000" w:themeColor="text1"/>
+          <w:sz w:val="22"/>
+          <w:szCs w:val="22"/>
+        </w:rPr>
+        <w:t>fromDam</w:t>
+      </w:r>
+      <w:proofErr w:type="spellEnd"/>
+      <w:r>
+        <w:rPr>
+          <w:rFonts w:ascii="Arial" w:hAnsi="Arial" w:cs="Arial"/>
+          <w:i w:val="0"/>
+          <w:iCs w:val="0"/>
+          <w:color w:val="000000" w:themeColor="text1"/>
+          <w:sz w:val="22"/>
+          <w:szCs w:val="22"/>
+        </w:rPr>
+        <w:t>-ruc}</w:t>
       </w:r>
       <w:r>
         <w:rPr>
@@ -9207,7 +11257,35 @@
           <w:sz w:val="22"/>
           <w:szCs w:val="22"/>
         </w:rPr>
-        <w:t>{fromDam-rucRRR}</w:t>
+        <w:t>{</w:t>
+      </w:r>
+      <w:proofErr w:type="spellStart"/>
+      <w:r>
+        <w:rPr>
+          <w:rFonts w:ascii="Arial" w:hAnsi="Arial" w:cs="Arial"/>
+          <w:b/>
+          <w:bCs/>
+          <w:i w:val="0"/>
+          <w:iCs w:val="0"/>
+          <w:color w:val="FF0000"/>
+          <w:sz w:val="22"/>
+          <w:szCs w:val="22"/>
+        </w:rPr>
+        <w:t>fromDam-rucRRR</w:t>
+      </w:r>
+      <w:proofErr w:type="spellEnd"/>
+      <w:r>
+        <w:rPr>
+          <w:rFonts w:ascii="Arial" w:hAnsi="Arial" w:cs="Arial"/>
+          <w:b/>
+          <w:bCs/>
+          <w:i w:val="0"/>
+          <w:iCs w:val="0"/>
+          <w:color w:val="FF0000"/>
+          <w:sz w:val="22"/>
+          <w:szCs w:val="22"/>
+        </w:rPr>
+        <w:t>}</w:t>
       </w:r>
       <w:r>
         <w:rPr>
@@ -9325,12 +11403,14 @@
         </w:rPr>
         <w:t>{/</w:t>
       </w:r>
+      <w:proofErr w:type="spellStart"/>
       <w:r>
         <w:rPr>
           <w:rFonts w:ascii="Arial" w:hAnsi="Arial" w:cs="Arial"/>
         </w:rPr>
         <w:t>estadoOnlyAMAZONIA</w:t>
       </w:r>
+      <w:proofErr w:type="spellEnd"/>
       <w:r>
         <w:rPr>
           <w:rFonts w:ascii="Arial" w:hAnsi="Arial" w:cs="Arial"/>
@@ -9498,7 +11578,31 @@
           <w:sz w:val="22"/>
           <w:szCs w:val="22"/>
         </w:rPr>
-        <w:t>, presentado por {fromDam-nombreEmpresa}</w:t>
+        <w:t>, presentado por {</w:t>
+      </w:r>
+      <w:proofErr w:type="spellStart"/>
+      <w:r>
+        <w:rPr>
+          <w:rFonts w:ascii="Arial" w:hAnsi="Arial" w:cs="Arial"/>
+          <w:i w:val="0"/>
+          <w:iCs w:val="0"/>
+          <w:color w:val="000000" w:themeColor="text1"/>
+          <w:sz w:val="22"/>
+          <w:szCs w:val="22"/>
+        </w:rPr>
+        <w:t>fromDam-nombreEmpresa</w:t>
+      </w:r>
+      <w:proofErr w:type="spellEnd"/>
+      <w:r>
+        <w:rPr>
+          <w:rFonts w:ascii="Arial" w:hAnsi="Arial" w:cs="Arial"/>
+          <w:i w:val="0"/>
+          <w:iCs w:val="0"/>
+          <w:color w:val="000000" w:themeColor="text1"/>
+          <w:sz w:val="22"/>
+          <w:szCs w:val="22"/>
+        </w:rPr>
+        <w:t>}</w:t>
       </w:r>
       <w:r>
         <w:rPr>
@@ -9511,7 +11615,35 @@
           <w:sz w:val="22"/>
           <w:szCs w:val="22"/>
         </w:rPr>
-        <w:t>{fromDam-nombreEmpresaRRR}</w:t>
+        <w:t>{</w:t>
+      </w:r>
+      <w:proofErr w:type="spellStart"/>
+      <w:r>
+        <w:rPr>
+          <w:rFonts w:ascii="Arial" w:hAnsi="Arial" w:cs="Arial"/>
+          <w:b/>
+          <w:bCs/>
+          <w:i w:val="0"/>
+          <w:iCs w:val="0"/>
+          <w:color w:val="FF0000"/>
+          <w:sz w:val="22"/>
+          <w:szCs w:val="22"/>
+        </w:rPr>
+        <w:t>fromDam-nombreEmpresaRRR</w:t>
+      </w:r>
+      <w:proofErr w:type="spellEnd"/>
+      <w:r>
+        <w:rPr>
+          <w:rFonts w:ascii="Arial" w:hAnsi="Arial" w:cs="Arial"/>
+          <w:b/>
+          <w:bCs/>
+          <w:i w:val="0"/>
+          <w:iCs w:val="0"/>
+          <w:color w:val="FF0000"/>
+          <w:sz w:val="22"/>
+          <w:szCs w:val="22"/>
+        </w:rPr>
+        <w:t>}</w:t>
       </w:r>
       <w:r>
         <w:rPr>
@@ -9567,7 +11699,31 @@
           <w:sz w:val="22"/>
           <w:szCs w:val="22"/>
         </w:rPr>
-        <w:t>{fromDam-ruc}</w:t>
+        <w:t>{</w:t>
+      </w:r>
+      <w:proofErr w:type="spellStart"/>
+      <w:r>
+        <w:rPr>
+          <w:rFonts w:ascii="Arial" w:hAnsi="Arial" w:cs="Arial"/>
+          <w:i w:val="0"/>
+          <w:iCs w:val="0"/>
+          <w:color w:val="000000" w:themeColor="text1"/>
+          <w:sz w:val="22"/>
+          <w:szCs w:val="22"/>
+        </w:rPr>
+        <w:t>fromDam</w:t>
+      </w:r>
+      <w:proofErr w:type="spellEnd"/>
+      <w:r>
+        <w:rPr>
+          <w:rFonts w:ascii="Arial" w:hAnsi="Arial" w:cs="Arial"/>
+          <w:i w:val="0"/>
+          <w:iCs w:val="0"/>
+          <w:color w:val="000000" w:themeColor="text1"/>
+          <w:sz w:val="22"/>
+          <w:szCs w:val="22"/>
+        </w:rPr>
+        <w:t>-ruc}</w:t>
       </w:r>
       <w:r>
         <w:rPr>
@@ -9580,7 +11736,35 @@
           <w:sz w:val="22"/>
           <w:szCs w:val="22"/>
         </w:rPr>
-        <w:t>{fromDam-rucRRR}</w:t>
+        <w:t>{</w:t>
+      </w:r>
+      <w:proofErr w:type="spellStart"/>
+      <w:r>
+        <w:rPr>
+          <w:rFonts w:ascii="Arial" w:hAnsi="Arial" w:cs="Arial"/>
+          <w:b/>
+          <w:bCs/>
+          <w:i w:val="0"/>
+          <w:iCs w:val="0"/>
+          <w:color w:val="FF0000"/>
+          <w:sz w:val="22"/>
+          <w:szCs w:val="22"/>
+        </w:rPr>
+        <w:t>fromDam-rucRRR</w:t>
+      </w:r>
+      <w:proofErr w:type="spellEnd"/>
+      <w:r>
+        <w:rPr>
+          <w:rFonts w:ascii="Arial" w:hAnsi="Arial" w:cs="Arial"/>
+          <w:b/>
+          <w:bCs/>
+          <w:i w:val="0"/>
+          <w:iCs w:val="0"/>
+          <w:color w:val="FF0000"/>
+          <w:sz w:val="22"/>
+          <w:szCs w:val="22"/>
+        </w:rPr>
+        <w:t>}</w:t>
       </w:r>
       <w:r>
         <w:rPr>
@@ -9635,8 +11819,9 @@
           <w:sz w:val="22"/>
           <w:szCs w:val="22"/>
         </w:rPr>
-        <w:t>nforme n.º 11-2017-SUNAT/340000, donde dice que: “la devolución de los tributos pagados a cuenta, como regularización del despacho de mercancía acogidas estrictamente a los beneficios arancelarios otorgados por el PECO, comprende únicamente los derechos Ad/Valorem cancelados de las mercancías liberadas total o parcialmente por acogimiento del PECO; determinándose que el monto a regularizar en el marco del Decreto Supremo n.º 015 -94 - EF es de S/ {textoTotReguPECO} y en el marco de la Ley n.º 2703</w:t>
-      </w:r>
+        <w:t>nforme n.º 11-2017-SUNAT/340000, donde dice que: “la devolución de los tributos pagados a cuenta, como regularización del despacho de mercancía acogidas estrictamente a los beneficios arancelarios otorgados por el PECO, comprende únicamente los derechos Ad/Valorem cancelados de las mercancías liberadas total o parcialmente por acogimiento del PECO; determinándose que el monto a regularizar en el marco del Decreto Supremo n.º 015 -94 - EF es de S/ {</w:t>
+      </w:r>
+      <w:proofErr w:type="spellStart"/>
       <w:r>
         <w:rPr>
           <w:rFonts w:ascii="Arial" w:hAnsi="Arial" w:cs="Arial"/>
@@ -9646,6 +11831,29 @@
           <w:sz w:val="22"/>
           <w:szCs w:val="22"/>
         </w:rPr>
+        <w:t>textoTotReguPECO</w:t>
+      </w:r>
+      <w:proofErr w:type="spellEnd"/>
+      <w:r>
+        <w:rPr>
+          <w:rFonts w:ascii="Arial" w:hAnsi="Arial" w:cs="Arial"/>
+          <w:i w:val="0"/>
+          <w:iCs w:val="0"/>
+          <w:color w:val="000000" w:themeColor="text1"/>
+          <w:sz w:val="22"/>
+          <w:szCs w:val="22"/>
+        </w:rPr>
+        <w:t>} y en el marco de la Ley n.º 2703</w:t>
+      </w:r>
+      <w:r>
+        <w:rPr>
+          <w:rFonts w:ascii="Arial" w:hAnsi="Arial" w:cs="Arial"/>
+          <w:i w:val="0"/>
+          <w:iCs w:val="0"/>
+          <w:color w:val="000000" w:themeColor="text1"/>
+          <w:sz w:val="22"/>
+          <w:szCs w:val="22"/>
+        </w:rPr>
         <w:t>7 es de S/ {textoTotRegu27}.</w:t>
       </w:r>
     </w:p>
@@ -9654,6 +11862,7 @@
       <w:r>
         <w:t>{/</w:t>
       </w:r>
+      <w:proofErr w:type="spellStart"/>
       <w:r>
         <w:rPr>
           <w:rFonts w:ascii="Arial" w:hAnsi="Arial" w:cs="Arial"/>
@@ -9662,6 +11871,7 @@
         </w:rPr>
         <w:t>estadoPECOyAMAZONIA</w:t>
       </w:r>
+      <w:proofErr w:type="spellEnd"/>
       <w:r>
         <w:t>}</w:t>
       </w:r>
@@ -9769,7 +11979,31 @@
           <w:sz w:val="22"/>
           <w:szCs w:val="22"/>
         </w:rPr>
-        <w:t>, presentado por {fromDam-nombreEmpresa}</w:t>
+        <w:t>, presentado por {</w:t>
+      </w:r>
+      <w:proofErr w:type="spellStart"/>
+      <w:r>
+        <w:rPr>
+          <w:rFonts w:ascii="Arial" w:hAnsi="Arial" w:cs="Arial"/>
+          <w:i w:val="0"/>
+          <w:iCs w:val="0"/>
+          <w:color w:val="000000" w:themeColor="text1"/>
+          <w:sz w:val="22"/>
+          <w:szCs w:val="22"/>
+        </w:rPr>
+        <w:t>fromDam-nombreEmpresa</w:t>
+      </w:r>
+      <w:proofErr w:type="spellEnd"/>
+      <w:r>
+        <w:rPr>
+          <w:rFonts w:ascii="Arial" w:hAnsi="Arial" w:cs="Arial"/>
+          <w:i w:val="0"/>
+          <w:iCs w:val="0"/>
+          <w:color w:val="000000" w:themeColor="text1"/>
+          <w:sz w:val="22"/>
+          <w:szCs w:val="22"/>
+        </w:rPr>
+        <w:t>}</w:t>
       </w:r>
       <w:r>
         <w:rPr>
@@ -9782,7 +12016,35 @@
           <w:sz w:val="22"/>
           <w:szCs w:val="22"/>
         </w:rPr>
-        <w:t>{fromDam-nombreEmpresaRRR}</w:t>
+        <w:t>{</w:t>
+      </w:r>
+      <w:proofErr w:type="spellStart"/>
+      <w:r>
+        <w:rPr>
+          <w:rFonts w:ascii="Arial" w:hAnsi="Arial" w:cs="Arial"/>
+          <w:b/>
+          <w:bCs/>
+          <w:i w:val="0"/>
+          <w:iCs w:val="0"/>
+          <w:color w:val="FF0000"/>
+          <w:sz w:val="22"/>
+          <w:szCs w:val="22"/>
+        </w:rPr>
+        <w:t>fromDam-nombreEmpresaRRR</w:t>
+      </w:r>
+      <w:proofErr w:type="spellEnd"/>
+      <w:r>
+        <w:rPr>
+          <w:rFonts w:ascii="Arial" w:hAnsi="Arial" w:cs="Arial"/>
+          <w:b/>
+          <w:bCs/>
+          <w:i w:val="0"/>
+          <w:iCs w:val="0"/>
+          <w:color w:val="FF0000"/>
+          <w:sz w:val="22"/>
+          <w:szCs w:val="22"/>
+        </w:rPr>
+        <w:t>}</w:t>
       </w:r>
       <w:r>
         <w:rPr>
@@ -9793,7 +12055,31 @@
           <w:sz w:val="22"/>
           <w:szCs w:val="22"/>
         </w:rPr>
-        <w:t>, identificado con RUC n.º {fromDam-ruc}</w:t>
+        <w:t>, identificado con RUC n.º {</w:t>
+      </w:r>
+      <w:proofErr w:type="spellStart"/>
+      <w:r>
+        <w:rPr>
+          <w:rFonts w:ascii="Arial" w:hAnsi="Arial" w:cs="Arial"/>
+          <w:i w:val="0"/>
+          <w:iCs w:val="0"/>
+          <w:color w:val="000000" w:themeColor="text1"/>
+          <w:sz w:val="22"/>
+          <w:szCs w:val="22"/>
+        </w:rPr>
+        <w:t>fromDam</w:t>
+      </w:r>
+      <w:proofErr w:type="spellEnd"/>
+      <w:r>
+        <w:rPr>
+          <w:rFonts w:ascii="Arial" w:hAnsi="Arial" w:cs="Arial"/>
+          <w:i w:val="0"/>
+          <w:iCs w:val="0"/>
+          <w:color w:val="000000" w:themeColor="text1"/>
+          <w:sz w:val="22"/>
+          <w:szCs w:val="22"/>
+        </w:rPr>
+        <w:t>-ruc}</w:t>
       </w:r>
       <w:r>
         <w:rPr>
@@ -9806,7 +12092,35 @@
           <w:sz w:val="22"/>
           <w:szCs w:val="22"/>
         </w:rPr>
-        <w:t>{fromDam-rucRRR}</w:t>
+        <w:t>{</w:t>
+      </w:r>
+      <w:proofErr w:type="spellStart"/>
+      <w:r>
+        <w:rPr>
+          <w:rFonts w:ascii="Arial" w:hAnsi="Arial" w:cs="Arial"/>
+          <w:b/>
+          <w:bCs/>
+          <w:i w:val="0"/>
+          <w:iCs w:val="0"/>
+          <w:color w:val="FF0000"/>
+          <w:sz w:val="22"/>
+          <w:szCs w:val="22"/>
+        </w:rPr>
+        <w:t>fromDam-rucRRR</w:t>
+      </w:r>
+      <w:proofErr w:type="spellEnd"/>
+      <w:r>
+        <w:rPr>
+          <w:rFonts w:ascii="Arial" w:hAnsi="Arial" w:cs="Arial"/>
+          <w:b/>
+          <w:bCs/>
+          <w:i w:val="0"/>
+          <w:iCs w:val="0"/>
+          <w:color w:val="FF0000"/>
+          <w:sz w:val="22"/>
+          <w:szCs w:val="22"/>
+        </w:rPr>
+        <w:t>}</w:t>
       </w:r>
       <w:r>
         <w:rPr>
@@ -9861,8 +12175,9 @@
           <w:sz w:val="22"/>
           <w:szCs w:val="22"/>
         </w:rPr>
-        <w:t>nforme n.º 11-2017-SUNAT/340000, donde dice que: “la devolución de los tributos pagados a cuenta, como regularización del despacho de mercancía acogidas estrictamente a los beneficios arancelarios otorgados por el PECO, comprende únicamente los derechos Ad/Valorem cancelados de las mercancías liberadas total o parcialmente por acogimiento del PECO; determinándose que el monto a regularizar en el marco del Decreto Supremo n.º 015-94-EF es de S/ {textoTotReguPECO}</w:t>
-      </w:r>
+        <w:t>nforme n.º 11-2017-SUNAT/340000, donde dice que: “la devolución de los tributos pagados a cuenta, como regularización del despacho de mercancía acogidas estrictamente a los beneficios arancelarios otorgados por el PECO, comprende únicamente los derechos Ad/Valorem cancelados de las mercancías liberadas total o parcialmente por acogimiento del PECO; determinándose que el monto a regularizar en el marco del Decreto Supremo n.º 015-94-EF es de S/ {</w:t>
+      </w:r>
+      <w:proofErr w:type="spellStart"/>
       <w:r>
         <w:rPr>
           <w:rFonts w:ascii="Arial" w:hAnsi="Arial" w:cs="Arial"/>
@@ -9872,6 +12187,29 @@
           <w:sz w:val="22"/>
           <w:szCs w:val="22"/>
         </w:rPr>
+        <w:t>textoTotReguPECO</w:t>
+      </w:r>
+      <w:proofErr w:type="spellEnd"/>
+      <w:r>
+        <w:rPr>
+          <w:rFonts w:ascii="Arial" w:hAnsi="Arial" w:cs="Arial"/>
+          <w:i w:val="0"/>
+          <w:iCs w:val="0"/>
+          <w:color w:val="000000" w:themeColor="text1"/>
+          <w:sz w:val="22"/>
+          <w:szCs w:val="22"/>
+        </w:rPr>
+        <w:t>}</w:t>
+      </w:r>
+      <w:r>
+        <w:rPr>
+          <w:rFonts w:ascii="Arial" w:hAnsi="Arial" w:cs="Arial"/>
+          <w:i w:val="0"/>
+          <w:iCs w:val="0"/>
+          <w:color w:val="000000" w:themeColor="text1"/>
+          <w:sz w:val="22"/>
+          <w:szCs w:val="22"/>
+        </w:rPr>
         <w:t>.</w:t>
       </w:r>
     </w:p>
@@ -9880,9 +12218,11 @@
       <w:r>
         <w:t>{/</w:t>
       </w:r>
+      <w:proofErr w:type="spellStart"/>
       <w:r>
         <w:t>estadoOnlyPECO</w:t>
       </w:r>
+      <w:proofErr w:type="spellEnd"/>
       <w:r>
         <w:t>}</w:t>
       </w:r>
@@ -9949,11 +12289,47 @@
           <w:sz w:val="22"/>
           <w:szCs w:val="22"/>
         </w:rPr>
-        <w:t>La Ley n.º 28194 “Ley para la Lucha contra la Evasión y para la Formalización de la Economía” establece en su artículo 3-A la obligatoriedad del uso de medios de pago en la compraventa internacional de mercancías, en tal sentido, se procedió a evaluar la factura remitida por el administrado a través del requerimiento n.º {datosFactura-numeroReqFac}</w:t>
-      </w:r>
+        <w:t>La Ley n.º 28194 “Ley para la Lucha contra la Evasión y para la Formalización de la Economía” establece en su artículo 3-A la obligatoriedad del uso de medios de pago en la compraventa internacional de mercancías, en tal sentido, se procedió a evaluar la factura remitida por el administrado a través del requerimiento n.º {</w:t>
+      </w:r>
+      <w:proofErr w:type="spellStart"/>
       <w:r>
         <w:rPr>
           <w:rFonts w:ascii="Arial" w:hAnsi="Arial"/>
+          <w:i w:val="0"/>
+          <w:iCs w:val="0"/>
+          <w:color w:val="000000" w:themeColor="text1"/>
+          <w:sz w:val="22"/>
+          <w:szCs w:val="22"/>
+        </w:rPr>
+        <w:t>datosFactura-</w:t>
+      </w:r>
+      <w:proofErr w:type="gramStart"/>
+      <w:r>
+        <w:rPr>
+          <w:rFonts w:ascii="Arial" w:hAnsi="Arial"/>
+          <w:i w:val="0"/>
+          <w:iCs w:val="0"/>
+          <w:color w:val="000000" w:themeColor="text1"/>
+          <w:sz w:val="22"/>
+          <w:szCs w:val="22"/>
+        </w:rPr>
+        <w:t>numeroReqFac</w:t>
+      </w:r>
+      <w:proofErr w:type="spellEnd"/>
+      <w:r>
+        <w:rPr>
+          <w:rFonts w:ascii="Arial" w:hAnsi="Arial"/>
+          <w:i w:val="0"/>
+          <w:iCs w:val="0"/>
+          <w:color w:val="000000" w:themeColor="text1"/>
+          <w:sz w:val="22"/>
+          <w:szCs w:val="22"/>
+        </w:rPr>
+        <w:t>}</w:t>
+      </w:r>
+      <w:r>
+        <w:rPr>
+          <w:rFonts w:ascii="Arial" w:hAnsi="Arial"/>
           <w:b/>
           <w:bCs/>
           <w:i w:val="0"/>
@@ -9962,7 +12338,36 @@
           <w:sz w:val="22"/>
           <w:szCs w:val="22"/>
         </w:rPr>
-        <w:t>{datosFactura-numeroReqFacRRR}.</w:t>
+        <w:t>{</w:t>
+      </w:r>
+      <w:proofErr w:type="spellStart"/>
+      <w:proofErr w:type="gramEnd"/>
+      <w:r>
+        <w:rPr>
+          <w:rFonts w:ascii="Arial" w:hAnsi="Arial"/>
+          <w:b/>
+          <w:bCs/>
+          <w:i w:val="0"/>
+          <w:iCs w:val="0"/>
+          <w:color w:val="FF0000"/>
+          <w:sz w:val="22"/>
+          <w:szCs w:val="22"/>
+        </w:rPr>
+        <w:t>datosFactura-numeroReqFacRRR</w:t>
+      </w:r>
+      <w:proofErr w:type="spellEnd"/>
+      <w:r>
+        <w:rPr>
+          <w:rFonts w:ascii="Arial" w:hAnsi="Arial"/>
+          <w:b/>
+          <w:bCs/>
+          <w:i w:val="0"/>
+          <w:iCs w:val="0"/>
+          <w:color w:val="FF0000"/>
+          <w:sz w:val="22"/>
+          <w:szCs w:val="22"/>
+        </w:rPr>
+        <w:t>}.</w:t>
       </w:r>
     </w:p>
     <w:p>
@@ -9994,22 +12399,64 @@
           <w:sz w:val="22"/>
           <w:szCs w:val="22"/>
         </w:rPr>
-        <w:t>del requerimiento n.º {datosFactura-numeroReqFac}</w:t>
-      </w:r>
+        <w:t>del requerimiento n.º {</w:t>
+      </w:r>
+      <w:proofErr w:type="spellStart"/>
       <w:r>
         <w:rPr>
           <w:rFonts w:ascii="Arial" w:hAnsi="Arial"/>
+          <w:sz w:val="22"/>
+          <w:szCs w:val="22"/>
+        </w:rPr>
+        <w:t>datosFactura-numeroReqFac</w:t>
+      </w:r>
+      <w:proofErr w:type="spellEnd"/>
+      <w:r>
+        <w:rPr>
+          <w:rFonts w:ascii="Arial" w:hAnsi="Arial"/>
+          <w:sz w:val="22"/>
+          <w:szCs w:val="22"/>
+        </w:rPr>
+        <w:t>}</w:t>
+      </w:r>
+      <w:r>
+        <w:rPr>
+          <w:rFonts w:ascii="Arial" w:hAnsi="Arial"/>
           <w:b/>
           <w:bCs/>
           <w:color w:val="FF0000"/>
           <w:sz w:val="22"/>
           <w:szCs w:val="22"/>
         </w:rPr>
-        <w:t>{datosFactura-numeroReqFacRRR}</w:t>
-      </w:r>
+        <w:t>{</w:t>
+      </w:r>
+      <w:proofErr w:type="spellStart"/>
       <w:r>
         <w:rPr>
           <w:rFonts w:ascii="Arial" w:hAnsi="Arial"/>
+          <w:b/>
+          <w:bCs/>
+          <w:color w:val="FF0000"/>
+          <w:sz w:val="22"/>
+          <w:szCs w:val="22"/>
+        </w:rPr>
+        <w:t>datosFactura-numeroReqFacRRR</w:t>
+      </w:r>
+      <w:proofErr w:type="spellEnd"/>
+      <w:r>
+        <w:rPr>
+          <w:rFonts w:ascii="Arial" w:hAnsi="Arial"/>
+          <w:b/>
+          <w:bCs/>
+          <w:color w:val="FF0000"/>
+          <w:sz w:val="22"/>
+          <w:szCs w:val="22"/>
+        </w:rPr>
+        <w:t>}</w:t>
+      </w:r>
+      <w:r>
+        <w:rPr>
+          <w:rFonts w:ascii="Arial" w:hAnsi="Arial"/>
           <w:sz w:val="22"/>
           <w:szCs w:val="22"/>
         </w:rPr>
@@ -10024,15 +12471,57 @@
           <w:sz w:val="22"/>
           <w:szCs w:val="22"/>
         </w:rPr>
-        <w:t>{datosFactura-fechaReqFacRRR}</w:t>
-      </w:r>
+        <w:t>{</w:t>
+      </w:r>
+      <w:proofErr w:type="spellStart"/>
       <w:r>
         <w:rPr>
           <w:rFonts w:ascii="Arial" w:hAnsi="Arial"/>
-          <w:sz w:val="22"/>
-          <w:szCs w:val="22"/>
-        </w:rPr>
-        <w:t xml:space="preserve">{datosFactura-fechaReqFac} presentó a esta administración la factura digitalizada, la misma que se encuentra detallada en  </w:t>
+          <w:b/>
+          <w:bCs/>
+          <w:color w:val="FF0000"/>
+          <w:sz w:val="22"/>
+          <w:szCs w:val="22"/>
+        </w:rPr>
+        <w:t>datosFactura-fechaReqFacRRR</w:t>
+      </w:r>
+      <w:proofErr w:type="spellEnd"/>
+      <w:r>
+        <w:rPr>
+          <w:rFonts w:ascii="Arial" w:hAnsi="Arial"/>
+          <w:b/>
+          <w:bCs/>
+          <w:color w:val="FF0000"/>
+          <w:sz w:val="22"/>
+          <w:szCs w:val="22"/>
+        </w:rPr>
+        <w:t>}</w:t>
+      </w:r>
+      <w:r>
+        <w:rPr>
+          <w:rFonts w:ascii="Arial" w:hAnsi="Arial"/>
+          <w:sz w:val="22"/>
+          <w:szCs w:val="22"/>
+        </w:rPr>
+        <w:t>{</w:t>
+      </w:r>
+      <w:proofErr w:type="spellStart"/>
+      <w:r>
+        <w:rPr>
+          <w:rFonts w:ascii="Arial" w:hAnsi="Arial"/>
+          <w:sz w:val="22"/>
+          <w:szCs w:val="22"/>
+        </w:rPr>
+        <w:t>datosFactura-fechaReqFac</w:t>
+      </w:r>
+      <w:proofErr w:type="spellEnd"/>
+      <w:r>
+        <w:rPr>
+          <w:rFonts w:ascii="Arial" w:hAnsi="Arial"/>
+          <w:sz w:val="22"/>
+          <w:szCs w:val="22"/>
+        </w:rPr>
+        <w:t xml:space="preserve">} presentó a esta administración la factura digitalizada, la misma que se encuentra detallada en  </w:t>
       </w:r>
       <w:r>
         <w:rPr>
@@ -10155,35 +12644,96 @@
           <w:sz w:val="22"/>
           <w:szCs w:val="22"/>
         </w:rPr>
-        <w:t>se evidencia que el importador todavía se encuentra dentro del plazo para realizar la transferencia por el pago de las mercancías; en tal sentido, corresponde la devolución solicitada por {fromDam-nombreEmpresa}</w:t>
-      </w:r>
+        <w:t>se evidencia que el importador todavía se encuentra dentro del plazo para realizar la transferencia por el pago de las mercancías; en tal sentido, corresponde la devolución solicitada por {</w:t>
+      </w:r>
+      <w:proofErr w:type="spellStart"/>
       <w:r>
         <w:rPr>
           <w:rFonts w:ascii="Arial" w:hAnsi="Arial"/>
+          <w:sz w:val="22"/>
+          <w:szCs w:val="22"/>
+        </w:rPr>
+        <w:t>fromDam-nombreEmpresa</w:t>
+      </w:r>
+      <w:proofErr w:type="spellEnd"/>
+      <w:r>
+        <w:rPr>
+          <w:rFonts w:ascii="Arial" w:hAnsi="Arial"/>
+          <w:sz w:val="22"/>
+          <w:szCs w:val="22"/>
+        </w:rPr>
+        <w:t>}</w:t>
+      </w:r>
+      <w:r>
+        <w:rPr>
+          <w:rFonts w:ascii="Arial" w:hAnsi="Arial"/>
           <w:b/>
           <w:bCs/>
           <w:color w:val="FF0000"/>
           <w:sz w:val="22"/>
           <w:szCs w:val="22"/>
         </w:rPr>
-        <w:t>{fromDam-nombreEmpresaRRR}</w:t>
-      </w:r>
+        <w:t>{</w:t>
+      </w:r>
+      <w:proofErr w:type="spellStart"/>
       <w:r>
         <w:rPr>
           <w:rFonts w:ascii="Arial" w:hAnsi="Arial"/>
-          <w:sz w:val="22"/>
-          <w:szCs w:val="22"/>
-        </w:rPr>
-        <w:t xml:space="preserve">. identificada con RUC n.º {fromDam-ruc} al </w:t>
-      </w:r>
+          <w:b/>
+          <w:bCs/>
+          <w:color w:val="FF0000"/>
+          <w:sz w:val="22"/>
+          <w:szCs w:val="22"/>
+        </w:rPr>
+        <w:t>fromDam-nombreEmpresaRRR</w:t>
+      </w:r>
+      <w:proofErr w:type="spellEnd"/>
       <w:r>
         <w:rPr>
           <w:rFonts w:ascii="Arial" w:hAnsi="Arial"/>
+          <w:b/>
+          <w:bCs/>
+          <w:color w:val="FF0000"/>
+          <w:sz w:val="22"/>
+          <w:szCs w:val="22"/>
+        </w:rPr>
+        <w:t>}</w:t>
+      </w:r>
+      <w:r>
+        <w:rPr>
+          <w:rFonts w:ascii="Arial" w:hAnsi="Arial"/>
+          <w:sz w:val="22"/>
+          <w:szCs w:val="22"/>
+        </w:rPr>
+        <w:t>. identificada con RUC n.º {</w:t>
+      </w:r>
+      <w:proofErr w:type="spellStart"/>
+      <w:r>
+        <w:rPr>
+          <w:rFonts w:ascii="Arial" w:hAnsi="Arial"/>
+          <w:sz w:val="22"/>
+          <w:szCs w:val="22"/>
+        </w:rPr>
+        <w:t>fromDam</w:t>
+      </w:r>
+      <w:proofErr w:type="spellEnd"/>
+      <w:r>
+        <w:rPr>
+          <w:rFonts w:ascii="Arial" w:hAnsi="Arial"/>
+          <w:sz w:val="22"/>
+          <w:szCs w:val="22"/>
+        </w:rPr>
+        <w:t xml:space="preserve">-ruc} al </w:t>
+      </w:r>
+      <w:r>
+        <w:rPr>
+          <w:rFonts w:ascii="Arial" w:hAnsi="Arial"/>
           <w:sz w:val="22"/>
           <w:szCs w:val="22"/>
         </w:rPr>
         <w:t>{</w:t>
       </w:r>
+      <w:proofErr w:type="spellStart"/>
       <w:r>
         <w:rPr>
           <w:rFonts w:ascii="Arial" w:hAnsi="Arial"/>
@@ -10192,6 +12742,7 @@
         </w:rPr>
         <w:t>textoPlazoFactura</w:t>
       </w:r>
+      <w:proofErr w:type="spellEnd"/>
       <w:r>
         <w:rPr>
           <w:rFonts w:ascii="Arial" w:hAnsi="Arial"/>
@@ -10242,12 +12793,14 @@
         </w:rPr>
         <w:t>{/</w:t>
       </w:r>
+      <w:proofErr w:type="spellStart"/>
       <w:r>
         <w:rPr>
           <w:rFonts w:ascii="Arial" w:hAnsi="Arial" w:cs="Arial"/>
         </w:rPr>
         <w:t>estadopagoFacturaTipoVencimiento</w:t>
       </w:r>
+      <w:proofErr w:type="spellEnd"/>
       <w:r>
         <w:rPr>
           <w:rFonts w:ascii="Arial" w:hAnsi="Arial" w:cs="Arial"/>
@@ -10317,11 +12870,47 @@
           <w:szCs w:val="22"/>
         </w:rPr>
         <w:lastRenderedPageBreak/>
-        <w:t>La Ley n.º 28194 “Ley para la Lucha contra la Evasión y para la Formalización de la Economía” establece en su artículo 3-A la obligatoriedad del uso de medios de pago en la compraventa internacional de mercancías, en tal sentido, se procedió a evaluar la factura remitida por el administrado a través del requerimiento n.º {datosFactura-numeroReqFac}</w:t>
-      </w:r>
+        <w:t>La Ley n.º 28194 “Ley para la Lucha contra la Evasión y para la Formalización de la Economía” establece en su artículo 3-A la obligatoriedad del uso de medios de pago en la compraventa internacional de mercancías, en tal sentido, se procedió a evaluar la factura remitida por el administrado a través del requerimiento n.º {</w:t>
+      </w:r>
+      <w:proofErr w:type="spellStart"/>
       <w:r>
         <w:rPr>
           <w:rFonts w:ascii="Arial" w:hAnsi="Arial"/>
+          <w:i w:val="0"/>
+          <w:iCs w:val="0"/>
+          <w:color w:val="000000" w:themeColor="text1"/>
+          <w:sz w:val="22"/>
+          <w:szCs w:val="22"/>
+        </w:rPr>
+        <w:t>datosFactura-</w:t>
+      </w:r>
+      <w:proofErr w:type="gramStart"/>
+      <w:r>
+        <w:rPr>
+          <w:rFonts w:ascii="Arial" w:hAnsi="Arial"/>
+          <w:i w:val="0"/>
+          <w:iCs w:val="0"/>
+          <w:color w:val="000000" w:themeColor="text1"/>
+          <w:sz w:val="22"/>
+          <w:szCs w:val="22"/>
+        </w:rPr>
+        <w:t>numeroReqFac</w:t>
+      </w:r>
+      <w:proofErr w:type="spellEnd"/>
+      <w:r>
+        <w:rPr>
+          <w:rFonts w:ascii="Arial" w:hAnsi="Arial"/>
+          <w:i w:val="0"/>
+          <w:iCs w:val="0"/>
+          <w:color w:val="000000" w:themeColor="text1"/>
+          <w:sz w:val="22"/>
+          <w:szCs w:val="22"/>
+        </w:rPr>
+        <w:t>}</w:t>
+      </w:r>
+      <w:r>
+        <w:rPr>
+          <w:rFonts w:ascii="Arial" w:hAnsi="Arial"/>
           <w:b/>
           <w:bCs/>
           <w:i w:val="0"/>
@@ -10330,7 +12919,36 @@
           <w:sz w:val="22"/>
           <w:szCs w:val="22"/>
         </w:rPr>
-        <w:t>{datosFactura-numeroReqFacRRR}.</w:t>
+        <w:t>{</w:t>
+      </w:r>
+      <w:proofErr w:type="spellStart"/>
+      <w:proofErr w:type="gramEnd"/>
+      <w:r>
+        <w:rPr>
+          <w:rFonts w:ascii="Arial" w:hAnsi="Arial"/>
+          <w:b/>
+          <w:bCs/>
+          <w:i w:val="0"/>
+          <w:iCs w:val="0"/>
+          <w:color w:val="FF0000"/>
+          <w:sz w:val="22"/>
+          <w:szCs w:val="22"/>
+        </w:rPr>
+        <w:t>datosFactura-numeroReqFacRRR</w:t>
+      </w:r>
+      <w:proofErr w:type="spellEnd"/>
+      <w:r>
+        <w:rPr>
+          <w:rFonts w:ascii="Arial" w:hAnsi="Arial"/>
+          <w:b/>
+          <w:bCs/>
+          <w:i w:val="0"/>
+          <w:iCs w:val="0"/>
+          <w:color w:val="FF0000"/>
+          <w:sz w:val="22"/>
+          <w:szCs w:val="22"/>
+        </w:rPr>
+        <w:t>}.</w:t>
       </w:r>
     </w:p>
     <w:p>
@@ -10354,22 +12972,64 @@
           <w:sz w:val="22"/>
           <w:szCs w:val="22"/>
         </w:rPr>
-        <w:t>El importador a través del requerimiento n.º {datosFactura-numeroReqFac}</w:t>
-      </w:r>
+        <w:t>El importador a través del requerimiento n.º {</w:t>
+      </w:r>
+      <w:proofErr w:type="spellStart"/>
       <w:r>
         <w:rPr>
           <w:rFonts w:ascii="Arial" w:hAnsi="Arial"/>
+          <w:sz w:val="22"/>
+          <w:szCs w:val="22"/>
+        </w:rPr>
+        <w:t>datosFactura-numeroReqFac</w:t>
+      </w:r>
+      <w:proofErr w:type="spellEnd"/>
+      <w:r>
+        <w:rPr>
+          <w:rFonts w:ascii="Arial" w:hAnsi="Arial"/>
+          <w:sz w:val="22"/>
+          <w:szCs w:val="22"/>
+        </w:rPr>
+        <w:t>}</w:t>
+      </w:r>
+      <w:r>
+        <w:rPr>
+          <w:rFonts w:ascii="Arial" w:hAnsi="Arial"/>
           <w:b/>
           <w:bCs/>
           <w:color w:val="FF0000"/>
           <w:sz w:val="22"/>
           <w:szCs w:val="22"/>
         </w:rPr>
-        <w:t>{datosFactura-numeroReqFacRRR}</w:t>
-      </w:r>
+        <w:t>{</w:t>
+      </w:r>
+      <w:proofErr w:type="spellStart"/>
       <w:r>
         <w:rPr>
           <w:rFonts w:ascii="Arial" w:hAnsi="Arial"/>
+          <w:b/>
+          <w:bCs/>
+          <w:color w:val="FF0000"/>
+          <w:sz w:val="22"/>
+          <w:szCs w:val="22"/>
+        </w:rPr>
+        <w:t>datosFactura-numeroReqFacRRR</w:t>
+      </w:r>
+      <w:proofErr w:type="spellEnd"/>
+      <w:r>
+        <w:rPr>
+          <w:rFonts w:ascii="Arial" w:hAnsi="Arial"/>
+          <w:b/>
+          <w:bCs/>
+          <w:color w:val="FF0000"/>
+          <w:sz w:val="22"/>
+          <w:szCs w:val="22"/>
+        </w:rPr>
+        <w:t>}</w:t>
+      </w:r>
+      <w:r>
+        <w:rPr>
+          <w:rFonts w:ascii="Arial" w:hAnsi="Arial"/>
           <w:sz w:val="22"/>
           <w:szCs w:val="22"/>
         </w:rPr>
@@ -10384,15 +13044,57 @@
           <w:sz w:val="22"/>
           <w:szCs w:val="22"/>
         </w:rPr>
-        <w:t>{datosFactura-fechaReqFacRRR}</w:t>
-      </w:r>
+        <w:t>{</w:t>
+      </w:r>
+      <w:proofErr w:type="spellStart"/>
       <w:r>
         <w:rPr>
           <w:rFonts w:ascii="Arial" w:hAnsi="Arial"/>
-          <w:sz w:val="22"/>
-          <w:szCs w:val="22"/>
-        </w:rPr>
-        <w:t xml:space="preserve">{datosFactura-fechaReqFac} presentó a esta administración la factura digitalizada, la misma que se encuentra detallada en  </w:t>
+          <w:b/>
+          <w:bCs/>
+          <w:color w:val="FF0000"/>
+          <w:sz w:val="22"/>
+          <w:szCs w:val="22"/>
+        </w:rPr>
+        <w:t>datosFactura-fechaReqFacRRR</w:t>
+      </w:r>
+      <w:proofErr w:type="spellEnd"/>
+      <w:r>
+        <w:rPr>
+          <w:rFonts w:ascii="Arial" w:hAnsi="Arial"/>
+          <w:b/>
+          <w:bCs/>
+          <w:color w:val="FF0000"/>
+          <w:sz w:val="22"/>
+          <w:szCs w:val="22"/>
+        </w:rPr>
+        <w:t>}</w:t>
+      </w:r>
+      <w:r>
+        <w:rPr>
+          <w:rFonts w:ascii="Arial" w:hAnsi="Arial"/>
+          <w:sz w:val="22"/>
+          <w:szCs w:val="22"/>
+        </w:rPr>
+        <w:t>{</w:t>
+      </w:r>
+      <w:proofErr w:type="spellStart"/>
+      <w:r>
+        <w:rPr>
+          <w:rFonts w:ascii="Arial" w:hAnsi="Arial"/>
+          <w:sz w:val="22"/>
+          <w:szCs w:val="22"/>
+        </w:rPr>
+        <w:t>datosFactura-fechaReqFac</w:t>
+      </w:r>
+      <w:proofErr w:type="spellEnd"/>
+      <w:r>
+        <w:rPr>
+          <w:rFonts w:ascii="Arial" w:hAnsi="Arial"/>
+          <w:sz w:val="22"/>
+          <w:szCs w:val="22"/>
+        </w:rPr>
+        <w:t xml:space="preserve">} presentó a esta administración la factura digitalizada, la misma que se encuentra detallada en  </w:t>
       </w:r>
       <w:r>
         <w:rPr>
@@ -10409,18 +13111,60 @@
           <w:sz w:val="22"/>
           <w:szCs w:val="22"/>
         </w:rPr>
-        <w:t>, se ha procedido a revisar y verificar las condiciones de pago establecidas entre el importador y su proveedor, se observa que la fecha de pago de las mercancías es {datosFactura-plazoFac}</w:t>
-      </w:r>
+        <w:t>, se ha procedido a revisar y verificar las condiciones de pago establecidas entre el importador y su proveedor, se observa que la fecha de pago de las mercancías es {</w:t>
+      </w:r>
+      <w:proofErr w:type="spellStart"/>
       <w:r>
         <w:rPr>
           <w:rFonts w:ascii="Arial" w:hAnsi="Arial"/>
+          <w:sz w:val="22"/>
+          <w:szCs w:val="22"/>
+        </w:rPr>
+        <w:t>datosFactura-plazoFac</w:t>
+      </w:r>
+      <w:proofErr w:type="spellEnd"/>
+      <w:r>
+        <w:rPr>
+          <w:rFonts w:ascii="Arial" w:hAnsi="Arial"/>
+          <w:sz w:val="22"/>
+          <w:szCs w:val="22"/>
+        </w:rPr>
+        <w:t>}</w:t>
+      </w:r>
+      <w:r>
+        <w:rPr>
+          <w:rFonts w:ascii="Arial" w:hAnsi="Arial"/>
           <w:b/>
           <w:bCs/>
           <w:color w:val="FF0000"/>
           <w:sz w:val="22"/>
           <w:szCs w:val="22"/>
         </w:rPr>
-        <w:t>{datosFactura-plazoFacRRR}</w:t>
+        <w:t>{</w:t>
+      </w:r>
+      <w:proofErr w:type="spellStart"/>
+      <w:r>
+        <w:rPr>
+          <w:rFonts w:ascii="Arial" w:hAnsi="Arial"/>
+          <w:b/>
+          <w:bCs/>
+          <w:color w:val="FF0000"/>
+          <w:sz w:val="22"/>
+          <w:szCs w:val="22"/>
+        </w:rPr>
+        <w:t>datosFactura-plazoFacRRR</w:t>
+      </w:r>
+      <w:proofErr w:type="spellEnd"/>
+      <w:r>
+        <w:rPr>
+          <w:rFonts w:ascii="Arial" w:hAnsi="Arial"/>
+          <w:b/>
+          <w:bCs/>
+          <w:color w:val="FF0000"/>
+          <w:sz w:val="22"/>
+          <w:szCs w:val="22"/>
+        </w:rPr>
+        <w:t>}</w:t>
       </w:r>
       <w:r>
         <w:rPr>
@@ -10447,6 +13191,7 @@
         </w:rPr>
         <w:t>{</w:t>
       </w:r>
+      <w:proofErr w:type="spellStart"/>
       <w:r>
         <w:rPr>
           <w:rFonts w:ascii="Arial" w:hAnsi="Arial"/>
@@ -10455,6 +13200,7 @@
         </w:rPr>
         <w:t>textoFechaTipado</w:t>
       </w:r>
+      <w:proofErr w:type="spellEnd"/>
       <w:r>
         <w:rPr>
           <w:rFonts w:ascii="Arial" w:hAnsi="Arial"/>
@@ -10472,11 +13218,35 @@
           <w:sz w:val="22"/>
           <w:szCs w:val="22"/>
         </w:rPr>
-        <w:t>{textoFechaTipadoRRR}</w:t>
-      </w:r>
+        <w:t>{</w:t>
+      </w:r>
+      <w:proofErr w:type="spellStart"/>
       <w:r>
         <w:rPr>
           <w:rFonts w:ascii="Arial" w:hAnsi="Arial"/>
+          <w:b/>
+          <w:bCs/>
+          <w:color w:val="FF0000"/>
+          <w:sz w:val="22"/>
+          <w:szCs w:val="22"/>
+        </w:rPr>
+        <w:t>textoFechaTipadoRRR</w:t>
+      </w:r>
+      <w:proofErr w:type="spellEnd"/>
+      <w:r>
+        <w:rPr>
+          <w:rFonts w:ascii="Arial" w:hAnsi="Arial"/>
+          <w:b/>
+          <w:bCs/>
+          <w:color w:val="FF0000"/>
+          <w:sz w:val="22"/>
+          <w:szCs w:val="22"/>
+        </w:rPr>
+        <w:t>}</w:t>
+      </w:r>
+      <w:r>
+        <w:rPr>
+          <w:rFonts w:ascii="Arial" w:hAnsi="Arial"/>
           <w:sz w:val="22"/>
           <w:szCs w:val="22"/>
         </w:rPr>
@@ -10488,35 +13258,96 @@
           <w:sz w:val="22"/>
           <w:szCs w:val="22"/>
         </w:rPr>
-        <w:t>se evidencia que el importador todavía se encuentra dentro del plazo para realizar la transferencia por el pago de las mercancías; en tal sentido, corresponde la devolución solicitada por {fromDam-nombreEmpresa}</w:t>
-      </w:r>
+        <w:t>se evidencia que el importador todavía se encuentra dentro del plazo para realizar la transferencia por el pago de las mercancías; en tal sentido, corresponde la devolución solicitada por {</w:t>
+      </w:r>
+      <w:proofErr w:type="spellStart"/>
       <w:r>
         <w:rPr>
           <w:rFonts w:ascii="Arial" w:hAnsi="Arial"/>
+          <w:sz w:val="22"/>
+          <w:szCs w:val="22"/>
+        </w:rPr>
+        <w:t>fromDam-nombreEmpresa</w:t>
+      </w:r>
+      <w:proofErr w:type="spellEnd"/>
+      <w:r>
+        <w:rPr>
+          <w:rFonts w:ascii="Arial" w:hAnsi="Arial"/>
+          <w:sz w:val="22"/>
+          <w:szCs w:val="22"/>
+        </w:rPr>
+        <w:t>}</w:t>
+      </w:r>
+      <w:r>
+        <w:rPr>
+          <w:rFonts w:ascii="Arial" w:hAnsi="Arial"/>
           <w:b/>
           <w:bCs/>
           <w:color w:val="FF0000"/>
           <w:sz w:val="22"/>
           <w:szCs w:val="22"/>
         </w:rPr>
-        <w:t>{fromDam-nombreEmpresaRRR}</w:t>
-      </w:r>
+        <w:t>{</w:t>
+      </w:r>
+      <w:proofErr w:type="spellStart"/>
       <w:r>
         <w:rPr>
           <w:rFonts w:ascii="Arial" w:hAnsi="Arial"/>
-          <w:sz w:val="22"/>
-          <w:szCs w:val="22"/>
-        </w:rPr>
-        <w:t xml:space="preserve">. identificada con RUC n.º {fromDam-ruc} al </w:t>
-      </w:r>
+          <w:b/>
+          <w:bCs/>
+          <w:color w:val="FF0000"/>
+          <w:sz w:val="22"/>
+          <w:szCs w:val="22"/>
+        </w:rPr>
+        <w:t>fromDam-nombreEmpresaRRR</w:t>
+      </w:r>
+      <w:proofErr w:type="spellEnd"/>
       <w:r>
         <w:rPr>
           <w:rFonts w:ascii="Arial" w:hAnsi="Arial"/>
+          <w:b/>
+          <w:bCs/>
+          <w:color w:val="FF0000"/>
+          <w:sz w:val="22"/>
+          <w:szCs w:val="22"/>
+        </w:rPr>
+        <w:t>}</w:t>
+      </w:r>
+      <w:r>
+        <w:rPr>
+          <w:rFonts w:ascii="Arial" w:hAnsi="Arial"/>
+          <w:sz w:val="22"/>
+          <w:szCs w:val="22"/>
+        </w:rPr>
+        <w:t>. identificada con RUC n.º {</w:t>
+      </w:r>
+      <w:proofErr w:type="spellStart"/>
+      <w:r>
+        <w:rPr>
+          <w:rFonts w:ascii="Arial" w:hAnsi="Arial"/>
+          <w:sz w:val="22"/>
+          <w:szCs w:val="22"/>
+        </w:rPr>
+        <w:t>fromDam</w:t>
+      </w:r>
+      <w:proofErr w:type="spellEnd"/>
+      <w:r>
+        <w:rPr>
+          <w:rFonts w:ascii="Arial" w:hAnsi="Arial"/>
+          <w:sz w:val="22"/>
+          <w:szCs w:val="22"/>
+        </w:rPr>
+        <w:t xml:space="preserve">-ruc} al </w:t>
+      </w:r>
+      <w:r>
+        <w:rPr>
+          <w:rFonts w:ascii="Arial" w:hAnsi="Arial"/>
           <w:sz w:val="22"/>
           <w:szCs w:val="22"/>
         </w:rPr>
         <w:t>{</w:t>
       </w:r>
+      <w:proofErr w:type="spellStart"/>
       <w:r>
         <w:rPr>
           <w:rFonts w:ascii="Arial" w:hAnsi="Arial"/>
@@ -10525,6 +13356,7 @@
         </w:rPr>
         <w:t>textoPlazoFactura</w:t>
       </w:r>
+      <w:proofErr w:type="spellEnd"/>
       <w:r>
         <w:rPr>
           <w:rFonts w:ascii="Arial" w:hAnsi="Arial"/>
@@ -10575,12 +13407,14 @@
         </w:rPr>
         <w:t>{/</w:t>
       </w:r>
+      <w:proofErr w:type="spellStart"/>
       <w:r>
         <w:rPr>
           <w:rFonts w:ascii="Arial" w:hAnsi="Arial" w:cs="Arial"/>
         </w:rPr>
         <w:t>estadoPagoFacturaTipoPlazo</w:t>
       </w:r>
+      <w:proofErr w:type="spellEnd"/>
       <w:r>
         <w:rPr>
           <w:rFonts w:ascii="Arial" w:hAnsi="Arial" w:cs="Arial"/>
@@ -10732,6 +13566,7 @@
         </w:rPr>
         <w:t>{/</w:t>
       </w:r>
+      <w:proofErr w:type="spellStart"/>
       <w:r>
         <w:rPr>
           <w:rFonts w:ascii="Arial" w:hAnsi="Arial" w:cs="Arial"/>
@@ -10740,6 +13575,7 @@
         </w:rPr>
         <w:t>estadoPago</w:t>
       </w:r>
+      <w:proofErr w:type="spellEnd"/>
       <w:r>
         <w:rPr>
           <w:rFonts w:ascii="Arial" w:hAnsi="Arial" w:cs="Arial"/>
@@ -10920,7 +13756,25 @@
           <w:sz w:val="22"/>
           <w:szCs w:val="22"/>
         </w:rPr>
-        <w:t>{fromDam-numeroDam}</w:t>
+        <w:t>{</w:t>
+      </w:r>
+      <w:proofErr w:type="spellStart"/>
+      <w:r>
+        <w:rPr>
+          <w:rFonts w:ascii="Arial" w:hAnsi="Arial" w:cs="Arial"/>
+          <w:sz w:val="22"/>
+          <w:szCs w:val="22"/>
+        </w:rPr>
+        <w:t>fromDam-numeroDam</w:t>
+      </w:r>
+      <w:proofErr w:type="spellEnd"/>
+      <w:r>
+        <w:rPr>
+          <w:rFonts w:ascii="Arial" w:hAnsi="Arial" w:cs="Arial"/>
+          <w:sz w:val="22"/>
+          <w:szCs w:val="22"/>
+        </w:rPr>
+        <w:t>}</w:t>
       </w:r>
       <w:r>
         <w:rPr>
@@ -10981,6 +13835,7 @@
         </w:rPr>
         <w:t xml:space="preserve">Declarar procedente la regularización de la DAM </w:t>
       </w:r>
+      <w:proofErr w:type="spellStart"/>
       <w:r>
         <w:rPr>
           <w:rFonts w:ascii="Arial" w:hAnsi="Arial" w:cs="Arial"/>
@@ -10989,13 +13844,32 @@
         </w:rPr>
         <w:t>n.°</w:t>
       </w:r>
-      <w:r>
-        <w:rPr>
-          <w:rFonts w:ascii="Arial" w:hAnsi="Arial" w:cs="Arial"/>
-          <w:sz w:val="22"/>
-          <w:szCs w:val="22"/>
-        </w:rPr>
-        <w:t xml:space="preserve"> {fromDam-numeroDam}</w:t>
+      <w:proofErr w:type="spellEnd"/>
+      <w:r>
+        <w:rPr>
+          <w:rFonts w:ascii="Arial" w:hAnsi="Arial" w:cs="Arial"/>
+          <w:sz w:val="22"/>
+          <w:szCs w:val="22"/>
+        </w:rPr>
+        <w:t xml:space="preserve"> {</w:t>
+      </w:r>
+      <w:proofErr w:type="spellStart"/>
+      <w:r>
+        <w:rPr>
+          <w:rFonts w:ascii="Arial" w:hAnsi="Arial" w:cs="Arial"/>
+          <w:sz w:val="22"/>
+          <w:szCs w:val="22"/>
+        </w:rPr>
+        <w:t>fromDam-numeroDam</w:t>
+      </w:r>
+      <w:proofErr w:type="spellEnd"/>
+      <w:r>
+        <w:rPr>
+          <w:rFonts w:ascii="Arial" w:hAnsi="Arial" w:cs="Arial"/>
+          <w:sz w:val="22"/>
+          <w:szCs w:val="22"/>
+        </w:rPr>
+        <w:t>}</w:t>
       </w:r>
       <w:r>
         <w:rPr>
@@ -11158,7 +14032,25 @@
           <w:sz w:val="22"/>
           <w:szCs w:val="22"/>
         </w:rPr>
-        <w:t>{fromDam-nombreEmpresa}</w:t>
+        <w:t>{</w:t>
+      </w:r>
+      <w:proofErr w:type="spellStart"/>
+      <w:r>
+        <w:rPr>
+          <w:rFonts w:ascii="Arial" w:hAnsi="Arial" w:cs="Arial"/>
+          <w:sz w:val="22"/>
+          <w:szCs w:val="22"/>
+        </w:rPr>
+        <w:t>fromDam-nombreEmpresa</w:t>
+      </w:r>
+      <w:proofErr w:type="spellEnd"/>
+      <w:r>
+        <w:rPr>
+          <w:rFonts w:ascii="Arial" w:hAnsi="Arial" w:cs="Arial"/>
+          <w:sz w:val="22"/>
+          <w:szCs w:val="22"/>
+        </w:rPr>
+        <w:t>}</w:t>
       </w:r>
       <w:r>
         <w:rPr>
@@ -11177,6 +14069,7 @@
         </w:rPr>
         <w:t xml:space="preserve">sin perjuicio de la fiscalización posterior que pudiera realizar la Superintendencia Nacional de Aduanas y de Administración Tributaria – </w:t>
       </w:r>
+      <w:proofErr w:type="spellStart"/>
       <w:r>
         <w:rPr>
           <w:rFonts w:ascii="Arial" w:hAnsi="Arial" w:cs="Arial"/>
@@ -11185,6 +14078,7 @@
         </w:rPr>
         <w:t>Sunat</w:t>
       </w:r>
+      <w:proofErr w:type="spellEnd"/>
       <w:r>
         <w:rPr>
           <w:rFonts w:ascii="Arial" w:hAnsi="Arial" w:cs="Arial"/>
@@ -11222,6 +14116,7 @@
         </w:rPr>
         <w:t>{/</w:t>
       </w:r>
+      <w:proofErr w:type="spellStart"/>
       <w:r>
         <w:rPr>
           <w:rFonts w:ascii="Arial" w:hAnsi="Arial" w:cs="Arial"/>
@@ -11232,7 +14127,14 @@
         <w:rPr>
           <w:rFonts w:ascii="Arial" w:hAnsi="Arial" w:cs="Arial"/>
         </w:rPr>
-        <w:t>noProcPECO}</w:t>
+        <w:t>noProcPECO</w:t>
+      </w:r>
+      <w:proofErr w:type="spellEnd"/>
+      <w:r>
+        <w:rPr>
+          <w:rFonts w:ascii="Arial" w:hAnsi="Arial" w:cs="Arial"/>
+        </w:rPr>
+        <w:t>}</w:t>
       </w:r>
     </w:p>
     <w:p>
@@ -11297,6 +14199,7 @@
         </w:rPr>
         <w:t xml:space="preserve">procedente la regularización de la DAM </w:t>
       </w:r>
+      <w:proofErr w:type="spellStart"/>
       <w:r>
         <w:rPr>
           <w:rFonts w:ascii="Arial" w:hAnsi="Arial" w:cs="Arial"/>
@@ -11305,13 +14208,32 @@
         </w:rPr>
         <w:t>n.°</w:t>
       </w:r>
-      <w:r>
-        <w:rPr>
-          <w:rFonts w:ascii="Arial" w:hAnsi="Arial" w:cs="Arial"/>
-          <w:sz w:val="22"/>
-          <w:szCs w:val="22"/>
-        </w:rPr>
-        <w:t xml:space="preserve"> {fromDam-numeroDam} en el marco de la de la Ley n.º 27037 Ley de Promoción de la Inversión en la Amazonía y normas conexas</w:t>
+      <w:proofErr w:type="spellEnd"/>
+      <w:r>
+        <w:rPr>
+          <w:rFonts w:ascii="Arial" w:hAnsi="Arial" w:cs="Arial"/>
+          <w:sz w:val="22"/>
+          <w:szCs w:val="22"/>
+        </w:rPr>
+        <w:t xml:space="preserve"> {</w:t>
+      </w:r>
+      <w:proofErr w:type="spellStart"/>
+      <w:r>
+        <w:rPr>
+          <w:rFonts w:ascii="Arial" w:hAnsi="Arial" w:cs="Arial"/>
+          <w:sz w:val="22"/>
+          <w:szCs w:val="22"/>
+        </w:rPr>
+        <w:t>fromDam-numeroDam</w:t>
+      </w:r>
+      <w:proofErr w:type="spellEnd"/>
+      <w:r>
+        <w:rPr>
+          <w:rFonts w:ascii="Arial" w:hAnsi="Arial" w:cs="Arial"/>
+          <w:sz w:val="22"/>
+          <w:szCs w:val="22"/>
+        </w:rPr>
+        <w:t>} en el marco de la de la Ley n.º 27037 Ley de Promoción de la Inversión en la Amazonía y normas conexas</w:t>
       </w:r>
       <w:r>
         <w:rPr>
@@ -11366,8 +14288,27 @@
           <w:sz w:val="22"/>
           <w:szCs w:val="22"/>
         </w:rPr>
-        <w:t xml:space="preserve">la devolución por el importe de S/ {textoTotRegu27} en el marco de la Ley n.º 27037 Ley de Promoción de la Inversión en la Amazonía y normas conexas, a favor de {fromDam-nombreEmpresa}, sin perjuicio de la fiscalización posterior que pudiera realizar la Superintendencia Nacional de Aduanas y de Administración Tributaria – </w:t>
-      </w:r>
+        <w:t>la devolución por el importe de S/ {textoTotRegu27} en el marco de la Ley n.º 27037 Ley de Promoción de la Inversión en la Amazonía y normas conexas, a favor de {</w:t>
+      </w:r>
+      <w:proofErr w:type="spellStart"/>
+      <w:r>
+        <w:rPr>
+          <w:rFonts w:ascii="Arial" w:hAnsi="Arial" w:cs="Arial"/>
+          <w:sz w:val="22"/>
+          <w:szCs w:val="22"/>
+        </w:rPr>
+        <w:t>fromDam-nombreEmpresa</w:t>
+      </w:r>
+      <w:proofErr w:type="spellEnd"/>
+      <w:r>
+        <w:rPr>
+          <w:rFonts w:ascii="Arial" w:hAnsi="Arial" w:cs="Arial"/>
+          <w:sz w:val="22"/>
+          <w:szCs w:val="22"/>
+        </w:rPr>
+        <w:t xml:space="preserve">}, sin perjuicio de la fiscalización posterior que pudiera realizar la Superintendencia Nacional de Aduanas y de Administración Tributaria – </w:t>
+      </w:r>
+      <w:proofErr w:type="spellStart"/>
       <w:r>
         <w:rPr>
           <w:rFonts w:ascii="Arial" w:hAnsi="Arial" w:cs="Arial"/>
@@ -11376,6 +14317,7 @@
         </w:rPr>
         <w:t>Sunat</w:t>
       </w:r>
+      <w:proofErr w:type="spellEnd"/>
       <w:r>
         <w:rPr>
           <w:rFonts w:ascii="Arial" w:hAnsi="Arial" w:cs="Arial"/>
@@ -11414,6 +14356,7 @@
         </w:rPr>
         <w:t>{/</w:t>
       </w:r>
+      <w:proofErr w:type="spellStart"/>
       <w:r>
         <w:rPr>
           <w:rFonts w:ascii="Arial" w:hAnsi="Arial" w:cs="Arial"/>
@@ -11421,6 +14364,7 @@
         </w:rPr>
         <w:t>estadoOnlyAMAZONIA</w:t>
       </w:r>
+      <w:proofErr w:type="spellEnd"/>
       <w:r>
         <w:rPr>
           <w:rFonts w:ascii="Arial" w:hAnsi="Arial" w:cs="Arial"/>
@@ -11497,6 +14441,7 @@
         </w:rPr>
         <w:t xml:space="preserve">procedente la regularización de la DAM </w:t>
       </w:r>
+      <w:proofErr w:type="spellStart"/>
       <w:r>
         <w:rPr>
           <w:rFonts w:ascii="Arial" w:hAnsi="Arial" w:cs="Arial"/>
@@ -11505,13 +14450,32 @@
         </w:rPr>
         <w:t>n.°</w:t>
       </w:r>
-      <w:r>
-        <w:rPr>
-          <w:rFonts w:ascii="Arial" w:hAnsi="Arial" w:cs="Arial"/>
-          <w:sz w:val="22"/>
-          <w:szCs w:val="22"/>
-        </w:rPr>
-        <w:t xml:space="preserve"> {fromDam-numeroDam} en el marco del Decreto Supremo n.º 015-94-EF y la Ley n.º 27037 Ley de Promoción de la Inversión en la Amazonía y normas conexas</w:t>
+      <w:proofErr w:type="spellEnd"/>
+      <w:r>
+        <w:rPr>
+          <w:rFonts w:ascii="Arial" w:hAnsi="Arial" w:cs="Arial"/>
+          <w:sz w:val="22"/>
+          <w:szCs w:val="22"/>
+        </w:rPr>
+        <w:t xml:space="preserve"> {</w:t>
+      </w:r>
+      <w:proofErr w:type="spellStart"/>
+      <w:r>
+        <w:rPr>
+          <w:rFonts w:ascii="Arial" w:hAnsi="Arial" w:cs="Arial"/>
+          <w:sz w:val="22"/>
+          <w:szCs w:val="22"/>
+        </w:rPr>
+        <w:t>fromDam-numeroDam</w:t>
+      </w:r>
+      <w:proofErr w:type="spellEnd"/>
+      <w:r>
+        <w:rPr>
+          <w:rFonts w:ascii="Arial" w:hAnsi="Arial" w:cs="Arial"/>
+          <w:sz w:val="22"/>
+          <w:szCs w:val="22"/>
+        </w:rPr>
+        <w:t>} en el marco del Decreto Supremo n.º 015-94-EF y la Ley n.º 27037 Ley de Promoción de la Inversión en la Amazonía y normas conexas</w:t>
       </w:r>
       <w:r>
         <w:rPr>
@@ -11608,6 +14572,7 @@
         </w:rPr>
         <w:t xml:space="preserve"> {</w:t>
       </w:r>
+      <w:proofErr w:type="spellStart"/>
       <w:r>
         <w:rPr>
           <w:rFonts w:ascii="Arial" w:hAnsi="Arial" w:cs="Arial"/>
@@ -11616,6 +14581,7 @@
         </w:rPr>
         <w:t>textoTotReguPECO</w:t>
       </w:r>
+      <w:proofErr w:type="spellEnd"/>
       <w:r>
         <w:rPr>
           <w:rFonts w:ascii="Arial" w:hAnsi="Arial" w:cs="Arial"/>
@@ -11646,8 +14612,27 @@
           <w:sz w:val="22"/>
           <w:szCs w:val="22"/>
         </w:rPr>
-        <w:t xml:space="preserve"> por el importe de S/ {textoTotRegu27} en el marco de la Ley n.º 27037 Ley de Promoción de la Inversión en la Amazonía y normas conexas, a favor de {fromDam-nombreEmpresa}, sin perjuicio de la fiscalización posterior que pudiera realizar la Superintendencia Nacional de Aduanas y de Administración Tributaria – </w:t>
-      </w:r>
+        <w:t xml:space="preserve"> por el importe de S/ {textoTotRegu27} en el marco de la Ley n.º 27037 Ley de Promoción de la Inversión en la Amazonía y normas conexas, a favor de {</w:t>
+      </w:r>
+      <w:proofErr w:type="spellStart"/>
+      <w:r>
+        <w:rPr>
+          <w:rFonts w:ascii="Arial" w:hAnsi="Arial" w:cs="Arial"/>
+          <w:sz w:val="22"/>
+          <w:szCs w:val="22"/>
+        </w:rPr>
+        <w:t>fromDam-nombreEmpresa</w:t>
+      </w:r>
+      <w:proofErr w:type="spellEnd"/>
+      <w:r>
+        <w:rPr>
+          <w:rFonts w:ascii="Arial" w:hAnsi="Arial" w:cs="Arial"/>
+          <w:sz w:val="22"/>
+          <w:szCs w:val="22"/>
+        </w:rPr>
+        <w:t xml:space="preserve">}, sin perjuicio de la fiscalización posterior que pudiera realizar la Superintendencia Nacional de Aduanas y de Administración Tributaria – </w:t>
+      </w:r>
+      <w:proofErr w:type="spellStart"/>
       <w:r>
         <w:rPr>
           <w:rFonts w:ascii="Arial" w:hAnsi="Arial" w:cs="Arial"/>
@@ -11656,6 +14641,7 @@
         </w:rPr>
         <w:t>Sunat</w:t>
       </w:r>
+      <w:proofErr w:type="spellEnd"/>
       <w:r>
         <w:rPr>
           <w:rFonts w:ascii="Arial" w:hAnsi="Arial" w:cs="Arial"/>
@@ -11705,6 +14691,7 @@
         </w:rPr>
         <w:t>{/</w:t>
       </w:r>
+      <w:proofErr w:type="spellStart"/>
       <w:r>
         <w:rPr>
           <w:rFonts w:ascii="Arial" w:hAnsi="Arial" w:cs="Arial"/>
@@ -11715,7 +14702,14 @@
         <w:rPr>
           <w:rFonts w:ascii="Arial" w:hAnsi="Arial" w:cs="Arial"/>
         </w:rPr>
-        <w:t>Proc}</w:t>
+        <w:t>Proc</w:t>
+      </w:r>
+      <w:proofErr w:type="spellEnd"/>
+      <w:r>
+        <w:rPr>
+          <w:rFonts w:ascii="Arial" w:hAnsi="Arial" w:cs="Arial"/>
+        </w:rPr>
+        <w:t>}</w:t>
       </w:r>
     </w:p>
     <w:p>
@@ -11758,6 +14752,7 @@
         </w:rPr>
         <w:t xml:space="preserve">Declarar procedente la regularización de la DAM </w:t>
       </w:r>
+      <w:proofErr w:type="spellStart"/>
       <w:r>
         <w:rPr>
           <w:rFonts w:ascii="Arial" w:hAnsi="Arial" w:cs="Arial"/>
@@ -11766,13 +14761,32 @@
         </w:rPr>
         <w:t>n.°</w:t>
       </w:r>
-      <w:r>
-        <w:rPr>
-          <w:rFonts w:ascii="Arial" w:hAnsi="Arial" w:cs="Arial"/>
-          <w:sz w:val="22"/>
-          <w:szCs w:val="22"/>
-        </w:rPr>
-        <w:t xml:space="preserve"> {fromDam-numeroDam} en el marco del Decreto Supremo n.º 015-94-EF y normas conexas</w:t>
+      <w:proofErr w:type="spellEnd"/>
+      <w:r>
+        <w:rPr>
+          <w:rFonts w:ascii="Arial" w:hAnsi="Arial" w:cs="Arial"/>
+          <w:sz w:val="22"/>
+          <w:szCs w:val="22"/>
+        </w:rPr>
+        <w:t xml:space="preserve"> {</w:t>
+      </w:r>
+      <w:proofErr w:type="spellStart"/>
+      <w:r>
+        <w:rPr>
+          <w:rFonts w:ascii="Arial" w:hAnsi="Arial" w:cs="Arial"/>
+          <w:sz w:val="22"/>
+          <w:szCs w:val="22"/>
+        </w:rPr>
+        <w:t>fromDam-numeroDam</w:t>
+      </w:r>
+      <w:proofErr w:type="spellEnd"/>
+      <w:r>
+        <w:rPr>
+          <w:rFonts w:ascii="Arial" w:hAnsi="Arial" w:cs="Arial"/>
+          <w:sz w:val="22"/>
+          <w:szCs w:val="22"/>
+        </w:rPr>
+        <w:t>} en el marco del Decreto Supremo n.º 015-94-EF y normas conexas</w:t>
       </w:r>
       <w:r>
         <w:rPr>
@@ -11817,8 +14831,27 @@
           <w:sz w:val="22"/>
           <w:szCs w:val="22"/>
         </w:rPr>
-        <w:t xml:space="preserve">Autorizar la devolución por el importe de S/ {textoTotRegu27} en el marco del Decreto Supremo n.º 015-94-EF y normas conexas, a favor de {fromDam-nombreEmpresa}, sin perjuicio de la fiscalización posterior que pudiera realizar la Superintendencia Nacional de Aduanas y de Administración Tributaria – </w:t>
-      </w:r>
+        <w:t>Autorizar la devolución por el importe de S/ {textoTotRegu27} en el marco del Decreto Supremo n.º 015-94-EF y normas conexas, a favor de {</w:t>
+      </w:r>
+      <w:proofErr w:type="spellStart"/>
+      <w:r>
+        <w:rPr>
+          <w:rFonts w:ascii="Arial" w:hAnsi="Arial" w:cs="Arial"/>
+          <w:sz w:val="22"/>
+          <w:szCs w:val="22"/>
+        </w:rPr>
+        <w:t>fromDam-nombreEmpresa</w:t>
+      </w:r>
+      <w:proofErr w:type="spellEnd"/>
+      <w:r>
+        <w:rPr>
+          <w:rFonts w:ascii="Arial" w:hAnsi="Arial" w:cs="Arial"/>
+          <w:sz w:val="22"/>
+          <w:szCs w:val="22"/>
+        </w:rPr>
+        <w:t xml:space="preserve">}, sin perjuicio de la fiscalización posterior que pudiera realizar la Superintendencia Nacional de Aduanas y de Administración Tributaria – </w:t>
+      </w:r>
+      <w:proofErr w:type="spellStart"/>
       <w:r>
         <w:rPr>
           <w:rFonts w:ascii="Arial" w:hAnsi="Arial" w:cs="Arial"/>
@@ -11827,6 +14860,7 @@
         </w:rPr>
         <w:t>Sunat</w:t>
       </w:r>
+      <w:proofErr w:type="spellEnd"/>
       <w:r>
         <w:rPr>
           <w:rFonts w:ascii="Arial" w:hAnsi="Arial" w:cs="Arial"/>
@@ -11863,7 +14897,25 @@
           <w:sz w:val="22"/>
           <w:szCs w:val="22"/>
         </w:rPr>
-        <w:t>{/estadoOnlyPECO}</w:t>
+        <w:t>{/</w:t>
+      </w:r>
+      <w:proofErr w:type="spellStart"/>
+      <w:r>
+        <w:rPr>
+          <w:rFonts w:ascii="Arial" w:hAnsi="Arial" w:cs="Arial"/>
+          <w:sz w:val="22"/>
+          <w:szCs w:val="22"/>
+        </w:rPr>
+        <w:t>estadoOnlyPECO</w:t>
+      </w:r>
+      <w:proofErr w:type="spellEnd"/>
+      <w:r>
+        <w:rPr>
+          <w:rFonts w:ascii="Arial" w:hAnsi="Arial" w:cs="Arial"/>
+          <w:sz w:val="22"/>
+          <w:szCs w:val="22"/>
+        </w:rPr>
+        <w:t>}</w:t>
       </w:r>
     </w:p>
     <w:p>
@@ -11916,7 +14968,7 @@
 </file>
 
 <file path=word/numbering.xml><?xml version="1.0" encoding="utf-8"?>
-<w:numbering xmlns:wpc="http://schemas.microsoft.com/office/word/2010/wordprocessingCanvas" xmlns:cx="http://schemas.microsoft.com/office/drawing/2014/chartex" xmlns:cx1="http://schemas.microsoft.com/office/drawing/2015/9/8/chartex" xmlns:cx2="http://schemas.microsoft.com/office/drawing/2015/10/21/chartex" xmlns:cx3="http://schemas.microsoft.com/office/drawing/2016/5/9/chartex" xmlns:cx4="http://schemas.microsoft.com/office/drawing/2016/5/10/chartex" xmlns:cx5="http://schemas.microsoft.com/office/drawing/2016/5/11/chartex" xmlns:cx6="http://schemas.microsoft.com/office/drawing/2016/5/12/chartex" xmlns:cx7="http://schemas.microsoft.com/office/drawing/2016/5/13/chartex" xmlns:cx8="http://schemas.microsoft.com/office/drawing/2016/5/14/chartex" xmlns:mc="http://schemas.openxmlformats.org/markup-compatibility/2006" xmlns:aink="http://schemas.microsoft.com/office/drawing/2016/ink" xmlns:am3d="http://schemas.microsoft.com/office/drawing/2017/model3d" xmlns:o="urn:schemas-microsoft-com:office:office" xmlns:oel="http://schemas.microsoft.com/office/2019/extlst" xmlns:r="http://schemas.openxmlformats.org/officeDocument/2006/relationships" xmlns:m="http://schemas.openxmlformats.org/officeDocument/2006/math" xmlns:v="urn:schemas-microsoft-com:vml" xmlns:wp14="http://schemas.microsoft.com/office/word/2010/wordprocessingDrawing" xmlns:wp="http://schemas.openxmlformats.org/drawingml/2006/wordprocessingDrawing" xmlns:w10="urn:schemas-microsoft-com:office:word" xmlns:w="http://schemas.openxmlformats.org/wordprocessingml/2006/main" xmlns:w14="http://schemas.microsoft.com/office/word/2010/wordml" xmlns:w15="http://schemas.microsoft.com/office/word/2012/wordml" xmlns:w16cex="http://schemas.microsoft.com/office/word/2018/wordml/cex" xmlns:w16cid="http://schemas.microsoft.com/office/word/2016/wordml/cid" xmlns:w16="http://schemas.microsoft.com/office/word/2018/wordml" xmlns:w16du="http://schemas.microsoft.com/office/word/2023/wordml/word16du" xmlns:w16sdtdh="http://schemas.microsoft.com/office/word/2020/wordml/sdtdatahash" xmlns:w16se="http://schemas.microsoft.com/office/word/2015/wordml/symex" xmlns:wpg="http://schemas.microsoft.com/office/word/2010/wordprocessingGroup" xmlns:wpi="http://schemas.microsoft.com/office/word/2010/wordprocessingInk" xmlns:wne="http://schemas.microsoft.com/office/word/2006/wordml" xmlns:wps="http://schemas.microsoft.com/office/word/2010/wordprocessingShape" mc:Ignorable="w14 w15 w16se w16cid w16 w16cex w16sdtdh w16du wp14">
+<w:numbering xmlns:wpc="http://schemas.microsoft.com/office/word/2010/wordprocessingCanvas" xmlns:cx="http://schemas.microsoft.com/office/drawing/2014/chartex" xmlns:cx1="http://schemas.microsoft.com/office/drawing/2015/9/8/chartex" xmlns:cx2="http://schemas.microsoft.com/office/drawing/2015/10/21/chartex" xmlns:cx3="http://schemas.microsoft.com/office/drawing/2016/5/9/chartex" xmlns:cx4="http://schemas.microsoft.com/office/drawing/2016/5/10/chartex" xmlns:cx5="http://schemas.microsoft.com/office/drawing/2016/5/11/chartex" xmlns:cx6="http://schemas.microsoft.com/office/drawing/2016/5/12/chartex" xmlns:cx7="http://schemas.microsoft.com/office/drawing/2016/5/13/chartex" xmlns:cx8="http://schemas.microsoft.com/office/drawing/2016/5/14/chartex" xmlns:mc="http://schemas.openxmlformats.org/markup-compatibility/2006" xmlns:aink="http://schemas.microsoft.com/office/drawing/2016/ink" xmlns:am3d="http://schemas.microsoft.com/office/drawing/2017/model3d" xmlns:o="urn:schemas-microsoft-com:office:office" xmlns:oel="http://schemas.microsoft.com/office/2019/extlst" xmlns:r="http://schemas.openxmlformats.org/officeDocument/2006/relationships" xmlns:m="http://schemas.openxmlformats.org/officeDocument/2006/math" xmlns:v="urn:schemas-microsoft-com:vml" xmlns:wp14="http://schemas.microsoft.com/office/word/2010/wordprocessingDrawing" xmlns:wp="http://schemas.openxmlformats.org/drawingml/2006/wordprocessingDrawing" xmlns:w10="urn:schemas-microsoft-com:office:word" xmlns:w="http://schemas.openxmlformats.org/wordprocessingml/2006/main" xmlns:w14="http://schemas.microsoft.com/office/word/2010/wordml" xmlns:w15="http://schemas.microsoft.com/office/word/2012/wordml" xmlns:w16cex="http://schemas.microsoft.com/office/word/2018/wordml/cex" xmlns:w16cid="http://schemas.microsoft.com/office/word/2016/wordml/cid" xmlns:w16="http://schemas.microsoft.com/office/word/2018/wordml" xmlns:w16sdtdh="http://schemas.microsoft.com/office/word/2020/wordml/sdtdatahash" xmlns:w16se="http://schemas.microsoft.com/office/word/2015/wordml/symex" xmlns:wpg="http://schemas.microsoft.com/office/word/2010/wordprocessingGroup" xmlns:wpi="http://schemas.microsoft.com/office/word/2010/wordprocessingInk" xmlns:wne="http://schemas.microsoft.com/office/word/2006/wordml" xmlns:wps="http://schemas.microsoft.com/office/word/2010/wordprocessingShape" mc:Ignorable="w14 w15 w16se w16cid w16 w16cex w16sdtdh wp14">
   <w:abstractNum w:abstractNumId="0" w15:restartNumberingAfterBreak="0">
     <w:nsid w:val="1148259D"/>
     <w:multiLevelType w:val="multilevel"/>
@@ -12670,7 +15722,7 @@
 </file>
 
 <file path=word/styles.xml><?xml version="1.0" encoding="utf-8"?>
-<w:styles xmlns:mc="http://schemas.openxmlformats.org/markup-compatibility/2006" xmlns:r="http://schemas.openxmlformats.org/officeDocument/2006/relationships" xmlns:w="http://schemas.openxmlformats.org/wordprocessingml/2006/main" xmlns:w14="http://schemas.microsoft.com/office/word/2010/wordml" xmlns:w15="http://schemas.microsoft.com/office/word/2012/wordml" xmlns:w16cex="http://schemas.microsoft.com/office/word/2018/wordml/cex" xmlns:w16cid="http://schemas.microsoft.com/office/word/2016/wordml/cid" xmlns:w16="http://schemas.microsoft.com/office/word/2018/wordml" xmlns:w16du="http://schemas.microsoft.com/office/word/2023/wordml/word16du" xmlns:w16sdtdh="http://schemas.microsoft.com/office/word/2020/wordml/sdtdatahash" xmlns:w16se="http://schemas.microsoft.com/office/word/2015/wordml/symex" mc:Ignorable="w14 w15 w16se w16cid w16 w16cex w16sdtdh w16du">
+<w:styles xmlns:mc="http://schemas.openxmlformats.org/markup-compatibility/2006" xmlns:r="http://schemas.openxmlformats.org/officeDocument/2006/relationships" xmlns:w="http://schemas.openxmlformats.org/wordprocessingml/2006/main" xmlns:w14="http://schemas.microsoft.com/office/word/2010/wordml" xmlns:w15="http://schemas.microsoft.com/office/word/2012/wordml" xmlns:w16cex="http://schemas.microsoft.com/office/word/2018/wordml/cex" xmlns:w16cid="http://schemas.microsoft.com/office/word/2016/wordml/cid" xmlns:w16="http://schemas.microsoft.com/office/word/2018/wordml" xmlns:w16sdtdh="http://schemas.microsoft.com/office/word/2020/wordml/sdtdatahash" xmlns:w16se="http://schemas.microsoft.com/office/word/2015/wordml/symex" mc:Ignorable="w14 w15 w16se w16cid w16 w16cex w16sdtdh">
   <w:docDefaults>
     <w:rPrDefault>
       <w:rPr>
